--- a/fuentes/CF_04_33130244.docx
+++ b/fuentes/CF_04_33130244.docx
@@ -1,6 +1,6 @@
 
 <file path=word/document.xml><?xml version="1.0" encoding="utf-8"?>
-<w:document xmlns:wpc="http://schemas.microsoft.com/office/word/2010/wordprocessingCanvas" xmlns:cx="http://schemas.microsoft.com/office/drawing/2014/chartex" xmlns:cx1="http://schemas.microsoft.com/office/drawing/2015/9/8/chartex" xmlns:cx2="http://schemas.microsoft.com/office/drawing/2015/10/21/chartex" xmlns:cx3="http://schemas.microsoft.com/office/drawing/2016/5/9/chartex" xmlns:cx4="http://schemas.microsoft.com/office/drawing/2016/5/10/chartex" xmlns:cx5="http://schemas.microsoft.com/office/drawing/2016/5/11/chartex" xmlns:cx6="http://schemas.microsoft.com/office/drawing/2016/5/12/chartex" xmlns:cx7="http://schemas.microsoft.com/office/drawing/2016/5/13/chartex" xmlns:cx8="http://schemas.microsoft.com/office/drawing/2016/5/14/chartex" xmlns:mc="http://schemas.openxmlformats.org/markup-compatibility/2006" xmlns:aink="http://schemas.microsoft.com/office/drawing/2016/ink" xmlns:am3d="http://schemas.microsoft.com/office/drawing/2017/model3d" xmlns:o="urn:schemas-microsoft-com:office:office" xmlns:oel="http://schemas.microsoft.com/office/2019/extlst" xmlns:r="http://schemas.openxmlformats.org/officeDocument/2006/relationships" xmlns:m="http://schemas.openxmlformats.org/officeDocument/2006/math" xmlns:v="urn:schemas-microsoft-com:vml" xmlns:wp14="http://schemas.microsoft.com/office/word/2010/wordprocessingDrawing" xmlns:wp="http://schemas.openxmlformats.org/drawingml/2006/wordprocessingDrawing" xmlns:w10="urn:schemas-microsoft-com:office:word" xmlns:w="http://schemas.openxmlformats.org/wordprocessingml/2006/main" xmlns:w14="http://schemas.microsoft.com/office/word/2010/wordml" xmlns:w15="http://schemas.microsoft.com/office/word/2012/wordml" xmlns:w16cex="http://schemas.microsoft.com/office/word/2018/wordml/cex" xmlns:w16cid="http://schemas.microsoft.com/office/word/2016/wordml/cid" xmlns:w16="http://schemas.microsoft.com/office/word/2018/wordml" xmlns:w16du="http://schemas.microsoft.com/office/word/2023/wordml/word16du" xmlns:w16sdtdh="http://schemas.microsoft.com/office/word/2020/wordml/sdtdatahash" xmlns:w16sdtfl="http://schemas.microsoft.com/office/word/2024/wordml/sdtformatlock" xmlns:w16se="http://schemas.microsoft.com/office/word/2015/wordml/symex" xmlns:wpg="http://schemas.microsoft.com/office/word/2010/wordprocessingGroup" xmlns:wpi="http://schemas.microsoft.com/office/word/2010/wordprocessingInk" xmlns:wne="http://schemas.microsoft.com/office/word/2006/wordml" xmlns:wps="http://schemas.microsoft.com/office/word/2010/wordprocessingShape" xmlns:a="http://schemas.openxmlformats.org/drawingml/2006/main" xmlns:pic="http://schemas.openxmlformats.org/drawingml/2006/picture" xmlns:dgm="http://schemas.openxmlformats.org/drawingml/2006/diagram" xmlns:a14="http://schemas.microsoft.com/office/drawing/2010/main" mc:Ignorable="w14 w15 w16se w16cid w16 w16cex w16sdtdh w16sdtfl w16du wp14">
+<w:document xmlns:wpc="http://schemas.microsoft.com/office/word/2010/wordprocessingCanvas" xmlns:cx="http://schemas.microsoft.com/office/drawing/2014/chartex" xmlns:cx1="http://schemas.microsoft.com/office/drawing/2015/9/8/chartex" xmlns:cx2="http://schemas.microsoft.com/office/drawing/2015/10/21/chartex" xmlns:cx3="http://schemas.microsoft.com/office/drawing/2016/5/9/chartex" xmlns:cx4="http://schemas.microsoft.com/office/drawing/2016/5/10/chartex" xmlns:cx5="http://schemas.microsoft.com/office/drawing/2016/5/11/chartex" xmlns:cx6="http://schemas.microsoft.com/office/drawing/2016/5/12/chartex" xmlns:cx7="http://schemas.microsoft.com/office/drawing/2016/5/13/chartex" xmlns:cx8="http://schemas.microsoft.com/office/drawing/2016/5/14/chartex" xmlns:mc="http://schemas.openxmlformats.org/markup-compatibility/2006" xmlns:aink="http://schemas.microsoft.com/office/drawing/2016/ink" xmlns:am3d="http://schemas.microsoft.com/office/drawing/2017/model3d" xmlns:o="urn:schemas-microsoft-com:office:office" xmlns:r="http://schemas.openxmlformats.org/officeDocument/2006/relationships" xmlns:m="http://schemas.openxmlformats.org/officeDocument/2006/math" xmlns:v="urn:schemas-microsoft-com:vml" xmlns:wp14="http://schemas.microsoft.com/office/word/2010/wordprocessingDrawing" xmlns:wp="http://schemas.openxmlformats.org/drawingml/2006/wordprocessingDrawing" xmlns:w10="urn:schemas-microsoft-com:office:word" xmlns:w="http://schemas.openxmlformats.org/wordprocessingml/2006/main" xmlns:w14="http://schemas.microsoft.com/office/word/2010/wordml" xmlns:w15="http://schemas.microsoft.com/office/word/2012/wordml" xmlns:w16cex="http://schemas.microsoft.com/office/word/2018/wordml/cex" xmlns:w16cid="http://schemas.microsoft.com/office/word/2016/wordml/cid" xmlns:w16="http://schemas.microsoft.com/office/word/2018/wordml" xmlns:w16sdtdh="http://schemas.microsoft.com/office/word/2020/wordml/sdtdatahash" xmlns:w16se="http://schemas.microsoft.com/office/word/2015/wordml/symex" xmlns:wpg="http://schemas.microsoft.com/office/word/2010/wordprocessingGroup" xmlns:wpi="http://schemas.microsoft.com/office/word/2010/wordprocessingInk" xmlns:wne="http://schemas.microsoft.com/office/word/2006/wordml" xmlns:wps="http://schemas.microsoft.com/office/word/2010/wordprocessingShape" mc:Ignorable="w14 w15 w16se w16cid w16 w16cex w16sdtdh wp14">
   <w:body>
     <w:p>
       <w:pPr>
@@ -56,12 +56,12 @@
         <w:tblW w:w="9962" w:type="dxa"/>
         <w:tblInd w:w="0" w:type="dxa"/>
         <w:tblBorders>
-          <w:top w:val="single" w:color="000000" w:sz="4" w:space="0"/>
-          <w:left w:val="single" w:color="000000" w:sz="4" w:space="0"/>
-          <w:bottom w:val="single" w:color="000000" w:sz="4" w:space="0"/>
-          <w:right w:val="single" w:color="000000" w:sz="4" w:space="0"/>
-          <w:insideH w:val="single" w:color="000000" w:sz="4" w:space="0"/>
-          <w:insideV w:val="single" w:color="000000" w:sz="4" w:space="0"/>
+          <w:top w:val="single" w:sz="4" w:space="0" w:color="000000"/>
+          <w:left w:val="single" w:sz="4" w:space="0" w:color="000000"/>
+          <w:bottom w:val="single" w:sz="4" w:space="0" w:color="000000"/>
+          <w:right w:val="single" w:sz="4" w:space="0" w:color="000000"/>
+          <w:insideH w:val="single" w:sz="4" w:space="0" w:color="000000"/>
+          <w:insideV w:val="single" w:sz="4" w:space="0" w:color="000000"/>
         </w:tblBorders>
         <w:tblLayout w:type="fixed"/>
         <w:tblLook w:val="0400" w:firstRow="0" w:lastRow="0" w:firstColumn="0" w:lastColumn="0" w:noHBand="0" w:noVBand="1"/>
@@ -145,12 +145,12 @@
         <w:tblW w:w="9962" w:type="dxa"/>
         <w:tblInd w:w="0" w:type="dxa"/>
         <w:tblBorders>
-          <w:top w:val="single" w:color="000000" w:sz="4" w:space="0"/>
-          <w:left w:val="single" w:color="000000" w:sz="4" w:space="0"/>
-          <w:bottom w:val="single" w:color="000000" w:sz="4" w:space="0"/>
-          <w:right w:val="single" w:color="000000" w:sz="4" w:space="0"/>
-          <w:insideH w:val="single" w:color="000000" w:sz="4" w:space="0"/>
-          <w:insideV w:val="single" w:color="000000" w:sz="4" w:space="0"/>
+          <w:top w:val="single" w:sz="4" w:space="0" w:color="000000"/>
+          <w:left w:val="single" w:sz="4" w:space="0" w:color="000000"/>
+          <w:bottom w:val="single" w:sz="4" w:space="0" w:color="000000"/>
+          <w:right w:val="single" w:sz="4" w:space="0" w:color="000000"/>
+          <w:insideH w:val="single" w:sz="4" w:space="0" w:color="000000"/>
+          <w:insideV w:val="single" w:sz="4" w:space="0" w:color="000000"/>
         </w:tblBorders>
         <w:tblLayout w:type="fixed"/>
         <w:tblLook w:val="0400" w:firstRow="0" w:lastRow="0" w:firstColumn="0" w:lastColumn="0" w:noHBand="0" w:noVBand="1"/>
@@ -305,12 +305,12 @@
         <w:tblW w:w="9962" w:type="dxa"/>
         <w:tblInd w:w="0" w:type="dxa"/>
         <w:tblBorders>
-          <w:top w:val="single" w:color="000000" w:sz="4" w:space="0"/>
-          <w:left w:val="single" w:color="000000" w:sz="4" w:space="0"/>
-          <w:bottom w:val="single" w:color="000000" w:sz="4" w:space="0"/>
-          <w:right w:val="single" w:color="000000" w:sz="4" w:space="0"/>
-          <w:insideH w:val="single" w:color="000000" w:sz="4" w:space="0"/>
-          <w:insideV w:val="single" w:color="000000" w:sz="4" w:space="0"/>
+          <w:top w:val="single" w:sz="4" w:space="0" w:color="000000"/>
+          <w:left w:val="single" w:sz="4" w:space="0" w:color="000000"/>
+          <w:bottom w:val="single" w:sz="4" w:space="0" w:color="000000"/>
+          <w:right w:val="single" w:sz="4" w:space="0" w:color="000000"/>
+          <w:insideH w:val="single" w:sz="4" w:space="0" w:color="000000"/>
+          <w:insideV w:val="single" w:sz="4" w:space="0" w:color="000000"/>
         </w:tblBorders>
         <w:tblLayout w:type="fixed"/>
         <w:tblLook w:val="0400" w:firstRow="0" w:lastRow="0" w:firstColumn="0" w:lastColumn="0" w:noHBand="0" w:noVBand="1"/>
@@ -327,7 +327,6 @@
           <w:tcPr>
             <w:tcW w:w="3397" w:type="dxa"/>
             <w:shd w:val="clear" w:color="auto" w:fill="auto"/>
-            <w:tcMar/>
             <w:vAlign w:val="center"/>
           </w:tcPr>
           <w:p>
@@ -353,7 +352,6 @@
           <w:tcPr>
             <w:tcW w:w="6565" w:type="dxa"/>
             <w:shd w:val="clear" w:color="auto" w:fill="auto"/>
-            <w:tcMar/>
             <w:vAlign w:val="center"/>
           </w:tcPr>
           <w:p>
@@ -388,7 +386,6 @@
           <w:tcPr>
             <w:tcW w:w="3397" w:type="dxa"/>
             <w:shd w:val="clear" w:color="auto" w:fill="auto"/>
-            <w:tcMar/>
             <w:vAlign w:val="center"/>
           </w:tcPr>
           <w:p>
@@ -414,7 +411,6 @@
           <w:tcPr>
             <w:tcW w:w="6565" w:type="dxa"/>
             <w:shd w:val="clear" w:color="auto" w:fill="auto"/>
-            <w:tcMar/>
             <w:vAlign w:val="center"/>
           </w:tcPr>
           <w:p>
@@ -445,7 +441,6 @@
           <w:tcPr>
             <w:tcW w:w="3397" w:type="dxa"/>
             <w:shd w:val="clear" w:color="auto" w:fill="auto"/>
-            <w:tcMar/>
             <w:vAlign w:val="center"/>
           </w:tcPr>
           <w:p>
@@ -471,43 +466,25 @@
           <w:tcPr>
             <w:tcW w:w="6565" w:type="dxa"/>
             <w:shd w:val="clear" w:color="auto" w:fill="auto"/>
-            <w:tcMar/>
             <w:vAlign w:val="center"/>
           </w:tcPr>
-          <w:p w14:noSpellErr="1">
+          <w:p>
             <w:pPr>
               <w:spacing w:line="276" w:lineRule="auto"/>
               <w:rPr>
                 <w:color w:val="000000" w:themeColor="text1"/>
-                <w:lang w:val="es-ES"/>
+                <w:szCs w:val="20"/>
+                <w:lang w:val="es-ES_tradnl"/>
               </w:rPr>
             </w:pPr>
             <w:r>
               <w:rPr>
                 <w:b w:val="0"/>
-                <w:bCs w:val="0"/>
-                <w:color w:val="000000" w:themeColor="text1" w:themeTint="FF" w:themeShade="FF"/>
-                <w:lang w:val="es-ES"/>
-              </w:rPr>
-              <w:t xml:space="preserve">Este componente formativo trata sobre la movilización social y la autogestión, impulsadas por la organización comunitaria y el empoderamiento. Promueve la </w:t>
-            </w:r>
-            <w:r>
-              <w:rPr>
-                <w:b w:val="0"/>
-                <w:bCs w:val="0"/>
-                <w:color w:val="000000" w:themeColor="text1" w:themeTint="FF" w:themeShade="FF"/>
-                <w:lang w:val="es-ES"/>
-              </w:rPr>
-              <w:t>participación activa</w:t>
-            </w:r>
-            <w:r>
-              <w:rPr>
-                <w:b w:val="0"/>
-                <w:bCs w:val="0"/>
-                <w:color w:val="000000" w:themeColor="text1" w:themeTint="FF" w:themeShade="FF"/>
-                <w:lang w:val="es-ES"/>
-              </w:rPr>
-              <w:t>, la toma de decisiones autónomas y el uso eficiente de recursos para transformar la salud pública. Se utilizan herramientas como el árbol de soluciones, la espina de pescado y SARAR para fortalecer el análisis y la acción colectiva</w:t>
+                <w:color w:val="000000" w:themeColor="text1"/>
+                <w:szCs w:val="20"/>
+                <w:lang w:val="es-ES_tradnl"/>
+              </w:rPr>
+              <w:t>Este componente formativo trata sobre la movilización social y la autogestión, impulsadas por la organización comunitaria y el empoderamiento. Promueve la participación activa, la toma de decisiones autónomas y el uso eficiente de recursos para transformar la salud pública. Se utilizan herramientas como el árbol de soluciones, la espina de pescado y SARAR para fortalecer el análisis y la acción colectiva</w:t>
             </w:r>
           </w:p>
         </w:tc>
@@ -520,7 +497,6 @@
           <w:tcPr>
             <w:tcW w:w="3397" w:type="dxa"/>
             <w:shd w:val="clear" w:color="auto" w:fill="auto"/>
-            <w:tcMar/>
             <w:vAlign w:val="center"/>
           </w:tcPr>
           <w:p>
@@ -546,7 +522,6 @@
           <w:tcPr>
             <w:tcW w:w="6565" w:type="dxa"/>
             <w:shd w:val="clear" w:color="auto" w:fill="auto"/>
-            <w:tcMar/>
             <w:vAlign w:val="center"/>
           </w:tcPr>
           <w:p>
@@ -622,12 +597,12 @@
         <w:tblW w:w="9962" w:type="dxa"/>
         <w:tblInd w:w="0" w:type="dxa"/>
         <w:tblBorders>
-          <w:top w:val="single" w:color="000000" w:sz="4" w:space="0"/>
-          <w:left w:val="single" w:color="000000" w:sz="4" w:space="0"/>
-          <w:bottom w:val="single" w:color="000000" w:sz="4" w:space="0"/>
-          <w:right w:val="single" w:color="000000" w:sz="4" w:space="0"/>
-          <w:insideH w:val="single" w:color="000000" w:sz="4" w:space="0"/>
-          <w:insideV w:val="single" w:color="000000" w:sz="4" w:space="0"/>
+          <w:top w:val="single" w:sz="4" w:space="0" w:color="000000"/>
+          <w:left w:val="single" w:sz="4" w:space="0" w:color="000000"/>
+          <w:bottom w:val="single" w:sz="4" w:space="0" w:color="000000"/>
+          <w:right w:val="single" w:sz="4" w:space="0" w:color="000000"/>
+          <w:insideH w:val="single" w:sz="4" w:space="0" w:color="000000"/>
+          <w:insideV w:val="single" w:sz="4" w:space="0" w:color="000000"/>
         </w:tblBorders>
         <w:tblLayout w:type="fixed"/>
         <w:tblLook w:val="0400" w:firstRow="0" w:lastRow="0" w:firstColumn="0" w:lastColumn="0" w:noHBand="0" w:noVBand="1"/>
@@ -852,7 +827,7 @@
           <w:lang w:val="es-ES_tradnl"/>
         </w:rPr>
       </w:pPr>
-      <w:bookmarkStart w:name="_Toc214405612" w:id="0"/>
+      <w:bookmarkStart w:id="0" w:name="_Toc214405612"/>
       <w:r>
         <w:rPr>
           <w:b/>
@@ -860,6 +835,7 @@
           <w:szCs w:val="20"/>
           <w:lang w:val="es-ES_tradnl"/>
         </w:rPr>
+        <w:lastRenderedPageBreak/>
         <w:t>TABLA DE CONTENIDOS</w:t>
       </w:r>
       <w:bookmarkEnd w:id="0"/>
@@ -884,28 +860,23 @@
     </w:p>
     <w:sdt>
       <w:sdtPr>
+        <w:rPr>
+          <w:rFonts w:ascii="Arial" w:eastAsia="Arial" w:hAnsi="Arial" w:cs="Arial"/>
+          <w:color w:val="auto"/>
+          <w:sz w:val="20"/>
+          <w:szCs w:val="20"/>
+          <w:lang w:val="es-ES_tradnl"/>
+        </w:rPr>
         <w:id w:val="921366254"/>
         <w:docPartObj>
           <w:docPartGallery w:val="Table of Contents"/>
           <w:docPartUnique/>
         </w:docPartObj>
-        <w:rPr>
-          <w:rFonts w:ascii="Arial" w:hAnsi="Arial" w:eastAsia="Arial" w:cs="Arial"/>
-          <w:color w:val="auto"/>
-          <w:sz w:val="20"/>
-          <w:szCs w:val="20"/>
-          <w:lang w:val="es-ES"/>
-        </w:rPr>
       </w:sdtPr>
       <w:sdtEndPr>
         <w:rPr>
-          <w:rFonts w:ascii="Arial" w:hAnsi="Arial" w:eastAsia="Arial" w:cs="Arial"/>
-          <w:b w:val="1"/>
-          <w:bCs w:val="1"/>
-          <w:color w:val="auto"/>
-          <w:sz w:val="20"/>
-          <w:szCs w:val="20"/>
-          <w:lang w:val="es-ES"/>
+          <w:b/>
+          <w:bCs/>
         </w:rPr>
       </w:sdtEndPr>
       <w:sdtContent>
@@ -930,7 +901,7 @@
               <w:tab w:val="right" w:leader="dot" w:pos="9962"/>
             </w:tabs>
             <w:rPr>
-              <w:rFonts w:asciiTheme="minorHAnsi" w:hAnsiTheme="minorHAnsi" w:eastAsiaTheme="minorEastAsia" w:cstheme="minorBidi"/>
+              <w:rFonts w:asciiTheme="minorHAnsi" w:eastAsiaTheme="minorEastAsia" w:hAnsiTheme="minorHAnsi" w:cstheme="minorBidi"/>
               <w:noProof/>
               <w:sz w:val="22"/>
             </w:rPr>
@@ -965,7 +936,7 @@
             </w:rPr>
             <w:fldChar w:fldCharType="separate"/>
           </w:r>
-          <w:hyperlink w:history="1" w:anchor="_Toc214405612">
+          <w:hyperlink w:anchor="_Toc214405612" w:history="1">
             <w:r>
               <w:rPr>
                 <w:rStyle w:val="Hipervnculo"/>
@@ -978,7 +949,7 @@
             </w:r>
             <w:r>
               <w:rPr>
-                <w:rFonts w:asciiTheme="minorHAnsi" w:hAnsiTheme="minorHAnsi" w:eastAsiaTheme="minorEastAsia" w:cstheme="minorBidi"/>
+                <w:rFonts w:asciiTheme="minorHAnsi" w:eastAsiaTheme="minorEastAsia" w:hAnsiTheme="minorHAnsi" w:cstheme="minorBidi"/>
                 <w:noProof/>
                 <w:sz w:val="22"/>
               </w:rPr>
@@ -1052,12 +1023,12 @@
               <w:tab w:val="right" w:leader="dot" w:pos="9962"/>
             </w:tabs>
             <w:rPr>
-              <w:rFonts w:asciiTheme="minorHAnsi" w:hAnsiTheme="minorHAnsi" w:eastAsiaTheme="minorEastAsia" w:cstheme="minorBidi"/>
+              <w:rFonts w:asciiTheme="minorHAnsi" w:eastAsiaTheme="minorEastAsia" w:hAnsiTheme="minorHAnsi" w:cstheme="minorBidi"/>
               <w:noProof/>
               <w:sz w:val="22"/>
             </w:rPr>
           </w:pPr>
-          <w:hyperlink w:history="1" w:anchor="_Toc214405613">
+          <w:hyperlink w:anchor="_Toc214405613" w:history="1">
             <w:r>
               <w:rPr>
                 <w:rStyle w:val="Hipervnculo"/>
@@ -1070,7 +1041,7 @@
             </w:r>
             <w:r>
               <w:rPr>
-                <w:rFonts w:asciiTheme="minorHAnsi" w:hAnsiTheme="minorHAnsi" w:eastAsiaTheme="minorEastAsia" w:cstheme="minorBidi"/>
+                <w:rFonts w:asciiTheme="minorHAnsi" w:eastAsiaTheme="minorEastAsia" w:hAnsiTheme="minorHAnsi" w:cstheme="minorBidi"/>
                 <w:noProof/>
                 <w:sz w:val="22"/>
               </w:rPr>
@@ -1144,12 +1115,12 @@
               <w:tab w:val="right" w:leader="dot" w:pos="9962"/>
             </w:tabs>
             <w:rPr>
-              <w:rFonts w:asciiTheme="minorHAnsi" w:hAnsiTheme="minorHAnsi" w:eastAsiaTheme="minorEastAsia" w:cstheme="minorBidi"/>
+              <w:rFonts w:asciiTheme="minorHAnsi" w:eastAsiaTheme="minorEastAsia" w:hAnsiTheme="minorHAnsi" w:cstheme="minorBidi"/>
               <w:noProof/>
               <w:sz w:val="22"/>
             </w:rPr>
           </w:pPr>
-          <w:hyperlink w:history="1" w:anchor="_Toc214405614">
+          <w:hyperlink w:anchor="_Toc214405614" w:history="1">
             <w:r>
               <w:rPr>
                 <w:rStyle w:val="Hipervnculo"/>
@@ -1162,7 +1133,7 @@
             </w:r>
             <w:r>
               <w:rPr>
-                <w:rFonts w:asciiTheme="minorHAnsi" w:hAnsiTheme="minorHAnsi" w:eastAsiaTheme="minorEastAsia" w:cstheme="minorBidi"/>
+                <w:rFonts w:asciiTheme="minorHAnsi" w:eastAsiaTheme="minorEastAsia" w:hAnsiTheme="minorHAnsi" w:cstheme="minorBidi"/>
                 <w:noProof/>
                 <w:sz w:val="22"/>
               </w:rPr>
@@ -1235,12 +1206,12 @@
               <w:tab w:val="right" w:leader="dot" w:pos="9962"/>
             </w:tabs>
             <w:rPr>
-              <w:rFonts w:asciiTheme="minorHAnsi" w:hAnsiTheme="minorHAnsi" w:eastAsiaTheme="minorEastAsia" w:cstheme="minorBidi"/>
+              <w:rFonts w:asciiTheme="minorHAnsi" w:eastAsiaTheme="minorEastAsia" w:hAnsiTheme="minorHAnsi" w:cstheme="minorBidi"/>
               <w:noProof/>
               <w:sz w:val="22"/>
             </w:rPr>
           </w:pPr>
-          <w:hyperlink w:history="1" w:anchor="_Toc214405615">
+          <w:hyperlink w:anchor="_Toc214405615" w:history="1">
             <w:r>
               <w:rPr>
                 <w:rStyle w:val="Hipervnculo"/>
@@ -1308,12 +1279,12 @@
               <w:tab w:val="right" w:leader="dot" w:pos="9962"/>
             </w:tabs>
             <w:rPr>
-              <w:rFonts w:asciiTheme="minorHAnsi" w:hAnsiTheme="minorHAnsi" w:eastAsiaTheme="minorEastAsia" w:cstheme="minorBidi"/>
+              <w:rFonts w:asciiTheme="minorHAnsi" w:eastAsiaTheme="minorEastAsia" w:hAnsiTheme="minorHAnsi" w:cstheme="minorBidi"/>
               <w:noProof/>
               <w:sz w:val="22"/>
             </w:rPr>
           </w:pPr>
-          <w:hyperlink w:history="1" w:anchor="_Toc214405616">
+          <w:hyperlink w:anchor="_Toc214405616" w:history="1">
             <w:r>
               <w:rPr>
                 <w:rStyle w:val="Hipervnculo"/>
@@ -1379,12 +1350,12 @@
               <w:tab w:val="right" w:leader="dot" w:pos="9962"/>
             </w:tabs>
             <w:rPr>
-              <w:rFonts w:asciiTheme="minorHAnsi" w:hAnsiTheme="minorHAnsi" w:eastAsiaTheme="minorEastAsia" w:cstheme="minorBidi"/>
+              <w:rFonts w:asciiTheme="minorHAnsi" w:eastAsiaTheme="minorEastAsia" w:hAnsiTheme="minorHAnsi" w:cstheme="minorBidi"/>
               <w:noProof/>
               <w:sz w:val="22"/>
             </w:rPr>
           </w:pPr>
-          <w:hyperlink w:history="1" w:anchor="_Toc214405617">
+          <w:hyperlink w:anchor="_Toc214405617" w:history="1">
             <w:r>
               <w:rPr>
                 <w:rStyle w:val="Hipervnculo"/>
@@ -1450,12 +1421,12 @@
               <w:tab w:val="right" w:leader="dot" w:pos="9962"/>
             </w:tabs>
             <w:rPr>
-              <w:rFonts w:asciiTheme="minorHAnsi" w:hAnsiTheme="minorHAnsi" w:eastAsiaTheme="minorEastAsia" w:cstheme="minorBidi"/>
+              <w:rFonts w:asciiTheme="minorHAnsi" w:eastAsiaTheme="minorEastAsia" w:hAnsiTheme="minorHAnsi" w:cstheme="minorBidi"/>
               <w:noProof/>
               <w:sz w:val="22"/>
             </w:rPr>
           </w:pPr>
-          <w:hyperlink w:history="1" w:anchor="_Toc214405618">
+          <w:hyperlink w:anchor="_Toc214405618" w:history="1">
             <w:r>
               <w:rPr>
                 <w:rStyle w:val="Hipervnculo"/>
@@ -1521,12 +1492,12 @@
               <w:tab w:val="right" w:leader="dot" w:pos="9962"/>
             </w:tabs>
             <w:rPr>
-              <w:rFonts w:asciiTheme="minorHAnsi" w:hAnsiTheme="minorHAnsi" w:eastAsiaTheme="minorEastAsia" w:cstheme="minorBidi"/>
+              <w:rFonts w:asciiTheme="minorHAnsi" w:eastAsiaTheme="minorEastAsia" w:hAnsiTheme="minorHAnsi" w:cstheme="minorBidi"/>
               <w:noProof/>
               <w:sz w:val="22"/>
             </w:rPr>
           </w:pPr>
-          <w:hyperlink w:history="1" w:anchor="_Toc214405619">
+          <w:hyperlink w:anchor="_Toc214405619" w:history="1">
             <w:r>
               <w:rPr>
                 <w:rStyle w:val="Hipervnculo"/>
@@ -1593,12 +1564,12 @@
               <w:tab w:val="right" w:leader="dot" w:pos="9962"/>
             </w:tabs>
             <w:rPr>
-              <w:rFonts w:asciiTheme="minorHAnsi" w:hAnsiTheme="minorHAnsi" w:eastAsiaTheme="minorEastAsia" w:cstheme="minorBidi"/>
+              <w:rFonts w:asciiTheme="minorHAnsi" w:eastAsiaTheme="minorEastAsia" w:hAnsiTheme="minorHAnsi" w:cstheme="minorBidi"/>
               <w:noProof/>
               <w:sz w:val="22"/>
             </w:rPr>
           </w:pPr>
-          <w:hyperlink w:history="1" w:anchor="_Toc214405620">
+          <w:hyperlink w:anchor="_Toc214405620" w:history="1">
             <w:r>
               <w:rPr>
                 <w:rStyle w:val="Hipervnculo"/>
@@ -1611,7 +1582,7 @@
             </w:r>
             <w:r>
               <w:rPr>
-                <w:rFonts w:asciiTheme="minorHAnsi" w:hAnsiTheme="minorHAnsi" w:eastAsiaTheme="minorEastAsia" w:cstheme="minorBidi"/>
+                <w:rFonts w:asciiTheme="minorHAnsi" w:eastAsiaTheme="minorEastAsia" w:hAnsiTheme="minorHAnsi" w:cstheme="minorBidi"/>
                 <w:noProof/>
                 <w:sz w:val="22"/>
               </w:rPr>
@@ -1685,12 +1656,12 @@
               <w:tab w:val="right" w:leader="dot" w:pos="9962"/>
             </w:tabs>
             <w:rPr>
-              <w:rFonts w:asciiTheme="minorHAnsi" w:hAnsiTheme="minorHAnsi" w:eastAsiaTheme="minorEastAsia" w:cstheme="minorBidi"/>
+              <w:rFonts w:asciiTheme="minorHAnsi" w:eastAsiaTheme="minorEastAsia" w:hAnsiTheme="minorHAnsi" w:cstheme="minorBidi"/>
               <w:noProof/>
               <w:sz w:val="22"/>
             </w:rPr>
           </w:pPr>
-          <w:hyperlink w:history="1" w:anchor="_Toc214405621">
+          <w:hyperlink w:anchor="_Toc214405621" w:history="1">
             <w:r>
               <w:rPr>
                 <w:rStyle w:val="Hipervnculo"/>
@@ -1702,7 +1673,7 @@
             </w:r>
             <w:r>
               <w:rPr>
-                <w:rFonts w:asciiTheme="minorHAnsi" w:hAnsiTheme="minorHAnsi" w:eastAsiaTheme="minorEastAsia" w:cstheme="minorBidi"/>
+                <w:rFonts w:asciiTheme="minorHAnsi" w:eastAsiaTheme="minorEastAsia" w:hAnsiTheme="minorHAnsi" w:cstheme="minorBidi"/>
                 <w:noProof/>
                 <w:sz w:val="22"/>
               </w:rPr>
@@ -1786,12 +1757,12 @@
               <w:tab w:val="right" w:leader="dot" w:pos="9962"/>
             </w:tabs>
             <w:rPr>
-              <w:rFonts w:asciiTheme="minorHAnsi" w:hAnsiTheme="minorHAnsi" w:eastAsiaTheme="minorEastAsia" w:cstheme="minorBidi"/>
+              <w:rFonts w:asciiTheme="minorHAnsi" w:eastAsiaTheme="minorEastAsia" w:hAnsiTheme="minorHAnsi" w:cstheme="minorBidi"/>
               <w:noProof/>
               <w:sz w:val="22"/>
             </w:rPr>
           </w:pPr>
-          <w:hyperlink w:history="1" w:anchor="_Toc214405622">
+          <w:hyperlink w:anchor="_Toc214405622" w:history="1">
             <w:r>
               <w:rPr>
                 <w:rStyle w:val="Hipervnculo"/>
@@ -1803,7 +1774,7 @@
             </w:r>
             <w:r>
               <w:rPr>
-                <w:rFonts w:asciiTheme="minorHAnsi" w:hAnsiTheme="minorHAnsi" w:eastAsiaTheme="minorEastAsia" w:cstheme="minorBidi"/>
+                <w:rFonts w:asciiTheme="minorHAnsi" w:eastAsiaTheme="minorEastAsia" w:hAnsiTheme="minorHAnsi" w:cstheme="minorBidi"/>
                 <w:noProof/>
                 <w:sz w:val="22"/>
               </w:rPr>
@@ -1876,12 +1847,12 @@
               <w:tab w:val="right" w:leader="dot" w:pos="9962"/>
             </w:tabs>
             <w:rPr>
-              <w:rFonts w:asciiTheme="minorHAnsi" w:hAnsiTheme="minorHAnsi" w:eastAsiaTheme="minorEastAsia" w:cstheme="minorBidi"/>
+              <w:rFonts w:asciiTheme="minorHAnsi" w:eastAsiaTheme="minorEastAsia" w:hAnsiTheme="minorHAnsi" w:cstheme="minorBidi"/>
               <w:noProof/>
               <w:sz w:val="22"/>
             </w:rPr>
           </w:pPr>
-          <w:hyperlink w:history="1" w:anchor="_Toc214405623">
+          <w:hyperlink w:anchor="_Toc214405623" w:history="1">
             <w:r>
               <w:rPr>
                 <w:rStyle w:val="Hipervnculo"/>
@@ -1893,7 +1864,7 @@
             </w:r>
             <w:r>
               <w:rPr>
-                <w:rFonts w:asciiTheme="minorHAnsi" w:hAnsiTheme="minorHAnsi" w:eastAsiaTheme="minorEastAsia" w:cstheme="minorBidi"/>
+                <w:rFonts w:asciiTheme="minorHAnsi" w:eastAsiaTheme="minorEastAsia" w:hAnsiTheme="minorHAnsi" w:cstheme="minorBidi"/>
                 <w:noProof/>
                 <w:sz w:val="22"/>
               </w:rPr>
@@ -1966,12 +1937,12 @@
               <w:tab w:val="right" w:leader="dot" w:pos="9962"/>
             </w:tabs>
             <w:rPr>
-              <w:rFonts w:asciiTheme="minorHAnsi" w:hAnsiTheme="minorHAnsi" w:eastAsiaTheme="minorEastAsia" w:cstheme="minorBidi"/>
+              <w:rFonts w:asciiTheme="minorHAnsi" w:eastAsiaTheme="minorEastAsia" w:hAnsiTheme="minorHAnsi" w:cstheme="minorBidi"/>
               <w:noProof/>
               <w:sz w:val="22"/>
             </w:rPr>
           </w:pPr>
-          <w:hyperlink w:history="1" w:anchor="_Toc214405624">
+          <w:hyperlink w:anchor="_Toc214405624" w:history="1">
             <w:r>
               <w:rPr>
                 <w:rStyle w:val="Hipervnculo"/>
@@ -1983,7 +1954,7 @@
             </w:r>
             <w:r>
               <w:rPr>
-                <w:rFonts w:asciiTheme="minorHAnsi" w:hAnsiTheme="minorHAnsi" w:eastAsiaTheme="minorEastAsia" w:cstheme="minorBidi"/>
+                <w:rFonts w:asciiTheme="minorHAnsi" w:eastAsiaTheme="minorEastAsia" w:hAnsiTheme="minorHAnsi" w:cstheme="minorBidi"/>
                 <w:noProof/>
                 <w:sz w:val="22"/>
               </w:rPr>
@@ -2056,12 +2027,12 @@
               <w:tab w:val="right" w:leader="dot" w:pos="9962"/>
             </w:tabs>
             <w:rPr>
-              <w:rFonts w:asciiTheme="minorHAnsi" w:hAnsiTheme="minorHAnsi" w:eastAsiaTheme="minorEastAsia" w:cstheme="minorBidi"/>
+              <w:rFonts w:asciiTheme="minorHAnsi" w:eastAsiaTheme="minorEastAsia" w:hAnsiTheme="minorHAnsi" w:cstheme="minorBidi"/>
               <w:noProof/>
               <w:sz w:val="22"/>
             </w:rPr>
           </w:pPr>
-          <w:hyperlink w:history="1" w:anchor="_Toc214405625">
+          <w:hyperlink w:anchor="_Toc214405625" w:history="1">
             <w:r>
               <w:rPr>
                 <w:rStyle w:val="Hipervnculo"/>
@@ -2073,7 +2044,7 @@
             </w:r>
             <w:r>
               <w:rPr>
-                <w:rFonts w:asciiTheme="minorHAnsi" w:hAnsiTheme="minorHAnsi" w:eastAsiaTheme="minorEastAsia" w:cstheme="minorBidi"/>
+                <w:rFonts w:asciiTheme="minorHAnsi" w:eastAsiaTheme="minorEastAsia" w:hAnsiTheme="minorHAnsi" w:cstheme="minorBidi"/>
                 <w:noProof/>
                 <w:sz w:val="22"/>
               </w:rPr>
@@ -2146,12 +2117,12 @@
               <w:tab w:val="right" w:leader="dot" w:pos="9962"/>
             </w:tabs>
             <w:rPr>
-              <w:rFonts w:asciiTheme="minorHAnsi" w:hAnsiTheme="minorHAnsi" w:eastAsiaTheme="minorEastAsia" w:cstheme="minorBidi"/>
+              <w:rFonts w:asciiTheme="minorHAnsi" w:eastAsiaTheme="minorEastAsia" w:hAnsiTheme="minorHAnsi" w:cstheme="minorBidi"/>
               <w:noProof/>
               <w:sz w:val="22"/>
             </w:rPr>
           </w:pPr>
-          <w:hyperlink w:history="1" w:anchor="_Toc214405626">
+          <w:hyperlink w:anchor="_Toc214405626" w:history="1">
             <w:r>
               <w:rPr>
                 <w:rStyle w:val="Hipervnculo"/>
@@ -2163,7 +2134,7 @@
             </w:r>
             <w:r>
               <w:rPr>
-                <w:rFonts w:asciiTheme="minorHAnsi" w:hAnsiTheme="minorHAnsi" w:eastAsiaTheme="minorEastAsia" w:cstheme="minorBidi"/>
+                <w:rFonts w:asciiTheme="minorHAnsi" w:eastAsiaTheme="minorEastAsia" w:hAnsiTheme="minorHAnsi" w:cstheme="minorBidi"/>
                 <w:noProof/>
                 <w:sz w:val="22"/>
               </w:rPr>
@@ -2393,7 +2364,7 @@
           <w:lang w:val="es-ES_tradnl"/>
         </w:rPr>
       </w:pPr>
-      <w:bookmarkStart w:name="_Toc214405613" w:id="1"/>
+      <w:bookmarkStart w:id="1" w:name="_Toc214405613"/>
       <w:r>
         <w:rPr>
           <w:b/>
@@ -2401,6 +2372,7 @@
           <w:szCs w:val="20"/>
           <w:lang w:val="es-ES_tradnl"/>
         </w:rPr>
+        <w:lastRenderedPageBreak/>
         <w:t>INTRODUCCIÓN</w:t>
       </w:r>
       <w:bookmarkEnd w:id="1"/>
@@ -2651,8 +2623,8 @@
           </mc:Choice>
           <mc:Fallback>
             <w:pict>
-              <v:rect id="Rectángulo 249" style="width:426.15pt;height:57.65pt;visibility:visible;mso-wrap-style:square;mso-left-percent:-10001;mso-top-percent:-10001;mso-position-horizontal:absolute;mso-position-horizontal-relative:char;mso-position-vertical:absolute;mso-position-vertical-relative:line;mso-left-percent:-10001;mso-top-percent:-10001;v-text-anchor:middle" o:spid="_x0000_s1026" fillcolor="#39a900" strokecolor="#42719b" strokeweight="1pt" w14:anchorId="14494F4E" o:gfxdata="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">
-                <v:stroke miterlimit="5243f" startarrowwidth="narrow" startarrowlength="short" endarrowwidth="narrow" endarrowlength="short"/>
+              <v:rect w14:anchorId="14494F4E" id="Rectángulo 249" o:spid="_x0000_s1026" style="width:426.15pt;height:57.65pt;visibility:visible;mso-wrap-style:square;mso-left-percent:-10001;mso-top-percent:-10001;mso-position-horizontal:absolute;mso-position-horizontal-relative:char;mso-position-vertical:absolute;mso-position-vertical-relative:line;mso-left-percent:-10001;mso-top-percent:-10001;v-text-anchor:middle" o:gfxdata="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" fillcolor="#39a900" strokecolor="#42719b" strokeweight="1pt">
+                <v:stroke startarrowwidth="narrow" startarrowlength="short" endarrowwidth="narrow" endarrowlength="short" miterlimit="5243f"/>
                 <v:textbox inset="2.53958mm,1.2694mm,2.53958mm,1.2694mm">
                   <w:txbxContent>
                     <w:p>
@@ -2906,13 +2878,14 @@
           <w:lang w:val="es-ES_tradnl"/>
         </w:rPr>
       </w:pPr>
-      <w:bookmarkStart w:name="_Toc214405614" w:id="2"/>
+      <w:bookmarkStart w:id="2" w:name="_Toc214405614"/>
       <w:r>
         <w:rPr>
           <w:b/>
           <w:bCs/>
           <w:lang w:val="es-ES_tradnl"/>
         </w:rPr>
+        <w:lastRenderedPageBreak/>
         <w:t>D</w:t>
       </w:r>
       <w:r>
@@ -2943,7 +2916,7 @@
           <w:lang w:val="es-ES_tradnl"/>
         </w:rPr>
       </w:pPr>
-      <w:bookmarkStart w:name="_Toc214405615" w:id="3"/>
+      <w:bookmarkStart w:id="3" w:name="_Toc214405615"/>
       <w:r>
         <w:rPr>
           <w:b/>
@@ -3237,19 +3210,11 @@
           <w:lang w:val="es-ES_tradnl"/>
         </w:rPr>
       </w:pPr>
-      <w:proofErr w:type="spellStart"/>
-      <w:r>
-        <w:rPr>
-          <w:lang w:val="es-ES_tradnl"/>
-        </w:rPr>
-        <w:t>Till</w:t>
-      </w:r>
-      <w:proofErr w:type="spellEnd"/>
-      <w:r>
-        <w:rPr>
-          <w:lang w:val="es-ES_tradnl"/>
-        </w:rPr>
-        <w:t xml:space="preserve"> </w:t>
+      <w:r>
+        <w:rPr>
+          <w:lang w:val="es-ES_tradnl"/>
+        </w:rPr>
+        <w:t xml:space="preserve">Till </w:t>
       </w:r>
       <w:r>
         <w:rPr>
@@ -3669,6 +3634,7 @@
           <w:color w:val="000000" w:themeColor="text1"/>
           <w:lang w:val="es-ES_tradnl"/>
         </w:rPr>
+        <w:lastRenderedPageBreak/>
         <w:t>Duración y estructura informal</w:t>
       </w:r>
     </w:p>
@@ -3946,6 +3912,7 @@
           <w:szCs w:val="20"/>
           <w:lang w:val="es-ES_tradnl"/>
         </w:rPr>
+        <w:lastRenderedPageBreak/>
         <w:drawing>
           <wp:inline distT="0" distB="0" distL="0" distR="0" wp14:anchorId="1E39F95D" wp14:editId="13F35A62">
             <wp:extent cx="4181475" cy="2105025"/>
@@ -4233,12 +4200,12 @@
           </mc:Choice>
           <mc:Fallback>
             <w:pict>
-              <v:shapetype id="_x0000_t202" coordsize="21600,21600" o:spt="202" path="m,l,21600r21600,l21600,xe" w14:anchorId="23268FBF">
+              <v:shapetype w14:anchorId="23268FBF" id="_x0000_t202" coordsize="21600,21600" o:spt="202" path="m,l,21600r21600,l21600,xe">
                 <v:stroke joinstyle="miter"/>
                 <v:path gradientshapeok="t" o:connecttype="rect"/>
               </v:shapetype>
-              <v:shape id="Cuadro de texto 4" style="width:2in;height:2in;visibility:visible;mso-wrap-style:none;mso-left-percent:-10001;mso-top-percent:-10001;mso-position-horizontal:absolute;mso-position-horizontal-relative:char;mso-position-vertical:absolute;mso-position-vertical-relative:line;mso-left-percent:-10001;mso-top-percent:-10001;v-text-anchor:top" o:spid="_x0000_s1027" fillcolor="#4f81bd [3204]" strokecolor="white [3201]" strokeweight="3pt" type="#_x0000_t202" o:gfxdata="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">
-                <v:shadow on="t" color="black" opacity="24903f" offset="0,.55556mm" origin=",.5"/>
+              <v:shape id="Cuadro de texto 4" o:spid="_x0000_s1027" type="#_x0000_t202" style="width:2in;height:2in;visibility:visible;mso-wrap-style:none;mso-left-percent:-10001;mso-top-percent:-10001;mso-position-horizontal:absolute;mso-position-horizontal-relative:char;mso-position-vertical:absolute;mso-position-vertical-relative:line;mso-left-percent:-10001;mso-top-percent:-10001;v-text-anchor:top" o:gfxdata="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" fillcolor="#4f81bd [3204]" strokecolor="white [3201]" strokeweight="3pt">
+                <v:shadow on="t" color="black" opacity="24903f" origin=",.5" offset="0,.55556mm"/>
                 <v:textbox style="mso-fit-shape-to-text:t">
                   <w:txbxContent>
                     <w:p>
@@ -4280,7 +4247,7 @@
           <w:lang w:val="es-ES_tradnl"/>
         </w:rPr>
       </w:pPr>
-      <w:bookmarkStart w:name="_Toc214405616" w:id="6"/>
+      <w:bookmarkStart w:id="6" w:name="_Toc214405616"/>
       <w:r>
         <w:rPr>
           <w:szCs w:val="20"/>
@@ -4328,31 +4295,27 @@
         </w:rPr>
       </w:pPr>
     </w:p>
-    <w:p w14:noSpellErr="1">
-      <w:pPr>
-        <w:rPr>
-          <w:color w:val="000000"/>
-          <w:lang w:val="es-ES"/>
-        </w:rPr>
-      </w:pPr>
-      <w:r>
-        <w:rPr>
-          <w:color w:val="000000" w:themeColor="text1" w:themeTint="FF" w:themeShade="FF"/>
-          <w:lang w:val="es-ES"/>
-        </w:rPr>
-        <w:t>La autogestión, desde una perspectiva técnica, ha sido definida por diferentes autores sociales como un proceso de organización y toma de decisiones autónoma protagonizado por individuos o comunidades, sin mediación de grupos externos.</w:t>
-      </w:r>
-      <w:r>
-        <w:rPr>
-          <w:color w:val="000000" w:themeColor="text1" w:themeTint="FF" w:themeShade="FF"/>
-          <w:lang w:val="es-ES"/>
-        </w:rPr>
-        <w:t xml:space="preserve"> Estas definiciones enfatizan la autonomía, la democracia, la participación y el poder directo sobre los procesos sociales, económicos o políticos involucrado</w:t>
-      </w:r>
-      <w:r>
-        <w:rPr>
-          <w:color w:val="000000" w:themeColor="text1" w:themeTint="FF" w:themeShade="FF"/>
-          <w:lang w:val="es-ES"/>
+    <w:p>
+      <w:pPr>
+        <w:rPr>
+          <w:color w:val="000000"/>
+          <w:szCs w:val="20"/>
+          <w:lang w:val="es-ES_tradnl"/>
+        </w:rPr>
+      </w:pPr>
+      <w:r>
+        <w:rPr>
+          <w:color w:val="000000"/>
+          <w:szCs w:val="20"/>
+          <w:lang w:val="es-ES_tradnl"/>
+        </w:rPr>
+        <w:t>La autogestión, desde una perspectiva técnica, ha sido definida por diferentes autores sociales como un proceso de organización y toma de decisiones autónoma protagonizado por individuos o comunidades, sin mediación de grupos externos. Estas definiciones enfatizan la autonomía, la democracia, la participación y el poder directo sobre los procesos sociales, económicos o políticos involucrado</w:t>
+      </w:r>
+      <w:r>
+        <w:rPr>
+          <w:color w:val="000000"/>
+          <w:szCs w:val="20"/>
+          <w:lang w:val="es-ES_tradnl"/>
         </w:rPr>
         <w:t>.</w:t>
       </w:r>
@@ -4471,6 +4434,7 @@
           <w:color w:val="000000" w:themeColor="text1"/>
           <w:lang w:val="es-ES_tradnl"/>
         </w:rPr>
+        <w:lastRenderedPageBreak/>
         <w:t xml:space="preserve">Cornelius Castoriadis </w:t>
       </w:r>
     </w:p>
@@ -4573,47 +4537,20 @@
           <w:numId w:val="5"/>
         </w:numPr>
         <w:rPr>
-          <w:b w:val="1"/>
-          <w:bCs w:val="1"/>
-          <w:color w:val="000000"/>
-          <w:lang w:val="es-ES"/>
-        </w:rPr>
-      </w:pPr>
-      <w:r>
-        <w:rPr>
-          <w:b w:val="1"/>
-          <w:bCs w:val="1"/>
-          <w:color w:val="000000" w:themeColor="text1" w:themeTint="FF" w:themeShade="FF"/>
-          <w:lang w:val="es-ES"/>
-        </w:rPr>
-        <w:t>Bourdet</w:t>
-      </w:r>
-      <w:r>
-        <w:rPr>
-          <w:b w:val="1"/>
-          <w:bCs w:val="1"/>
-          <w:color w:val="000000" w:themeColor="text1" w:themeTint="FF" w:themeShade="FF"/>
-          <w:lang w:val="es-ES"/>
-        </w:rPr>
-        <w:t xml:space="preserve"> y </w:t>
-      </w:r>
-      <w:r>
-        <w:rPr>
-          <w:b w:val="1"/>
-          <w:bCs w:val="1"/>
-          <w:color w:val="000000" w:themeColor="text1" w:themeTint="FF" w:themeShade="FF"/>
-          <w:lang w:val="es-ES"/>
-        </w:rPr>
-        <w:t>Guillerm</w:t>
-      </w:r>
-      <w:r>
-        <w:rPr>
-          <w:b w:val="1"/>
-          <w:bCs w:val="1"/>
-          <w:color w:val="000000" w:themeColor="text1" w:themeTint="FF" w:themeShade="FF"/>
-          <w:lang w:val="es-ES"/>
-        </w:rPr>
-        <w:t xml:space="preserve"> </w:t>
+          <w:b/>
+          <w:bCs/>
+          <w:color w:val="000000"/>
+          <w:lang w:val="es-ES_tradnl"/>
+        </w:rPr>
+      </w:pPr>
+      <w:r>
+        <w:rPr>
+          <w:b/>
+          <w:bCs/>
+          <w:color w:val="000000" w:themeColor="text1"/>
+          <w:lang w:val="es-ES_tradnl"/>
+        </w:rPr>
+        <w:t xml:space="preserve">Bourdet y Guillerm </w:t>
       </w:r>
     </w:p>
     <w:p>
@@ -4693,29 +4630,20 @@
           <w:numId w:val="5"/>
         </w:numPr>
         <w:rPr>
-          <w:b w:val="1"/>
-          <w:bCs w:val="1"/>
-          <w:color w:val="000000"/>
-          <w:lang w:val="es-ES"/>
-        </w:rPr>
-      </w:pPr>
-      <w:r>
-        <w:rPr>
-          <w:b w:val="1"/>
-          <w:bCs w:val="1"/>
-          <w:color w:val="000000" w:themeColor="text1" w:themeTint="FF" w:themeShade="FF"/>
-          <w:lang w:val="es-ES"/>
-        </w:rPr>
-        <w:t xml:space="preserve">Denis </w:t>
-      </w:r>
-      <w:r>
-        <w:rPr>
-          <w:b w:val="1"/>
-          <w:bCs w:val="1"/>
-          <w:color w:val="000000" w:themeColor="text1" w:themeTint="FF" w:themeShade="FF"/>
-          <w:lang w:val="es-ES"/>
-        </w:rPr>
-        <w:t>Rougemont</w:t>
+          <w:b/>
+          <w:bCs/>
+          <w:color w:val="000000"/>
+          <w:lang w:val="es-ES_tradnl"/>
+        </w:rPr>
+      </w:pPr>
+      <w:r>
+        <w:rPr>
+          <w:b/>
+          <w:bCs/>
+          <w:color w:val="000000" w:themeColor="text1"/>
+          <w:lang w:val="es-ES_tradnl"/>
+        </w:rPr>
+        <w:t>Denis Rougemont</w:t>
       </w:r>
     </w:p>
     <w:p>
@@ -4816,67 +4744,53 @@
         <w:pStyle w:val="Prrafodelista"/>
         <w:rPr>
           <w:color w:val="000000"/>
-          <w:lang w:val="es-ES"/>
-        </w:rPr>
-      </w:pPr>
-      <w:r>
-        <w:rPr>
-          <w:color w:val="000000" w:themeColor="text1" w:themeTint="FF" w:themeShade="FF"/>
-          <w:lang w:val="es-ES"/>
+          <w:lang w:val="es-ES_tradnl"/>
+        </w:rPr>
+      </w:pPr>
+      <w:r>
+        <w:rPr>
+          <w:color w:val="000000" w:themeColor="text1"/>
+          <w:lang w:val="es-ES_tradnl"/>
         </w:rPr>
         <w:t>P</w:t>
       </w:r>
       <w:r>
         <w:rPr>
-          <w:color w:val="000000" w:themeColor="text1" w:themeTint="FF" w:themeShade="FF"/>
-          <w:lang w:val="es-ES"/>
+          <w:color w:val="000000" w:themeColor="text1"/>
+          <w:lang w:val="es-ES_tradnl"/>
         </w:rPr>
         <w:t xml:space="preserve">ropone la autogestión como gestión no jerárquica de la producción y la organización del trabajo, donde las normas y procesos son desarrollados e implementados colectivamente por los propios trabajadores; implica apropiación y transformación dinámica de la organización, modificando reglas y excedentes según necesidades y consensos </w:t>
       </w:r>
       <w:r>
         <w:rPr>
-          <w:color w:val="000000" w:themeColor="text1" w:themeTint="FF" w:themeShade="FF"/>
-          <w:lang w:val="es-ES"/>
+          <w:color w:val="000000" w:themeColor="text1"/>
+          <w:lang w:val="es-ES_tradnl"/>
         </w:rPr>
         <w:t>interno (</w:t>
       </w:r>
       <w:sdt>
         <w:sdtPr>
+          <w:rPr>
+            <w:color w:val="000000"/>
+            <w:lang w:val="es-ES_tradnl"/>
+          </w:rPr>
+          <w:tag w:val="MENDELEY_CITATION_v3_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"/>
           <w:id w:val="1246232996"/>
-          <w:tag w:val="MENDELEY_CITATION_v3_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"/>
           <w:placeholder>
             <w:docPart w:val="DefaultPlaceholder_-1854013440"/>
           </w:placeholder>
-          <w:rPr>
-            <w:color w:val="000000" w:themeColor="text1" w:themeTint="FF" w:themeShade="FF"/>
-            <w:lang w:val="es-ES"/>
-          </w:rPr>
         </w:sdtPr>
+        <w:sdtEndPr/>
         <w:sdtContent>
           <w:r>
             <w:rPr>
-              <w:color w:val="000000" w:themeColor="text1" w:themeTint="FF" w:themeShade="FF"/>
-              <w:lang w:val="es-ES"/>
+              <w:color w:val="000000"/>
+              <w:lang w:val="es-ES_tradnl"/>
             </w:rPr>
-            <w:t>Bauni</w:t>
-          </w:r>
-          <w:r>
-            <w:rPr>
-              <w:color w:val="000000" w:themeColor="text1" w:themeTint="FF" w:themeShade="FF"/>
-              <w:lang w:val="es-ES"/>
-            </w:rPr>
-            <w:t>, 2022).</w:t>
+            <w:t>Bauni, 2022).</w:t>
           </w:r>
         </w:sdtContent>
-        <w:sdtEndPr>
-          <w:rPr>
-            <w:color w:val="000000" w:themeColor="text1" w:themeTint="FF" w:themeShade="FF"/>
-            <w:lang w:val="es-ES"/>
-          </w:rPr>
-        </w:sdtEndPr>
       </w:sdt>
-      <w:proofErr w:type="spellStart"/>
-      <w:proofErr w:type="spellEnd"/>
     </w:p>
     <w:p>
       <w:pPr>
@@ -4901,7 +4815,6 @@
           <w:lang w:val="es-ES_tradnl"/>
         </w:rPr>
       </w:pPr>
-      <w:proofErr w:type="spellStart"/>
       <w:r>
         <w:rPr>
           <w:b/>
@@ -4909,17 +4822,7 @@
           <w:color w:val="000000" w:themeColor="text1"/>
           <w:lang w:val="es-ES_tradnl"/>
         </w:rPr>
-        <w:t>Peixoto</w:t>
-      </w:r>
-      <w:proofErr w:type="spellEnd"/>
-      <w:r>
-        <w:rPr>
-          <w:b/>
-          <w:bCs/>
-          <w:color w:val="000000" w:themeColor="text1"/>
-          <w:lang w:val="es-ES_tradnl"/>
-        </w:rPr>
-        <w:t xml:space="preserve"> de Alburquerque</w:t>
+        <w:t>Peixoto de Alburquerque</w:t>
       </w:r>
       <w:r>
         <w:rPr>
@@ -4974,21 +4877,12 @@
         </w:sdtPr>
         <w:sdtEndPr/>
         <w:sdtContent>
-          <w:proofErr w:type="spellStart"/>
           <w:r>
             <w:rPr>
               <w:color w:val="000000"/>
               <w:lang w:val="es-ES_tradnl"/>
             </w:rPr>
-            <w:t>Bauni</w:t>
-          </w:r>
-          <w:proofErr w:type="spellEnd"/>
-          <w:r>
-            <w:rPr>
-              <w:color w:val="000000"/>
-              <w:lang w:val="es-ES_tradnl"/>
-            </w:rPr>
-            <w:t>, 2022)</w:t>
+            <w:t>Bauni, 2022)</w:t>
           </w:r>
         </w:sdtContent>
       </w:sdt>
@@ -5381,7 +5275,15 @@
           <w:spacing w:val="1"/>
           <w:lang w:val="es-ES_tradnl"/>
         </w:rPr>
-        <w:t>la creación de mecanismos de decisión directa, en la que se promueve el uso eficiente y transparente de recursos comunitarios</w:t>
+        <w:t xml:space="preserve">la creación de mecanismos de decisión directa, en la que se promueve el uso eficiente y transparente de recursos </w:t>
+      </w:r>
+      <w:r>
+        <w:rPr>
+          <w:spacing w:val="1"/>
+          <w:lang w:val="es-ES_tradnl"/>
+        </w:rPr>
+        <w:lastRenderedPageBreak/>
+        <w:t>comunitarios</w:t>
       </w:r>
       <w:r>
         <w:rPr>
@@ -5618,86 +5520,6 @@
         </w:rPr>
       </w:pPr>
     </w:p>
-    <w:p w14:noSpellErr="1">
-      <w:pPr>
-        <w:pBdr>
-          <w:top w:val="nil" w:color="FF000000" w:sz="0" w:space="0"/>
-          <w:left w:val="nil" w:color="FF000000" w:sz="0" w:space="0"/>
-          <w:bottom w:val="nil" w:color="FF000000" w:sz="0" w:space="0"/>
-          <w:right w:val="nil" w:color="FF000000" w:sz="0" w:space="0"/>
-          <w:between w:val="nil" w:color="FF000000" w:sz="0" w:space="0"/>
-        </w:pBdr>
-        <w:rPr>
-          <w:color w:val="000000"/>
-          <w:lang w:val="es-ES"/>
-        </w:rPr>
-      </w:pPr>
-      <w:r>
-        <w:rPr>
-          <w:color w:val="000000" w:themeColor="text1" w:themeTint="FF" w:themeShade="FF"/>
-          <w:lang w:val="es-ES"/>
-        </w:rPr>
-        <w:t xml:space="preserve">Para que la organización comunitaria sea efectiva, debe incluir varios elementos clave. El primer paso es obtener un profundo conocimiento de la comunidad, identificando lo que realmente importa a sus miembros. A partir de ahí, el proceso se centra en generar y utilizar el poder de diversas formas, como el poder político o legislativo para influir en las leyes, el poder del consumidor a través de </w:t>
-      </w:r>
-      <w:r>
-        <w:rPr>
-          <w:i w:val="1"/>
-          <w:iCs w:val="1"/>
-          <w:color w:val="000000" w:themeColor="text1" w:themeTint="FF" w:themeShade="FF"/>
-          <w:lang w:val="es-ES"/>
-        </w:rPr>
-        <w:t>boicots</w:t>
-      </w:r>
-      <w:r>
-        <w:rPr>
-          <w:color w:val="000000" w:themeColor="text1" w:themeTint="FF" w:themeShade="FF"/>
-          <w:lang w:val="es-ES"/>
-        </w:rPr>
-        <w:t xml:space="preserve"> o el poder jurídico para hacer cumplir las normas. También puede manifestarse como un poder disociador, por ejemplo, mediante una huelga para reclamar mejores condiciones </w:t>
-      </w:r>
-      <w:r>
-        <w:rPr>
-          <w:color w:val="000000" w:themeColor="text1" w:themeTint="FF" w:themeShade="FF"/>
-          <w:lang w:val="es-ES"/>
-        </w:rPr>
-        <w:t>laborales.</w:t>
-      </w:r>
-      <w:sdt>
-        <w:sdtPr>
-          <w:id w:val="-146293952"/>
-          <w:tag w:val="MENDELEY_CITATION_v3_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"/>
-          <w:placeholder>
-            <w:docPart w:val="DefaultPlaceholder_-1854013440"/>
-          </w:placeholder>
-          <w:rPr>
-            <w:color w:val="000000" w:themeColor="text1" w:themeTint="FF" w:themeShade="FF"/>
-            <w:lang w:val="es-ES"/>
-          </w:rPr>
-        </w:sdtPr>
-        <w:sdtContent>
-          <w:r>
-            <w:rPr>
-              <w:color w:val="000000" w:themeColor="text1" w:themeTint="FF" w:themeShade="FF"/>
-              <w:lang w:val="es-ES"/>
-            </w:rPr>
-            <w:t>(</w:t>
-          </w:r>
-          <w:r>
-            <w:rPr>
-              <w:color w:val="000000" w:themeColor="text1" w:themeTint="FF" w:themeShade="FF"/>
-              <w:lang w:val="es-ES"/>
-            </w:rPr>
-            <w:t>Centro para la Salud y Desarrollo Comunitario de la Universidad de Kansas, 2025)</w:t>
-          </w:r>
-        </w:sdtContent>
-        <w:sdtEndPr>
-          <w:rPr>
-            <w:color w:val="000000" w:themeColor="text1" w:themeTint="FF" w:themeShade="FF"/>
-            <w:lang w:val="es-ES"/>
-          </w:rPr>
-        </w:sdtEndPr>
-      </w:sdt>
-    </w:p>
     <w:p>
       <w:pPr>
         <w:pBdr>
@@ -5714,53 +5536,120 @@
           <w:lang w:val="es-ES_tradnl"/>
         </w:rPr>
       </w:pPr>
-    </w:p>
-    <w:p w14:noSpellErr="1">
+      <w:r>
+        <w:rPr>
+          <w:bCs/>
+          <w:color w:val="000000"/>
+          <w:szCs w:val="20"/>
+          <w:lang w:val="es-ES_tradnl"/>
+        </w:rPr>
+        <w:t xml:space="preserve">Para que la organización comunitaria sea efectiva, debe incluir varios elementos clave. El primer paso es obtener un profundo conocimiento de la comunidad, identificando lo que realmente importa a sus miembros. A partir de ahí, el proceso se centra en generar y utilizar el poder de diversas formas, como el poder político o legislativo para influir en las leyes, el poder del consumidor a través de </w:t>
+      </w:r>
+      <w:r>
+        <w:rPr>
+          <w:bCs/>
+          <w:i/>
+          <w:iCs/>
+          <w:color w:val="000000"/>
+          <w:szCs w:val="20"/>
+          <w:lang w:val="es-ES_tradnl"/>
+        </w:rPr>
+        <w:t>boicots</w:t>
+      </w:r>
+      <w:r>
+        <w:rPr>
+          <w:bCs/>
+          <w:color w:val="000000"/>
+          <w:szCs w:val="20"/>
+          <w:lang w:val="es-ES_tradnl"/>
+        </w:rPr>
+        <w:t xml:space="preserve"> o el poder jurídico para hacer cumplir las normas. También puede manifestarse como un poder disociador, por ejemplo, mediante una huelga para reclamar mejores condiciones laborales.</w:t>
+      </w:r>
+      <w:sdt>
+        <w:sdtPr>
+          <w:rPr>
+            <w:bCs/>
+            <w:color w:val="000000"/>
+            <w:szCs w:val="20"/>
+            <w:lang w:val="es-ES_tradnl"/>
+          </w:rPr>
+          <w:tag w:val="MENDELEY_CITATION_v3_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"/>
+          <w:id w:val="-146293952"/>
+          <w:placeholder>
+            <w:docPart w:val="DefaultPlaceholder_-1854013440"/>
+          </w:placeholder>
+        </w:sdtPr>
+        <w:sdtEndPr/>
+        <w:sdtContent>
+          <w:r>
+            <w:rPr>
+              <w:bCs/>
+              <w:color w:val="000000"/>
+              <w:szCs w:val="20"/>
+              <w:lang w:val="es-ES_tradnl"/>
+            </w:rPr>
+            <w:t>(Centro para la Salud y Desarrollo Comunitario de la Universidad de Kansas, 2025)</w:t>
+          </w:r>
+        </w:sdtContent>
+      </w:sdt>
+    </w:p>
+    <w:p>
       <w:pPr>
         <w:pBdr>
-          <w:top w:val="nil" w:color="FF000000" w:sz="0" w:space="0"/>
-          <w:left w:val="nil" w:color="FF000000" w:sz="0" w:space="0"/>
-          <w:bottom w:val="nil" w:color="FF000000" w:sz="0" w:space="0"/>
-          <w:right w:val="nil" w:color="FF000000" w:sz="0" w:space="0"/>
-          <w:between w:val="nil" w:color="FF000000" w:sz="0" w:space="0"/>
+          <w:top w:val="nil"/>
+          <w:left w:val="nil"/>
+          <w:bottom w:val="nil"/>
+          <w:right w:val="nil"/>
+          <w:between w:val="nil"/>
         </w:pBdr>
         <w:rPr>
-          <w:color w:val="000000"/>
-          <w:lang w:val="es-ES"/>
-        </w:rPr>
-      </w:pPr>
-      <w:r>
-        <w:rPr>
-          <w:color w:val="000000" w:themeColor="text1" w:themeTint="FF" w:themeShade="FF"/>
-          <w:lang w:val="es-ES"/>
-        </w:rPr>
-        <w:t xml:space="preserve">Una organización comunitaria exitosa también se enfoca en planificar acciones con un propósito claro, lograr la </w:t>
-      </w:r>
-      <w:r>
-        <w:rPr>
-          <w:color w:val="000000" w:themeColor="text1" w:themeTint="FF" w:themeShade="FF"/>
-          <w:lang w:val="es-ES"/>
-        </w:rPr>
-        <w:t>participación activa</w:t>
-      </w:r>
-      <w:r>
-        <w:rPr>
-          <w:color w:val="000000" w:themeColor="text1" w:themeTint="FF" w:themeShade="FF"/>
-          <w:lang w:val="es-ES"/>
-        </w:rPr>
-        <w:t xml:space="preserve"> de la mayoría de los miembros —partiendo de la premisa de que “juntos </w:t>
-      </w:r>
-      <w:r>
-        <w:rPr>
-          <w:color w:val="000000" w:themeColor="text1" w:themeTint="FF" w:themeShade="FF"/>
-          <w:lang w:val="es-ES"/>
+          <w:bCs/>
+          <w:color w:val="000000"/>
+          <w:szCs w:val="20"/>
+          <w:lang w:val="es-ES_tradnl"/>
+        </w:rPr>
+      </w:pPr>
+    </w:p>
+    <w:p>
+      <w:pPr>
+        <w:pBdr>
+          <w:top w:val="nil"/>
+          <w:left w:val="nil"/>
+          <w:bottom w:val="nil"/>
+          <w:right w:val="nil"/>
+          <w:between w:val="nil"/>
+        </w:pBdr>
+        <w:rPr>
+          <w:bCs/>
+          <w:color w:val="000000"/>
+          <w:szCs w:val="20"/>
+          <w:lang w:val="es-ES_tradnl"/>
+        </w:rPr>
+      </w:pPr>
+      <w:r>
+        <w:rPr>
+          <w:bCs/>
+          <w:color w:val="000000"/>
+          <w:szCs w:val="20"/>
+          <w:lang w:val="es-ES_tradnl"/>
+        </w:rPr>
+        <w:t xml:space="preserve">Una organización comunitaria exitosa también se enfoca en planificar acciones con un propósito claro, lograr la participación activa de la mayoría de los miembros —partiendo de la premisa de que “juntos </w:t>
+      </w:r>
+      <w:r>
+        <w:rPr>
+          <w:bCs/>
+          <w:color w:val="000000"/>
+          <w:szCs w:val="20"/>
+          <w:lang w:val="es-ES_tradnl"/>
         </w:rPr>
         <w:t>se puede</w:t>
       </w:r>
       <w:r>
         <w:rPr>
-          <w:color w:val="000000" w:themeColor="text1" w:themeTint="FF" w:themeShade="FF"/>
-          <w:lang w:val="es-ES"/>
+          <w:bCs/>
+          <w:color w:val="000000"/>
+          <w:szCs w:val="20"/>
+          <w:lang w:val="es-ES_tradnl"/>
         </w:rPr>
         <w:t xml:space="preserve"> lograr todo"— y en generar y utilizar otros recursos, como donaciones o apoyo. La comunicación efectiva con la comunidad es vital para mantener a todos informados sobre los objetivos, acciones y la importancia de su participación.</w:t>
       </w:r>
@@ -6036,7 +5925,17 @@
           <w:szCs w:val="20"/>
           <w:lang w:val="es-ES_tradnl"/>
         </w:rPr>
-        <w:t>También conocida como desarrollo comunitario, este enfoque se centra en el proceso de fortalecimiento de la comunidad. Su objetivo principal es mejorar la capacidad de la gente para resolver sus propios problemas a través de habilidades como la facilitación de grupos y el pensamiento crítico. El desarrollo local busca fomentar relaciones armoniosas entre personas de diferentes orígenes y se rige por el principio de “ayudar a la gente a ayudarse a sí misma”. Organizaciones como el Cuerpo de Paz son ejemplos claros de este modelo.</w:t>
+        <w:t xml:space="preserve">También conocida como desarrollo comunitario, este enfoque se centra en el proceso de fortalecimiento de la comunidad. Su objetivo principal es mejorar la capacidad de la gente para resolver sus propios problemas a través de habilidades como la facilitación de grupos y el pensamiento crítico. El desarrollo local busca fomentar relaciones armoniosas entre personas de diferentes orígenes y se rige por el </w:t>
+      </w:r>
+      <w:r>
+        <w:rPr>
+          <w:bCs/>
+          <w:color w:val="000000"/>
+          <w:szCs w:val="20"/>
+          <w:lang w:val="es-ES_tradnl"/>
+        </w:rPr>
+        <w:lastRenderedPageBreak/>
+        <w:t>principio de “ayudar a la gente a ayudarse a sí misma”. Organizaciones como el Cuerpo de Paz son ejemplos claros de este modelo.</w:t>
       </w:r>
     </w:p>
     <w:p>
@@ -6662,6 +6561,7 @@
           <w:szCs w:val="20"/>
           <w:lang w:val="es-ES_tradnl"/>
         </w:rPr>
+        <w:lastRenderedPageBreak/>
         <w:t>Gestión de recursos</w:t>
       </w:r>
     </w:p>
@@ -6862,8 +6762,8 @@
           </mc:Choice>
           <mc:Fallback>
             <w:pict>
-              <v:shape id="Cuadro de texto 6" style="width:498.6pt;height:36.45pt;visibility:visible;mso-wrap-style:none;mso-left-percent:-10001;mso-top-percent:-10001;mso-position-horizontal:absolute;mso-position-horizontal-relative:char;mso-position-vertical:absolute;mso-position-vertical-relative:line;mso-left-percent:-10001;mso-top-percent:-10001;v-text-anchor:top" o:spid="_x0000_s1028" fillcolor="#4f81bd [3204]" strokecolor="white [3201]" strokeweight="3pt" type="#_x0000_t202" o:gfxdata="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" w14:anchorId="62927E4B">
-                <v:shadow on="t" color="black" opacity="24903f" offset="0,.55556mm" origin=",.5"/>
+              <v:shape w14:anchorId="62927E4B" id="Cuadro de texto 6" o:spid="_x0000_s1028" type="#_x0000_t202" style="width:498.6pt;height:36.45pt;visibility:visible;mso-wrap-style:none;mso-left-percent:-10001;mso-top-percent:-10001;mso-position-horizontal:absolute;mso-position-horizontal-relative:char;mso-position-vertical:absolute;mso-position-vertical-relative:line;mso-left-percent:-10001;mso-top-percent:-10001;v-text-anchor:top" o:gfxdata="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" fillcolor="#4f81bd [3204]" strokecolor="white [3201]" strokeweight="3pt">
+                <v:shadow on="t" color="black" opacity="24903f" origin=",.5" offset="0,.55556mm"/>
                 <v:textbox style="mso-fit-shape-to-text:t">
                   <w:txbxContent>
                     <w:p>
@@ -6909,7 +6809,7 @@
           <w:lang w:val="es-ES_tradnl"/>
         </w:rPr>
       </w:pPr>
-      <w:bookmarkStart w:name="_Toc214405617" w:id="10"/>
+      <w:bookmarkStart w:id="10" w:name="_Toc214405617"/>
       <w:r>
         <w:rPr>
           <w:szCs w:val="20"/>
@@ -7170,87 +7070,6 @@
         </w:rPr>
       </w:pPr>
     </w:p>
-    <w:p w14:noSpellErr="1">
-      <w:pPr>
-        <w:pBdr>
-          <w:top w:val="nil" w:color="FF000000" w:sz="0" w:space="0"/>
-          <w:left w:val="nil" w:color="FF000000" w:sz="0" w:space="0"/>
-          <w:bottom w:val="nil" w:color="FF000000" w:sz="0" w:space="0"/>
-          <w:right w:val="nil" w:color="FF000000" w:sz="0" w:space="0"/>
-          <w:between w:val="nil" w:color="FF000000" w:sz="0" w:space="0"/>
-        </w:pBdr>
-        <w:jc w:val="both"/>
-        <w:rPr>
-          <w:color w:val="000000"/>
-          <w:lang w:val="es-ES"/>
-        </w:rPr>
-      </w:pPr>
-      <w:r>
-        <w:rPr>
-          <w:color w:val="000000" w:themeColor="text1" w:themeTint="FF" w:themeShade="FF"/>
-          <w:lang w:val="es-ES"/>
-        </w:rPr>
-        <w:t xml:space="preserve">En Colombia, la participación ciudadana y la garantía de la salud están estrechamente vinculadas, formando un todo indivisible. </w:t>
-      </w:r>
-      <w:r>
-        <w:rPr>
-          <w:color w:val="000000" w:themeColor="text1" w:themeTint="FF" w:themeShade="FF"/>
-          <w:lang w:val="es-ES"/>
-        </w:rPr>
-        <w:t>Esta relación se fundamenta al considerarla como un derecho humano y social</w:t>
-      </w:r>
-      <w:r>
-        <w:rPr>
-          <w:color w:val="000000" w:themeColor="text1" w:themeTint="FF" w:themeShade="FF"/>
-          <w:lang w:val="es-ES"/>
-        </w:rPr>
-        <w:t>, un concepto que se consolidó en el Pacto Internacional de Derechos Económicos, Sociales y Culturales de 1966, el cual fue ratificado por Colombia en 1978.</w:t>
-      </w:r>
-      <w:r>
-        <w:rPr>
-          <w:color w:val="000000" w:themeColor="text1" w:themeTint="FF" w:themeShade="FF"/>
-          <w:lang w:val="es-ES"/>
-        </w:rPr>
-        <w:t xml:space="preserve"> </w:t>
-      </w:r>
-      <w:r>
-        <w:rPr>
-          <w:color w:val="000000" w:themeColor="text1" w:themeTint="FF" w:themeShade="FF"/>
-          <w:lang w:val="es-ES"/>
-        </w:rPr>
-        <w:t xml:space="preserve">De acuerdo con lo establecido en la </w:t>
-      </w:r>
-      <w:bookmarkStart w:name="_Hlk214402774" w:id="11"/>
-      <w:r>
-        <w:rPr>
-          <w:color w:val="000000" w:themeColor="text1" w:themeTint="FF" w:themeShade="FF"/>
-          <w:lang w:val="es-ES"/>
-        </w:rPr>
-        <w:t xml:space="preserve">Resolución 2063 de 2017 </w:t>
-      </w:r>
-      <w:bookmarkEnd w:id="11"/>
-      <w:r>
-        <w:rPr>
-          <w:color w:val="000000" w:themeColor="text1" w:themeTint="FF" w:themeShade="FF"/>
-          <w:lang w:val="es-ES"/>
-        </w:rPr>
-        <w:t>l</w:t>
-      </w:r>
-      <w:r>
-        <w:rPr>
-          <w:color w:val="000000" w:themeColor="text1" w:themeTint="FF" w:themeShade="FF"/>
-          <w:lang w:val="es-ES"/>
-        </w:rPr>
-        <w:t>a salud no es solo un servicio, sino una construcción social que refleja la importancia que una sociedad otorga al bienestar de sus ciudadanos. Este valor se ha plasmado en una serie de normas de obligatorio cumplimiento, lo que le otorga un carácter legal</w:t>
-      </w:r>
-      <w:r>
-        <w:rPr>
-          <w:color w:val="000000" w:themeColor="text1" w:themeTint="FF" w:themeShade="FF"/>
-          <w:lang w:val="es-ES"/>
-        </w:rPr>
-        <w:t>.</w:t>
-      </w:r>
-    </w:p>
     <w:p>
       <w:pPr>
         <w:pBdr>
@@ -7262,12 +7081,61 @@
         </w:pBdr>
         <w:jc w:val="both"/>
         <w:rPr>
-          <w:bCs/>
-          <w:color w:val="000000"/>
-          <w:szCs w:val="20"/>
-          <w:lang w:val="es-ES_tradnl"/>
-        </w:rPr>
-      </w:pPr>
+          <w:color w:val="000000"/>
+          <w:lang w:val="es-ES_tradnl"/>
+        </w:rPr>
+      </w:pPr>
+      <w:r>
+        <w:rPr>
+          <w:color w:val="000000" w:themeColor="text1"/>
+          <w:lang w:val="es-ES_tradnl"/>
+        </w:rPr>
+        <w:t>En Colombia, la participación ciudadana y la garantía de la salud están estrechamente vinculadas, formando un todo indivisible. Esta relación se fundamenta al considerarla como un derecho humano y social</w:t>
+      </w:r>
+      <w:r>
+        <w:rPr>
+          <w:color w:val="000000" w:themeColor="text1"/>
+          <w:lang w:val="es-ES_tradnl"/>
+        </w:rPr>
+        <w:t xml:space="preserve">, un concepto que se consolidó en el Pacto Internacional de Derechos Económicos, Sociales y Culturales de 1966, el cual fue ratificado por Colombia en 1978. </w:t>
+      </w:r>
+      <w:r>
+        <w:rPr>
+          <w:color w:val="000000" w:themeColor="text1"/>
+          <w:lang w:val="es-ES_tradnl"/>
+        </w:rPr>
+        <w:t xml:space="preserve">De acuerdo con lo establecido en la </w:t>
+      </w:r>
+      <w:bookmarkStart w:id="11" w:name="_Hlk214402774"/>
+      <w:r>
+        <w:rPr>
+          <w:color w:val="000000"/>
+          <w:lang w:val="es-ES_tradnl"/>
+        </w:rPr>
+        <w:t xml:space="preserve">Resolución 2063 de 2017 </w:t>
+      </w:r>
+      <w:bookmarkEnd w:id="11"/>
+      <w:r>
+        <w:rPr>
+          <w:color w:val="000000"/>
+          <w:lang w:val="es-ES_tradnl"/>
+        </w:rPr>
+        <w:t>l</w:t>
+      </w:r>
+      <w:r>
+        <w:rPr>
+          <w:color w:val="000000" w:themeColor="text1"/>
+          <w:lang w:val="es-ES_tradnl"/>
+        </w:rPr>
+        <w:t>a salud no es solo un servicio, sino una construcción social que refleja la importancia que una sociedad otorga al bienestar de sus ciudadanos. Este valor se ha plasmado en una serie de normas de obligatorio cumplimiento, lo que le otorga un carácter legal</w:t>
+      </w:r>
+      <w:r>
+        <w:rPr>
+          <w:color w:val="000000" w:themeColor="text1"/>
+          <w:lang w:val="es-ES_tradnl"/>
+        </w:rPr>
+        <w:t>.</w:t>
+      </w:r>
     </w:p>
     <w:p>
       <w:pPr>
@@ -7280,59 +7148,12 @@
         </w:pBdr>
         <w:jc w:val="both"/>
         <w:rPr>
-          <w:color w:val="000000"/>
-          <w:lang w:val="es-ES_tradnl"/>
-        </w:rPr>
-      </w:pPr>
-      <w:r>
-        <w:rPr>
-          <w:color w:val="000000" w:themeColor="text1"/>
-          <w:lang w:val="es-ES_tradnl"/>
-        </w:rPr>
-        <w:t xml:space="preserve">En este marco, la participación es fundamental para la plena realización del derecho a la salud. Los ciudadanos tienen </w:t>
-      </w:r>
-      <w:r>
-        <w:rPr>
-          <w:color w:val="000000" w:themeColor="text1"/>
-          <w:lang w:val="es-ES_tradnl"/>
-        </w:rPr>
-        <w:t>la facultad</w:t>
-      </w:r>
-      <w:r>
-        <w:rPr>
-          <w:color w:val="000000" w:themeColor="text1"/>
-          <w:lang w:val="es-ES_tradnl"/>
-        </w:rPr>
-        <w:t xml:space="preserve"> de expresar sus opiniones y de decidir sobre </w:t>
-      </w:r>
-      <w:r>
-        <w:rPr>
-          <w:color w:val="000000" w:themeColor="text1"/>
-          <w:lang w:val="es-ES_tradnl"/>
-        </w:rPr>
-        <w:t>sus</w:t>
-      </w:r>
-      <w:r>
-        <w:rPr>
-          <w:color w:val="000000" w:themeColor="text1"/>
-          <w:lang w:val="es-ES_tradnl"/>
-        </w:rPr>
-        <w:t xml:space="preserve"> políticas, un aspecto que la Ley Estatutaria de Participación 1757 de 2015 promueve y protege. Esta ley, al regular la planeación, el control social y la financiación de los asuntos públicos, establece un marco crucial para que la comunidad participe activamente en la gestión de la salud, entendida como un derecho y un bien público</w:t>
-      </w:r>
-      <w:r>
-        <w:rPr>
-          <w:color w:val="000000"/>
-          <w:lang w:val="es-ES_tradnl"/>
-        </w:rPr>
-        <w:t>.</w:t>
-      </w:r>
-      <w:r>
-        <w:rPr>
-          <w:color w:val="000000"/>
-          <w:lang w:val="es-ES_tradnl"/>
-        </w:rPr>
-        <w:t xml:space="preserve"> </w:t>
-      </w:r>
+          <w:bCs/>
+          <w:color w:val="000000"/>
+          <w:szCs w:val="20"/>
+          <w:lang w:val="es-ES_tradnl"/>
+        </w:rPr>
+      </w:pPr>
     </w:p>
     <w:p>
       <w:pPr>
@@ -7345,83 +7166,58 @@
         </w:pBdr>
         <w:jc w:val="both"/>
         <w:rPr>
-          <w:bCs/>
-          <w:color w:val="000000"/>
-          <w:szCs w:val="20"/>
-          <w:lang w:val="es-ES_tradnl"/>
-        </w:rPr>
-      </w:pPr>
-    </w:p>
-    <w:p w14:noSpellErr="1">
-      <w:pPr>
-        <w:pBdr>
-          <w:top w:val="nil" w:color="FF000000" w:sz="0" w:space="0"/>
-          <w:left w:val="nil" w:color="FF000000" w:sz="0" w:space="0"/>
-          <w:bottom w:val="nil" w:color="FF000000" w:sz="0" w:space="0"/>
-          <w:right w:val="nil" w:color="FF000000" w:sz="0" w:space="0"/>
-          <w:between w:val="nil" w:color="FF000000" w:sz="0" w:space="0"/>
-        </w:pBdr>
-        <w:jc w:val="both"/>
-        <w:rPr>
-          <w:color w:val="000000"/>
-          <w:lang w:val="es-ES"/>
-        </w:rPr>
-      </w:pPr>
-      <w:r>
-        <w:rPr>
-          <w:color w:val="000000" w:themeColor="text1" w:themeTint="FF" w:themeShade="FF"/>
-          <w:lang w:val="es-ES"/>
-        </w:rPr>
-        <w:t xml:space="preserve">Además, la Resolución </w:t>
-      </w:r>
-      <w:r>
-        <w:rPr>
-          <w:color w:val="000000" w:themeColor="text1" w:themeTint="FF" w:themeShade="FF"/>
-          <w:lang w:val="es-ES"/>
-        </w:rPr>
-        <w:t>04</w:t>
-      </w:r>
-      <w:r>
-        <w:rPr>
-          <w:color w:val="000000" w:themeColor="text1" w:themeTint="FF" w:themeShade="FF"/>
-          <w:lang w:val="es-ES"/>
-        </w:rPr>
-        <w:t>29 de 2016 refuerza esta idea al adoptar la Política de Atención Integral en Salud (PAIS). Este documento subraya la necesidad de una retroalimentación constante en el modelo de atención para mejorar los resultados en salud. Para ello, se deben implementar planes que incluyan estrategias de educación, comunicación y gestión que permitan la participación social en salud como un proceso continuo y dinámico. En esencia, la realización de</w:t>
-      </w:r>
-      <w:r>
-        <w:rPr>
-          <w:color w:val="000000" w:themeColor="text1" w:themeTint="FF" w:themeShade="FF"/>
-          <w:lang w:val="es-ES"/>
-        </w:rPr>
-        <w:t xml:space="preserve"> este</w:t>
-      </w:r>
-      <w:r>
-        <w:rPr>
-          <w:color w:val="000000" w:themeColor="text1" w:themeTint="FF" w:themeShade="FF"/>
-          <w:lang w:val="es-ES"/>
-        </w:rPr>
-        <w:t xml:space="preserve"> derecho no es posible sin una </w:t>
-      </w:r>
-      <w:r>
-        <w:rPr>
-          <w:color w:val="000000" w:themeColor="text1" w:themeTint="FF" w:themeShade="FF"/>
-          <w:lang w:val="es-ES"/>
-        </w:rPr>
-        <w:t>participación activa</w:t>
-      </w:r>
-      <w:r>
-        <w:rPr>
-          <w:color w:val="000000" w:themeColor="text1" w:themeTint="FF" w:themeShade="FF"/>
-          <w:lang w:val="es-ES"/>
-        </w:rPr>
-        <w:t xml:space="preserve"> y efectiva de la ciudadanía</w:t>
-      </w:r>
-      <w:r>
-        <w:rPr>
-          <w:color w:val="000000" w:themeColor="text1" w:themeTint="FF" w:themeShade="FF"/>
-          <w:lang w:val="es-ES"/>
+          <w:color w:val="000000"/>
+          <w:lang w:val="es-ES_tradnl"/>
+        </w:rPr>
+      </w:pPr>
+      <w:r>
+        <w:rPr>
+          <w:color w:val="000000" w:themeColor="text1"/>
+          <w:lang w:val="es-ES_tradnl"/>
+        </w:rPr>
+        <w:t xml:space="preserve">En este marco, la participación es fundamental para la plena realización del derecho a la salud. Los ciudadanos tienen </w:t>
+      </w:r>
+      <w:r>
+        <w:rPr>
+          <w:color w:val="000000" w:themeColor="text1"/>
+          <w:lang w:val="es-ES_tradnl"/>
+        </w:rPr>
+        <w:t>la facultad</w:t>
+      </w:r>
+      <w:r>
+        <w:rPr>
+          <w:color w:val="000000" w:themeColor="text1"/>
+          <w:lang w:val="es-ES_tradnl"/>
+        </w:rPr>
+        <w:t xml:space="preserve"> de expresar sus opiniones y de decidir sobre </w:t>
+      </w:r>
+      <w:r>
+        <w:rPr>
+          <w:color w:val="000000" w:themeColor="text1"/>
+          <w:lang w:val="es-ES_tradnl"/>
+        </w:rPr>
+        <w:t>sus</w:t>
+      </w:r>
+      <w:r>
+        <w:rPr>
+          <w:color w:val="000000" w:themeColor="text1"/>
+          <w:lang w:val="es-ES_tradnl"/>
+        </w:rPr>
+        <w:t xml:space="preserve"> políticas, un aspecto que la Ley Estatutaria de Participación 1757 de 2015 promueve y protege. Esta ley, al regular la planeación, el control social y la financiación de los asuntos públicos, establece un marco crucial para que la comunidad participe activamente en la gestión de la salud, entendida como un derecho y un bien público</w:t>
+      </w:r>
+      <w:r>
+        <w:rPr>
+          <w:color w:val="000000"/>
+          <w:lang w:val="es-ES_tradnl"/>
         </w:rPr>
         <w:t>.</w:t>
+      </w:r>
+      <w:r>
+        <w:rPr>
+          <w:color w:val="000000"/>
+          <w:lang w:val="es-ES_tradnl"/>
+        </w:rPr>
+        <w:t xml:space="preserve"> </w:t>
       </w:r>
     </w:p>
     <w:p>
@@ -7435,7 +7231,9 @@
         </w:pBdr>
         <w:jc w:val="both"/>
         <w:rPr>
-          <w:color w:val="000000"/>
+          <w:bCs/>
+          <w:color w:val="000000"/>
+          <w:szCs w:val="20"/>
           <w:lang w:val="es-ES_tradnl"/>
         </w:rPr>
       </w:pPr>
@@ -7457,9 +7255,84 @@
       </w:pPr>
       <w:r>
         <w:rPr>
-          <w:color w:val="000000"/>
-          <w:lang w:val="es-ES_tradnl"/>
-        </w:rPr>
+          <w:color w:val="000000" w:themeColor="text1"/>
+          <w:lang w:val="es-ES_tradnl"/>
+        </w:rPr>
+        <w:t xml:space="preserve">Además, la Resolución </w:t>
+      </w:r>
+      <w:r>
+        <w:rPr>
+          <w:color w:val="000000" w:themeColor="text1"/>
+          <w:lang w:val="es-ES_tradnl"/>
+        </w:rPr>
+        <w:t>04</w:t>
+      </w:r>
+      <w:r>
+        <w:rPr>
+          <w:color w:val="000000" w:themeColor="text1"/>
+          <w:lang w:val="es-ES_tradnl"/>
+        </w:rPr>
+        <w:t>29 de 2016 refuerza esta idea al adoptar la Política de Atención Integral en Salud (PAIS). Este documento subraya la necesidad de una retroalimentación constante en el modelo de atención para mejorar los resultados en salud. Para ello, se deben implementar planes que incluyan estrategias de educación, comunicación y gestión que permitan la participación social en salud como un proceso continuo y dinámico. En esencia, la realización de</w:t>
+      </w:r>
+      <w:r>
+        <w:rPr>
+          <w:color w:val="000000" w:themeColor="text1"/>
+          <w:lang w:val="es-ES_tradnl"/>
+        </w:rPr>
+        <w:t xml:space="preserve"> este</w:t>
+      </w:r>
+      <w:r>
+        <w:rPr>
+          <w:color w:val="000000" w:themeColor="text1"/>
+          <w:lang w:val="es-ES_tradnl"/>
+        </w:rPr>
+        <w:t xml:space="preserve"> derecho no es posible sin una participación activa y efectiva de la ciudadanía</w:t>
+      </w:r>
+      <w:r>
+        <w:rPr>
+          <w:color w:val="000000"/>
+          <w:lang w:val="es-ES_tradnl"/>
+        </w:rPr>
+        <w:t>.</w:t>
+      </w:r>
+    </w:p>
+    <w:p>
+      <w:pPr>
+        <w:pBdr>
+          <w:top w:val="nil"/>
+          <w:left w:val="nil"/>
+          <w:bottom w:val="nil"/>
+          <w:right w:val="nil"/>
+          <w:between w:val="nil"/>
+        </w:pBdr>
+        <w:jc w:val="both"/>
+        <w:rPr>
+          <w:color w:val="000000"/>
+          <w:lang w:val="es-ES_tradnl"/>
+        </w:rPr>
+      </w:pPr>
+    </w:p>
+    <w:p>
+      <w:pPr>
+        <w:pBdr>
+          <w:top w:val="nil"/>
+          <w:left w:val="nil"/>
+          <w:bottom w:val="nil"/>
+          <w:right w:val="nil"/>
+          <w:between w:val="nil"/>
+        </w:pBdr>
+        <w:jc w:val="both"/>
+        <w:rPr>
+          <w:color w:val="000000"/>
+          <w:lang w:val="es-ES_tradnl"/>
+        </w:rPr>
+      </w:pPr>
+      <w:r>
+        <w:rPr>
+          <w:color w:val="000000"/>
+          <w:lang w:val="es-ES_tradnl"/>
+        </w:rPr>
+        <w:lastRenderedPageBreak/>
         <w:t>Basado en lo anterior</w:t>
       </w:r>
       <w:r>
@@ -7617,7 +7490,6 @@
         <w:tc>
           <w:tcPr>
             <w:tcW w:w="0" w:type="auto"/>
-            <w:tcMar/>
             <w:vAlign w:val="center"/>
             <w:hideMark/>
           </w:tcPr>
@@ -7648,7 +7520,6 @@
         <w:tc>
           <w:tcPr>
             <w:tcW w:w="0" w:type="auto"/>
-            <w:tcMar/>
             <w:vAlign w:val="center"/>
             <w:hideMark/>
           </w:tcPr>
@@ -7737,7 +7608,6 @@
         <w:tc>
           <w:tcPr>
             <w:tcW w:w="0" w:type="auto"/>
-            <w:tcMar/>
             <w:vAlign w:val="center"/>
             <w:hideMark/>
           </w:tcPr>
@@ -7768,7 +7638,6 @@
         <w:tc>
           <w:tcPr>
             <w:tcW w:w="0" w:type="auto"/>
-            <w:tcMar/>
             <w:vAlign w:val="center"/>
             <w:hideMark/>
           </w:tcPr>
@@ -8025,7 +7894,6 @@
         <w:tc>
           <w:tcPr>
             <w:tcW w:w="0" w:type="auto"/>
-            <w:tcMar/>
             <w:vAlign w:val="center"/>
             <w:hideMark/>
           </w:tcPr>
@@ -8056,7 +7924,6 @@
         <w:tc>
           <w:tcPr>
             <w:tcW w:w="0" w:type="auto"/>
-            <w:tcMar/>
             <w:vAlign w:val="center"/>
             <w:hideMark/>
           </w:tcPr>
@@ -8205,7 +8072,6 @@
         <w:tc>
           <w:tcPr>
             <w:tcW w:w="0" w:type="auto"/>
-            <w:tcMar/>
             <w:vAlign w:val="center"/>
             <w:hideMark/>
           </w:tcPr>
@@ -8236,7 +8102,6 @@
         <w:tc>
           <w:tcPr>
             <w:tcW w:w="0" w:type="auto"/>
-            <w:tcMar/>
             <w:vAlign w:val="center"/>
             <w:hideMark/>
           </w:tcPr>
@@ -8328,7 +8193,6 @@
         <w:tc>
           <w:tcPr>
             <w:tcW w:w="0" w:type="auto"/>
-            <w:tcMar/>
             <w:vAlign w:val="center"/>
             <w:hideMark/>
           </w:tcPr>
@@ -8359,7 +8223,6 @@
         <w:tc>
           <w:tcPr>
             <w:tcW w:w="0" w:type="auto"/>
-            <w:tcMar/>
             <w:vAlign w:val="center"/>
             <w:hideMark/>
           </w:tcPr>
@@ -8436,7 +8299,6 @@
         <w:tc>
           <w:tcPr>
             <w:tcW w:w="0" w:type="auto"/>
-            <w:tcMar/>
             <w:vAlign w:val="center"/>
             <w:hideMark/>
           </w:tcPr>
@@ -8460,6 +8322,7 @@
                 <w:szCs w:val="20"/>
                 <w:lang w:val="es-ES_tradnl"/>
               </w:rPr>
+              <w:lastRenderedPageBreak/>
               <w:t>Ley Estatutaria 1757 de 2015</w:t>
             </w:r>
           </w:p>
@@ -8467,7 +8330,6 @@
         <w:tc>
           <w:tcPr>
             <w:tcW w:w="0" w:type="auto"/>
-            <w:tcMar/>
             <w:vAlign w:val="center"/>
             <w:hideMark/>
           </w:tcPr>
@@ -8527,7 +8389,6 @@
         <w:tc>
           <w:tcPr>
             <w:tcW w:w="0" w:type="auto"/>
-            <w:tcMar/>
             <w:vAlign w:val="center"/>
             <w:hideMark/>
           </w:tcPr>
@@ -8558,73 +8419,54 @@
         <w:tc>
           <w:tcPr>
             <w:tcW w:w="0" w:type="auto"/>
-            <w:tcMar/>
             <w:vAlign w:val="center"/>
             <w:hideMark/>
           </w:tcPr>
-          <w:p w14:noSpellErr="1">
+          <w:p>
             <w:pPr>
               <w:jc w:val="both"/>
               <w:rPr>
                 <w:rFonts w:eastAsia="Times New Roman"/>
                 <w:color w:val="000000"/>
-                <w:lang w:val="es-ES"/>
+                <w:szCs w:val="20"/>
+                <w:lang w:val="es-ES_tradnl"/>
               </w:rPr>
             </w:pPr>
             <w:r>
               <w:rPr>
                 <w:rFonts w:eastAsia="Times New Roman"/>
-                <w:color w:val="000000" w:themeColor="text1" w:themeTint="FF" w:themeShade="FF"/>
-                <w:lang w:val="es-ES"/>
-              </w:rPr>
-              <w:t xml:space="preserve">Esta declaración resume el espíritu de todo el marco normativo. Cada una de las leyes y resoluciones mencionadas consolida el principio de que la salud es un derecho fundamental que trasciende la simple atención médica. Implica que la ciudadanía debe tener una </w:t>
-            </w:r>
-            <w:r>
-              <w:rPr>
-                <w:rFonts w:eastAsia="Times New Roman"/>
-                <w:color w:val="000000" w:themeColor="text1" w:themeTint="FF" w:themeShade="FF"/>
-                <w:lang w:val="es-ES"/>
-              </w:rPr>
-              <w:t>participación activa</w:t>
-            </w:r>
-            <w:r>
-              <w:rPr>
-                <w:rFonts w:eastAsia="Times New Roman"/>
-                <w:color w:val="000000" w:themeColor="text1" w:themeTint="FF" w:themeShade="FF"/>
-                <w:lang w:val="es-ES"/>
-              </w:rPr>
-              <w:t xml:space="preserve"> y con capacidad de decisión en cada etapa del ciclo de la política de salud, desde su diseño hasta su evaluación, asegurando que el sistema responda verdaderamente a las necesidades de la población</w:t>
+                <w:color w:val="000000"/>
+                <w:szCs w:val="20"/>
+                <w:lang w:val="es-ES_tradnl"/>
+              </w:rPr>
+              <w:t>Esta declaración resume el espíritu de todo el marco normativo. Cada una de las leyes y resoluciones mencionadas consolida el principio de que la salud es un derecho fundamental que trasciende la simple atención médica. Implica que la ciudadanía debe tener una participación activa y con capacidad de decisión en cada etapa del ciclo de la política de salud, desde su diseño hasta su evaluación, asegurando que el sistema responda verdaderamente a las necesidades de la población</w:t>
             </w:r>
             <w:sdt>
               <w:sdtPr>
+                <w:rPr>
+                  <w:rFonts w:eastAsia="Times New Roman"/>
+                  <w:color w:val="000000"/>
+                  <w:szCs w:val="20"/>
+                  <w:lang w:val="es-ES_tradnl"/>
+                </w:rPr>
+                <w:tag w:val="MENDELEY_CITATION_v3_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"/>
                 <w:id w:val="-297079322"/>
-                <w:tag w:val="MENDELEY_CITATION_v3_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"/>
                 <w:placeholder>
                   <w:docPart w:val="C9A732D072D8447BB2FE42FFD91CADF4"/>
                 </w:placeholder>
-                <w:rPr>
-                  <w:rFonts w:eastAsia="Times New Roman"/>
-                  <w:color w:val="000000" w:themeColor="text1" w:themeTint="FF" w:themeShade="FF"/>
-                  <w:lang w:val="es-ES"/>
-                </w:rPr>
               </w:sdtPr>
+              <w:sdtEndPr/>
               <w:sdtContent>
                 <w:r>
                   <w:rPr>
                     <w:rFonts w:eastAsia="Times New Roman"/>
-                    <w:color w:val="000000" w:themeColor="text1" w:themeTint="FF" w:themeShade="FF"/>
-                    <w:lang w:val="es-ES"/>
+                    <w:color w:val="000000"/>
+                    <w:szCs w:val="20"/>
+                    <w:lang w:val="es-ES_tradnl"/>
                   </w:rPr>
                   <w:t xml:space="preserve"> (Congreso de Colombia, 2015).</w:t>
                 </w:r>
               </w:sdtContent>
-              <w:sdtEndPr>
-                <w:rPr>
-                  <w:rFonts w:eastAsia="Times New Roman"/>
-                  <w:color w:val="000000" w:themeColor="text1" w:themeTint="FF" w:themeShade="FF"/>
-                  <w:lang w:val="es-ES"/>
-                </w:rPr>
-              </w:sdtEndPr>
             </w:sdt>
           </w:p>
         </w:tc>
@@ -9013,6 +8855,7 @@
           <w:color w:val="000000"/>
           <w:lang w:val="es-ES_tradnl"/>
         </w:rPr>
+        <w:lastRenderedPageBreak/>
         <w:drawing>
           <wp:inline distT="0" distB="0" distL="0" distR="0" wp14:anchorId="526A71F1" wp14:editId="2E32FBA3">
             <wp:extent cx="4362450" cy="2544763"/>
@@ -9682,7 +9525,17 @@
           <w:szCs w:val="20"/>
           <w:lang w:val="es-ES_tradnl"/>
         </w:rPr>
-        <w:t xml:space="preserve"> para que los ciudadanos adquieran las herramientas necesarias para ejercer una vigilancia efectiva. El fin último es garantizar la transparencia, la adecuada inversión de los recursos y el cumplimiento de los planes de beneficios, lo que es crucial para la garantía del derecho a la salud</w:t>
+        <w:t xml:space="preserve"> para que los ciudadanos adquieran las herramientas necesarias para ejercer una vigilancia efectiva. El fin último es garantizar la transparencia, la adecuada inversión de los recursos y el cumplimiento de los planes de beneficios, lo </w:t>
+      </w:r>
+      <w:r>
+        <w:rPr>
+          <w:bCs/>
+          <w:color w:val="000000"/>
+          <w:szCs w:val="20"/>
+          <w:lang w:val="es-ES_tradnl"/>
+        </w:rPr>
+        <w:lastRenderedPageBreak/>
+        <w:t>que es crucial para la garantía del derecho a la salud</w:t>
       </w:r>
       <w:sdt>
         <w:sdtPr>
@@ -10757,7 +10610,7 @@
           </mc:Choice>
           <mc:Fallback>
             <w:pict>
-              <v:shape id="Cuadro de texto 11" style="position:absolute;left:0;text-align:left;margin-left:242.25pt;margin-top:84.75pt;width:42pt;height:21pt;z-index:251663360;visibility:visible;mso-wrap-style:square;mso-width-percent:0;mso-height-percent:0;mso-wrap-distance-left:9pt;mso-wrap-distance-top:0;mso-wrap-distance-right:9pt;mso-wrap-distance-bottom:0;mso-position-horizontal:absolute;mso-position-horizontal-relative:text;mso-position-vertical:absolute;mso-position-vertical-relative:text;mso-width-percent:0;mso-height-percent:0;mso-width-relative:margin;mso-height-relative:margin;v-text-anchor:top" o:spid="_x0000_s1029" fillcolor="white [3201]" strokeweight=".5pt" type="#_x0000_t202" o:gfxdata="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" w14:anchorId="3FC8C859">
+              <v:shape w14:anchorId="3FC8C859" id="Cuadro de texto 11" o:spid="_x0000_s1029" type="#_x0000_t202" style="position:absolute;left:0;text-align:left;margin-left:242.25pt;margin-top:84.75pt;width:42pt;height:21pt;z-index:251663360;visibility:visible;mso-wrap-style:square;mso-width-percent:0;mso-height-percent:0;mso-wrap-distance-left:9pt;mso-wrap-distance-top:0;mso-wrap-distance-right:9pt;mso-wrap-distance-bottom:0;mso-position-horizontal:absolute;mso-position-horizontal-relative:text;mso-position-vertical:absolute;mso-position-vertical-relative:text;mso-width-percent:0;mso-height-percent:0;mso-width-relative:margin;mso-height-relative:margin;v-text-anchor:top" o:gfxdata="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" fillcolor="white [3201]" strokeweight=".5pt">
                 <v:textbox>
                   <w:txbxContent>
                     <w:p>
@@ -10770,13 +10623,7 @@
                         <w:rPr>
                           <w:lang w:val="es-MX"/>
                         </w:rPr>
-                        <w:t xml:space="preserve">Eje </w:t>
-                      </w:r>
-                      <w:r>
-                        <w:rPr>
-                          <w:lang w:val="es-MX"/>
-                        </w:rPr>
-                        <w:t>4</w:t>
+                        <w:t>Eje 4</w:t>
                       </w:r>
                     </w:p>
                   </w:txbxContent>
@@ -10868,7 +10715,7 @@
           </mc:Choice>
           <mc:Fallback>
             <w:pict>
-              <v:shape id="Cuadro de texto 10" style="position:absolute;left:0;text-align:left;margin-left:274.8pt;margin-top:19.5pt;width:42pt;height:21pt;z-index:251661312;visibility:visible;mso-wrap-style:square;mso-width-percent:0;mso-height-percent:0;mso-wrap-distance-left:9pt;mso-wrap-distance-top:0;mso-wrap-distance-right:9pt;mso-wrap-distance-bottom:0;mso-position-horizontal:absolute;mso-position-horizontal-relative:text;mso-position-vertical:absolute;mso-position-vertical-relative:text;mso-width-percent:0;mso-height-percent:0;mso-width-relative:margin;mso-height-relative:margin;v-text-anchor:top" o:spid="_x0000_s1030" fillcolor="white [3201]" strokeweight=".5pt" type="#_x0000_t202" o:gfxdata="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" w14:anchorId="40C767E5">
+              <v:shape w14:anchorId="40C767E5" id="Cuadro de texto 10" o:spid="_x0000_s1030" type="#_x0000_t202" style="position:absolute;left:0;text-align:left;margin-left:274.8pt;margin-top:19.5pt;width:42pt;height:21pt;z-index:251661312;visibility:visible;mso-wrap-style:square;mso-width-percent:0;mso-height-percent:0;mso-wrap-distance-left:9pt;mso-wrap-distance-top:0;mso-wrap-distance-right:9pt;mso-wrap-distance-bottom:0;mso-position-horizontal:absolute;mso-position-horizontal-relative:text;mso-position-vertical:absolute;mso-position-vertical-relative:text;mso-width-percent:0;mso-height-percent:0;mso-width-relative:margin;mso-height-relative:margin;v-text-anchor:top" o:gfxdata="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" fillcolor="white [3201]" strokeweight=".5pt">
                 <v:textbox>
                   <w:txbxContent>
                     <w:p>
@@ -10881,13 +10728,7 @@
                         <w:rPr>
                           <w:lang w:val="es-MX"/>
                         </w:rPr>
-                        <w:t xml:space="preserve">Eje </w:t>
-                      </w:r>
-                      <w:r>
-                        <w:rPr>
-                          <w:lang w:val="es-MX"/>
-                        </w:rPr>
-                        <w:t>3</w:t>
+                        <w:t>Eje 3</w:t>
                       </w:r>
                     </w:p>
                   </w:txbxContent>
@@ -10979,7 +10820,7 @@
           </mc:Choice>
           <mc:Fallback>
             <w:pict>
-              <v:shape id="Cuadro de texto 9" style="position:absolute;left:0;text-align:left;margin-left:196.8pt;margin-top:28.5pt;width:42pt;height:21pt;z-index:251659264;visibility:visible;mso-wrap-style:square;mso-width-percent:0;mso-height-percent:0;mso-wrap-distance-left:9pt;mso-wrap-distance-top:0;mso-wrap-distance-right:9pt;mso-wrap-distance-bottom:0;mso-position-horizontal:absolute;mso-position-horizontal-relative:text;mso-position-vertical:absolute;mso-position-vertical-relative:text;mso-width-percent:0;mso-height-percent:0;mso-width-relative:margin;mso-height-relative:margin;v-text-anchor:top" o:spid="_x0000_s1031" fillcolor="white [3201]" strokeweight=".5pt" type="#_x0000_t202" o:gfxdata="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" w14:anchorId="5EB50C2C">
+              <v:shape w14:anchorId="5EB50C2C" id="Cuadro de texto 9" o:spid="_x0000_s1031" type="#_x0000_t202" style="position:absolute;left:0;text-align:left;margin-left:196.8pt;margin-top:28.5pt;width:42pt;height:21pt;z-index:251659264;visibility:visible;mso-wrap-style:square;mso-width-percent:0;mso-height-percent:0;mso-wrap-distance-left:9pt;mso-wrap-distance-top:0;mso-wrap-distance-right:9pt;mso-wrap-distance-bottom:0;mso-position-horizontal:absolute;mso-position-horizontal-relative:text;mso-position-vertical:absolute;mso-position-vertical-relative:text;mso-width-percent:0;mso-height-percent:0;mso-width-relative:margin;mso-height-relative:margin;v-text-anchor:top" o:gfxdata="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" fillcolor="white [3201]" strokeweight=".5pt">
                 <v:textbox>
                   <w:txbxContent>
                     <w:p>
@@ -11515,7 +11356,7 @@
           <w:lang w:val="es-ES_tradnl"/>
         </w:rPr>
       </w:pPr>
-      <w:bookmarkStart w:name="_Toc214405618" w:id="16"/>
+      <w:bookmarkStart w:id="16" w:name="_Toc214405618"/>
       <w:r>
         <w:rPr>
           <w:lang w:val="es-ES_tradnl"/>
@@ -11559,42 +11400,6 @@
         </w:rPr>
       </w:pPr>
     </w:p>
-    <w:p w14:noSpellErr="1">
-      <w:pPr>
-        <w:pBdr>
-          <w:top w:val="nil" w:color="FF000000" w:sz="0" w:space="0"/>
-          <w:left w:val="nil" w:color="FF000000" w:sz="0" w:space="0"/>
-          <w:bottom w:val="nil" w:color="FF000000" w:sz="0" w:space="0"/>
-          <w:right w:val="nil" w:color="FF000000" w:sz="0" w:space="0"/>
-          <w:between w:val="nil" w:color="FF000000" w:sz="0" w:space="0"/>
-        </w:pBdr>
-        <w:rPr>
-          <w:color w:val="000000"/>
-          <w:lang w:val="es-ES"/>
-        </w:rPr>
-      </w:pPr>
-      <w:r>
-        <w:rPr>
-          <w:color w:val="000000" w:themeColor="text1" w:themeTint="FF" w:themeShade="FF"/>
-          <w:lang w:val="es-ES"/>
-        </w:rPr>
-        <w:t xml:space="preserve">La organización comunitaria es un proceso dinámico mediante el cual personas que comparten un territorio, una problemática o un interés común, se agrupan para identificar necesidades, establecer metas colectivas, planificar y ejecutar acciones para su propio desarrollo y bienestar. No se trata solamente de la constitución formal de un grupo, sino de generar espacios de </w:t>
-      </w:r>
-      <w:r>
-        <w:rPr>
-          <w:color w:val="000000" w:themeColor="text1" w:themeTint="FF" w:themeShade="FF"/>
-          <w:lang w:val="es-ES"/>
-        </w:rPr>
-        <w:t>participación activa</w:t>
-      </w:r>
-      <w:r>
-        <w:rPr>
-          <w:color w:val="000000" w:themeColor="text1" w:themeTint="FF" w:themeShade="FF"/>
-          <w:lang w:val="es-ES"/>
-        </w:rPr>
-        <w:t xml:space="preserve"> que promueven la corresponsabilidad, la cooperación y la toma colectiva de decisiones.</w:t>
-      </w:r>
-    </w:p>
     <w:p>
       <w:pPr>
         <w:pBdr>
@@ -11605,12 +11410,17 @@
           <w:between w:val="nil"/>
         </w:pBdr>
         <w:rPr>
-          <w:bCs/>
-          <w:color w:val="000000"/>
-          <w:szCs w:val="20"/>
-          <w:lang w:val="es-ES_tradnl"/>
-        </w:rPr>
-      </w:pPr>
+          <w:color w:val="000000"/>
+          <w:lang w:val="es-ES_tradnl"/>
+        </w:rPr>
+      </w:pPr>
+      <w:r>
+        <w:rPr>
+          <w:color w:val="000000" w:themeColor="text1"/>
+          <w:lang w:val="es-ES_tradnl"/>
+        </w:rPr>
+        <w:t>La organización comunitaria es un proceso dinámico mediante el cual personas que comparten un territorio, una problemática o un interés común, se agrupan para identificar necesidades, establecer metas colectivas, planificar y ejecutar acciones para su propio desarrollo y bienestar. No se trata solamente de la constitución formal de un grupo, sino de generar espacios de participación activa que promueven la corresponsabilidad, la cooperación y la toma colectiva de decisiones.</w:t>
+      </w:r>
     </w:p>
     <w:p>
       <w:pPr>
@@ -11628,15 +11438,6 @@
           <w:lang w:val="es-ES_tradnl"/>
         </w:rPr>
       </w:pPr>
-      <w:r>
-        <w:rPr>
-          <w:bCs/>
-          <w:color w:val="000000"/>
-          <w:szCs w:val="20"/>
-          <w:lang w:val="es-ES_tradnl"/>
-        </w:rPr>
-        <w:t>Al organizar a los miembros de una comunidad para alcanzar una meta común, se obtienen beneficios que van más allá del objetivo inicial, siempre que el proceso se realice de forma adecuada. Estos beneficios impactan positivamente en el poder colectivo, la autonomía y la equidad social.</w:t>
-      </w:r>
     </w:p>
     <w:p>
       <w:pPr>
@@ -11654,6 +11455,15 @@
           <w:lang w:val="es-ES_tradnl"/>
         </w:rPr>
       </w:pPr>
+      <w:r>
+        <w:rPr>
+          <w:bCs/>
+          <w:color w:val="000000"/>
+          <w:szCs w:val="20"/>
+          <w:lang w:val="es-ES_tradnl"/>
+        </w:rPr>
+        <w:t>Al organizar a los miembros de una comunidad para alcanzar una meta común, se obtienen beneficios que van más allá del objetivo inicial, siempre que el proceso se realice de forma adecuada. Estos beneficios impactan positivamente en el poder colectivo, la autonomía y la equidad social.</w:t>
+      </w:r>
     </w:p>
     <w:p>
       <w:pPr>
@@ -11671,15 +11481,6 @@
           <w:lang w:val="es-ES_tradnl"/>
         </w:rPr>
       </w:pPr>
-      <w:r>
-        <w:rPr>
-          <w:bCs/>
-          <w:color w:val="000000"/>
-          <w:szCs w:val="20"/>
-          <w:lang w:val="es-ES_tradnl"/>
-        </w:rPr>
-        <w:t>La organización comunitaria amplía el potencial de cambio, ya que la voz colectiva de un grupo es mucho más poderosa que la de un individuo. Este esfuerzo conjunto permite a la comunidad ejercer una mayor influencia y lograr las transformaciones que desea ver. Es una estrategia eficaz para abordar problemas y generar soluciones sostenibles.</w:t>
-      </w:r>
     </w:p>
     <w:p>
       <w:pPr>
@@ -11697,6 +11498,15 @@
           <w:lang w:val="es-ES_tradnl"/>
         </w:rPr>
       </w:pPr>
+      <w:r>
+        <w:rPr>
+          <w:bCs/>
+          <w:color w:val="000000"/>
+          <w:szCs w:val="20"/>
+          <w:lang w:val="es-ES_tradnl"/>
+        </w:rPr>
+        <w:t>La organización comunitaria amplía el potencial de cambio, ya que la voz colectiva de un grupo es mucho más poderosa que la de un individuo. Este esfuerzo conjunto permite a la comunidad ejercer una mayor influencia y lograr las transformaciones que desea ver. Es una estrategia eficaz para abordar problemas y generar soluciones sostenibles.</w:t>
+      </w:r>
     </w:p>
     <w:p>
       <w:pPr>
@@ -11714,15 +11524,6 @@
           <w:lang w:val="es-ES_tradnl"/>
         </w:rPr>
       </w:pPr>
-      <w:r>
-        <w:rPr>
-          <w:bCs/>
-          <w:color w:val="000000"/>
-          <w:szCs w:val="20"/>
-          <w:lang w:val="es-ES_tradnl"/>
-        </w:rPr>
-        <w:t xml:space="preserve">En salud pública, la organización comunitaria es estratégica para abordar los determinantes sociales y estructurales que afectan la salud. Proyectos exitosos parten de la premisa de que el poder reside en la comunidad y que la transformación es real cuando la población se apropia del proceso, lidera la identificación de problemas y se involucra desde la base en la búsqueda y ejecución de soluciones. </w:t>
-      </w:r>
     </w:p>
     <w:p>
       <w:pPr>
@@ -11740,79 +11541,15 @@
           <w:lang w:val="es-ES_tradnl"/>
         </w:rPr>
       </w:pPr>
-    </w:p>
-    <w:p>
-      <w:pPr>
-        <w:pBdr>
-          <w:top w:val="nil" w:color="FF000000" w:sz="0" w:space="0"/>
-          <w:left w:val="nil" w:color="FF000000" w:sz="0" w:space="0"/>
-          <w:bottom w:val="nil" w:color="FF000000" w:sz="0" w:space="0"/>
-          <w:right w:val="nil" w:color="FF000000" w:sz="0" w:space="0"/>
-          <w:between w:val="nil" w:color="FF000000" w:sz="0" w:space="0"/>
-        </w:pBdr>
-        <w:rPr>
-          <w:color w:val="000000"/>
-          <w:lang w:val="es-ES"/>
-        </w:rPr>
-      </w:pPr>
-      <w:r>
-        <w:rPr>
-          <w:color w:val="000000" w:themeColor="text1" w:themeTint="FF" w:themeShade="FF"/>
-          <w:lang w:val="es-ES"/>
-        </w:rPr>
-        <w:t xml:space="preserve">Las organizaciones que favorecen la vigilancia en salud pública, específicamente la vigilancia basada en comunidad puede darse mediante veedurías de salud, club de usuarios del sistema general de seguridad social en salud, comités de vigilancias, redes de vigilancia en salud comunitaria, entre otras; quienes asumen funciones de gestión, incidencia, control social y garantía de derechos en el contexto. Además, cuando la organización se fortalecer favorece la autonomía, la sostenibilidad y capacidad de respuesta de los desafíos propios de la comunidad e incluso </w:t>
-      </w:r>
-      <w:r>
-        <w:rPr>
-          <w:color w:val="000000" w:themeColor="text1" w:themeTint="FF" w:themeShade="FF"/>
-          <w:lang w:val="es-ES"/>
-        </w:rPr>
-        <w:t>externos (</w:t>
-      </w:r>
-      <w:sdt>
-        <w:sdtPr>
-          <w:id w:val="1502310008"/>
-          <w:tag w:val="MENDELEY_CITATION_v3_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"/>
-          <w:placeholder>
-            <w:docPart w:val="DefaultPlaceholder_-1854013440"/>
-          </w:placeholder>
-          <w:rPr>
-            <w:color w:val="000000" w:themeColor="text1" w:themeTint="FF" w:themeShade="FF"/>
-            <w:lang w:val="es-ES"/>
-          </w:rPr>
-        </w:sdtPr>
-        <w:sdtContent>
-          <w:r>
-            <w:rPr>
-              <w:color w:val="000000" w:themeColor="text1" w:themeTint="FF" w:themeShade="FF"/>
-              <w:lang w:val="es-ES"/>
-            </w:rPr>
-            <w:t>Richer</w:t>
-          </w:r>
-          <w:r>
-            <w:rPr>
-              <w:color w:val="000000" w:themeColor="text1" w:themeTint="FF" w:themeShade="FF"/>
-              <w:lang w:val="es-ES"/>
-            </w:rPr>
-            <w:t>, 2005)</w:t>
-          </w:r>
-        </w:sdtContent>
-        <w:sdtEndPr>
-          <w:rPr>
-            <w:color w:val="000000" w:themeColor="text1" w:themeTint="FF" w:themeShade="FF"/>
-            <w:lang w:val="es-ES"/>
-          </w:rPr>
-        </w:sdtEndPr>
-      </w:sdt>
-      <w:r>
-        <w:rPr>
-          <w:color w:val="000000" w:themeColor="text1" w:themeTint="FF" w:themeShade="FF"/>
-          <w:lang w:val="es-ES"/>
-        </w:rPr>
-        <w:t xml:space="preserve">. </w:t>
-      </w:r>
-      <w:proofErr w:type="spellStart"/>
-      <w:proofErr w:type="spellEnd"/>
+      <w:r>
+        <w:rPr>
+          <w:bCs/>
+          <w:color w:val="000000"/>
+          <w:szCs w:val="20"/>
+          <w:lang w:val="es-ES_tradnl"/>
+        </w:rPr>
+        <w:t xml:space="preserve">En salud pública, la organización comunitaria es estratégica para abordar los determinantes sociales y estructurales que afectan la salud. Proyectos exitosos parten de la premisa de que el poder reside en la comunidad y que la transformación es real cuando la población se apropia del proceso, lidera la identificación de problemas y se involucra desde la base en la búsqueda y ejecución de soluciones. </w:t>
+      </w:r>
     </w:p>
     <w:p>
       <w:pPr>
@@ -11841,37 +11578,53 @@
           <w:between w:val="nil"/>
         </w:pBdr>
         <w:rPr>
-          <w:bCs/>
-          <w:color w:val="000000"/>
-          <w:szCs w:val="20"/>
-          <w:lang w:val="es-ES_tradnl"/>
-        </w:rPr>
-      </w:pPr>
-      <w:r>
-        <w:rPr>
-          <w:bCs/>
-          <w:color w:val="000000"/>
-          <w:szCs w:val="20"/>
-          <w:lang w:val="es-ES_tradnl"/>
-        </w:rPr>
-        <w:t xml:space="preserve">Otra característica, que promueve la movilización social y autogestión es el </w:t>
-      </w:r>
-      <w:r>
-        <w:rPr>
-          <w:color w:val="000000"/>
-          <w:szCs w:val="20"/>
-          <w:lang w:val="es-ES_tradnl"/>
-        </w:rPr>
-        <w:t>empoderamiento,</w:t>
-      </w:r>
-      <w:r>
-        <w:rPr>
-          <w:bCs/>
-          <w:color w:val="000000"/>
-          <w:szCs w:val="20"/>
-          <w:lang w:val="es-ES_tradnl"/>
-        </w:rPr>
-        <w:t> proceso mediante el cual individuos y comunidades incrementan su capacidad para controlar y tomar decisiones sobre los factores que influyen en su propia vida y salud. Implica adquirir conocimientos, habilidades y confianza para participar en el diseño, implementación y evaluación de las acciones que los afectan.</w:t>
+          <w:color w:val="000000"/>
+          <w:lang w:val="es-ES_tradnl"/>
+        </w:rPr>
+      </w:pPr>
+      <w:r>
+        <w:rPr>
+          <w:color w:val="000000" w:themeColor="text1"/>
+          <w:lang w:val="es-ES_tradnl"/>
+        </w:rPr>
+        <w:t xml:space="preserve">Las organizaciones que favorecen la vigilancia en salud pública, específicamente la vigilancia basada en comunidad puede darse mediante veedurías de salud, club de usuarios del sistema general de seguridad social en salud, comités de vigilancias, redes de vigilancia en salud comunitaria, entre otras; quienes asumen funciones de gestión, incidencia, control social y garantía de derechos en el contexto. Además, cuando la organización se fortalecer favorece la autonomía, la sostenibilidad y capacidad de respuesta de los desafíos propios de la comunidad e incluso </w:t>
+      </w:r>
+      <w:r>
+        <w:rPr>
+          <w:color w:val="000000" w:themeColor="text1"/>
+          <w:lang w:val="es-ES_tradnl"/>
+        </w:rPr>
+        <w:t>externos (</w:t>
+      </w:r>
+      <w:sdt>
+        <w:sdtPr>
+          <w:rPr>
+            <w:color w:val="000000"/>
+            <w:lang w:val="es-ES_tradnl"/>
+          </w:rPr>
+          <w:tag w:val="MENDELEY_CITATION_v3_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"/>
+          <w:id w:val="1502310008"/>
+          <w:placeholder>
+            <w:docPart w:val="DefaultPlaceholder_-1854013440"/>
+          </w:placeholder>
+        </w:sdtPr>
+        <w:sdtEndPr/>
+        <w:sdtContent>
+          <w:r>
+            <w:rPr>
+              <w:color w:val="000000"/>
+              <w:lang w:val="es-ES_tradnl"/>
+            </w:rPr>
+            <w:t>Richer, 2005)</w:t>
+          </w:r>
+        </w:sdtContent>
+      </w:sdt>
+      <w:r>
+        <w:rPr>
+          <w:color w:val="000000" w:themeColor="text1"/>
+          <w:lang w:val="es-ES_tradnl"/>
+        </w:rPr>
+        <w:t xml:space="preserve">. </w:t>
       </w:r>
     </w:p>
     <w:p>
@@ -11914,25 +11667,24 @@
           <w:szCs w:val="20"/>
           <w:lang w:val="es-ES_tradnl"/>
         </w:rPr>
-        <w:t xml:space="preserve">El empoderamiento no surge únicamente por </w:t>
-      </w:r>
-      <w:r>
-        <w:rPr>
-          <w:bCs/>
-          <w:color w:val="000000"/>
-          <w:szCs w:val="20"/>
-          <w:lang w:val="es-ES_tradnl"/>
-        </w:rPr>
-        <w:t>ofrecer</w:t>
-      </w:r>
-      <w:r>
-        <w:rPr>
-          <w:bCs/>
-          <w:color w:val="000000"/>
-          <w:szCs w:val="20"/>
-          <w:lang w:val="es-ES_tradnl"/>
-        </w:rPr>
-        <w:t xml:space="preserve"> información, sino por crear las condiciones y brindar el acompañamiento para que las personas se reconozcan como sujetos activos, capaces de influir en su entorno y en las políticas públicas. En salud, esto implica pasar de un rol de pacientes pasivos a protagonistas que gestionan su propio bienestar — desde el autocuidado hasta la exigibilidad de sus derechos en los servicios de salud.</w:t>
+        <w:t xml:space="preserve">Otra característica, que promueve la movilización social y autogestión es el </w:t>
+      </w:r>
+      <w:r>
+        <w:rPr>
+          <w:color w:val="000000"/>
+          <w:szCs w:val="20"/>
+          <w:lang w:val="es-ES_tradnl"/>
+        </w:rPr>
+        <w:t>empoderamiento,</w:t>
+      </w:r>
+      <w:r>
+        <w:rPr>
+          <w:bCs/>
+          <w:color w:val="000000"/>
+          <w:szCs w:val="20"/>
+          <w:lang w:val="es-ES_tradnl"/>
+        </w:rPr>
+        <w:t> proceso mediante el cual individuos y comunidades incrementan su capacidad para controlar y tomar decisiones sobre los factores que influyen en su propia vida y salud. Implica adquirir conocimientos, habilidades y confianza para participar en el diseño, implementación y evaluación de las acciones que los afectan.</w:t>
       </w:r>
     </w:p>
     <w:p>
@@ -11975,25 +11727,25 @@
           <w:szCs w:val="20"/>
           <w:lang w:val="es-ES_tradnl"/>
         </w:rPr>
-        <w:t>Este proceso en lo comunitario genera beneficios individuales y colectivos, mejora la autoestima y la percepción de capacidad, refuerza los lazos sociales y contribuye a una participación más equitativa y corresponsable. Además, es un motor fundamental para la sostenibilidad de los procesos de autogestión y movilización social, ya que fomenta la resiliencia, la innovación social y la defensa del interés común</w:t>
-      </w:r>
-      <w:r>
-        <w:rPr>
-          <w:bCs/>
-          <w:color w:val="000000"/>
-          <w:szCs w:val="20"/>
-          <w:lang w:val="es-ES_tradnl"/>
-        </w:rPr>
-        <w:t xml:space="preserve">; </w:t>
-      </w:r>
-      <w:r>
-        <w:rPr>
-          <w:bCs/>
-          <w:color w:val="000000"/>
-          <w:szCs w:val="20"/>
-          <w:lang w:val="es-ES_tradnl"/>
-        </w:rPr>
-        <w:t>incrementa la independencia de la comunidad, permitiéndole mantener un mayor control sobre su propio destino y reduciendo, a largo plazo, la necesidad de ayuda externa.</w:t>
+        <w:t xml:space="preserve">El empoderamiento no surge únicamente por </w:t>
+      </w:r>
+      <w:r>
+        <w:rPr>
+          <w:bCs/>
+          <w:color w:val="000000"/>
+          <w:szCs w:val="20"/>
+          <w:lang w:val="es-ES_tradnl"/>
+        </w:rPr>
+        <w:t>ofrecer</w:t>
+      </w:r>
+      <w:r>
+        <w:rPr>
+          <w:bCs/>
+          <w:color w:val="000000"/>
+          <w:szCs w:val="20"/>
+          <w:lang w:val="es-ES_tradnl"/>
+        </w:rPr>
+        <w:t xml:space="preserve"> información, sino por crear las condiciones y brindar el acompañamiento para que las personas se reconozcan como sujetos activos, capaces de influir en su entorno y en las políticas públicas. En salud, esto implica pasar de un rol de pacientes pasivos a protagonistas que gestionan su propio bienestar — desde el autocuidado hasta la exigibilidad de sus derechos en los servicios de salud.</w:t>
       </w:r>
     </w:p>
     <w:p>
@@ -12013,35 +11765,6 @@
         </w:rPr>
       </w:pPr>
     </w:p>
-    <w:p w14:noSpellErr="1">
-      <w:pPr>
-        <w:pBdr>
-          <w:top w:val="nil" w:color="FF000000" w:sz="0" w:space="0"/>
-          <w:left w:val="nil" w:color="FF000000" w:sz="0" w:space="0"/>
-          <w:bottom w:val="nil" w:color="FF000000" w:sz="0" w:space="0"/>
-          <w:right w:val="nil" w:color="FF000000" w:sz="0" w:space="0"/>
-          <w:between w:val="nil" w:color="FF000000" w:sz="0" w:space="0"/>
-        </w:pBdr>
-        <w:rPr>
-          <w:color w:val="000000"/>
-          <w:lang w:val="es-ES"/>
-        </w:rPr>
-      </w:pPr>
-      <w:r>
-        <w:rPr>
-          <w:color w:val="000000" w:themeColor="text1" w:themeTint="FF" w:themeShade="FF"/>
-          <w:lang w:val="es-ES"/>
-        </w:rPr>
-        <w:t xml:space="preserve">Por último, la organización comunitaria fomenta un mayor apoyo social y una mayor igualdad. Al unir a diversas personas para trabajar por un bien común, se crean nuevas conexiones y se fortalece el tejido social, lo que genera un crecimiento tanto personal como profesional. </w:t>
-      </w:r>
-      <w:r>
-        <w:rPr>
-          <w:color w:val="000000" w:themeColor="text1" w:themeTint="FF" w:themeShade="FF"/>
-          <w:lang w:val="es-ES"/>
-        </w:rPr>
-        <w:t>Este cambio en la distribución del poder, que se extiende de manera más amplia y equitativa, contribuye a una sociedad más justa al mejorar la situación de aquellos que tradicionalmente han sido marginados o ignorados.</w:t>
-      </w:r>
-    </w:p>
     <w:p>
       <w:pPr>
         <w:pBdr>
@@ -12058,6 +11781,93 @@
           <w:lang w:val="es-ES_tradnl"/>
         </w:rPr>
       </w:pPr>
+      <w:r>
+        <w:rPr>
+          <w:bCs/>
+          <w:color w:val="000000"/>
+          <w:szCs w:val="20"/>
+          <w:lang w:val="es-ES_tradnl"/>
+        </w:rPr>
+        <w:t>Este proceso en lo comunitario genera beneficios individuales y colectivos, mejora la autoestima y la percepción de capacidad, refuerza los lazos sociales y contribuye a una participación más equitativa y corresponsable. Además, es un motor fundamental para la sostenibilidad de los procesos de autogestión y movilización social, ya que fomenta la resiliencia, la innovación social y la defensa del interés común</w:t>
+      </w:r>
+      <w:r>
+        <w:rPr>
+          <w:bCs/>
+          <w:color w:val="000000"/>
+          <w:szCs w:val="20"/>
+          <w:lang w:val="es-ES_tradnl"/>
+        </w:rPr>
+        <w:t xml:space="preserve">; </w:t>
+      </w:r>
+      <w:r>
+        <w:rPr>
+          <w:bCs/>
+          <w:color w:val="000000"/>
+          <w:szCs w:val="20"/>
+          <w:lang w:val="es-ES_tradnl"/>
+        </w:rPr>
+        <w:t>incrementa la independencia de la comunidad, permitiéndole mantener un mayor control sobre su propio destino y reduciendo, a largo plazo, la necesidad de ayuda externa.</w:t>
+      </w:r>
+    </w:p>
+    <w:p>
+      <w:pPr>
+        <w:pBdr>
+          <w:top w:val="nil"/>
+          <w:left w:val="nil"/>
+          <w:bottom w:val="nil"/>
+          <w:right w:val="nil"/>
+          <w:between w:val="nil"/>
+        </w:pBdr>
+        <w:rPr>
+          <w:bCs/>
+          <w:color w:val="000000"/>
+          <w:szCs w:val="20"/>
+          <w:lang w:val="es-ES_tradnl"/>
+        </w:rPr>
+      </w:pPr>
+    </w:p>
+    <w:p>
+      <w:pPr>
+        <w:pBdr>
+          <w:top w:val="nil"/>
+          <w:left w:val="nil"/>
+          <w:bottom w:val="nil"/>
+          <w:right w:val="nil"/>
+          <w:between w:val="nil"/>
+        </w:pBdr>
+        <w:rPr>
+          <w:bCs/>
+          <w:color w:val="000000"/>
+          <w:szCs w:val="20"/>
+          <w:lang w:val="es-ES_tradnl"/>
+        </w:rPr>
+      </w:pPr>
+      <w:r>
+        <w:rPr>
+          <w:bCs/>
+          <w:color w:val="000000"/>
+          <w:szCs w:val="20"/>
+          <w:lang w:val="es-ES_tradnl"/>
+        </w:rPr>
+        <w:t>Por último, la organización comunitaria fomenta un mayor apoyo social y una mayor igualdad. Al unir a diversas personas para trabajar por un bien común, se crean nuevas conexiones y se fortalece el tejido social, lo que genera un crecimiento tanto personal como profesional. Este cambio en la distribución del poder, que se extiende de manera más amplia y equitativa, contribuye a una sociedad más justa al mejorar la situación de aquellos que tradicionalmente han sido marginados o ignorados.</w:t>
+      </w:r>
+    </w:p>
+    <w:p>
+      <w:pPr>
+        <w:pBdr>
+          <w:top w:val="nil"/>
+          <w:left w:val="nil"/>
+          <w:bottom w:val="nil"/>
+          <w:right w:val="nil"/>
+          <w:between w:val="nil"/>
+        </w:pBdr>
+        <w:rPr>
+          <w:bCs/>
+          <w:color w:val="000000"/>
+          <w:szCs w:val="20"/>
+          <w:lang w:val="es-ES_tradnl"/>
+        </w:rPr>
+      </w:pPr>
     </w:p>
     <w:p>
       <w:pPr>
@@ -12067,7 +11877,7 @@
           <w:lang w:val="es-ES_tradnl"/>
         </w:rPr>
       </w:pPr>
-      <w:bookmarkStart w:name="_Toc214405619" w:id="17"/>
+      <w:bookmarkStart w:id="17" w:name="_Toc214405619"/>
       <w:r>
         <w:rPr>
           <w:szCs w:val="20"/>
@@ -12570,6 +12380,7 @@
           <w:szCs w:val="20"/>
           <w:lang w:val="es-ES_tradnl"/>
         </w:rPr>
+        <w:lastRenderedPageBreak/>
         <w:t>Figura</w:t>
       </w:r>
       <w:r>
@@ -12754,13 +12565,13 @@
         </w:drawing>
       </w:r>
       <w:commentRangeEnd w:id="19"/>
+      <w:commentRangeEnd w:id="20"/>
       <w:r>
         <w:rPr>
           <w:rStyle w:val="Refdecomentario"/>
         </w:rPr>
         <w:commentReference w:id="19"/>
       </w:r>
-      <w:commentRangeEnd w:id="20"/>
       <w:r>
         <w:rPr>
           <w:rStyle w:val="Refdecomentario"/>
@@ -13071,6 +12882,7 @@
           <w:color w:val="000000" w:themeColor="text1"/>
           <w:lang w:val="es-ES_tradnl"/>
         </w:rPr>
+        <w:lastRenderedPageBreak/>
         <w:t>Figura</w:t>
       </w:r>
       <w:r>
@@ -13250,13 +13062,13 @@
         </w:drawing>
       </w:r>
       <w:commentRangeEnd w:id="21"/>
+      <w:commentRangeEnd w:id="22"/>
       <w:r>
         <w:rPr>
           <w:rStyle w:val="Refdecomentario"/>
         </w:rPr>
         <w:commentReference w:id="21"/>
       </w:r>
-      <w:commentRangeEnd w:id="22"/>
       <w:r>
         <w:rPr>
           <w:rStyle w:val="Refdecomentario"/>
@@ -13642,6 +13454,7 @@
           <w:szCs w:val="20"/>
           <w:lang w:val="es-ES_tradnl"/>
         </w:rPr>
+        <w:lastRenderedPageBreak/>
         <w:t>Figura</w:t>
       </w:r>
       <w:r>
@@ -13830,13 +13643,13 @@
         </w:drawing>
       </w:r>
       <w:commentRangeEnd w:id="23"/>
+      <w:commentRangeEnd w:id="24"/>
       <w:r>
         <w:rPr>
           <w:rStyle w:val="Refdecomentario"/>
         </w:rPr>
         <w:commentReference w:id="23"/>
       </w:r>
-      <w:commentRangeEnd w:id="24"/>
       <w:r>
         <w:rPr>
           <w:rStyle w:val="Refdecomentario"/>
@@ -14179,18 +13992,109 @@
         </w:drawing>
       </w:r>
       <w:commentRangeEnd w:id="25"/>
+      <w:commentRangeEnd w:id="26"/>
       <w:r>
         <w:rPr>
           <w:rStyle w:val="Refdecomentario"/>
         </w:rPr>
         <w:commentReference w:id="25"/>
       </w:r>
-      <w:commentRangeEnd w:id="26"/>
       <w:r>
         <w:rPr>
           <w:rStyle w:val="Refdecomentario"/>
         </w:rPr>
         <w:commentReference w:id="26"/>
+      </w:r>
+    </w:p>
+    <w:p>
+      <w:pPr>
+        <w:autoSpaceDE w:val="0"/>
+        <w:autoSpaceDN w:val="0"/>
+        <w:adjustRightInd w:val="0"/>
+        <w:rPr>
+          <w:bCs/>
+          <w:color w:val="000000"/>
+          <w:szCs w:val="20"/>
+          <w:lang w:val="es-ES_tradnl"/>
+        </w:rPr>
+      </w:pPr>
+      <w:commentRangeStart w:id="27"/>
+      <w:r>
+        <w:rPr>
+          <w:rStyle w:val="normaltextrun"/>
+          <w:color w:val="FF0000"/>
+          <w:szCs w:val="20"/>
+          <w:highlight w:val="yellow"/>
+          <w:shd w:val="clear" w:color="auto" w:fill="FFFFFF"/>
+        </w:rPr>
+        <w:t>Basado en l</w:t>
+      </w:r>
+      <w:r>
+        <w:rPr>
+          <w:rStyle w:val="normaltextrun"/>
+          <w:color w:val="FF0000"/>
+          <w:szCs w:val="20"/>
+          <w:highlight w:val="yellow"/>
+          <w:shd w:val="clear" w:color="auto" w:fill="FFFFFF"/>
+        </w:rPr>
+        <w:t xml:space="preserve">os procesos </w:t>
+      </w:r>
+      <w:r>
+        <w:rPr>
+          <w:rStyle w:val="normaltextrun"/>
+          <w:color w:val="FF0000"/>
+          <w:szCs w:val="20"/>
+          <w:highlight w:val="yellow"/>
+          <w:shd w:val="clear" w:color="auto" w:fill="FFFFFF"/>
+        </w:rPr>
+        <w:t xml:space="preserve">de análisis, previamente explicadas, </w:t>
+      </w:r>
+      <w:r>
+        <w:rPr>
+          <w:rStyle w:val="normaltextrun"/>
+          <w:color w:val="FF0000"/>
+          <w:szCs w:val="20"/>
+          <w:highlight w:val="yellow"/>
+          <w:shd w:val="clear" w:color="auto" w:fill="FFFFFF"/>
+        </w:rPr>
+        <w:t xml:space="preserve">el siguiente video presenta la movilización social como una estrategia fundamental en salud pública, que promueve la participación activa de la comunidad en la identificación, análisis y solución de los problemas sanitarios que la afectan directamente. Para comprender las causas y efectos de estos problemas, se emplean herramientas como </w:t>
+      </w:r>
+      <w:r>
+        <w:rPr>
+          <w:rStyle w:val="normaltextrun"/>
+          <w:color w:val="FF0000"/>
+          <w:szCs w:val="20"/>
+          <w:highlight w:val="yellow"/>
+          <w:shd w:val="clear" w:color="auto" w:fill="FFFFFF"/>
+        </w:rPr>
+        <w:t xml:space="preserve">son </w:t>
+      </w:r>
+      <w:r>
+        <w:rPr>
+          <w:rStyle w:val="normaltextrun"/>
+          <w:color w:val="FF0000"/>
+          <w:szCs w:val="20"/>
+          <w:highlight w:val="yellow"/>
+          <w:shd w:val="clear" w:color="auto" w:fill="FFFFFF"/>
+        </w:rPr>
+        <w:t>el árbol de soluciones y el diagrama de espina de pescado</w:t>
+      </w:r>
+      <w:r>
+        <w:rPr>
+          <w:rStyle w:val="normaltextrun"/>
+          <w:color w:val="FF0000"/>
+          <w:szCs w:val="20"/>
+          <w:highlight w:val="yellow"/>
+          <w:shd w:val="clear" w:color="auto" w:fill="FFFFFF"/>
+        </w:rPr>
+        <w:t>:</w:t>
+      </w:r>
+      <w:commentRangeEnd w:id="27"/>
+      <w:r>
+        <w:rPr>
+          <w:rStyle w:val="Refdecomentario"/>
+        </w:rPr>
+        <w:commentReference w:id="27"/>
       </w:r>
     </w:p>
     <w:p>
@@ -14251,17 +14155,25 @@
     </w:p>
     <w:p>
       <w:pPr>
-        <w:autoSpaceDE w:val="0"/>
-        <w:autoSpaceDN w:val="0"/>
-        <w:adjustRightInd w:val="0"/>
-        <w:jc w:val="center"/>
-        <w:rPr>
-          <w:bCs/>
-          <w:color w:val="000000"/>
-          <w:szCs w:val="20"/>
-          <w:lang w:val="es-ES_tradnl"/>
-        </w:rPr>
-      </w:pPr>
+        <w:pStyle w:val="Prrafodelista"/>
+        <w:numPr>
+          <w:ilvl w:val="0"/>
+          <w:numId w:val="19"/>
+        </w:numPr>
+        <w:ind w:left="426"/>
+        <w:rPr>
+          <w:b/>
+          <w:bCs/>
+        </w:rPr>
+      </w:pPr>
+      <w:r>
+        <w:rPr>
+          <w:b/>
+          <w:bCs/>
+        </w:rPr>
+        <w:lastRenderedPageBreak/>
+        <w:t>Metodología SARAR</w:t>
+      </w:r>
     </w:p>
     <w:p>
       <w:pPr>
@@ -14290,12 +14202,94 @@
           <w:between w:val="nil"/>
         </w:pBdr>
         <w:rPr>
-          <w:bCs/>
-          <w:color w:val="000000"/>
-          <w:szCs w:val="20"/>
-          <w:lang w:val="es-ES_tradnl"/>
-        </w:rPr>
-      </w:pPr>
+          <w:rFonts w:eastAsia="Times New Roman"/>
+          <w:color w:val="000000"/>
+          <w:lang w:val="es-ES_tradnl"/>
+        </w:rPr>
+      </w:pPr>
+      <w:r>
+        <w:rPr>
+          <w:color w:val="000000"/>
+          <w:lang w:val="es-ES_tradnl"/>
+        </w:rPr>
+        <w:t>Esta metodología</w:t>
+      </w:r>
+      <w:r>
+        <w:rPr>
+          <w:color w:val="000000"/>
+          <w:lang w:val="es-ES_tradnl"/>
+        </w:rPr>
+        <w:t xml:space="preserve"> tiene un enfoque educativo y de capacitación que favorece el desarrollo de la autoestima, el fortalecimiento asociativo, el ingenio, la planificación de acciones y la responsabilidad de las personas para la resolución de problemas dentro de la comunidad</w:t>
+      </w:r>
+      <w:r>
+        <w:rPr>
+          <w:color w:val="000000"/>
+          <w:lang w:val="es-ES_tradnl"/>
+        </w:rPr>
+        <w:t>;</w:t>
+      </w:r>
+      <w:r>
+        <w:rPr>
+          <w:color w:val="000000"/>
+          <w:lang w:val="es-ES_tradnl"/>
+        </w:rPr>
+        <w:t xml:space="preserve"> el enfoque participativo se centra en la persona que aprende para fortalecer la capacidad para la toma de decisiones en salud y saneamiento bajo premisas de respeto y confianza. Este método tiene como énfasis la salud y saneamiento en las comunidades especialmente las rurales</w:t>
+      </w:r>
+      <w:r>
+        <w:rPr>
+          <w:color w:val="000000"/>
+          <w:lang w:val="es-ES_tradnl"/>
+        </w:rPr>
+        <w:t xml:space="preserve"> (</w:t>
+      </w:r>
+      <w:r>
+        <w:rPr>
+          <w:rFonts w:eastAsia="Times New Roman"/>
+          <w:color w:val="000000"/>
+          <w:lang w:val="es-ES_tradnl"/>
+        </w:rPr>
+        <w:t>Marinof</w:t>
+      </w:r>
+      <w:r>
+        <w:rPr>
+          <w:rFonts w:eastAsia="Times New Roman"/>
+          <w:color w:val="000000"/>
+          <w:lang w:val="es-ES_tradnl"/>
+        </w:rPr>
+        <w:t xml:space="preserve">, </w:t>
+      </w:r>
+      <w:r>
+        <w:rPr>
+          <w:rFonts w:eastAsia="Times New Roman"/>
+          <w:color w:val="000000"/>
+          <w:lang w:val="es-ES_tradnl"/>
+        </w:rPr>
+        <w:t>Amalia &amp; Centurión</w:t>
+      </w:r>
+      <w:r>
+        <w:rPr>
+          <w:rFonts w:eastAsia="Times New Roman"/>
+          <w:color w:val="000000"/>
+          <w:lang w:val="es-ES_tradnl"/>
+        </w:rPr>
+        <w:t>, 20</w:t>
+      </w:r>
+      <w:r>
+        <w:rPr>
+          <w:rFonts w:eastAsia="Times New Roman"/>
+          <w:color w:val="000000"/>
+          <w:lang w:val="es-ES_tradnl"/>
+        </w:rPr>
+        <w:t>01</w:t>
+      </w:r>
+      <w:r>
+        <w:rPr>
+          <w:rFonts w:eastAsia="Times New Roman"/>
+          <w:color w:val="000000"/>
+          <w:lang w:val="es-ES_tradnl"/>
+        </w:rPr>
+        <w:t>).</w:t>
+      </w:r>
     </w:p>
     <w:p>
       <w:pPr>
@@ -14324,177 +14318,6 @@
           <w:between w:val="nil"/>
         </w:pBdr>
         <w:rPr>
-          <w:bCs/>
-          <w:color w:val="000000"/>
-          <w:szCs w:val="20"/>
-          <w:lang w:val="es-ES_tradnl"/>
-        </w:rPr>
-      </w:pPr>
-    </w:p>
-    <w:p>
-      <w:pPr>
-        <w:pStyle w:val="Prrafodelista"/>
-        <w:numPr>
-          <w:ilvl w:val="0"/>
-          <w:numId w:val="19"/>
-        </w:numPr>
-        <w:ind w:left="426"/>
-        <w:rPr>
-          <w:b/>
-          <w:bCs/>
-        </w:rPr>
-      </w:pPr>
-      <w:r>
-        <w:rPr>
-          <w:b/>
-          <w:bCs/>
-        </w:rPr>
-        <w:t>Metodología SARAR</w:t>
-      </w:r>
-    </w:p>
-    <w:p>
-      <w:pPr>
-        <w:pBdr>
-          <w:top w:val="nil"/>
-          <w:left w:val="nil"/>
-          <w:bottom w:val="nil"/>
-          <w:right w:val="nil"/>
-          <w:between w:val="nil"/>
-        </w:pBdr>
-        <w:rPr>
-          <w:bCs/>
-          <w:color w:val="000000"/>
-          <w:szCs w:val="20"/>
-          <w:lang w:val="es-ES_tradnl"/>
-        </w:rPr>
-      </w:pPr>
-    </w:p>
-    <w:p>
-      <w:pPr>
-        <w:pBdr>
-          <w:top w:val="nil" w:color="FF000000" w:sz="0" w:space="0"/>
-          <w:left w:val="nil" w:color="FF000000" w:sz="0" w:space="0"/>
-          <w:bottom w:val="nil" w:color="FF000000" w:sz="0" w:space="0"/>
-          <w:right w:val="nil" w:color="FF000000" w:sz="0" w:space="0"/>
-          <w:between w:val="nil" w:color="FF000000" w:sz="0" w:space="0"/>
-        </w:pBdr>
-        <w:rPr>
-          <w:rFonts w:eastAsia="Times New Roman"/>
-          <w:color w:val="000000"/>
-          <w:lang w:val="es-ES"/>
-        </w:rPr>
-      </w:pPr>
-      <w:r>
-        <w:rPr>
-          <w:color w:val="000000" w:themeColor="text1" w:themeTint="FF" w:themeShade="FF"/>
-          <w:lang w:val="es-ES"/>
-        </w:rPr>
-        <w:t>Esta metodología</w:t>
-      </w:r>
-      <w:r>
-        <w:rPr>
-          <w:color w:val="000000" w:themeColor="text1" w:themeTint="FF" w:themeShade="FF"/>
-          <w:lang w:val="es-ES"/>
-        </w:rPr>
-        <w:t xml:space="preserve"> tiene un enfoque educativo y de capacitación que favorece el desarrollo de la autoestima, el fortalecimiento asociativo, el ingenio, la planificación de acciones y la responsabilidad de las personas para la resolución de problemas dentro de la comunidad</w:t>
-      </w:r>
-      <w:r>
-        <w:rPr>
-          <w:color w:val="000000" w:themeColor="text1" w:themeTint="FF" w:themeShade="FF"/>
-          <w:lang w:val="es-ES"/>
-        </w:rPr>
-        <w:t>;</w:t>
-      </w:r>
-      <w:r>
-        <w:rPr>
-          <w:color w:val="000000" w:themeColor="text1" w:themeTint="FF" w:themeShade="FF"/>
-          <w:lang w:val="es-ES"/>
-        </w:rPr>
-        <w:t xml:space="preserve"> el enfoque participativo se centra en la persona que aprende para fortalecer la capacidad para la toma de decisiones en salud y saneamiento bajo premisas de respeto y confianza. Este método tiene como énfasis la salud y saneamiento en las comunidades especialmente las rurales</w:t>
-      </w:r>
-      <w:r>
-        <w:rPr>
-          <w:color w:val="000000" w:themeColor="text1" w:themeTint="FF" w:themeShade="FF"/>
-          <w:lang w:val="es-ES"/>
-        </w:rPr>
-        <w:t xml:space="preserve"> (</w:t>
-      </w:r>
-      <w:r>
-        <w:rPr>
-          <w:rFonts w:eastAsia="Times New Roman"/>
-          <w:color w:val="000000" w:themeColor="text1" w:themeTint="FF" w:themeShade="FF"/>
-          <w:lang w:val="es-ES"/>
-        </w:rPr>
-        <w:t>Marinof</w:t>
-      </w:r>
-      <w:r>
-        <w:rPr>
-          <w:rFonts w:eastAsia="Times New Roman"/>
-          <w:color w:val="000000" w:themeColor="text1" w:themeTint="FF" w:themeShade="FF"/>
-          <w:lang w:val="es-ES"/>
-        </w:rPr>
-        <w:t xml:space="preserve">, </w:t>
-      </w:r>
-      <w:r>
-        <w:rPr>
-          <w:rFonts w:eastAsia="Times New Roman"/>
-          <w:color w:val="000000" w:themeColor="text1" w:themeTint="FF" w:themeShade="FF"/>
-          <w:lang w:val="es-ES"/>
-        </w:rPr>
-        <w:t>Amalia &amp; Centurión</w:t>
-      </w:r>
-      <w:r>
-        <w:rPr>
-          <w:rFonts w:eastAsia="Times New Roman"/>
-          <w:color w:val="000000" w:themeColor="text1" w:themeTint="FF" w:themeShade="FF"/>
-          <w:lang w:val="es-ES"/>
-        </w:rPr>
-        <w:t>, 20</w:t>
-      </w:r>
-      <w:r>
-        <w:rPr>
-          <w:rFonts w:eastAsia="Times New Roman"/>
-          <w:color w:val="000000" w:themeColor="text1" w:themeTint="FF" w:themeShade="FF"/>
-          <w:lang w:val="es-ES"/>
-        </w:rPr>
-        <w:t>01</w:t>
-      </w:r>
-      <w:r>
-        <w:rPr>
-          <w:rFonts w:eastAsia="Times New Roman"/>
-          <w:color w:val="000000" w:themeColor="text1" w:themeTint="FF" w:themeShade="FF"/>
-          <w:lang w:val="es-ES"/>
-        </w:rPr>
-        <w:t>).</w:t>
-      </w:r>
-    </w:p>
-    <w:p>
-      <w:pPr>
-        <w:pBdr>
-          <w:top w:val="nil"/>
-          <w:left w:val="nil"/>
-          <w:bottom w:val="nil"/>
-          <w:right w:val="nil"/>
-          <w:between w:val="nil"/>
-        </w:pBdr>
-        <w:rPr>
-          <w:bCs/>
-          <w:color w:val="000000"/>
-          <w:szCs w:val="20"/>
-          <w:lang w:val="es-ES_tradnl"/>
-        </w:rPr>
-      </w:pPr>
-    </w:p>
-    <w:p>
-      <w:pPr>
-        <w:pBdr>
-          <w:top w:val="nil"/>
-          <w:left w:val="nil"/>
-          <w:bottom w:val="nil"/>
-          <w:right w:val="nil"/>
-          <w:between w:val="nil"/>
-        </w:pBdr>
-        <w:rPr>
           <w:color w:val="000000" w:themeColor="text1"/>
           <w:lang w:val="es-ES_tradnl"/>
         </w:rPr>
@@ -14506,7 +14329,7 @@
         </w:rPr>
         <w:t xml:space="preserve">Esta metodología corresponde a un acrónimo en inglés que corresponde a las </w:t>
       </w:r>
-      <w:commentRangeStart w:id="27"/>
+      <w:commentRangeStart w:id="28"/>
       <w:r>
         <w:rPr>
           <w:color w:val="000000" w:themeColor="text1"/>
@@ -14514,12 +14337,12 @@
         </w:rPr>
         <w:t>siguientes cualidades:</w:t>
       </w:r>
-      <w:commentRangeEnd w:id="27"/>
+      <w:commentRangeEnd w:id="28"/>
       <w:r>
         <w:rPr>
           <w:rStyle w:val="Refdecomentario"/>
         </w:rPr>
-        <w:commentReference w:id="27"/>
+        <w:commentReference w:id="28"/>
       </w:r>
     </w:p>
     <w:p>
@@ -14542,12 +14365,12 @@
         <w:tblW w:w="0" w:type="auto"/>
         <w:jc w:val="center"/>
         <w:tblBorders>
-          <w:top w:val="none" w:color="auto" w:sz="0" w:space="0"/>
-          <w:left w:val="none" w:color="auto" w:sz="0" w:space="0"/>
-          <w:bottom w:val="none" w:color="auto" w:sz="0" w:space="0"/>
-          <w:right w:val="none" w:color="auto" w:sz="0" w:space="0"/>
-          <w:insideH w:val="none" w:color="auto" w:sz="0" w:space="0"/>
-          <w:insideV w:val="none" w:color="auto" w:sz="0" w:space="0"/>
+          <w:top w:val="none" w:sz="0" w:space="0" w:color="auto"/>
+          <w:left w:val="none" w:sz="0" w:space="0" w:color="auto"/>
+          <w:bottom w:val="none" w:sz="0" w:space="0" w:color="auto"/>
+          <w:right w:val="none" w:sz="0" w:space="0" w:color="auto"/>
+          <w:insideH w:val="none" w:sz="0" w:space="0" w:color="auto"/>
+          <w:insideV w:val="none" w:sz="0" w:space="0" w:color="auto"/>
         </w:tblBorders>
         <w:tblLook w:val="04A0" w:firstRow="1" w:lastRow="0" w:firstColumn="1" w:lastColumn="0" w:noHBand="0" w:noVBand="1"/>
       </w:tblPr>
@@ -14563,7 +14386,6 @@
         <w:tc>
           <w:tcPr>
             <w:tcW w:w="1962" w:type="dxa"/>
-            <w:tcMar/>
           </w:tcPr>
           <w:p>
             <w:pPr>
@@ -14611,83 +14433,84 @@
         <w:tc>
           <w:tcPr>
             <w:tcW w:w="4460" w:type="dxa"/>
-            <w:tcMar/>
           </w:tcPr>
           <w:p>
             <w:pPr>
               <w:pBdr>
-                <w:top w:val="nil" w:color="FF000000" w:sz="0" w:space="0"/>
-                <w:left w:val="nil" w:color="FF000000" w:sz="0" w:space="0"/>
-                <w:bottom w:val="nil" w:color="FF000000" w:sz="0" w:space="0"/>
-                <w:right w:val="nil" w:color="FF000000" w:sz="0" w:space="0"/>
-                <w:between w:val="nil" w:color="FF000000" w:sz="0" w:space="0"/>
+                <w:top w:val="nil"/>
+                <w:left w:val="nil"/>
+                <w:bottom w:val="nil"/>
+                <w:right w:val="nil"/>
+                <w:between w:val="nil"/>
               </w:pBdr>
               <w:spacing w:line="276" w:lineRule="auto"/>
               <w:rPr>
+                <w:bCs/>
                 <w:color w:val="000000"/>
-                <w:lang w:val="es-ES"/>
+                <w:szCs w:val="20"/>
+                <w:lang w:val="es-ES_tradnl"/>
               </w:rPr>
             </w:pPr>
             <w:r>
               <w:rPr>
-                <w:color w:val="000000" w:themeColor="text1" w:themeTint="FF" w:themeShade="FF"/>
-                <w:lang w:val="es-ES"/>
+                <w:bCs/>
+                <w:color w:val="000000"/>
+                <w:szCs w:val="20"/>
+                <w:lang w:val="es-ES_tradnl"/>
               </w:rPr>
               <w:t>S</w:t>
             </w:r>
             <w:r>
               <w:rPr>
-                <w:color w:val="000000" w:themeColor="text1" w:themeTint="FF" w:themeShade="FF"/>
-                <w:lang w:val="es-ES"/>
-              </w:rPr>
-              <w:t>elf</w:t>
+                <w:bCs/>
+                <w:color w:val="000000"/>
+                <w:szCs w:val="20"/>
+                <w:lang w:val="es-ES_tradnl"/>
+              </w:rPr>
+              <w:t>elf – esteem</w:t>
             </w:r>
             <w:r>
               <w:rPr>
-                <w:color w:val="000000" w:themeColor="text1" w:themeTint="FF" w:themeShade="FF"/>
-                <w:lang w:val="es-ES"/>
-              </w:rPr>
-              <w:t xml:space="preserve"> – </w:t>
-            </w:r>
-            <w:r>
-              <w:rPr>
-                <w:color w:val="000000" w:themeColor="text1" w:themeTint="FF" w:themeShade="FF"/>
-                <w:lang w:val="es-ES"/>
-              </w:rPr>
-              <w:t>esteem</w:t>
-            </w:r>
-            <w:r>
-              <w:rPr>
-                <w:color w:val="000000" w:themeColor="text1" w:themeTint="FF" w:themeShade="FF"/>
-                <w:lang w:val="es-ES"/>
+                <w:bCs/>
+                <w:color w:val="000000"/>
+                <w:szCs w:val="20"/>
+                <w:lang w:val="es-ES_tradnl"/>
               </w:rPr>
               <w:t xml:space="preserve"> </w:t>
             </w:r>
             <w:r>
               <w:rPr>
-                <w:color w:val="000000" w:themeColor="text1" w:themeTint="FF" w:themeShade="FF"/>
-                <w:lang w:val="es-ES"/>
+                <w:bCs/>
+                <w:color w:val="000000"/>
+                <w:szCs w:val="20"/>
+                <w:lang w:val="es-ES_tradnl"/>
               </w:rPr>
               <w:t>(</w:t>
             </w:r>
             <w:r>
               <w:rPr>
-                <w:color w:val="000000" w:themeColor="text1" w:themeTint="FF" w:themeShade="FF"/>
-                <w:lang w:val="es-ES"/>
+                <w:bCs/>
+                <w:color w:val="000000"/>
+                <w:szCs w:val="20"/>
+                <w:lang w:val="es-ES_tradnl"/>
               </w:rPr>
               <w:t>A</w:t>
             </w:r>
             <w:r>
               <w:rPr>
-                <w:color w:val="000000" w:themeColor="text1" w:themeTint="FF" w:themeShade="FF"/>
-                <w:lang w:val="es-ES"/>
+                <w:bCs/>
+                <w:color w:val="000000"/>
+                <w:szCs w:val="20"/>
+                <w:lang w:val="es-ES_tradnl"/>
               </w:rPr>
               <w:t>utoestima</w:t>
             </w:r>
             <w:r>
               <w:rPr>
-                <w:color w:val="000000" w:themeColor="text1" w:themeTint="FF" w:themeShade="FF"/>
-                <w:lang w:val="es-ES"/>
+                <w:bCs/>
+                <w:color w:val="000000"/>
+                <w:szCs w:val="20"/>
+                <w:lang w:val="es-ES_tradnl"/>
               </w:rPr>
               <w:t>)</w:t>
             </w:r>
@@ -14702,7 +14525,6 @@
         <w:tc>
           <w:tcPr>
             <w:tcW w:w="1962" w:type="dxa"/>
-            <w:tcMar/>
           </w:tcPr>
           <w:p>
             <w:pPr>
@@ -14750,76 +14572,77 @@
         <w:tc>
           <w:tcPr>
             <w:tcW w:w="4460" w:type="dxa"/>
-            <w:tcMar/>
           </w:tcPr>
           <w:p>
             <w:pPr>
               <w:spacing w:line="276" w:lineRule="auto"/>
               <w:rPr>
+                <w:bCs/>
                 <w:color w:val="000000"/>
-                <w:lang w:val="es-ES"/>
+                <w:szCs w:val="20"/>
+                <w:lang w:val="es-ES_tradnl"/>
               </w:rPr>
             </w:pPr>
             <w:r>
               <w:rPr>
-                <w:color w:val="000000" w:themeColor="text1" w:themeTint="FF" w:themeShade="FF"/>
-                <w:lang w:val="es-ES"/>
+                <w:bCs/>
+                <w:color w:val="000000"/>
+                <w:szCs w:val="20"/>
+                <w:lang w:val="es-ES_tradnl"/>
               </w:rPr>
               <w:t xml:space="preserve"> </w:t>
             </w:r>
             <w:r>
               <w:rPr>
-                <w:color w:val="000000" w:themeColor="text1" w:themeTint="FF" w:themeShade="FF"/>
-                <w:lang w:val="es-ES"/>
+                <w:bCs/>
+                <w:color w:val="000000"/>
+                <w:szCs w:val="20"/>
+                <w:lang w:val="es-ES_tradnl"/>
               </w:rPr>
               <w:t>A</w:t>
             </w:r>
             <w:r>
               <w:rPr>
-                <w:color w:val="000000" w:themeColor="text1" w:themeTint="FF" w:themeShade="FF"/>
-                <w:lang w:val="es-ES"/>
-              </w:rPr>
-              <w:t>ssociative</w:t>
+                <w:bCs/>
+                <w:color w:val="000000"/>
+                <w:szCs w:val="20"/>
+                <w:lang w:val="es-ES_tradnl"/>
+              </w:rPr>
+              <w:t>ssociative strengths</w:t>
             </w:r>
             <w:r>
               <w:rPr>
-                <w:color w:val="000000" w:themeColor="text1" w:themeTint="FF" w:themeShade="FF"/>
-                <w:lang w:val="es-ES"/>
-              </w:rPr>
-              <w:t xml:space="preserve"> </w:t>
-            </w:r>
-            <w:r>
-              <w:rPr>
-                <w:color w:val="000000" w:themeColor="text1" w:themeTint="FF" w:themeShade="FF"/>
-                <w:lang w:val="es-ES"/>
-              </w:rPr>
-              <w:t>strengths</w:t>
-            </w:r>
-            <w:r>
-              <w:rPr>
-                <w:color w:val="000000" w:themeColor="text1" w:themeTint="FF" w:themeShade="FF"/>
-                <w:lang w:val="es-ES"/>
+                <w:bCs/>
+                <w:color w:val="000000"/>
+                <w:szCs w:val="20"/>
+                <w:lang w:val="es-ES_tradnl"/>
               </w:rPr>
               <w:t xml:space="preserve"> (</w:t>
             </w:r>
             <w:r>
               <w:rPr>
-                <w:color w:val="000000" w:themeColor="text1" w:themeTint="FF" w:themeShade="FF"/>
-                <w:lang w:val="es-ES"/>
+                <w:bCs/>
+                <w:color w:val="000000"/>
+                <w:szCs w:val="20"/>
+                <w:lang w:val="es-ES_tradnl"/>
               </w:rPr>
               <w:t>F</w:t>
             </w:r>
             <w:r>
               <w:rPr>
-                <w:color w:val="000000" w:themeColor="text1" w:themeTint="FF" w:themeShade="FF"/>
-                <w:lang w:val="es-ES"/>
+                <w:bCs/>
+                <w:color w:val="000000"/>
+                <w:szCs w:val="20"/>
+                <w:lang w:val="es-ES_tradnl"/>
               </w:rPr>
               <w:t>uerzas asociativas</w:t>
             </w:r>
             <w:r>
               <w:rPr>
-                <w:color w:val="000000" w:themeColor="text1" w:themeTint="FF" w:themeShade="FF"/>
-                <w:lang w:val="es-ES"/>
+                <w:bCs/>
+                <w:color w:val="000000"/>
+                <w:szCs w:val="20"/>
+                <w:lang w:val="es-ES_tradnl"/>
               </w:rPr>
               <w:t>)</w:t>
             </w:r>
@@ -14834,7 +14657,6 @@
         <w:tc>
           <w:tcPr>
             <w:tcW w:w="1962" w:type="dxa"/>
-            <w:tcMar/>
           </w:tcPr>
           <w:p>
             <w:pPr>
@@ -14882,69 +14704,84 @@
         <w:tc>
           <w:tcPr>
             <w:tcW w:w="4460" w:type="dxa"/>
-            <w:tcMar/>
           </w:tcPr>
           <w:p>
             <w:pPr>
               <w:pBdr>
-                <w:top w:val="nil" w:color="FF000000" w:sz="0" w:space="0"/>
-                <w:left w:val="nil" w:color="FF000000" w:sz="0" w:space="0"/>
-                <w:bottom w:val="nil" w:color="FF000000" w:sz="0" w:space="0"/>
-                <w:right w:val="nil" w:color="FF000000" w:sz="0" w:space="0"/>
-                <w:between w:val="nil" w:color="FF000000" w:sz="0" w:space="0"/>
+                <w:top w:val="nil"/>
+                <w:left w:val="nil"/>
+                <w:bottom w:val="nil"/>
+                <w:right w:val="nil"/>
+                <w:between w:val="nil"/>
               </w:pBdr>
               <w:spacing w:line="276" w:lineRule="auto"/>
               <w:rPr>
+                <w:bCs/>
                 <w:color w:val="000000"/>
-                <w:lang w:val="es-ES"/>
+                <w:szCs w:val="20"/>
+                <w:lang w:val="es-ES_tradnl"/>
               </w:rPr>
             </w:pPr>
             <w:r>
               <w:rPr>
-                <w:color w:val="000000" w:themeColor="text1" w:themeTint="FF" w:themeShade="FF"/>
-                <w:lang w:val="es-ES"/>
+                <w:bCs/>
+                <w:color w:val="000000"/>
+                <w:szCs w:val="20"/>
+                <w:lang w:val="es-ES_tradnl"/>
               </w:rPr>
               <w:t>R</w:t>
             </w:r>
             <w:r>
               <w:rPr>
-                <w:color w:val="000000" w:themeColor="text1" w:themeTint="FF" w:themeShade="FF"/>
-                <w:lang w:val="es-ES"/>
+                <w:bCs/>
+                <w:color w:val="000000"/>
+                <w:szCs w:val="20"/>
+                <w:lang w:val="es-ES_tradnl"/>
               </w:rPr>
               <w:t>esourcefulness</w:t>
             </w:r>
             <w:r>
               <w:rPr>
-                <w:color w:val="000000" w:themeColor="text1" w:themeTint="FF" w:themeShade="FF"/>
-                <w:lang w:val="es-ES"/>
+                <w:bCs/>
+                <w:color w:val="000000"/>
+                <w:szCs w:val="20"/>
+                <w:lang w:val="es-ES_tradnl"/>
               </w:rPr>
               <w:t xml:space="preserve"> </w:t>
             </w:r>
             <w:r>
               <w:rPr>
-                <w:color w:val="000000" w:themeColor="text1" w:themeTint="FF" w:themeShade="FF"/>
-                <w:lang w:val="es-ES"/>
+                <w:bCs/>
+                <w:color w:val="000000"/>
+                <w:szCs w:val="20"/>
+                <w:lang w:val="es-ES_tradnl"/>
               </w:rPr>
               <w:t>(</w:t>
             </w:r>
             <w:r>
               <w:rPr>
-                <w:color w:val="000000" w:themeColor="text1" w:themeTint="FF" w:themeShade="FF"/>
-                <w:lang w:val="es-ES"/>
+                <w:bCs/>
+                <w:color w:val="000000"/>
+                <w:szCs w:val="20"/>
+                <w:lang w:val="es-ES_tradnl"/>
               </w:rPr>
               <w:t>I</w:t>
             </w:r>
             <w:r>
               <w:rPr>
-                <w:color w:val="000000" w:themeColor="text1" w:themeTint="FF" w:themeShade="FF"/>
-                <w:lang w:val="es-ES"/>
+                <w:bCs/>
+                <w:color w:val="000000"/>
+                <w:szCs w:val="20"/>
+                <w:lang w:val="es-ES_tradnl"/>
               </w:rPr>
               <w:t>ngenio</w:t>
             </w:r>
             <w:r>
               <w:rPr>
-                <w:color w:val="000000" w:themeColor="text1" w:themeTint="FF" w:themeShade="FF"/>
-                <w:lang w:val="es-ES"/>
+                <w:bCs/>
+                <w:color w:val="000000"/>
+                <w:szCs w:val="20"/>
+                <w:lang w:val="es-ES_tradnl"/>
               </w:rPr>
               <w:t>)</w:t>
             </w:r>
@@ -14959,7 +14796,6 @@
         <w:tc>
           <w:tcPr>
             <w:tcW w:w="1962" w:type="dxa"/>
-            <w:tcMar/>
           </w:tcPr>
           <w:p>
             <w:pPr>
@@ -15007,76 +14843,77 @@
         <w:tc>
           <w:tcPr>
             <w:tcW w:w="4460" w:type="dxa"/>
-            <w:tcMar/>
           </w:tcPr>
           <w:p>
             <w:pPr>
               <w:spacing w:line="276" w:lineRule="auto"/>
               <w:rPr>
+                <w:bCs/>
                 <w:color w:val="000000"/>
-                <w:lang w:val="es-ES"/>
+                <w:szCs w:val="20"/>
+                <w:lang w:val="es-ES_tradnl"/>
               </w:rPr>
             </w:pPr>
             <w:r>
               <w:rPr>
-                <w:color w:val="000000" w:themeColor="text1" w:themeTint="FF" w:themeShade="FF"/>
-                <w:lang w:val="es-ES"/>
+                <w:bCs/>
+                <w:color w:val="000000"/>
+                <w:szCs w:val="20"/>
+                <w:lang w:val="es-ES_tradnl"/>
               </w:rPr>
               <w:t>A</w:t>
             </w:r>
             <w:r>
               <w:rPr>
-                <w:color w:val="000000" w:themeColor="text1" w:themeTint="FF" w:themeShade="FF"/>
-                <w:lang w:val="es-ES"/>
-              </w:rPr>
-              <w:t>ction</w:t>
+                <w:bCs/>
+                <w:color w:val="000000"/>
+                <w:szCs w:val="20"/>
+                <w:lang w:val="es-ES_tradnl"/>
+              </w:rPr>
+              <w:t>ction plannig</w:t>
             </w:r>
             <w:r>
               <w:rPr>
-                <w:color w:val="000000" w:themeColor="text1" w:themeTint="FF" w:themeShade="FF"/>
-                <w:lang w:val="es-ES"/>
+                <w:bCs/>
+                <w:color w:val="000000"/>
+                <w:szCs w:val="20"/>
+                <w:lang w:val="es-ES_tradnl"/>
               </w:rPr>
               <w:t xml:space="preserve"> </w:t>
             </w:r>
             <w:r>
               <w:rPr>
-                <w:color w:val="000000" w:themeColor="text1" w:themeTint="FF" w:themeShade="FF"/>
-                <w:lang w:val="es-ES"/>
-              </w:rPr>
-              <w:t>plannig</w:t>
-            </w:r>
-            <w:r>
-              <w:rPr>
-                <w:color w:val="000000" w:themeColor="text1" w:themeTint="FF" w:themeShade="FF"/>
-                <w:lang w:val="es-ES"/>
-              </w:rPr>
-              <w:t xml:space="preserve"> </w:t>
-            </w:r>
-            <w:r>
-              <w:rPr>
-                <w:color w:val="000000" w:themeColor="text1" w:themeTint="FF" w:themeShade="FF"/>
-                <w:lang w:val="es-ES"/>
+                <w:bCs/>
+                <w:color w:val="000000"/>
+                <w:szCs w:val="20"/>
+                <w:lang w:val="es-ES_tradnl"/>
               </w:rPr>
               <w:t>(</w:t>
             </w:r>
             <w:r>
               <w:rPr>
-                <w:color w:val="000000" w:themeColor="text1" w:themeTint="FF" w:themeShade="FF"/>
-                <w:lang w:val="es-ES"/>
+                <w:bCs/>
+                <w:color w:val="000000"/>
+                <w:szCs w:val="20"/>
+                <w:lang w:val="es-ES_tradnl"/>
               </w:rPr>
               <w:t>P</w:t>
             </w:r>
             <w:r>
               <w:rPr>
-                <w:color w:val="000000" w:themeColor="text1" w:themeTint="FF" w:themeShade="FF"/>
-                <w:lang w:val="es-ES"/>
+                <w:bCs/>
+                <w:color w:val="000000"/>
+                <w:szCs w:val="20"/>
+                <w:lang w:val="es-ES_tradnl"/>
               </w:rPr>
               <w:t>lanificación de la acción</w:t>
             </w:r>
             <w:r>
               <w:rPr>
-                <w:color w:val="000000" w:themeColor="text1" w:themeTint="FF" w:themeShade="FF"/>
-                <w:lang w:val="es-ES"/>
+                <w:bCs/>
+                <w:color w:val="000000"/>
+                <w:szCs w:val="20"/>
+                <w:lang w:val="es-ES_tradnl"/>
               </w:rPr>
               <w:t>)</w:t>
             </w:r>
@@ -15091,7 +14928,6 @@
         <w:tc>
           <w:tcPr>
             <w:tcW w:w="1962" w:type="dxa"/>
-            <w:tcMar/>
           </w:tcPr>
           <w:p>
             <w:pPr>
@@ -15139,69 +14975,84 @@
         <w:tc>
           <w:tcPr>
             <w:tcW w:w="4460" w:type="dxa"/>
-            <w:tcMar/>
           </w:tcPr>
           <w:p>
             <w:pPr>
               <w:pBdr>
-                <w:top w:val="nil" w:color="FF000000" w:sz="0" w:space="0"/>
-                <w:left w:val="nil" w:color="FF000000" w:sz="0" w:space="0"/>
-                <w:bottom w:val="nil" w:color="FF000000" w:sz="0" w:space="0"/>
-                <w:right w:val="nil" w:color="FF000000" w:sz="0" w:space="0"/>
-                <w:between w:val="nil" w:color="FF000000" w:sz="0" w:space="0"/>
+                <w:top w:val="nil"/>
+                <w:left w:val="nil"/>
+                <w:bottom w:val="nil"/>
+                <w:right w:val="nil"/>
+                <w:between w:val="nil"/>
               </w:pBdr>
               <w:spacing w:line="276" w:lineRule="auto"/>
               <w:rPr>
+                <w:bCs/>
                 <w:color w:val="000000"/>
-                <w:lang w:val="es-ES"/>
+                <w:szCs w:val="20"/>
+                <w:lang w:val="es-ES_tradnl"/>
               </w:rPr>
             </w:pPr>
             <w:r>
               <w:rPr>
-                <w:color w:val="000000" w:themeColor="text1" w:themeTint="FF" w:themeShade="FF"/>
-                <w:lang w:val="es-ES"/>
+                <w:bCs/>
+                <w:color w:val="000000"/>
+                <w:szCs w:val="20"/>
+                <w:lang w:val="es-ES_tradnl"/>
               </w:rPr>
               <w:t>R</w:t>
             </w:r>
             <w:r>
               <w:rPr>
-                <w:color w:val="000000" w:themeColor="text1" w:themeTint="FF" w:themeShade="FF"/>
-                <w:lang w:val="es-ES"/>
+                <w:bCs/>
+                <w:color w:val="000000"/>
+                <w:szCs w:val="20"/>
+                <w:lang w:val="es-ES_tradnl"/>
               </w:rPr>
               <w:t>esponsability</w:t>
             </w:r>
             <w:r>
               <w:rPr>
-                <w:color w:val="000000" w:themeColor="text1" w:themeTint="FF" w:themeShade="FF"/>
-                <w:lang w:val="es-ES"/>
+                <w:bCs/>
+                <w:color w:val="000000"/>
+                <w:szCs w:val="20"/>
+                <w:lang w:val="es-ES_tradnl"/>
               </w:rPr>
               <w:t xml:space="preserve"> </w:t>
             </w:r>
             <w:r>
               <w:rPr>
-                <w:color w:val="000000" w:themeColor="text1" w:themeTint="FF" w:themeShade="FF"/>
-                <w:lang w:val="es-ES"/>
+                <w:bCs/>
+                <w:color w:val="000000"/>
+                <w:szCs w:val="20"/>
+                <w:lang w:val="es-ES_tradnl"/>
               </w:rPr>
               <w:t>(</w:t>
             </w:r>
             <w:r>
               <w:rPr>
-                <w:color w:val="000000" w:themeColor="text1" w:themeTint="FF" w:themeShade="FF"/>
-                <w:lang w:val="es-ES"/>
+                <w:bCs/>
+                <w:color w:val="000000"/>
+                <w:szCs w:val="20"/>
+                <w:lang w:val="es-ES_tradnl"/>
               </w:rPr>
               <w:t>R</w:t>
             </w:r>
             <w:r>
               <w:rPr>
-                <w:color w:val="000000" w:themeColor="text1" w:themeTint="FF" w:themeShade="FF"/>
-                <w:lang w:val="es-ES"/>
+                <w:bCs/>
+                <w:color w:val="000000"/>
+                <w:szCs w:val="20"/>
+                <w:lang w:val="es-ES_tradnl"/>
               </w:rPr>
               <w:t>esponsabilidad</w:t>
             </w:r>
             <w:r>
               <w:rPr>
-                <w:color w:val="000000" w:themeColor="text1" w:themeTint="FF" w:themeShade="FF"/>
-                <w:lang w:val="es-ES"/>
+                <w:bCs/>
+                <w:color w:val="000000"/>
+                <w:szCs w:val="20"/>
+                <w:lang w:val="es-ES_tradnl"/>
               </w:rPr>
               <w:t>)</w:t>
             </w:r>
@@ -16378,20 +16229,21 @@
           <w:lang w:val="es-ES_tradnl"/>
         </w:rPr>
       </w:pPr>
-      <w:bookmarkStart w:name="_Toc213713950" w:id="28"/>
-      <w:bookmarkStart w:name="_Toc213964860" w:id="29"/>
-      <w:bookmarkStart w:name="_Toc214405620" w:id="30"/>
+      <w:bookmarkStart w:id="29" w:name="_Toc213713950"/>
+      <w:bookmarkStart w:id="30" w:name="_Toc213964860"/>
+      <w:bookmarkStart w:id="31" w:name="_Toc214405620"/>
       <w:r>
         <w:rPr>
           <w:b/>
           <w:bCs/>
           <w:lang w:val="es-ES_tradnl"/>
         </w:rPr>
+        <w:lastRenderedPageBreak/>
         <w:t>SÍNTESIS</w:t>
       </w:r>
-      <w:bookmarkEnd w:id="28"/>
       <w:bookmarkEnd w:id="29"/>
       <w:bookmarkEnd w:id="30"/>
+      <w:bookmarkEnd w:id="31"/>
       <w:r>
         <w:rPr>
           <w:b/>
@@ -16448,33 +16300,21 @@
         </w:rPr>
       </w:pPr>
     </w:p>
-    <w:p w14:noSpellErr="1">
-      <w:pPr>
-        <w:rPr>
-          <w:lang w:val="es-ES"/>
-        </w:rPr>
-      </w:pPr>
-      <w:r>
-        <w:rPr>
-          <w:lang w:val="es-ES"/>
-        </w:rPr>
-        <w:t xml:space="preserve">En conjunto, esta temática promueve una comprensión amplia de los procesos participativos y de autogestión aplicados al contexto comunitario, reafirmando su importancia para impulsar transformaciones sostenibles, fortalecer la cohesión social y consolidar una </w:t>
-      </w:r>
-      <w:r>
-        <w:rPr>
-          <w:lang w:val="es-ES"/>
-        </w:rPr>
-        <w:t>participación activa</w:t>
-      </w:r>
-      <w:r>
-        <w:rPr>
-          <w:lang w:val="es-ES"/>
-        </w:rPr>
-        <w:t xml:space="preserve"> y propositiva en los asuntos que afectan el bienestar colectivo</w:t>
-      </w:r>
-      <w:r>
-        <w:rPr>
-          <w:lang w:val="es-ES"/>
+    <w:p>
+      <w:pPr>
+        <w:rPr>
+          <w:lang w:val="es-ES_tradnl"/>
+        </w:rPr>
+      </w:pPr>
+      <w:r>
+        <w:rPr>
+          <w:lang w:val="es-ES_tradnl"/>
+        </w:rPr>
+        <w:t>En conjunto, esta temática promueve una comprensión amplia de los procesos participativos y de autogestión aplicados al contexto comunitario, reafirmando su importancia para impulsar transformaciones sostenibles, fortalecer la cohesión social y consolidar una participación activa y propositiva en los asuntos que afectan el bienestar colectivo</w:t>
+      </w:r>
+      <w:r>
+        <w:rPr>
+          <w:lang w:val="es-ES_tradnl"/>
         </w:rPr>
         <w:t>.</w:t>
       </w:r>
@@ -16569,7 +16409,7 @@
           </mc:Choice>
           <mc:Fallback>
             <w:pict>
-              <v:shape id="Cuadro de texto 51" style="position:absolute;margin-left:325.8pt;margin-top:170.7pt;width:42.75pt;height:20.25pt;z-index:251670528;visibility:visible;mso-wrap-style:square;mso-width-percent:0;mso-height-percent:0;mso-wrap-distance-left:9pt;mso-wrap-distance-top:0;mso-wrap-distance-right:9pt;mso-wrap-distance-bottom:0;mso-position-horizontal:absolute;mso-position-horizontal-relative:margin;mso-position-vertical:absolute;mso-position-vertical-relative:text;mso-width-percent:0;mso-height-percent:0;mso-width-relative:margin;mso-height-relative:margin;v-text-anchor:top" o:spid="_x0000_s1032" fillcolor="white [3201]" stroked="f" strokeweight=".5pt" type="#_x0000_t202" o:gfxdata="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" w14:anchorId="290CDF64">
+              <v:shape w14:anchorId="290CDF64" id="Cuadro de texto 51" o:spid="_x0000_s1032" type="#_x0000_t202" style="position:absolute;margin-left:325.8pt;margin-top:170.7pt;width:42.75pt;height:20.25pt;z-index:251670528;visibility:visible;mso-wrap-style:square;mso-width-percent:0;mso-height-percent:0;mso-wrap-distance-left:9pt;mso-wrap-distance-top:0;mso-wrap-distance-right:9pt;mso-wrap-distance-bottom:0;mso-position-horizontal:absolute;mso-position-horizontal-relative:margin;mso-position-vertical:absolute;mso-position-vertical-relative:text;mso-width-percent:0;mso-height-percent:0;mso-width-relative:margin;mso-height-relative:margin;v-text-anchor:top" o:gfxdata="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" fillcolor="white [3201]" stroked="f" strokeweight=".5pt">
                 <v:textbox>
                   <w:txbxContent>
                     <w:p>
@@ -16682,7 +16522,7 @@
           </mc:Choice>
           <mc:Fallback>
             <w:pict>
-              <v:shape id="Cuadro de texto 35" style="position:absolute;margin-left:137.55pt;margin-top:149.7pt;width:60pt;height:20.25pt;z-index:251668480;visibility:visible;mso-wrap-style:square;mso-width-percent:0;mso-height-percent:0;mso-wrap-distance-left:9pt;mso-wrap-distance-top:0;mso-wrap-distance-right:9pt;mso-wrap-distance-bottom:0;mso-position-horizontal:absolute;mso-position-horizontal-relative:margin;mso-position-vertical:absolute;mso-position-vertical-relative:text;mso-width-percent:0;mso-height-percent:0;mso-width-relative:margin;mso-height-relative:margin;v-text-anchor:top" o:spid="_x0000_s1033" fillcolor="white [3201]" stroked="f" strokeweight=".5pt" type="#_x0000_t202" o:gfxdata="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" w14:anchorId="2E008E5A">
+              <v:shape w14:anchorId="2E008E5A" id="Cuadro de texto 35" o:spid="_x0000_s1033" type="#_x0000_t202" style="position:absolute;margin-left:137.55pt;margin-top:149.7pt;width:60pt;height:20.25pt;z-index:251668480;visibility:visible;mso-wrap-style:square;mso-width-percent:0;mso-height-percent:0;mso-wrap-distance-left:9pt;mso-wrap-distance-top:0;mso-wrap-distance-right:9pt;mso-wrap-distance-bottom:0;mso-position-horizontal:absolute;mso-position-horizontal-relative:margin;mso-position-vertical:absolute;mso-position-vertical-relative:text;mso-width-percent:0;mso-height-percent:0;mso-width-relative:margin;mso-height-relative:margin;v-text-anchor:top" o:gfxdata="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" fillcolor="white [3201]" stroked="f" strokeweight=".5pt">
                 <v:textbox>
                   <w:txbxContent>
                     <w:p>
@@ -16795,7 +16635,7 @@
           </mc:Choice>
           <mc:Fallback>
             <w:pict>
-              <v:shape id="Cuadro de texto 45" style="position:absolute;margin-left:0;margin-top:153.45pt;width:1in;height:20.25pt;z-index:251666432;visibility:visible;mso-wrap-style:square;mso-width-percent:0;mso-height-percent:0;mso-wrap-distance-left:9pt;mso-wrap-distance-top:0;mso-wrap-distance-right:9pt;mso-wrap-distance-bottom:0;mso-position-horizontal:left;mso-position-horizontal-relative:margin;mso-position-vertical:absolute;mso-position-vertical-relative:text;mso-width-percent:0;mso-height-percent:0;mso-width-relative:margin;mso-height-relative:margin;v-text-anchor:top" o:spid="_x0000_s1034" fillcolor="white [3201]" stroked="f" strokeweight=".5pt" type="#_x0000_t202" o:gfxdata="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" w14:anchorId="7F1B56EB">
+              <v:shape w14:anchorId="7F1B56EB" id="Cuadro de texto 45" o:spid="_x0000_s1034" type="#_x0000_t202" style="position:absolute;margin-left:0;margin-top:153.45pt;width:1in;height:20.25pt;z-index:251666432;visibility:visible;mso-wrap-style:square;mso-width-percent:0;mso-height-percent:0;mso-wrap-distance-left:9pt;mso-wrap-distance-top:0;mso-wrap-distance-right:9pt;mso-wrap-distance-bottom:0;mso-position-horizontal:left;mso-position-horizontal-relative:margin;mso-position-vertical:absolute;mso-position-vertical-relative:text;mso-width-percent:0;mso-height-percent:0;mso-width-relative:margin;mso-height-relative:margin;v-text-anchor:top" o:gfxdata="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" fillcolor="white [3201]" stroked="f" strokeweight=".5pt">
                 <v:textbox>
                   <w:txbxContent>
                     <w:p>
@@ -16909,7 +16749,7 @@
           </mc:Choice>
           <mc:Fallback>
             <w:pict>
-              <v:shape id="Cuadro de texto 41" style="position:absolute;margin-left:174.3pt;margin-top:43.2pt;width:135.75pt;height:20.25pt;z-index:251665408;visibility:visible;mso-wrap-style:square;mso-width-percent:0;mso-height-percent:0;mso-wrap-distance-left:9pt;mso-wrap-distance-top:0;mso-wrap-distance-right:9pt;mso-wrap-distance-bottom:0;mso-position-horizontal:absolute;mso-position-horizontal-relative:margin;mso-position-vertical:absolute;mso-position-vertical-relative:text;mso-width-percent:0;mso-height-percent:0;mso-width-relative:margin;mso-height-relative:margin;v-text-anchor:top" o:spid="_x0000_s1035" fillcolor="white [3201]" stroked="f" strokeweight=".5pt" type="#_x0000_t202" o:gfxdata="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" w14:anchorId="4777E927">
+              <v:shape w14:anchorId="4777E927" id="Cuadro de texto 41" o:spid="_x0000_s1035" type="#_x0000_t202" style="position:absolute;margin-left:174.3pt;margin-top:43.2pt;width:135.75pt;height:20.25pt;z-index:251665408;visibility:visible;mso-wrap-style:square;mso-width-percent:0;mso-height-percent:0;mso-wrap-distance-left:9pt;mso-wrap-distance-top:0;mso-wrap-distance-right:9pt;mso-wrap-distance-bottom:0;mso-position-horizontal:absolute;mso-position-horizontal-relative:margin;mso-position-vertical:absolute;mso-position-vertical-relative:text;mso-width-percent:0;mso-height-percent:0;mso-width-relative:margin;mso-height-relative:margin;v-text-anchor:top" o:gfxdata="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" fillcolor="white [3201]" stroked="f" strokeweight=".5pt">
                 <v:textbox>
                   <w:txbxContent>
                     <w:p>
@@ -16940,7 +16780,7 @@
           </mc:Fallback>
         </mc:AlternateContent>
       </w:r>
-      <w:commentRangeStart w:id="31"/>
+      <w:commentRangeStart w:id="32"/>
       <w:r>
         <w:rPr>
           <w:noProof/>
@@ -16960,12 +16800,12 @@
           </wp:inline>
         </w:drawing>
       </w:r>
-      <w:commentRangeEnd w:id="31"/>
+      <w:commentRangeEnd w:id="32"/>
       <w:r>
         <w:rPr>
           <w:rStyle w:val="Refdecomentario"/>
         </w:rPr>
-        <w:commentReference w:id="31"/>
+        <w:commentReference w:id="32"/>
       </w:r>
     </w:p>
     <w:p>
@@ -17024,7 +16864,7 @@
           <w:lang w:val="es-ES_tradnl"/>
         </w:rPr>
       </w:pPr>
-      <w:bookmarkStart w:name="_Toc214405621" w:id="32"/>
+      <w:bookmarkStart w:id="33" w:name="_Toc214405621"/>
       <w:r>
         <w:rPr>
           <w:b/>
@@ -17067,7 +16907,7 @@
         </w:rPr>
         <w:t>)</w:t>
       </w:r>
-      <w:bookmarkEnd w:id="32"/>
+      <w:bookmarkEnd w:id="33"/>
     </w:p>
     <w:p>
       <w:pPr>
@@ -17101,12 +16941,12 @@
         <w:tblW w:w="0" w:type="auto"/>
         <w:tblInd w:w="421" w:type="dxa"/>
         <w:tblBorders>
-          <w:top w:val="single" w:color="000000" w:sz="4" w:space="0"/>
-          <w:left w:val="single" w:color="000000" w:sz="4" w:space="0"/>
-          <w:bottom w:val="single" w:color="000000" w:sz="4" w:space="0"/>
-          <w:right w:val="single" w:color="000000" w:sz="4" w:space="0"/>
-          <w:insideH w:val="single" w:color="000000" w:sz="4" w:space="0"/>
-          <w:insideV w:val="single" w:color="000000" w:sz="4" w:space="0"/>
+          <w:top w:val="single" w:sz="4" w:space="0" w:color="000000"/>
+          <w:left w:val="single" w:sz="4" w:space="0" w:color="000000"/>
+          <w:bottom w:val="single" w:sz="4" w:space="0" w:color="000000"/>
+          <w:right w:val="single" w:sz="4" w:space="0" w:color="000000"/>
+          <w:insideH w:val="single" w:sz="4" w:space="0" w:color="000000"/>
+          <w:insideV w:val="single" w:sz="4" w:space="0" w:color="000000"/>
         </w:tblBorders>
         <w:tblLook w:val="0400" w:firstRow="0" w:lastRow="0" w:firstColumn="0" w:lastColumn="0" w:noHBand="0" w:noVBand="1"/>
       </w:tblPr>
@@ -17190,7 +17030,7 @@
                 <w:lang w:val="es-ES_tradnl"/>
               </w:rPr>
             </w:pPr>
-            <w:bookmarkStart w:name="_Hlk213666472" w:id="33"/>
+            <w:bookmarkStart w:id="34" w:name="_Hlk213666472"/>
             <w:r>
               <w:rPr>
                 <w:lang w:val="es-ES_tradnl"/>
@@ -17215,7 +17055,7 @@
               </w:rPr>
               <w:t xml:space="preserve"> comunidad</w:t>
             </w:r>
-            <w:bookmarkEnd w:id="33"/>
+            <w:bookmarkEnd w:id="34"/>
           </w:p>
         </w:tc>
       </w:tr>
@@ -17528,7 +17368,7 @@
           <w:lang w:val="es-ES_tradnl"/>
         </w:rPr>
       </w:pPr>
-      <w:bookmarkStart w:name="_Toc214405622" w:id="34"/>
+      <w:bookmarkStart w:id="35" w:name="_Toc214405622"/>
       <w:r>
         <w:rPr>
           <w:b/>
@@ -17538,7 +17378,7 @@
         </w:rPr>
         <w:t>MATERIAL COMPLEMENTARIO:</w:t>
       </w:r>
-      <w:bookmarkEnd w:id="34"/>
+      <w:bookmarkEnd w:id="35"/>
       <w:r>
         <w:rPr>
           <w:b/>
@@ -17581,12 +17421,12 @@
         <w:tblW w:w="10072" w:type="dxa"/>
         <w:tblInd w:w="0" w:type="dxa"/>
         <w:tblBorders>
-          <w:top w:val="single" w:color="000000" w:sz="4" w:space="0"/>
-          <w:left w:val="single" w:color="000000" w:sz="4" w:space="0"/>
-          <w:bottom w:val="single" w:color="000000" w:sz="4" w:space="0"/>
-          <w:right w:val="single" w:color="000000" w:sz="4" w:space="0"/>
-          <w:insideH w:val="single" w:color="000000" w:sz="4" w:space="0"/>
-          <w:insideV w:val="single" w:color="000000" w:sz="4" w:space="0"/>
+          <w:top w:val="single" w:sz="4" w:space="0" w:color="000000"/>
+          <w:left w:val="single" w:sz="4" w:space="0" w:color="000000"/>
+          <w:bottom w:val="single" w:sz="4" w:space="0" w:color="000000"/>
+          <w:right w:val="single" w:sz="4" w:space="0" w:color="000000"/>
+          <w:insideH w:val="single" w:sz="4" w:space="0" w:color="000000"/>
+          <w:insideV w:val="single" w:sz="4" w:space="0" w:color="000000"/>
         </w:tblBorders>
         <w:tblLayout w:type="fixed"/>
         <w:tblLook w:val="0420" w:firstRow="1" w:lastRow="0" w:firstColumn="0" w:lastColumn="0" w:noHBand="0" w:noVBand="1"/>
@@ -17605,10 +17445,10 @@
           <w:tcPr>
             <w:tcW w:w="2517" w:type="dxa"/>
             <w:tcBorders>
-              <w:top w:val="single" w:color="000000" w:themeColor="text1" w:sz="4" w:space="0"/>
-              <w:left w:val="single" w:color="000000" w:themeColor="text1" w:sz="4" w:space="0"/>
-              <w:bottom w:val="single" w:color="000000" w:themeColor="text1" w:sz="4" w:space="0"/>
-              <w:right w:val="single" w:color="000000" w:themeColor="text1" w:sz="4" w:space="0"/>
+              <w:top w:val="single" w:sz="4" w:space="0" w:color="000000" w:themeColor="text1"/>
+              <w:left w:val="single" w:sz="4" w:space="0" w:color="000000" w:themeColor="text1"/>
+              <w:bottom w:val="single" w:sz="4" w:space="0" w:color="000000" w:themeColor="text1"/>
+              <w:right w:val="single" w:sz="4" w:space="0" w:color="000000" w:themeColor="text1"/>
             </w:tcBorders>
             <w:shd w:val="clear" w:color="auto" w:fill="000000" w:themeFill="text1"/>
             <w:tcMar>
@@ -17643,10 +17483,10 @@
           <w:tcPr>
             <w:tcW w:w="2517" w:type="dxa"/>
             <w:tcBorders>
-              <w:top w:val="single" w:color="000000" w:themeColor="text1" w:sz="4" w:space="0"/>
-              <w:left w:val="single" w:color="000000" w:themeColor="text1" w:sz="4" w:space="0"/>
-              <w:bottom w:val="single" w:color="000000" w:themeColor="text1" w:sz="4" w:space="0"/>
-              <w:right w:val="single" w:color="000000" w:themeColor="text1" w:sz="4" w:space="0"/>
+              <w:top w:val="single" w:sz="4" w:space="0" w:color="000000" w:themeColor="text1"/>
+              <w:left w:val="single" w:sz="4" w:space="0" w:color="000000" w:themeColor="text1"/>
+              <w:bottom w:val="single" w:sz="4" w:space="0" w:color="000000" w:themeColor="text1"/>
+              <w:right w:val="single" w:sz="4" w:space="0" w:color="000000" w:themeColor="text1"/>
             </w:tcBorders>
             <w:shd w:val="clear" w:color="auto" w:fill="000000" w:themeFill="text1"/>
             <w:tcMar>
@@ -17681,10 +17521,10 @@
           <w:tcPr>
             <w:tcW w:w="2519" w:type="dxa"/>
             <w:tcBorders>
-              <w:top w:val="single" w:color="000000" w:themeColor="text1" w:sz="4" w:space="0"/>
-              <w:left w:val="single" w:color="000000" w:themeColor="text1" w:sz="4" w:space="0"/>
-              <w:bottom w:val="single" w:color="000000" w:themeColor="text1" w:sz="4" w:space="0"/>
-              <w:right w:val="single" w:color="000000" w:themeColor="text1" w:sz="4" w:space="0"/>
+              <w:top w:val="single" w:sz="4" w:space="0" w:color="000000" w:themeColor="text1"/>
+              <w:left w:val="single" w:sz="4" w:space="0" w:color="000000" w:themeColor="text1"/>
+              <w:bottom w:val="single" w:sz="4" w:space="0" w:color="000000" w:themeColor="text1"/>
+              <w:right w:val="single" w:sz="4" w:space="0" w:color="000000" w:themeColor="text1"/>
             </w:tcBorders>
             <w:shd w:val="clear" w:color="auto" w:fill="000000" w:themeFill="text1"/>
             <w:tcMar>
@@ -17739,8 +17579,8 @@
             <w:tcW w:w="2519" w:type="dxa"/>
             <w:tcBorders>
               <w:top w:val="nil"/>
-              <w:left w:val="single" w:color="000000" w:themeColor="text1" w:sz="4" w:space="0"/>
-              <w:bottom w:val="single" w:color="000000" w:themeColor="text1" w:sz="4" w:space="0"/>
+              <w:left w:val="single" w:sz="4" w:space="0" w:color="000000" w:themeColor="text1"/>
+              <w:bottom w:val="single" w:sz="4" w:space="0" w:color="000000" w:themeColor="text1"/>
               <w:right w:val="nil"/>
             </w:tcBorders>
             <w:shd w:val="clear" w:color="auto" w:fill="000000" w:themeFill="text1"/>
@@ -17800,7 +17640,7 @@
           <w:tcPr>
             <w:tcW w:w="2517" w:type="dxa"/>
             <w:tcBorders>
-              <w:top w:val="single" w:color="000000" w:themeColor="text1" w:sz="4" w:space="0"/>
+              <w:top w:val="single" w:sz="4" w:space="0" w:color="000000" w:themeColor="text1"/>
             </w:tcBorders>
             <w:shd w:val="clear" w:color="auto" w:fill="auto"/>
             <w:tcMar>
@@ -17834,7 +17674,7 @@
           <w:tcPr>
             <w:tcW w:w="2517" w:type="dxa"/>
             <w:tcBorders>
-              <w:top w:val="single" w:color="000000" w:themeColor="text1" w:sz="4" w:space="0"/>
+              <w:top w:val="single" w:sz="4" w:space="0" w:color="000000" w:themeColor="text1"/>
             </w:tcBorders>
             <w:shd w:val="clear" w:color="auto" w:fill="auto"/>
             <w:tcMar>
@@ -17897,7 +17737,19 @@
                 <w:szCs w:val="20"/>
                 <w:lang w:val="es-ES_tradnl"/>
               </w:rPr>
-              <w:t>Sistema de alerta temprana: Vigilancia Basada en Comunidad- fases de implementación.</w:t>
+              <w:t xml:space="preserve">Sistema de alerta temprana: Vigilancia Basada en Comunidad- </w:t>
+            </w:r>
+            <w:r>
+              <w:rPr>
+                <w:b w:val="0"/>
+                <w:i/>
+                <w:iCs/>
+                <w:color w:val="000000" w:themeColor="text1"/>
+                <w:szCs w:val="20"/>
+                <w:lang w:val="es-ES_tradnl"/>
+              </w:rPr>
+              <w:lastRenderedPageBreak/>
+              <w:t>fases de implementación.</w:t>
             </w:r>
             <w:r>
               <w:rPr>
@@ -17908,7 +17760,7 @@
               </w:rPr>
               <w:t xml:space="preserve"> </w:t>
             </w:r>
-            <w:hyperlink w:history="1" r:id="rId42">
+            <w:hyperlink r:id="rId42" w:history="1">
               <w:r>
                 <w:rPr>
                   <w:rStyle w:val="Hipervnculo"/>
@@ -17934,7 +17786,7 @@
           <w:tcPr>
             <w:tcW w:w="2519" w:type="dxa"/>
             <w:tcBorders>
-              <w:top w:val="single" w:color="000000" w:themeColor="text1" w:sz="4" w:space="0"/>
+              <w:top w:val="single" w:sz="4" w:space="0" w:color="000000" w:themeColor="text1"/>
             </w:tcBorders>
             <w:shd w:val="clear" w:color="auto" w:fill="auto"/>
             <w:tcMar>
@@ -17960,6 +17812,7 @@
                 <w:szCs w:val="20"/>
                 <w:lang w:val="es-ES_tradnl"/>
               </w:rPr>
+              <w:lastRenderedPageBreak/>
               <w:t xml:space="preserve">Manual </w:t>
             </w:r>
           </w:p>
@@ -17968,7 +17821,7 @@
           <w:tcPr>
             <w:tcW w:w="2519" w:type="dxa"/>
             <w:tcBorders>
-              <w:top w:val="single" w:color="000000" w:themeColor="text1" w:sz="4" w:space="0"/>
+              <w:top w:val="single" w:sz="4" w:space="0" w:color="000000" w:themeColor="text1"/>
             </w:tcBorders>
             <w:shd w:val="clear" w:color="auto" w:fill="auto"/>
             <w:tcMar>
@@ -17987,7 +17840,7 @@
                 <w:lang w:val="es-ES_tradnl"/>
               </w:rPr>
             </w:pPr>
-            <w:hyperlink w:history="1" r:id="rId43">
+            <w:hyperlink r:id="rId43" w:history="1">
               <w:r>
                 <w:rPr>
                   <w:rStyle w:val="Hipervnculo"/>
@@ -18098,7 +17951,7 @@
               </w:rPr>
               <w:t xml:space="preserve"> </w:t>
             </w:r>
-            <w:hyperlink w:history="1" r:id="rId44">
+            <w:hyperlink r:id="rId44" w:history="1">
               <w:r>
                 <w:rPr>
                   <w:rStyle w:val="Hipervnculo"/>
@@ -18162,7 +18015,7 @@
                 <w:lang w:val="es-ES_tradnl"/>
               </w:rPr>
             </w:pPr>
-            <w:hyperlink w:history="1" r:id="rId45">
+            <w:hyperlink r:id="rId45" w:history="1">
               <w:r>
                 <w:rPr>
                   <w:rStyle w:val="Hipervnculo"/>
@@ -18239,7 +18092,7 @@
                 <w:lang w:val="es-ES_tradnl"/>
               </w:rPr>
             </w:pPr>
-            <w:hyperlink w:history="1" r:id="rId46">
+            <w:hyperlink r:id="rId46" w:history="1">
               <w:r>
                 <w:rPr>
                   <w:b w:val="0"/>
@@ -18315,7 +18168,6 @@
             <w:r>
               <w:t xml:space="preserve"> </w:t>
             </w:r>
-            <w:proofErr w:type="spellStart"/>
             <w:r>
               <w:rPr>
                 <w:b w:val="0"/>
@@ -18323,19 +18175,9 @@
                 <w:i/>
                 <w:iCs/>
               </w:rPr>
-              <w:t>Kavilando</w:t>
+              <w:t xml:space="preserve">Kavilando, 11. </w:t>
             </w:r>
-            <w:proofErr w:type="spellEnd"/>
-            <w:r>
-              <w:rPr>
-                <w:b w:val="0"/>
-                <w:bCs/>
-                <w:i/>
-                <w:iCs/>
-              </w:rPr>
-              <w:t xml:space="preserve">, 11. </w:t>
-            </w:r>
-            <w:hyperlink w:history="1" r:id="rId47">
+            <w:hyperlink r:id="rId47" w:history="1">
               <w:r>
                 <w:rPr>
                   <w:rStyle w:val="Hipervnculo"/>
@@ -18407,7 +18249,7 @@
                 <w:lang w:val="es-ES_tradnl"/>
               </w:rPr>
             </w:pPr>
-            <w:hyperlink w:history="1" r:id="rId48">
+            <w:hyperlink r:id="rId48" w:history="1">
               <w:r>
                 <w:rPr>
                   <w:rStyle w:val="Hipervnculo"/>
@@ -18584,7 +18426,7 @@
               </w:rPr>
               <w:t xml:space="preserve">. </w:t>
             </w:r>
-            <w:hyperlink w:history="1" r:id="rId49">
+            <w:hyperlink r:id="rId49" w:history="1">
               <w:r>
                 <w:rPr>
                   <w:rStyle w:val="Hipervnculo"/>
@@ -18655,7 +18497,7 @@
                 <w:lang w:val="es-ES_tradnl"/>
               </w:rPr>
             </w:pPr>
-            <w:hyperlink w:history="1" r:id="rId50">
+            <w:hyperlink r:id="rId50" w:history="1">
               <w:r>
                 <w:rPr>
                   <w:rStyle w:val="Hipervnculo"/>
@@ -18757,7 +18599,7 @@
           <w:lang w:val="es-ES_tradnl"/>
         </w:rPr>
       </w:pPr>
-      <w:bookmarkStart w:name="_Toc214405623" w:id="35"/>
+      <w:bookmarkStart w:id="36" w:name="_Toc214405623"/>
       <w:r>
         <w:rPr>
           <w:b/>
@@ -18767,7 +18609,7 @@
         </w:rPr>
         <w:t>GLOSARIO:</w:t>
       </w:r>
-      <w:bookmarkEnd w:id="35"/>
+      <w:bookmarkEnd w:id="36"/>
       <w:r>
         <w:rPr>
           <w:b/>
@@ -18819,12 +18661,12 @@
         <w:tblW w:w="9962" w:type="dxa"/>
         <w:tblInd w:w="0" w:type="dxa"/>
         <w:tblBorders>
-          <w:top w:val="single" w:color="000000" w:sz="4" w:space="0"/>
-          <w:left w:val="single" w:color="000000" w:sz="4" w:space="0"/>
-          <w:bottom w:val="single" w:color="000000" w:sz="4" w:space="0"/>
-          <w:right w:val="single" w:color="000000" w:sz="4" w:space="0"/>
-          <w:insideH w:val="single" w:color="000000" w:sz="4" w:space="0"/>
-          <w:insideV w:val="single" w:color="000000" w:sz="4" w:space="0"/>
+          <w:top w:val="single" w:sz="4" w:space="0" w:color="000000"/>
+          <w:left w:val="single" w:sz="4" w:space="0" w:color="000000"/>
+          <w:bottom w:val="single" w:sz="4" w:space="0" w:color="000000"/>
+          <w:right w:val="single" w:sz="4" w:space="0" w:color="000000"/>
+          <w:insideH w:val="single" w:sz="4" w:space="0" w:color="000000"/>
+          <w:insideV w:val="single" w:sz="4" w:space="0" w:color="000000"/>
         </w:tblBorders>
         <w:tblLayout w:type="fixed"/>
         <w:tblLook w:val="0420" w:firstRow="1" w:lastRow="0" w:firstColumn="0" w:lastColumn="0" w:noHBand="0" w:noVBand="1"/>
@@ -19761,7 +19603,7 @@
           <w:lang w:val="es-ES_tradnl"/>
         </w:rPr>
       </w:pPr>
-      <w:bookmarkStart w:name="_Toc214405624" w:id="36"/>
+      <w:bookmarkStart w:id="37" w:name="_Toc214405624"/>
       <w:r>
         <w:rPr>
           <w:b/>
@@ -19771,7 +19613,7 @@
         </w:rPr>
         <w:t>REFERENCIAS BIBLIOGRÁFICAS</w:t>
       </w:r>
-      <w:bookmarkEnd w:id="36"/>
+      <w:bookmarkEnd w:id="37"/>
     </w:p>
     <w:p>
       <w:pPr>
@@ -19794,22 +19636,18 @@
     </w:p>
     <w:sdt>
       <w:sdtPr>
+        <w:rPr>
+          <w:color w:val="000000"/>
+          <w:szCs w:val="20"/>
+          <w:lang w:val="es-ES_tradnl"/>
+        </w:rPr>
         <w:tag w:val="MENDELEY_BIBLIOGRAPHY"/>
         <w:id w:val="745377624"/>
         <w:placeholder>
           <w:docPart w:val="DefaultPlaceholder_-1854013440"/>
         </w:placeholder>
-        <w:rPr>
-          <w:color w:val="000000"/>
-          <w:lang w:val="es-ES"/>
-        </w:rPr>
       </w:sdtPr>
-      <w:sdtEndPr>
-        <w:rPr>
-          <w:color w:val="000000" w:themeColor="text1" w:themeTint="FF" w:themeShade="FF"/>
-          <w:lang w:val="es-ES"/>
-        </w:rPr>
-      </w:sdtEndPr>
+      <w:sdtEndPr/>
       <w:sdtContent>
         <w:p>
           <w:pPr>
@@ -19820,78 +19658,54 @@
             <w:rPr>
               <w:rFonts w:eastAsia="Times New Roman"/>
               <w:color w:val="000000"/>
-              <w:lang w:val="es-ES"/>
+              <w:lang w:val="es-ES_tradnl"/>
             </w:rPr>
           </w:pPr>
           <w:r>
             <w:rPr>
               <w:rFonts w:eastAsia="Times New Roman"/>
-              <w:color w:val="000000" w:themeColor="text1" w:themeTint="FF" w:themeShade="FF"/>
-              <w:lang w:val="es-ES"/>
+              <w:color w:val="000000"/>
+              <w:lang w:val="es-ES_tradnl"/>
             </w:rPr>
-            <w:t>Bauni</w:t>
+            <w:t xml:space="preserve">Bauni, N. (2022). </w:t>
           </w:r>
           <w:r>
             <w:rPr>
               <w:rFonts w:eastAsia="Times New Roman"/>
-              <w:color w:val="000000" w:themeColor="text1" w:themeTint="FF" w:themeShade="FF"/>
-              <w:lang w:val="es-ES"/>
-            </w:rPr>
-            <w:t xml:space="preserve">, N. (2022). </w:t>
-          </w:r>
-          <w:r>
-            <w:rPr>
-              <w:rFonts w:eastAsia="Times New Roman"/>
-              <w:i w:val="1"/>
-              <w:iCs w:val="1"/>
-              <w:color w:val="000000" w:themeColor="text1" w:themeTint="FF" w:themeShade="FF"/>
-              <w:lang w:val="es-ES"/>
+              <w:i/>
+              <w:iCs/>
+              <w:color w:val="000000"/>
+              <w:lang w:val="es-ES_tradnl"/>
             </w:rPr>
             <w:t>Innovar y autogestionar:</w:t>
           </w:r>
           <w:r>
             <w:rPr>
               <w:rFonts w:eastAsia="Times New Roman"/>
-              <w:i w:val="1"/>
-              <w:iCs w:val="1"/>
-              <w:color w:val="000000" w:themeColor="text1" w:themeTint="FF" w:themeShade="FF"/>
-              <w:lang w:val="es-ES"/>
+              <w:i/>
+              <w:iCs/>
+              <w:color w:val="000000"/>
+              <w:lang w:val="es-ES_tradnl"/>
             </w:rPr>
             <w:t xml:space="preserve"> </w:t>
           </w:r>
           <w:r>
             <w:rPr>
               <w:rFonts w:eastAsia="Times New Roman"/>
-              <w:i w:val="1"/>
-              <w:iCs w:val="1"/>
-              <w:color w:val="000000" w:themeColor="text1" w:themeTint="FF" w:themeShade="FF"/>
-              <w:lang w:val="es-ES"/>
+              <w:i/>
+              <w:iCs/>
+              <w:color w:val="000000"/>
+              <w:lang w:val="es-ES_tradnl"/>
             </w:rPr>
             <w:t>Teorías y experiencias históricas sobre innovaciones organizacionales en la autogestión</w:t>
           </w:r>
           <w:r>
             <w:rPr>
               <w:rFonts w:eastAsia="Times New Roman"/>
-              <w:color w:val="000000" w:themeColor="text1" w:themeTint="FF" w:themeShade="FF"/>
-              <w:lang w:val="es-ES"/>
+              <w:color w:val="000000"/>
+              <w:lang w:val="es-ES_tradnl"/>
             </w:rPr>
-            <w:t xml:space="preserve">. </w:t>
-          </w:r>
-          <w:r>
-            <w:rPr>
-              <w:rFonts w:eastAsia="Times New Roman"/>
-              <w:color w:val="000000" w:themeColor="text1" w:themeTint="FF" w:themeShade="FF"/>
-              <w:lang w:val="es-ES"/>
-            </w:rPr>
-            <w:t>TeseoPress</w:t>
-          </w:r>
-          <w:r>
-            <w:rPr>
-              <w:rFonts w:eastAsia="Times New Roman"/>
-              <w:color w:val="000000" w:themeColor="text1" w:themeTint="FF" w:themeShade="FF"/>
-              <w:lang w:val="es-ES"/>
-            </w:rPr>
-            <w:t>.</w:t>
+            <w:t>. TeseoPress.</w:t>
           </w:r>
         </w:p>
         <w:p>
@@ -19932,7 +19746,7 @@
             </w:rPr>
             <w:t xml:space="preserve">. </w:t>
           </w:r>
-          <w:hyperlink w:history="1" r:id="rId51">
+          <w:hyperlink r:id="rId51" w:history="1">
             <w:r>
               <w:rPr>
                 <w:rStyle w:val="Hipervnculo"/>
@@ -19989,7 +19803,7 @@
             </w:rPr>
             <w:t xml:space="preserve">. </w:t>
           </w:r>
-          <w:hyperlink w:history="1" r:id="rId52">
+          <w:hyperlink r:id="rId52" w:history="1">
             <w:r>
               <w:rPr>
                 <w:rStyle w:val="Hipervnculo"/>
@@ -20018,6 +19832,7 @@
               <w:color w:val="000000"/>
               <w:lang w:val="es-ES_tradnl"/>
             </w:rPr>
+            <w:lastRenderedPageBreak/>
             <w:t>Congreso de Colombia</w:t>
           </w:r>
           <w:r>
@@ -20052,7 +19867,7 @@
             </w:rPr>
             <w:t xml:space="preserve">). Ley 1438 de 2011. Por medio de la cual se reforma el Sistema General de Seguridad Social en Salud y se dictan otras disposiciones. </w:t>
           </w:r>
-          <w:hyperlink w:history="1" r:id="rId53">
+          <w:hyperlink r:id="rId53" w:history="1">
             <w:r>
               <w:rPr>
                 <w:rStyle w:val="Hipervnculo"/>
@@ -20063,7 +19878,7 @@
             </w:r>
           </w:hyperlink>
         </w:p>
-        <w:p w14:noSpellErr="1">
+        <w:p>
           <w:pPr>
             <w:autoSpaceDE w:val="0"/>
             <w:autoSpaceDN w:val="0"/>
@@ -20072,55 +19887,39 @@
             <w:rPr>
               <w:rFonts w:eastAsia="Times New Roman"/>
               <w:color w:val="000000"/>
-              <w:lang w:val="es-ES"/>
+              <w:lang w:val="es-ES_tradnl"/>
             </w:rPr>
           </w:pPr>
           <w:r>
             <w:rPr>
               <w:rFonts w:eastAsia="Times New Roman"/>
-              <w:color w:val="000000" w:themeColor="text1" w:themeTint="FF" w:themeShade="FF"/>
-              <w:lang w:val="es-ES"/>
+              <w:color w:val="000000"/>
+              <w:lang w:val="es-ES_tradnl"/>
             </w:rPr>
             <w:t>Congreso de Colombia, (2015</w:t>
           </w:r>
           <w:r>
             <w:rPr>
               <w:rFonts w:eastAsia="Times New Roman"/>
-              <w:color w:val="000000" w:themeColor="text1" w:themeTint="FF" w:themeShade="FF"/>
-              <w:lang w:val="es-ES"/>
+              <w:color w:val="000000"/>
+              <w:lang w:val="es-ES_tradnl"/>
             </w:rPr>
             <w:t>, 16 de febrero</w:t>
           </w:r>
           <w:r>
             <w:rPr>
               <w:rFonts w:eastAsia="Times New Roman"/>
-              <w:color w:val="000000" w:themeColor="text1" w:themeTint="FF" w:themeShade="FF"/>
-              <w:lang w:val="es-ES"/>
+              <w:color w:val="000000"/>
+              <w:lang w:val="es-ES_tradnl"/>
             </w:rPr>
-            <w:t xml:space="preserve">). Ley Estatutaria 1751 de 2015. </w:t>
+            <w:t xml:space="preserve">). Ley Estatutaria 1751 de 2015. Por medio de la cual se regula el derecho fundamental a la salud y se dictan otras disposiciones. </w:t>
           </w:r>
-          <w:r>
-            <w:rPr>
-              <w:rFonts w:eastAsia="Times New Roman"/>
-              <w:color w:val="000000" w:themeColor="text1" w:themeTint="FF" w:themeShade="FF"/>
-              <w:lang w:val="es-ES"/>
-            </w:rPr>
-            <w:t>Por medio de la cual se regula el derecho fundamental a la salud y se dictan otras disposiciones.</w:t>
-          </w:r>
-          <w:r>
-            <w:rPr>
-              <w:rFonts w:eastAsia="Times New Roman"/>
-              <w:color w:val="000000" w:themeColor="text1" w:themeTint="FF" w:themeShade="FF"/>
-              <w:lang w:val="es-ES"/>
-            </w:rPr>
-            <w:t xml:space="preserve"> </w:t>
-          </w:r>
-          <w:hyperlink r:id="R81daf4bf0cb64af2">
+          <w:hyperlink r:id="rId54" w:history="1">
             <w:r>
               <w:rPr>
                 <w:rStyle w:val="Hipervnculo"/>
                 <w:rFonts w:eastAsia="Times New Roman"/>
-                <w:lang w:val="es-ES"/>
+                <w:lang w:val="es-ES_tradnl"/>
               </w:rPr>
               <w:t>https://www.funcionpublica.gov.co/eva/gestornormativo/norma.php?i=60733</w:t>
             </w:r>
@@ -20128,8 +19927,8 @@
           <w:r>
             <w:rPr>
               <w:rFonts w:eastAsia="Times New Roman"/>
-              <w:color w:val="000000" w:themeColor="text1" w:themeTint="FF" w:themeShade="FF"/>
-              <w:lang w:val="es-ES"/>
+              <w:color w:val="000000"/>
+              <w:lang w:val="es-ES_tradnl"/>
             </w:rPr>
             <w:t xml:space="preserve"> </w:t>
           </w:r>
@@ -20266,20 +20065,8 @@
               <w:color w:val="000000"/>
               <w:lang w:val="es-ES_tradnl"/>
             </w:rPr>
-            <w:t xml:space="preserve">Revista de La Facultad de Derecho y Ciencias </w:t>
+            <w:t>Revista de La Facultad de Derecho y Ciencias Politicas</w:t>
           </w:r>
-          <w:proofErr w:type="spellStart"/>
-          <w:r>
-            <w:rPr>
-              <w:rFonts w:eastAsia="Times New Roman"/>
-              <w:i/>
-              <w:iCs/>
-              <w:color w:val="000000"/>
-              <w:lang w:val="es-ES_tradnl"/>
-            </w:rPr>
-            <w:t>Politicas</w:t>
-          </w:r>
-          <w:proofErr w:type="spellEnd"/>
           <w:r>
             <w:rPr>
               <w:rFonts w:eastAsia="Times New Roman"/>
@@ -20306,7 +20093,7 @@
             </w:rPr>
             <w:t xml:space="preserve">(136), 68–100. </w:t>
           </w:r>
-          <w:hyperlink w:history="1" r:id="rId55">
+          <w:hyperlink r:id="rId55" w:history="1">
             <w:r>
               <w:rPr>
                 <w:rStyle w:val="Hipervnculo"/>
@@ -20325,7 +20112,7 @@
             <w:t xml:space="preserve"> </w:t>
           </w:r>
         </w:p>
-        <w:p w14:noSpellErr="1">
+        <w:p>
           <w:pPr>
             <w:autoSpaceDE w:val="0"/>
             <w:autoSpaceDN w:val="0"/>
@@ -20334,48 +20121,32 @@
             <w:rPr>
               <w:rFonts w:eastAsia="Times New Roman"/>
               <w:color w:val="000000"/>
-              <w:lang w:val="es-ES"/>
+              <w:lang w:val="es-ES_tradnl"/>
             </w:rPr>
           </w:pPr>
           <w:r>
             <w:rPr>
               <w:rFonts w:eastAsia="Times New Roman"/>
-              <w:color w:val="000000" w:themeColor="text1" w:themeTint="FF" w:themeShade="FF"/>
-              <w:lang w:val="es-ES"/>
+              <w:color w:val="000000"/>
+              <w:lang w:val="es-ES_tradnl"/>
             </w:rPr>
-            <w:t xml:space="preserve">Eugenio, J. L., Mejía Mendoza, M. L., Figueroa, I. V. &amp; Márquez A, J. M. (2014). </w:t>
+            <w:t xml:space="preserve">Eugenio, J. L., Mejía Mendoza, M. L., Figueroa, I. V. &amp; Márquez A, J. M. (2014). Movilización social y determinantes sociales de la salud: proceso educativo en comunidad rural de Jalisco. </w:t>
           </w:r>
           <w:r>
             <w:rPr>
               <w:rFonts w:eastAsia="Times New Roman"/>
-              <w:color w:val="000000" w:themeColor="text1" w:themeTint="FF" w:themeShade="FF"/>
-              <w:lang w:val="es-ES"/>
-            </w:rPr>
-            <w:t>Movilización social y determinantes sociales</w:t>
-          </w:r>
-          <w:r>
-            <w:rPr>
-              <w:rFonts w:eastAsia="Times New Roman"/>
-              <w:color w:val="000000" w:themeColor="text1" w:themeTint="FF" w:themeShade="FF"/>
-              <w:lang w:val="es-ES"/>
-            </w:rPr>
-            <w:t xml:space="preserve"> de la salud: proceso educativo en comunidad rural de Jalisco. </w:t>
-          </w:r>
-          <w:r>
-            <w:rPr>
-              <w:rFonts w:eastAsia="Times New Roman"/>
-              <w:i w:val="1"/>
-              <w:iCs w:val="1"/>
-              <w:color w:val="000000" w:themeColor="text1" w:themeTint="FF" w:themeShade="FF"/>
-              <w:lang w:val="es-ES"/>
+              <w:i/>
+              <w:iCs/>
+              <w:color w:val="000000"/>
+              <w:lang w:val="es-ES_tradnl"/>
             </w:rPr>
             <w:t>Estudio Sociales</w:t>
           </w:r>
           <w:r>
             <w:rPr>
               <w:rFonts w:eastAsia="Times New Roman"/>
-              <w:color w:val="000000" w:themeColor="text1" w:themeTint="FF" w:themeShade="FF"/>
-              <w:lang w:val="es-ES"/>
+              <w:color w:val="000000"/>
+              <w:lang w:val="es-ES_tradnl"/>
             </w:rPr>
             <w:t xml:space="preserve">. </w:t>
           </w:r>
@@ -20391,98 +20162,67 @@
               <w:color w:val="000000"/>
               <w:sz w:val="24"/>
               <w:szCs w:val="24"/>
-              <w:lang w:val="es-ES"/>
+              <w:lang w:val="es-ES_tradnl"/>
             </w:rPr>
           </w:pPr>
           <w:r>
             <w:rPr>
-              <w:color w:val="000000" w:themeColor="text1" w:themeTint="FF" w:themeShade="FF"/>
-              <w:lang w:val="es-ES"/>
+              <w:color w:val="000000"/>
+              <w:szCs w:val="20"/>
+              <w:lang w:val="es-ES_tradnl"/>
             </w:rPr>
             <w:t xml:space="preserve">García Jerez, F. A. </w:t>
           </w:r>
           <w:r>
             <w:rPr>
               <w:rFonts w:eastAsia="Times New Roman"/>
-              <w:color w:val="000000" w:themeColor="text1" w:themeTint="FF" w:themeShade="FF"/>
-              <w:lang w:val="es-ES"/>
+              <w:color w:val="000000"/>
+              <w:lang w:val="es-ES_tradnl"/>
             </w:rPr>
-            <w:t xml:space="preserve">(2016). La movilidad </w:t>
+            <w:t xml:space="preserve">(2016). La movilidad socio-espacial desde la teoría de Pierre Bourdieu: capital de motilidad, campo de movilidad y habitus ambulante 1. </w:t>
           </w:r>
           <w:r>
             <w:rPr>
               <w:rFonts w:eastAsia="Times New Roman"/>
-              <w:color w:val="000000" w:themeColor="text1" w:themeTint="FF" w:themeShade="FF"/>
-              <w:lang w:val="es-ES"/>
-            </w:rPr>
-            <w:t>socio-espacial</w:t>
-          </w:r>
-          <w:r>
-            <w:rPr>
-              <w:rFonts w:eastAsia="Times New Roman"/>
-              <w:color w:val="000000" w:themeColor="text1" w:themeTint="FF" w:themeShade="FF"/>
-              <w:lang w:val="es-ES"/>
-            </w:rPr>
-            <w:t xml:space="preserve"> desde la teoría de Pierre Bourdieu: capital de motilidad, campo de movilidad y </w:t>
-          </w:r>
-          <w:r>
-            <w:rPr>
-              <w:rFonts w:eastAsia="Times New Roman"/>
-              <w:color w:val="000000" w:themeColor="text1" w:themeTint="FF" w:themeShade="FF"/>
-              <w:lang w:val="es-ES"/>
-            </w:rPr>
-            <w:t>habitus</w:t>
-          </w:r>
-          <w:r>
-            <w:rPr>
-              <w:rFonts w:eastAsia="Times New Roman"/>
-              <w:color w:val="000000" w:themeColor="text1" w:themeTint="FF" w:themeShade="FF"/>
-              <w:lang w:val="es-ES"/>
-            </w:rPr>
-            <w:t xml:space="preserve"> ambulante 1. </w:t>
-          </w:r>
-          <w:r>
-            <w:rPr>
-              <w:rFonts w:eastAsia="Times New Roman"/>
-              <w:i w:val="1"/>
-              <w:iCs w:val="1"/>
-              <w:color w:val="000000" w:themeColor="text1" w:themeTint="FF" w:themeShade="FF"/>
-              <w:lang w:val="es-ES"/>
+              <w:i/>
+              <w:iCs/>
+              <w:color w:val="000000"/>
+              <w:lang w:val="es-ES_tradnl"/>
             </w:rPr>
             <w:t>Sociedad y Economía</w:t>
           </w:r>
           <w:r>
             <w:rPr>
               <w:rFonts w:eastAsia="Times New Roman"/>
-              <w:color w:val="000000" w:themeColor="text1" w:themeTint="FF" w:themeShade="FF"/>
-              <w:lang w:val="es-ES"/>
+              <w:color w:val="000000"/>
+              <w:lang w:val="es-ES_tradnl"/>
             </w:rPr>
             <w:t xml:space="preserve">, </w:t>
           </w:r>
           <w:r>
             <w:rPr>
               <w:rFonts w:eastAsia="Times New Roman"/>
-              <w:i w:val="1"/>
-              <w:iCs w:val="1"/>
-              <w:color w:val="000000" w:themeColor="text1" w:themeTint="FF" w:themeShade="FF"/>
-              <w:lang w:val="es-ES"/>
+              <w:i/>
+              <w:iCs/>
+              <w:color w:val="000000"/>
+              <w:lang w:val="es-ES_tradnl"/>
             </w:rPr>
             <w:t>31</w:t>
           </w:r>
           <w:r>
             <w:rPr>
               <w:rFonts w:eastAsia="Times New Roman"/>
-              <w:color w:val="000000" w:themeColor="text1" w:themeTint="FF" w:themeShade="FF"/>
-              <w:lang w:val="es-ES"/>
+              <w:color w:val="000000"/>
+              <w:lang w:val="es-ES_tradnl"/>
             </w:rPr>
             <w:t xml:space="preserve">, 15–32. </w:t>
           </w:r>
-          <w:hyperlink r:id="R2737b6fa76dc4f92">
+          <w:hyperlink r:id="rId56" w:history="1">
             <w:r>
               <w:rPr>
                 <w:rStyle w:val="Hipervnculo"/>
                 <w:rFonts w:eastAsia="Times New Roman"/>
-                <w:lang w:val="es-ES"/>
+                <w:lang w:val="es-ES_tradnl"/>
               </w:rPr>
               <w:t>http://www.scielo.org.co/pdf/soec/n31/n31a02.pdf</w:t>
             </w:r>
@@ -20490,8 +20230,8 @@
           <w:r>
             <w:rPr>
               <w:rFonts w:eastAsia="Times New Roman"/>
-              <w:color w:val="000000" w:themeColor="text1" w:themeTint="FF" w:themeShade="FF"/>
-              <w:lang w:val="es-ES"/>
+              <w:color w:val="000000"/>
+              <w:lang w:val="es-ES_tradnl"/>
             </w:rPr>
             <w:t xml:space="preserve"> </w:t>
           </w:r>
@@ -20568,7 +20308,7 @@
             </w:rPr>
             <w:t xml:space="preserve"> 571–597. </w:t>
           </w:r>
-          <w:hyperlink w:history="1" r:id="rId57">
+          <w:hyperlink r:id="rId57" w:history="1">
             <w:r>
               <w:rPr>
                 <w:rStyle w:val="Hipervnculo"/>
@@ -20634,76 +20374,68 @@
             <w:divId w:val="383716314"/>
             <w:rPr>
               <w:rFonts w:eastAsia="Times New Roman"/>
-              <w:i w:val="1"/>
-              <w:iCs w:val="1"/>
+              <w:i/>
+              <w:iCs/>
               <w:color w:val="000000"/>
-              <w:lang w:val="es-ES"/>
+              <w:lang w:val="es-ES_tradnl"/>
             </w:rPr>
           </w:pPr>
           <w:r>
             <w:rPr>
               <w:rFonts w:eastAsia="Times New Roman"/>
-              <w:color w:val="000000" w:themeColor="text1" w:themeTint="FF" w:themeShade="FF"/>
-              <w:lang w:val="es-ES"/>
+              <w:color w:val="000000"/>
+              <w:lang w:val="es-ES_tradnl"/>
             </w:rPr>
-            <w:t>Marinof</w:t>
+            <w:t>Marinof, N.</w:t>
           </w:r>
           <w:r>
             <w:rPr>
               <w:rFonts w:eastAsia="Times New Roman"/>
-              <w:color w:val="000000" w:themeColor="text1" w:themeTint="FF" w:themeShade="FF"/>
-              <w:lang w:val="es-ES"/>
-            </w:rPr>
-            <w:t>, N.</w:t>
-          </w:r>
-          <w:r>
-            <w:rPr>
-              <w:rFonts w:eastAsia="Times New Roman"/>
-              <w:color w:val="000000" w:themeColor="text1" w:themeTint="FF" w:themeShade="FF"/>
-              <w:lang w:val="es-ES"/>
+              <w:color w:val="000000"/>
+              <w:lang w:val="es-ES_tradnl"/>
             </w:rPr>
             <w:t xml:space="preserve">, Amalia Pesantes, M. &amp; Centurión, C. </w:t>
           </w:r>
           <w:r>
             <w:rPr>
               <w:rFonts w:eastAsia="Times New Roman"/>
-              <w:color w:val="000000" w:themeColor="text1" w:themeTint="FF" w:themeShade="FF"/>
-              <w:lang w:val="es-ES"/>
+              <w:color w:val="000000"/>
+              <w:lang w:val="es-ES_tradnl"/>
             </w:rPr>
             <w:t>(</w:t>
           </w:r>
           <w:r>
             <w:rPr>
               <w:rFonts w:eastAsia="Times New Roman"/>
-              <w:color w:val="000000" w:themeColor="text1" w:themeTint="FF" w:themeShade="FF"/>
-              <w:lang w:val="es-ES"/>
+              <w:color w:val="000000"/>
+              <w:lang w:val="es-ES_tradnl"/>
             </w:rPr>
             <w:t>2001</w:t>
           </w:r>
           <w:r>
             <w:rPr>
               <w:rFonts w:eastAsia="Times New Roman"/>
-              <w:color w:val="000000" w:themeColor="text1" w:themeTint="FF" w:themeShade="FF"/>
-              <w:lang w:val="es-ES"/>
+              <w:color w:val="000000"/>
+              <w:lang w:val="es-ES_tradnl"/>
             </w:rPr>
             <w:t xml:space="preserve">). </w:t>
           </w:r>
           <w:r>
             <w:rPr>
               <w:rFonts w:eastAsia="Times New Roman"/>
-              <w:i w:val="1"/>
-              <w:iCs w:val="1"/>
-              <w:color w:val="000000" w:themeColor="text1" w:themeTint="FF" w:themeShade="FF"/>
-              <w:lang w:val="es-ES"/>
+              <w:i/>
+              <w:iCs/>
+              <w:color w:val="000000"/>
+              <w:lang w:val="es-ES_tradnl"/>
             </w:rPr>
             <w:t xml:space="preserve">Metodologías participativas en educación sanitaria Una adaptación de SARAR PHAST para comunidades rurales andinas. </w:t>
           </w:r>
-          <w:hyperlink r:id="R1dac57b3a9c04b7e">
+          <w:hyperlink r:id="rId58" w:history="1">
             <w:r>
               <w:rPr>
                 <w:rStyle w:val="Hipervnculo"/>
                 <w:rFonts w:eastAsia="Times New Roman"/>
-                <w:lang w:val="es-ES"/>
+                <w:lang w:val="es-ES_tradnl"/>
               </w:rPr>
               <w:t>https://www.minsalud.gov.co/sites/rid/Lists/BibliotecaDigital/RIDE/INEC/IETS/guia-del-orientador-metodologias-participativas-en-educacion-sanitaria-(sarar-1).pdf</w:t>
             </w:r>
@@ -20785,7 +20517,7 @@
             </w:rPr>
             <w:t xml:space="preserve"> medio de la cual se adopta la Política de Atención Integral en Salud. </w:t>
           </w:r>
-          <w:hyperlink w:history="1" r:id="rId59">
+          <w:hyperlink r:id="rId59" w:history="1">
             <w:r>
               <w:rPr>
                 <w:rStyle w:val="Hipervnculo"/>
@@ -20856,7 +20588,7 @@
             </w:rPr>
             <w:t xml:space="preserve">). Resolución 2063 de 2017. Por la cual se adopta la Política de Participación Social en Salud – PPSS. </w:t>
           </w:r>
-          <w:hyperlink w:history="1" r:id="rId60">
+          <w:hyperlink r:id="rId60" w:history="1">
             <w:r>
               <w:rPr>
                 <w:rStyle w:val="Hipervnculo"/>
@@ -20921,7 +20653,7 @@
             </w:rPr>
             <w:t xml:space="preserve">. </w:t>
           </w:r>
-          <w:hyperlink w:history="1" r:id="rId61">
+          <w:hyperlink r:id="rId61" w:history="1">
             <w:r>
               <w:rPr>
                 <w:rStyle w:val="Hipervnculo"/>
@@ -21140,7 +20872,7 @@
             </w:rPr>
             <w:t xml:space="preserve"> </w:t>
           </w:r>
-          <w:hyperlink w:history="1" r:id="rId62">
+          <w:hyperlink r:id="rId62" w:history="1">
             <w:r>
               <w:rPr>
                 <w:rStyle w:val="Hipervnculo"/>
@@ -21215,7 +20947,7 @@
             </w:rPr>
             <w:t xml:space="preserve">. </w:t>
           </w:r>
-          <w:hyperlink w:history="1" r:id="rId63">
+          <w:hyperlink r:id="rId63" w:history="1">
             <w:r>
               <w:rPr>
                 <w:rStyle w:val="Hipervnculo"/>
@@ -21235,58 +20967,50 @@
             <w:rPr>
               <w:rFonts w:eastAsia="Times New Roman"/>
               <w:color w:val="000000"/>
-              <w:lang w:val="es-ES"/>
+              <w:lang w:val="es-ES_tradnl"/>
             </w:rPr>
           </w:pPr>
           <w:r>
             <w:rPr>
               <w:rFonts w:eastAsia="Times New Roman"/>
-              <w:color w:val="000000" w:themeColor="text1" w:themeTint="FF" w:themeShade="FF"/>
-              <w:lang w:val="es-ES"/>
+              <w:color w:val="000000"/>
+              <w:lang w:val="es-ES_tradnl"/>
             </w:rPr>
-            <w:t>Richer</w:t>
+            <w:t xml:space="preserve">Richer, M. (2005). Participación y organización comunitaria en el sector salud: Servicios sociales quebequense. </w:t>
           </w:r>
           <w:r>
             <w:rPr>
               <w:rFonts w:eastAsia="Times New Roman"/>
-              <w:color w:val="000000" w:themeColor="text1" w:themeTint="FF" w:themeShade="FF"/>
-              <w:lang w:val="es-ES"/>
-            </w:rPr>
-            <w:t xml:space="preserve">, M. (2005). Participación y organización comunitaria en el sector salud: Servicios sociales quebequense. </w:t>
-          </w:r>
-          <w:r>
-            <w:rPr>
-              <w:rFonts w:eastAsia="Times New Roman"/>
-              <w:i w:val="1"/>
-              <w:iCs w:val="1"/>
-              <w:color w:val="000000" w:themeColor="text1" w:themeTint="FF" w:themeShade="FF"/>
-              <w:lang w:val="es-ES"/>
+              <w:i/>
+              <w:iCs/>
+              <w:color w:val="000000"/>
+              <w:lang w:val="es-ES_tradnl"/>
             </w:rPr>
             <w:t>Revista de Ciencias Sociales</w:t>
           </w:r>
           <w:r>
             <w:rPr>
               <w:rFonts w:eastAsia="Times New Roman"/>
-              <w:color w:val="000000" w:themeColor="text1" w:themeTint="FF" w:themeShade="FF"/>
-              <w:lang w:val="es-ES"/>
+              <w:color w:val="000000"/>
+              <w:lang w:val="es-ES_tradnl"/>
             </w:rPr>
             <w:t xml:space="preserve">, </w:t>
           </w:r>
           <w:r>
             <w:rPr>
               <w:rFonts w:eastAsia="Times New Roman"/>
-              <w:i w:val="1"/>
-              <w:iCs w:val="1"/>
-              <w:color w:val="000000" w:themeColor="text1" w:themeTint="FF" w:themeShade="FF"/>
-              <w:lang w:val="es-ES"/>
+              <w:i/>
+              <w:iCs/>
+              <w:color w:val="000000"/>
+              <w:lang w:val="es-ES_tradnl"/>
             </w:rPr>
             <w:t>11</w:t>
           </w:r>
           <w:r>
             <w:rPr>
               <w:rFonts w:eastAsia="Times New Roman"/>
-              <w:color w:val="000000" w:themeColor="text1" w:themeTint="FF" w:themeShade="FF"/>
-              <w:lang w:val="es-ES"/>
+              <w:color w:val="000000"/>
+              <w:lang w:val="es-ES_tradnl"/>
             </w:rPr>
             <w:t>(2).</w:t>
           </w:r>
@@ -21303,7 +21027,7 @@
               <w:lang w:val="es-ES_tradnl"/>
             </w:rPr>
           </w:pPr>
-          <w:hyperlink w:history="1" r:id="rId64">
+          <w:hyperlink r:id="rId64" w:history="1">
             <w:r>
               <w:rPr>
                 <w:bCs/>
@@ -21335,25 +21059,15 @@
             </w:rPr>
             <w:t xml:space="preserve"> </w:t>
           </w:r>
-          <w:proofErr w:type="spellStart"/>
           <w:r>
             <w:rPr>
               <w:bCs/>
               <w:i/>
               <w:iCs/>
             </w:rPr>
-            <w:t>Kavilando</w:t>
+            <w:t xml:space="preserve">Kavilando, 11. </w:t>
           </w:r>
-          <w:proofErr w:type="spellEnd"/>
-          <w:r>
-            <w:rPr>
-              <w:bCs/>
-              <w:i/>
-              <w:iCs/>
-            </w:rPr>
-            <w:t xml:space="preserve">, 11. </w:t>
-          </w:r>
-          <w:hyperlink w:history="1" r:id="rId65">
+          <w:hyperlink r:id="rId65" w:history="1">
             <w:r>
               <w:rPr>
                 <w:rStyle w:val="Hipervnculo"/>
@@ -21438,7 +21152,6 @@
             <w:rPr>
               <w:rFonts w:eastAsia="Times New Roman"/>
               <w:color w:val="000000"/>
-              <w:lang w:val="en-US"/>
             </w:rPr>
             <w:t xml:space="preserve">Tilly, C. &amp; Wood, L. J. (2010). </w:t>
           </w:r>
@@ -21529,6 +21242,7 @@
               <w:color w:val="000000"/>
               <w:lang w:val="es-ES_tradnl"/>
             </w:rPr>
+            <w:lastRenderedPageBreak/>
             <w:t>Torres</w:t>
           </w:r>
           <w:r>
@@ -21636,7 +21350,7 @@
             </w:rPr>
             <w:t xml:space="preserve">. </w:t>
           </w:r>
-          <w:hyperlink w:history="1" r:id="rId66">
+          <w:hyperlink r:id="rId66" w:history="1">
             <w:r>
               <w:rPr>
                 <w:rStyle w:val="Hipervnculo"/>
@@ -21688,7 +21402,7 @@
           <w:lang w:val="es-ES_tradnl"/>
         </w:rPr>
       </w:pPr>
-      <w:bookmarkStart w:name="_Toc214405625" w:id="37"/>
+      <w:bookmarkStart w:id="38" w:name="_Toc214405625"/>
       <w:r>
         <w:rPr>
           <w:b/>
@@ -21698,7 +21412,7 @@
         </w:rPr>
         <w:t>CONTROL DEL DOCUMENTO</w:t>
       </w:r>
-      <w:bookmarkEnd w:id="37"/>
+      <w:bookmarkEnd w:id="38"/>
     </w:p>
     <w:p>
       <w:pPr>
@@ -21714,12 +21428,12 @@
       <w:tblPr>
         <w:tblW w:w="9967" w:type="dxa"/>
         <w:tblBorders>
-          <w:top w:val="single" w:color="000000" w:themeColor="text1" w:sz="4" w:space="0"/>
-          <w:left w:val="single" w:color="000000" w:themeColor="text1" w:sz="4" w:space="0"/>
-          <w:bottom w:val="single" w:color="000000" w:themeColor="text1" w:sz="4" w:space="0"/>
-          <w:right w:val="single" w:color="000000" w:themeColor="text1" w:sz="4" w:space="0"/>
-          <w:insideH w:val="single" w:color="000000" w:themeColor="text1" w:sz="4" w:space="0"/>
-          <w:insideV w:val="single" w:color="000000" w:themeColor="text1" w:sz="4" w:space="0"/>
+          <w:top w:val="single" w:sz="4" w:space="0" w:color="000000" w:themeColor="text1"/>
+          <w:left w:val="single" w:sz="4" w:space="0" w:color="000000" w:themeColor="text1"/>
+          <w:bottom w:val="single" w:sz="4" w:space="0" w:color="000000" w:themeColor="text1"/>
+          <w:right w:val="single" w:sz="4" w:space="0" w:color="000000" w:themeColor="text1"/>
+          <w:insideH w:val="single" w:sz="4" w:space="0" w:color="000000" w:themeColor="text1"/>
+          <w:insideV w:val="single" w:sz="4" w:space="0" w:color="000000" w:themeColor="text1"/>
         </w:tblBorders>
         <w:tblLayout w:type="fixed"/>
         <w:tblCellMar>
@@ -22877,7 +22591,7 @@
           <w:lang w:val="es-ES_tradnl"/>
         </w:rPr>
       </w:pPr>
-      <w:bookmarkStart w:name="_Toc214405626" w:id="38"/>
+      <w:bookmarkStart w:id="39" w:name="_Toc214405626"/>
       <w:r>
         <w:rPr>
           <w:b/>
@@ -22887,7 +22601,7 @@
         </w:rPr>
         <w:t>CONTROL DE CAMBIOS</w:t>
       </w:r>
-      <w:bookmarkEnd w:id="38"/>
+      <w:bookmarkEnd w:id="39"/>
       <w:r>
         <w:rPr>
           <w:b/>
@@ -22939,12 +22653,12 @@
         <w:tblW w:w="9967" w:type="dxa"/>
         <w:tblInd w:w="0" w:type="dxa"/>
         <w:tblBorders>
-          <w:top w:val="single" w:color="000000" w:sz="4" w:space="0"/>
-          <w:left w:val="single" w:color="000000" w:sz="4" w:space="0"/>
-          <w:bottom w:val="single" w:color="000000" w:sz="4" w:space="0"/>
-          <w:right w:val="single" w:color="000000" w:sz="4" w:space="0"/>
-          <w:insideH w:val="single" w:color="000000" w:sz="4" w:space="0"/>
-          <w:insideV w:val="single" w:color="000000" w:sz="4" w:space="0"/>
+          <w:top w:val="single" w:sz="4" w:space="0" w:color="000000"/>
+          <w:left w:val="single" w:sz="4" w:space="0" w:color="000000"/>
+          <w:bottom w:val="single" w:sz="4" w:space="0" w:color="000000"/>
+          <w:right w:val="single" w:sz="4" w:space="0" w:color="000000"/>
+          <w:insideH w:val="single" w:sz="4" w:space="0" w:color="000000"/>
+          <w:insideV w:val="single" w:sz="4" w:space="0" w:color="000000"/>
         </w:tblBorders>
         <w:tblLayout w:type="fixed"/>
         <w:tblLook w:val="0420" w:firstRow="1" w:lastRow="0" w:firstColumn="0" w:lastColumn="0" w:noHBand="0" w:noVBand="1"/>
@@ -23241,7 +22955,7 @@
     <w:sectPr>
       <w:headerReference w:type="default" r:id="rId67"/>
       <w:footerReference w:type="default" r:id="rId68"/>
-      <w:pgSz w:w="12240" w:h="15840" w:orient="portrait"/>
+      <w:pgSz w:w="12240" w:h="15840"/>
       <w:pgMar w:top="1701" w:right="1134" w:bottom="1134" w:left="1134" w:header="720" w:footer="0" w:gutter="0"/>
       <w:pgNumType w:start="1"/>
       <w:cols w:space="720"/>
@@ -23251,8 +22965,8 @@
 </file>
 
 <file path=word/comments.xml><?xml version="1.0" encoding="utf-8"?>
-<w:comments xmlns:wpc="http://schemas.microsoft.com/office/word/2010/wordprocessingCanvas" xmlns:cx="http://schemas.microsoft.com/office/drawing/2014/chartex" xmlns:cx1="http://schemas.microsoft.com/office/drawing/2015/9/8/chartex" xmlns:cx2="http://schemas.microsoft.com/office/drawing/2015/10/21/chartex" xmlns:cx3="http://schemas.microsoft.com/office/drawing/2016/5/9/chartex" xmlns:cx4="http://schemas.microsoft.com/office/drawing/2016/5/10/chartex" xmlns:cx5="http://schemas.microsoft.com/office/drawing/2016/5/11/chartex" xmlns:cx6="http://schemas.microsoft.com/office/drawing/2016/5/12/chartex" xmlns:cx7="http://schemas.microsoft.com/office/drawing/2016/5/13/chartex" xmlns:cx8="http://schemas.microsoft.com/office/drawing/2016/5/14/chartex" xmlns:mc="http://schemas.openxmlformats.org/markup-compatibility/2006" xmlns:aink="http://schemas.microsoft.com/office/drawing/2016/ink" xmlns:am3d="http://schemas.microsoft.com/office/drawing/2017/model3d" xmlns:o="urn:schemas-microsoft-com:office:office" xmlns:oel="http://schemas.microsoft.com/office/2019/extlst" xmlns:r="http://schemas.openxmlformats.org/officeDocument/2006/relationships" xmlns:m="http://schemas.openxmlformats.org/officeDocument/2006/math" xmlns:v="urn:schemas-microsoft-com:vml" xmlns:wp14="http://schemas.microsoft.com/office/word/2010/wordprocessingDrawing" xmlns:wp="http://schemas.openxmlformats.org/drawingml/2006/wordprocessingDrawing" xmlns:w10="urn:schemas-microsoft-com:office:word" xmlns:w="http://schemas.openxmlformats.org/wordprocessingml/2006/main" xmlns:w14="http://schemas.microsoft.com/office/word/2010/wordml" xmlns:w15="http://schemas.microsoft.com/office/word/2012/wordml" xmlns:w16cex="http://schemas.microsoft.com/office/word/2018/wordml/cex" xmlns:w16cid="http://schemas.microsoft.com/office/word/2016/wordml/cid" xmlns:w16="http://schemas.microsoft.com/office/word/2018/wordml" xmlns:w16du="http://schemas.microsoft.com/office/word/2023/wordml/word16du" xmlns:w16sdtdh="http://schemas.microsoft.com/office/word/2020/wordml/sdtdatahash" xmlns:w16sdtfl="http://schemas.microsoft.com/office/word/2024/wordml/sdtformatlock" xmlns:w16se="http://schemas.microsoft.com/office/word/2015/wordml/symex" xmlns:wpg="http://schemas.microsoft.com/office/word/2010/wordprocessingGroup" xmlns:wpi="http://schemas.microsoft.com/office/word/2010/wordprocessingInk" xmlns:wne="http://schemas.microsoft.com/office/word/2006/wordml" xmlns:wps="http://schemas.microsoft.com/office/word/2010/wordprocessingShape" mc:Ignorable="w14 w15 w16se w16cid w16 w16cex w16sdtdh w16sdtfl w16du wp14">
-  <w:comment w:initials="AFVE" w:author="Andrés Felipe Velandia Espitia" w:date="2025-11-14T22:16:00Z" w:id="4">
+<w:comments xmlns:wpc="http://schemas.microsoft.com/office/word/2010/wordprocessingCanvas" xmlns:cx="http://schemas.microsoft.com/office/drawing/2014/chartex" xmlns:cx1="http://schemas.microsoft.com/office/drawing/2015/9/8/chartex" xmlns:cx2="http://schemas.microsoft.com/office/drawing/2015/10/21/chartex" xmlns:cx3="http://schemas.microsoft.com/office/drawing/2016/5/9/chartex" xmlns:cx4="http://schemas.microsoft.com/office/drawing/2016/5/10/chartex" xmlns:cx5="http://schemas.microsoft.com/office/drawing/2016/5/11/chartex" xmlns:cx6="http://schemas.microsoft.com/office/drawing/2016/5/12/chartex" xmlns:cx7="http://schemas.microsoft.com/office/drawing/2016/5/13/chartex" xmlns:cx8="http://schemas.microsoft.com/office/drawing/2016/5/14/chartex" xmlns:mc="http://schemas.openxmlformats.org/markup-compatibility/2006" xmlns:aink="http://schemas.microsoft.com/office/drawing/2016/ink" xmlns:am3d="http://schemas.microsoft.com/office/drawing/2017/model3d" xmlns:o="urn:schemas-microsoft-com:office:office" xmlns:r="http://schemas.openxmlformats.org/officeDocument/2006/relationships" xmlns:m="http://schemas.openxmlformats.org/officeDocument/2006/math" xmlns:v="urn:schemas-microsoft-com:vml" xmlns:wp14="http://schemas.microsoft.com/office/word/2010/wordprocessingDrawing" xmlns:wp="http://schemas.openxmlformats.org/drawingml/2006/wordprocessingDrawing" xmlns:w10="urn:schemas-microsoft-com:office:word" xmlns:w="http://schemas.openxmlformats.org/wordprocessingml/2006/main" xmlns:w14="http://schemas.microsoft.com/office/word/2010/wordml" xmlns:w15="http://schemas.microsoft.com/office/word/2012/wordml" xmlns:w16cex="http://schemas.microsoft.com/office/word/2018/wordml/cex" xmlns:w16cid="http://schemas.microsoft.com/office/word/2016/wordml/cid" xmlns:w16="http://schemas.microsoft.com/office/word/2018/wordml" xmlns:w16sdtdh="http://schemas.microsoft.com/office/word/2020/wordml/sdtdatahash" xmlns:w16se="http://schemas.microsoft.com/office/word/2015/wordml/symex" xmlns:wpg="http://schemas.microsoft.com/office/word/2010/wordprocessingGroup" xmlns:wpi="http://schemas.microsoft.com/office/word/2010/wordprocessingInk" xmlns:wne="http://schemas.microsoft.com/office/word/2006/wordml" xmlns:wps="http://schemas.microsoft.com/office/word/2010/wordprocessingShape" mc:Ignorable="w14 w15 w16se w16cid w16 w16cex w16sdtdh wp14">
+  <w:comment w:id="4" w:author="Andrés Felipe Velandia Espitia" w:date="2025-11-14T22:16:00Z" w:initials="AFVE">
     <w:p>
       <w:pPr>
         <w:pStyle w:val="Textocomentario"/>
@@ -23263,7 +22977,7 @@
         </w:rPr>
         <w:annotationRef/>
       </w:r>
-      <w:hyperlink w:history="1" w:anchor="fromView=search&amp;page=1&amp;position=26&amp;uuid=73b6e5f0-a8d9-4b96-929f-866890944481&amp;query=Movilidad+social" r:id="rId1">
+      <w:hyperlink r:id="rId1" w:anchor="fromView=search&amp;page=1&amp;position=26&amp;uuid=73b6e5f0-a8d9-4b96-929f-866890944481&amp;query=Movilidad+social" w:history="1">
         <w:r>
           <w:rPr>
             <w:rStyle w:val="Hipervnculo"/>
@@ -23276,7 +22990,7 @@
       </w:r>
     </w:p>
   </w:comment>
-  <w:comment w:initials="AFVE" w:author="Andrés Felipe Velandia Espitia" w:date="2025-11-14T22:23:00Z" w:id="5">
+  <w:comment w:id="5" w:author="Andrés Felipe Velandia Espitia" w:date="2025-11-14T22:23:00Z" w:initials="AFVE">
     <w:p>
       <w:pPr>
         <w:pStyle w:val="Textocomentario"/>
@@ -23319,7 +23033,7 @@
       <w:r>
         <w:t xml:space="preserve">Identidad: </w:t>
       </w:r>
-      <w:hyperlink w:history="1" r:id="rId2">
+      <w:hyperlink r:id="rId2" w:history="1">
         <w:r>
           <w:rPr>
             <w:rStyle w:val="Hipervnculo"/>
@@ -23340,7 +23054,7 @@
       <w:r>
         <w:t xml:space="preserve">Solidaridad: </w:t>
       </w:r>
-      <w:hyperlink w:history="1" r:id="rId3">
+      <w:hyperlink r:id="rId3" w:history="1">
         <w:r>
           <w:rPr>
             <w:rStyle w:val="Hipervnculo"/>
@@ -23361,7 +23075,7 @@
       <w:r>
         <w:t xml:space="preserve">Acción: </w:t>
       </w:r>
-      <w:hyperlink w:history="1" r:id="rId4">
+      <w:hyperlink r:id="rId4" w:history="1">
         <w:r>
           <w:rPr>
             <w:rStyle w:val="Hipervnculo"/>
@@ -23382,7 +23096,7 @@
       <w:r>
         <w:t xml:space="preserve">Ruptura: </w:t>
       </w:r>
-      <w:hyperlink w:history="1" r:id="rId5">
+      <w:hyperlink r:id="rId5" w:history="1">
         <w:r>
           <w:rPr>
             <w:rStyle w:val="Hipervnculo"/>
@@ -23403,7 +23117,7 @@
       <w:r>
         <w:t xml:space="preserve">Duración: </w:t>
       </w:r>
-      <w:hyperlink w:history="1" r:id="rId6">
+      <w:hyperlink r:id="rId6" w:history="1">
         <w:r>
           <w:rPr>
             <w:rStyle w:val="Hipervnculo"/>
@@ -23416,7 +23130,7 @@
       </w:r>
     </w:p>
   </w:comment>
-  <w:comment w:initials="AFVE" w:author="Andrés Felipe Velandia Espitia" w:date="2025-11-18T12:30:00Z" w:id="7">
+  <w:comment w:id="7" w:author="Andrés Felipe Velandia Espitia" w:date="2025-11-18T12:30:00Z" w:initials="AFVE">
     <w:p>
       <w:pPr>
         <w:pStyle w:val="Textocomentario"/>
@@ -23440,7 +23154,7 @@
       </w:r>
     </w:p>
   </w:comment>
-  <w:comment w:initials="AFVE" w:author="Andrés Felipe Velandia Espitia" w:date="2025-11-18T12:45:00Z" w:id="8">
+  <w:comment w:id="8" w:author="Andrés Felipe Velandia Espitia" w:date="2025-11-18T12:45:00Z" w:initials="AFVE">
     <w:p>
       <w:pPr>
         <w:pStyle w:val="Textocomentario"/>
@@ -23483,7 +23197,7 @@
       <w:r>
         <w:t xml:space="preserve">Organización: </w:t>
       </w:r>
-      <w:hyperlink w:history="1" w:anchor="fromView=search&amp;page=1&amp;position=11&amp;uuid=86abed9f-75be-4d64-bd16-05ae46ddc695&amp;query=pensamiento+cr%C3%ADtico" r:id="rId7">
+      <w:hyperlink r:id="rId7" w:anchor="fromView=search&amp;page=1&amp;position=11&amp;uuid=86abed9f-75be-4d64-bd16-05ae46ddc695&amp;query=pensamiento+cr%C3%ADtico" w:history="1">
         <w:r>
           <w:rPr>
             <w:rStyle w:val="Hipervnculo"/>
@@ -23504,7 +23218,7 @@
       <w:r>
         <w:t xml:space="preserve">Planificación: </w:t>
       </w:r>
-      <w:hyperlink w:history="1" w:anchor="fromView=search&amp;page=1&amp;position=17&amp;uuid=90a0e45c-c159-4843-b756-07cae8fcdc92&amp;query=criminalidad" r:id="rId8">
+      <w:hyperlink r:id="rId8" w:anchor="fromView=search&amp;page=1&amp;position=17&amp;uuid=90a0e45c-c159-4843-b756-07cae8fcdc92&amp;query=criminalidad" w:history="1">
         <w:r>
           <w:rPr>
             <w:rStyle w:val="Hipervnculo"/>
@@ -23525,7 +23239,7 @@
       <w:r>
         <w:t xml:space="preserve">Organización: </w:t>
       </w:r>
-      <w:hyperlink w:history="1" w:anchor="fromView=search&amp;page=1&amp;position=14&amp;uuid=8469b81c-c3eb-4e34-85cb-c868d9c82b58&amp;query=justicia" r:id="rId9">
+      <w:hyperlink r:id="rId9" w:anchor="fromView=search&amp;page=1&amp;position=14&amp;uuid=8469b81c-c3eb-4e34-85cb-c868d9c82b58&amp;query=justicia" w:history="1">
         <w:r>
           <w:rPr>
             <w:rStyle w:val="Hipervnculo"/>
@@ -23546,7 +23260,7 @@
       <w:r>
         <w:t xml:space="preserve">Coaliciones: </w:t>
       </w:r>
-      <w:hyperlink w:history="1" w:anchor="fromView=search&amp;page=1&amp;position=23&amp;uuid=0809669c-ab8b-4872-958e-a803a59229da&amp;query=cultura+personas" r:id="rId10">
+      <w:hyperlink r:id="rId10" w:anchor="fromView=search&amp;page=1&amp;position=23&amp;uuid=0809669c-ab8b-4872-958e-a803a59229da&amp;query=cultura+personas" w:history="1">
         <w:r>
           <w:rPr>
             <w:rStyle w:val="Hipervnculo"/>
@@ -23559,7 +23273,7 @@
       </w:r>
     </w:p>
   </w:comment>
-  <w:comment w:initials="AFVE" w:author="Andrés Felipe Velandia Espitia" w:date="2025-11-18T12:56:00Z" w:id="9">
+  <w:comment w:id="9" w:author="Andrés Felipe Velandia Espitia" w:date="2025-11-18T12:56:00Z" w:initials="AFVE">
     <w:p>
       <w:pPr>
         <w:pStyle w:val="Textocomentario"/>
@@ -23602,7 +23316,7 @@
       <w:r>
         <w:t xml:space="preserve">Autonomía: </w:t>
       </w:r>
-      <w:hyperlink w:history="1" w:anchor="fromView=search&amp;page=1&amp;position=16&amp;uuid=421cabd2-1fa4-455b-9052-9b64b0f6ab05&amp;query=decidir" r:id="rId11">
+      <w:hyperlink r:id="rId11" w:anchor="fromView=search&amp;page=1&amp;position=16&amp;uuid=421cabd2-1fa4-455b-9052-9b64b0f6ab05&amp;query=decidir" w:history="1">
         <w:r>
           <w:rPr>
             <w:rStyle w:val="Hipervnculo"/>
@@ -23623,7 +23337,7 @@
       <w:r>
         <w:t xml:space="preserve">Gestión: </w:t>
       </w:r>
-      <w:hyperlink w:history="1" w:anchor="fromView=search&amp;page=1&amp;position=5&amp;uuid=665438f8-0295-4c3d-99e5-5eb25e4f6748&amp;query=responsabilidad" r:id="rId12">
+      <w:hyperlink r:id="rId12" w:anchor="fromView=search&amp;page=1&amp;position=5&amp;uuid=665438f8-0295-4c3d-99e5-5eb25e4f6748&amp;query=responsabilidad" w:history="1">
         <w:r>
           <w:rPr>
             <w:rStyle w:val="Hipervnculo"/>
@@ -23644,7 +23358,7 @@
       <w:r>
         <w:t xml:space="preserve">Proceso: </w:t>
       </w:r>
-      <w:hyperlink w:history="1" w:anchor="fromView=search&amp;page=1&amp;position=1&amp;uuid=1d1d4e07-6dab-4924-9ebf-d9cfbb7ff147&amp;query=responsabilidad" r:id="rId13">
+      <w:hyperlink r:id="rId13" w:anchor="fromView=search&amp;page=1&amp;position=1&amp;uuid=1d1d4e07-6dab-4924-9ebf-d9cfbb7ff147&amp;query=responsabilidad" w:history="1">
         <w:r>
           <w:rPr>
             <w:rStyle w:val="Hipervnculo"/>
@@ -23657,7 +23371,7 @@
       </w:r>
     </w:p>
   </w:comment>
-  <w:comment w:initials="AFVE" w:author="Andrés Felipe Velandia Espitia" w:date="2025-11-18T14:10:00Z" w:id="12">
+  <w:comment w:id="12" w:author="Andrés Felipe Velandia Espitia" w:date="2025-11-18T14:10:00Z" w:initials="AFVE">
     <w:p>
       <w:pPr>
         <w:pStyle w:val="Textocomentario"/>
@@ -23681,7 +23395,7 @@
       </w:r>
     </w:p>
   </w:comment>
-  <w:comment w:initials="AFVE" w:author="Andrés Felipe Velandia Espitia" w:date="2025-11-18T18:26:00Z" w:id="13">
+  <w:comment w:id="13" w:author="Andrés Felipe Velandia Espitia" w:date="2025-11-18T18:26:00Z" w:initials="AFVE">
     <w:p>
       <w:pPr>
         <w:pStyle w:val="Textocomentario"/>
@@ -23717,7 +23431,7 @@
       </w:r>
     </w:p>
   </w:comment>
-  <w:comment w:initials="AFVE" w:author="Andrés Felipe Velandia Espitia" w:date="2025-11-18T18:58:00Z" w:id="14">
+  <w:comment w:id="14" w:author="Andrés Felipe Velandia Espitia" w:date="2025-11-18T18:58:00Z" w:initials="AFVE">
     <w:p>
       <w:pPr>
         <w:pStyle w:val="Textocomentario"/>
@@ -23760,7 +23474,7 @@
       <w:r>
         <w:t xml:space="preserve">Eje 1: </w:t>
       </w:r>
-      <w:hyperlink w:history="1" w:anchor="fromView=search&amp;page=1&amp;position=0&amp;uuid=c922e8b7-64e3-409e-bb78-3418b0570c1a&amp;query=recursos+financieros" r:id="rId14">
+      <w:hyperlink r:id="rId14" w:anchor="fromView=search&amp;page=1&amp;position=0&amp;uuid=c922e8b7-64e3-409e-bb78-3418b0570c1a&amp;query=recursos+financieros" w:history="1">
         <w:r>
           <w:rPr>
             <w:rStyle w:val="Hipervnculo"/>
@@ -23784,7 +23498,7 @@
       <w:r>
         <w:t xml:space="preserve">: </w:t>
       </w:r>
-      <w:hyperlink w:history="1" w:anchor="fromView=search&amp;page=1&amp;position=11&amp;uuid=e83c6a35-9f7a-4a7a-8024-cccf7fab467e&amp;query=tic" r:id="rId15">
+      <w:hyperlink r:id="rId15" w:anchor="fromView=search&amp;page=1&amp;position=11&amp;uuid=e83c6a35-9f7a-4a7a-8024-cccf7fab467e&amp;query=tic" w:history="1">
         <w:r>
           <w:rPr>
             <w:rStyle w:val="Hipervnculo"/>
@@ -23805,7 +23519,7 @@
       <w:r>
         <w:t xml:space="preserve">Eje 3: </w:t>
       </w:r>
-      <w:hyperlink w:history="1" w:anchor="fromView=search&amp;page=1&amp;position=18&amp;uuid=077b2f14-b689-4d8b-a97b-9e8b3c91b8cd&amp;query=campa%C3%B1as+salud" r:id="rId16">
+      <w:hyperlink r:id="rId16" w:anchor="fromView=search&amp;page=1&amp;position=18&amp;uuid=077b2f14-b689-4d8b-a97b-9e8b3c91b8cd&amp;query=campa%C3%B1as+salud" w:history="1">
         <w:r>
           <w:rPr>
             <w:rStyle w:val="Hipervnculo"/>
@@ -23826,7 +23540,7 @@
       <w:r>
         <w:t xml:space="preserve">Eje 4: </w:t>
       </w:r>
-      <w:hyperlink w:history="1" w:anchor="fromView=search&amp;page=1&amp;position=35&amp;uuid=6c0aed5c-74e4-4edb-9811-55a95014154b&amp;query=capacitaci%C3%B3n+personas+sobre+salud+en+la+calle" r:id="rId17">
+      <w:hyperlink r:id="rId17" w:anchor="fromView=search&amp;page=1&amp;position=35&amp;uuid=6c0aed5c-74e4-4edb-9811-55a95014154b&amp;query=capacitaci%C3%B3n+personas+sobre+salud+en+la+calle" w:history="1">
         <w:r>
           <w:rPr>
             <w:rStyle w:val="Hipervnculo"/>
@@ -23839,7 +23553,7 @@
       </w:r>
     </w:p>
   </w:comment>
-  <w:comment w:initials="AFVE" w:author="Andrés Felipe Velandia Espitia" w:date="2025-11-18T19:12:00Z" w:id="15">
+  <w:comment w:id="15" w:author="Andrés Felipe Velandia Espitia" w:date="2025-11-18T19:12:00Z" w:initials="AFVE">
     <w:p>
       <w:pPr>
         <w:pStyle w:val="Textocomentario"/>
@@ -23863,7 +23577,7 @@
       </w:r>
     </w:p>
   </w:comment>
-  <w:comment w:initials="AFVE" w:author="Andrés Felipe Velandia Espitia" w:date="2025-11-18T21:31:00Z" w:id="18">
+  <w:comment w:id="18" w:author="Andrés Felipe Velandia Espitia" w:date="2025-11-18T21:31:00Z" w:initials="AFVE">
     <w:p>
       <w:pPr>
         <w:pStyle w:val="Textocomentario"/>
@@ -23909,7 +23623,7 @@
       <w:r>
         <w:t xml:space="preserve"> </w:t>
       </w:r>
-      <w:hyperlink w:history="1" r:id="rId18">
+      <w:hyperlink r:id="rId18" w:history="1">
         <w:r>
           <w:rPr>
             <w:rStyle w:val="Hipervnculo"/>
@@ -23933,7 +23647,7 @@
       <w:r>
         <w:t xml:space="preserve">Ramas: </w:t>
       </w:r>
-      <w:hyperlink w:history="1" r:id="rId19">
+      <w:hyperlink r:id="rId19" w:history="1">
         <w:r>
           <w:rPr>
             <w:rStyle w:val="Hipervnculo"/>
@@ -23946,7 +23660,7 @@
       </w:r>
     </w:p>
   </w:comment>
-  <w:comment w:initials="AFVE" w:author="Andrés Felipe Velandia Espitia" w:date="2025-11-18T21:36:00Z" w:id="19">
+  <w:comment w:id="19" w:author="Andrés Felipe Velandia Espitia" w:date="2025-11-18T21:36:00Z" w:initials="AFVE">
     <w:p>
       <w:pPr>
         <w:pStyle w:val="Textocomentario"/>
@@ -23970,7 +23684,7 @@
       </w:r>
     </w:p>
   </w:comment>
-  <w:comment w:initials="AFVE" w:author="Andrés Felipe Velandia Espitia" w:date="2025-11-18T21:35:00Z" w:id="20">
+  <w:comment w:id="20" w:author="Andrés Felipe Velandia Espitia" w:date="2025-11-18T21:35:00Z" w:initials="AFVE">
     <w:p>
       <w:pPr>
         <w:pStyle w:val="Textocomentario"/>
@@ -24061,7 +23775,7 @@
       </w:r>
     </w:p>
   </w:comment>
-  <w:comment w:initials="AFVE" w:author="Andrés Felipe Velandia Espitia" w:date="2025-11-18T21:41:00Z" w:id="21">
+  <w:comment w:id="21" w:author="Andrés Felipe Velandia Espitia" w:date="2025-11-18T21:41:00Z" w:initials="AFVE">
     <w:p>
       <w:pPr>
         <w:pStyle w:val="Textocomentario"/>
@@ -24109,7 +23823,7 @@
       </w:r>
     </w:p>
   </w:comment>
-  <w:comment w:initials="AFVE" w:author="Andrés Felipe Velandia Espitia" w:date="2025-11-18T21:40:00Z" w:id="22">
+  <w:comment w:id="22" w:author="Andrés Felipe Velandia Espitia" w:date="2025-11-18T21:40:00Z" w:initials="AFVE">
     <w:p>
       <w:pPr>
         <w:pStyle w:val="Textocomentario"/>
@@ -24360,7 +24074,7 @@
       </w:r>
     </w:p>
   </w:comment>
-  <w:comment w:initials="AFVE" w:author="Andrés Felipe Velandia Espitia" w:date="2025-11-18T22:49:00Z" w:id="23">
+  <w:comment w:id="23" w:author="Andrés Felipe Velandia Espitia" w:date="2025-11-18T22:49:00Z" w:initials="AFVE">
     <w:p>
       <w:pPr>
         <w:pStyle w:val="Textocomentario"/>
@@ -24384,7 +24098,7 @@
       </w:r>
     </w:p>
   </w:comment>
-  <w:comment w:initials="AFVE" w:author="Andrés Felipe Velandia Espitia" w:date="2025-11-18T22:45:00Z" w:id="24">
+  <w:comment w:id="24" w:author="Andrés Felipe Velandia Espitia" w:date="2025-11-18T22:45:00Z" w:initials="AFVE">
     <w:p>
       <w:pPr>
         <w:pStyle w:val="Textocomentario"/>
@@ -24525,7 +24239,7 @@
       </w:r>
     </w:p>
   </w:comment>
-  <w:comment w:initials="AFVE" w:author="Andrés Felipe Velandia Espitia" w:date="2025-11-18T22:58:00Z" w:id="25">
+  <w:comment w:id="25" w:author="Andrés Felipe Velandia Espitia" w:date="2025-11-18T22:58:00Z" w:initials="AFVE">
     <w:p>
       <w:pPr>
         <w:pStyle w:val="Textocomentario"/>
@@ -24555,7 +24269,7 @@
       </w:r>
     </w:p>
   </w:comment>
-  <w:comment w:initials="AFVE" w:author="Andrés Felipe Velandia Espitia" w:date="2025-11-18T22:53:00Z" w:id="26">
+  <w:comment w:id="26" w:author="Andrés Felipe Velandia Espitia" w:date="2025-11-18T22:53:00Z" w:initials="AFVE">
     <w:p>
       <w:pPr>
         <w:pStyle w:val="Textocomentario"/>
@@ -25001,10 +24715,15 @@
       </w:pPr>
     </w:p>
   </w:comment>
-  <w:comment w:initials="AFVE" w:author="Andrés Felipe Velandia Espitia" w:date="2025-11-18T23:19:00Z" w:id="27">
+  <w:comment w:id="27" w:author="Andrés Felipe Velandia Espitia" w:date="2025-11-26T10:44:00Z" w:initials="AFVE">
     <w:p>
       <w:pPr>
         <w:pStyle w:val="Textocomentario"/>
+        <w:rPr>
+          <w:b/>
+          <w:bCs/>
+          <w:color w:val="FF0000"/>
+        </w:rPr>
       </w:pPr>
       <w:r>
         <w:rPr>
@@ -25013,6 +24732,46 @@
         <w:annotationRef/>
       </w:r>
       <w:r>
+        <w:t xml:space="preserve">Insertar el video: </w:t>
+      </w:r>
+      <w:r>
+        <w:rPr>
+          <w:b/>
+          <w:bCs/>
+          <w:color w:val="FF0000"/>
+        </w:rPr>
+        <w:t>Guion_video_</w:t>
+      </w:r>
+      <w:r>
+        <w:rPr>
+          <w:b/>
+          <w:bCs/>
+          <w:color w:val="FF0000"/>
+        </w:rPr>
+        <w:t>explicativo_</w:t>
+      </w:r>
+      <w:r>
+        <w:rPr>
+          <w:b/>
+          <w:bCs/>
+          <w:color w:val="FF0000"/>
+        </w:rPr>
+        <w:t>Herramientas_de_analis_participativo</w:t>
+      </w:r>
+    </w:p>
+  </w:comment>
+  <w:comment w:id="28" w:author="Andrés Felipe Velandia Espitia" w:date="2025-11-18T23:19:00Z" w:initials="AFVE">
+    <w:p>
+      <w:pPr>
+        <w:pStyle w:val="Textocomentario"/>
+      </w:pPr>
+      <w:r>
+        <w:rPr>
+          <w:rStyle w:val="Refdecomentario"/>
+        </w:rPr>
+        <w:annotationRef/>
+      </w:r>
+      <w:r>
         <w:t>Recurso DI:</w:t>
       </w:r>
     </w:p>
@@ -25025,7 +24784,7 @@
       </w:r>
     </w:p>
   </w:comment>
-  <w:comment w:initials="AFVE" w:author="Andrés Felipe Velandia Espitia" w:date="2025-10-22T00:38:00Z" w:id="31">
+  <w:comment w:id="32" w:author="Andrés Felipe Velandia Espitia" w:date="2025-10-22T00:38:00Z" w:initials="AFVE">
     <w:p>
       <w:pPr>
         <w:pStyle w:val="Textocomentario"/>
@@ -25078,7 +24837,7 @@
 </file>
 
 <file path=word/commentsExtended.xml><?xml version="1.0" encoding="utf-8"?>
-<w15:commentsEx xmlns:wpc="http://schemas.microsoft.com/office/word/2010/wordprocessingCanvas" xmlns:cx="http://schemas.microsoft.com/office/drawing/2014/chartex" xmlns:cx1="http://schemas.microsoft.com/office/drawing/2015/9/8/chartex" xmlns:cx2="http://schemas.microsoft.com/office/drawing/2015/10/21/chartex" xmlns:cx3="http://schemas.microsoft.com/office/drawing/2016/5/9/chartex" xmlns:cx4="http://schemas.microsoft.com/office/drawing/2016/5/10/chartex" xmlns:cx5="http://schemas.microsoft.com/office/drawing/2016/5/11/chartex" xmlns:cx6="http://schemas.microsoft.com/office/drawing/2016/5/12/chartex" xmlns:cx7="http://schemas.microsoft.com/office/drawing/2016/5/13/chartex" xmlns:cx8="http://schemas.microsoft.com/office/drawing/2016/5/14/chartex" xmlns:mc="http://schemas.openxmlformats.org/markup-compatibility/2006" xmlns:aink="http://schemas.microsoft.com/office/drawing/2016/ink" xmlns:am3d="http://schemas.microsoft.com/office/drawing/2017/model3d" xmlns:o="urn:schemas-microsoft-com:office:office" xmlns:oel="http://schemas.microsoft.com/office/2019/extlst" xmlns:r="http://schemas.openxmlformats.org/officeDocument/2006/relationships" xmlns:m="http://schemas.openxmlformats.org/officeDocument/2006/math" xmlns:v="urn:schemas-microsoft-com:vml" xmlns:wp14="http://schemas.microsoft.com/office/word/2010/wordprocessingDrawing" xmlns:wp="http://schemas.openxmlformats.org/drawingml/2006/wordprocessingDrawing" xmlns:w10="urn:schemas-microsoft-com:office:word" xmlns:w="http://schemas.openxmlformats.org/wordprocessingml/2006/main" xmlns:w14="http://schemas.microsoft.com/office/word/2010/wordml" xmlns:w15="http://schemas.microsoft.com/office/word/2012/wordml" xmlns:w16cex="http://schemas.microsoft.com/office/word/2018/wordml/cex" xmlns:w16cid="http://schemas.microsoft.com/office/word/2016/wordml/cid" xmlns:w16="http://schemas.microsoft.com/office/word/2018/wordml" xmlns:w16du="http://schemas.microsoft.com/office/word/2023/wordml/word16du" xmlns:w16sdtdh="http://schemas.microsoft.com/office/word/2020/wordml/sdtdatahash" xmlns:w16sdtfl="http://schemas.microsoft.com/office/word/2024/wordml/sdtformatlock" xmlns:w16se="http://schemas.microsoft.com/office/word/2015/wordml/symex" xmlns:wpg="http://schemas.microsoft.com/office/word/2010/wordprocessingGroup" xmlns:wpi="http://schemas.microsoft.com/office/word/2010/wordprocessingInk" xmlns:wne="http://schemas.microsoft.com/office/word/2006/wordml" xmlns:wps="http://schemas.microsoft.com/office/word/2010/wordprocessingShape" mc:Ignorable="w14 w15 w16se w16cid w16 w16cex w16sdtdh w16sdtfl w16du wp14">
+<w15:commentsEx xmlns:wpc="http://schemas.microsoft.com/office/word/2010/wordprocessingCanvas" xmlns:cx="http://schemas.microsoft.com/office/drawing/2014/chartex" xmlns:cx1="http://schemas.microsoft.com/office/drawing/2015/9/8/chartex" xmlns:cx2="http://schemas.microsoft.com/office/drawing/2015/10/21/chartex" xmlns:cx3="http://schemas.microsoft.com/office/drawing/2016/5/9/chartex" xmlns:cx4="http://schemas.microsoft.com/office/drawing/2016/5/10/chartex" xmlns:cx5="http://schemas.microsoft.com/office/drawing/2016/5/11/chartex" xmlns:cx6="http://schemas.microsoft.com/office/drawing/2016/5/12/chartex" xmlns:cx7="http://schemas.microsoft.com/office/drawing/2016/5/13/chartex" xmlns:cx8="http://schemas.microsoft.com/office/drawing/2016/5/14/chartex" xmlns:mc="http://schemas.openxmlformats.org/markup-compatibility/2006" xmlns:aink="http://schemas.microsoft.com/office/drawing/2016/ink" xmlns:am3d="http://schemas.microsoft.com/office/drawing/2017/model3d" xmlns:o="urn:schemas-microsoft-com:office:office" xmlns:r="http://schemas.openxmlformats.org/officeDocument/2006/relationships" xmlns:m="http://schemas.openxmlformats.org/officeDocument/2006/math" xmlns:v="urn:schemas-microsoft-com:vml" xmlns:wp14="http://schemas.microsoft.com/office/word/2010/wordprocessingDrawing" xmlns:wp="http://schemas.openxmlformats.org/drawingml/2006/wordprocessingDrawing" xmlns:w10="urn:schemas-microsoft-com:office:word" xmlns:w="http://schemas.openxmlformats.org/wordprocessingml/2006/main" xmlns:w14="http://schemas.microsoft.com/office/word/2010/wordml" xmlns:w15="http://schemas.microsoft.com/office/word/2012/wordml" xmlns:w16cex="http://schemas.microsoft.com/office/word/2018/wordml/cex" xmlns:w16cid="http://schemas.microsoft.com/office/word/2016/wordml/cid" xmlns:w16="http://schemas.microsoft.com/office/word/2018/wordml" xmlns:w16sdtdh="http://schemas.microsoft.com/office/word/2020/wordml/sdtdatahash" xmlns:w16se="http://schemas.microsoft.com/office/word/2015/wordml/symex" xmlns:wpg="http://schemas.microsoft.com/office/word/2010/wordprocessingGroup" xmlns:wpi="http://schemas.microsoft.com/office/word/2010/wordprocessingInk" xmlns:wne="http://schemas.microsoft.com/office/word/2006/wordml" xmlns:wps="http://schemas.microsoft.com/office/word/2010/wordprocessingShape" mc:Ignorable="w14 w15 w16se w16cid w16 w16cex w16sdtdh wp14">
   <w15:commentEx w15:paraId="2DBDFE2A" w15:done="0"/>
   <w15:commentEx w15:paraId="50CAE7BB" w15:done="0"/>
   <w15:commentEx w15:paraId="58E63A14" w15:done="0"/>
@@ -25097,13 +24856,14 @@
   <w15:commentEx w15:paraId="6D97BF3A" w15:done="0"/>
   <w15:commentEx w15:paraId="23F93E96" w15:done="0"/>
   <w15:commentEx w15:paraId="43FC6F24" w15:done="0"/>
+  <w15:commentEx w15:paraId="5DE68A59" w15:done="0"/>
   <w15:commentEx w15:paraId="527CFEB6" w15:done="0"/>
   <w15:commentEx w15:paraId="63D624AA" w15:done="0"/>
 </w15:commentsEx>
 </file>
 
 <file path=word/commentsExtensible.xml><?xml version="1.0" encoding="utf-8"?>
-<w16cex:commentsExtensible xmlns:wpc="http://schemas.microsoft.com/office/word/2010/wordprocessingCanvas" xmlns:cx="http://schemas.microsoft.com/office/drawing/2014/chartex" xmlns:cx1="http://schemas.microsoft.com/office/drawing/2015/9/8/chartex" xmlns:cx2="http://schemas.microsoft.com/office/drawing/2015/10/21/chartex" xmlns:cx3="http://schemas.microsoft.com/office/drawing/2016/5/9/chartex" xmlns:cx4="http://schemas.microsoft.com/office/drawing/2016/5/10/chartex" xmlns:cx5="http://schemas.microsoft.com/office/drawing/2016/5/11/chartex" xmlns:cx6="http://schemas.microsoft.com/office/drawing/2016/5/12/chartex" xmlns:cx7="http://schemas.microsoft.com/office/drawing/2016/5/13/chartex" xmlns:cx8="http://schemas.microsoft.com/office/drawing/2016/5/14/chartex" xmlns:cr="http://schemas.microsoft.com/office/comments/2020/reactions" xmlns:mc="http://schemas.openxmlformats.org/markup-compatibility/2006" xmlns:aink="http://schemas.microsoft.com/office/drawing/2016/ink" xmlns:am3d="http://schemas.microsoft.com/office/drawing/2017/model3d" xmlns:o="urn:schemas-microsoft-com:office:office" xmlns:oel="http://schemas.microsoft.com/office/2019/extlst" xmlns:r="http://schemas.openxmlformats.org/officeDocument/2006/relationships" xmlns:m="http://schemas.openxmlformats.org/officeDocument/2006/math" xmlns:v="urn:schemas-microsoft-com:vml" xmlns:wp14="http://schemas.microsoft.com/office/word/2010/wordprocessingDrawing" xmlns:wp="http://schemas.openxmlformats.org/drawingml/2006/wordprocessingDrawing" xmlns:w10="urn:schemas-microsoft-com:office:word" xmlns:w="http://schemas.openxmlformats.org/wordprocessingml/2006/main" xmlns:w14="http://schemas.microsoft.com/office/word/2010/wordml" xmlns:w15="http://schemas.microsoft.com/office/word/2012/wordml" xmlns:w16cex="http://schemas.microsoft.com/office/word/2018/wordml/cex" xmlns:w16cid="http://schemas.microsoft.com/office/word/2016/wordml/cid" xmlns:w16="http://schemas.microsoft.com/office/word/2018/wordml" xmlns:w16du="http://schemas.microsoft.com/office/word/2023/wordml/word16du" xmlns:w16sdtdh="http://schemas.microsoft.com/office/word/2020/wordml/sdtdatahash" xmlns:w16sdtfl="http://schemas.microsoft.com/office/word/2024/wordml/sdtformatlock" xmlns:w16se="http://schemas.microsoft.com/office/word/2015/wordml/symex" xmlns:wpg="http://schemas.microsoft.com/office/word/2010/wordprocessingGroup" xmlns:wpi="http://schemas.microsoft.com/office/word/2010/wordprocessingInk" xmlns:wne="http://schemas.microsoft.com/office/word/2006/wordml" xmlns:wps="http://schemas.microsoft.com/office/word/2010/wordprocessingShape" mc:Ignorable="w14 w15 w16se w16cid w16 w16cex w16sdtdh w16sdtfl cr w16du wp14">
+<w16cex:commentsExtensible xmlns:wpc="http://schemas.microsoft.com/office/word/2010/wordprocessingCanvas" xmlns:cx="http://schemas.microsoft.com/office/drawing/2014/chartex" xmlns:cx1="http://schemas.microsoft.com/office/drawing/2015/9/8/chartex" xmlns:cx2="http://schemas.microsoft.com/office/drawing/2015/10/21/chartex" xmlns:cx3="http://schemas.microsoft.com/office/drawing/2016/5/9/chartex" xmlns:cx4="http://schemas.microsoft.com/office/drawing/2016/5/10/chartex" xmlns:cx5="http://schemas.microsoft.com/office/drawing/2016/5/11/chartex" xmlns:cx6="http://schemas.microsoft.com/office/drawing/2016/5/12/chartex" xmlns:cx7="http://schemas.microsoft.com/office/drawing/2016/5/13/chartex" xmlns:cx8="http://schemas.microsoft.com/office/drawing/2016/5/14/chartex" xmlns:mc="http://schemas.openxmlformats.org/markup-compatibility/2006" xmlns:aink="http://schemas.microsoft.com/office/drawing/2016/ink" xmlns:am3d="http://schemas.microsoft.com/office/drawing/2017/model3d" xmlns:o="urn:schemas-microsoft-com:office:office" xmlns:r="http://schemas.openxmlformats.org/officeDocument/2006/relationships" xmlns:m="http://schemas.openxmlformats.org/officeDocument/2006/math" xmlns:v="urn:schemas-microsoft-com:vml" xmlns:wp14="http://schemas.microsoft.com/office/word/2010/wordprocessingDrawing" xmlns:wp="http://schemas.openxmlformats.org/drawingml/2006/wordprocessingDrawing" xmlns:w10="urn:schemas-microsoft-com:office:word" xmlns:w="http://schemas.openxmlformats.org/wordprocessingml/2006/main" xmlns:w14="http://schemas.microsoft.com/office/word/2010/wordml" xmlns:w15="http://schemas.microsoft.com/office/word/2012/wordml" xmlns:w16cex="http://schemas.microsoft.com/office/word/2018/wordml/cex" xmlns:w16cid="http://schemas.microsoft.com/office/word/2016/wordml/cid" xmlns:w16="http://schemas.microsoft.com/office/word/2018/wordml" xmlns:w16sdtdh="http://schemas.microsoft.com/office/word/2020/wordml/sdtdatahash" xmlns:w16se="http://schemas.microsoft.com/office/word/2015/wordml/symex" xmlns:wpg="http://schemas.microsoft.com/office/word/2010/wordprocessingGroup" xmlns:wpi="http://schemas.microsoft.com/office/word/2010/wordprocessingInk" xmlns:wne="http://schemas.microsoft.com/office/word/2006/wordml" xmlns:wps="http://schemas.microsoft.com/office/word/2010/wordprocessingShape" mc:Ignorable="w14 w15 w16se w16cid w16 w16cex w16sdtdh wp14">
   <w16cex:commentExtensible w16cex:durableId="2CC228CE" w16cex:dateUtc="2025-11-15T03:16:00Z"/>
   <w16cex:commentExtensible w16cex:durableId="2CC22A6C" w16cex:dateUtc="2025-11-15T03:23:00Z"/>
   <w16cex:commentExtensible w16cex:durableId="2CC6E54A" w16cex:dateUtc="2025-11-18T17:30:00Z"/>
@@ -25122,13 +24882,14 @@
   <w16cex:commentExtensible w16cex:durableId="2CC77596" w16cex:dateUtc="2025-11-19T03:45:00Z"/>
   <w16cex:commentExtensible w16cex:durableId="2CC7789E" w16cex:dateUtc="2025-11-19T03:58:00Z"/>
   <w16cex:commentExtensible w16cex:durableId="2CC77761" w16cex:dateUtc="2025-11-19T03:53:00Z"/>
+  <w16cex:commentExtensible w16cex:durableId="2CD158A2" w16cex:dateUtc="2025-11-26T15:44:00Z"/>
   <w16cex:commentExtensible w16cex:durableId="2CC77D90" w16cex:dateUtc="2025-11-19T04:19:00Z"/>
   <w16cex:commentExtensible w16cex:durableId="2CA2A623" w16cex:dateUtc="2025-10-22T05:38:00Z"/>
 </w16cex:commentsExtensible>
 </file>
 
 <file path=word/commentsIds.xml><?xml version="1.0" encoding="utf-8"?>
-<w16cid:commentsIds xmlns:wpc="http://schemas.microsoft.com/office/word/2010/wordprocessingCanvas" xmlns:cx="http://schemas.microsoft.com/office/drawing/2014/chartex" xmlns:cx1="http://schemas.microsoft.com/office/drawing/2015/9/8/chartex" xmlns:cx2="http://schemas.microsoft.com/office/drawing/2015/10/21/chartex" xmlns:cx3="http://schemas.microsoft.com/office/drawing/2016/5/9/chartex" xmlns:cx4="http://schemas.microsoft.com/office/drawing/2016/5/10/chartex" xmlns:cx5="http://schemas.microsoft.com/office/drawing/2016/5/11/chartex" xmlns:cx6="http://schemas.microsoft.com/office/drawing/2016/5/12/chartex" xmlns:cx7="http://schemas.microsoft.com/office/drawing/2016/5/13/chartex" xmlns:cx8="http://schemas.microsoft.com/office/drawing/2016/5/14/chartex" xmlns:mc="http://schemas.openxmlformats.org/markup-compatibility/2006" xmlns:aink="http://schemas.microsoft.com/office/drawing/2016/ink" xmlns:am3d="http://schemas.microsoft.com/office/drawing/2017/model3d" xmlns:o="urn:schemas-microsoft-com:office:office" xmlns:oel="http://schemas.microsoft.com/office/2019/extlst" xmlns:r="http://schemas.openxmlformats.org/officeDocument/2006/relationships" xmlns:m="http://schemas.openxmlformats.org/officeDocument/2006/math" xmlns:v="urn:schemas-microsoft-com:vml" xmlns:wp14="http://schemas.microsoft.com/office/word/2010/wordprocessingDrawing" xmlns:wp="http://schemas.openxmlformats.org/drawingml/2006/wordprocessingDrawing" xmlns:w10="urn:schemas-microsoft-com:office:word" xmlns:w="http://schemas.openxmlformats.org/wordprocessingml/2006/main" xmlns:w14="http://schemas.microsoft.com/office/word/2010/wordml" xmlns:w15="http://schemas.microsoft.com/office/word/2012/wordml" xmlns:w16cex="http://schemas.microsoft.com/office/word/2018/wordml/cex" xmlns:w16cid="http://schemas.microsoft.com/office/word/2016/wordml/cid" xmlns:w16="http://schemas.microsoft.com/office/word/2018/wordml" xmlns:w16du="http://schemas.microsoft.com/office/word/2023/wordml/word16du" xmlns:w16sdtdh="http://schemas.microsoft.com/office/word/2020/wordml/sdtdatahash" xmlns:w16sdtfl="http://schemas.microsoft.com/office/word/2024/wordml/sdtformatlock" xmlns:w16se="http://schemas.microsoft.com/office/word/2015/wordml/symex" xmlns:wpg="http://schemas.microsoft.com/office/word/2010/wordprocessingGroup" xmlns:wpi="http://schemas.microsoft.com/office/word/2010/wordprocessingInk" xmlns:wne="http://schemas.microsoft.com/office/word/2006/wordml" xmlns:wps="http://schemas.microsoft.com/office/word/2010/wordprocessingShape" mc:Ignorable="w14 w15 w16se w16cid w16 w16cex w16sdtdh w16sdtfl w16du wp14">
+<w16cid:commentsIds xmlns:wpc="http://schemas.microsoft.com/office/word/2010/wordprocessingCanvas" xmlns:cx="http://schemas.microsoft.com/office/drawing/2014/chartex" xmlns:cx1="http://schemas.microsoft.com/office/drawing/2015/9/8/chartex" xmlns:cx2="http://schemas.microsoft.com/office/drawing/2015/10/21/chartex" xmlns:cx3="http://schemas.microsoft.com/office/drawing/2016/5/9/chartex" xmlns:cx4="http://schemas.microsoft.com/office/drawing/2016/5/10/chartex" xmlns:cx5="http://schemas.microsoft.com/office/drawing/2016/5/11/chartex" xmlns:cx6="http://schemas.microsoft.com/office/drawing/2016/5/12/chartex" xmlns:cx7="http://schemas.microsoft.com/office/drawing/2016/5/13/chartex" xmlns:cx8="http://schemas.microsoft.com/office/drawing/2016/5/14/chartex" xmlns:mc="http://schemas.openxmlformats.org/markup-compatibility/2006" xmlns:aink="http://schemas.microsoft.com/office/drawing/2016/ink" xmlns:am3d="http://schemas.microsoft.com/office/drawing/2017/model3d" xmlns:o="urn:schemas-microsoft-com:office:office" xmlns:r="http://schemas.openxmlformats.org/officeDocument/2006/relationships" xmlns:m="http://schemas.openxmlformats.org/officeDocument/2006/math" xmlns:v="urn:schemas-microsoft-com:vml" xmlns:wp14="http://schemas.microsoft.com/office/word/2010/wordprocessingDrawing" xmlns:wp="http://schemas.openxmlformats.org/drawingml/2006/wordprocessingDrawing" xmlns:w10="urn:schemas-microsoft-com:office:word" xmlns:w="http://schemas.openxmlformats.org/wordprocessingml/2006/main" xmlns:w14="http://schemas.microsoft.com/office/word/2010/wordml" xmlns:w15="http://schemas.microsoft.com/office/word/2012/wordml" xmlns:w16cex="http://schemas.microsoft.com/office/word/2018/wordml/cex" xmlns:w16cid="http://schemas.microsoft.com/office/word/2016/wordml/cid" xmlns:w16="http://schemas.microsoft.com/office/word/2018/wordml" xmlns:w16sdtdh="http://schemas.microsoft.com/office/word/2020/wordml/sdtdatahash" xmlns:w16se="http://schemas.microsoft.com/office/word/2015/wordml/symex" xmlns:wpg="http://schemas.microsoft.com/office/word/2010/wordprocessingGroup" xmlns:wpi="http://schemas.microsoft.com/office/word/2010/wordprocessingInk" xmlns:wne="http://schemas.microsoft.com/office/word/2006/wordml" xmlns:wps="http://schemas.microsoft.com/office/word/2010/wordprocessingShape" mc:Ignorable="w14 w15 w16se w16cid w16 w16cex w16sdtdh wp14">
   <w16cid:commentId w16cid:paraId="2DBDFE2A" w16cid:durableId="2CC228CE"/>
   <w16cid:commentId w16cid:paraId="50CAE7BB" w16cid:durableId="2CC22A6C"/>
   <w16cid:commentId w16cid:paraId="58E63A14" w16cid:durableId="2CC6E54A"/>
@@ -25147,13 +24908,14 @@
   <w16cid:commentId w16cid:paraId="6D97BF3A" w16cid:durableId="2CC77596"/>
   <w16cid:commentId w16cid:paraId="23F93E96" w16cid:durableId="2CC7789E"/>
   <w16cid:commentId w16cid:paraId="43FC6F24" w16cid:durableId="2CC77761"/>
+  <w16cid:commentId w16cid:paraId="5DE68A59" w16cid:durableId="2CD158A2"/>
   <w16cid:commentId w16cid:paraId="527CFEB6" w16cid:durableId="2CC77D90"/>
   <w16cid:commentId w16cid:paraId="63D624AA" w16cid:durableId="2CA2A623"/>
 </w16cid:commentsIds>
 </file>
 
 <file path=word/endnotes.xml><?xml version="1.0" encoding="utf-8"?>
-<w:endnotes xmlns:wpc="http://schemas.microsoft.com/office/word/2010/wordprocessingCanvas" xmlns:cx="http://schemas.microsoft.com/office/drawing/2014/chartex" xmlns:cx1="http://schemas.microsoft.com/office/drawing/2015/9/8/chartex" xmlns:cx2="http://schemas.microsoft.com/office/drawing/2015/10/21/chartex" xmlns:cx3="http://schemas.microsoft.com/office/drawing/2016/5/9/chartex" xmlns:cx4="http://schemas.microsoft.com/office/drawing/2016/5/10/chartex" xmlns:cx5="http://schemas.microsoft.com/office/drawing/2016/5/11/chartex" xmlns:cx6="http://schemas.microsoft.com/office/drawing/2016/5/12/chartex" xmlns:cx7="http://schemas.microsoft.com/office/drawing/2016/5/13/chartex" xmlns:cx8="http://schemas.microsoft.com/office/drawing/2016/5/14/chartex" xmlns:mc="http://schemas.openxmlformats.org/markup-compatibility/2006" xmlns:aink="http://schemas.microsoft.com/office/drawing/2016/ink" xmlns:am3d="http://schemas.microsoft.com/office/drawing/2017/model3d" xmlns:o="urn:schemas-microsoft-com:office:office" xmlns:oel="http://schemas.microsoft.com/office/2019/extlst" xmlns:r="http://schemas.openxmlformats.org/officeDocument/2006/relationships" xmlns:m="http://schemas.openxmlformats.org/officeDocument/2006/math" xmlns:v="urn:schemas-microsoft-com:vml" xmlns:wp14="http://schemas.microsoft.com/office/word/2010/wordprocessingDrawing" xmlns:wp="http://schemas.openxmlformats.org/drawingml/2006/wordprocessingDrawing" xmlns:w10="urn:schemas-microsoft-com:office:word" xmlns:w="http://schemas.openxmlformats.org/wordprocessingml/2006/main" xmlns:w14="http://schemas.microsoft.com/office/word/2010/wordml" xmlns:w15="http://schemas.microsoft.com/office/word/2012/wordml" xmlns:w16cex="http://schemas.microsoft.com/office/word/2018/wordml/cex" xmlns:w16cid="http://schemas.microsoft.com/office/word/2016/wordml/cid" xmlns:w16="http://schemas.microsoft.com/office/word/2018/wordml" xmlns:w16du="http://schemas.microsoft.com/office/word/2023/wordml/word16du" xmlns:w16sdtdh="http://schemas.microsoft.com/office/word/2020/wordml/sdtdatahash" xmlns:w16sdtfl="http://schemas.microsoft.com/office/word/2024/wordml/sdtformatlock" xmlns:w16se="http://schemas.microsoft.com/office/word/2015/wordml/symex" xmlns:wpg="http://schemas.microsoft.com/office/word/2010/wordprocessingGroup" xmlns:wpi="http://schemas.microsoft.com/office/word/2010/wordprocessingInk" xmlns:wne="http://schemas.microsoft.com/office/word/2006/wordml" xmlns:wps="http://schemas.microsoft.com/office/word/2010/wordprocessingShape" mc:Ignorable="w14 w15 w16se w16cid w16 w16cex w16sdtdh w16sdtfl w16du wp14">
+<w:endnotes xmlns:wpc="http://schemas.microsoft.com/office/word/2010/wordprocessingCanvas" xmlns:cx="http://schemas.microsoft.com/office/drawing/2014/chartex" xmlns:cx1="http://schemas.microsoft.com/office/drawing/2015/9/8/chartex" xmlns:cx2="http://schemas.microsoft.com/office/drawing/2015/10/21/chartex" xmlns:cx3="http://schemas.microsoft.com/office/drawing/2016/5/9/chartex" xmlns:cx4="http://schemas.microsoft.com/office/drawing/2016/5/10/chartex" xmlns:cx5="http://schemas.microsoft.com/office/drawing/2016/5/11/chartex" xmlns:cx6="http://schemas.microsoft.com/office/drawing/2016/5/12/chartex" xmlns:cx7="http://schemas.microsoft.com/office/drawing/2016/5/13/chartex" xmlns:cx8="http://schemas.microsoft.com/office/drawing/2016/5/14/chartex" xmlns:mc="http://schemas.openxmlformats.org/markup-compatibility/2006" xmlns:aink="http://schemas.microsoft.com/office/drawing/2016/ink" xmlns:am3d="http://schemas.microsoft.com/office/drawing/2017/model3d" xmlns:o="urn:schemas-microsoft-com:office:office" xmlns:r="http://schemas.openxmlformats.org/officeDocument/2006/relationships" xmlns:m="http://schemas.openxmlformats.org/officeDocument/2006/math" xmlns:v="urn:schemas-microsoft-com:vml" xmlns:wp14="http://schemas.microsoft.com/office/word/2010/wordprocessingDrawing" xmlns:wp="http://schemas.openxmlformats.org/drawingml/2006/wordprocessingDrawing" xmlns:w10="urn:schemas-microsoft-com:office:word" xmlns:w="http://schemas.openxmlformats.org/wordprocessingml/2006/main" xmlns:w14="http://schemas.microsoft.com/office/word/2010/wordml" xmlns:w15="http://schemas.microsoft.com/office/word/2012/wordml" xmlns:w16cex="http://schemas.microsoft.com/office/word/2018/wordml/cex" xmlns:w16cid="http://schemas.microsoft.com/office/word/2016/wordml/cid" xmlns:w16="http://schemas.microsoft.com/office/word/2018/wordml" xmlns:w16sdtdh="http://schemas.microsoft.com/office/word/2020/wordml/sdtdatahash" xmlns:w16se="http://schemas.microsoft.com/office/word/2015/wordml/symex" xmlns:wpg="http://schemas.microsoft.com/office/word/2010/wordprocessingGroup" xmlns:wpi="http://schemas.microsoft.com/office/word/2010/wordprocessingInk" xmlns:wne="http://schemas.microsoft.com/office/word/2006/wordml" xmlns:wps="http://schemas.microsoft.com/office/word/2010/wordprocessingShape" mc:Ignorable="w14 w15 w16se w16cid w16 w16cex w16sdtdh wp14">
   <w:endnote w:type="separator" w:id="-1">
     <w:p>
       <w:pPr>
@@ -25178,7 +24940,7 @@
 </file>
 
 <file path=word/footer1.xml><?xml version="1.0" encoding="utf-8"?>
-<w:ftr xmlns:wpc="http://schemas.microsoft.com/office/word/2010/wordprocessingCanvas" xmlns:cx="http://schemas.microsoft.com/office/drawing/2014/chartex" xmlns:cx1="http://schemas.microsoft.com/office/drawing/2015/9/8/chartex" xmlns:cx2="http://schemas.microsoft.com/office/drawing/2015/10/21/chartex" xmlns:cx3="http://schemas.microsoft.com/office/drawing/2016/5/9/chartex" xmlns:cx4="http://schemas.microsoft.com/office/drawing/2016/5/10/chartex" xmlns:cx5="http://schemas.microsoft.com/office/drawing/2016/5/11/chartex" xmlns:cx6="http://schemas.microsoft.com/office/drawing/2016/5/12/chartex" xmlns:cx7="http://schemas.microsoft.com/office/drawing/2016/5/13/chartex" xmlns:cx8="http://schemas.microsoft.com/office/drawing/2016/5/14/chartex" xmlns:mc="http://schemas.openxmlformats.org/markup-compatibility/2006" xmlns:aink="http://schemas.microsoft.com/office/drawing/2016/ink" xmlns:am3d="http://schemas.microsoft.com/office/drawing/2017/model3d" xmlns:o="urn:schemas-microsoft-com:office:office" xmlns:oel="http://schemas.microsoft.com/office/2019/extlst" xmlns:r="http://schemas.openxmlformats.org/officeDocument/2006/relationships" xmlns:m="http://schemas.openxmlformats.org/officeDocument/2006/math" xmlns:v="urn:schemas-microsoft-com:vml" xmlns:wp14="http://schemas.microsoft.com/office/word/2010/wordprocessingDrawing" xmlns:wp="http://schemas.openxmlformats.org/drawingml/2006/wordprocessingDrawing" xmlns:w10="urn:schemas-microsoft-com:office:word" xmlns:w="http://schemas.openxmlformats.org/wordprocessingml/2006/main" xmlns:w14="http://schemas.microsoft.com/office/word/2010/wordml" xmlns:w15="http://schemas.microsoft.com/office/word/2012/wordml" xmlns:w16cex="http://schemas.microsoft.com/office/word/2018/wordml/cex" xmlns:w16cid="http://schemas.microsoft.com/office/word/2016/wordml/cid" xmlns:w16="http://schemas.microsoft.com/office/word/2018/wordml" xmlns:w16du="http://schemas.microsoft.com/office/word/2023/wordml/word16du" xmlns:w16sdtdh="http://schemas.microsoft.com/office/word/2020/wordml/sdtdatahash" xmlns:w16sdtfl="http://schemas.microsoft.com/office/word/2024/wordml/sdtformatlock" xmlns:w16se="http://schemas.microsoft.com/office/word/2015/wordml/symex" xmlns:wpg="http://schemas.microsoft.com/office/word/2010/wordprocessingGroup" xmlns:wpi="http://schemas.microsoft.com/office/word/2010/wordprocessingInk" xmlns:wne="http://schemas.microsoft.com/office/word/2006/wordml" xmlns:wps="http://schemas.microsoft.com/office/word/2010/wordprocessingShape" mc:Ignorable="w14 w15 w16se w16cid w16 w16cex w16sdtdh w16sdtfl w16du wp14">
+<w:ftr xmlns:wpc="http://schemas.microsoft.com/office/word/2010/wordprocessingCanvas" xmlns:cx="http://schemas.microsoft.com/office/drawing/2014/chartex" xmlns:cx1="http://schemas.microsoft.com/office/drawing/2015/9/8/chartex" xmlns:cx2="http://schemas.microsoft.com/office/drawing/2015/10/21/chartex" xmlns:cx3="http://schemas.microsoft.com/office/drawing/2016/5/9/chartex" xmlns:cx4="http://schemas.microsoft.com/office/drawing/2016/5/10/chartex" xmlns:cx5="http://schemas.microsoft.com/office/drawing/2016/5/11/chartex" xmlns:cx6="http://schemas.microsoft.com/office/drawing/2016/5/12/chartex" xmlns:cx7="http://schemas.microsoft.com/office/drawing/2016/5/13/chartex" xmlns:cx8="http://schemas.microsoft.com/office/drawing/2016/5/14/chartex" xmlns:mc="http://schemas.openxmlformats.org/markup-compatibility/2006" xmlns:aink="http://schemas.microsoft.com/office/drawing/2016/ink" xmlns:am3d="http://schemas.microsoft.com/office/drawing/2017/model3d" xmlns:o="urn:schemas-microsoft-com:office:office" xmlns:r="http://schemas.openxmlformats.org/officeDocument/2006/relationships" xmlns:m="http://schemas.openxmlformats.org/officeDocument/2006/math" xmlns:v="urn:schemas-microsoft-com:vml" xmlns:wp14="http://schemas.microsoft.com/office/word/2010/wordprocessingDrawing" xmlns:wp="http://schemas.openxmlformats.org/drawingml/2006/wordprocessingDrawing" xmlns:w10="urn:schemas-microsoft-com:office:word" xmlns:w="http://schemas.openxmlformats.org/wordprocessingml/2006/main" xmlns:w14="http://schemas.microsoft.com/office/word/2010/wordml" xmlns:w15="http://schemas.microsoft.com/office/word/2012/wordml" xmlns:w16cex="http://schemas.microsoft.com/office/word/2018/wordml/cex" xmlns:w16cid="http://schemas.microsoft.com/office/word/2016/wordml/cid" xmlns:w16="http://schemas.microsoft.com/office/word/2018/wordml" xmlns:w16sdtdh="http://schemas.microsoft.com/office/word/2020/wordml/sdtdatahash" xmlns:w16se="http://schemas.microsoft.com/office/word/2015/wordml/symex" xmlns:wpg="http://schemas.microsoft.com/office/word/2010/wordprocessingGroup" xmlns:wpi="http://schemas.microsoft.com/office/word/2010/wordprocessingInk" xmlns:wne="http://schemas.microsoft.com/office/word/2006/wordml" xmlns:wps="http://schemas.microsoft.com/office/word/2010/wordprocessingShape" mc:Ignorable="w14 w15 w16se w16cid w16 w16cex w16sdtdh wp14">
   <w:p>
     <w:pPr>
       <w:pBdr>
@@ -25208,7 +24970,7 @@
       <w:ind w:left="-2" w:hanging="2"/>
       <w:jc w:val="right"/>
       <w:rPr>
-        <w:rFonts w:ascii="Times New Roman" w:hAnsi="Times New Roman" w:eastAsia="Times New Roman" w:cs="Times New Roman"/>
+        <w:rFonts w:ascii="Times New Roman" w:eastAsia="Times New Roman" w:hAnsi="Times New Roman" w:cs="Times New Roman"/>
         <w:sz w:val="24"/>
         <w:szCs w:val="24"/>
       </w:rPr>
@@ -25218,7 +24980,7 @@
     <w:pPr>
       <w:spacing w:line="240" w:lineRule="auto"/>
       <w:rPr>
-        <w:rFonts w:ascii="Times New Roman" w:hAnsi="Times New Roman" w:eastAsia="Times New Roman" w:cs="Times New Roman"/>
+        <w:rFonts w:ascii="Times New Roman" w:eastAsia="Times New Roman" w:hAnsi="Times New Roman" w:cs="Times New Roman"/>
         <w:sz w:val="24"/>
         <w:szCs w:val="24"/>
       </w:rPr>
@@ -25276,7 +25038,7 @@
 </file>
 
 <file path=word/footnotes.xml><?xml version="1.0" encoding="utf-8"?>
-<w:footnotes xmlns:wpc="http://schemas.microsoft.com/office/word/2010/wordprocessingCanvas" xmlns:cx="http://schemas.microsoft.com/office/drawing/2014/chartex" xmlns:cx1="http://schemas.microsoft.com/office/drawing/2015/9/8/chartex" xmlns:cx2="http://schemas.microsoft.com/office/drawing/2015/10/21/chartex" xmlns:cx3="http://schemas.microsoft.com/office/drawing/2016/5/9/chartex" xmlns:cx4="http://schemas.microsoft.com/office/drawing/2016/5/10/chartex" xmlns:cx5="http://schemas.microsoft.com/office/drawing/2016/5/11/chartex" xmlns:cx6="http://schemas.microsoft.com/office/drawing/2016/5/12/chartex" xmlns:cx7="http://schemas.microsoft.com/office/drawing/2016/5/13/chartex" xmlns:cx8="http://schemas.microsoft.com/office/drawing/2016/5/14/chartex" xmlns:mc="http://schemas.openxmlformats.org/markup-compatibility/2006" xmlns:aink="http://schemas.microsoft.com/office/drawing/2016/ink" xmlns:am3d="http://schemas.microsoft.com/office/drawing/2017/model3d" xmlns:o="urn:schemas-microsoft-com:office:office" xmlns:oel="http://schemas.microsoft.com/office/2019/extlst" xmlns:r="http://schemas.openxmlformats.org/officeDocument/2006/relationships" xmlns:m="http://schemas.openxmlformats.org/officeDocument/2006/math" xmlns:v="urn:schemas-microsoft-com:vml" xmlns:wp14="http://schemas.microsoft.com/office/word/2010/wordprocessingDrawing" xmlns:wp="http://schemas.openxmlformats.org/drawingml/2006/wordprocessingDrawing" xmlns:w10="urn:schemas-microsoft-com:office:word" xmlns:w="http://schemas.openxmlformats.org/wordprocessingml/2006/main" xmlns:w14="http://schemas.microsoft.com/office/word/2010/wordml" xmlns:w15="http://schemas.microsoft.com/office/word/2012/wordml" xmlns:w16cex="http://schemas.microsoft.com/office/word/2018/wordml/cex" xmlns:w16cid="http://schemas.microsoft.com/office/word/2016/wordml/cid" xmlns:w16="http://schemas.microsoft.com/office/word/2018/wordml" xmlns:w16du="http://schemas.microsoft.com/office/word/2023/wordml/word16du" xmlns:w16sdtdh="http://schemas.microsoft.com/office/word/2020/wordml/sdtdatahash" xmlns:w16sdtfl="http://schemas.microsoft.com/office/word/2024/wordml/sdtformatlock" xmlns:w16se="http://schemas.microsoft.com/office/word/2015/wordml/symex" xmlns:wpg="http://schemas.microsoft.com/office/word/2010/wordprocessingGroup" xmlns:wpi="http://schemas.microsoft.com/office/word/2010/wordprocessingInk" xmlns:wne="http://schemas.microsoft.com/office/word/2006/wordml" xmlns:wps="http://schemas.microsoft.com/office/word/2010/wordprocessingShape" mc:Ignorable="w14 w15 w16se w16cid w16 w16cex w16sdtdh w16sdtfl w16du wp14">
+<w:footnotes xmlns:wpc="http://schemas.microsoft.com/office/word/2010/wordprocessingCanvas" xmlns:cx="http://schemas.microsoft.com/office/drawing/2014/chartex" xmlns:cx1="http://schemas.microsoft.com/office/drawing/2015/9/8/chartex" xmlns:cx2="http://schemas.microsoft.com/office/drawing/2015/10/21/chartex" xmlns:cx3="http://schemas.microsoft.com/office/drawing/2016/5/9/chartex" xmlns:cx4="http://schemas.microsoft.com/office/drawing/2016/5/10/chartex" xmlns:cx5="http://schemas.microsoft.com/office/drawing/2016/5/11/chartex" xmlns:cx6="http://schemas.microsoft.com/office/drawing/2016/5/12/chartex" xmlns:cx7="http://schemas.microsoft.com/office/drawing/2016/5/13/chartex" xmlns:cx8="http://schemas.microsoft.com/office/drawing/2016/5/14/chartex" xmlns:mc="http://schemas.openxmlformats.org/markup-compatibility/2006" xmlns:aink="http://schemas.microsoft.com/office/drawing/2016/ink" xmlns:am3d="http://schemas.microsoft.com/office/drawing/2017/model3d" xmlns:o="urn:schemas-microsoft-com:office:office" xmlns:r="http://schemas.openxmlformats.org/officeDocument/2006/relationships" xmlns:m="http://schemas.openxmlformats.org/officeDocument/2006/math" xmlns:v="urn:schemas-microsoft-com:vml" xmlns:wp14="http://schemas.microsoft.com/office/word/2010/wordprocessingDrawing" xmlns:wp="http://schemas.openxmlformats.org/drawingml/2006/wordprocessingDrawing" xmlns:w10="urn:schemas-microsoft-com:office:word" xmlns:w="http://schemas.openxmlformats.org/wordprocessingml/2006/main" xmlns:w14="http://schemas.microsoft.com/office/word/2010/wordml" xmlns:w15="http://schemas.microsoft.com/office/word/2012/wordml" xmlns:w16cex="http://schemas.microsoft.com/office/word/2018/wordml/cex" xmlns:w16cid="http://schemas.microsoft.com/office/word/2016/wordml/cid" xmlns:w16="http://schemas.microsoft.com/office/word/2018/wordml" xmlns:w16sdtdh="http://schemas.microsoft.com/office/word/2020/wordml/sdtdatahash" xmlns:w16se="http://schemas.microsoft.com/office/word/2015/wordml/symex" xmlns:wpg="http://schemas.microsoft.com/office/word/2010/wordprocessingGroup" xmlns:wpi="http://schemas.microsoft.com/office/word/2010/wordprocessingInk" xmlns:wne="http://schemas.microsoft.com/office/word/2006/wordml" xmlns:wps="http://schemas.microsoft.com/office/word/2010/wordprocessingShape" mc:Ignorable="w14 w15 w16se w16cid w16 w16cex w16sdtdh wp14">
   <w:footnote w:type="separator" w:id="-1">
     <w:p>
       <w:pPr>
@@ -25301,7 +25063,7 @@
 </file>
 
 <file path=word/header1.xml><?xml version="1.0" encoding="utf-8"?>
-<w:hdr xmlns:wpc="http://schemas.microsoft.com/office/word/2010/wordprocessingCanvas" xmlns:cx="http://schemas.microsoft.com/office/drawing/2014/chartex" xmlns:cx1="http://schemas.microsoft.com/office/drawing/2015/9/8/chartex" xmlns:cx2="http://schemas.microsoft.com/office/drawing/2015/10/21/chartex" xmlns:cx3="http://schemas.microsoft.com/office/drawing/2016/5/9/chartex" xmlns:cx4="http://schemas.microsoft.com/office/drawing/2016/5/10/chartex" xmlns:cx5="http://schemas.microsoft.com/office/drawing/2016/5/11/chartex" xmlns:cx6="http://schemas.microsoft.com/office/drawing/2016/5/12/chartex" xmlns:cx7="http://schemas.microsoft.com/office/drawing/2016/5/13/chartex" xmlns:cx8="http://schemas.microsoft.com/office/drawing/2016/5/14/chartex" xmlns:mc="http://schemas.openxmlformats.org/markup-compatibility/2006" xmlns:aink="http://schemas.microsoft.com/office/drawing/2016/ink" xmlns:am3d="http://schemas.microsoft.com/office/drawing/2017/model3d" xmlns:o="urn:schemas-microsoft-com:office:office" xmlns:oel="http://schemas.microsoft.com/office/2019/extlst" xmlns:r="http://schemas.openxmlformats.org/officeDocument/2006/relationships" xmlns:m="http://schemas.openxmlformats.org/officeDocument/2006/math" xmlns:v="urn:schemas-microsoft-com:vml" xmlns:wp14="http://schemas.microsoft.com/office/word/2010/wordprocessingDrawing" xmlns:wp="http://schemas.openxmlformats.org/drawingml/2006/wordprocessingDrawing" xmlns:w10="urn:schemas-microsoft-com:office:word" xmlns:w="http://schemas.openxmlformats.org/wordprocessingml/2006/main" xmlns:w14="http://schemas.microsoft.com/office/word/2010/wordml" xmlns:w15="http://schemas.microsoft.com/office/word/2012/wordml" xmlns:w16cex="http://schemas.microsoft.com/office/word/2018/wordml/cex" xmlns:w16cid="http://schemas.microsoft.com/office/word/2016/wordml/cid" xmlns:w16="http://schemas.microsoft.com/office/word/2018/wordml" xmlns:w16du="http://schemas.microsoft.com/office/word/2023/wordml/word16du" xmlns:w16sdtdh="http://schemas.microsoft.com/office/word/2020/wordml/sdtdatahash" xmlns:w16sdtfl="http://schemas.microsoft.com/office/word/2024/wordml/sdtformatlock" xmlns:w16se="http://schemas.microsoft.com/office/word/2015/wordml/symex" xmlns:wpg="http://schemas.microsoft.com/office/word/2010/wordprocessingGroup" xmlns:wpi="http://schemas.microsoft.com/office/word/2010/wordprocessingInk" xmlns:wne="http://schemas.microsoft.com/office/word/2006/wordml" xmlns:wps="http://schemas.microsoft.com/office/word/2010/wordprocessingShape" xmlns:a="http://schemas.openxmlformats.org/drawingml/2006/main" xmlns:adec="http://schemas.microsoft.com/office/drawing/2017/decorative" xmlns:pic="http://schemas.openxmlformats.org/drawingml/2006/picture" xmlns:a14="http://schemas.microsoft.com/office/drawing/2010/main" mc:Ignorable="w14 w15 w16se w16cid w16 w16cex w16sdtdh w16sdtfl w16du wp14">
+<w:hdr xmlns:wpc="http://schemas.microsoft.com/office/word/2010/wordprocessingCanvas" xmlns:cx="http://schemas.microsoft.com/office/drawing/2014/chartex" xmlns:cx1="http://schemas.microsoft.com/office/drawing/2015/9/8/chartex" xmlns:cx2="http://schemas.microsoft.com/office/drawing/2015/10/21/chartex" xmlns:cx3="http://schemas.microsoft.com/office/drawing/2016/5/9/chartex" xmlns:cx4="http://schemas.microsoft.com/office/drawing/2016/5/10/chartex" xmlns:cx5="http://schemas.microsoft.com/office/drawing/2016/5/11/chartex" xmlns:cx6="http://schemas.microsoft.com/office/drawing/2016/5/12/chartex" xmlns:cx7="http://schemas.microsoft.com/office/drawing/2016/5/13/chartex" xmlns:cx8="http://schemas.microsoft.com/office/drawing/2016/5/14/chartex" xmlns:mc="http://schemas.openxmlformats.org/markup-compatibility/2006" xmlns:aink="http://schemas.microsoft.com/office/drawing/2016/ink" xmlns:am3d="http://schemas.microsoft.com/office/drawing/2017/model3d" xmlns:o="urn:schemas-microsoft-com:office:office" xmlns:r="http://schemas.openxmlformats.org/officeDocument/2006/relationships" xmlns:m="http://schemas.openxmlformats.org/officeDocument/2006/math" xmlns:v="urn:schemas-microsoft-com:vml" xmlns:wp14="http://schemas.microsoft.com/office/word/2010/wordprocessingDrawing" xmlns:wp="http://schemas.openxmlformats.org/drawingml/2006/wordprocessingDrawing" xmlns:w10="urn:schemas-microsoft-com:office:word" xmlns:w="http://schemas.openxmlformats.org/wordprocessingml/2006/main" xmlns:w14="http://schemas.microsoft.com/office/word/2010/wordml" xmlns:w15="http://schemas.microsoft.com/office/word/2012/wordml" xmlns:w16cex="http://schemas.microsoft.com/office/word/2018/wordml/cex" xmlns:w16cid="http://schemas.microsoft.com/office/word/2016/wordml/cid" xmlns:w16="http://schemas.microsoft.com/office/word/2018/wordml" xmlns:w16sdtdh="http://schemas.microsoft.com/office/word/2020/wordml/sdtdatahash" xmlns:w16se="http://schemas.microsoft.com/office/word/2015/wordml/symex" xmlns:wpg="http://schemas.microsoft.com/office/word/2010/wordprocessingGroup" xmlns:wpi="http://schemas.microsoft.com/office/word/2010/wordprocessingInk" xmlns:wne="http://schemas.microsoft.com/office/word/2006/wordml" xmlns:wps="http://schemas.microsoft.com/office/word/2010/wordprocessingShape" mc:Ignorable="w14 w15 w16se w16cid w16 w16cex w16sdtdh wp14">
   <w:p>
     <w:pPr>
       <w:pBdr>
@@ -25416,7 +25178,7 @@
 </file>
 
 <file path=word/numbering.xml><?xml version="1.0" encoding="utf-8"?>
-<w:numbering xmlns:wpc="http://schemas.microsoft.com/office/word/2010/wordprocessingCanvas" xmlns:cx="http://schemas.microsoft.com/office/drawing/2014/chartex" xmlns:cx1="http://schemas.microsoft.com/office/drawing/2015/9/8/chartex" xmlns:cx2="http://schemas.microsoft.com/office/drawing/2015/10/21/chartex" xmlns:cx3="http://schemas.microsoft.com/office/drawing/2016/5/9/chartex" xmlns:cx4="http://schemas.microsoft.com/office/drawing/2016/5/10/chartex" xmlns:cx5="http://schemas.microsoft.com/office/drawing/2016/5/11/chartex" xmlns:cx6="http://schemas.microsoft.com/office/drawing/2016/5/12/chartex" xmlns:cx7="http://schemas.microsoft.com/office/drawing/2016/5/13/chartex" xmlns:cx8="http://schemas.microsoft.com/office/drawing/2016/5/14/chartex" xmlns:mc="http://schemas.openxmlformats.org/markup-compatibility/2006" xmlns:aink="http://schemas.microsoft.com/office/drawing/2016/ink" xmlns:am3d="http://schemas.microsoft.com/office/drawing/2017/model3d" xmlns:o="urn:schemas-microsoft-com:office:office" xmlns:oel="http://schemas.microsoft.com/office/2019/extlst" xmlns:r="http://schemas.openxmlformats.org/officeDocument/2006/relationships" xmlns:m="http://schemas.openxmlformats.org/officeDocument/2006/math" xmlns:v="urn:schemas-microsoft-com:vml" xmlns:wp14="http://schemas.microsoft.com/office/word/2010/wordprocessingDrawing" xmlns:wp="http://schemas.openxmlformats.org/drawingml/2006/wordprocessingDrawing" xmlns:w10="urn:schemas-microsoft-com:office:word" xmlns:w="http://schemas.openxmlformats.org/wordprocessingml/2006/main" xmlns:w14="http://schemas.microsoft.com/office/word/2010/wordml" xmlns:w15="http://schemas.microsoft.com/office/word/2012/wordml" xmlns:w16cex="http://schemas.microsoft.com/office/word/2018/wordml/cex" xmlns:w16cid="http://schemas.microsoft.com/office/word/2016/wordml/cid" xmlns:w16="http://schemas.microsoft.com/office/word/2018/wordml" xmlns:w16du="http://schemas.microsoft.com/office/word/2023/wordml/word16du" xmlns:w16sdtdh="http://schemas.microsoft.com/office/word/2020/wordml/sdtdatahash" xmlns:w16sdtfl="http://schemas.microsoft.com/office/word/2024/wordml/sdtformatlock" xmlns:w16se="http://schemas.microsoft.com/office/word/2015/wordml/symex" xmlns:wpg="http://schemas.microsoft.com/office/word/2010/wordprocessingGroup" xmlns:wpi="http://schemas.microsoft.com/office/word/2010/wordprocessingInk" xmlns:wne="http://schemas.microsoft.com/office/word/2006/wordml" xmlns:wps="http://schemas.microsoft.com/office/word/2010/wordprocessingShape" mc:Ignorable="w14 w15 w16se w16cid w16 w16cex w16sdtdh w16sdtfl w16du wp14">
+<w:numbering xmlns:wpc="http://schemas.microsoft.com/office/word/2010/wordprocessingCanvas" xmlns:cx="http://schemas.microsoft.com/office/drawing/2014/chartex" xmlns:cx1="http://schemas.microsoft.com/office/drawing/2015/9/8/chartex" xmlns:cx2="http://schemas.microsoft.com/office/drawing/2015/10/21/chartex" xmlns:cx3="http://schemas.microsoft.com/office/drawing/2016/5/9/chartex" xmlns:cx4="http://schemas.microsoft.com/office/drawing/2016/5/10/chartex" xmlns:cx5="http://schemas.microsoft.com/office/drawing/2016/5/11/chartex" xmlns:cx6="http://schemas.microsoft.com/office/drawing/2016/5/12/chartex" xmlns:cx7="http://schemas.microsoft.com/office/drawing/2016/5/13/chartex" xmlns:cx8="http://schemas.microsoft.com/office/drawing/2016/5/14/chartex" xmlns:mc="http://schemas.openxmlformats.org/markup-compatibility/2006" xmlns:aink="http://schemas.microsoft.com/office/drawing/2016/ink" xmlns:am3d="http://schemas.microsoft.com/office/drawing/2017/model3d" xmlns:o="urn:schemas-microsoft-com:office:office" xmlns:r="http://schemas.openxmlformats.org/officeDocument/2006/relationships" xmlns:m="http://schemas.openxmlformats.org/officeDocument/2006/math" xmlns:v="urn:schemas-microsoft-com:vml" xmlns:wp14="http://schemas.microsoft.com/office/word/2010/wordprocessingDrawing" xmlns:wp="http://schemas.openxmlformats.org/drawingml/2006/wordprocessingDrawing" xmlns:w10="urn:schemas-microsoft-com:office:word" xmlns:w="http://schemas.openxmlformats.org/wordprocessingml/2006/main" xmlns:w14="http://schemas.microsoft.com/office/word/2010/wordml" xmlns:w15="http://schemas.microsoft.com/office/word/2012/wordml" xmlns:w16cex="http://schemas.microsoft.com/office/word/2018/wordml/cex" xmlns:w16cid="http://schemas.microsoft.com/office/word/2016/wordml/cid" xmlns:w16="http://schemas.microsoft.com/office/word/2018/wordml" xmlns:w16sdtdh="http://schemas.microsoft.com/office/word/2020/wordml/sdtdatahash" xmlns:w16se="http://schemas.microsoft.com/office/word/2015/wordml/symex" xmlns:wpg="http://schemas.microsoft.com/office/word/2010/wordprocessingGroup" xmlns:wpi="http://schemas.microsoft.com/office/word/2010/wordprocessingInk" xmlns:wne="http://schemas.microsoft.com/office/word/2006/wordml" xmlns:wps="http://schemas.microsoft.com/office/word/2010/wordprocessingShape" mc:Ignorable="w14 w15 w16se w16cid w16 w16cex w16sdtdh wp14">
   <w:abstractNum w:abstractNumId="0" w15:restartNumberingAfterBreak="0">
     <w:nsid w:val="01E83F51"/>
     <w:multiLevelType w:val="hybridMultilevel"/>
@@ -25521,7 +25283,7 @@
         <w:ind w:left="720" w:hanging="360"/>
       </w:pPr>
       <w:rPr>
-        <w:rFonts w:hint="default" w:ascii="Wingdings" w:hAnsi="Wingdings"/>
+        <w:rFonts w:ascii="Wingdings" w:hAnsi="Wingdings" w:hint="default"/>
       </w:rPr>
     </w:lvl>
     <w:lvl w:ilvl="1" w:tplc="240A000D">
@@ -25533,7 +25295,7 @@
         <w:ind w:left="1440" w:hanging="360"/>
       </w:pPr>
       <w:rPr>
-        <w:rFonts w:hint="default" w:ascii="Wingdings" w:hAnsi="Wingdings"/>
+        <w:rFonts w:ascii="Wingdings" w:hAnsi="Wingdings" w:hint="default"/>
       </w:rPr>
     </w:lvl>
     <w:lvl w:ilvl="2" w:tplc="240A0005" w:tentative="1">
@@ -25545,7 +25307,7 @@
         <w:ind w:left="2160" w:hanging="360"/>
       </w:pPr>
       <w:rPr>
-        <w:rFonts w:hint="default" w:ascii="Wingdings" w:hAnsi="Wingdings"/>
+        <w:rFonts w:ascii="Wingdings" w:hAnsi="Wingdings" w:hint="default"/>
       </w:rPr>
     </w:lvl>
     <w:lvl w:ilvl="3" w:tplc="240A0001" w:tentative="1">
@@ -25557,7 +25319,7 @@
         <w:ind w:left="2880" w:hanging="360"/>
       </w:pPr>
       <w:rPr>
-        <w:rFonts w:hint="default" w:ascii="Symbol" w:hAnsi="Symbol"/>
+        <w:rFonts w:ascii="Symbol" w:hAnsi="Symbol" w:hint="default"/>
       </w:rPr>
     </w:lvl>
     <w:lvl w:ilvl="4" w:tplc="240A0003" w:tentative="1">
@@ -25569,7 +25331,7 @@
         <w:ind w:left="3600" w:hanging="360"/>
       </w:pPr>
       <w:rPr>
-        <w:rFonts w:hint="default" w:ascii="Courier New" w:hAnsi="Courier New" w:cs="Courier New"/>
+        <w:rFonts w:ascii="Courier New" w:hAnsi="Courier New" w:cs="Courier New" w:hint="default"/>
       </w:rPr>
     </w:lvl>
     <w:lvl w:ilvl="5" w:tplc="240A0005" w:tentative="1">
@@ -25581,7 +25343,7 @@
         <w:ind w:left="4320" w:hanging="360"/>
       </w:pPr>
       <w:rPr>
-        <w:rFonts w:hint="default" w:ascii="Wingdings" w:hAnsi="Wingdings"/>
+        <w:rFonts w:ascii="Wingdings" w:hAnsi="Wingdings" w:hint="default"/>
       </w:rPr>
     </w:lvl>
     <w:lvl w:ilvl="6" w:tplc="240A0001" w:tentative="1">
@@ -25593,7 +25355,7 @@
         <w:ind w:left="5040" w:hanging="360"/>
       </w:pPr>
       <w:rPr>
-        <w:rFonts w:hint="default" w:ascii="Symbol" w:hAnsi="Symbol"/>
+        <w:rFonts w:ascii="Symbol" w:hAnsi="Symbol" w:hint="default"/>
       </w:rPr>
     </w:lvl>
     <w:lvl w:ilvl="7" w:tplc="240A0003" w:tentative="1">
@@ -25605,7 +25367,7 @@
         <w:ind w:left="5760" w:hanging="360"/>
       </w:pPr>
       <w:rPr>
-        <w:rFonts w:hint="default" w:ascii="Courier New" w:hAnsi="Courier New" w:cs="Courier New"/>
+        <w:rFonts w:ascii="Courier New" w:hAnsi="Courier New" w:cs="Courier New" w:hint="default"/>
       </w:rPr>
     </w:lvl>
     <w:lvl w:ilvl="8" w:tplc="240A0005" w:tentative="1">
@@ -25617,7 +25379,7 @@
         <w:ind w:left="6480" w:hanging="360"/>
       </w:pPr>
       <w:rPr>
-        <w:rFonts w:hint="default" w:ascii="Wingdings" w:hAnsi="Wingdings"/>
+        <w:rFonts w:ascii="Wingdings" w:hAnsi="Wingdings" w:hint="default"/>
       </w:rPr>
     </w:lvl>
   </w:abstractNum>
@@ -25634,7 +25396,7 @@
         <w:ind w:left="720" w:hanging="360"/>
       </w:pPr>
       <w:rPr>
-        <w:rFonts w:hint="default" w:ascii="Symbol" w:hAnsi="Symbol"/>
+        <w:rFonts w:ascii="Symbol" w:hAnsi="Symbol" w:hint="default"/>
       </w:rPr>
     </w:lvl>
     <w:lvl w:ilvl="1" w:tplc="240A0003" w:tentative="1">
@@ -25646,7 +25408,7 @@
         <w:ind w:left="1440" w:hanging="360"/>
       </w:pPr>
       <w:rPr>
-        <w:rFonts w:hint="default" w:ascii="Courier New" w:hAnsi="Courier New" w:cs="Courier New"/>
+        <w:rFonts w:ascii="Courier New" w:hAnsi="Courier New" w:cs="Courier New" w:hint="default"/>
       </w:rPr>
     </w:lvl>
     <w:lvl w:ilvl="2" w:tplc="240A0005" w:tentative="1">
@@ -25658,7 +25420,7 @@
         <w:ind w:left="2160" w:hanging="360"/>
       </w:pPr>
       <w:rPr>
-        <w:rFonts w:hint="default" w:ascii="Wingdings" w:hAnsi="Wingdings"/>
+        <w:rFonts w:ascii="Wingdings" w:hAnsi="Wingdings" w:hint="default"/>
       </w:rPr>
     </w:lvl>
     <w:lvl w:ilvl="3" w:tplc="240A0001" w:tentative="1">
@@ -25670,7 +25432,7 @@
         <w:ind w:left="2880" w:hanging="360"/>
       </w:pPr>
       <w:rPr>
-        <w:rFonts w:hint="default" w:ascii="Symbol" w:hAnsi="Symbol"/>
+        <w:rFonts w:ascii="Symbol" w:hAnsi="Symbol" w:hint="default"/>
       </w:rPr>
     </w:lvl>
     <w:lvl w:ilvl="4" w:tplc="240A0003" w:tentative="1">
@@ -25682,7 +25444,7 @@
         <w:ind w:left="3600" w:hanging="360"/>
       </w:pPr>
       <w:rPr>
-        <w:rFonts w:hint="default" w:ascii="Courier New" w:hAnsi="Courier New" w:cs="Courier New"/>
+        <w:rFonts w:ascii="Courier New" w:hAnsi="Courier New" w:cs="Courier New" w:hint="default"/>
       </w:rPr>
     </w:lvl>
     <w:lvl w:ilvl="5" w:tplc="240A0005" w:tentative="1">
@@ -25694,7 +25456,7 @@
         <w:ind w:left="4320" w:hanging="360"/>
       </w:pPr>
       <w:rPr>
-        <w:rFonts w:hint="default" w:ascii="Wingdings" w:hAnsi="Wingdings"/>
+        <w:rFonts w:ascii="Wingdings" w:hAnsi="Wingdings" w:hint="default"/>
       </w:rPr>
     </w:lvl>
     <w:lvl w:ilvl="6" w:tplc="240A0001" w:tentative="1">
@@ -25706,7 +25468,7 @@
         <w:ind w:left="5040" w:hanging="360"/>
       </w:pPr>
       <w:rPr>
-        <w:rFonts w:hint="default" w:ascii="Symbol" w:hAnsi="Symbol"/>
+        <w:rFonts w:ascii="Symbol" w:hAnsi="Symbol" w:hint="default"/>
       </w:rPr>
     </w:lvl>
     <w:lvl w:ilvl="7" w:tplc="240A0003" w:tentative="1">
@@ -25718,7 +25480,7 @@
         <w:ind w:left="5760" w:hanging="360"/>
       </w:pPr>
       <w:rPr>
-        <w:rFonts w:hint="default" w:ascii="Courier New" w:hAnsi="Courier New" w:cs="Courier New"/>
+        <w:rFonts w:ascii="Courier New" w:hAnsi="Courier New" w:cs="Courier New" w:hint="default"/>
       </w:rPr>
     </w:lvl>
     <w:lvl w:ilvl="8" w:tplc="240A0005" w:tentative="1">
@@ -25730,7 +25492,7 @@
         <w:ind w:left="6480" w:hanging="360"/>
       </w:pPr>
       <w:rPr>
-        <w:rFonts w:hint="default" w:ascii="Wingdings" w:hAnsi="Wingdings"/>
+        <w:rFonts w:ascii="Wingdings" w:hAnsi="Wingdings" w:hint="default"/>
       </w:rPr>
     </w:lvl>
   </w:abstractNum>
@@ -25747,7 +25509,7 @@
         <w:ind w:left="720" w:hanging="360"/>
       </w:pPr>
       <w:rPr>
-        <w:rFonts w:hint="default" w:ascii="Wingdings" w:hAnsi="Wingdings"/>
+        <w:rFonts w:ascii="Wingdings" w:hAnsi="Wingdings" w:hint="default"/>
       </w:rPr>
     </w:lvl>
     <w:lvl w:ilvl="1" w:tplc="240A000D">
@@ -25759,7 +25521,7 @@
         <w:ind w:left="1440" w:hanging="360"/>
       </w:pPr>
       <w:rPr>
-        <w:rFonts w:hint="default" w:ascii="Wingdings" w:hAnsi="Wingdings"/>
+        <w:rFonts w:ascii="Wingdings" w:hAnsi="Wingdings" w:hint="default"/>
       </w:rPr>
     </w:lvl>
     <w:lvl w:ilvl="2" w:tplc="240A0005" w:tentative="1">
@@ -25771,7 +25533,7 @@
         <w:ind w:left="2160" w:hanging="360"/>
       </w:pPr>
       <w:rPr>
-        <w:rFonts w:hint="default" w:ascii="Wingdings" w:hAnsi="Wingdings"/>
+        <w:rFonts w:ascii="Wingdings" w:hAnsi="Wingdings" w:hint="default"/>
       </w:rPr>
     </w:lvl>
     <w:lvl w:ilvl="3" w:tplc="240A0001" w:tentative="1">
@@ -25783,7 +25545,7 @@
         <w:ind w:left="2880" w:hanging="360"/>
       </w:pPr>
       <w:rPr>
-        <w:rFonts w:hint="default" w:ascii="Symbol" w:hAnsi="Symbol"/>
+        <w:rFonts w:ascii="Symbol" w:hAnsi="Symbol" w:hint="default"/>
       </w:rPr>
     </w:lvl>
     <w:lvl w:ilvl="4" w:tplc="240A0003" w:tentative="1">
@@ -25795,7 +25557,7 @@
         <w:ind w:left="3600" w:hanging="360"/>
       </w:pPr>
       <w:rPr>
-        <w:rFonts w:hint="default" w:ascii="Courier New" w:hAnsi="Courier New" w:cs="Courier New"/>
+        <w:rFonts w:ascii="Courier New" w:hAnsi="Courier New" w:cs="Courier New" w:hint="default"/>
       </w:rPr>
     </w:lvl>
     <w:lvl w:ilvl="5" w:tplc="240A0005" w:tentative="1">
@@ -25807,7 +25569,7 @@
         <w:ind w:left="4320" w:hanging="360"/>
       </w:pPr>
       <w:rPr>
-        <w:rFonts w:hint="default" w:ascii="Wingdings" w:hAnsi="Wingdings"/>
+        <w:rFonts w:ascii="Wingdings" w:hAnsi="Wingdings" w:hint="default"/>
       </w:rPr>
     </w:lvl>
     <w:lvl w:ilvl="6" w:tplc="240A0001" w:tentative="1">
@@ -25819,7 +25581,7 @@
         <w:ind w:left="5040" w:hanging="360"/>
       </w:pPr>
       <w:rPr>
-        <w:rFonts w:hint="default" w:ascii="Symbol" w:hAnsi="Symbol"/>
+        <w:rFonts w:ascii="Symbol" w:hAnsi="Symbol" w:hint="default"/>
       </w:rPr>
     </w:lvl>
     <w:lvl w:ilvl="7" w:tplc="240A0003" w:tentative="1">
@@ -25831,7 +25593,7 @@
         <w:ind w:left="5760" w:hanging="360"/>
       </w:pPr>
       <w:rPr>
-        <w:rFonts w:hint="default" w:ascii="Courier New" w:hAnsi="Courier New" w:cs="Courier New"/>
+        <w:rFonts w:ascii="Courier New" w:hAnsi="Courier New" w:cs="Courier New" w:hint="default"/>
       </w:rPr>
     </w:lvl>
     <w:lvl w:ilvl="8" w:tplc="240A0005" w:tentative="1">
@@ -25843,7 +25605,7 @@
         <w:ind w:left="6480" w:hanging="360"/>
       </w:pPr>
       <w:rPr>
-        <w:rFonts w:hint="default" w:ascii="Wingdings" w:hAnsi="Wingdings"/>
+        <w:rFonts w:ascii="Wingdings" w:hAnsi="Wingdings" w:hint="default"/>
       </w:rPr>
     </w:lvl>
   </w:abstractNum>
@@ -25949,7 +25711,7 @@
         <w:ind w:left="720" w:hanging="360"/>
       </w:pPr>
       <w:rPr>
-        <w:rFonts w:hint="default" w:ascii="Wingdings" w:hAnsi="Wingdings"/>
+        <w:rFonts w:ascii="Wingdings" w:hAnsi="Wingdings" w:hint="default"/>
       </w:rPr>
     </w:lvl>
     <w:lvl w:ilvl="1" w:tplc="240A000D">
@@ -25961,7 +25723,7 @@
         <w:ind w:left="1440" w:hanging="360"/>
       </w:pPr>
       <w:rPr>
-        <w:rFonts w:hint="default" w:ascii="Wingdings" w:hAnsi="Wingdings"/>
+        <w:rFonts w:ascii="Wingdings" w:hAnsi="Wingdings" w:hint="default"/>
       </w:rPr>
     </w:lvl>
     <w:lvl w:ilvl="2" w:tplc="240A0005" w:tentative="1">
@@ -25973,7 +25735,7 @@
         <w:ind w:left="2160" w:hanging="360"/>
       </w:pPr>
       <w:rPr>
-        <w:rFonts w:hint="default" w:ascii="Wingdings" w:hAnsi="Wingdings"/>
+        <w:rFonts w:ascii="Wingdings" w:hAnsi="Wingdings" w:hint="default"/>
       </w:rPr>
     </w:lvl>
     <w:lvl w:ilvl="3" w:tplc="240A0001" w:tentative="1">
@@ -25985,7 +25747,7 @@
         <w:ind w:left="2880" w:hanging="360"/>
       </w:pPr>
       <w:rPr>
-        <w:rFonts w:hint="default" w:ascii="Symbol" w:hAnsi="Symbol"/>
+        <w:rFonts w:ascii="Symbol" w:hAnsi="Symbol" w:hint="default"/>
       </w:rPr>
     </w:lvl>
     <w:lvl w:ilvl="4" w:tplc="240A0003" w:tentative="1">
@@ -25997,7 +25759,7 @@
         <w:ind w:left="3600" w:hanging="360"/>
       </w:pPr>
       <w:rPr>
-        <w:rFonts w:hint="default" w:ascii="Courier New" w:hAnsi="Courier New" w:cs="Courier New"/>
+        <w:rFonts w:ascii="Courier New" w:hAnsi="Courier New" w:cs="Courier New" w:hint="default"/>
       </w:rPr>
     </w:lvl>
     <w:lvl w:ilvl="5" w:tplc="240A0005" w:tentative="1">
@@ -26009,7 +25771,7 @@
         <w:ind w:left="4320" w:hanging="360"/>
       </w:pPr>
       <w:rPr>
-        <w:rFonts w:hint="default" w:ascii="Wingdings" w:hAnsi="Wingdings"/>
+        <w:rFonts w:ascii="Wingdings" w:hAnsi="Wingdings" w:hint="default"/>
       </w:rPr>
     </w:lvl>
     <w:lvl w:ilvl="6" w:tplc="240A0001" w:tentative="1">
@@ -26021,7 +25783,7 @@
         <w:ind w:left="5040" w:hanging="360"/>
       </w:pPr>
       <w:rPr>
-        <w:rFonts w:hint="default" w:ascii="Symbol" w:hAnsi="Symbol"/>
+        <w:rFonts w:ascii="Symbol" w:hAnsi="Symbol" w:hint="default"/>
       </w:rPr>
     </w:lvl>
     <w:lvl w:ilvl="7" w:tplc="240A0003" w:tentative="1">
@@ -26033,7 +25795,7 @@
         <w:ind w:left="5760" w:hanging="360"/>
       </w:pPr>
       <w:rPr>
-        <w:rFonts w:hint="default" w:ascii="Courier New" w:hAnsi="Courier New" w:cs="Courier New"/>
+        <w:rFonts w:ascii="Courier New" w:hAnsi="Courier New" w:cs="Courier New" w:hint="default"/>
       </w:rPr>
     </w:lvl>
     <w:lvl w:ilvl="8" w:tplc="240A0005" w:tentative="1">
@@ -26045,7 +25807,7 @@
         <w:ind w:left="6480" w:hanging="360"/>
       </w:pPr>
       <w:rPr>
-        <w:rFonts w:hint="default" w:ascii="Wingdings" w:hAnsi="Wingdings"/>
+        <w:rFonts w:ascii="Wingdings" w:hAnsi="Wingdings" w:hint="default"/>
       </w:rPr>
     </w:lvl>
   </w:abstractNum>
@@ -26062,7 +25824,7 @@
         <w:ind w:left="720" w:hanging="360"/>
       </w:pPr>
       <w:rPr>
-        <w:rFonts w:hint="default" w:ascii="Wingdings" w:hAnsi="Wingdings"/>
+        <w:rFonts w:ascii="Wingdings" w:hAnsi="Wingdings" w:hint="default"/>
       </w:rPr>
     </w:lvl>
     <w:lvl w:ilvl="1" w:tplc="240A0003" w:tentative="1">
@@ -26074,7 +25836,7 @@
         <w:ind w:left="1440" w:hanging="360"/>
       </w:pPr>
       <w:rPr>
-        <w:rFonts w:hint="default" w:ascii="Courier New" w:hAnsi="Courier New" w:cs="Courier New"/>
+        <w:rFonts w:ascii="Courier New" w:hAnsi="Courier New" w:cs="Courier New" w:hint="default"/>
       </w:rPr>
     </w:lvl>
     <w:lvl w:ilvl="2" w:tplc="240A0005" w:tentative="1">
@@ -26086,7 +25848,7 @@
         <w:ind w:left="2160" w:hanging="360"/>
       </w:pPr>
       <w:rPr>
-        <w:rFonts w:hint="default" w:ascii="Wingdings" w:hAnsi="Wingdings"/>
+        <w:rFonts w:ascii="Wingdings" w:hAnsi="Wingdings" w:hint="default"/>
       </w:rPr>
     </w:lvl>
     <w:lvl w:ilvl="3" w:tplc="240A0001" w:tentative="1">
@@ -26098,7 +25860,7 @@
         <w:ind w:left="2880" w:hanging="360"/>
       </w:pPr>
       <w:rPr>
-        <w:rFonts w:hint="default" w:ascii="Symbol" w:hAnsi="Symbol"/>
+        <w:rFonts w:ascii="Symbol" w:hAnsi="Symbol" w:hint="default"/>
       </w:rPr>
     </w:lvl>
     <w:lvl w:ilvl="4" w:tplc="240A0003" w:tentative="1">
@@ -26110,7 +25872,7 @@
         <w:ind w:left="3600" w:hanging="360"/>
       </w:pPr>
       <w:rPr>
-        <w:rFonts w:hint="default" w:ascii="Courier New" w:hAnsi="Courier New" w:cs="Courier New"/>
+        <w:rFonts w:ascii="Courier New" w:hAnsi="Courier New" w:cs="Courier New" w:hint="default"/>
       </w:rPr>
     </w:lvl>
     <w:lvl w:ilvl="5" w:tplc="240A0005" w:tentative="1">
@@ -26122,7 +25884,7 @@
         <w:ind w:left="4320" w:hanging="360"/>
       </w:pPr>
       <w:rPr>
-        <w:rFonts w:hint="default" w:ascii="Wingdings" w:hAnsi="Wingdings"/>
+        <w:rFonts w:ascii="Wingdings" w:hAnsi="Wingdings" w:hint="default"/>
       </w:rPr>
     </w:lvl>
     <w:lvl w:ilvl="6" w:tplc="240A0001" w:tentative="1">
@@ -26134,7 +25896,7 @@
         <w:ind w:left="5040" w:hanging="360"/>
       </w:pPr>
       <w:rPr>
-        <w:rFonts w:hint="default" w:ascii="Symbol" w:hAnsi="Symbol"/>
+        <w:rFonts w:ascii="Symbol" w:hAnsi="Symbol" w:hint="default"/>
       </w:rPr>
     </w:lvl>
     <w:lvl w:ilvl="7" w:tplc="240A0003" w:tentative="1">
@@ -26146,7 +25908,7 @@
         <w:ind w:left="5760" w:hanging="360"/>
       </w:pPr>
       <w:rPr>
-        <w:rFonts w:hint="default" w:ascii="Courier New" w:hAnsi="Courier New" w:cs="Courier New"/>
+        <w:rFonts w:ascii="Courier New" w:hAnsi="Courier New" w:cs="Courier New" w:hint="default"/>
       </w:rPr>
     </w:lvl>
     <w:lvl w:ilvl="8" w:tplc="240A0005" w:tentative="1">
@@ -26158,7 +25920,7 @@
         <w:ind w:left="6480" w:hanging="360"/>
       </w:pPr>
       <w:rPr>
-        <w:rFonts w:hint="default" w:ascii="Wingdings" w:hAnsi="Wingdings"/>
+        <w:rFonts w:ascii="Wingdings" w:hAnsi="Wingdings" w:hint="default"/>
       </w:rPr>
     </w:lvl>
   </w:abstractNum>
@@ -26175,7 +25937,7 @@
         <w:ind w:left="720" w:hanging="360"/>
       </w:pPr>
       <w:rPr>
-        <w:rFonts w:hint="default" w:ascii="Wingdings" w:hAnsi="Wingdings"/>
+        <w:rFonts w:ascii="Wingdings" w:hAnsi="Wingdings" w:hint="default"/>
       </w:rPr>
     </w:lvl>
     <w:lvl w:ilvl="1" w:tplc="240A0003" w:tentative="1">
@@ -26187,7 +25949,7 @@
         <w:ind w:left="1440" w:hanging="360"/>
       </w:pPr>
       <w:rPr>
-        <w:rFonts w:hint="default" w:ascii="Courier New" w:hAnsi="Courier New" w:cs="Courier New"/>
+        <w:rFonts w:ascii="Courier New" w:hAnsi="Courier New" w:cs="Courier New" w:hint="default"/>
       </w:rPr>
     </w:lvl>
     <w:lvl w:ilvl="2" w:tplc="240A0005" w:tentative="1">
@@ -26199,7 +25961,7 @@
         <w:ind w:left="2160" w:hanging="360"/>
       </w:pPr>
       <w:rPr>
-        <w:rFonts w:hint="default" w:ascii="Wingdings" w:hAnsi="Wingdings"/>
+        <w:rFonts w:ascii="Wingdings" w:hAnsi="Wingdings" w:hint="default"/>
       </w:rPr>
     </w:lvl>
     <w:lvl w:ilvl="3" w:tplc="240A0001" w:tentative="1">
@@ -26211,7 +25973,7 @@
         <w:ind w:left="2880" w:hanging="360"/>
       </w:pPr>
       <w:rPr>
-        <w:rFonts w:hint="default" w:ascii="Symbol" w:hAnsi="Symbol"/>
+        <w:rFonts w:ascii="Symbol" w:hAnsi="Symbol" w:hint="default"/>
       </w:rPr>
     </w:lvl>
     <w:lvl w:ilvl="4" w:tplc="240A0003" w:tentative="1">
@@ -26223,7 +25985,7 @@
         <w:ind w:left="3600" w:hanging="360"/>
       </w:pPr>
       <w:rPr>
-        <w:rFonts w:hint="default" w:ascii="Courier New" w:hAnsi="Courier New" w:cs="Courier New"/>
+        <w:rFonts w:ascii="Courier New" w:hAnsi="Courier New" w:cs="Courier New" w:hint="default"/>
       </w:rPr>
     </w:lvl>
     <w:lvl w:ilvl="5" w:tplc="240A0005" w:tentative="1">
@@ -26235,7 +25997,7 @@
         <w:ind w:left="4320" w:hanging="360"/>
       </w:pPr>
       <w:rPr>
-        <w:rFonts w:hint="default" w:ascii="Wingdings" w:hAnsi="Wingdings"/>
+        <w:rFonts w:ascii="Wingdings" w:hAnsi="Wingdings" w:hint="default"/>
       </w:rPr>
     </w:lvl>
     <w:lvl w:ilvl="6" w:tplc="240A0001" w:tentative="1">
@@ -26247,7 +26009,7 @@
         <w:ind w:left="5040" w:hanging="360"/>
       </w:pPr>
       <w:rPr>
-        <w:rFonts w:hint="default" w:ascii="Symbol" w:hAnsi="Symbol"/>
+        <w:rFonts w:ascii="Symbol" w:hAnsi="Symbol" w:hint="default"/>
       </w:rPr>
     </w:lvl>
     <w:lvl w:ilvl="7" w:tplc="240A0003" w:tentative="1">
@@ -26259,7 +26021,7 @@
         <w:ind w:left="5760" w:hanging="360"/>
       </w:pPr>
       <w:rPr>
-        <w:rFonts w:hint="default" w:ascii="Courier New" w:hAnsi="Courier New" w:cs="Courier New"/>
+        <w:rFonts w:ascii="Courier New" w:hAnsi="Courier New" w:cs="Courier New" w:hint="default"/>
       </w:rPr>
     </w:lvl>
     <w:lvl w:ilvl="8" w:tplc="240A0005" w:tentative="1">
@@ -26271,7 +26033,7 @@
         <w:ind w:left="6480" w:hanging="360"/>
       </w:pPr>
       <w:rPr>
-        <w:rFonts w:hint="default" w:ascii="Wingdings" w:hAnsi="Wingdings"/>
+        <w:rFonts w:ascii="Wingdings" w:hAnsi="Wingdings" w:hint="default"/>
       </w:rPr>
     </w:lvl>
   </w:abstractNum>
@@ -26288,7 +26050,7 @@
         <w:ind w:left="720" w:hanging="360"/>
       </w:pPr>
       <w:rPr>
-        <w:rFonts w:hint="default" w:ascii="Symbol" w:hAnsi="Symbol"/>
+        <w:rFonts w:ascii="Symbol" w:hAnsi="Symbol" w:hint="default"/>
       </w:rPr>
     </w:lvl>
     <w:lvl w:ilvl="1" w:tplc="240A0003" w:tentative="1">
@@ -26300,7 +26062,7 @@
         <w:ind w:left="1440" w:hanging="360"/>
       </w:pPr>
       <w:rPr>
-        <w:rFonts w:hint="default" w:ascii="Courier New" w:hAnsi="Courier New" w:cs="Courier New"/>
+        <w:rFonts w:ascii="Courier New" w:hAnsi="Courier New" w:cs="Courier New" w:hint="default"/>
       </w:rPr>
     </w:lvl>
     <w:lvl w:ilvl="2" w:tplc="240A0005" w:tentative="1">
@@ -26312,7 +26074,7 @@
         <w:ind w:left="2160" w:hanging="360"/>
       </w:pPr>
       <w:rPr>
-        <w:rFonts w:hint="default" w:ascii="Wingdings" w:hAnsi="Wingdings"/>
+        <w:rFonts w:ascii="Wingdings" w:hAnsi="Wingdings" w:hint="default"/>
       </w:rPr>
     </w:lvl>
     <w:lvl w:ilvl="3" w:tplc="240A0001" w:tentative="1">
@@ -26324,7 +26086,7 @@
         <w:ind w:left="2880" w:hanging="360"/>
       </w:pPr>
       <w:rPr>
-        <w:rFonts w:hint="default" w:ascii="Symbol" w:hAnsi="Symbol"/>
+        <w:rFonts w:ascii="Symbol" w:hAnsi="Symbol" w:hint="default"/>
       </w:rPr>
     </w:lvl>
     <w:lvl w:ilvl="4" w:tplc="240A0003" w:tentative="1">
@@ -26336,7 +26098,7 @@
         <w:ind w:left="3600" w:hanging="360"/>
       </w:pPr>
       <w:rPr>
-        <w:rFonts w:hint="default" w:ascii="Courier New" w:hAnsi="Courier New" w:cs="Courier New"/>
+        <w:rFonts w:ascii="Courier New" w:hAnsi="Courier New" w:cs="Courier New" w:hint="default"/>
       </w:rPr>
     </w:lvl>
     <w:lvl w:ilvl="5" w:tplc="240A0005" w:tentative="1">
@@ -26348,7 +26110,7 @@
         <w:ind w:left="4320" w:hanging="360"/>
       </w:pPr>
       <w:rPr>
-        <w:rFonts w:hint="default" w:ascii="Wingdings" w:hAnsi="Wingdings"/>
+        <w:rFonts w:ascii="Wingdings" w:hAnsi="Wingdings" w:hint="default"/>
       </w:rPr>
     </w:lvl>
     <w:lvl w:ilvl="6" w:tplc="240A0001" w:tentative="1">
@@ -26360,7 +26122,7 @@
         <w:ind w:left="5040" w:hanging="360"/>
       </w:pPr>
       <w:rPr>
-        <w:rFonts w:hint="default" w:ascii="Symbol" w:hAnsi="Symbol"/>
+        <w:rFonts w:ascii="Symbol" w:hAnsi="Symbol" w:hint="default"/>
       </w:rPr>
     </w:lvl>
     <w:lvl w:ilvl="7" w:tplc="240A0003" w:tentative="1">
@@ -26372,7 +26134,7 @@
         <w:ind w:left="5760" w:hanging="360"/>
       </w:pPr>
       <w:rPr>
-        <w:rFonts w:hint="default" w:ascii="Courier New" w:hAnsi="Courier New" w:cs="Courier New"/>
+        <w:rFonts w:ascii="Courier New" w:hAnsi="Courier New" w:cs="Courier New" w:hint="default"/>
       </w:rPr>
     </w:lvl>
     <w:lvl w:ilvl="8" w:tplc="240A0005" w:tentative="1">
@@ -26384,7 +26146,7 @@
         <w:ind w:left="6480" w:hanging="360"/>
       </w:pPr>
       <w:rPr>
-        <w:rFonts w:hint="default" w:ascii="Wingdings" w:hAnsi="Wingdings"/>
+        <w:rFonts w:ascii="Wingdings" w:hAnsi="Wingdings" w:hint="default"/>
       </w:rPr>
     </w:lvl>
   </w:abstractNum>
@@ -26401,7 +26163,7 @@
         <w:ind w:left="720" w:hanging="360"/>
       </w:pPr>
       <w:rPr>
-        <w:rFonts w:hint="default" w:ascii="Symbol" w:hAnsi="Symbol"/>
+        <w:rFonts w:ascii="Symbol" w:hAnsi="Symbol" w:hint="default"/>
       </w:rPr>
     </w:lvl>
     <w:lvl w:ilvl="1" w:tplc="240A0003" w:tentative="1">
@@ -26413,7 +26175,7 @@
         <w:ind w:left="1440" w:hanging="360"/>
       </w:pPr>
       <w:rPr>
-        <w:rFonts w:hint="default" w:ascii="Courier New" w:hAnsi="Courier New" w:cs="Courier New"/>
+        <w:rFonts w:ascii="Courier New" w:hAnsi="Courier New" w:cs="Courier New" w:hint="default"/>
       </w:rPr>
     </w:lvl>
     <w:lvl w:ilvl="2" w:tplc="240A0005" w:tentative="1">
@@ -26425,7 +26187,7 @@
         <w:ind w:left="2160" w:hanging="360"/>
       </w:pPr>
       <w:rPr>
-        <w:rFonts w:hint="default" w:ascii="Wingdings" w:hAnsi="Wingdings"/>
+        <w:rFonts w:ascii="Wingdings" w:hAnsi="Wingdings" w:hint="default"/>
       </w:rPr>
     </w:lvl>
     <w:lvl w:ilvl="3" w:tplc="240A0001" w:tentative="1">
@@ -26437,7 +26199,7 @@
         <w:ind w:left="2880" w:hanging="360"/>
       </w:pPr>
       <w:rPr>
-        <w:rFonts w:hint="default" w:ascii="Symbol" w:hAnsi="Symbol"/>
+        <w:rFonts w:ascii="Symbol" w:hAnsi="Symbol" w:hint="default"/>
       </w:rPr>
     </w:lvl>
     <w:lvl w:ilvl="4" w:tplc="240A0003" w:tentative="1">
@@ -26449,7 +26211,7 @@
         <w:ind w:left="3600" w:hanging="360"/>
       </w:pPr>
       <w:rPr>
-        <w:rFonts w:hint="default" w:ascii="Courier New" w:hAnsi="Courier New" w:cs="Courier New"/>
+        <w:rFonts w:ascii="Courier New" w:hAnsi="Courier New" w:cs="Courier New" w:hint="default"/>
       </w:rPr>
     </w:lvl>
     <w:lvl w:ilvl="5" w:tplc="240A0005" w:tentative="1">
@@ -26461,7 +26223,7 @@
         <w:ind w:left="4320" w:hanging="360"/>
       </w:pPr>
       <w:rPr>
-        <w:rFonts w:hint="default" w:ascii="Wingdings" w:hAnsi="Wingdings"/>
+        <w:rFonts w:ascii="Wingdings" w:hAnsi="Wingdings" w:hint="default"/>
       </w:rPr>
     </w:lvl>
     <w:lvl w:ilvl="6" w:tplc="240A0001" w:tentative="1">
@@ -26473,7 +26235,7 @@
         <w:ind w:left="5040" w:hanging="360"/>
       </w:pPr>
       <w:rPr>
-        <w:rFonts w:hint="default" w:ascii="Symbol" w:hAnsi="Symbol"/>
+        <w:rFonts w:ascii="Symbol" w:hAnsi="Symbol" w:hint="default"/>
       </w:rPr>
     </w:lvl>
     <w:lvl w:ilvl="7" w:tplc="240A0003" w:tentative="1">
@@ -26485,7 +26247,7 @@
         <w:ind w:left="5760" w:hanging="360"/>
       </w:pPr>
       <w:rPr>
-        <w:rFonts w:hint="default" w:ascii="Courier New" w:hAnsi="Courier New" w:cs="Courier New"/>
+        <w:rFonts w:ascii="Courier New" w:hAnsi="Courier New" w:cs="Courier New" w:hint="default"/>
       </w:rPr>
     </w:lvl>
     <w:lvl w:ilvl="8" w:tplc="240A0005" w:tentative="1">
@@ -26497,7 +26259,7 @@
         <w:ind w:left="6480" w:hanging="360"/>
       </w:pPr>
       <w:rPr>
-        <w:rFonts w:hint="default" w:ascii="Wingdings" w:hAnsi="Wingdings"/>
+        <w:rFonts w:ascii="Wingdings" w:hAnsi="Wingdings" w:hint="default"/>
       </w:rPr>
     </w:lvl>
   </w:abstractNum>
@@ -26514,7 +26276,7 @@
         <w:ind w:left="720" w:hanging="360"/>
       </w:pPr>
       <w:rPr>
-        <w:rFonts w:hint="default" w:ascii="Symbol" w:hAnsi="Symbol"/>
+        <w:rFonts w:ascii="Symbol" w:hAnsi="Symbol" w:hint="default"/>
       </w:rPr>
     </w:lvl>
     <w:lvl w:ilvl="1" w:tplc="240A0003" w:tentative="1">
@@ -26526,7 +26288,7 @@
         <w:ind w:left="1440" w:hanging="360"/>
       </w:pPr>
       <w:rPr>
-        <w:rFonts w:hint="default" w:ascii="Courier New" w:hAnsi="Courier New" w:cs="Courier New"/>
+        <w:rFonts w:ascii="Courier New" w:hAnsi="Courier New" w:cs="Courier New" w:hint="default"/>
       </w:rPr>
     </w:lvl>
     <w:lvl w:ilvl="2" w:tplc="240A0005" w:tentative="1">
@@ -26538,7 +26300,7 @@
         <w:ind w:left="2160" w:hanging="360"/>
       </w:pPr>
       <w:rPr>
-        <w:rFonts w:hint="default" w:ascii="Wingdings" w:hAnsi="Wingdings"/>
+        <w:rFonts w:ascii="Wingdings" w:hAnsi="Wingdings" w:hint="default"/>
       </w:rPr>
     </w:lvl>
     <w:lvl w:ilvl="3" w:tplc="240A0001" w:tentative="1">
@@ -26550,7 +26312,7 @@
         <w:ind w:left="2880" w:hanging="360"/>
       </w:pPr>
       <w:rPr>
-        <w:rFonts w:hint="default" w:ascii="Symbol" w:hAnsi="Symbol"/>
+        <w:rFonts w:ascii="Symbol" w:hAnsi="Symbol" w:hint="default"/>
       </w:rPr>
     </w:lvl>
     <w:lvl w:ilvl="4" w:tplc="240A0003" w:tentative="1">
@@ -26562,7 +26324,7 @@
         <w:ind w:left="3600" w:hanging="360"/>
       </w:pPr>
       <w:rPr>
-        <w:rFonts w:hint="default" w:ascii="Courier New" w:hAnsi="Courier New" w:cs="Courier New"/>
+        <w:rFonts w:ascii="Courier New" w:hAnsi="Courier New" w:cs="Courier New" w:hint="default"/>
       </w:rPr>
     </w:lvl>
     <w:lvl w:ilvl="5" w:tplc="240A0005" w:tentative="1">
@@ -26574,7 +26336,7 @@
         <w:ind w:left="4320" w:hanging="360"/>
       </w:pPr>
       <w:rPr>
-        <w:rFonts w:hint="default" w:ascii="Wingdings" w:hAnsi="Wingdings"/>
+        <w:rFonts w:ascii="Wingdings" w:hAnsi="Wingdings" w:hint="default"/>
       </w:rPr>
     </w:lvl>
     <w:lvl w:ilvl="6" w:tplc="240A0001" w:tentative="1">
@@ -26586,7 +26348,7 @@
         <w:ind w:left="5040" w:hanging="360"/>
       </w:pPr>
       <w:rPr>
-        <w:rFonts w:hint="default" w:ascii="Symbol" w:hAnsi="Symbol"/>
+        <w:rFonts w:ascii="Symbol" w:hAnsi="Symbol" w:hint="default"/>
       </w:rPr>
     </w:lvl>
     <w:lvl w:ilvl="7" w:tplc="240A0003" w:tentative="1">
@@ -26598,7 +26360,7 @@
         <w:ind w:left="5760" w:hanging="360"/>
       </w:pPr>
       <w:rPr>
-        <w:rFonts w:hint="default" w:ascii="Courier New" w:hAnsi="Courier New" w:cs="Courier New"/>
+        <w:rFonts w:ascii="Courier New" w:hAnsi="Courier New" w:cs="Courier New" w:hint="default"/>
       </w:rPr>
     </w:lvl>
     <w:lvl w:ilvl="8" w:tplc="240A0005" w:tentative="1">
@@ -26610,7 +26372,7 @@
         <w:ind w:left="6480" w:hanging="360"/>
       </w:pPr>
       <w:rPr>
-        <w:rFonts w:hint="default" w:ascii="Wingdings" w:hAnsi="Wingdings"/>
+        <w:rFonts w:ascii="Wingdings" w:hAnsi="Wingdings" w:hint="default"/>
       </w:rPr>
     </w:lvl>
   </w:abstractNum>
@@ -26627,7 +26389,7 @@
         <w:ind w:left="720" w:hanging="360"/>
       </w:pPr>
       <w:rPr>
-        <w:rFonts w:hint="default" w:ascii="Wingdings" w:hAnsi="Wingdings"/>
+        <w:rFonts w:ascii="Wingdings" w:hAnsi="Wingdings" w:hint="default"/>
       </w:rPr>
     </w:lvl>
     <w:lvl w:ilvl="1" w:tplc="240A0003" w:tentative="1">
@@ -26639,7 +26401,7 @@
         <w:ind w:left="1440" w:hanging="360"/>
       </w:pPr>
       <w:rPr>
-        <w:rFonts w:hint="default" w:ascii="Courier New" w:hAnsi="Courier New" w:cs="Courier New"/>
+        <w:rFonts w:ascii="Courier New" w:hAnsi="Courier New" w:cs="Courier New" w:hint="default"/>
       </w:rPr>
     </w:lvl>
     <w:lvl w:ilvl="2" w:tplc="240A0005" w:tentative="1">
@@ -26651,7 +26413,7 @@
         <w:ind w:left="2160" w:hanging="360"/>
       </w:pPr>
       <w:rPr>
-        <w:rFonts w:hint="default" w:ascii="Wingdings" w:hAnsi="Wingdings"/>
+        <w:rFonts w:ascii="Wingdings" w:hAnsi="Wingdings" w:hint="default"/>
       </w:rPr>
     </w:lvl>
     <w:lvl w:ilvl="3" w:tplc="240A0001" w:tentative="1">
@@ -26663,7 +26425,7 @@
         <w:ind w:left="2880" w:hanging="360"/>
       </w:pPr>
       <w:rPr>
-        <w:rFonts w:hint="default" w:ascii="Symbol" w:hAnsi="Symbol"/>
+        <w:rFonts w:ascii="Symbol" w:hAnsi="Symbol" w:hint="default"/>
       </w:rPr>
     </w:lvl>
     <w:lvl w:ilvl="4" w:tplc="240A0003" w:tentative="1">
@@ -26675,7 +26437,7 @@
         <w:ind w:left="3600" w:hanging="360"/>
       </w:pPr>
       <w:rPr>
-        <w:rFonts w:hint="default" w:ascii="Courier New" w:hAnsi="Courier New" w:cs="Courier New"/>
+        <w:rFonts w:ascii="Courier New" w:hAnsi="Courier New" w:cs="Courier New" w:hint="default"/>
       </w:rPr>
     </w:lvl>
     <w:lvl w:ilvl="5" w:tplc="240A0005" w:tentative="1">
@@ -26687,7 +26449,7 @@
         <w:ind w:left="4320" w:hanging="360"/>
       </w:pPr>
       <w:rPr>
-        <w:rFonts w:hint="default" w:ascii="Wingdings" w:hAnsi="Wingdings"/>
+        <w:rFonts w:ascii="Wingdings" w:hAnsi="Wingdings" w:hint="default"/>
       </w:rPr>
     </w:lvl>
     <w:lvl w:ilvl="6" w:tplc="240A0001" w:tentative="1">
@@ -26699,7 +26461,7 @@
         <w:ind w:left="5040" w:hanging="360"/>
       </w:pPr>
       <w:rPr>
-        <w:rFonts w:hint="default" w:ascii="Symbol" w:hAnsi="Symbol"/>
+        <w:rFonts w:ascii="Symbol" w:hAnsi="Symbol" w:hint="default"/>
       </w:rPr>
     </w:lvl>
     <w:lvl w:ilvl="7" w:tplc="240A0003" w:tentative="1">
@@ -26711,7 +26473,7 @@
         <w:ind w:left="5760" w:hanging="360"/>
       </w:pPr>
       <w:rPr>
-        <w:rFonts w:hint="default" w:ascii="Courier New" w:hAnsi="Courier New" w:cs="Courier New"/>
+        <w:rFonts w:ascii="Courier New" w:hAnsi="Courier New" w:cs="Courier New" w:hint="default"/>
       </w:rPr>
     </w:lvl>
     <w:lvl w:ilvl="8" w:tplc="240A0005" w:tentative="1">
@@ -26723,7 +26485,7 @@
         <w:ind w:left="6480" w:hanging="360"/>
       </w:pPr>
       <w:rPr>
-        <w:rFonts w:hint="default" w:ascii="Wingdings" w:hAnsi="Wingdings"/>
+        <w:rFonts w:ascii="Wingdings" w:hAnsi="Wingdings" w:hint="default"/>
       </w:rPr>
     </w:lvl>
   </w:abstractNum>
@@ -26740,7 +26502,7 @@
         <w:ind w:left="720" w:hanging="360"/>
       </w:pPr>
       <w:rPr>
-        <w:rFonts w:hint="default" w:ascii="Wingdings" w:hAnsi="Wingdings"/>
+        <w:rFonts w:ascii="Wingdings" w:hAnsi="Wingdings" w:hint="default"/>
       </w:rPr>
     </w:lvl>
     <w:lvl w:ilvl="1" w:tplc="240A0003" w:tentative="1">
@@ -26752,7 +26514,7 @@
         <w:ind w:left="1440" w:hanging="360"/>
       </w:pPr>
       <w:rPr>
-        <w:rFonts w:hint="default" w:ascii="Courier New" w:hAnsi="Courier New" w:cs="Courier New"/>
+        <w:rFonts w:ascii="Courier New" w:hAnsi="Courier New" w:cs="Courier New" w:hint="default"/>
       </w:rPr>
     </w:lvl>
     <w:lvl w:ilvl="2" w:tplc="240A0005" w:tentative="1">
@@ -26764,7 +26526,7 @@
         <w:ind w:left="2160" w:hanging="360"/>
       </w:pPr>
       <w:rPr>
-        <w:rFonts w:hint="default" w:ascii="Wingdings" w:hAnsi="Wingdings"/>
+        <w:rFonts w:ascii="Wingdings" w:hAnsi="Wingdings" w:hint="default"/>
       </w:rPr>
     </w:lvl>
     <w:lvl w:ilvl="3" w:tplc="240A0001" w:tentative="1">
@@ -26776,7 +26538,7 @@
         <w:ind w:left="2880" w:hanging="360"/>
       </w:pPr>
       <w:rPr>
-        <w:rFonts w:hint="default" w:ascii="Symbol" w:hAnsi="Symbol"/>
+        <w:rFonts w:ascii="Symbol" w:hAnsi="Symbol" w:hint="default"/>
       </w:rPr>
     </w:lvl>
     <w:lvl w:ilvl="4" w:tplc="240A0003" w:tentative="1">
@@ -26788,7 +26550,7 @@
         <w:ind w:left="3600" w:hanging="360"/>
       </w:pPr>
       <w:rPr>
-        <w:rFonts w:hint="default" w:ascii="Courier New" w:hAnsi="Courier New" w:cs="Courier New"/>
+        <w:rFonts w:ascii="Courier New" w:hAnsi="Courier New" w:cs="Courier New" w:hint="default"/>
       </w:rPr>
     </w:lvl>
     <w:lvl w:ilvl="5" w:tplc="240A0005" w:tentative="1">
@@ -26800,7 +26562,7 @@
         <w:ind w:left="4320" w:hanging="360"/>
       </w:pPr>
       <w:rPr>
-        <w:rFonts w:hint="default" w:ascii="Wingdings" w:hAnsi="Wingdings"/>
+        <w:rFonts w:ascii="Wingdings" w:hAnsi="Wingdings" w:hint="default"/>
       </w:rPr>
     </w:lvl>
     <w:lvl w:ilvl="6" w:tplc="240A0001" w:tentative="1">
@@ -26812,7 +26574,7 @@
         <w:ind w:left="5040" w:hanging="360"/>
       </w:pPr>
       <w:rPr>
-        <w:rFonts w:hint="default" w:ascii="Symbol" w:hAnsi="Symbol"/>
+        <w:rFonts w:ascii="Symbol" w:hAnsi="Symbol" w:hint="default"/>
       </w:rPr>
     </w:lvl>
     <w:lvl w:ilvl="7" w:tplc="240A0003" w:tentative="1">
@@ -26824,7 +26586,7 @@
         <w:ind w:left="5760" w:hanging="360"/>
       </w:pPr>
       <w:rPr>
-        <w:rFonts w:hint="default" w:ascii="Courier New" w:hAnsi="Courier New" w:cs="Courier New"/>
+        <w:rFonts w:ascii="Courier New" w:hAnsi="Courier New" w:cs="Courier New" w:hint="default"/>
       </w:rPr>
     </w:lvl>
     <w:lvl w:ilvl="8" w:tplc="240A0005" w:tentative="1">
@@ -26836,7 +26598,7 @@
         <w:ind w:left="6480" w:hanging="360"/>
       </w:pPr>
       <w:rPr>
-        <w:rFonts w:hint="default" w:ascii="Wingdings" w:hAnsi="Wingdings"/>
+        <w:rFonts w:ascii="Wingdings" w:hAnsi="Wingdings" w:hint="default"/>
       </w:rPr>
     </w:lvl>
   </w:abstractNum>
@@ -26853,7 +26615,7 @@
         <w:ind w:left="720" w:hanging="360"/>
       </w:pPr>
       <w:rPr>
-        <w:rFonts w:hint="default" w:ascii="Wingdings" w:hAnsi="Wingdings"/>
+        <w:rFonts w:ascii="Wingdings" w:hAnsi="Wingdings" w:hint="default"/>
       </w:rPr>
     </w:lvl>
     <w:lvl w:ilvl="1" w:tplc="240A0003" w:tentative="1">
@@ -26865,7 +26627,7 @@
         <w:ind w:left="1440" w:hanging="360"/>
       </w:pPr>
       <w:rPr>
-        <w:rFonts w:hint="default" w:ascii="Courier New" w:hAnsi="Courier New" w:cs="Courier New"/>
+        <w:rFonts w:ascii="Courier New" w:hAnsi="Courier New" w:cs="Courier New" w:hint="default"/>
       </w:rPr>
     </w:lvl>
     <w:lvl w:ilvl="2" w:tplc="240A0005" w:tentative="1">
@@ -26877,7 +26639,7 @@
         <w:ind w:left="2160" w:hanging="360"/>
       </w:pPr>
       <w:rPr>
-        <w:rFonts w:hint="default" w:ascii="Wingdings" w:hAnsi="Wingdings"/>
+        <w:rFonts w:ascii="Wingdings" w:hAnsi="Wingdings" w:hint="default"/>
       </w:rPr>
     </w:lvl>
     <w:lvl w:ilvl="3" w:tplc="240A0001" w:tentative="1">
@@ -26889,7 +26651,7 @@
         <w:ind w:left="2880" w:hanging="360"/>
       </w:pPr>
       <w:rPr>
-        <w:rFonts w:hint="default" w:ascii="Symbol" w:hAnsi="Symbol"/>
+        <w:rFonts w:ascii="Symbol" w:hAnsi="Symbol" w:hint="default"/>
       </w:rPr>
     </w:lvl>
     <w:lvl w:ilvl="4" w:tplc="240A0003" w:tentative="1">
@@ -26901,7 +26663,7 @@
         <w:ind w:left="3600" w:hanging="360"/>
       </w:pPr>
       <w:rPr>
-        <w:rFonts w:hint="default" w:ascii="Courier New" w:hAnsi="Courier New" w:cs="Courier New"/>
+        <w:rFonts w:ascii="Courier New" w:hAnsi="Courier New" w:cs="Courier New" w:hint="default"/>
       </w:rPr>
     </w:lvl>
     <w:lvl w:ilvl="5" w:tplc="240A0005" w:tentative="1">
@@ -26913,7 +26675,7 @@
         <w:ind w:left="4320" w:hanging="360"/>
       </w:pPr>
       <w:rPr>
-        <w:rFonts w:hint="default" w:ascii="Wingdings" w:hAnsi="Wingdings"/>
+        <w:rFonts w:ascii="Wingdings" w:hAnsi="Wingdings" w:hint="default"/>
       </w:rPr>
     </w:lvl>
     <w:lvl w:ilvl="6" w:tplc="240A0001" w:tentative="1">
@@ -26925,7 +26687,7 @@
         <w:ind w:left="5040" w:hanging="360"/>
       </w:pPr>
       <w:rPr>
-        <w:rFonts w:hint="default" w:ascii="Symbol" w:hAnsi="Symbol"/>
+        <w:rFonts w:ascii="Symbol" w:hAnsi="Symbol" w:hint="default"/>
       </w:rPr>
     </w:lvl>
     <w:lvl w:ilvl="7" w:tplc="240A0003" w:tentative="1">
@@ -26937,7 +26699,7 @@
         <w:ind w:left="5760" w:hanging="360"/>
       </w:pPr>
       <w:rPr>
-        <w:rFonts w:hint="default" w:ascii="Courier New" w:hAnsi="Courier New" w:cs="Courier New"/>
+        <w:rFonts w:ascii="Courier New" w:hAnsi="Courier New" w:cs="Courier New" w:hint="default"/>
       </w:rPr>
     </w:lvl>
     <w:lvl w:ilvl="8" w:tplc="240A0005" w:tentative="1">
@@ -26949,7 +26711,7 @@
         <w:ind w:left="6480" w:hanging="360"/>
       </w:pPr>
       <w:rPr>
-        <w:rFonts w:hint="default" w:ascii="Wingdings" w:hAnsi="Wingdings"/>
+        <w:rFonts w:ascii="Wingdings" w:hAnsi="Wingdings" w:hint="default"/>
       </w:rPr>
     </w:lvl>
   </w:abstractNum>
@@ -26966,7 +26728,7 @@
         <w:ind w:left="720" w:hanging="360"/>
       </w:pPr>
       <w:rPr>
-        <w:rFonts w:hint="default" w:ascii="Wingdings" w:hAnsi="Wingdings"/>
+        <w:rFonts w:ascii="Wingdings" w:hAnsi="Wingdings" w:hint="default"/>
       </w:rPr>
     </w:lvl>
     <w:lvl w:ilvl="1" w:tplc="240A0003" w:tentative="1">
@@ -26978,7 +26740,7 @@
         <w:ind w:left="1440" w:hanging="360"/>
       </w:pPr>
       <w:rPr>
-        <w:rFonts w:hint="default" w:ascii="Courier New" w:hAnsi="Courier New" w:cs="Courier New"/>
+        <w:rFonts w:ascii="Courier New" w:hAnsi="Courier New" w:cs="Courier New" w:hint="default"/>
       </w:rPr>
     </w:lvl>
     <w:lvl w:ilvl="2" w:tplc="240A0005" w:tentative="1">
@@ -26990,7 +26752,7 @@
         <w:ind w:left="2160" w:hanging="360"/>
       </w:pPr>
       <w:rPr>
-        <w:rFonts w:hint="default" w:ascii="Wingdings" w:hAnsi="Wingdings"/>
+        <w:rFonts w:ascii="Wingdings" w:hAnsi="Wingdings" w:hint="default"/>
       </w:rPr>
     </w:lvl>
     <w:lvl w:ilvl="3" w:tplc="240A0001" w:tentative="1">
@@ -27002,7 +26764,7 @@
         <w:ind w:left="2880" w:hanging="360"/>
       </w:pPr>
       <w:rPr>
-        <w:rFonts w:hint="default" w:ascii="Symbol" w:hAnsi="Symbol"/>
+        <w:rFonts w:ascii="Symbol" w:hAnsi="Symbol" w:hint="default"/>
       </w:rPr>
     </w:lvl>
     <w:lvl w:ilvl="4" w:tplc="240A0003" w:tentative="1">
@@ -27014,7 +26776,7 @@
         <w:ind w:left="3600" w:hanging="360"/>
       </w:pPr>
       <w:rPr>
-        <w:rFonts w:hint="default" w:ascii="Courier New" w:hAnsi="Courier New" w:cs="Courier New"/>
+        <w:rFonts w:ascii="Courier New" w:hAnsi="Courier New" w:cs="Courier New" w:hint="default"/>
       </w:rPr>
     </w:lvl>
     <w:lvl w:ilvl="5" w:tplc="240A0005" w:tentative="1">
@@ -27026,7 +26788,7 @@
         <w:ind w:left="4320" w:hanging="360"/>
       </w:pPr>
       <w:rPr>
-        <w:rFonts w:hint="default" w:ascii="Wingdings" w:hAnsi="Wingdings"/>
+        <w:rFonts w:ascii="Wingdings" w:hAnsi="Wingdings" w:hint="default"/>
       </w:rPr>
     </w:lvl>
     <w:lvl w:ilvl="6" w:tplc="240A0001" w:tentative="1">
@@ -27038,7 +26800,7 @@
         <w:ind w:left="5040" w:hanging="360"/>
       </w:pPr>
       <w:rPr>
-        <w:rFonts w:hint="default" w:ascii="Symbol" w:hAnsi="Symbol"/>
+        <w:rFonts w:ascii="Symbol" w:hAnsi="Symbol" w:hint="default"/>
       </w:rPr>
     </w:lvl>
     <w:lvl w:ilvl="7" w:tplc="240A0003" w:tentative="1">
@@ -27050,7 +26812,7 @@
         <w:ind w:left="5760" w:hanging="360"/>
       </w:pPr>
       <w:rPr>
-        <w:rFonts w:hint="default" w:ascii="Courier New" w:hAnsi="Courier New" w:cs="Courier New"/>
+        <w:rFonts w:ascii="Courier New" w:hAnsi="Courier New" w:cs="Courier New" w:hint="default"/>
       </w:rPr>
     </w:lvl>
     <w:lvl w:ilvl="8" w:tplc="240A0005" w:tentative="1">
@@ -27062,7 +26824,7 @@
         <w:ind w:left="6480" w:hanging="360"/>
       </w:pPr>
       <w:rPr>
-        <w:rFonts w:hint="default" w:ascii="Wingdings" w:hAnsi="Wingdings"/>
+        <w:rFonts w:ascii="Wingdings" w:hAnsi="Wingdings" w:hint="default"/>
       </w:rPr>
     </w:lvl>
   </w:abstractNum>
@@ -27079,7 +26841,7 @@
         <w:ind w:left="720" w:hanging="360"/>
       </w:pPr>
       <w:rPr>
-        <w:rFonts w:hint="default" w:ascii="Wingdings" w:hAnsi="Wingdings"/>
+        <w:rFonts w:ascii="Wingdings" w:hAnsi="Wingdings" w:hint="default"/>
       </w:rPr>
     </w:lvl>
     <w:lvl w:ilvl="1" w:tplc="A516AF5A">
@@ -27091,7 +26853,7 @@
         <w:ind w:left="1440" w:hanging="360"/>
       </w:pPr>
       <w:rPr>
-        <w:rFonts w:hint="default" w:ascii="Arial" w:hAnsi="Arial" w:eastAsia="Arial" w:cs="Arial"/>
+        <w:rFonts w:ascii="Arial" w:eastAsia="Arial" w:hAnsi="Arial" w:cs="Arial" w:hint="default"/>
       </w:rPr>
     </w:lvl>
     <w:lvl w:ilvl="2" w:tplc="240A0005" w:tentative="1">
@@ -27103,7 +26865,7 @@
         <w:ind w:left="2160" w:hanging="360"/>
       </w:pPr>
       <w:rPr>
-        <w:rFonts w:hint="default" w:ascii="Wingdings" w:hAnsi="Wingdings"/>
+        <w:rFonts w:ascii="Wingdings" w:hAnsi="Wingdings" w:hint="default"/>
       </w:rPr>
     </w:lvl>
     <w:lvl w:ilvl="3" w:tplc="240A0001" w:tentative="1">
@@ -27115,7 +26877,7 @@
         <w:ind w:left="2880" w:hanging="360"/>
       </w:pPr>
       <w:rPr>
-        <w:rFonts w:hint="default" w:ascii="Symbol" w:hAnsi="Symbol"/>
+        <w:rFonts w:ascii="Symbol" w:hAnsi="Symbol" w:hint="default"/>
       </w:rPr>
     </w:lvl>
     <w:lvl w:ilvl="4" w:tplc="240A0003" w:tentative="1">
@@ -27127,7 +26889,7 @@
         <w:ind w:left="3600" w:hanging="360"/>
       </w:pPr>
       <w:rPr>
-        <w:rFonts w:hint="default" w:ascii="Courier New" w:hAnsi="Courier New" w:cs="Courier New"/>
+        <w:rFonts w:ascii="Courier New" w:hAnsi="Courier New" w:cs="Courier New" w:hint="default"/>
       </w:rPr>
     </w:lvl>
     <w:lvl w:ilvl="5" w:tplc="240A0005" w:tentative="1">
@@ -27139,7 +26901,7 @@
         <w:ind w:left="4320" w:hanging="360"/>
       </w:pPr>
       <w:rPr>
-        <w:rFonts w:hint="default" w:ascii="Wingdings" w:hAnsi="Wingdings"/>
+        <w:rFonts w:ascii="Wingdings" w:hAnsi="Wingdings" w:hint="default"/>
       </w:rPr>
     </w:lvl>
     <w:lvl w:ilvl="6" w:tplc="240A0001" w:tentative="1">
@@ -27151,7 +26913,7 @@
         <w:ind w:left="5040" w:hanging="360"/>
       </w:pPr>
       <w:rPr>
-        <w:rFonts w:hint="default" w:ascii="Symbol" w:hAnsi="Symbol"/>
+        <w:rFonts w:ascii="Symbol" w:hAnsi="Symbol" w:hint="default"/>
       </w:rPr>
     </w:lvl>
     <w:lvl w:ilvl="7" w:tplc="240A0003" w:tentative="1">
@@ -27163,7 +26925,7 @@
         <w:ind w:left="5760" w:hanging="360"/>
       </w:pPr>
       <w:rPr>
-        <w:rFonts w:hint="default" w:ascii="Courier New" w:hAnsi="Courier New" w:cs="Courier New"/>
+        <w:rFonts w:ascii="Courier New" w:hAnsi="Courier New" w:cs="Courier New" w:hint="default"/>
       </w:rPr>
     </w:lvl>
     <w:lvl w:ilvl="8" w:tplc="240A0005" w:tentative="1">
@@ -27175,7 +26937,7 @@
         <w:ind w:left="6480" w:hanging="360"/>
       </w:pPr>
       <w:rPr>
-        <w:rFonts w:hint="default" w:ascii="Wingdings" w:hAnsi="Wingdings"/>
+        <w:rFonts w:ascii="Wingdings" w:hAnsi="Wingdings" w:hint="default"/>
       </w:rPr>
     </w:lvl>
   </w:abstractNum>
@@ -27192,7 +26954,7 @@
         <w:ind w:left="720" w:hanging="360"/>
       </w:pPr>
       <w:rPr>
-        <w:rFonts w:hint="default" w:ascii="Wingdings" w:hAnsi="Wingdings"/>
+        <w:rFonts w:ascii="Wingdings" w:hAnsi="Wingdings" w:hint="default"/>
       </w:rPr>
     </w:lvl>
     <w:lvl w:ilvl="1" w:tplc="240A0003" w:tentative="1">
@@ -27204,7 +26966,7 @@
         <w:ind w:left="1440" w:hanging="360"/>
       </w:pPr>
       <w:rPr>
-        <w:rFonts w:hint="default" w:ascii="Courier New" w:hAnsi="Courier New" w:cs="Courier New"/>
+        <w:rFonts w:ascii="Courier New" w:hAnsi="Courier New" w:cs="Courier New" w:hint="default"/>
       </w:rPr>
     </w:lvl>
     <w:lvl w:ilvl="2" w:tplc="240A0005" w:tentative="1">
@@ -27216,7 +26978,7 @@
         <w:ind w:left="2160" w:hanging="360"/>
       </w:pPr>
       <w:rPr>
-        <w:rFonts w:hint="default" w:ascii="Wingdings" w:hAnsi="Wingdings"/>
+        <w:rFonts w:ascii="Wingdings" w:hAnsi="Wingdings" w:hint="default"/>
       </w:rPr>
     </w:lvl>
     <w:lvl w:ilvl="3" w:tplc="240A0001" w:tentative="1">
@@ -27228,7 +26990,7 @@
         <w:ind w:left="2880" w:hanging="360"/>
       </w:pPr>
       <w:rPr>
-        <w:rFonts w:hint="default" w:ascii="Symbol" w:hAnsi="Symbol"/>
+        <w:rFonts w:ascii="Symbol" w:hAnsi="Symbol" w:hint="default"/>
       </w:rPr>
     </w:lvl>
     <w:lvl w:ilvl="4" w:tplc="240A0003" w:tentative="1">
@@ -27240,7 +27002,7 @@
         <w:ind w:left="3600" w:hanging="360"/>
       </w:pPr>
       <w:rPr>
-        <w:rFonts w:hint="default" w:ascii="Courier New" w:hAnsi="Courier New" w:cs="Courier New"/>
+        <w:rFonts w:ascii="Courier New" w:hAnsi="Courier New" w:cs="Courier New" w:hint="default"/>
       </w:rPr>
     </w:lvl>
     <w:lvl w:ilvl="5" w:tplc="240A0005" w:tentative="1">
@@ -27252,7 +27014,7 @@
         <w:ind w:left="4320" w:hanging="360"/>
       </w:pPr>
       <w:rPr>
-        <w:rFonts w:hint="default" w:ascii="Wingdings" w:hAnsi="Wingdings"/>
+        <w:rFonts w:ascii="Wingdings" w:hAnsi="Wingdings" w:hint="default"/>
       </w:rPr>
     </w:lvl>
     <w:lvl w:ilvl="6" w:tplc="240A0001" w:tentative="1">
@@ -27264,7 +27026,7 @@
         <w:ind w:left="5040" w:hanging="360"/>
       </w:pPr>
       <w:rPr>
-        <w:rFonts w:hint="default" w:ascii="Symbol" w:hAnsi="Symbol"/>
+        <w:rFonts w:ascii="Symbol" w:hAnsi="Symbol" w:hint="default"/>
       </w:rPr>
     </w:lvl>
     <w:lvl w:ilvl="7" w:tplc="240A0003" w:tentative="1">
@@ -27276,7 +27038,7 @@
         <w:ind w:left="5760" w:hanging="360"/>
       </w:pPr>
       <w:rPr>
-        <w:rFonts w:hint="default" w:ascii="Courier New" w:hAnsi="Courier New" w:cs="Courier New"/>
+        <w:rFonts w:ascii="Courier New" w:hAnsi="Courier New" w:cs="Courier New" w:hint="default"/>
       </w:rPr>
     </w:lvl>
     <w:lvl w:ilvl="8" w:tplc="240A0005" w:tentative="1">
@@ -27288,7 +27050,7 @@
         <w:ind w:left="6480" w:hanging="360"/>
       </w:pPr>
       <w:rPr>
-        <w:rFonts w:hint="default" w:ascii="Wingdings" w:hAnsi="Wingdings"/>
+        <w:rFonts w:ascii="Wingdings" w:hAnsi="Wingdings" w:hint="default"/>
       </w:rPr>
     </w:lvl>
   </w:abstractNum>
@@ -27305,7 +27067,7 @@
         <w:ind w:left="720" w:hanging="360"/>
       </w:pPr>
       <w:rPr>
-        <w:rFonts w:hint="default" w:ascii="Wingdings" w:hAnsi="Wingdings"/>
+        <w:rFonts w:ascii="Wingdings" w:hAnsi="Wingdings" w:hint="default"/>
       </w:rPr>
     </w:lvl>
     <w:lvl w:ilvl="1" w:tplc="240A0003" w:tentative="1">
@@ -27317,7 +27079,7 @@
         <w:ind w:left="1440" w:hanging="360"/>
       </w:pPr>
       <w:rPr>
-        <w:rFonts w:hint="default" w:ascii="Courier New" w:hAnsi="Courier New" w:cs="Courier New"/>
+        <w:rFonts w:ascii="Courier New" w:hAnsi="Courier New" w:cs="Courier New" w:hint="default"/>
       </w:rPr>
     </w:lvl>
     <w:lvl w:ilvl="2" w:tplc="240A0005" w:tentative="1">
@@ -27329,7 +27091,7 @@
         <w:ind w:left="2160" w:hanging="360"/>
       </w:pPr>
       <w:rPr>
-        <w:rFonts w:hint="default" w:ascii="Wingdings" w:hAnsi="Wingdings"/>
+        <w:rFonts w:ascii="Wingdings" w:hAnsi="Wingdings" w:hint="default"/>
       </w:rPr>
     </w:lvl>
     <w:lvl w:ilvl="3" w:tplc="240A0001" w:tentative="1">
@@ -27341,7 +27103,7 @@
         <w:ind w:left="2880" w:hanging="360"/>
       </w:pPr>
       <w:rPr>
-        <w:rFonts w:hint="default" w:ascii="Symbol" w:hAnsi="Symbol"/>
+        <w:rFonts w:ascii="Symbol" w:hAnsi="Symbol" w:hint="default"/>
       </w:rPr>
     </w:lvl>
     <w:lvl w:ilvl="4" w:tplc="240A0003" w:tentative="1">
@@ -27353,7 +27115,7 @@
         <w:ind w:left="3600" w:hanging="360"/>
       </w:pPr>
       <w:rPr>
-        <w:rFonts w:hint="default" w:ascii="Courier New" w:hAnsi="Courier New" w:cs="Courier New"/>
+        <w:rFonts w:ascii="Courier New" w:hAnsi="Courier New" w:cs="Courier New" w:hint="default"/>
       </w:rPr>
     </w:lvl>
     <w:lvl w:ilvl="5" w:tplc="240A0005" w:tentative="1">
@@ -27365,7 +27127,7 @@
         <w:ind w:left="4320" w:hanging="360"/>
       </w:pPr>
       <w:rPr>
-        <w:rFonts w:hint="default" w:ascii="Wingdings" w:hAnsi="Wingdings"/>
+        <w:rFonts w:ascii="Wingdings" w:hAnsi="Wingdings" w:hint="default"/>
       </w:rPr>
     </w:lvl>
     <w:lvl w:ilvl="6" w:tplc="240A0001" w:tentative="1">
@@ -27377,7 +27139,7 @@
         <w:ind w:left="5040" w:hanging="360"/>
       </w:pPr>
       <w:rPr>
-        <w:rFonts w:hint="default" w:ascii="Symbol" w:hAnsi="Symbol"/>
+        <w:rFonts w:ascii="Symbol" w:hAnsi="Symbol" w:hint="default"/>
       </w:rPr>
     </w:lvl>
     <w:lvl w:ilvl="7" w:tplc="240A0003" w:tentative="1">
@@ -27389,7 +27151,7 @@
         <w:ind w:left="5760" w:hanging="360"/>
       </w:pPr>
       <w:rPr>
-        <w:rFonts w:hint="default" w:ascii="Courier New" w:hAnsi="Courier New" w:cs="Courier New"/>
+        <w:rFonts w:ascii="Courier New" w:hAnsi="Courier New" w:cs="Courier New" w:hint="default"/>
       </w:rPr>
     </w:lvl>
     <w:lvl w:ilvl="8" w:tplc="240A0005" w:tentative="1">
@@ -27401,7 +27163,7 @@
         <w:ind w:left="6480" w:hanging="360"/>
       </w:pPr>
       <w:rPr>
-        <w:rFonts w:hint="default" w:ascii="Wingdings" w:hAnsi="Wingdings"/>
+        <w:rFonts w:ascii="Wingdings" w:hAnsi="Wingdings" w:hint="default"/>
       </w:rPr>
     </w:lvl>
   </w:abstractNum>
@@ -27418,7 +27180,7 @@
         <w:ind w:left="720" w:hanging="360"/>
       </w:pPr>
       <w:rPr>
-        <w:rFonts w:hint="default" w:ascii="Symbol" w:hAnsi="Symbol"/>
+        <w:rFonts w:ascii="Symbol" w:hAnsi="Symbol" w:hint="default"/>
       </w:rPr>
     </w:lvl>
     <w:lvl w:ilvl="1" w:tplc="240A0003" w:tentative="1">
@@ -27430,7 +27192,7 @@
         <w:ind w:left="1440" w:hanging="360"/>
       </w:pPr>
       <w:rPr>
-        <w:rFonts w:hint="default" w:ascii="Courier New" w:hAnsi="Courier New" w:cs="Courier New"/>
+        <w:rFonts w:ascii="Courier New" w:hAnsi="Courier New" w:cs="Courier New" w:hint="default"/>
       </w:rPr>
     </w:lvl>
     <w:lvl w:ilvl="2" w:tplc="240A0005" w:tentative="1">
@@ -27442,7 +27204,7 @@
         <w:ind w:left="2160" w:hanging="360"/>
       </w:pPr>
       <w:rPr>
-        <w:rFonts w:hint="default" w:ascii="Wingdings" w:hAnsi="Wingdings"/>
+        <w:rFonts w:ascii="Wingdings" w:hAnsi="Wingdings" w:hint="default"/>
       </w:rPr>
     </w:lvl>
     <w:lvl w:ilvl="3" w:tplc="240A0001" w:tentative="1">
@@ -27454,7 +27216,7 @@
         <w:ind w:left="2880" w:hanging="360"/>
       </w:pPr>
       <w:rPr>
-        <w:rFonts w:hint="default" w:ascii="Symbol" w:hAnsi="Symbol"/>
+        <w:rFonts w:ascii="Symbol" w:hAnsi="Symbol" w:hint="default"/>
       </w:rPr>
     </w:lvl>
     <w:lvl w:ilvl="4" w:tplc="240A0003" w:tentative="1">
@@ -27466,7 +27228,7 @@
         <w:ind w:left="3600" w:hanging="360"/>
       </w:pPr>
       <w:rPr>
-        <w:rFonts w:hint="default" w:ascii="Courier New" w:hAnsi="Courier New" w:cs="Courier New"/>
+        <w:rFonts w:ascii="Courier New" w:hAnsi="Courier New" w:cs="Courier New" w:hint="default"/>
       </w:rPr>
     </w:lvl>
     <w:lvl w:ilvl="5" w:tplc="240A0005" w:tentative="1">
@@ -27478,7 +27240,7 @@
         <w:ind w:left="4320" w:hanging="360"/>
       </w:pPr>
       <w:rPr>
-        <w:rFonts w:hint="default" w:ascii="Wingdings" w:hAnsi="Wingdings"/>
+        <w:rFonts w:ascii="Wingdings" w:hAnsi="Wingdings" w:hint="default"/>
       </w:rPr>
     </w:lvl>
     <w:lvl w:ilvl="6" w:tplc="240A0001" w:tentative="1">
@@ -27490,7 +27252,7 @@
         <w:ind w:left="5040" w:hanging="360"/>
       </w:pPr>
       <w:rPr>
-        <w:rFonts w:hint="default" w:ascii="Symbol" w:hAnsi="Symbol"/>
+        <w:rFonts w:ascii="Symbol" w:hAnsi="Symbol" w:hint="default"/>
       </w:rPr>
     </w:lvl>
     <w:lvl w:ilvl="7" w:tplc="240A0003" w:tentative="1">
@@ -27502,7 +27264,7 @@
         <w:ind w:left="5760" w:hanging="360"/>
       </w:pPr>
       <w:rPr>
-        <w:rFonts w:hint="default" w:ascii="Courier New" w:hAnsi="Courier New" w:cs="Courier New"/>
+        <w:rFonts w:ascii="Courier New" w:hAnsi="Courier New" w:cs="Courier New" w:hint="default"/>
       </w:rPr>
     </w:lvl>
     <w:lvl w:ilvl="8" w:tplc="240A0005" w:tentative="1">
@@ -27514,7 +27276,7 @@
         <w:ind w:left="6480" w:hanging="360"/>
       </w:pPr>
       <w:rPr>
-        <w:rFonts w:hint="default" w:ascii="Wingdings" w:hAnsi="Wingdings"/>
+        <w:rFonts w:ascii="Wingdings" w:hAnsi="Wingdings" w:hint="default"/>
       </w:rPr>
     </w:lvl>
   </w:abstractNum>
@@ -27531,7 +27293,7 @@
         <w:ind w:left="720" w:hanging="360"/>
       </w:pPr>
       <w:rPr>
-        <w:rFonts w:hint="default" w:ascii="Symbol" w:hAnsi="Symbol"/>
+        <w:rFonts w:ascii="Symbol" w:hAnsi="Symbol" w:hint="default"/>
       </w:rPr>
     </w:lvl>
     <w:lvl w:ilvl="1" w:tplc="240A0003" w:tentative="1">
@@ -27543,7 +27305,7 @@
         <w:ind w:left="1440" w:hanging="360"/>
       </w:pPr>
       <w:rPr>
-        <w:rFonts w:hint="default" w:ascii="Courier New" w:hAnsi="Courier New" w:cs="Courier New"/>
+        <w:rFonts w:ascii="Courier New" w:hAnsi="Courier New" w:cs="Courier New" w:hint="default"/>
       </w:rPr>
     </w:lvl>
     <w:lvl w:ilvl="2" w:tplc="240A0005" w:tentative="1">
@@ -27555,7 +27317,7 @@
         <w:ind w:left="2160" w:hanging="360"/>
       </w:pPr>
       <w:rPr>
-        <w:rFonts w:hint="default" w:ascii="Wingdings" w:hAnsi="Wingdings"/>
+        <w:rFonts w:ascii="Wingdings" w:hAnsi="Wingdings" w:hint="default"/>
       </w:rPr>
     </w:lvl>
     <w:lvl w:ilvl="3" w:tplc="240A0001" w:tentative="1">
@@ -27567,7 +27329,7 @@
         <w:ind w:left="2880" w:hanging="360"/>
       </w:pPr>
       <w:rPr>
-        <w:rFonts w:hint="default" w:ascii="Symbol" w:hAnsi="Symbol"/>
+        <w:rFonts w:ascii="Symbol" w:hAnsi="Symbol" w:hint="default"/>
       </w:rPr>
     </w:lvl>
     <w:lvl w:ilvl="4" w:tplc="240A0003" w:tentative="1">
@@ -27579,7 +27341,7 @@
         <w:ind w:left="3600" w:hanging="360"/>
       </w:pPr>
       <w:rPr>
-        <w:rFonts w:hint="default" w:ascii="Courier New" w:hAnsi="Courier New" w:cs="Courier New"/>
+        <w:rFonts w:ascii="Courier New" w:hAnsi="Courier New" w:cs="Courier New" w:hint="default"/>
       </w:rPr>
     </w:lvl>
     <w:lvl w:ilvl="5" w:tplc="240A0005" w:tentative="1">
@@ -27591,7 +27353,7 @@
         <w:ind w:left="4320" w:hanging="360"/>
       </w:pPr>
       <w:rPr>
-        <w:rFonts w:hint="default" w:ascii="Wingdings" w:hAnsi="Wingdings"/>
+        <w:rFonts w:ascii="Wingdings" w:hAnsi="Wingdings" w:hint="default"/>
       </w:rPr>
     </w:lvl>
     <w:lvl w:ilvl="6" w:tplc="240A0001" w:tentative="1">
@@ -27603,7 +27365,7 @@
         <w:ind w:left="5040" w:hanging="360"/>
       </w:pPr>
       <w:rPr>
-        <w:rFonts w:hint="default" w:ascii="Symbol" w:hAnsi="Symbol"/>
+        <w:rFonts w:ascii="Symbol" w:hAnsi="Symbol" w:hint="default"/>
       </w:rPr>
     </w:lvl>
     <w:lvl w:ilvl="7" w:tplc="240A0003" w:tentative="1">
@@ -27615,7 +27377,7 @@
         <w:ind w:left="5760" w:hanging="360"/>
       </w:pPr>
       <w:rPr>
-        <w:rFonts w:hint="default" w:ascii="Courier New" w:hAnsi="Courier New" w:cs="Courier New"/>
+        <w:rFonts w:ascii="Courier New" w:hAnsi="Courier New" w:cs="Courier New" w:hint="default"/>
       </w:rPr>
     </w:lvl>
     <w:lvl w:ilvl="8" w:tplc="240A0005" w:tentative="1">
@@ -27627,68 +27389,68 @@
         <w:ind w:left="6480" w:hanging="360"/>
       </w:pPr>
       <w:rPr>
-        <w:rFonts w:hint="default" w:ascii="Wingdings" w:hAnsi="Wingdings"/>
+        <w:rFonts w:ascii="Wingdings" w:hAnsi="Wingdings" w:hint="default"/>
       </w:rPr>
     </w:lvl>
   </w:abstractNum>
-  <w:num w:numId="1" w16cid:durableId="2006660494">
+  <w:num w:numId="1">
     <w:abstractNumId w:val="4"/>
   </w:num>
-  <w:num w:numId="2" w16cid:durableId="1900826031">
+  <w:num w:numId="2">
     <w:abstractNumId w:val="10"/>
   </w:num>
-  <w:num w:numId="3" w16cid:durableId="609706588">
+  <w:num w:numId="3">
     <w:abstractNumId w:val="0"/>
   </w:num>
-  <w:num w:numId="4" w16cid:durableId="657195934">
+  <w:num w:numId="4">
     <w:abstractNumId w:val="13"/>
   </w:num>
-  <w:num w:numId="5" w16cid:durableId="1959484870">
+  <w:num w:numId="5">
     <w:abstractNumId w:val="16"/>
   </w:num>
-  <w:num w:numId="6" w16cid:durableId="1115715615">
+  <w:num w:numId="6">
     <w:abstractNumId w:val="8"/>
   </w:num>
-  <w:num w:numId="7" w16cid:durableId="1184127006">
+  <w:num w:numId="7">
     <w:abstractNumId w:val="7"/>
   </w:num>
-  <w:num w:numId="8" w16cid:durableId="1357003682">
+  <w:num w:numId="8">
     <w:abstractNumId w:val="12"/>
   </w:num>
-  <w:num w:numId="9" w16cid:durableId="1925602443">
+  <w:num w:numId="9">
     <w:abstractNumId w:val="2"/>
   </w:num>
-  <w:num w:numId="10" w16cid:durableId="1370643020">
+  <w:num w:numId="10">
     <w:abstractNumId w:val="6"/>
   </w:num>
-  <w:num w:numId="11" w16cid:durableId="1826316530">
+  <w:num w:numId="11">
     <w:abstractNumId w:val="17"/>
   </w:num>
-  <w:num w:numId="12" w16cid:durableId="1390878237">
+  <w:num w:numId="12">
     <w:abstractNumId w:val="15"/>
   </w:num>
-  <w:num w:numId="13" w16cid:durableId="1189179525">
+  <w:num w:numId="13">
     <w:abstractNumId w:val="3"/>
   </w:num>
-  <w:num w:numId="14" w16cid:durableId="1026830809">
+  <w:num w:numId="14">
     <w:abstractNumId w:val="5"/>
   </w:num>
-  <w:num w:numId="15" w16cid:durableId="242223979">
+  <w:num w:numId="15">
     <w:abstractNumId w:val="1"/>
   </w:num>
-  <w:num w:numId="16" w16cid:durableId="168176602">
+  <w:num w:numId="16">
     <w:abstractNumId w:val="14"/>
   </w:num>
-  <w:num w:numId="17" w16cid:durableId="1956987089">
+  <w:num w:numId="17">
     <w:abstractNumId w:val="19"/>
   </w:num>
-  <w:num w:numId="18" w16cid:durableId="594674025">
+  <w:num w:numId="18">
     <w:abstractNumId w:val="18"/>
   </w:num>
-  <w:num w:numId="19" w16cid:durableId="266542845">
+  <w:num w:numId="19">
     <w:abstractNumId w:val="9"/>
   </w:num>
-  <w:num w:numId="20" w16cid:durableId="1336230976">
+  <w:num w:numId="20">
     <w:abstractNumId w:val="11"/>
   </w:num>
   <w:numIdMacAtCleanup w:val="20"/>
@@ -27696,7 +27458,7 @@
 </file>
 
 <file path=word/people.xml><?xml version="1.0" encoding="utf-8"?>
-<w15:people xmlns:wpc="http://schemas.microsoft.com/office/word/2010/wordprocessingCanvas" xmlns:cx="http://schemas.microsoft.com/office/drawing/2014/chartex" xmlns:cx1="http://schemas.microsoft.com/office/drawing/2015/9/8/chartex" xmlns:cx2="http://schemas.microsoft.com/office/drawing/2015/10/21/chartex" xmlns:cx3="http://schemas.microsoft.com/office/drawing/2016/5/9/chartex" xmlns:cx4="http://schemas.microsoft.com/office/drawing/2016/5/10/chartex" xmlns:cx5="http://schemas.microsoft.com/office/drawing/2016/5/11/chartex" xmlns:cx6="http://schemas.microsoft.com/office/drawing/2016/5/12/chartex" xmlns:cx7="http://schemas.microsoft.com/office/drawing/2016/5/13/chartex" xmlns:cx8="http://schemas.microsoft.com/office/drawing/2016/5/14/chartex" xmlns:mc="http://schemas.openxmlformats.org/markup-compatibility/2006" xmlns:aink="http://schemas.microsoft.com/office/drawing/2016/ink" xmlns:am3d="http://schemas.microsoft.com/office/drawing/2017/model3d" xmlns:o="urn:schemas-microsoft-com:office:office" xmlns:oel="http://schemas.microsoft.com/office/2019/extlst" xmlns:r="http://schemas.openxmlformats.org/officeDocument/2006/relationships" xmlns:m="http://schemas.openxmlformats.org/officeDocument/2006/math" xmlns:v="urn:schemas-microsoft-com:vml" xmlns:wp14="http://schemas.microsoft.com/office/word/2010/wordprocessingDrawing" xmlns:wp="http://schemas.openxmlformats.org/drawingml/2006/wordprocessingDrawing" xmlns:w10="urn:schemas-microsoft-com:office:word" xmlns:w="http://schemas.openxmlformats.org/wordprocessingml/2006/main" xmlns:w14="http://schemas.microsoft.com/office/word/2010/wordml" xmlns:w15="http://schemas.microsoft.com/office/word/2012/wordml" xmlns:w16cex="http://schemas.microsoft.com/office/word/2018/wordml/cex" xmlns:w16cid="http://schemas.microsoft.com/office/word/2016/wordml/cid" xmlns:w16="http://schemas.microsoft.com/office/word/2018/wordml" xmlns:w16du="http://schemas.microsoft.com/office/word/2023/wordml/word16du" xmlns:w16sdtdh="http://schemas.microsoft.com/office/word/2020/wordml/sdtdatahash" xmlns:w16sdtfl="http://schemas.microsoft.com/office/word/2024/wordml/sdtformatlock" xmlns:w16se="http://schemas.microsoft.com/office/word/2015/wordml/symex" xmlns:wpg="http://schemas.microsoft.com/office/word/2010/wordprocessingGroup" xmlns:wpi="http://schemas.microsoft.com/office/word/2010/wordprocessingInk" xmlns:wne="http://schemas.microsoft.com/office/word/2006/wordml" xmlns:wps="http://schemas.microsoft.com/office/word/2010/wordprocessingShape" mc:Ignorable="w14 w15 w16se w16cid w16 w16cex w16sdtdh w16sdtfl w16du wp14">
+<w15:people xmlns:wpc="http://schemas.microsoft.com/office/word/2010/wordprocessingCanvas" xmlns:cx="http://schemas.microsoft.com/office/drawing/2014/chartex" xmlns:cx1="http://schemas.microsoft.com/office/drawing/2015/9/8/chartex" xmlns:cx2="http://schemas.microsoft.com/office/drawing/2015/10/21/chartex" xmlns:cx3="http://schemas.microsoft.com/office/drawing/2016/5/9/chartex" xmlns:cx4="http://schemas.microsoft.com/office/drawing/2016/5/10/chartex" xmlns:cx5="http://schemas.microsoft.com/office/drawing/2016/5/11/chartex" xmlns:cx6="http://schemas.microsoft.com/office/drawing/2016/5/12/chartex" xmlns:cx7="http://schemas.microsoft.com/office/drawing/2016/5/13/chartex" xmlns:cx8="http://schemas.microsoft.com/office/drawing/2016/5/14/chartex" xmlns:mc="http://schemas.openxmlformats.org/markup-compatibility/2006" xmlns:aink="http://schemas.microsoft.com/office/drawing/2016/ink" xmlns:am3d="http://schemas.microsoft.com/office/drawing/2017/model3d" xmlns:o="urn:schemas-microsoft-com:office:office" xmlns:r="http://schemas.openxmlformats.org/officeDocument/2006/relationships" xmlns:m="http://schemas.openxmlformats.org/officeDocument/2006/math" xmlns:v="urn:schemas-microsoft-com:vml" xmlns:wp14="http://schemas.microsoft.com/office/word/2010/wordprocessingDrawing" xmlns:wp="http://schemas.openxmlformats.org/drawingml/2006/wordprocessingDrawing" xmlns:w10="urn:schemas-microsoft-com:office:word" xmlns:w="http://schemas.openxmlformats.org/wordprocessingml/2006/main" xmlns:w14="http://schemas.microsoft.com/office/word/2010/wordml" xmlns:w15="http://schemas.microsoft.com/office/word/2012/wordml" xmlns:w16cex="http://schemas.microsoft.com/office/word/2018/wordml/cex" xmlns:w16cid="http://schemas.microsoft.com/office/word/2016/wordml/cid" xmlns:w16="http://schemas.microsoft.com/office/word/2018/wordml" xmlns:w16sdtdh="http://schemas.microsoft.com/office/word/2020/wordml/sdtdatahash" xmlns:w16se="http://schemas.microsoft.com/office/word/2015/wordml/symex" xmlns:wpg="http://schemas.microsoft.com/office/word/2010/wordprocessingGroup" xmlns:wpi="http://schemas.microsoft.com/office/word/2010/wordprocessingInk" xmlns:wne="http://schemas.microsoft.com/office/word/2006/wordml" xmlns:wps="http://schemas.microsoft.com/office/word/2010/wordprocessingShape" mc:Ignorable="w14 w15 w16se w16cid w16 w16cex w16sdtdh wp14">
   <w15:person w15:author="Andrés Felipe Velandia Espitia">
     <w15:presenceInfo w15:providerId="Windows Live" w15:userId="c7056c470dc3b715"/>
   </w15:person>
@@ -27704,11 +27466,11 @@
 </file>
 
 <file path=word/styles.xml><?xml version="1.0" encoding="utf-8"?>
-<w:styles xmlns:mc="http://schemas.openxmlformats.org/markup-compatibility/2006" xmlns:r="http://schemas.openxmlformats.org/officeDocument/2006/relationships" xmlns:w="http://schemas.openxmlformats.org/wordprocessingml/2006/main" xmlns:w14="http://schemas.microsoft.com/office/word/2010/wordml" xmlns:w15="http://schemas.microsoft.com/office/word/2012/wordml" xmlns:w16cex="http://schemas.microsoft.com/office/word/2018/wordml/cex" xmlns:w16cid="http://schemas.microsoft.com/office/word/2016/wordml/cid" xmlns:w16="http://schemas.microsoft.com/office/word/2018/wordml" xmlns:w16du="http://schemas.microsoft.com/office/word/2023/wordml/word16du" xmlns:w16sdtdh="http://schemas.microsoft.com/office/word/2020/wordml/sdtdatahash" xmlns:w16sdtfl="http://schemas.microsoft.com/office/word/2024/wordml/sdtformatlock" xmlns:w16se="http://schemas.microsoft.com/office/word/2015/wordml/symex" mc:Ignorable="w14 w15 w16se w16cid w16 w16cex w16sdtdh w16sdtfl w16du">
+<w:styles xmlns:mc="http://schemas.openxmlformats.org/markup-compatibility/2006" xmlns:r="http://schemas.openxmlformats.org/officeDocument/2006/relationships" xmlns:w="http://schemas.openxmlformats.org/wordprocessingml/2006/main" xmlns:w14="http://schemas.microsoft.com/office/word/2010/wordml" xmlns:w15="http://schemas.microsoft.com/office/word/2012/wordml" xmlns:w16cex="http://schemas.microsoft.com/office/word/2018/wordml/cex" xmlns:w16cid="http://schemas.microsoft.com/office/word/2016/wordml/cid" xmlns:w16="http://schemas.microsoft.com/office/word/2018/wordml" xmlns:w16sdtdh="http://schemas.microsoft.com/office/word/2020/wordml/sdtdatahash" xmlns:w16se="http://schemas.microsoft.com/office/word/2015/wordml/symex" mc:Ignorable="w14 w15 w16se w16cid w16 w16cex w16sdtdh">
   <w:docDefaults>
     <w:rPrDefault>
       <w:rPr>
-        <w:rFonts w:ascii="Arial" w:hAnsi="Arial" w:eastAsia="Arial" w:cs="Arial"/>
+        <w:rFonts w:ascii="Arial" w:eastAsia="Arial" w:hAnsi="Arial" w:cs="Arial"/>
         <w:sz w:val="22"/>
         <w:szCs w:val="22"/>
         <w:lang w:val="es-CO" w:eastAsia="es-CO" w:bidi="ar-SA"/>
@@ -27723,14 +27485,14 @@
   <w:latentStyles w:defLockedState="0" w:defUIPriority="99" w:defSemiHidden="0" w:defUnhideWhenUsed="0" w:defQFormat="0" w:count="376">
     <w:lsdException w:name="Normal" w:uiPriority="0" w:qFormat="1"/>
     <w:lsdException w:name="heading 1" w:uiPriority="9" w:qFormat="1"/>
-    <w:lsdException w:name="heading 2" w:uiPriority="9" w:semiHidden="1" w:unhideWhenUsed="1" w:qFormat="1"/>
-    <w:lsdException w:name="heading 3" w:uiPriority="9" w:semiHidden="1" w:unhideWhenUsed="1" w:qFormat="1"/>
-    <w:lsdException w:name="heading 4" w:uiPriority="9" w:semiHidden="1" w:unhideWhenUsed="1" w:qFormat="1"/>
-    <w:lsdException w:name="heading 5" w:uiPriority="9" w:semiHidden="1" w:unhideWhenUsed="1" w:qFormat="1"/>
-    <w:lsdException w:name="heading 6" w:uiPriority="9" w:semiHidden="1" w:unhideWhenUsed="1" w:qFormat="1"/>
-    <w:lsdException w:name="heading 7" w:uiPriority="9" w:semiHidden="1" w:unhideWhenUsed="1" w:qFormat="1"/>
-    <w:lsdException w:name="heading 8" w:uiPriority="9" w:semiHidden="1" w:unhideWhenUsed="1" w:qFormat="1"/>
-    <w:lsdException w:name="heading 9" w:uiPriority="9" w:semiHidden="1" w:unhideWhenUsed="1" w:qFormat="1"/>
+    <w:lsdException w:name="heading 2" w:semiHidden="1" w:uiPriority="9" w:unhideWhenUsed="1" w:qFormat="1"/>
+    <w:lsdException w:name="heading 3" w:semiHidden="1" w:uiPriority="9" w:unhideWhenUsed="1" w:qFormat="1"/>
+    <w:lsdException w:name="heading 4" w:semiHidden="1" w:uiPriority="9" w:unhideWhenUsed="1" w:qFormat="1"/>
+    <w:lsdException w:name="heading 5" w:semiHidden="1" w:uiPriority="9" w:unhideWhenUsed="1" w:qFormat="1"/>
+    <w:lsdException w:name="heading 6" w:semiHidden="1" w:uiPriority="9" w:unhideWhenUsed="1" w:qFormat="1"/>
+    <w:lsdException w:name="heading 7" w:semiHidden="1" w:uiPriority="9" w:unhideWhenUsed="1" w:qFormat="1"/>
+    <w:lsdException w:name="heading 8" w:semiHidden="1" w:uiPriority="9" w:unhideWhenUsed="1" w:qFormat="1"/>
+    <w:lsdException w:name="heading 9" w:semiHidden="1" w:uiPriority="9" w:unhideWhenUsed="1" w:qFormat="1"/>
     <w:lsdException w:name="index 1" w:semiHidden="1" w:unhideWhenUsed="1"/>
     <w:lsdException w:name="index 2" w:semiHidden="1" w:unhideWhenUsed="1"/>
     <w:lsdException w:name="index 3" w:semiHidden="1" w:unhideWhenUsed="1"/>
@@ -27740,22 +27502,22 @@
     <w:lsdException w:name="index 7" w:semiHidden="1" w:unhideWhenUsed="1"/>
     <w:lsdException w:name="index 8" w:semiHidden="1" w:unhideWhenUsed="1"/>
     <w:lsdException w:name="index 9" w:semiHidden="1" w:unhideWhenUsed="1"/>
-    <w:lsdException w:name="toc 1" w:uiPriority="39" w:semiHidden="1" w:unhideWhenUsed="1"/>
-    <w:lsdException w:name="toc 2" w:uiPriority="39" w:semiHidden="1" w:unhideWhenUsed="1"/>
-    <w:lsdException w:name="toc 3" w:uiPriority="39" w:semiHidden="1" w:unhideWhenUsed="1"/>
-    <w:lsdException w:name="toc 4" w:uiPriority="39" w:semiHidden="1" w:unhideWhenUsed="1"/>
-    <w:lsdException w:name="toc 5" w:uiPriority="39" w:semiHidden="1" w:unhideWhenUsed="1"/>
-    <w:lsdException w:name="toc 6" w:uiPriority="39" w:semiHidden="1" w:unhideWhenUsed="1"/>
-    <w:lsdException w:name="toc 7" w:uiPriority="39" w:semiHidden="1" w:unhideWhenUsed="1"/>
-    <w:lsdException w:name="toc 8" w:uiPriority="39" w:semiHidden="1" w:unhideWhenUsed="1"/>
-    <w:lsdException w:name="toc 9" w:uiPriority="39" w:semiHidden="1" w:unhideWhenUsed="1"/>
+    <w:lsdException w:name="toc 1" w:semiHidden="1" w:uiPriority="39" w:unhideWhenUsed="1"/>
+    <w:lsdException w:name="toc 2" w:semiHidden="1" w:uiPriority="39" w:unhideWhenUsed="1"/>
+    <w:lsdException w:name="toc 3" w:semiHidden="1" w:uiPriority="39" w:unhideWhenUsed="1"/>
+    <w:lsdException w:name="toc 4" w:semiHidden="1" w:uiPriority="39" w:unhideWhenUsed="1"/>
+    <w:lsdException w:name="toc 5" w:semiHidden="1" w:uiPriority="39" w:unhideWhenUsed="1"/>
+    <w:lsdException w:name="toc 6" w:semiHidden="1" w:uiPriority="39" w:unhideWhenUsed="1"/>
+    <w:lsdException w:name="toc 7" w:semiHidden="1" w:uiPriority="39" w:unhideWhenUsed="1"/>
+    <w:lsdException w:name="toc 8" w:semiHidden="1" w:uiPriority="39" w:unhideWhenUsed="1"/>
+    <w:lsdException w:name="toc 9" w:semiHidden="1" w:uiPriority="39" w:unhideWhenUsed="1"/>
     <w:lsdException w:name="Normal Indent" w:semiHidden="1" w:unhideWhenUsed="1"/>
     <w:lsdException w:name="footnote text" w:semiHidden="1" w:unhideWhenUsed="1"/>
     <w:lsdException w:name="annotation text" w:semiHidden="1" w:unhideWhenUsed="1"/>
     <w:lsdException w:name="header" w:semiHidden="1" w:unhideWhenUsed="1"/>
     <w:lsdException w:name="footer" w:semiHidden="1" w:unhideWhenUsed="1"/>
     <w:lsdException w:name="index heading" w:semiHidden="1" w:unhideWhenUsed="1"/>
-    <w:lsdException w:name="caption" w:uiPriority="35" w:semiHidden="1" w:unhideWhenUsed="1" w:qFormat="1"/>
+    <w:lsdException w:name="caption" w:semiHidden="1" w:uiPriority="35" w:unhideWhenUsed="1" w:qFormat="1"/>
     <w:lsdException w:name="table of figures" w:semiHidden="1" w:unhideWhenUsed="1"/>
     <w:lsdException w:name="envelope address" w:semiHidden="1" w:unhideWhenUsed="1"/>
     <w:lsdException w:name="envelope return" w:semiHidden="1" w:unhideWhenUsed="1"/>
@@ -27786,7 +27548,7 @@
     <w:lsdException w:name="Title" w:uiPriority="10" w:qFormat="1"/>
     <w:lsdException w:name="Closing" w:semiHidden="1" w:unhideWhenUsed="1"/>
     <w:lsdException w:name="Signature" w:semiHidden="1" w:unhideWhenUsed="1"/>
-    <w:lsdException w:name="Default Paragraph Font" w:uiPriority="1" w:semiHidden="1" w:unhideWhenUsed="1"/>
+    <w:lsdException w:name="Default Paragraph Font" w:semiHidden="1" w:uiPriority="1" w:unhideWhenUsed="1"/>
     <w:lsdException w:name="Body Text" w:semiHidden="1" w:unhideWhenUsed="1"/>
     <w:lsdException w:name="Body Text Indent" w:semiHidden="1" w:unhideWhenUsed="1"/>
     <w:lsdException w:name="List Continue" w:semiHidden="1" w:unhideWhenUsed="1"/>
@@ -27986,8 +27748,8 @@
     <w:lsdException w:name="Subtle Reference" w:uiPriority="31" w:qFormat="1"/>
     <w:lsdException w:name="Intense Reference" w:uiPriority="32" w:qFormat="1"/>
     <w:lsdException w:name="Book Title" w:uiPriority="33" w:qFormat="1"/>
-    <w:lsdException w:name="Bibliography" w:uiPriority="37" w:semiHidden="1" w:unhideWhenUsed="1"/>
-    <w:lsdException w:name="TOC Heading" w:uiPriority="39" w:semiHidden="1" w:unhideWhenUsed="1" w:qFormat="1"/>
+    <w:lsdException w:name="Bibliography" w:semiHidden="1" w:uiPriority="37" w:unhideWhenUsed="1"/>
+    <w:lsdException w:name="TOC Heading" w:semiHidden="1" w:uiPriority="39" w:unhideWhenUsed="1" w:qFormat="1"/>
     <w:lsdException w:name="Plain Table 1" w:uiPriority="41"/>
     <w:lsdException w:name="Plain Table 2" w:uiPriority="42"/>
     <w:lsdException w:name="Plain Table 3" w:uiPriority="43"/>
@@ -28098,7 +27860,7 @@
     <w:lsdException w:name="Unresolved Mention" w:semiHidden="1" w:unhideWhenUsed="1"/>
     <w:lsdException w:name="Smart Link" w:semiHidden="1" w:unhideWhenUsed="1"/>
   </w:latentStyles>
-  <w:style w:type="paragraph" w:styleId="Normal" w:default="1">
+  <w:style w:type="paragraph" w:default="1" w:styleId="Normal">
     <w:name w:val="Normal"/>
     <w:qFormat/>
     <w:rsid w:val="00915910"/>
@@ -28220,13 +27982,13 @@
       <w:color w:val="666666"/>
     </w:rPr>
   </w:style>
-  <w:style w:type="character" w:styleId="Fuentedeprrafopredeter" w:default="1">
+  <w:style w:type="character" w:default="1" w:styleId="Fuentedeprrafopredeter">
     <w:name w:val="Default Paragraph Font"/>
     <w:uiPriority w:val="1"/>
     <w:semiHidden/>
     <w:unhideWhenUsed/>
   </w:style>
-  <w:style w:type="table" w:styleId="Tablanormal" w:default="1">
+  <w:style w:type="table" w:default="1" w:styleId="Tablanormal">
     <w:name w:val="Normal Table"/>
     <w:uiPriority w:val="99"/>
     <w:semiHidden/>
@@ -28241,13 +28003,13 @@
       </w:tblCellMar>
     </w:tblPr>
   </w:style>
-  <w:style w:type="numbering" w:styleId="Sinlista" w:default="1">
+  <w:style w:type="numbering" w:default="1" w:styleId="Sinlista">
     <w:name w:val="No List"/>
     <w:uiPriority w:val="99"/>
     <w:semiHidden/>
     <w:unhideWhenUsed/>
   </w:style>
-  <w:style w:type="table" w:styleId="TableNormal1" w:customStyle="1">
+  <w:style w:type="table" w:customStyle="1" w:styleId="TableNormal1">
     <w:name w:val="Table Normal1"/>
     <w:tblPr>
       <w:tblCellMar>
@@ -28274,7 +28036,7 @@
       <w:szCs w:val="52"/>
     </w:rPr>
   </w:style>
-  <w:style w:type="table" w:styleId="TableNormal2" w:customStyle="1">
+  <w:style w:type="table" w:customStyle="1" w:styleId="TableNormal2">
     <w:name w:val="Table Normal2"/>
     <w:tblPr>
       <w:tblCellMar>
@@ -28302,7 +28064,7 @@
       <w:szCs w:val="30"/>
     </w:rPr>
   </w:style>
-  <w:style w:type="table" w:styleId="a" w:customStyle="1">
+  <w:style w:type="table" w:customStyle="1" w:styleId="a">
     <w:basedOn w:val="Tablanormal"/>
     <w:tblPr>
       <w:tblStyleRowBandSize w:val="1"/>
@@ -28315,7 +28077,7 @@
       </w:tblCellMar>
     </w:tblPr>
   </w:style>
-  <w:style w:type="table" w:styleId="a0" w:customStyle="1">
+  <w:style w:type="table" w:customStyle="1" w:styleId="a0">
     <w:basedOn w:val="Tablanormal"/>
     <w:tblPr>
       <w:tblStyleRowBandSize w:val="1"/>
@@ -28328,7 +28090,7 @@
       </w:tblCellMar>
     </w:tblPr>
   </w:style>
-  <w:style w:type="table" w:styleId="a1" w:customStyle="1">
+  <w:style w:type="table" w:customStyle="1" w:styleId="a1">
     <w:basedOn w:val="Tablanormal"/>
     <w:tblPr>
       <w:tblStyleRowBandSize w:val="1"/>
@@ -28351,12 +28113,12 @@
     </w:pPr>
     <w:tblPr>
       <w:tblBorders>
-        <w:top w:val="single" w:color="auto" w:sz="4" w:space="0"/>
-        <w:left w:val="single" w:color="auto" w:sz="4" w:space="0"/>
-        <w:bottom w:val="single" w:color="auto" w:sz="4" w:space="0"/>
-        <w:right w:val="single" w:color="auto" w:sz="4" w:space="0"/>
-        <w:insideH w:val="single" w:color="auto" w:sz="4" w:space="0"/>
-        <w:insideV w:val="single" w:color="auto" w:sz="4" w:space="0"/>
+        <w:top w:val="single" w:sz="4" w:space="0" w:color="auto"/>
+        <w:left w:val="single" w:sz="4" w:space="0" w:color="auto"/>
+        <w:bottom w:val="single" w:sz="4" w:space="0" w:color="auto"/>
+        <w:right w:val="single" w:sz="4" w:space="0" w:color="auto"/>
+        <w:insideH w:val="single" w:sz="4" w:space="0" w:color="auto"/>
+        <w:insideV w:val="single" w:sz="4" w:space="0" w:color="auto"/>
       </w:tblBorders>
     </w:tblPr>
   </w:style>
@@ -28375,7 +28137,7 @@
       <w:spacing w:line="240" w:lineRule="auto"/>
     </w:pPr>
   </w:style>
-  <w:style w:type="character" w:styleId="EncabezadoCar" w:customStyle="1">
+  <w:style w:type="character" w:customStyle="1" w:styleId="EncabezadoCar">
     <w:name w:val="Encabezado Car"/>
     <w:basedOn w:val="Fuentedeprrafopredeter"/>
     <w:link w:val="Encabezado"/>
@@ -28397,7 +28159,7 @@
       <w:spacing w:line="240" w:lineRule="auto"/>
     </w:pPr>
   </w:style>
-  <w:style w:type="character" w:styleId="PiedepginaCar" w:customStyle="1">
+  <w:style w:type="character" w:customStyle="1" w:styleId="PiedepginaCar">
     <w:name w:val="Pie de página Car"/>
     <w:basedOn w:val="Fuentedeprrafopredeter"/>
     <w:link w:val="Piedepgina"/>
@@ -28415,12 +28177,12 @@
       <w:spacing w:before="100" w:beforeAutospacing="1" w:after="100" w:afterAutospacing="1" w:line="240" w:lineRule="auto"/>
     </w:pPr>
     <w:rPr>
-      <w:rFonts w:ascii="Times New Roman" w:hAnsi="Times New Roman" w:eastAsia="Times New Roman" w:cs="Times New Roman"/>
+      <w:rFonts w:ascii="Times New Roman" w:eastAsia="Times New Roman" w:hAnsi="Times New Roman" w:cs="Times New Roman"/>
       <w:sz w:val="24"/>
       <w:szCs w:val="24"/>
     </w:rPr>
   </w:style>
-  <w:style w:type="character" w:styleId="Listavistosa-nfasis1Car" w:customStyle="1">
+  <w:style w:type="character" w:customStyle="1" w:styleId="Listavistosa-nfasis1Car">
     <w:name w:val="Lista vistosa - Énfasis 1 Car"/>
     <w:link w:val="Listavistosa-nfasis1"/>
     <w:uiPriority w:val="34"/>
@@ -28461,7 +28223,7 @@
       <w:tblPr/>
       <w:tcPr>
         <w:tcBorders>
-          <w:bottom w:val="single" w:color="FFFFFF" w:themeColor="background1" w:sz="12" w:space="0"/>
+          <w:bottom w:val="single" w:sz="12" w:space="0" w:color="FFFFFF" w:themeColor="background1"/>
         </w:tcBorders>
         <w:shd w:val="clear" w:color="auto" w:fill="9E3A38" w:themeFill="accent2" w:themeFillShade="CC"/>
       </w:tcPr>
@@ -28470,7 +28232,7 @@
       <w:tblPr/>
       <w:tcPr>
         <w:tcBorders>
-          <w:top w:val="single" w:color="000000" w:themeColor="text1" w:sz="12" w:space="0"/>
+          <w:top w:val="single" w:sz="12" w:space="0" w:color="000000" w:themeColor="text1"/>
         </w:tcBorders>
         <w:shd w:val="clear" w:color="auto" w:fill="FFFFFF" w:themeFill="background1"/>
       </w:tcPr>
@@ -28518,7 +28280,7 @@
       <w:u w:val="single"/>
     </w:rPr>
   </w:style>
-  <w:style w:type="character" w:styleId="Mencinsinresolver1" w:customStyle="1">
+  <w:style w:type="character" w:customStyle="1" w:styleId="Mencinsinresolver1">
     <w:name w:val="Mención sin resolver1"/>
     <w:basedOn w:val="Fuentedeprrafopredeter"/>
     <w:uiPriority w:val="99"/>
@@ -28559,7 +28321,7 @@
       <w:szCs w:val="18"/>
     </w:rPr>
   </w:style>
-  <w:style w:type="character" w:styleId="TextodegloboCar" w:customStyle="1">
+  <w:style w:type="character" w:customStyle="1" w:styleId="TextodegloboCar">
     <w:name w:val="Texto de globo Car"/>
     <w:basedOn w:val="Fuentedeprrafopredeter"/>
     <w:link w:val="Textodeglobo"/>
@@ -28598,7 +28360,7 @@
       <w:szCs w:val="20"/>
     </w:rPr>
   </w:style>
-  <w:style w:type="character" w:styleId="TextocomentarioCar" w:customStyle="1">
+  <w:style w:type="character" w:customStyle="1" w:styleId="TextocomentarioCar">
     <w:name w:val="Texto comentario Car"/>
     <w:basedOn w:val="Fuentedeprrafopredeter"/>
     <w:link w:val="Textocomentario"/>
@@ -28623,7 +28385,7 @@
       <w:bCs/>
     </w:rPr>
   </w:style>
-  <w:style w:type="character" w:styleId="AsuntodelcomentarioCar" w:customStyle="1">
+  <w:style w:type="character" w:customStyle="1" w:styleId="AsuntodelcomentarioCar">
     <w:name w:val="Asunto del comentario Car"/>
     <w:basedOn w:val="TextocomentarioCar"/>
     <w:link w:val="Asuntodelcomentario"/>
@@ -28637,7 +28399,7 @@
       <w:szCs w:val="20"/>
     </w:rPr>
   </w:style>
-  <w:style w:type="table" w:styleId="a2" w:customStyle="1">
+  <w:style w:type="table" w:customStyle="1" w:styleId="a2">
     <w:basedOn w:val="TableNormal2"/>
     <w:pPr>
       <w:spacing w:line="240" w:lineRule="auto"/>
@@ -28659,7 +28421,7 @@
       <w:shd w:val="clear" w:color="auto" w:fill="EDF2F8"/>
     </w:tcPr>
   </w:style>
-  <w:style w:type="table" w:styleId="a3" w:customStyle="1">
+  <w:style w:type="table" w:customStyle="1" w:styleId="a3">
     <w:basedOn w:val="TableNormal2"/>
     <w:pPr>
       <w:spacing w:line="240" w:lineRule="auto"/>
@@ -28681,7 +28443,7 @@
       <w:shd w:val="clear" w:color="auto" w:fill="EDF2F8"/>
     </w:tcPr>
   </w:style>
-  <w:style w:type="table" w:styleId="a4" w:customStyle="1">
+  <w:style w:type="table" w:customStyle="1" w:styleId="a4">
     <w:basedOn w:val="TableNormal2"/>
     <w:pPr>
       <w:spacing w:line="240" w:lineRule="auto"/>
@@ -28703,7 +28465,7 @@
       <w:shd w:val="clear" w:color="auto" w:fill="EDF2F8"/>
     </w:tcPr>
   </w:style>
-  <w:style w:type="table" w:styleId="a5" w:customStyle="1">
+  <w:style w:type="table" w:customStyle="1" w:styleId="a5">
     <w:basedOn w:val="TableNormal2"/>
     <w:pPr>
       <w:spacing w:line="240" w:lineRule="auto"/>
@@ -28725,7 +28487,7 @@
       <w:shd w:val="clear" w:color="auto" w:fill="EDF2F8"/>
     </w:tcPr>
   </w:style>
-  <w:style w:type="table" w:styleId="a6" w:customStyle="1">
+  <w:style w:type="table" w:customStyle="1" w:styleId="a6">
     <w:basedOn w:val="TableNormal2"/>
     <w:tblPr>
       <w:tblStyleRowBandSize w:val="1"/>
@@ -28736,7 +28498,7 @@
       </w:tblCellMar>
     </w:tblPr>
   </w:style>
-  <w:style w:type="table" w:styleId="a7" w:customStyle="1">
+  <w:style w:type="table" w:customStyle="1" w:styleId="a7">
     <w:basedOn w:val="TableNormal2"/>
     <w:tblPr>
       <w:tblStyleRowBandSize w:val="1"/>
@@ -28749,7 +28511,7 @@
       </w:tblCellMar>
     </w:tblPr>
   </w:style>
-  <w:style w:type="table" w:styleId="a8" w:customStyle="1">
+  <w:style w:type="table" w:customStyle="1" w:styleId="a8">
     <w:basedOn w:val="TableNormal2"/>
     <w:tblPr>
       <w:tblStyleRowBandSize w:val="1"/>
@@ -28762,7 +28524,7 @@
       </w:tblCellMar>
     </w:tblPr>
   </w:style>
-  <w:style w:type="table" w:styleId="a9" w:customStyle="1">
+  <w:style w:type="table" w:customStyle="1" w:styleId="a9">
     <w:basedOn w:val="TableNormal2"/>
     <w:tblPr>
       <w:tblStyleRowBandSize w:val="1"/>
@@ -28773,7 +28535,7 @@
       </w:tblCellMar>
     </w:tblPr>
   </w:style>
-  <w:style w:type="table" w:styleId="aa" w:customStyle="1">
+  <w:style w:type="table" w:customStyle="1" w:styleId="aa">
     <w:basedOn w:val="TableNormal2"/>
     <w:tblPr>
       <w:tblStyleRowBandSize w:val="1"/>
@@ -28784,7 +28546,7 @@
       </w:tblCellMar>
     </w:tblPr>
   </w:style>
-  <w:style w:type="table" w:styleId="ab" w:customStyle="1">
+  <w:style w:type="table" w:customStyle="1" w:styleId="ab">
     <w:basedOn w:val="TableNormal2"/>
     <w:pPr>
       <w:spacing w:line="240" w:lineRule="auto"/>
@@ -28806,7 +28568,7 @@
       <w:shd w:val="clear" w:color="auto" w:fill="EDF2F8"/>
     </w:tcPr>
   </w:style>
-  <w:style w:type="table" w:styleId="ac" w:customStyle="1">
+  <w:style w:type="table" w:customStyle="1" w:styleId="ac">
     <w:basedOn w:val="TableNormal2"/>
     <w:pPr>
       <w:spacing w:line="240" w:lineRule="auto"/>
@@ -28828,7 +28590,7 @@
       <w:shd w:val="clear" w:color="auto" w:fill="EDF2F8"/>
     </w:tcPr>
   </w:style>
-  <w:style w:type="table" w:styleId="ad" w:customStyle="1">
+  <w:style w:type="table" w:customStyle="1" w:styleId="ad">
     <w:basedOn w:val="TableNormal2"/>
     <w:pPr>
       <w:spacing w:line="240" w:lineRule="auto"/>
@@ -28850,7 +28612,7 @@
       <w:shd w:val="clear" w:color="auto" w:fill="EDF2F8"/>
     </w:tcPr>
   </w:style>
-  <w:style w:type="table" w:styleId="ae" w:customStyle="1">
+  <w:style w:type="table" w:customStyle="1" w:styleId="ae">
     <w:basedOn w:val="TableNormal2"/>
     <w:pPr>
       <w:spacing w:line="240" w:lineRule="auto"/>
@@ -28872,7 +28634,7 @@
       <w:shd w:val="clear" w:color="auto" w:fill="EDF2F8"/>
     </w:tcPr>
   </w:style>
-  <w:style w:type="table" w:styleId="af" w:customStyle="1">
+  <w:style w:type="table" w:customStyle="1" w:styleId="af">
     <w:basedOn w:val="TableNormal2"/>
     <w:pPr>
       <w:spacing w:line="240" w:lineRule="auto"/>
@@ -28894,7 +28656,7 @@
       <w:shd w:val="clear" w:color="auto" w:fill="EDF2F8"/>
     </w:tcPr>
   </w:style>
-  <w:style w:type="table" w:styleId="af0" w:customStyle="1">
+  <w:style w:type="table" w:customStyle="1" w:styleId="af0">
     <w:basedOn w:val="TableNormal2"/>
     <w:pPr>
       <w:spacing w:line="240" w:lineRule="auto"/>
@@ -28916,7 +28678,7 @@
       <w:shd w:val="clear" w:color="auto" w:fill="EDF2F8"/>
     </w:tcPr>
   </w:style>
-  <w:style w:type="table" w:styleId="af1" w:customStyle="1">
+  <w:style w:type="table" w:customStyle="1" w:styleId="af1">
     <w:basedOn w:val="TableNormal2"/>
     <w:pPr>
       <w:spacing w:line="240" w:lineRule="auto"/>
@@ -28938,7 +28700,7 @@
       <w:shd w:val="clear" w:color="auto" w:fill="EDF2F8"/>
     </w:tcPr>
   </w:style>
-  <w:style w:type="table" w:styleId="af2" w:customStyle="1">
+  <w:style w:type="table" w:customStyle="1" w:styleId="af2">
     <w:basedOn w:val="TableNormal2"/>
     <w:pPr>
       <w:spacing w:line="240" w:lineRule="auto"/>
@@ -28960,7 +28722,7 @@
       <w:shd w:val="clear" w:color="auto" w:fill="EDF2F8"/>
     </w:tcPr>
   </w:style>
-  <w:style w:type="table" w:styleId="af3" w:customStyle="1">
+  <w:style w:type="table" w:customStyle="1" w:styleId="af3">
     <w:basedOn w:val="TableNormal2"/>
     <w:pPr>
       <w:spacing w:line="240" w:lineRule="auto"/>
@@ -28994,7 +28756,7 @@
       <w:shd w:val="clear" w:color="auto" w:fill="E1DFDD"/>
     </w:rPr>
   </w:style>
-  <w:style w:type="paragraph" w:styleId="Default" w:customStyle="1">
+  <w:style w:type="paragraph" w:customStyle="1" w:styleId="Default">
     <w:name w:val="Default"/>
     <w:rsid w:val="009614BB"/>
     <w:pPr>
@@ -29038,7 +28800,7 @@
       <w:spacing w:line="240" w:lineRule="auto"/>
     </w:pPr>
   </w:style>
-  <w:style w:type="paragraph" w:styleId="paragraph" w:customStyle="1">
+  <w:style w:type="paragraph" w:customStyle="1" w:styleId="paragraph">
     <w:name w:val="paragraph"/>
     <w:basedOn w:val="Normal"/>
     <w:rsid w:val="00553FC3"/>
@@ -29046,22 +28808,22 @@
       <w:spacing w:before="100" w:beforeAutospacing="1" w:after="100" w:afterAutospacing="1" w:line="240" w:lineRule="auto"/>
     </w:pPr>
     <w:rPr>
-      <w:rFonts w:ascii="Times New Roman" w:hAnsi="Times New Roman" w:eastAsia="Times New Roman" w:cs="Times New Roman"/>
+      <w:rFonts w:ascii="Times New Roman" w:eastAsia="Times New Roman" w:hAnsi="Times New Roman" w:cs="Times New Roman"/>
       <w:sz w:val="24"/>
       <w:szCs w:val="24"/>
     </w:rPr>
   </w:style>
-  <w:style w:type="character" w:styleId="normaltextrun" w:customStyle="1">
+  <w:style w:type="character" w:customStyle="1" w:styleId="normaltextrun">
     <w:name w:val="normaltextrun"/>
     <w:basedOn w:val="Fuentedeprrafopredeter"/>
     <w:rsid w:val="00553FC3"/>
   </w:style>
-  <w:style w:type="character" w:styleId="eop" w:customStyle="1">
+  <w:style w:type="character" w:customStyle="1" w:styleId="eop">
     <w:name w:val="eop"/>
     <w:basedOn w:val="Fuentedeprrafopredeter"/>
     <w:rsid w:val="00553FC3"/>
   </w:style>
-  <w:style w:type="paragraph" w:styleId="my-2" w:customStyle="1">
+  <w:style w:type="paragraph" w:customStyle="1" w:styleId="my-2">
     <w:name w:val="my-2"/>
     <w:basedOn w:val="Normal"/>
     <w:rsid w:val="007256A9"/>
@@ -29069,7 +28831,7 @@
       <w:spacing w:before="100" w:beforeAutospacing="1" w:after="100" w:afterAutospacing="1" w:line="240" w:lineRule="auto"/>
     </w:pPr>
     <w:rPr>
-      <w:rFonts w:ascii="Times New Roman" w:hAnsi="Times New Roman" w:eastAsia="Times New Roman" w:cs="Times New Roman"/>
+      <w:rFonts w:ascii="Times New Roman" w:eastAsia="Times New Roman" w:hAnsi="Times New Roman" w:cs="Times New Roman"/>
       <w:sz w:val="24"/>
       <w:szCs w:val="24"/>
     </w:rPr>
@@ -29087,7 +28849,7 @@
       <w:outlineLvl w:val="9"/>
     </w:pPr>
     <w:rPr>
-      <w:rFonts w:asciiTheme="majorHAnsi" w:hAnsiTheme="majorHAnsi" w:eastAsiaTheme="majorEastAsia" w:cstheme="majorBidi"/>
+      <w:rFonts w:asciiTheme="majorHAnsi" w:eastAsiaTheme="majorEastAsia" w:hAnsiTheme="majorHAnsi" w:cstheme="majorBidi"/>
       <w:color w:val="365F91" w:themeColor="accent1" w:themeShade="BF"/>
       <w:sz w:val="32"/>
       <w:szCs w:val="32"/>
@@ -29142,7 +28904,7 @@
       <w:bCs/>
     </w:rPr>
   </w:style>
-  <w:style w:type="character" w:styleId="Ttulo1Car" w:customStyle="1">
+  <w:style w:type="character" w:customStyle="1" w:styleId="Ttulo1Car">
     <w:name w:val="Título 1 Car"/>
     <w:basedOn w:val="Fuentedeprrafopredeter"/>
     <w:link w:val="Ttulo1"/>
@@ -46451,7 +46213,7 @@
 </file>
 
 <file path=word/glossary/document.xml><?xml version="1.0" encoding="utf-8"?>
-<w:glossaryDocument xmlns:wpc="http://schemas.microsoft.com/office/word/2010/wordprocessingCanvas" xmlns:cx="http://schemas.microsoft.com/office/drawing/2014/chartex" xmlns:cx1="http://schemas.microsoft.com/office/drawing/2015/9/8/chartex" xmlns:cx2="http://schemas.microsoft.com/office/drawing/2015/10/21/chartex" xmlns:cx3="http://schemas.microsoft.com/office/drawing/2016/5/9/chartex" xmlns:cx4="http://schemas.microsoft.com/office/drawing/2016/5/10/chartex" xmlns:cx5="http://schemas.microsoft.com/office/drawing/2016/5/11/chartex" xmlns:cx6="http://schemas.microsoft.com/office/drawing/2016/5/12/chartex" xmlns:cx7="http://schemas.microsoft.com/office/drawing/2016/5/13/chartex" xmlns:cx8="http://schemas.microsoft.com/office/drawing/2016/5/14/chartex" xmlns:mc="http://schemas.openxmlformats.org/markup-compatibility/2006" xmlns:aink="http://schemas.microsoft.com/office/drawing/2016/ink" xmlns:am3d="http://schemas.microsoft.com/office/drawing/2017/model3d" xmlns:o="urn:schemas-microsoft-com:office:office" xmlns:oel="http://schemas.microsoft.com/office/2019/extlst" xmlns:r="http://schemas.openxmlformats.org/officeDocument/2006/relationships" xmlns:m="http://schemas.openxmlformats.org/officeDocument/2006/math" xmlns:v="urn:schemas-microsoft-com:vml" xmlns:wp14="http://schemas.microsoft.com/office/word/2010/wordprocessingDrawing" xmlns:wp="http://schemas.openxmlformats.org/drawingml/2006/wordprocessingDrawing" xmlns:w10="urn:schemas-microsoft-com:office:word" xmlns:w="http://schemas.openxmlformats.org/wordprocessingml/2006/main" xmlns:w14="http://schemas.microsoft.com/office/word/2010/wordml" xmlns:w15="http://schemas.microsoft.com/office/word/2012/wordml" xmlns:w16cex="http://schemas.microsoft.com/office/word/2018/wordml/cex" xmlns:w16cid="http://schemas.microsoft.com/office/word/2016/wordml/cid" xmlns:w16="http://schemas.microsoft.com/office/word/2018/wordml" xmlns:w16du="http://schemas.microsoft.com/office/word/2023/wordml/word16du" xmlns:w16sdtdh="http://schemas.microsoft.com/office/word/2020/wordml/sdtdatahash" xmlns:w16sdtfl="http://schemas.microsoft.com/office/word/2024/wordml/sdtformatlock" xmlns:w16se="http://schemas.microsoft.com/office/word/2015/wordml/symex" xmlns:wpg="http://schemas.microsoft.com/office/word/2010/wordprocessingGroup" xmlns:wpi="http://schemas.microsoft.com/office/word/2010/wordprocessingInk" xmlns:wne="http://schemas.microsoft.com/office/word/2006/wordml" xmlns:wps="http://schemas.microsoft.com/office/word/2010/wordprocessingShape" mc:Ignorable="w14 w15 w16se w16cid w16 w16cex w16sdtdh w16sdtfl w16du wp14">
+<w:glossaryDocument xmlns:wpc="http://schemas.microsoft.com/office/word/2010/wordprocessingCanvas" xmlns:cx="http://schemas.microsoft.com/office/drawing/2014/chartex" xmlns:cx1="http://schemas.microsoft.com/office/drawing/2015/9/8/chartex" xmlns:cx2="http://schemas.microsoft.com/office/drawing/2015/10/21/chartex" xmlns:cx3="http://schemas.microsoft.com/office/drawing/2016/5/9/chartex" xmlns:cx4="http://schemas.microsoft.com/office/drawing/2016/5/10/chartex" xmlns:cx5="http://schemas.microsoft.com/office/drawing/2016/5/11/chartex" xmlns:cx6="http://schemas.microsoft.com/office/drawing/2016/5/12/chartex" xmlns:cx7="http://schemas.microsoft.com/office/drawing/2016/5/13/chartex" xmlns:cx8="http://schemas.microsoft.com/office/drawing/2016/5/14/chartex" xmlns:mc="http://schemas.openxmlformats.org/markup-compatibility/2006" xmlns:aink="http://schemas.microsoft.com/office/drawing/2016/ink" xmlns:am3d="http://schemas.microsoft.com/office/drawing/2017/model3d" xmlns:o="urn:schemas-microsoft-com:office:office" xmlns:r="http://schemas.openxmlformats.org/officeDocument/2006/relationships" xmlns:m="http://schemas.openxmlformats.org/officeDocument/2006/math" xmlns:v="urn:schemas-microsoft-com:vml" xmlns:wp14="http://schemas.microsoft.com/office/word/2010/wordprocessingDrawing" xmlns:wp="http://schemas.openxmlformats.org/drawingml/2006/wordprocessingDrawing" xmlns:w10="urn:schemas-microsoft-com:office:word" xmlns:w="http://schemas.openxmlformats.org/wordprocessingml/2006/main" xmlns:w14="http://schemas.microsoft.com/office/word/2010/wordml" xmlns:w15="http://schemas.microsoft.com/office/word/2012/wordml" xmlns:w16cex="http://schemas.microsoft.com/office/word/2018/wordml/cex" xmlns:w16cid="http://schemas.microsoft.com/office/word/2016/wordml/cid" xmlns:w16="http://schemas.microsoft.com/office/word/2018/wordml" xmlns:w16sdtdh="http://schemas.microsoft.com/office/word/2020/wordml/sdtdatahash" xmlns:w16se="http://schemas.microsoft.com/office/word/2015/wordml/symex" xmlns:wpg="http://schemas.microsoft.com/office/word/2010/wordprocessingGroup" xmlns:wpi="http://schemas.microsoft.com/office/word/2010/wordprocessingInk" xmlns:wne="http://schemas.microsoft.com/office/word/2006/wordml" xmlns:wps="http://schemas.microsoft.com/office/word/2010/wordprocessingShape" mc:Ignorable="w14 w15 w16se w16cid w16 w16cex w16sdtdh wp14">
   <w:docParts>
     <w:docPart>
       <w:docPartPr>
@@ -46571,7 +46333,7 @@
 </file>
 
 <file path=word/glossary/fontTable.xml><?xml version="1.0" encoding="utf-8"?>
-<w:fonts xmlns:mc="http://schemas.openxmlformats.org/markup-compatibility/2006" xmlns:r="http://schemas.openxmlformats.org/officeDocument/2006/relationships" xmlns:w="http://schemas.openxmlformats.org/wordprocessingml/2006/main" xmlns:w14="http://schemas.microsoft.com/office/word/2010/wordml" xmlns:w15="http://schemas.microsoft.com/office/word/2012/wordml" xmlns:w16cex="http://schemas.microsoft.com/office/word/2018/wordml/cex" xmlns:w16cid="http://schemas.microsoft.com/office/word/2016/wordml/cid" xmlns:w16="http://schemas.microsoft.com/office/word/2018/wordml" xmlns:w16du="http://schemas.microsoft.com/office/word/2023/wordml/word16du" xmlns:w16sdtdh="http://schemas.microsoft.com/office/word/2020/wordml/sdtdatahash" xmlns:w16sdtfl="http://schemas.microsoft.com/office/word/2024/wordml/sdtformatlock" xmlns:w16se="http://schemas.microsoft.com/office/word/2015/wordml/symex" mc:Ignorable="w14 w15 w16se w16cid w16 w16cex w16sdtdh w16sdtfl w16du">
+<w:fonts xmlns:mc="http://schemas.openxmlformats.org/markup-compatibility/2006" xmlns:r="http://schemas.openxmlformats.org/officeDocument/2006/relationships" xmlns:w="http://schemas.openxmlformats.org/wordprocessingml/2006/main" xmlns:w14="http://schemas.microsoft.com/office/word/2010/wordml" xmlns:w15="http://schemas.microsoft.com/office/word/2012/wordml" xmlns:w16cex="http://schemas.microsoft.com/office/word/2018/wordml/cex" xmlns:w16cid="http://schemas.microsoft.com/office/word/2016/wordml/cid" xmlns:w16="http://schemas.microsoft.com/office/word/2018/wordml" xmlns:w16sdtdh="http://schemas.microsoft.com/office/word/2020/wordml/sdtdatahash" xmlns:w16se="http://schemas.microsoft.com/office/word/2015/wordml/symex" mc:Ignorable="w14 w15 w16se w16cid w16 w16cex w16sdtdh">
   <w:font w:name="Times New Roman">
     <w:panose1 w:val="02020603050405020304"/>
     <w:charset w:val="00"/>
@@ -46638,15 +46400,12 @@
     <w:sig w:usb0="E00002FF" w:usb1="6AC7FDFB" w:usb2="08000012" w:usb3="00000000" w:csb0="0002009F" w:csb1="00000000"/>
   </w:font>
   <w:font w:name="Yu Mincho">
-    <w:altName w:val="游明朝"/>
-    <w:panose1 w:val="02020400000000000000"/>
     <w:charset w:val="80"/>
     <w:family w:val="roman"/>
     <w:pitch w:val="variable"/>
     <w:sig w:usb0="800002E7" w:usb1="2AC7FCFF" w:usb2="00000012" w:usb3="00000000" w:csb0="0002009F" w:csb1="00000000"/>
   </w:font>
   <w:font w:name="Yu Gothic Light">
-    <w:altName w:val="游ゴシック Light"/>
     <w:panose1 w:val="020B0300000000000000"/>
     <w:charset w:val="80"/>
     <w:family w:val="swiss"/>
@@ -46664,7 +46423,7 @@
 </file>
 
 <file path=word/glossary/settings.xml><?xml version="1.0" encoding="utf-8"?>
-<w:settings xmlns:mc="http://schemas.openxmlformats.org/markup-compatibility/2006" xmlns:o="urn:schemas-microsoft-com:office:office" xmlns:r="http://schemas.openxmlformats.org/officeDocument/2006/relationships" xmlns:m="http://schemas.openxmlformats.org/officeDocument/2006/math" xmlns:v="urn:schemas-microsoft-com:vml" xmlns:w10="urn:schemas-microsoft-com:office:word" xmlns:w="http://schemas.openxmlformats.org/wordprocessingml/2006/main" xmlns:w14="http://schemas.microsoft.com/office/word/2010/wordml" xmlns:w15="http://schemas.microsoft.com/office/word/2012/wordml" xmlns:w16cex="http://schemas.microsoft.com/office/word/2018/wordml/cex" xmlns:w16cid="http://schemas.microsoft.com/office/word/2016/wordml/cid" xmlns:w16="http://schemas.microsoft.com/office/word/2018/wordml" xmlns:w16du="http://schemas.microsoft.com/office/word/2023/wordml/word16du" xmlns:w16sdtdh="http://schemas.microsoft.com/office/word/2020/wordml/sdtdatahash" xmlns:w16sdtfl="http://schemas.microsoft.com/office/word/2024/wordml/sdtformatlock" xmlns:w16se="http://schemas.microsoft.com/office/word/2015/wordml/symex" xmlns:sl="http://schemas.openxmlformats.org/schemaLibrary/2006/main" mc:Ignorable="w14 w15 w16se w16cid w16 w16cex w16sdtdh w16sdtfl w16du">
+<w:settings xmlns:mc="http://schemas.openxmlformats.org/markup-compatibility/2006" xmlns:o="urn:schemas-microsoft-com:office:office" xmlns:r="http://schemas.openxmlformats.org/officeDocument/2006/relationships" xmlns:m="http://schemas.openxmlformats.org/officeDocument/2006/math" xmlns:v="urn:schemas-microsoft-com:vml" xmlns:w10="urn:schemas-microsoft-com:office:word" xmlns:w="http://schemas.openxmlformats.org/wordprocessingml/2006/main" xmlns:w14="http://schemas.microsoft.com/office/word/2010/wordml" xmlns:w15="http://schemas.microsoft.com/office/word/2012/wordml" xmlns:w16cex="http://schemas.microsoft.com/office/word/2018/wordml/cex" xmlns:w16cid="http://schemas.microsoft.com/office/word/2016/wordml/cid" xmlns:w16="http://schemas.microsoft.com/office/word/2018/wordml" xmlns:w16sdtdh="http://schemas.microsoft.com/office/word/2020/wordml/sdtdatahash" xmlns:w16se="http://schemas.microsoft.com/office/word/2015/wordml/symex" xmlns:sl="http://schemas.openxmlformats.org/schemaLibrary/2006/main" mc:Ignorable="w14 w15 w16se w16cid w16 w16cex w16sdtdh">
   <w:view w:val="normal"/>
   <w:defaultTabStop w:val="708"/>
   <w:hyphenationZone w:val="425"/>
@@ -46686,21 +46445,21 @@
     <w:rsid w:val="001630BB"/>
     <w:rsid w:val="00244074"/>
     <w:rsid w:val="00244BDC"/>
+    <w:rsid w:val="00314D04"/>
     <w:rsid w:val="00397324"/>
     <w:rsid w:val="005500B0"/>
     <w:rsid w:val="00664618"/>
     <w:rsid w:val="00741795"/>
     <w:rsid w:val="00744B5A"/>
     <w:rsid w:val="00891FF8"/>
-    <w:rsid w:val="008C2718"/>
     <w:rsid w:val="009728FF"/>
     <w:rsid w:val="00A11DA1"/>
-    <w:rsid w:val="00A47CDC"/>
     <w:rsid w:val="00BE437E"/>
     <w:rsid w:val="00CB3CC1"/>
     <w:rsid w:val="00E20731"/>
     <w:rsid w:val="00E92130"/>
     <w:rsid w:val="00F2070A"/>
+    <w:rsid w:val="00FA566B"/>
   </w:rsids>
   <m:mathPr>
     <m:mathFont m:val="Cambria Math"/>
@@ -46717,14 +46476,14 @@
   </m:mathPr>
   <w:themeFontLang w:val="es-CO" w:eastAsia="ja-JP" w:bidi="ar-SA"/>
   <w:clrSchemeMapping w:bg1="light1" w:t1="dark1" w:bg2="light2" w:t2="dark2" w:accent1="accent1" w:accent2="accent2" w:accent3="accent3" w:accent4="accent4" w:accent5="accent5" w:accent6="accent6" w:hyperlink="hyperlink" w:followedHyperlink="followedHyperlink"/>
-  <w:decimalSymbol w:val="."/>
-  <w:listSeparator w:val=","/>
+  <w:decimalSymbol w:val=","/>
+  <w:listSeparator w:val=";"/>
   <w15:chartTrackingRefBased/>
 </w:settings>
 </file>
 
 <file path=word/glossary/styles.xml><?xml version="1.0" encoding="utf-8"?>
-<w:styles xmlns:mc="http://schemas.openxmlformats.org/markup-compatibility/2006" xmlns:r="http://schemas.openxmlformats.org/officeDocument/2006/relationships" xmlns:w="http://schemas.openxmlformats.org/wordprocessingml/2006/main" xmlns:w14="http://schemas.microsoft.com/office/word/2010/wordml" xmlns:w15="http://schemas.microsoft.com/office/word/2012/wordml" xmlns:w16cex="http://schemas.microsoft.com/office/word/2018/wordml/cex" xmlns:w16cid="http://schemas.microsoft.com/office/word/2016/wordml/cid" xmlns:w16="http://schemas.microsoft.com/office/word/2018/wordml" xmlns:w16du="http://schemas.microsoft.com/office/word/2023/wordml/word16du" xmlns:w16sdtdh="http://schemas.microsoft.com/office/word/2020/wordml/sdtdatahash" xmlns:w16sdtfl="http://schemas.microsoft.com/office/word/2024/wordml/sdtformatlock" xmlns:w16se="http://schemas.microsoft.com/office/word/2015/wordml/symex" mc:Ignorable="w14 w15 w16se w16cid w16 w16cex w16sdtdh w16sdtfl w16du">
+<w:styles xmlns:mc="http://schemas.openxmlformats.org/markup-compatibility/2006" xmlns:r="http://schemas.openxmlformats.org/officeDocument/2006/relationships" xmlns:w="http://schemas.openxmlformats.org/wordprocessingml/2006/main" xmlns:w14="http://schemas.microsoft.com/office/word/2010/wordml" xmlns:w15="http://schemas.microsoft.com/office/word/2012/wordml" xmlns:w16cex="http://schemas.microsoft.com/office/word/2018/wordml/cex" xmlns:w16cid="http://schemas.microsoft.com/office/word/2016/wordml/cid" xmlns:w16="http://schemas.microsoft.com/office/word/2018/wordml" xmlns:w16sdtdh="http://schemas.microsoft.com/office/word/2020/wordml/sdtdatahash" xmlns:w16se="http://schemas.microsoft.com/office/word/2015/wordml/symex" mc:Ignorable="w14 w15 w16se w16cid w16 w16cex w16sdtdh">
   <w:docDefaults>
     <w:rPrDefault>
       <w:rPr>
@@ -47167,19 +46926,6 @@
     <w:name w:val="D36C046849BE4ED8B01601C8F656247E"/>
     <w:rsid w:val="00744B5A"/>
   </w:style>
-  <w:style w:type="paragraph" w:customStyle="1" w:styleId="56B9E574237C4626BDCA86F42F3E1331">
-    <w:name w:val="56B9E574237C4626BDCA86F42F3E1331"/>
-    <w:rsid w:val="005500B0"/>
-    <w:pPr>
-      <w:spacing w:line="278" w:lineRule="auto"/>
-    </w:pPr>
-    <w:rPr>
-      <w:kern w:val="2"/>
-      <w:sz w:val="24"/>
-      <w:szCs w:val="24"/>
-      <w14:ligatures w14:val="standardContextual"/>
-    </w:rPr>
-  </w:style>
   <w:style w:type="paragraph" w:customStyle="1" w:styleId="C9A732D072D8447BB2FE42FFD91CADF4">
     <w:name w:val="C9A732D072D8447BB2FE42FFD91CADF4"/>
     <w:rsid w:val="001630BB"/>
@@ -47188,7 +46934,7 @@
 </file>
 
 <file path=word/glossary/webSettings.xml><?xml version="1.0" encoding="utf-8"?>
-<w:webSettings xmlns:mc="http://schemas.openxmlformats.org/markup-compatibility/2006" xmlns:r="http://schemas.openxmlformats.org/officeDocument/2006/relationships" xmlns:w="http://schemas.openxmlformats.org/wordprocessingml/2006/main" xmlns:w14="http://schemas.microsoft.com/office/word/2010/wordml" xmlns:w15="http://schemas.microsoft.com/office/word/2012/wordml" xmlns:w16cex="http://schemas.microsoft.com/office/word/2018/wordml/cex" xmlns:w16cid="http://schemas.microsoft.com/office/word/2016/wordml/cid" xmlns:w16="http://schemas.microsoft.com/office/word/2018/wordml" xmlns:w16du="http://schemas.microsoft.com/office/word/2023/wordml/word16du" xmlns:w16sdtdh="http://schemas.microsoft.com/office/word/2020/wordml/sdtdatahash" xmlns:w16sdtfl="http://schemas.microsoft.com/office/word/2024/wordml/sdtformatlock" xmlns:w16se="http://schemas.microsoft.com/office/word/2015/wordml/symex" mc:Ignorable="w14 w15 w16se w16cid w16 w16cex w16sdtdh w16sdtfl w16du">
+<w:webSettings xmlns:mc="http://schemas.openxmlformats.org/markup-compatibility/2006" xmlns:r="http://schemas.openxmlformats.org/officeDocument/2006/relationships" xmlns:w="http://schemas.openxmlformats.org/wordprocessingml/2006/main" xmlns:w14="http://schemas.microsoft.com/office/word/2010/wordml" xmlns:w15="http://schemas.microsoft.com/office/word/2012/wordml" xmlns:w16cex="http://schemas.microsoft.com/office/word/2018/wordml/cex" xmlns:w16cid="http://schemas.microsoft.com/office/word/2016/wordml/cid" xmlns:w16="http://schemas.microsoft.com/office/word/2018/wordml" xmlns:w16sdtdh="http://schemas.microsoft.com/office/word/2020/wordml/sdtdatahash" xmlns:w16se="http://schemas.microsoft.com/office/word/2015/wordml/symex" mc:Ignorable="w14 w15 w16se w16cid w16 w16cex w16sdtdh">
   <w:optimizeForBrowser/>
   <w:allowPNG/>
 </w:webSettings>
@@ -47540,233 +47286,6 @@
 </file>
 
 <file path=customXml/item1.xml><?xml version="1.0" encoding="utf-8"?>
-<?mso-contentType ?>
-<FormTemplates xmlns="http://schemas.microsoft.com/sharepoint/v3/contenttype/forms">
-  <Display>DocumentLibraryForm</Display>
-  <Edit>DocumentLibraryForm</Edit>
-  <New>DocumentLibraryForm</New>
-</FormTemplates>
-</file>
-
-<file path=customXml/item2.xml><?xml version="1.0" encoding="utf-8"?>
-<p:properties xmlns:p="http://schemas.microsoft.com/office/2006/metadata/properties" xmlns:xsi="http://www.w3.org/2001/XMLSchema-instance" xmlns:pc="http://schemas.microsoft.com/office/infopath/2007/PartnerControls">
-  <documentManagement>
-    <TaxCatchAll xmlns="2c0ff4f8-6664-4eb8-8bb0-965f2536cb1b" xsi:nil="true"/>
-    <lcf76f155ced4ddcb4097134ff3c332f xmlns="2b6b437a-5846-4934-ac66-7de06297595b">
-      <Terms xmlns="http://schemas.microsoft.com/office/infopath/2007/PartnerControls"/>
-    </lcf76f155ced4ddcb4097134ff3c332f>
-  </documentManagement>
-</p:properties>
-</file>
-
-<file path=customXml/item3.xml><?xml version="1.0" encoding="utf-8"?>
-<go:gDocsCustomXmlDataStorage xmlns:go="http://customooxmlschemas.google.com/" xmlns:r="http://schemas.openxmlformats.org/officeDocument/2006/relationships">
-  <go:docsCustomData xmlns:go="http://customooxmlschemas.google.com/" roundtripDataSignature="AMtx7mgVwfTnThMJ3osM2v0+q+LoagmeAQ==">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</go:docsCustomData>
-</go:gDocsCustomXmlDataStorage>
-</file>
-
-<file path=customXml/item4.xml><?xml version="1.0" encoding="utf-8"?>
-<ct:contentTypeSchema xmlns:ct="http://schemas.microsoft.com/office/2006/metadata/contentType" xmlns:ma="http://schemas.microsoft.com/office/2006/metadata/properties/metaAttributes" ct:_="" ma:_="" ma:contentTypeName="Documento" ma:contentTypeID="0x010100FD531872C7CE554584EF00C37E403D8B" ma:contentTypeVersion="12" ma:contentTypeDescription="Crear nuevo documento." ma:contentTypeScope="" ma:versionID="31ec82868ee9b6bc1821db441fdafaf4">
-  <xsd:schema xmlns:xsd="http://www.w3.org/2001/XMLSchema" xmlns:xs="http://www.w3.org/2001/XMLSchema" xmlns:p="http://schemas.microsoft.com/office/2006/metadata/properties" xmlns:ns2="2b6b437a-5846-4934-ac66-7de06297595b" xmlns:ns3="2c0ff4f8-6664-4eb8-8bb0-965f2536cb1b" targetNamespace="http://schemas.microsoft.com/office/2006/metadata/properties" ma:root="true" ma:fieldsID="dfd02cd6e973274cdf3c9f2822ea5e9d" ns2:_="" ns3:_="">
-    <xsd:import namespace="2b6b437a-5846-4934-ac66-7de06297595b"/>
-    <xsd:import namespace="2c0ff4f8-6664-4eb8-8bb0-965f2536cb1b"/>
-    <xsd:element name="properties">
-      <xsd:complexType>
-        <xsd:sequence>
-          <xsd:element name="documentManagement">
-            <xsd:complexType>
-              <xsd:all>
-                <xsd:element ref="ns2:MediaServiceMetadata" minOccurs="0"/>
-                <xsd:element ref="ns2:MediaServiceFastMetadata" minOccurs="0"/>
-                <xsd:element ref="ns2:MediaServiceSearchProperties" minOccurs="0"/>
-                <xsd:element ref="ns2:MediaServiceDateTaken" minOccurs="0"/>
-                <xsd:element ref="ns2:lcf76f155ced4ddcb4097134ff3c332f" minOccurs="0"/>
-                <xsd:element ref="ns3:TaxCatchAll" minOccurs="0"/>
-                <xsd:element ref="ns2:MediaServiceOCR" minOccurs="0"/>
-                <xsd:element ref="ns2:MediaServiceGenerationTime" minOccurs="0"/>
-                <xsd:element ref="ns2:MediaServiceEventHashCode" minOccurs="0"/>
-                <xsd:element ref="ns2:MediaLengthInSeconds" minOccurs="0"/>
-                <xsd:element ref="ns2:MediaServiceLocation" minOccurs="0"/>
-              </xsd:all>
-            </xsd:complexType>
-          </xsd:element>
-        </xsd:sequence>
-      </xsd:complexType>
-    </xsd:element>
-  </xsd:schema>
-  <xsd:schema xmlns:xsd="http://www.w3.org/2001/XMLSchema" xmlns:xs="http://www.w3.org/2001/XMLSchema" xmlns:dms="http://schemas.microsoft.com/office/2006/documentManagement/types" xmlns:pc="http://schemas.microsoft.com/office/infopath/2007/PartnerControls" targetNamespace="2b6b437a-5846-4934-ac66-7de06297595b" elementFormDefault="qualified">
-    <xsd:import namespace="http://schemas.microsoft.com/office/2006/documentManagement/types"/>
-    <xsd:import namespace="http://schemas.microsoft.com/office/infopath/2007/PartnerControls"/>
-    <xsd:element name="MediaServiceMetadata" ma:index="8" nillable="true" ma:displayName="MediaServiceMetadata" ma:hidden="true" ma:internalName="MediaServiceMetadata" ma:readOnly="true">
-      <xsd:simpleType>
-        <xsd:restriction base="dms:Note"/>
-      </xsd:simpleType>
-    </xsd:element>
-    <xsd:element name="MediaServiceFastMetadata" ma:index="9" nillable="true" ma:displayName="MediaServiceFastMetadata" ma:hidden="true" ma:internalName="MediaServiceFastMetadata" ma:readOnly="true">
-      <xsd:simpleType>
-        <xsd:restriction base="dms:Note"/>
-      </xsd:simpleType>
-    </xsd:element>
-    <xsd:element name="MediaServiceSearchProperties" ma:index="10" nillable="true" ma:displayName="MediaServiceSearchProperties" ma:hidden="true" ma:internalName="MediaServiceSearchProperties" ma:readOnly="true">
-      <xsd:simpleType>
-        <xsd:restriction base="dms:Note"/>
-      </xsd:simpleType>
-    </xsd:element>
-    <xsd:element name="MediaServiceDateTaken" ma:index="11" nillable="true" ma:displayName="MediaServiceDateTaken" ma:hidden="true" ma:indexed="true" ma:internalName="MediaServiceDateTaken" ma:readOnly="true">
-      <xsd:simpleType>
-        <xsd:restriction base="dms:Text"/>
-      </xsd:simpleType>
-    </xsd:element>
-    <xsd:element name="lcf76f155ced4ddcb4097134ff3c332f" ma:index="13" nillable="true" ma:taxonomy="true" ma:internalName="lcf76f155ced4ddcb4097134ff3c332f" ma:taxonomyFieldName="MediaServiceImageTags" ma:displayName="Etiquetas de imagen" ma:readOnly="false" ma:fieldId="{5cf76f15-5ced-4ddc-b409-7134ff3c332f}" ma:taxonomyMulti="true" ma:sspId="d33c8c81-5745-4931-bcc4-c2aeafe86780" ma:termSetId="09814cd3-568e-fe90-9814-8d621ff8fb84" ma:anchorId="fba54fb3-c3e1-fe81-a776-ca4b69148c4d" ma:open="true" ma:isKeyword="false">
-      <xsd:complexType>
-        <xsd:sequence>
-          <xsd:element ref="pc:Terms" minOccurs="0" maxOccurs="1"/>
-        </xsd:sequence>
-      </xsd:complexType>
-    </xsd:element>
-    <xsd:element name="MediaServiceOCR" ma:index="15" nillable="true" ma:displayName="Extracted Text" ma:internalName="MediaServiceOCR" ma:readOnly="true">
-      <xsd:simpleType>
-        <xsd:restriction base="dms:Note">
-          <xsd:maxLength value="255"/>
-        </xsd:restriction>
-      </xsd:simpleType>
-    </xsd:element>
-    <xsd:element name="MediaServiceGenerationTime" ma:index="16" nillable="true" ma:displayName="MediaServiceGenerationTime" ma:hidden="true" ma:internalName="MediaServiceGenerationTime" ma:readOnly="true">
-      <xsd:simpleType>
-        <xsd:restriction base="dms:Text"/>
-      </xsd:simpleType>
-    </xsd:element>
-    <xsd:element name="MediaServiceEventHashCode" ma:index="17" nillable="true" ma:displayName="MediaServiceEventHashCode" ma:hidden="true" ma:internalName="MediaServiceEventHashCode" ma:readOnly="true">
-      <xsd:simpleType>
-        <xsd:restriction base="dms:Text"/>
-      </xsd:simpleType>
-    </xsd:element>
-    <xsd:element name="MediaLengthInSeconds" ma:index="18" nillable="true" ma:displayName="MediaLengthInSeconds" ma:hidden="true" ma:internalName="MediaLengthInSeconds" ma:readOnly="true">
-      <xsd:simpleType>
-        <xsd:restriction base="dms:Unknown"/>
-      </xsd:simpleType>
-    </xsd:element>
-    <xsd:element name="MediaServiceLocation" ma:index="19" nillable="true" ma:displayName="Location" ma:indexed="true" ma:internalName="MediaServiceLocation" ma:readOnly="true">
-      <xsd:simpleType>
-        <xsd:restriction base="dms:Text"/>
-      </xsd:simpleType>
-    </xsd:element>
-  </xsd:schema>
-  <xsd:schema xmlns:xsd="http://www.w3.org/2001/XMLSchema" xmlns:xs="http://www.w3.org/2001/XMLSchema" xmlns:dms="http://schemas.microsoft.com/office/2006/documentManagement/types" xmlns:pc="http://schemas.microsoft.com/office/infopath/2007/PartnerControls" targetNamespace="2c0ff4f8-6664-4eb8-8bb0-965f2536cb1b" elementFormDefault="qualified">
-    <xsd:import namespace="http://schemas.microsoft.com/office/2006/documentManagement/types"/>
-    <xsd:import namespace="http://schemas.microsoft.com/office/infopath/2007/PartnerControls"/>
-    <xsd:element name="TaxCatchAll" ma:index="14" nillable="true" ma:displayName="Taxonomy Catch All Column" ma:hidden="true" ma:list="{b1b51f16-9315-4d91-a842-b6a7513aaa38}" ma:internalName="TaxCatchAll" ma:showField="CatchAllData" ma:web="2c0ff4f8-6664-4eb8-8bb0-965f2536cb1b">
-      <xsd:complexType>
-        <xsd:complexContent>
-          <xsd:extension base="dms:MultiChoiceLookup">
-            <xsd:sequence>
-              <xsd:element name="Value" type="dms:Lookup" maxOccurs="unbounded" minOccurs="0" nillable="true"/>
-            </xsd:sequence>
-          </xsd:extension>
-        </xsd:complexContent>
-      </xsd:complexType>
-    </xsd:element>
-  </xsd:schema>
-  <xsd:schema xmlns="http://schemas.openxmlformats.org/package/2006/metadata/core-properties" xmlns:xsd="http://www.w3.org/2001/XMLSchema" xmlns:xsi="http://www.w3.org/2001/XMLSchema-instance" xmlns:dc="http://purl.org/dc/elements/1.1/" xmlns:dcterms="http://purl.org/dc/terms/" xmlns:odoc="http://schemas.microsoft.com/internal/obd" targetNamespace="http://schemas.openxmlformats.org/package/2006/metadata/core-properties" elementFormDefault="qualified" attributeFormDefault="unqualified" blockDefault="#all">
-    <xsd:import namespace="http://purl.org/dc/elements/1.1/" schemaLocation="http://dublincore.org/schemas/xmls/qdc/2003/04/02/dc.xsd"/>
-    <xsd:import namespace="http://purl.org/dc/terms/" schemaLocation="http://dublincore.org/schemas/xmls/qdc/2003/04/02/dcterms.xsd"/>
-    <xsd:element name="coreProperties" type="CT_coreProperties"/>
-    <xsd:complexType name="CT_coreProperties">
-      <xsd:all>
-        <xsd:element ref="dc:creator" minOccurs="0" maxOccurs="1"/>
-        <xsd:element ref="dcterms:created" minOccurs="0" maxOccurs="1"/>
-        <xsd:element ref="dc:identifier" minOccurs="0" maxOccurs="1"/>
-        <xsd:element name="contentType" minOccurs="0" maxOccurs="1" type="xsd:string" ma:index="0" ma:displayName="Tipo de contenido"/>
-        <xsd:element ref="dc:title" minOccurs="0" maxOccurs="1" ma:index="4" ma:displayName="Título"/>
-        <xsd:element ref="dc:subject" minOccurs="0" maxOccurs="1"/>
-        <xsd:element ref="dc:description" minOccurs="0" maxOccurs="1"/>
-        <xsd:element name="keywords" minOccurs="0" maxOccurs="1" type="xsd:string"/>
-        <xsd:element ref="dc:language" minOccurs="0" maxOccurs="1"/>
-        <xsd:element name="category" minOccurs="0" maxOccurs="1" type="xsd:string"/>
-        <xsd:element name="version" minOccurs="0" maxOccurs="1" type="xsd:string"/>
-        <xsd:element name="revision" minOccurs="0" maxOccurs="1" type="xsd:string">
-          <xsd:annotation>
-            <xsd:documentation>
-                        This value indicates the number of saves or revisions. The application is responsible for updating this value after each revision.
-                    </xsd:documentation>
-          </xsd:annotation>
-        </xsd:element>
-        <xsd:element name="lastModifiedBy" minOccurs="0" maxOccurs="1" type="xsd:string"/>
-        <xsd:element ref="dcterms:modified" minOccurs="0" maxOccurs="1"/>
-        <xsd:element name="contentStatus" minOccurs="0" maxOccurs="1" type="xsd:string"/>
-      </xsd:all>
-    </xsd:complexType>
-  </xsd:schema>
-  <xs:schema xmlns:pc="http://schemas.microsoft.com/office/infopath/2007/PartnerControls" xmlns:xs="http://www.w3.org/2001/XMLSchema" targetNamespace="http://schemas.microsoft.com/office/infopath/2007/PartnerControls" elementFormDefault="qualified" attributeFormDefault="unqualified">
-    <xs:element name="Person">
-      <xs:complexType>
-        <xs:sequence>
-          <xs:element ref="pc:DisplayName" minOccurs="0"/>
-          <xs:element ref="pc:AccountId" minOccurs="0"/>
-          <xs:element ref="pc:AccountType" minOccurs="0"/>
-        </xs:sequence>
-      </xs:complexType>
-    </xs:element>
-    <xs:element name="DisplayName" type="xs:string"/>
-    <xs:element name="AccountId" type="xs:string"/>
-    <xs:element name="AccountType" type="xs:string"/>
-    <xs:element name="BDCAssociatedEntity">
-      <xs:complexType>
-        <xs:sequence>
-          <xs:element ref="pc:BDCEntity" minOccurs="0" maxOccurs="unbounded"/>
-        </xs:sequence>
-        <xs:attribute ref="pc:EntityNamespace"/>
-        <xs:attribute ref="pc:EntityName"/>
-        <xs:attribute ref="pc:SystemInstanceName"/>
-        <xs:attribute ref="pc:AssociationName"/>
-      </xs:complexType>
-    </xs:element>
-    <xs:attribute name="EntityNamespace" type="xs:string"/>
-    <xs:attribute name="EntityName" type="xs:string"/>
-    <xs:attribute name="SystemInstanceName" type="xs:string"/>
-    <xs:attribute name="AssociationName" type="xs:string"/>
-    <xs:element name="BDCEntity">
-      <xs:complexType>
-        <xs:sequence>
-          <xs:element ref="pc:EntityDisplayName" minOccurs="0"/>
-          <xs:element ref="pc:EntityInstanceReference" minOccurs="0"/>
-          <xs:element ref="pc:EntityId1" minOccurs="0"/>
-          <xs:element ref="pc:EntityId2" minOccurs="0"/>
-          <xs:element ref="pc:EntityId3" minOccurs="0"/>
-          <xs:element ref="pc:EntityId4" minOccurs="0"/>
-          <xs:element ref="pc:EntityId5" minOccurs="0"/>
-        </xs:sequence>
-      </xs:complexType>
-    </xs:element>
-    <xs:element name="EntityDisplayName" type="xs:string"/>
-    <xs:element name="EntityInstanceReference" type="xs:string"/>
-    <xs:element name="EntityId1" type="xs:string"/>
-    <xs:element name="EntityId2" type="xs:string"/>
-    <xs:element name="EntityId3" type="xs:string"/>
-    <xs:element name="EntityId4" type="xs:string"/>
-    <xs:element name="EntityId5" type="xs:string"/>
-    <xs:element name="Terms">
-      <xs:complexType>
-        <xs:sequence>
-          <xs:element ref="pc:TermInfo" minOccurs="0" maxOccurs="unbounded"/>
-        </xs:sequence>
-      </xs:complexType>
-    </xs:element>
-    <xs:element name="TermInfo">
-      <xs:complexType>
-        <xs:sequence>
-          <xs:element ref="pc:TermName" minOccurs="0"/>
-          <xs:element ref="pc:TermId" minOccurs="0"/>
-        </xs:sequence>
-      </xs:complexType>
-    </xs:element>
-    <xs:element name="TermName" type="xs:string"/>
-    <xs:element name="TermId" type="xs:string"/>
-  </xs:schema>
-</ct:contentTypeSchema>
-</file>
-
-<file path=customXml/item5.xml><?xml version="1.0" encoding="utf-8"?>
 <b:Sources xmlns:b="http://schemas.openxmlformats.org/officeDocument/2006/bibliography" xmlns="http://schemas.openxmlformats.org/officeDocument/2006/bibliography" SelectedStyle="\APASixthEditionOfficeOnline.xsl" StyleName="APA" Version="6">
   <b:Source>
     <b:Tag>Nic01</b:Tag>
@@ -48111,7 +47630,242 @@
 </b:Sources>
 </file>
 
+<file path=customXml/item2.xml><?xml version="1.0" encoding="utf-8"?>
+<?mso-contentType ?>
+<FormTemplates xmlns="http://schemas.microsoft.com/sharepoint/v3/contenttype/forms">
+  <Display>DocumentLibraryForm</Display>
+  <Edit>DocumentLibraryForm</Edit>
+  <New>DocumentLibraryForm</New>
+</FormTemplates>
+</file>
+
+<file path=customXml/item3.xml><?xml version="1.0" encoding="utf-8"?>
+<p:properties xmlns:p="http://schemas.microsoft.com/office/2006/metadata/properties" xmlns:xsi="http://www.w3.org/2001/XMLSchema-instance" xmlns:pc="http://schemas.microsoft.com/office/infopath/2007/PartnerControls">
+  <documentManagement>
+    <TaxCatchAll xmlns="2c0ff4f8-6664-4eb8-8bb0-965f2536cb1b" xsi:nil="true"/>
+    <lcf76f155ced4ddcb4097134ff3c332f xmlns="2b6b437a-5846-4934-ac66-7de06297595b">
+      <Terms xmlns="http://schemas.microsoft.com/office/infopath/2007/PartnerControls"/>
+    </lcf76f155ced4ddcb4097134ff3c332f>
+  </documentManagement>
+</p:properties>
+</file>
+
+<file path=customXml/item4.xml><?xml version="1.0" encoding="utf-8"?>
+<go:gDocsCustomXmlDataStorage xmlns:go="http://customooxmlschemas.google.com/" xmlns:r="http://schemas.openxmlformats.org/officeDocument/2006/relationships">
+  <go:docsCustomData xmlns:go="http://customooxmlschemas.google.com/" roundtripDataSignature="AMtx7mgVwfTnThMJ3osM2v0+q+LoagmeAQ==">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</go:docsCustomData>
+</go:gDocsCustomXmlDataStorage>
+</file>
+
+<file path=customXml/item5.xml><?xml version="1.0" encoding="utf-8"?>
+<ct:contentTypeSchema xmlns:ct="http://schemas.microsoft.com/office/2006/metadata/contentType" xmlns:ma="http://schemas.microsoft.com/office/2006/metadata/properties/metaAttributes" ct:_="" ma:_="" ma:contentTypeName="Documento" ma:contentTypeID="0x010100FD531872C7CE554584EF00C37E403D8B" ma:contentTypeVersion="12" ma:contentTypeDescription="Crear nuevo documento." ma:contentTypeScope="" ma:versionID="31ec82868ee9b6bc1821db441fdafaf4">
+  <xsd:schema xmlns:xsd="http://www.w3.org/2001/XMLSchema" xmlns:xs="http://www.w3.org/2001/XMLSchema" xmlns:p="http://schemas.microsoft.com/office/2006/metadata/properties" xmlns:ns2="2b6b437a-5846-4934-ac66-7de06297595b" xmlns:ns3="2c0ff4f8-6664-4eb8-8bb0-965f2536cb1b" targetNamespace="http://schemas.microsoft.com/office/2006/metadata/properties" ma:root="true" ma:fieldsID="dfd02cd6e973274cdf3c9f2822ea5e9d" ns2:_="" ns3:_="">
+    <xsd:import namespace="2b6b437a-5846-4934-ac66-7de06297595b"/>
+    <xsd:import namespace="2c0ff4f8-6664-4eb8-8bb0-965f2536cb1b"/>
+    <xsd:element name="properties">
+      <xsd:complexType>
+        <xsd:sequence>
+          <xsd:element name="documentManagement">
+            <xsd:complexType>
+              <xsd:all>
+                <xsd:element ref="ns2:MediaServiceMetadata" minOccurs="0"/>
+                <xsd:element ref="ns2:MediaServiceFastMetadata" minOccurs="0"/>
+                <xsd:element ref="ns2:MediaServiceSearchProperties" minOccurs="0"/>
+                <xsd:element ref="ns2:MediaServiceDateTaken" minOccurs="0"/>
+                <xsd:element ref="ns2:lcf76f155ced4ddcb4097134ff3c332f" minOccurs="0"/>
+                <xsd:element ref="ns3:TaxCatchAll" minOccurs="0"/>
+                <xsd:element ref="ns2:MediaServiceOCR" minOccurs="0"/>
+                <xsd:element ref="ns2:MediaServiceGenerationTime" minOccurs="0"/>
+                <xsd:element ref="ns2:MediaServiceEventHashCode" minOccurs="0"/>
+                <xsd:element ref="ns2:MediaLengthInSeconds" minOccurs="0"/>
+                <xsd:element ref="ns2:MediaServiceLocation" minOccurs="0"/>
+              </xsd:all>
+            </xsd:complexType>
+          </xsd:element>
+        </xsd:sequence>
+      </xsd:complexType>
+    </xsd:element>
+  </xsd:schema>
+  <xsd:schema xmlns:xsd="http://www.w3.org/2001/XMLSchema" xmlns:xs="http://www.w3.org/2001/XMLSchema" xmlns:dms="http://schemas.microsoft.com/office/2006/documentManagement/types" xmlns:pc="http://schemas.microsoft.com/office/infopath/2007/PartnerControls" targetNamespace="2b6b437a-5846-4934-ac66-7de06297595b" elementFormDefault="qualified">
+    <xsd:import namespace="http://schemas.microsoft.com/office/2006/documentManagement/types"/>
+    <xsd:import namespace="http://schemas.microsoft.com/office/infopath/2007/PartnerControls"/>
+    <xsd:element name="MediaServiceMetadata" ma:index="8" nillable="true" ma:displayName="MediaServiceMetadata" ma:hidden="true" ma:internalName="MediaServiceMetadata" ma:readOnly="true">
+      <xsd:simpleType>
+        <xsd:restriction base="dms:Note"/>
+      </xsd:simpleType>
+    </xsd:element>
+    <xsd:element name="MediaServiceFastMetadata" ma:index="9" nillable="true" ma:displayName="MediaServiceFastMetadata" ma:hidden="true" ma:internalName="MediaServiceFastMetadata" ma:readOnly="true">
+      <xsd:simpleType>
+        <xsd:restriction base="dms:Note"/>
+      </xsd:simpleType>
+    </xsd:element>
+    <xsd:element name="MediaServiceSearchProperties" ma:index="10" nillable="true" ma:displayName="MediaServiceSearchProperties" ma:hidden="true" ma:internalName="MediaServiceSearchProperties" ma:readOnly="true">
+      <xsd:simpleType>
+        <xsd:restriction base="dms:Note"/>
+      </xsd:simpleType>
+    </xsd:element>
+    <xsd:element name="MediaServiceDateTaken" ma:index="11" nillable="true" ma:displayName="MediaServiceDateTaken" ma:hidden="true" ma:indexed="true" ma:internalName="MediaServiceDateTaken" ma:readOnly="true">
+      <xsd:simpleType>
+        <xsd:restriction base="dms:Text"/>
+      </xsd:simpleType>
+    </xsd:element>
+    <xsd:element name="lcf76f155ced4ddcb4097134ff3c332f" ma:index="13" nillable="true" ma:taxonomy="true" ma:internalName="lcf76f155ced4ddcb4097134ff3c332f" ma:taxonomyFieldName="MediaServiceImageTags" ma:displayName="Etiquetas de imagen" ma:readOnly="false" ma:fieldId="{5cf76f15-5ced-4ddc-b409-7134ff3c332f}" ma:taxonomyMulti="true" ma:sspId="d33c8c81-5745-4931-bcc4-c2aeafe86780" ma:termSetId="09814cd3-568e-fe90-9814-8d621ff8fb84" ma:anchorId="fba54fb3-c3e1-fe81-a776-ca4b69148c4d" ma:open="true" ma:isKeyword="false">
+      <xsd:complexType>
+        <xsd:sequence>
+          <xsd:element ref="pc:Terms" minOccurs="0" maxOccurs="1"/>
+        </xsd:sequence>
+      </xsd:complexType>
+    </xsd:element>
+    <xsd:element name="MediaServiceOCR" ma:index="15" nillable="true" ma:displayName="Extracted Text" ma:internalName="MediaServiceOCR" ma:readOnly="true">
+      <xsd:simpleType>
+        <xsd:restriction base="dms:Note">
+          <xsd:maxLength value="255"/>
+        </xsd:restriction>
+      </xsd:simpleType>
+    </xsd:element>
+    <xsd:element name="MediaServiceGenerationTime" ma:index="16" nillable="true" ma:displayName="MediaServiceGenerationTime" ma:hidden="true" ma:internalName="MediaServiceGenerationTime" ma:readOnly="true">
+      <xsd:simpleType>
+        <xsd:restriction base="dms:Text"/>
+      </xsd:simpleType>
+    </xsd:element>
+    <xsd:element name="MediaServiceEventHashCode" ma:index="17" nillable="true" ma:displayName="MediaServiceEventHashCode" ma:hidden="true" ma:internalName="MediaServiceEventHashCode" ma:readOnly="true">
+      <xsd:simpleType>
+        <xsd:restriction base="dms:Text"/>
+      </xsd:simpleType>
+    </xsd:element>
+    <xsd:element name="MediaLengthInSeconds" ma:index="18" nillable="true" ma:displayName="MediaLengthInSeconds" ma:hidden="true" ma:internalName="MediaLengthInSeconds" ma:readOnly="true">
+      <xsd:simpleType>
+        <xsd:restriction base="dms:Unknown"/>
+      </xsd:simpleType>
+    </xsd:element>
+    <xsd:element name="MediaServiceLocation" ma:index="19" nillable="true" ma:displayName="Location" ma:indexed="true" ma:internalName="MediaServiceLocation" ma:readOnly="true">
+      <xsd:simpleType>
+        <xsd:restriction base="dms:Text"/>
+      </xsd:simpleType>
+    </xsd:element>
+  </xsd:schema>
+  <xsd:schema xmlns:xsd="http://www.w3.org/2001/XMLSchema" xmlns:xs="http://www.w3.org/2001/XMLSchema" xmlns:dms="http://schemas.microsoft.com/office/2006/documentManagement/types" xmlns:pc="http://schemas.microsoft.com/office/infopath/2007/PartnerControls" targetNamespace="2c0ff4f8-6664-4eb8-8bb0-965f2536cb1b" elementFormDefault="qualified">
+    <xsd:import namespace="http://schemas.microsoft.com/office/2006/documentManagement/types"/>
+    <xsd:import namespace="http://schemas.microsoft.com/office/infopath/2007/PartnerControls"/>
+    <xsd:element name="TaxCatchAll" ma:index="14" nillable="true" ma:displayName="Taxonomy Catch All Column" ma:hidden="true" ma:list="{b1b51f16-9315-4d91-a842-b6a7513aaa38}" ma:internalName="TaxCatchAll" ma:showField="CatchAllData" ma:web="2c0ff4f8-6664-4eb8-8bb0-965f2536cb1b">
+      <xsd:complexType>
+        <xsd:complexContent>
+          <xsd:extension base="dms:MultiChoiceLookup">
+            <xsd:sequence>
+              <xsd:element name="Value" type="dms:Lookup" maxOccurs="unbounded" minOccurs="0" nillable="true"/>
+            </xsd:sequence>
+          </xsd:extension>
+        </xsd:complexContent>
+      </xsd:complexType>
+    </xsd:element>
+  </xsd:schema>
+  <xsd:schema xmlns="http://schemas.openxmlformats.org/package/2006/metadata/core-properties" xmlns:xsd="http://www.w3.org/2001/XMLSchema" xmlns:xsi="http://www.w3.org/2001/XMLSchema-instance" xmlns:dc="http://purl.org/dc/elements/1.1/" xmlns:dcterms="http://purl.org/dc/terms/" xmlns:odoc="http://schemas.microsoft.com/internal/obd" targetNamespace="http://schemas.openxmlformats.org/package/2006/metadata/core-properties" elementFormDefault="qualified" attributeFormDefault="unqualified" blockDefault="#all">
+    <xsd:import namespace="http://purl.org/dc/elements/1.1/" schemaLocation="http://dublincore.org/schemas/xmls/qdc/2003/04/02/dc.xsd"/>
+    <xsd:import namespace="http://purl.org/dc/terms/" schemaLocation="http://dublincore.org/schemas/xmls/qdc/2003/04/02/dcterms.xsd"/>
+    <xsd:element name="coreProperties" type="CT_coreProperties"/>
+    <xsd:complexType name="CT_coreProperties">
+      <xsd:all>
+        <xsd:element ref="dc:creator" minOccurs="0" maxOccurs="1"/>
+        <xsd:element ref="dcterms:created" minOccurs="0" maxOccurs="1"/>
+        <xsd:element ref="dc:identifier" minOccurs="0" maxOccurs="1"/>
+        <xsd:element name="contentType" minOccurs="0" maxOccurs="1" type="xsd:string" ma:index="0" ma:displayName="Tipo de contenido"/>
+        <xsd:element ref="dc:title" minOccurs="0" maxOccurs="1" ma:index="4" ma:displayName="Título"/>
+        <xsd:element ref="dc:subject" minOccurs="0" maxOccurs="1"/>
+        <xsd:element ref="dc:description" minOccurs="0" maxOccurs="1"/>
+        <xsd:element name="keywords" minOccurs="0" maxOccurs="1" type="xsd:string"/>
+        <xsd:element ref="dc:language" minOccurs="0" maxOccurs="1"/>
+        <xsd:element name="category" minOccurs="0" maxOccurs="1" type="xsd:string"/>
+        <xsd:element name="version" minOccurs="0" maxOccurs="1" type="xsd:string"/>
+        <xsd:element name="revision" minOccurs="0" maxOccurs="1" type="xsd:string">
+          <xsd:annotation>
+            <xsd:documentation>
+                        This value indicates the number of saves or revisions. The application is responsible for updating this value after each revision.
+                    </xsd:documentation>
+          </xsd:annotation>
+        </xsd:element>
+        <xsd:element name="lastModifiedBy" minOccurs="0" maxOccurs="1" type="xsd:string"/>
+        <xsd:element ref="dcterms:modified" minOccurs="0" maxOccurs="1"/>
+        <xsd:element name="contentStatus" minOccurs="0" maxOccurs="1" type="xsd:string"/>
+      </xsd:all>
+    </xsd:complexType>
+  </xsd:schema>
+  <xs:schema xmlns:pc="http://schemas.microsoft.com/office/infopath/2007/PartnerControls" xmlns:xs="http://www.w3.org/2001/XMLSchema" targetNamespace="http://schemas.microsoft.com/office/infopath/2007/PartnerControls" elementFormDefault="qualified" attributeFormDefault="unqualified">
+    <xs:element name="Person">
+      <xs:complexType>
+        <xs:sequence>
+          <xs:element ref="pc:DisplayName" minOccurs="0"/>
+          <xs:element ref="pc:AccountId" minOccurs="0"/>
+          <xs:element ref="pc:AccountType" minOccurs="0"/>
+        </xs:sequence>
+      </xs:complexType>
+    </xs:element>
+    <xs:element name="DisplayName" type="xs:string"/>
+    <xs:element name="AccountId" type="xs:string"/>
+    <xs:element name="AccountType" type="xs:string"/>
+    <xs:element name="BDCAssociatedEntity">
+      <xs:complexType>
+        <xs:sequence>
+          <xs:element ref="pc:BDCEntity" minOccurs="0" maxOccurs="unbounded"/>
+        </xs:sequence>
+        <xs:attribute ref="pc:EntityNamespace"/>
+        <xs:attribute ref="pc:EntityName"/>
+        <xs:attribute ref="pc:SystemInstanceName"/>
+        <xs:attribute ref="pc:AssociationName"/>
+      </xs:complexType>
+    </xs:element>
+    <xs:attribute name="EntityNamespace" type="xs:string"/>
+    <xs:attribute name="EntityName" type="xs:string"/>
+    <xs:attribute name="SystemInstanceName" type="xs:string"/>
+    <xs:attribute name="AssociationName" type="xs:string"/>
+    <xs:element name="BDCEntity">
+      <xs:complexType>
+        <xs:sequence>
+          <xs:element ref="pc:EntityDisplayName" minOccurs="0"/>
+          <xs:element ref="pc:EntityInstanceReference" minOccurs="0"/>
+          <xs:element ref="pc:EntityId1" minOccurs="0"/>
+          <xs:element ref="pc:EntityId2" minOccurs="0"/>
+          <xs:element ref="pc:EntityId3" minOccurs="0"/>
+          <xs:element ref="pc:EntityId4" minOccurs="0"/>
+          <xs:element ref="pc:EntityId5" minOccurs="0"/>
+        </xs:sequence>
+      </xs:complexType>
+    </xs:element>
+    <xs:element name="EntityDisplayName" type="xs:string"/>
+    <xs:element name="EntityInstanceReference" type="xs:string"/>
+    <xs:element name="EntityId1" type="xs:string"/>
+    <xs:element name="EntityId2" type="xs:string"/>
+    <xs:element name="EntityId3" type="xs:string"/>
+    <xs:element name="EntityId4" type="xs:string"/>
+    <xs:element name="EntityId5" type="xs:string"/>
+    <xs:element name="Terms">
+      <xs:complexType>
+        <xs:sequence>
+          <xs:element ref="pc:TermInfo" minOccurs="0" maxOccurs="unbounded"/>
+        </xs:sequence>
+      </xs:complexType>
+    </xs:element>
+    <xs:element name="TermInfo">
+      <xs:complexType>
+        <xs:sequence>
+          <xs:element ref="pc:TermName" minOccurs="0"/>
+          <xs:element ref="pc:TermId" minOccurs="0"/>
+        </xs:sequence>
+      </xs:complexType>
+    </xs:element>
+    <xs:element name="TermName" type="xs:string"/>
+    <xs:element name="TermId" type="xs:string"/>
+  </xs:schema>
+</ct:contentTypeSchema>
+</file>
+
 <file path=customXml/itemProps1.xml><?xml version="1.0" encoding="utf-8"?>
+<ds:datastoreItem xmlns:ds="http://schemas.openxmlformats.org/officeDocument/2006/customXml" ds:itemID="{71247BC5-6D3C-4836-AA1D-5D2E0ADC08AC}">
+  <ds:schemaRefs>
+    <ds:schemaRef ds:uri="http://schemas.openxmlformats.org/officeDocument/2006/bibliography"/>
+  </ds:schemaRefs>
+</ds:datastoreItem>
+</file>
+
+<file path=customXml/itemProps2.xml><?xml version="1.0" encoding="utf-8"?>
 <ds:datastoreItem xmlns:ds="http://schemas.openxmlformats.org/officeDocument/2006/customXml" ds:itemID="{7E446165-1B4B-4805-A1B6-93D4094688E3}">
   <ds:schemaRefs>
     <ds:schemaRef ds:uri="http://schemas.microsoft.com/sharepoint/v3/contenttype/forms"/>
@@ -48119,7 +47873,7 @@
 </ds:datastoreItem>
 </file>
 
-<file path=customXml/itemProps2.xml><?xml version="1.0" encoding="utf-8"?>
+<file path=customXml/itemProps3.xml><?xml version="1.0" encoding="utf-8"?>
 <ds:datastoreItem xmlns:ds="http://schemas.openxmlformats.org/officeDocument/2006/customXml" ds:itemID="{F37F9110-465B-45DF-8B3C-CE0F643F750C}">
   <ds:schemaRefs>
     <ds:schemaRef ds:uri="http://schemas.microsoft.com/office/2006/metadata/properties"/>
@@ -48130,7 +47884,7 @@
 </ds:datastoreItem>
 </file>
 
-<file path=customXml/itemProps3.xml><?xml version="1.0" encoding="utf-8"?>
+<file path=customXml/itemProps4.xml><?xml version="1.0" encoding="utf-8"?>
 <ds:datastoreItem xmlns:ds="http://schemas.openxmlformats.org/officeDocument/2006/customXml" ds:itemID="{11111111-1234-1234-1234-123412341234}">
   <ds:schemaRefs>
     <ds:schemaRef ds:uri="http://customooxmlschemas.google.com/"/>
@@ -48139,29 +47893,6 @@
 </ds:datastoreItem>
 </file>
 
-<file path=customXml/itemProps4.xml><?xml version="1.0" encoding="utf-8"?>
-<ds:datastoreItem xmlns:ds="http://schemas.openxmlformats.org/officeDocument/2006/customXml" ds:itemID="{D0B8BF5B-AB2E-43EB-8E54-A79573581412}">
-  <ds:schemaRefs>
-    <ds:schemaRef ds:uri="http://schemas.microsoft.com/office/2006/metadata/contentType"/>
-    <ds:schemaRef ds:uri="http://schemas.microsoft.com/office/2006/metadata/properties/metaAttributes"/>
-    <ds:schemaRef ds:uri="http://www.w3.org/2001/XMLSchema"/>
-    <ds:schemaRef ds:uri="http://schemas.microsoft.com/office/2006/metadata/properties"/>
-    <ds:schemaRef ds:uri="2b6b437a-5846-4934-ac66-7de06297595b"/>
-    <ds:schemaRef ds:uri="2c0ff4f8-6664-4eb8-8bb0-965f2536cb1b"/>
-    <ds:schemaRef ds:uri="http://schemas.microsoft.com/office/2006/documentManagement/types"/>
-    <ds:schemaRef ds:uri="http://schemas.microsoft.com/office/infopath/2007/PartnerControls"/>
-    <ds:schemaRef ds:uri="http://schemas.openxmlformats.org/package/2006/metadata/core-properties"/>
-    <ds:schemaRef ds:uri="http://purl.org/dc/elements/1.1/"/>
-    <ds:schemaRef ds:uri="http://purl.org/dc/terms/"/>
-    <ds:schemaRef ds:uri="http://schemas.microsoft.com/internal/obd"/>
-  </ds:schemaRefs>
-</ds:datastoreItem>
-</file>
-
 <file path=customXml/itemProps5.xml><?xml version="1.0" encoding="utf-8"?>
-<ds:datastoreItem xmlns:ds="http://schemas.openxmlformats.org/officeDocument/2006/customXml" ds:itemID="{71247BC5-6D3C-4836-AA1D-5D2E0ADC08AC}">
-  <ds:schemaRefs>
-    <ds:schemaRef ds:uri="http://schemas.openxmlformats.org/officeDocument/2006/bibliography"/>
-  </ds:schemaRefs>
-</ds:datastoreItem>
+<ds:datastoreItem xmlns:ds="http://schemas.openxmlformats.org/officeDocument/2006/customXml" ds:itemID="{162FF16D-A522-490A-812F-33BFAEB3ED73}"/>
 </file>
--- a/fuentes/CF_04_33130244.docx
+++ b/fuentes/CF_04_33130244.docx
@@ -3041,7 +3041,27 @@
         <w:rPr>
           <w:lang w:val="es-ES_tradnl"/>
         </w:rPr>
-        <w:t>Por lo tanto, el movimiento social responde a procesos históricos que adoptan recursos materiales y simbólicos en sus estrategias; en las que lo político y el simbolismo busca reconocimiento y transformación de las condiciones sociales desde la crítica estructuras y discursos de dominación</w:t>
+        <w:t xml:space="preserve">Por lo tanto, el movimiento social responde a procesos históricos que adoptan recursos materiales y simbólicos en sus estrategias; en las que lo político y el simbolismo busca reconocimiento y transformación de las condiciones sociales desde la crítica </w:t>
+      </w:r>
+      <w:r>
+        <w:rPr>
+          <w:highlight w:val="yellow"/>
+          <w:lang w:val="es-ES_tradnl"/>
+        </w:rPr>
+        <w:t>estructura</w:t>
+      </w:r>
+      <w:r>
+        <w:rPr>
+          <w:highlight w:val="yellow"/>
+          <w:lang w:val="es-ES_tradnl"/>
+        </w:rPr>
+        <w:t>l</w:t>
+      </w:r>
+      <w:r>
+        <w:rPr>
+          <w:lang w:val="es-ES_tradnl"/>
+        </w:rPr>
+        <w:t xml:space="preserve"> y discursos de dominación</w:t>
       </w:r>
       <w:r>
         <w:rPr>
@@ -3210,11 +3230,19 @@
           <w:lang w:val="es-ES_tradnl"/>
         </w:rPr>
       </w:pPr>
-      <w:r>
-        <w:rPr>
-          <w:lang w:val="es-ES_tradnl"/>
-        </w:rPr>
-        <w:t xml:space="preserve">Till </w:t>
+      <w:proofErr w:type="spellStart"/>
+      <w:r>
+        <w:rPr>
+          <w:lang w:val="es-ES_tradnl"/>
+        </w:rPr>
+        <w:t>Till</w:t>
+      </w:r>
+      <w:proofErr w:type="spellEnd"/>
+      <w:r>
+        <w:rPr>
+          <w:lang w:val="es-ES_tradnl"/>
+        </w:rPr>
+        <w:t xml:space="preserve"> </w:t>
       </w:r>
       <w:r>
         <w:rPr>
@@ -3681,7 +3709,22 @@
           <w:szCs w:val="20"/>
           <w:lang w:val="es-ES_tradnl"/>
         </w:rPr>
-        <w:t>La consolidación de la movilización social se genera cuando el proceso cuenta con la participación, corresponsabilidad y construcción colectiva de la comunidad. Para cumplir con esto es depende de varios elementos, entre ellos están:</w:t>
+        <w:t xml:space="preserve">La consolidación de la movilización social se genera cuando el proceso cuenta con la participación, corresponsabilidad y construcción colectiva de la comunidad. Para cumplir con esto </w:t>
+      </w:r>
+      <w:r>
+        <w:rPr>
+          <w:szCs w:val="20"/>
+          <w:highlight w:val="yellow"/>
+          <w:lang w:val="es-ES_tradnl"/>
+        </w:rPr>
+        <w:t>depende</w:t>
+      </w:r>
+      <w:r>
+        <w:rPr>
+          <w:szCs w:val="20"/>
+          <w:lang w:val="es-ES_tradnl"/>
+        </w:rPr>
+        <w:t xml:space="preserve"> de varios elementos, entre ellos están:</w:t>
       </w:r>
     </w:p>
     <w:p>
@@ -4309,7 +4352,51 @@
           <w:szCs w:val="20"/>
           <w:lang w:val="es-ES_tradnl"/>
         </w:rPr>
-        <w:t>La autogestión, desde una perspectiva técnica, ha sido definida por diferentes autores sociales como un proceso de organización y toma de decisiones autónoma protagonizado por individuos o comunidades, sin mediación de grupos externos. Estas definiciones enfatizan la autonomía, la democracia, la participación y el poder directo sobre los procesos sociales, económicos o políticos involucrado</w:t>
+        <w:t xml:space="preserve">La autogestión, desde una perspectiva técnica, ha sido definida por diferentes autores sociales como un proceso de organización y toma de decisiones </w:t>
+      </w:r>
+      <w:r>
+        <w:rPr>
+          <w:color w:val="000000"/>
+          <w:szCs w:val="20"/>
+          <w:highlight w:val="yellow"/>
+          <w:lang w:val="es-ES_tradnl"/>
+        </w:rPr>
+        <w:t>autónoma</w:t>
+      </w:r>
+      <w:r>
+        <w:rPr>
+          <w:color w:val="000000"/>
+          <w:szCs w:val="20"/>
+          <w:highlight w:val="yellow"/>
+          <w:lang w:val="es-ES_tradnl"/>
+        </w:rPr>
+        <w:t>s</w:t>
+      </w:r>
+      <w:r>
+        <w:rPr>
+          <w:color w:val="000000"/>
+          <w:szCs w:val="20"/>
+          <w:lang w:val="es-ES_tradnl"/>
+        </w:rPr>
+        <w:t xml:space="preserve"> protagonizado por individuos o comunidades, sin mediación de grupos externos. Estas definiciones enfatizan la autonomía, la democracia, la participación y el poder directo sobre los procesos sociales, económicos o políticos </w:t>
+      </w:r>
+      <w:r>
+        <w:rPr>
+          <w:color w:val="000000"/>
+          <w:szCs w:val="20"/>
+          <w:highlight w:val="yellow"/>
+          <w:lang w:val="es-ES_tradnl"/>
+        </w:rPr>
+        <w:t>involucrado</w:t>
+      </w:r>
+      <w:r>
+        <w:rPr>
+          <w:color w:val="000000"/>
+          <w:szCs w:val="20"/>
+          <w:highlight w:val="yellow"/>
+          <w:lang w:val="es-ES_tradnl"/>
+        </w:rPr>
+        <w:t>s</w:t>
       </w:r>
       <w:r>
         <w:rPr>
@@ -4543,6 +4630,7 @@
           <w:lang w:val="es-ES_tradnl"/>
         </w:rPr>
       </w:pPr>
+      <w:proofErr w:type="spellStart"/>
       <w:r>
         <w:rPr>
           <w:b/>
@@ -4550,7 +4638,37 @@
           <w:color w:val="000000" w:themeColor="text1"/>
           <w:lang w:val="es-ES_tradnl"/>
         </w:rPr>
-        <w:t xml:space="preserve">Bourdet y Guillerm </w:t>
+        <w:t>Bourdet</w:t>
+      </w:r>
+      <w:proofErr w:type="spellEnd"/>
+      <w:r>
+        <w:rPr>
+          <w:b/>
+          <w:bCs/>
+          <w:color w:val="000000" w:themeColor="text1"/>
+          <w:lang w:val="es-ES_tradnl"/>
+        </w:rPr>
+        <w:t xml:space="preserve"> y </w:t>
+      </w:r>
+      <w:proofErr w:type="spellStart"/>
+      <w:r>
+        <w:rPr>
+          <w:b/>
+          <w:bCs/>
+          <w:color w:val="000000" w:themeColor="text1"/>
+          <w:lang w:val="es-ES_tradnl"/>
+        </w:rPr>
+        <w:t>Guillerm</w:t>
+      </w:r>
+      <w:proofErr w:type="spellEnd"/>
+      <w:r>
+        <w:rPr>
+          <w:b/>
+          <w:bCs/>
+          <w:color w:val="000000" w:themeColor="text1"/>
+          <w:lang w:val="es-ES_tradnl"/>
+        </w:rPr>
+        <w:t xml:space="preserve"> </w:t>
       </w:r>
     </w:p>
     <w:p>
@@ -4643,8 +4761,19 @@
           <w:color w:val="000000" w:themeColor="text1"/>
           <w:lang w:val="es-ES_tradnl"/>
         </w:rPr>
-        <w:t>Denis Rougemont</w:t>
-      </w:r>
+        <w:t xml:space="preserve">Denis </w:t>
+      </w:r>
+      <w:proofErr w:type="spellStart"/>
+      <w:r>
+        <w:rPr>
+          <w:b/>
+          <w:bCs/>
+          <w:color w:val="000000" w:themeColor="text1"/>
+          <w:lang w:val="es-ES_tradnl"/>
+        </w:rPr>
+        <w:t>Rougemont</w:t>
+      </w:r>
+      <w:proofErr w:type="spellEnd"/>
     </w:p>
     <w:p>
       <w:pPr>
@@ -4768,6 +4897,7 @@
         </w:rPr>
         <w:t>interno (</w:t>
       </w:r>
+      <w:proofErr w:type="spellStart"/>
       <w:sdt>
         <w:sdtPr>
           <w:rPr>
@@ -4787,7 +4917,15 @@
               <w:color w:val="000000"/>
               <w:lang w:val="es-ES_tradnl"/>
             </w:rPr>
-            <w:t>Bauni, 2022).</w:t>
+            <w:t>Bauni</w:t>
+          </w:r>
+          <w:proofErr w:type="spellEnd"/>
+          <w:r>
+            <w:rPr>
+              <w:color w:val="000000"/>
+              <w:lang w:val="es-ES_tradnl"/>
+            </w:rPr>
+            <w:t>, 2022).</w:t>
           </w:r>
         </w:sdtContent>
       </w:sdt>
@@ -4815,6 +4953,7 @@
           <w:lang w:val="es-ES_tradnl"/>
         </w:rPr>
       </w:pPr>
+      <w:proofErr w:type="spellStart"/>
       <w:r>
         <w:rPr>
           <w:b/>
@@ -4822,8 +4961,9 @@
           <w:color w:val="000000" w:themeColor="text1"/>
           <w:lang w:val="es-ES_tradnl"/>
         </w:rPr>
-        <w:t>Peixoto de Alburquerque</w:t>
-      </w:r>
+        <w:t>Peixoto</w:t>
+      </w:r>
+      <w:proofErr w:type="spellEnd"/>
       <w:r>
         <w:rPr>
           <w:b/>
@@ -4831,6 +4971,15 @@
           <w:color w:val="000000" w:themeColor="text1"/>
           <w:lang w:val="es-ES_tradnl"/>
         </w:rPr>
+        <w:t xml:space="preserve"> de Alburquerque</w:t>
+      </w:r>
+      <w:r>
+        <w:rPr>
+          <w:b/>
+          <w:bCs/>
+          <w:color w:val="000000" w:themeColor="text1"/>
+          <w:lang w:val="es-ES_tradnl"/>
+        </w:rPr>
         <w:t xml:space="preserve"> </w:t>
       </w:r>
     </w:p>
@@ -4863,6 +5012,7 @@
         </w:rPr>
         <w:t>externas (</w:t>
       </w:r>
+      <w:proofErr w:type="spellStart"/>
       <w:sdt>
         <w:sdtPr>
           <w:rPr>
@@ -4882,7 +5032,15 @@
               <w:color w:val="000000"/>
               <w:lang w:val="es-ES_tradnl"/>
             </w:rPr>
-            <w:t>Bauni, 2022)</w:t>
+            <w:t>Bauni</w:t>
+          </w:r>
+          <w:proofErr w:type="spellEnd"/>
+          <w:r>
+            <w:rPr>
+              <w:color w:val="000000"/>
+              <w:lang w:val="es-ES_tradnl"/>
+            </w:rPr>
+            <w:t>, 2022)</w:t>
           </w:r>
         </w:sdtContent>
       </w:sdt>
@@ -5155,21 +5313,38 @@
           <w:color w:val="000000"/>
           <w:lang w:val="es-ES_tradnl"/>
         </w:rPr>
-        <w:t>Las definiciones expresadas por los diferentes autores coinciden en presentar la autogestión como proceso de gestión participativa, democrática y autónoma, que elimina la delegación y jerarquización, y apuesta por la transformación social</w:t>
-      </w:r>
-      <w:r>
-        <w:rPr>
-          <w:color w:val="000000"/>
-          <w:lang w:val="es-ES_tradnl"/>
-        </w:rPr>
-        <w:t xml:space="preserve"> que</w:t>
-      </w:r>
-      <w:r>
-        <w:rPr>
-          <w:color w:val="000000"/>
-          <w:lang w:val="es-ES_tradnl"/>
-        </w:rPr>
-        <w:t xml:space="preserve"> desde la base y por los actores directamente involucrados. Se diferencia de otras formas organizativas por su énfasis en la asunción directa del poder y la toma de decisiones, la transformación consciente de las formas de vida y la gestión integral de los asuntos comunitarios o </w:t>
+        <w:t xml:space="preserve">Las definiciones expresadas por los diferentes autores coinciden en presentar la autogestión como proceso de gestión participativa, democrática y autónoma, que elimina la delegación y jerarquización, y apuesta por la transformación </w:t>
+      </w:r>
+      <w:r>
+        <w:rPr>
+          <w:color w:val="000000"/>
+          <w:highlight w:val="yellow"/>
+          <w:lang w:val="es-ES_tradnl"/>
+        </w:rPr>
+        <w:t>social</w:t>
+      </w:r>
+      <w:r>
+        <w:rPr>
+          <w:color w:val="000000"/>
+          <w:highlight w:val="yellow"/>
+          <w:lang w:val="es-ES_tradnl"/>
+        </w:rPr>
+        <w:t xml:space="preserve"> </w:t>
+      </w:r>
+      <w:r>
+        <w:rPr>
+          <w:color w:val="000000"/>
+          <w:highlight w:val="yellow"/>
+          <w:lang w:val="es-ES_tradnl"/>
+        </w:rPr>
+        <w:t>desde la</w:t>
+      </w:r>
+      <w:r>
+        <w:rPr>
+          <w:color w:val="000000"/>
+          <w:lang w:val="es-ES_tradnl"/>
+        </w:rPr>
+        <w:t xml:space="preserve"> base y por los actores directamente involucrados. Se diferencia de otras formas organizativas por su énfasis en la asunción directa del poder y la toma de decisiones, la transformación consciente de las formas de vida y la gestión integral de los asuntos comunitarios o </w:t>
       </w:r>
       <w:r>
         <w:rPr>
@@ -5589,6 +5764,15 @@
               <w:lang w:val="es-ES_tradnl"/>
             </w:rPr>
             <w:t>(Centro para la Salud y Desarrollo Comunitario de la Universidad de Kansas, 2025)</w:t>
+          </w:r>
+          <w:r>
+            <w:rPr>
+              <w:bCs/>
+              <w:color w:val="000000"/>
+              <w:szCs w:val="20"/>
+              <w:lang w:val="es-ES_tradnl"/>
+            </w:rPr>
+            <w:t>.</w:t>
           </w:r>
         </w:sdtContent>
       </w:sdt>
@@ -11587,15 +11771,31 @@
           <w:color w:val="000000" w:themeColor="text1"/>
           <w:lang w:val="es-ES_tradnl"/>
         </w:rPr>
-        <w:t xml:space="preserve">Las organizaciones que favorecen la vigilancia en salud pública, específicamente la vigilancia basada en comunidad puede darse mediante veedurías de salud, club de usuarios del sistema general de seguridad social en salud, comités de vigilancias, redes de vigilancia en salud comunitaria, entre otras; quienes asumen funciones de gestión, incidencia, control social y garantía de derechos en el contexto. Además, cuando la organización se fortalecer favorece la autonomía, la sostenibilidad y capacidad de respuesta de los desafíos propios de la comunidad e incluso </w:t>
+        <w:t xml:space="preserve">Las organizaciones que favorecen la vigilancia en salud pública, específicamente la vigilancia basada en comunidad puede darse mediante veedurías de salud, club de usuarios del sistema general de seguridad social en salud, comités de vigilancias, redes de vigilancia en salud comunitaria, entre otras; quienes asumen funciones de gestión, incidencia, control social y garantía de derechos en el contexto. Además, cuando la organización se </w:t>
       </w:r>
       <w:r>
         <w:rPr>
           <w:color w:val="000000" w:themeColor="text1"/>
+          <w:highlight w:val="yellow"/>
+          <w:lang w:val="es-ES_tradnl"/>
+        </w:rPr>
+        <w:t>fortalece</w:t>
+      </w:r>
+      <w:r>
+        <w:rPr>
+          <w:color w:val="000000" w:themeColor="text1"/>
+          <w:lang w:val="es-ES_tradnl"/>
+        </w:rPr>
+        <w:t xml:space="preserve"> favorece la autonomía, la sostenibilidad y capacidad de respuesta de los desafíos propios de la comunidad e incluso </w:t>
+      </w:r>
+      <w:r>
+        <w:rPr>
+          <w:color w:val="000000" w:themeColor="text1"/>
           <w:lang w:val="es-ES_tradnl"/>
         </w:rPr>
         <w:t>externos (</w:t>
       </w:r>
+      <w:proofErr w:type="spellStart"/>
       <w:sdt>
         <w:sdtPr>
           <w:rPr>
@@ -11615,7 +11815,15 @@
               <w:color w:val="000000"/>
               <w:lang w:val="es-ES_tradnl"/>
             </w:rPr>
-            <w:t>Richer, 2005)</w:t>
+            <w:t>Richer</w:t>
+          </w:r>
+          <w:proofErr w:type="spellEnd"/>
+          <w:r>
+            <w:rPr>
+              <w:color w:val="000000"/>
+              <w:lang w:val="es-ES_tradnl"/>
+            </w:rPr>
+            <w:t>, 2005)</w:t>
           </w:r>
         </w:sdtContent>
       </w:sdt>
@@ -14057,37 +14265,7 @@
           <w:highlight w:val="yellow"/>
           <w:shd w:val="clear" w:color="auto" w:fill="FFFFFF"/>
         </w:rPr>
-        <w:t xml:space="preserve">el siguiente video presenta la movilización social como una estrategia fundamental en salud pública, que promueve la participación activa de la comunidad en la identificación, análisis y solución de los problemas sanitarios que la afectan directamente. Para comprender las causas y efectos de estos problemas, se emplean herramientas como </w:t>
-      </w:r>
-      <w:r>
-        <w:rPr>
-          <w:rStyle w:val="normaltextrun"/>
-          <w:color w:val="FF0000"/>
-          <w:szCs w:val="20"/>
-          <w:highlight w:val="yellow"/>
-          <w:shd w:val="clear" w:color="auto" w:fill="FFFFFF"/>
-        </w:rPr>
-        <w:t xml:space="preserve">son </w:t>
-      </w:r>
-      <w:r>
-        <w:rPr>
-          <w:rStyle w:val="normaltextrun"/>
-          <w:color w:val="FF0000"/>
-          <w:szCs w:val="20"/>
-          <w:highlight w:val="yellow"/>
-          <w:shd w:val="clear" w:color="auto" w:fill="FFFFFF"/>
-        </w:rPr>
-        <w:t>el árbol de soluciones y el diagrama de espina de pescado</w:t>
-      </w:r>
-      <w:r>
-        <w:rPr>
-          <w:rStyle w:val="normaltextrun"/>
-          <w:color w:val="FF0000"/>
-          <w:szCs w:val="20"/>
-          <w:highlight w:val="yellow"/>
-          <w:shd w:val="clear" w:color="auto" w:fill="FFFFFF"/>
-        </w:rPr>
-        <w:t>:</w:t>
+        <w:t>el siguiente video presenta la movilización social como una estrategia fundamental en salud pública, que promueve la participación activa de la comunidad en la identificación, análisis y solución de los problemas sanitarios que la afectan directamente. Para comprender las causas y efectos de estos problemas, se emplean herramientas como son el árbol de soluciones y el diagrama de espina de pescado:</w:t>
       </w:r>
       <w:commentRangeEnd w:id="27"/>
       <w:r>
@@ -14242,6 +14420,7 @@
         </w:rPr>
         <w:t xml:space="preserve"> (</w:t>
       </w:r>
+      <w:proofErr w:type="spellStart"/>
       <w:r>
         <w:rPr>
           <w:rFonts w:eastAsia="Times New Roman"/>
@@ -14250,6 +14429,7 @@
         </w:rPr>
         <w:t>Marinof</w:t>
       </w:r>
+      <w:proofErr w:type="spellEnd"/>
       <w:r>
         <w:rPr>
           <w:rFonts w:eastAsia="Times New Roman"/>
@@ -14451,24 +14631,43 @@
                 <w:lang w:val="es-ES_tradnl"/>
               </w:rPr>
             </w:pPr>
+            <w:proofErr w:type="spellStart"/>
             <w:r>
               <w:rPr>
                 <w:bCs/>
+                <w:i/>
+                <w:iCs/>
                 <w:color w:val="000000"/>
                 <w:szCs w:val="20"/>
                 <w:lang w:val="es-ES_tradnl"/>
               </w:rPr>
-              <w:t>S</w:t>
+              <w:t>Self</w:t>
             </w:r>
+            <w:proofErr w:type="spellEnd"/>
             <w:r>
               <w:rPr>
                 <w:bCs/>
+                <w:i/>
+                <w:iCs/>
                 <w:color w:val="000000"/>
                 <w:szCs w:val="20"/>
                 <w:lang w:val="es-ES_tradnl"/>
               </w:rPr>
-              <w:t>elf – esteem</w:t>
+              <w:t xml:space="preserve"> – </w:t>
             </w:r>
+            <w:proofErr w:type="spellStart"/>
+            <w:r>
+              <w:rPr>
+                <w:bCs/>
+                <w:i/>
+                <w:iCs/>
+                <w:color w:val="000000"/>
+                <w:szCs w:val="20"/>
+                <w:lang w:val="es-ES_tradnl"/>
+              </w:rPr>
+              <w:t>esteem</w:t>
+            </w:r>
+            <w:proofErr w:type="spellEnd"/>
             <w:r>
               <w:rPr>
                 <w:bCs/>
@@ -14592,24 +14791,43 @@
               </w:rPr>
               <w:t xml:space="preserve"> </w:t>
             </w:r>
+            <w:proofErr w:type="spellStart"/>
             <w:r>
               <w:rPr>
                 <w:bCs/>
+                <w:i/>
+                <w:iCs/>
                 <w:color w:val="000000"/>
                 <w:szCs w:val="20"/>
                 <w:lang w:val="es-ES_tradnl"/>
               </w:rPr>
-              <w:t>A</w:t>
+              <w:t>Associative</w:t>
             </w:r>
+            <w:proofErr w:type="spellEnd"/>
             <w:r>
               <w:rPr>
                 <w:bCs/>
+                <w:i/>
+                <w:iCs/>
                 <w:color w:val="000000"/>
                 <w:szCs w:val="20"/>
                 <w:lang w:val="es-ES_tradnl"/>
               </w:rPr>
-              <w:t>ssociative strengths</w:t>
+              <w:t xml:space="preserve"> </w:t>
             </w:r>
+            <w:proofErr w:type="spellStart"/>
+            <w:r>
+              <w:rPr>
+                <w:bCs/>
+                <w:i/>
+                <w:iCs/>
+                <w:color w:val="000000"/>
+                <w:szCs w:val="20"/>
+                <w:lang w:val="es-ES_tradnl"/>
+              </w:rPr>
+              <w:t>strengths</w:t>
+            </w:r>
+            <w:proofErr w:type="spellEnd"/>
             <w:r>
               <w:rPr>
                 <w:bCs/>
@@ -14722,24 +14940,19 @@
                 <w:lang w:val="es-ES_tradnl"/>
               </w:rPr>
             </w:pPr>
+            <w:proofErr w:type="spellStart"/>
             <w:r>
               <w:rPr>
                 <w:bCs/>
+                <w:i/>
+                <w:iCs/>
                 <w:color w:val="000000"/>
                 <w:szCs w:val="20"/>
                 <w:lang w:val="es-ES_tradnl"/>
               </w:rPr>
-              <w:t>R</w:t>
+              <w:t>Resourcefulness</w:t>
             </w:r>
-            <w:r>
-              <w:rPr>
-                <w:bCs/>
-                <w:color w:val="000000"/>
-                <w:szCs w:val="20"/>
-                <w:lang w:val="es-ES_tradnl"/>
-              </w:rPr>
-              <w:t>esourcefulness</w:t>
-            </w:r>
+            <w:proofErr w:type="spellEnd"/>
             <w:r>
               <w:rPr>
                 <w:bCs/>
@@ -14854,24 +15067,43 @@
                 <w:lang w:val="es-ES_tradnl"/>
               </w:rPr>
             </w:pPr>
+            <w:proofErr w:type="spellStart"/>
             <w:r>
               <w:rPr>
                 <w:bCs/>
+                <w:i/>
+                <w:iCs/>
                 <w:color w:val="000000"/>
                 <w:szCs w:val="20"/>
                 <w:lang w:val="es-ES_tradnl"/>
               </w:rPr>
-              <w:t>A</w:t>
+              <w:t>Action</w:t>
             </w:r>
+            <w:proofErr w:type="spellEnd"/>
             <w:r>
               <w:rPr>
                 <w:bCs/>
+                <w:i/>
+                <w:iCs/>
                 <w:color w:val="000000"/>
                 <w:szCs w:val="20"/>
                 <w:lang w:val="es-ES_tradnl"/>
               </w:rPr>
-              <w:t>ction plannig</w:t>
+              <w:t xml:space="preserve"> </w:t>
             </w:r>
+            <w:proofErr w:type="spellStart"/>
+            <w:r>
+              <w:rPr>
+                <w:bCs/>
+                <w:i/>
+                <w:iCs/>
+                <w:color w:val="000000"/>
+                <w:szCs w:val="20"/>
+                <w:lang w:val="es-ES_tradnl"/>
+              </w:rPr>
+              <w:t>plannig</w:t>
+            </w:r>
+            <w:proofErr w:type="spellEnd"/>
             <w:r>
               <w:rPr>
                 <w:bCs/>
@@ -14993,24 +15225,19 @@
                 <w:lang w:val="es-ES_tradnl"/>
               </w:rPr>
             </w:pPr>
+            <w:proofErr w:type="spellStart"/>
             <w:r>
               <w:rPr>
                 <w:bCs/>
+                <w:i/>
+                <w:iCs/>
                 <w:color w:val="000000"/>
                 <w:szCs w:val="20"/>
                 <w:lang w:val="es-ES_tradnl"/>
               </w:rPr>
-              <w:t>R</w:t>
+              <w:t>Responsability</w:t>
             </w:r>
-            <w:r>
-              <w:rPr>
-                <w:bCs/>
-                <w:color w:val="000000"/>
-                <w:szCs w:val="20"/>
-                <w:lang w:val="es-ES_tradnl"/>
-              </w:rPr>
-              <w:t>esponsability</w:t>
-            </w:r>
+            <w:proofErr w:type="spellEnd"/>
             <w:r>
               <w:rPr>
                 <w:bCs/>
@@ -15227,7 +15454,36 @@
           <w:szCs w:val="20"/>
           <w:lang w:val="es-ES_tradnl"/>
         </w:rPr>
-        <w:t>Planificación colectiva de solucione y acciones.</w:t>
+        <w:t xml:space="preserve">Planificación colectiva de </w:t>
+      </w:r>
+      <w:r>
+        <w:rPr>
+          <w:bCs/>
+          <w:color w:val="000000"/>
+          <w:szCs w:val="20"/>
+          <w:highlight w:val="yellow"/>
+          <w:lang w:val="es-ES_tradnl"/>
+        </w:rPr>
+        <w:t>solucione</w:t>
+      </w:r>
+      <w:r>
+        <w:rPr>
+          <w:bCs/>
+          <w:color w:val="000000"/>
+          <w:szCs w:val="20"/>
+          <w:highlight w:val="yellow"/>
+          <w:lang w:val="es-ES_tradnl"/>
+        </w:rPr>
+        <w:t>s</w:t>
+      </w:r>
+      <w:r>
+        <w:rPr>
+          <w:bCs/>
+          <w:color w:val="000000"/>
+          <w:szCs w:val="20"/>
+          <w:lang w:val="es-ES_tradnl"/>
+        </w:rPr>
+        <w:t xml:space="preserve"> y acciones.</w:t>
       </w:r>
     </w:p>
     <w:p>
@@ -18168,6 +18424,7 @@
             <w:r>
               <w:t xml:space="preserve"> </w:t>
             </w:r>
+            <w:proofErr w:type="spellStart"/>
             <w:r>
               <w:rPr>
                 <w:b w:val="0"/>
@@ -18175,7 +18432,17 @@
                 <w:i/>
                 <w:iCs/>
               </w:rPr>
-              <w:t xml:space="preserve">Kavilando, 11. </w:t>
+              <w:t>Kavilando</w:t>
+            </w:r>
+            <w:proofErr w:type="spellEnd"/>
+            <w:r>
+              <w:rPr>
+                <w:b w:val="0"/>
+                <w:bCs/>
+                <w:i/>
+                <w:iCs/>
+              </w:rPr>
+              <w:t xml:space="preserve">, 11. </w:t>
             </w:r>
             <w:hyperlink r:id="rId47" w:history="1">
               <w:r>
@@ -19401,6 +19668,16 @@
               </w:rPr>
               <w:t>estructurado de personas para identificar y resolver necesidades comunes</w:t>
             </w:r>
+            <w:r>
+              <w:rPr>
+                <w:b w:val="0"/>
+                <w:bCs/>
+                <w:color w:val="000000"/>
+                <w:szCs w:val="20"/>
+                <w:lang w:val="es-ES_tradnl"/>
+              </w:rPr>
+              <w:t>.</w:t>
+            </w:r>
           </w:p>
         </w:tc>
       </w:tr>
@@ -19661,13 +19938,23 @@
               <w:lang w:val="es-ES_tradnl"/>
             </w:rPr>
           </w:pPr>
+          <w:proofErr w:type="spellStart"/>
           <w:r>
             <w:rPr>
               <w:rFonts w:eastAsia="Times New Roman"/>
               <w:color w:val="000000"/>
               <w:lang w:val="es-ES_tradnl"/>
             </w:rPr>
-            <w:t xml:space="preserve">Bauni, N. (2022). </w:t>
+            <w:t>Bauni</w:t>
+          </w:r>
+          <w:proofErr w:type="spellEnd"/>
+          <w:r>
+            <w:rPr>
+              <w:rFonts w:eastAsia="Times New Roman"/>
+              <w:color w:val="000000"/>
+              <w:lang w:val="es-ES_tradnl"/>
+            </w:rPr>
+            <w:t xml:space="preserve">, N. (2022). </w:t>
           </w:r>
           <w:r>
             <w:rPr>
@@ -19705,7 +19992,25 @@
               <w:color w:val="000000"/>
               <w:lang w:val="es-ES_tradnl"/>
             </w:rPr>
-            <w:t>. TeseoPress.</w:t>
+            <w:t xml:space="preserve">. </w:t>
+          </w:r>
+          <w:proofErr w:type="spellStart"/>
+          <w:r>
+            <w:rPr>
+              <w:rFonts w:eastAsia="Times New Roman"/>
+              <w:color w:val="000000"/>
+              <w:lang w:val="es-ES_tradnl"/>
+            </w:rPr>
+            <w:t>TeseoPress</w:t>
+          </w:r>
+          <w:proofErr w:type="spellEnd"/>
+          <w:r>
+            <w:rPr>
+              <w:rFonts w:eastAsia="Times New Roman"/>
+              <w:color w:val="000000"/>
+              <w:lang w:val="es-ES_tradnl"/>
+            </w:rPr>
+            <w:t>.</w:t>
           </w:r>
         </w:p>
         <w:p>
@@ -20065,8 +20370,20 @@
               <w:color w:val="000000"/>
               <w:lang w:val="es-ES_tradnl"/>
             </w:rPr>
-            <w:t>Revista de La Facultad de Derecho y Ciencias Politicas</w:t>
+            <w:t xml:space="preserve">Revista de La Facultad de Derecho y Ciencias </w:t>
           </w:r>
+          <w:proofErr w:type="spellStart"/>
+          <w:r>
+            <w:rPr>
+              <w:rFonts w:eastAsia="Times New Roman"/>
+              <w:i/>
+              <w:iCs/>
+              <w:color w:val="000000"/>
+              <w:lang w:val="es-ES_tradnl"/>
+            </w:rPr>
+            <w:t>Politicas</w:t>
+          </w:r>
+          <w:proofErr w:type="spellEnd"/>
           <w:r>
             <w:rPr>
               <w:rFonts w:eastAsia="Times New Roman"/>
@@ -20179,7 +20496,25 @@
               <w:color w:val="000000"/>
               <w:lang w:val="es-ES_tradnl"/>
             </w:rPr>
-            <w:t xml:space="preserve">(2016). La movilidad socio-espacial desde la teoría de Pierre Bourdieu: capital de motilidad, campo de movilidad y habitus ambulante 1. </w:t>
+            <w:t xml:space="preserve">(2016). La movilidad socio-espacial desde la teoría de Pierre Bourdieu: capital de motilidad, campo de movilidad y </w:t>
+          </w:r>
+          <w:proofErr w:type="spellStart"/>
+          <w:r>
+            <w:rPr>
+              <w:rFonts w:eastAsia="Times New Roman"/>
+              <w:color w:val="000000"/>
+              <w:lang w:val="es-ES_tradnl"/>
+            </w:rPr>
+            <w:t>habitus</w:t>
+          </w:r>
+          <w:proofErr w:type="spellEnd"/>
+          <w:r>
+            <w:rPr>
+              <w:rFonts w:eastAsia="Times New Roman"/>
+              <w:color w:val="000000"/>
+              <w:lang w:val="es-ES_tradnl"/>
+            </w:rPr>
+            <w:t xml:space="preserve"> ambulante 1. </w:t>
           </w:r>
           <w:r>
             <w:rPr>
@@ -20380,13 +20715,23 @@
               <w:lang w:val="es-ES_tradnl"/>
             </w:rPr>
           </w:pPr>
+          <w:proofErr w:type="spellStart"/>
           <w:r>
             <w:rPr>
               <w:rFonts w:eastAsia="Times New Roman"/>
               <w:color w:val="000000"/>
               <w:lang w:val="es-ES_tradnl"/>
             </w:rPr>
-            <w:t>Marinof, N.</w:t>
+            <w:t>Marinof</w:t>
+          </w:r>
+          <w:proofErr w:type="spellEnd"/>
+          <w:r>
+            <w:rPr>
+              <w:rFonts w:eastAsia="Times New Roman"/>
+              <w:color w:val="000000"/>
+              <w:lang w:val="es-ES_tradnl"/>
+            </w:rPr>
+            <w:t>, N.</w:t>
           </w:r>
           <w:r>
             <w:rPr>
@@ -20970,13 +21315,23 @@
               <w:lang w:val="es-ES_tradnl"/>
             </w:rPr>
           </w:pPr>
+          <w:proofErr w:type="spellStart"/>
           <w:r>
             <w:rPr>
               <w:rFonts w:eastAsia="Times New Roman"/>
               <w:color w:val="000000"/>
               <w:lang w:val="es-ES_tradnl"/>
             </w:rPr>
-            <w:t xml:space="preserve">Richer, M. (2005). Participación y organización comunitaria en el sector salud: Servicios sociales quebequense. </w:t>
+            <w:t>Richer</w:t>
+          </w:r>
+          <w:proofErr w:type="spellEnd"/>
+          <w:r>
+            <w:rPr>
+              <w:rFonts w:eastAsia="Times New Roman"/>
+              <w:color w:val="000000"/>
+              <w:lang w:val="es-ES_tradnl"/>
+            </w:rPr>
+            <w:t xml:space="preserve">, M. (2005). Participación y organización comunitaria en el sector salud: Servicios sociales quebequense. </w:t>
           </w:r>
           <w:r>
             <w:rPr>
@@ -21059,13 +21414,23 @@
             </w:rPr>
             <w:t xml:space="preserve"> </w:t>
           </w:r>
+          <w:proofErr w:type="spellStart"/>
           <w:r>
             <w:rPr>
               <w:bCs/>
               <w:i/>
               <w:iCs/>
             </w:rPr>
-            <w:t xml:space="preserve">Kavilando, 11. </w:t>
+            <w:t>Kavilando</w:t>
+          </w:r>
+          <w:proofErr w:type="spellEnd"/>
+          <w:r>
+            <w:rPr>
+              <w:bCs/>
+              <w:i/>
+              <w:iCs/>
+            </w:rPr>
+            <w:t xml:space="preserve">, 11. </w:t>
           </w:r>
           <w:hyperlink r:id="rId65" w:history="1">
             <w:r>
@@ -23680,7 +24045,23 @@
         <w:pStyle w:val="Textocomentario"/>
       </w:pPr>
       <w:r>
-        <w:t>Figura 1 que contiene una ejemplificación de un árbol de soluciones, el cual tiene entre sus ramas las acciones de pensar, plan, elegir y inventar frente a una problema.</w:t>
+        <w:t xml:space="preserve">Figura 1 que contiene una ejemplificación de un árbol de soluciones, el cual tiene entre sus ramas las acciones de pensar, plan, elegir </w:t>
+      </w:r>
+      <w:proofErr w:type="spellStart"/>
+      <w:r>
+        <w:t>y</w:t>
+      </w:r>
+      <w:proofErr w:type="spellEnd"/>
+      <w:r>
+        <w:t xml:space="preserve"> inventar frente a </w:t>
+      </w:r>
+      <w:proofErr w:type="gramStart"/>
+      <w:r>
+        <w:t>una problema</w:t>
+      </w:r>
+      <w:proofErr w:type="gramEnd"/>
+      <w:r>
+        <w:t>.</w:t>
       </w:r>
     </w:p>
   </w:comment>
@@ -23809,8 +24190,13 @@
       <w:r>
         <w:t xml:space="preserve"> haber vacunaciones, controles de vector, educación y vigilancia; además, </w:t>
       </w:r>
-      <w:r>
-        <w:t xml:space="preserve">que </w:t>
+      <w:proofErr w:type="gramStart"/>
+      <w:r>
+        <w:t>que</w:t>
+      </w:r>
+      <w:proofErr w:type="gramEnd"/>
+      <w:r>
+        <w:t xml:space="preserve"> </w:t>
       </w:r>
       <w:r>
         <w:t xml:space="preserve">dentro de cada </w:t>
@@ -24262,7 +24648,15 @@
         <w:t>Figura 4 que relaciona el método de diagrama de espina de pescado aplicado a un problema de desnutrición.</w:t>
       </w:r>
       <w:r>
-        <w:t xml:space="preserve"> En él de destaca que existen procesos macros como son los factores socioeconómicos, la alimentación, la cultura y los servicios y cada uno de ellos tiene una serie de aspectos que hacen alusión a la lluvia de ideas que se pueden extraer en cada uno.</w:t>
+        <w:t xml:space="preserve"> En él </w:t>
+      </w:r>
+      <w:proofErr w:type="spellStart"/>
+      <w:r>
+        <w:t>de</w:t>
+      </w:r>
+      <w:proofErr w:type="spellEnd"/>
+      <w:r>
+        <w:t xml:space="preserve"> destaca que existen procesos macros como son los factores socioeconómicos, la alimentación, la cultura y los servicios y cada uno de ellos tiene una serie de aspectos que hacen alusión a la lluvia de ideas que se pueden extraer en cada uno.</w:t>
       </w:r>
       <w:r>
         <w:t xml:space="preserve"> </w:t>
@@ -24470,62 +24864,151 @@
           <w:color w:val="000000"/>
         </w:rPr>
       </w:pPr>
-      <w:r>
-        <w:rPr>
-          <w:color w:val="000000"/>
-        </w:rPr>
-        <w:t>Desconocimiento nutricional</w:t>
-      </w:r>
     </w:p>
     <w:p>
       <w:pPr>
         <w:pStyle w:val="Textocomentario"/>
         <w:rPr>
-          <w:color w:val="000000"/>
-        </w:rPr>
-      </w:pPr>
-      <w:r>
-        <w:rPr>
-          <w:color w:val="000000"/>
-        </w:rPr>
-        <w:t>Hábitos inadecuados</w:t>
-      </w:r>
+          <w:b/>
+          <w:bCs/>
+          <w:color w:val="000000"/>
+        </w:rPr>
+      </w:pPr>
     </w:p>
     <w:p>
       <w:pPr>
         <w:pStyle w:val="Textocomentario"/>
-        <w:rPr>
-          <w:color w:val="000000"/>
-        </w:rPr>
-      </w:pPr>
-      <w:r>
-        <w:rPr>
-          <w:color w:val="000000"/>
-        </w:rPr>
-        <w:t>Tradiciones alimentarias</w:t>
+      </w:pPr>
+      <w:r>
+        <w:rPr>
+          <w:b/>
+          <w:bCs/>
+          <w:color w:val="000000"/>
+        </w:rPr>
+        <w:t>Alimentación</w:t>
       </w:r>
     </w:p>
     <w:p>
       <w:pPr>
         <w:pStyle w:val="Textocomentario"/>
         <w:rPr>
+          <w:color w:val="000000"/>
+        </w:rPr>
+      </w:pPr>
+      <w:r>
+        <w:rPr>
+          <w:color w:val="000000"/>
+        </w:rPr>
+        <w:t>Ingesta insuficiente</w:t>
+      </w:r>
+    </w:p>
+    <w:p>
+      <w:pPr>
+        <w:pStyle w:val="Textocomentario"/>
+        <w:rPr>
+          <w:color w:val="000000"/>
+        </w:rPr>
+      </w:pPr>
+      <w:r>
+        <w:rPr>
+          <w:color w:val="000000"/>
+        </w:rPr>
+        <w:t>Dieta poco variada</w:t>
+      </w:r>
+    </w:p>
+    <w:p>
+      <w:pPr>
+        <w:pStyle w:val="Textocomentario"/>
+        <w:rPr>
+          <w:color w:val="000000"/>
+        </w:rPr>
+      </w:pPr>
+      <w:r>
+        <w:rPr>
+          <w:color w:val="000000"/>
+        </w:rPr>
+        <w:t>Prácticas inadecuadas</w:t>
+      </w:r>
+    </w:p>
+    <w:p>
+      <w:pPr>
+        <w:pStyle w:val="Textocomentario"/>
+        <w:rPr>
+          <w:color w:val="000000"/>
+        </w:rPr>
+      </w:pPr>
+      <w:r>
+        <w:rPr>
+          <w:color w:val="000000"/>
+        </w:rPr>
+        <w:t>Enfermedades infecciosas</w:t>
+      </w:r>
+    </w:p>
+    <w:p>
+      <w:pPr>
+        <w:pStyle w:val="Textocomentario"/>
+        <w:rPr>
+          <w:color w:val="000000"/>
+        </w:rPr>
+      </w:pPr>
+      <w:r>
+        <w:rPr>
+          <w:color w:val="000000"/>
+        </w:rPr>
+        <w:t>Falta de acceso a atención médica</w:t>
+      </w:r>
+    </w:p>
+    <w:p>
+      <w:pPr>
+        <w:pStyle w:val="Textocomentario"/>
+        <w:rPr>
+          <w:color w:val="000000"/>
+        </w:rPr>
+      </w:pPr>
+      <w:r>
+        <w:rPr>
+          <w:color w:val="000000"/>
+        </w:rPr>
+        <w:t>Mala absorción de nutrientes</w:t>
+      </w:r>
+    </w:p>
+    <w:p>
+      <w:pPr>
+        <w:pStyle w:val="Textocomentario"/>
+        <w:rPr>
+          <w:color w:val="000000"/>
+        </w:rPr>
+      </w:pPr>
+    </w:p>
+    <w:p>
+      <w:pPr>
+        <w:pStyle w:val="Textocomentario"/>
+        <w:rPr>
           <w:b/>
           <w:bCs/>
-          <w:color w:val="000000"/>
-        </w:rPr>
-      </w:pPr>
+        </w:rPr>
+      </w:pPr>
+      <w:r>
+        <w:rPr>
+          <w:b/>
+          <w:bCs/>
+          <w:color w:val="000000"/>
+        </w:rPr>
+        <w:t>Socioeconómicas</w:t>
+      </w:r>
     </w:p>
     <w:p>
       <w:pPr>
         <w:pStyle w:val="Textocomentario"/>
-      </w:pPr>
-      <w:r>
-        <w:rPr>
-          <w:b/>
-          <w:bCs/>
-          <w:color w:val="000000"/>
-        </w:rPr>
-        <w:t>Alimentación</w:t>
+        <w:rPr>
+          <w:color w:val="000000"/>
+        </w:rPr>
+      </w:pPr>
+      <w:r>
+        <w:rPr>
+          <w:color w:val="000000"/>
+        </w:rPr>
+        <w:t>Pobreza</w:t>
       </w:r>
     </w:p>
     <w:p>
@@ -24539,7 +25022,7 @@
         <w:rPr>
           <w:color w:val="000000"/>
         </w:rPr>
-        <w:t>Ingesta insuficiente</w:t>
+        <w:t>Bajo nivel educativo</w:t>
       </w:r>
     </w:p>
     <w:p>
@@ -24553,144 +25036,7 @@
         <w:rPr>
           <w:color w:val="000000"/>
         </w:rPr>
-        <w:t>Dieta poco variada</w:t>
-      </w:r>
-    </w:p>
-    <w:p>
-      <w:pPr>
-        <w:pStyle w:val="Textocomentario"/>
-        <w:rPr>
-          <w:color w:val="000000"/>
-        </w:rPr>
-      </w:pPr>
-      <w:r>
-        <w:rPr>
-          <w:color w:val="000000"/>
-        </w:rPr>
-        <w:t>Prácticas inadecuadas</w:t>
-      </w:r>
-    </w:p>
-    <w:p>
-      <w:pPr>
-        <w:pStyle w:val="Textocomentario"/>
-        <w:rPr>
-          <w:color w:val="000000"/>
-        </w:rPr>
-      </w:pPr>
-      <w:r>
-        <w:rPr>
-          <w:color w:val="000000"/>
-        </w:rPr>
-        <w:t>Enfermedades infecciosas</w:t>
-      </w:r>
-    </w:p>
-    <w:p>
-      <w:pPr>
-        <w:pStyle w:val="Textocomentario"/>
-        <w:rPr>
-          <w:color w:val="000000"/>
-        </w:rPr>
-      </w:pPr>
-      <w:r>
-        <w:rPr>
-          <w:color w:val="000000"/>
-        </w:rPr>
-        <w:t>Falta de acceso a atención médica</w:t>
-      </w:r>
-    </w:p>
-    <w:p>
-      <w:pPr>
-        <w:pStyle w:val="Textocomentario"/>
-        <w:rPr>
-          <w:color w:val="000000"/>
-        </w:rPr>
-      </w:pPr>
-      <w:r>
-        <w:rPr>
-          <w:color w:val="000000"/>
-        </w:rPr>
-        <w:t>Mala absorción de nutrientes</w:t>
-      </w:r>
-    </w:p>
-    <w:p>
-      <w:pPr>
-        <w:pStyle w:val="Textocomentario"/>
-        <w:rPr>
-          <w:color w:val="000000"/>
-        </w:rPr>
-      </w:pPr>
-    </w:p>
-    <w:p>
-      <w:pPr>
-        <w:pStyle w:val="Textocomentario"/>
-        <w:rPr>
-          <w:b/>
-          <w:bCs/>
-        </w:rPr>
-      </w:pPr>
-      <w:r>
-        <w:rPr>
-          <w:b/>
-          <w:bCs/>
-          <w:color w:val="000000"/>
-        </w:rPr>
-        <w:t>Socioeconómicas</w:t>
-      </w:r>
-    </w:p>
-    <w:p>
-      <w:pPr>
-        <w:pStyle w:val="Textocomentario"/>
-        <w:rPr>
-          <w:color w:val="000000"/>
-        </w:rPr>
-      </w:pPr>
-      <w:r>
-        <w:rPr>
-          <w:color w:val="000000"/>
-        </w:rPr>
-        <w:t>Pobreza</w:t>
-      </w:r>
-    </w:p>
-    <w:p>
-      <w:pPr>
-        <w:pStyle w:val="Textocomentario"/>
-        <w:rPr>
-          <w:color w:val="000000"/>
-        </w:rPr>
-      </w:pPr>
-      <w:r>
-        <w:rPr>
-          <w:color w:val="000000"/>
-        </w:rPr>
-        <w:t>Bajo nivel educativo</w:t>
-      </w:r>
-    </w:p>
-    <w:p>
-      <w:pPr>
-        <w:pStyle w:val="Textocomentario"/>
-        <w:rPr>
-          <w:color w:val="000000"/>
-        </w:rPr>
-      </w:pPr>
-      <w:r>
-        <w:rPr>
-          <w:color w:val="000000"/>
-        </w:rPr>
         <w:t>Desigualdad económica</w:t>
-      </w:r>
-    </w:p>
-    <w:p>
-      <w:pPr>
-        <w:pStyle w:val="Textocomentario"/>
-        <w:rPr>
-          <w:color w:val="000000"/>
-        </w:rPr>
-      </w:pPr>
-      <w:r>
-        <w:rPr>
-          <w:color w:val="000000"/>
-        </w:rPr>
-        <w:t>Bajo nivel educativo</w:t>
       </w:r>
     </w:p>
     <w:p>
@@ -24734,6 +25080,7 @@
       <w:r>
         <w:t xml:space="preserve">Insertar el video: </w:t>
       </w:r>
+      <w:proofErr w:type="spellStart"/>
       <w:r>
         <w:rPr>
           <w:b/>
@@ -24758,6 +25105,7 @@
         </w:rPr>
         <w:t>Herramientas_de_analis_participativo</w:t>
       </w:r>
+      <w:proofErr w:type="spellEnd"/>
     </w:p>
   </w:comment>
   <w:comment w:id="28" w:author="Andrés Felipe Velandia Espitia" w:date="2025-11-18T23:19:00Z" w:initials="AFVE">
@@ -46446,7 +46794,9 @@
     <w:rsid w:val="00244074"/>
     <w:rsid w:val="00244BDC"/>
     <w:rsid w:val="00314D04"/>
+    <w:rsid w:val="00346AE4"/>
     <w:rsid w:val="00397324"/>
+    <w:rsid w:val="003A7F45"/>
     <w:rsid w:val="005500B0"/>
     <w:rsid w:val="00664618"/>
     <w:rsid w:val="00741795"/>
@@ -47286,6 +47636,15 @@
 </file>
 
 <file path=customXml/item1.xml><?xml version="1.0" encoding="utf-8"?>
+<?mso-contentType ?>
+<FormTemplates xmlns="http://schemas.microsoft.com/sharepoint/v3/contenttype/forms">
+  <Display>DocumentLibraryForm</Display>
+  <Edit>DocumentLibraryForm</Edit>
+  <New>DocumentLibraryForm</New>
+</FormTemplates>
+</file>
+
+<file path=customXml/item2.xml><?xml version="1.0" encoding="utf-8"?>
 <b:Sources xmlns:b="http://schemas.openxmlformats.org/officeDocument/2006/bibliography" xmlns="http://schemas.openxmlformats.org/officeDocument/2006/bibliography" SelectedStyle="\APASixthEditionOfficeOnline.xsl" StyleName="APA" Version="6">
   <b:Source>
     <b:Tag>Nic01</b:Tag>
@@ -47630,33 +47989,7 @@
 </b:Sources>
 </file>
 
-<file path=customXml/item2.xml><?xml version="1.0" encoding="utf-8"?>
-<?mso-contentType ?>
-<FormTemplates xmlns="http://schemas.microsoft.com/sharepoint/v3/contenttype/forms">
-  <Display>DocumentLibraryForm</Display>
-  <Edit>DocumentLibraryForm</Edit>
-  <New>DocumentLibraryForm</New>
-</FormTemplates>
-</file>
-
 <file path=customXml/item3.xml><?xml version="1.0" encoding="utf-8"?>
-<p:properties xmlns:p="http://schemas.microsoft.com/office/2006/metadata/properties" xmlns:xsi="http://www.w3.org/2001/XMLSchema-instance" xmlns:pc="http://schemas.microsoft.com/office/infopath/2007/PartnerControls">
-  <documentManagement>
-    <TaxCatchAll xmlns="2c0ff4f8-6664-4eb8-8bb0-965f2536cb1b" xsi:nil="true"/>
-    <lcf76f155ced4ddcb4097134ff3c332f xmlns="2b6b437a-5846-4934-ac66-7de06297595b">
-      <Terms xmlns="http://schemas.microsoft.com/office/infopath/2007/PartnerControls"/>
-    </lcf76f155ced4ddcb4097134ff3c332f>
-  </documentManagement>
-</p:properties>
-</file>
-
-<file path=customXml/item4.xml><?xml version="1.0" encoding="utf-8"?>
-<go:gDocsCustomXmlDataStorage xmlns:go="http://customooxmlschemas.google.com/" xmlns:r="http://schemas.openxmlformats.org/officeDocument/2006/relationships">
-  <go:docsCustomData xmlns:go="http://customooxmlschemas.google.com/" roundtripDataSignature="AMtx7mgVwfTnThMJ3osM2v0+q+LoagmeAQ==">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</go:docsCustomData>
-</go:gDocsCustomXmlDataStorage>
-</file>
-
-<file path=customXml/item5.xml><?xml version="1.0" encoding="utf-8"?>
 <ct:contentTypeSchema xmlns:ct="http://schemas.microsoft.com/office/2006/metadata/contentType" xmlns:ma="http://schemas.microsoft.com/office/2006/metadata/properties/metaAttributes" ct:_="" ma:_="" ma:contentTypeName="Documento" ma:contentTypeID="0x010100FD531872C7CE554584EF00C37E403D8B" ma:contentTypeVersion="12" ma:contentTypeDescription="Crear nuevo documento." ma:contentTypeScope="" ma:versionID="31ec82868ee9b6bc1821db441fdafaf4">
   <xsd:schema xmlns:xsd="http://www.w3.org/2001/XMLSchema" xmlns:xs="http://www.w3.org/2001/XMLSchema" xmlns:p="http://schemas.microsoft.com/office/2006/metadata/properties" xmlns:ns2="2b6b437a-5846-4934-ac66-7de06297595b" xmlns:ns3="2c0ff4f8-6664-4eb8-8bb0-965f2536cb1b" targetNamespace="http://schemas.microsoft.com/office/2006/metadata/properties" ma:root="true" ma:fieldsID="dfd02cd6e973274cdf3c9f2822ea5e9d" ns2:_="" ns3:_="">
     <xsd:import namespace="2b6b437a-5846-4934-ac66-7de06297595b"/>
@@ -47857,7 +48190,32 @@
 </ct:contentTypeSchema>
 </file>
 
+<file path=customXml/item4.xml><?xml version="1.0" encoding="utf-8"?>
+<go:gDocsCustomXmlDataStorage xmlns:go="http://customooxmlschemas.google.com/" xmlns:r="http://schemas.openxmlformats.org/officeDocument/2006/relationships">
+  <go:docsCustomData xmlns:go="http://customooxmlschemas.google.com/" roundtripDataSignature="AMtx7mgVwfTnThMJ3osM2v0+q+LoagmeAQ==">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</go:docsCustomData>
+</go:gDocsCustomXmlDataStorage>
+</file>
+
+<file path=customXml/item5.xml><?xml version="1.0" encoding="utf-8"?>
+<p:properties xmlns:p="http://schemas.microsoft.com/office/2006/metadata/properties" xmlns:xsi="http://www.w3.org/2001/XMLSchema-instance" xmlns:pc="http://schemas.microsoft.com/office/infopath/2007/PartnerControls">
+  <documentManagement>
+    <TaxCatchAll xmlns="2c0ff4f8-6664-4eb8-8bb0-965f2536cb1b" xsi:nil="true"/>
+    <lcf76f155ced4ddcb4097134ff3c332f xmlns="2b6b437a-5846-4934-ac66-7de06297595b">
+      <Terms xmlns="http://schemas.microsoft.com/office/infopath/2007/PartnerControls"/>
+    </lcf76f155ced4ddcb4097134ff3c332f>
+  </documentManagement>
+</p:properties>
+</file>
+
 <file path=customXml/itemProps1.xml><?xml version="1.0" encoding="utf-8"?>
+<ds:datastoreItem xmlns:ds="http://schemas.openxmlformats.org/officeDocument/2006/customXml" ds:itemID="{7E446165-1B4B-4805-A1B6-93D4094688E3}">
+  <ds:schemaRefs>
+    <ds:schemaRef ds:uri="http://schemas.microsoft.com/sharepoint/v3/contenttype/forms"/>
+  </ds:schemaRefs>
+</ds:datastoreItem>
+</file>
+
+<file path=customXml/itemProps2.xml><?xml version="1.0" encoding="utf-8"?>
 <ds:datastoreItem xmlns:ds="http://schemas.openxmlformats.org/officeDocument/2006/customXml" ds:itemID="{71247BC5-6D3C-4836-AA1D-5D2E0ADC08AC}">
   <ds:schemaRefs>
     <ds:schemaRef ds:uri="http://schemas.openxmlformats.org/officeDocument/2006/bibliography"/>
@@ -47865,23 +48223,8 @@
 </ds:datastoreItem>
 </file>
 
-<file path=customXml/itemProps2.xml><?xml version="1.0" encoding="utf-8"?>
-<ds:datastoreItem xmlns:ds="http://schemas.openxmlformats.org/officeDocument/2006/customXml" ds:itemID="{7E446165-1B4B-4805-A1B6-93D4094688E3}">
-  <ds:schemaRefs>
-    <ds:schemaRef ds:uri="http://schemas.microsoft.com/sharepoint/v3/contenttype/forms"/>
-  </ds:schemaRefs>
-</ds:datastoreItem>
-</file>
-
 <file path=customXml/itemProps3.xml><?xml version="1.0" encoding="utf-8"?>
-<ds:datastoreItem xmlns:ds="http://schemas.openxmlformats.org/officeDocument/2006/customXml" ds:itemID="{F37F9110-465B-45DF-8B3C-CE0F643F750C}">
-  <ds:schemaRefs>
-    <ds:schemaRef ds:uri="http://schemas.microsoft.com/office/2006/metadata/properties"/>
-    <ds:schemaRef ds:uri="http://schemas.microsoft.com/office/infopath/2007/PartnerControls"/>
-    <ds:schemaRef ds:uri="2c0ff4f8-6664-4eb8-8bb0-965f2536cb1b"/>
-    <ds:schemaRef ds:uri="2b6b437a-5846-4934-ac66-7de06297595b"/>
-  </ds:schemaRefs>
-</ds:datastoreItem>
+<ds:datastoreItem xmlns:ds="http://schemas.openxmlformats.org/officeDocument/2006/customXml" ds:itemID="{8FDA7C37-6F5C-4202-9412-5C73C24469B8}"/>
 </file>
 
 <file path=customXml/itemProps4.xml><?xml version="1.0" encoding="utf-8"?>
@@ -47894,5 +48237,12 @@
 </file>
 
 <file path=customXml/itemProps5.xml><?xml version="1.0" encoding="utf-8"?>
-<ds:datastoreItem xmlns:ds="http://schemas.openxmlformats.org/officeDocument/2006/customXml" ds:itemID="{162FF16D-A522-490A-812F-33BFAEB3ED73}"/>
+<ds:datastoreItem xmlns:ds="http://schemas.openxmlformats.org/officeDocument/2006/customXml" ds:itemID="{F37F9110-465B-45DF-8B3C-CE0F643F750C}">
+  <ds:schemaRefs>
+    <ds:schemaRef ds:uri="http://schemas.microsoft.com/office/2006/metadata/properties"/>
+    <ds:schemaRef ds:uri="http://schemas.microsoft.com/office/infopath/2007/PartnerControls"/>
+    <ds:schemaRef ds:uri="2c0ff4f8-6664-4eb8-8bb0-965f2536cb1b"/>
+    <ds:schemaRef ds:uri="2b6b437a-5846-4934-ac66-7de06297595b"/>
+  </ds:schemaRefs>
+</ds:datastoreItem>
 </file>
--- a/fuentes/CF_04_33130244.docx
+++ b/fuentes/CF_04_33130244.docx
@@ -1,6 +1,6 @@
 
 <file path=word/document.xml><?xml version="1.0" encoding="utf-8"?>
-<w:document xmlns:wpc="http://schemas.microsoft.com/office/word/2010/wordprocessingCanvas" xmlns:cx="http://schemas.microsoft.com/office/drawing/2014/chartex" xmlns:cx1="http://schemas.microsoft.com/office/drawing/2015/9/8/chartex" xmlns:cx2="http://schemas.microsoft.com/office/drawing/2015/10/21/chartex" xmlns:cx3="http://schemas.microsoft.com/office/drawing/2016/5/9/chartex" xmlns:cx4="http://schemas.microsoft.com/office/drawing/2016/5/10/chartex" xmlns:cx5="http://schemas.microsoft.com/office/drawing/2016/5/11/chartex" xmlns:cx6="http://schemas.microsoft.com/office/drawing/2016/5/12/chartex" xmlns:cx7="http://schemas.microsoft.com/office/drawing/2016/5/13/chartex" xmlns:cx8="http://schemas.microsoft.com/office/drawing/2016/5/14/chartex" xmlns:mc="http://schemas.openxmlformats.org/markup-compatibility/2006" xmlns:aink="http://schemas.microsoft.com/office/drawing/2016/ink" xmlns:am3d="http://schemas.microsoft.com/office/drawing/2017/model3d" xmlns:o="urn:schemas-microsoft-com:office:office" xmlns:r="http://schemas.openxmlformats.org/officeDocument/2006/relationships" xmlns:m="http://schemas.openxmlformats.org/officeDocument/2006/math" xmlns:v="urn:schemas-microsoft-com:vml" xmlns:wp14="http://schemas.microsoft.com/office/word/2010/wordprocessingDrawing" xmlns:wp="http://schemas.openxmlformats.org/drawingml/2006/wordprocessingDrawing" xmlns:w10="urn:schemas-microsoft-com:office:word" xmlns:w="http://schemas.openxmlformats.org/wordprocessingml/2006/main" xmlns:w14="http://schemas.microsoft.com/office/word/2010/wordml" xmlns:w15="http://schemas.microsoft.com/office/word/2012/wordml" xmlns:w16cex="http://schemas.microsoft.com/office/word/2018/wordml/cex" xmlns:w16cid="http://schemas.microsoft.com/office/word/2016/wordml/cid" xmlns:w16="http://schemas.microsoft.com/office/word/2018/wordml" xmlns:w16sdtdh="http://schemas.microsoft.com/office/word/2020/wordml/sdtdatahash" xmlns:w16se="http://schemas.microsoft.com/office/word/2015/wordml/symex" xmlns:wpg="http://schemas.microsoft.com/office/word/2010/wordprocessingGroup" xmlns:wpi="http://schemas.microsoft.com/office/word/2010/wordprocessingInk" xmlns:wne="http://schemas.microsoft.com/office/word/2006/wordml" xmlns:wps="http://schemas.microsoft.com/office/word/2010/wordprocessingShape" mc:Ignorable="w14 w15 w16se w16cid w16 w16cex w16sdtdh wp14">
+<w:document xmlns:wpc="http://schemas.microsoft.com/office/word/2010/wordprocessingCanvas" xmlns:cx="http://schemas.microsoft.com/office/drawing/2014/chartex" xmlns:cx1="http://schemas.microsoft.com/office/drawing/2015/9/8/chartex" xmlns:cx2="http://schemas.microsoft.com/office/drawing/2015/10/21/chartex" xmlns:cx3="http://schemas.microsoft.com/office/drawing/2016/5/9/chartex" xmlns:cx4="http://schemas.microsoft.com/office/drawing/2016/5/10/chartex" xmlns:cx5="http://schemas.microsoft.com/office/drawing/2016/5/11/chartex" xmlns:cx6="http://schemas.microsoft.com/office/drawing/2016/5/12/chartex" xmlns:cx7="http://schemas.microsoft.com/office/drawing/2016/5/13/chartex" xmlns:cx8="http://schemas.microsoft.com/office/drawing/2016/5/14/chartex" xmlns:mc="http://schemas.openxmlformats.org/markup-compatibility/2006" xmlns:aink="http://schemas.microsoft.com/office/drawing/2016/ink" xmlns:am3d="http://schemas.microsoft.com/office/drawing/2017/model3d" xmlns:o="urn:schemas-microsoft-com:office:office" xmlns:r="http://schemas.openxmlformats.org/officeDocument/2006/relationships" xmlns:m="http://schemas.openxmlformats.org/officeDocument/2006/math" xmlns:v="urn:schemas-microsoft-com:vml" xmlns:wp14="http://schemas.microsoft.com/office/word/2010/wordprocessingDrawing" xmlns:wp="http://schemas.openxmlformats.org/drawingml/2006/wordprocessingDrawing" xmlns:w10="urn:schemas-microsoft-com:office:word" xmlns:w="http://schemas.openxmlformats.org/wordprocessingml/2006/main" xmlns:w14="http://schemas.microsoft.com/office/word/2010/wordml" xmlns:w15="http://schemas.microsoft.com/office/word/2012/wordml" xmlns:w16cex="http://schemas.microsoft.com/office/word/2018/wordml/cex" xmlns:w16cid="http://schemas.microsoft.com/office/word/2016/wordml/cid" xmlns:w16="http://schemas.microsoft.com/office/word/2018/wordml" xmlns:w16sdtdh="http://schemas.microsoft.com/office/word/2020/wordml/sdtdatahash" xmlns:w16se="http://schemas.microsoft.com/office/word/2015/wordml/symex" xmlns:wpg="http://schemas.microsoft.com/office/word/2010/wordprocessingGroup" xmlns:wpi="http://schemas.microsoft.com/office/word/2010/wordprocessingInk" xmlns:wne="http://schemas.microsoft.com/office/word/2006/wordml" xmlns:wps="http://schemas.microsoft.com/office/word/2010/wordprocessingShape" xmlns:a="http://schemas.openxmlformats.org/drawingml/2006/main" xmlns:pic="http://schemas.openxmlformats.org/drawingml/2006/picture" xmlns:dgm="http://schemas.openxmlformats.org/drawingml/2006/diagram" xmlns:a14="http://schemas.microsoft.com/office/drawing/2010/main" mc:Ignorable="w14 w15 w16se w16cid w16 w16cex w16sdtdh wp14">
   <w:body>
     <w:p>
       <w:pPr>
@@ -56,12 +56,12 @@
         <w:tblW w:w="9962" w:type="dxa"/>
         <w:tblInd w:w="0" w:type="dxa"/>
         <w:tblBorders>
-          <w:top w:val="single" w:sz="4" w:space="0" w:color="000000"/>
-          <w:left w:val="single" w:sz="4" w:space="0" w:color="000000"/>
-          <w:bottom w:val="single" w:sz="4" w:space="0" w:color="000000"/>
-          <w:right w:val="single" w:sz="4" w:space="0" w:color="000000"/>
-          <w:insideH w:val="single" w:sz="4" w:space="0" w:color="000000"/>
-          <w:insideV w:val="single" w:sz="4" w:space="0" w:color="000000"/>
+          <w:top w:val="single" w:color="000000" w:sz="4" w:space="0"/>
+          <w:left w:val="single" w:color="000000" w:sz="4" w:space="0"/>
+          <w:bottom w:val="single" w:color="000000" w:sz="4" w:space="0"/>
+          <w:right w:val="single" w:color="000000" w:sz="4" w:space="0"/>
+          <w:insideH w:val="single" w:color="000000" w:sz="4" w:space="0"/>
+          <w:insideV w:val="single" w:color="000000" w:sz="4" w:space="0"/>
         </w:tblBorders>
         <w:tblLayout w:type="fixed"/>
         <w:tblLook w:val="0400" w:firstRow="0" w:lastRow="0" w:firstColumn="0" w:lastColumn="0" w:noHBand="0" w:noVBand="1"/>
@@ -145,12 +145,12 @@
         <w:tblW w:w="9962" w:type="dxa"/>
         <w:tblInd w:w="0" w:type="dxa"/>
         <w:tblBorders>
-          <w:top w:val="single" w:sz="4" w:space="0" w:color="000000"/>
-          <w:left w:val="single" w:sz="4" w:space="0" w:color="000000"/>
-          <w:bottom w:val="single" w:sz="4" w:space="0" w:color="000000"/>
-          <w:right w:val="single" w:sz="4" w:space="0" w:color="000000"/>
-          <w:insideH w:val="single" w:sz="4" w:space="0" w:color="000000"/>
-          <w:insideV w:val="single" w:sz="4" w:space="0" w:color="000000"/>
+          <w:top w:val="single" w:color="000000" w:sz="4" w:space="0"/>
+          <w:left w:val="single" w:color="000000" w:sz="4" w:space="0"/>
+          <w:bottom w:val="single" w:color="000000" w:sz="4" w:space="0"/>
+          <w:right w:val="single" w:color="000000" w:sz="4" w:space="0"/>
+          <w:insideH w:val="single" w:color="000000" w:sz="4" w:space="0"/>
+          <w:insideV w:val="single" w:color="000000" w:sz="4" w:space="0"/>
         </w:tblBorders>
         <w:tblLayout w:type="fixed"/>
         <w:tblLook w:val="0400" w:firstRow="0" w:lastRow="0" w:firstColumn="0" w:lastColumn="0" w:noHBand="0" w:noVBand="1"/>
@@ -305,12 +305,12 @@
         <w:tblW w:w="9962" w:type="dxa"/>
         <w:tblInd w:w="0" w:type="dxa"/>
         <w:tblBorders>
-          <w:top w:val="single" w:sz="4" w:space="0" w:color="000000"/>
-          <w:left w:val="single" w:sz="4" w:space="0" w:color="000000"/>
-          <w:bottom w:val="single" w:sz="4" w:space="0" w:color="000000"/>
-          <w:right w:val="single" w:sz="4" w:space="0" w:color="000000"/>
-          <w:insideH w:val="single" w:sz="4" w:space="0" w:color="000000"/>
-          <w:insideV w:val="single" w:sz="4" w:space="0" w:color="000000"/>
+          <w:top w:val="single" w:color="000000" w:sz="4" w:space="0"/>
+          <w:left w:val="single" w:color="000000" w:sz="4" w:space="0"/>
+          <w:bottom w:val="single" w:color="000000" w:sz="4" w:space="0"/>
+          <w:right w:val="single" w:color="000000" w:sz="4" w:space="0"/>
+          <w:insideH w:val="single" w:color="000000" w:sz="4" w:space="0"/>
+          <w:insideV w:val="single" w:color="000000" w:sz="4" w:space="0"/>
         </w:tblBorders>
         <w:tblLayout w:type="fixed"/>
         <w:tblLook w:val="0400" w:firstRow="0" w:lastRow="0" w:firstColumn="0" w:lastColumn="0" w:noHBand="0" w:noVBand="1"/>
@@ -327,6 +327,7 @@
           <w:tcPr>
             <w:tcW w:w="3397" w:type="dxa"/>
             <w:shd w:val="clear" w:color="auto" w:fill="auto"/>
+            <w:tcMar/>
             <w:vAlign w:val="center"/>
           </w:tcPr>
           <w:p>
@@ -352,6 +353,7 @@
           <w:tcPr>
             <w:tcW w:w="6565" w:type="dxa"/>
             <w:shd w:val="clear" w:color="auto" w:fill="auto"/>
+            <w:tcMar/>
             <w:vAlign w:val="center"/>
           </w:tcPr>
           <w:p>
@@ -386,6 +388,7 @@
           <w:tcPr>
             <w:tcW w:w="3397" w:type="dxa"/>
             <w:shd w:val="clear" w:color="auto" w:fill="auto"/>
+            <w:tcMar/>
             <w:vAlign w:val="center"/>
           </w:tcPr>
           <w:p>
@@ -411,6 +414,7 @@
           <w:tcPr>
             <w:tcW w:w="6565" w:type="dxa"/>
             <w:shd w:val="clear" w:color="auto" w:fill="auto"/>
+            <w:tcMar/>
             <w:vAlign w:val="center"/>
           </w:tcPr>
           <w:p>
@@ -441,6 +445,7 @@
           <w:tcPr>
             <w:tcW w:w="3397" w:type="dxa"/>
             <w:shd w:val="clear" w:color="auto" w:fill="auto"/>
+            <w:tcMar/>
             <w:vAlign w:val="center"/>
           </w:tcPr>
           <w:p>
@@ -466,25 +471,43 @@
           <w:tcPr>
             <w:tcW w:w="6565" w:type="dxa"/>
             <w:shd w:val="clear" w:color="auto" w:fill="auto"/>
+            <w:tcMar/>
             <w:vAlign w:val="center"/>
           </w:tcPr>
-          <w:p>
+          <w:p w14:noSpellErr="1">
             <w:pPr>
               <w:spacing w:line="276" w:lineRule="auto"/>
               <w:rPr>
                 <w:color w:val="000000" w:themeColor="text1"/>
-                <w:szCs w:val="20"/>
-                <w:lang w:val="es-ES_tradnl"/>
+                <w:lang w:val="es-ES"/>
               </w:rPr>
             </w:pPr>
             <w:r>
               <w:rPr>
                 <w:b w:val="0"/>
-                <w:color w:val="000000" w:themeColor="text1"/>
-                <w:szCs w:val="20"/>
-                <w:lang w:val="es-ES_tradnl"/>
-              </w:rPr>
-              <w:t>Este componente formativo trata sobre la movilización social y la autogestión, impulsadas por la organización comunitaria y el empoderamiento. Promueve la participación activa, la toma de decisiones autónomas y el uso eficiente de recursos para transformar la salud pública. Se utilizan herramientas como el árbol de soluciones, la espina de pescado y SARAR para fortalecer el análisis y la acción colectiva</w:t>
+                <w:bCs w:val="0"/>
+                <w:color w:val="000000" w:themeColor="text1" w:themeTint="FF" w:themeShade="FF"/>
+                <w:lang w:val="es-ES"/>
+              </w:rPr>
+              <w:t xml:space="preserve">Este componente formativo trata sobre la movilización social y la autogestión, impulsadas por la organización comunitaria y el empoderamiento. Promueve la </w:t>
+            </w:r>
+            <w:r>
+              <w:rPr>
+                <w:b w:val="0"/>
+                <w:bCs w:val="0"/>
+                <w:color w:val="000000" w:themeColor="text1" w:themeTint="FF" w:themeShade="FF"/>
+                <w:lang w:val="es-ES"/>
+              </w:rPr>
+              <w:t>participación activa</w:t>
+            </w:r>
+            <w:r>
+              <w:rPr>
+                <w:b w:val="0"/>
+                <w:bCs w:val="0"/>
+                <w:color w:val="000000" w:themeColor="text1" w:themeTint="FF" w:themeShade="FF"/>
+                <w:lang w:val="es-ES"/>
+              </w:rPr>
+              <w:t>, la toma de decisiones autónomas y el uso eficiente de recursos para transformar la salud pública. Se utilizan herramientas como el árbol de soluciones, la espina de pescado y SARAR para fortalecer el análisis y la acción colectiva</w:t>
             </w:r>
           </w:p>
         </w:tc>
@@ -497,6 +520,7 @@
           <w:tcPr>
             <w:tcW w:w="3397" w:type="dxa"/>
             <w:shd w:val="clear" w:color="auto" w:fill="auto"/>
+            <w:tcMar/>
             <w:vAlign w:val="center"/>
           </w:tcPr>
           <w:p>
@@ -522,6 +546,7 @@
           <w:tcPr>
             <w:tcW w:w="6565" w:type="dxa"/>
             <w:shd w:val="clear" w:color="auto" w:fill="auto"/>
+            <w:tcMar/>
             <w:vAlign w:val="center"/>
           </w:tcPr>
           <w:p>
@@ -597,12 +622,12 @@
         <w:tblW w:w="9962" w:type="dxa"/>
         <w:tblInd w:w="0" w:type="dxa"/>
         <w:tblBorders>
-          <w:top w:val="single" w:sz="4" w:space="0" w:color="000000"/>
-          <w:left w:val="single" w:sz="4" w:space="0" w:color="000000"/>
-          <w:bottom w:val="single" w:sz="4" w:space="0" w:color="000000"/>
-          <w:right w:val="single" w:sz="4" w:space="0" w:color="000000"/>
-          <w:insideH w:val="single" w:sz="4" w:space="0" w:color="000000"/>
-          <w:insideV w:val="single" w:sz="4" w:space="0" w:color="000000"/>
+          <w:top w:val="single" w:color="000000" w:sz="4" w:space="0"/>
+          <w:left w:val="single" w:color="000000" w:sz="4" w:space="0"/>
+          <w:bottom w:val="single" w:color="000000" w:sz="4" w:space="0"/>
+          <w:right w:val="single" w:color="000000" w:sz="4" w:space="0"/>
+          <w:insideH w:val="single" w:color="000000" w:sz="4" w:space="0"/>
+          <w:insideV w:val="single" w:color="000000" w:sz="4" w:space="0"/>
         </w:tblBorders>
         <w:tblLayout w:type="fixed"/>
         <w:tblLook w:val="0400" w:firstRow="0" w:lastRow="0" w:firstColumn="0" w:lastColumn="0" w:noHBand="0" w:noVBand="1"/>
@@ -781,26 +806,6 @@
     </w:p>
     <w:p>
       <w:pPr>
-        <w:pStyle w:val="Ttulo1"/>
-        <w:ind w:left="720"/>
-        <w:rPr>
-          <w:szCs w:val="20"/>
-          <w:lang w:val="es-ES_tradnl"/>
-        </w:rPr>
-      </w:pPr>
-    </w:p>
-    <w:p>
-      <w:pPr>
-        <w:pStyle w:val="Ttulo1"/>
-        <w:ind w:left="720"/>
-        <w:rPr>
-          <w:szCs w:val="20"/>
-          <w:lang w:val="es-ES_tradnl"/>
-        </w:rPr>
-      </w:pPr>
-    </w:p>
-    <w:p>
-      <w:pPr>
         <w:rPr>
           <w:lang w:val="es-ES_tradnl"/>
         </w:rPr>
@@ -827,7 +832,7 @@
           <w:lang w:val="es-ES_tradnl"/>
         </w:rPr>
       </w:pPr>
-      <w:bookmarkStart w:id="0" w:name="_Toc214405612"/>
+      <w:bookmarkStart w:name="_Toc214405612" w:id="0"/>
       <w:r>
         <w:rPr>
           <w:b/>
@@ -860,23 +865,28 @@
     </w:p>
     <w:sdt>
       <w:sdtPr>
-        <w:rPr>
-          <w:rFonts w:ascii="Arial" w:eastAsia="Arial" w:hAnsi="Arial" w:cs="Arial"/>
-          <w:color w:val="auto"/>
-          <w:sz w:val="20"/>
-          <w:szCs w:val="20"/>
-          <w:lang w:val="es-ES_tradnl"/>
-        </w:rPr>
         <w:id w:val="921366254"/>
         <w:docPartObj>
           <w:docPartGallery w:val="Table of Contents"/>
           <w:docPartUnique/>
         </w:docPartObj>
+        <w:rPr>
+          <w:rFonts w:ascii="Arial" w:hAnsi="Arial" w:eastAsia="Arial" w:cs="Arial"/>
+          <w:color w:val="auto"/>
+          <w:sz w:val="20"/>
+          <w:szCs w:val="20"/>
+          <w:lang w:val="es-ES"/>
+        </w:rPr>
       </w:sdtPr>
       <w:sdtEndPr>
         <w:rPr>
-          <w:b/>
-          <w:bCs/>
+          <w:rFonts w:ascii="Arial" w:hAnsi="Arial" w:eastAsia="Arial" w:cs="Arial"/>
+          <w:b w:val="1"/>
+          <w:bCs w:val="1"/>
+          <w:color w:val="auto"/>
+          <w:sz w:val="20"/>
+          <w:szCs w:val="20"/>
+          <w:lang w:val="es-ES"/>
         </w:rPr>
       </w:sdtEndPr>
       <w:sdtContent>
@@ -901,7 +911,7 @@
               <w:tab w:val="right" w:leader="dot" w:pos="9962"/>
             </w:tabs>
             <w:rPr>
-              <w:rFonts w:asciiTheme="minorHAnsi" w:eastAsiaTheme="minorEastAsia" w:hAnsiTheme="minorHAnsi" w:cstheme="minorBidi"/>
+              <w:rFonts w:asciiTheme="minorHAnsi" w:hAnsiTheme="minorHAnsi" w:eastAsiaTheme="minorEastAsia" w:cstheme="minorBidi"/>
               <w:noProof/>
               <w:sz w:val="22"/>
             </w:rPr>
@@ -936,7 +946,7 @@
             </w:rPr>
             <w:fldChar w:fldCharType="separate"/>
           </w:r>
-          <w:hyperlink w:anchor="_Toc214405612" w:history="1">
+          <w:hyperlink w:history="1" w:anchor="_Toc214405612">
             <w:r>
               <w:rPr>
                 <w:rStyle w:val="Hipervnculo"/>
@@ -949,7 +959,7 @@
             </w:r>
             <w:r>
               <w:rPr>
-                <w:rFonts w:asciiTheme="minorHAnsi" w:eastAsiaTheme="minorEastAsia" w:hAnsiTheme="minorHAnsi" w:cstheme="minorBidi"/>
+                <w:rFonts w:asciiTheme="minorHAnsi" w:hAnsiTheme="minorHAnsi" w:eastAsiaTheme="minorEastAsia" w:cstheme="minorBidi"/>
                 <w:noProof/>
                 <w:sz w:val="22"/>
               </w:rPr>
@@ -1023,12 +1033,12 @@
               <w:tab w:val="right" w:leader="dot" w:pos="9962"/>
             </w:tabs>
             <w:rPr>
-              <w:rFonts w:asciiTheme="minorHAnsi" w:eastAsiaTheme="minorEastAsia" w:hAnsiTheme="minorHAnsi" w:cstheme="minorBidi"/>
+              <w:rFonts w:asciiTheme="minorHAnsi" w:hAnsiTheme="minorHAnsi" w:eastAsiaTheme="minorEastAsia" w:cstheme="minorBidi"/>
               <w:noProof/>
               <w:sz w:val="22"/>
             </w:rPr>
           </w:pPr>
-          <w:hyperlink w:anchor="_Toc214405613" w:history="1">
+          <w:hyperlink w:history="1" w:anchor="_Toc214405613">
             <w:r>
               <w:rPr>
                 <w:rStyle w:val="Hipervnculo"/>
@@ -1041,7 +1051,7 @@
             </w:r>
             <w:r>
               <w:rPr>
-                <w:rFonts w:asciiTheme="minorHAnsi" w:eastAsiaTheme="minorEastAsia" w:hAnsiTheme="minorHAnsi" w:cstheme="minorBidi"/>
+                <w:rFonts w:asciiTheme="minorHAnsi" w:hAnsiTheme="minorHAnsi" w:eastAsiaTheme="minorEastAsia" w:cstheme="minorBidi"/>
                 <w:noProof/>
                 <w:sz w:val="22"/>
               </w:rPr>
@@ -1115,12 +1125,12 @@
               <w:tab w:val="right" w:leader="dot" w:pos="9962"/>
             </w:tabs>
             <w:rPr>
-              <w:rFonts w:asciiTheme="minorHAnsi" w:eastAsiaTheme="minorEastAsia" w:hAnsiTheme="minorHAnsi" w:cstheme="minorBidi"/>
+              <w:rFonts w:asciiTheme="minorHAnsi" w:hAnsiTheme="minorHAnsi" w:eastAsiaTheme="minorEastAsia" w:cstheme="minorBidi"/>
               <w:noProof/>
               <w:sz w:val="22"/>
             </w:rPr>
           </w:pPr>
-          <w:hyperlink w:anchor="_Toc214405614" w:history="1">
+          <w:hyperlink w:history="1" w:anchor="_Toc214405614">
             <w:r>
               <w:rPr>
                 <w:rStyle w:val="Hipervnculo"/>
@@ -1133,7 +1143,7 @@
             </w:r>
             <w:r>
               <w:rPr>
-                <w:rFonts w:asciiTheme="minorHAnsi" w:eastAsiaTheme="minorEastAsia" w:hAnsiTheme="minorHAnsi" w:cstheme="minorBidi"/>
+                <w:rFonts w:asciiTheme="minorHAnsi" w:hAnsiTheme="minorHAnsi" w:eastAsiaTheme="minorEastAsia" w:cstheme="minorBidi"/>
                 <w:noProof/>
                 <w:sz w:val="22"/>
               </w:rPr>
@@ -1206,12 +1216,12 @@
               <w:tab w:val="right" w:leader="dot" w:pos="9962"/>
             </w:tabs>
             <w:rPr>
-              <w:rFonts w:asciiTheme="minorHAnsi" w:eastAsiaTheme="minorEastAsia" w:hAnsiTheme="minorHAnsi" w:cstheme="minorBidi"/>
+              <w:rFonts w:asciiTheme="minorHAnsi" w:hAnsiTheme="minorHAnsi" w:eastAsiaTheme="minorEastAsia" w:cstheme="minorBidi"/>
               <w:noProof/>
               <w:sz w:val="22"/>
             </w:rPr>
           </w:pPr>
-          <w:hyperlink w:anchor="_Toc214405615" w:history="1">
+          <w:hyperlink w:history="1" w:anchor="_Toc214405615">
             <w:r>
               <w:rPr>
                 <w:rStyle w:val="Hipervnculo"/>
@@ -1279,12 +1289,12 @@
               <w:tab w:val="right" w:leader="dot" w:pos="9962"/>
             </w:tabs>
             <w:rPr>
-              <w:rFonts w:asciiTheme="minorHAnsi" w:eastAsiaTheme="minorEastAsia" w:hAnsiTheme="minorHAnsi" w:cstheme="minorBidi"/>
+              <w:rFonts w:asciiTheme="minorHAnsi" w:hAnsiTheme="minorHAnsi" w:eastAsiaTheme="minorEastAsia" w:cstheme="minorBidi"/>
               <w:noProof/>
               <w:sz w:val="22"/>
             </w:rPr>
           </w:pPr>
-          <w:hyperlink w:anchor="_Toc214405616" w:history="1">
+          <w:hyperlink w:history="1" w:anchor="_Toc214405616">
             <w:r>
               <w:rPr>
                 <w:rStyle w:val="Hipervnculo"/>
@@ -1350,12 +1360,12 @@
               <w:tab w:val="right" w:leader="dot" w:pos="9962"/>
             </w:tabs>
             <w:rPr>
-              <w:rFonts w:asciiTheme="minorHAnsi" w:eastAsiaTheme="minorEastAsia" w:hAnsiTheme="minorHAnsi" w:cstheme="minorBidi"/>
+              <w:rFonts w:asciiTheme="minorHAnsi" w:hAnsiTheme="minorHAnsi" w:eastAsiaTheme="minorEastAsia" w:cstheme="minorBidi"/>
               <w:noProof/>
               <w:sz w:val="22"/>
             </w:rPr>
           </w:pPr>
-          <w:hyperlink w:anchor="_Toc214405617" w:history="1">
+          <w:hyperlink w:history="1" w:anchor="_Toc214405617">
             <w:r>
               <w:rPr>
                 <w:rStyle w:val="Hipervnculo"/>
@@ -1421,12 +1431,12 @@
               <w:tab w:val="right" w:leader="dot" w:pos="9962"/>
             </w:tabs>
             <w:rPr>
-              <w:rFonts w:asciiTheme="minorHAnsi" w:eastAsiaTheme="minorEastAsia" w:hAnsiTheme="minorHAnsi" w:cstheme="minorBidi"/>
+              <w:rFonts w:asciiTheme="minorHAnsi" w:hAnsiTheme="minorHAnsi" w:eastAsiaTheme="minorEastAsia" w:cstheme="minorBidi"/>
               <w:noProof/>
               <w:sz w:val="22"/>
             </w:rPr>
           </w:pPr>
-          <w:hyperlink w:anchor="_Toc214405618" w:history="1">
+          <w:hyperlink w:history="1" w:anchor="_Toc214405618">
             <w:r>
               <w:rPr>
                 <w:rStyle w:val="Hipervnculo"/>
@@ -1492,12 +1502,12 @@
               <w:tab w:val="right" w:leader="dot" w:pos="9962"/>
             </w:tabs>
             <w:rPr>
-              <w:rFonts w:asciiTheme="minorHAnsi" w:eastAsiaTheme="minorEastAsia" w:hAnsiTheme="minorHAnsi" w:cstheme="minorBidi"/>
+              <w:rFonts w:asciiTheme="minorHAnsi" w:hAnsiTheme="minorHAnsi" w:eastAsiaTheme="minorEastAsia" w:cstheme="minorBidi"/>
               <w:noProof/>
               <w:sz w:val="22"/>
             </w:rPr>
           </w:pPr>
-          <w:hyperlink w:anchor="_Toc214405619" w:history="1">
+          <w:hyperlink w:history="1" w:anchor="_Toc214405619">
             <w:r>
               <w:rPr>
                 <w:rStyle w:val="Hipervnculo"/>
@@ -1564,12 +1574,12 @@
               <w:tab w:val="right" w:leader="dot" w:pos="9962"/>
             </w:tabs>
             <w:rPr>
-              <w:rFonts w:asciiTheme="minorHAnsi" w:eastAsiaTheme="minorEastAsia" w:hAnsiTheme="minorHAnsi" w:cstheme="minorBidi"/>
+              <w:rFonts w:asciiTheme="minorHAnsi" w:hAnsiTheme="minorHAnsi" w:eastAsiaTheme="minorEastAsia" w:cstheme="minorBidi"/>
               <w:noProof/>
               <w:sz w:val="22"/>
             </w:rPr>
           </w:pPr>
-          <w:hyperlink w:anchor="_Toc214405620" w:history="1">
+          <w:hyperlink w:history="1" w:anchor="_Toc214405620">
             <w:r>
               <w:rPr>
                 <w:rStyle w:val="Hipervnculo"/>
@@ -1582,7 +1592,7 @@
             </w:r>
             <w:r>
               <w:rPr>
-                <w:rFonts w:asciiTheme="minorHAnsi" w:eastAsiaTheme="minorEastAsia" w:hAnsiTheme="minorHAnsi" w:cstheme="minorBidi"/>
+                <w:rFonts w:asciiTheme="minorHAnsi" w:hAnsiTheme="minorHAnsi" w:eastAsiaTheme="minorEastAsia" w:cstheme="minorBidi"/>
                 <w:noProof/>
                 <w:sz w:val="22"/>
               </w:rPr>
@@ -1656,12 +1666,12 @@
               <w:tab w:val="right" w:leader="dot" w:pos="9962"/>
             </w:tabs>
             <w:rPr>
-              <w:rFonts w:asciiTheme="minorHAnsi" w:eastAsiaTheme="minorEastAsia" w:hAnsiTheme="minorHAnsi" w:cstheme="minorBidi"/>
+              <w:rFonts w:asciiTheme="minorHAnsi" w:hAnsiTheme="minorHAnsi" w:eastAsiaTheme="minorEastAsia" w:cstheme="minorBidi"/>
               <w:noProof/>
               <w:sz w:val="22"/>
             </w:rPr>
           </w:pPr>
-          <w:hyperlink w:anchor="_Toc214405621" w:history="1">
+          <w:hyperlink w:history="1" w:anchor="_Toc214405621">
             <w:r>
               <w:rPr>
                 <w:rStyle w:val="Hipervnculo"/>
@@ -1673,7 +1683,7 @@
             </w:r>
             <w:r>
               <w:rPr>
-                <w:rFonts w:asciiTheme="minorHAnsi" w:eastAsiaTheme="minorEastAsia" w:hAnsiTheme="minorHAnsi" w:cstheme="minorBidi"/>
+                <w:rFonts w:asciiTheme="minorHAnsi" w:hAnsiTheme="minorHAnsi" w:eastAsiaTheme="minorEastAsia" w:cstheme="minorBidi"/>
                 <w:noProof/>
                 <w:sz w:val="22"/>
               </w:rPr>
@@ -1757,12 +1767,12 @@
               <w:tab w:val="right" w:leader="dot" w:pos="9962"/>
             </w:tabs>
             <w:rPr>
-              <w:rFonts w:asciiTheme="minorHAnsi" w:eastAsiaTheme="minorEastAsia" w:hAnsiTheme="minorHAnsi" w:cstheme="minorBidi"/>
+              <w:rFonts w:asciiTheme="minorHAnsi" w:hAnsiTheme="minorHAnsi" w:eastAsiaTheme="minorEastAsia" w:cstheme="minorBidi"/>
               <w:noProof/>
               <w:sz w:val="22"/>
             </w:rPr>
           </w:pPr>
-          <w:hyperlink w:anchor="_Toc214405622" w:history="1">
+          <w:hyperlink w:history="1" w:anchor="_Toc214405622">
             <w:r>
               <w:rPr>
                 <w:rStyle w:val="Hipervnculo"/>
@@ -1774,7 +1784,7 @@
             </w:r>
             <w:r>
               <w:rPr>
-                <w:rFonts w:asciiTheme="minorHAnsi" w:eastAsiaTheme="minorEastAsia" w:hAnsiTheme="minorHAnsi" w:cstheme="minorBidi"/>
+                <w:rFonts w:asciiTheme="minorHAnsi" w:hAnsiTheme="minorHAnsi" w:eastAsiaTheme="minorEastAsia" w:cstheme="minorBidi"/>
                 <w:noProof/>
                 <w:sz w:val="22"/>
               </w:rPr>
@@ -1847,12 +1857,12 @@
               <w:tab w:val="right" w:leader="dot" w:pos="9962"/>
             </w:tabs>
             <w:rPr>
-              <w:rFonts w:asciiTheme="minorHAnsi" w:eastAsiaTheme="minorEastAsia" w:hAnsiTheme="minorHAnsi" w:cstheme="minorBidi"/>
+              <w:rFonts w:asciiTheme="minorHAnsi" w:hAnsiTheme="minorHAnsi" w:eastAsiaTheme="minorEastAsia" w:cstheme="minorBidi"/>
               <w:noProof/>
               <w:sz w:val="22"/>
             </w:rPr>
           </w:pPr>
-          <w:hyperlink w:anchor="_Toc214405623" w:history="1">
+          <w:hyperlink w:history="1" w:anchor="_Toc214405623">
             <w:r>
               <w:rPr>
                 <w:rStyle w:val="Hipervnculo"/>
@@ -1864,7 +1874,7 @@
             </w:r>
             <w:r>
               <w:rPr>
-                <w:rFonts w:asciiTheme="minorHAnsi" w:eastAsiaTheme="minorEastAsia" w:hAnsiTheme="minorHAnsi" w:cstheme="minorBidi"/>
+                <w:rFonts w:asciiTheme="minorHAnsi" w:hAnsiTheme="minorHAnsi" w:eastAsiaTheme="minorEastAsia" w:cstheme="minorBidi"/>
                 <w:noProof/>
                 <w:sz w:val="22"/>
               </w:rPr>
@@ -1937,12 +1947,12 @@
               <w:tab w:val="right" w:leader="dot" w:pos="9962"/>
             </w:tabs>
             <w:rPr>
-              <w:rFonts w:asciiTheme="minorHAnsi" w:eastAsiaTheme="minorEastAsia" w:hAnsiTheme="minorHAnsi" w:cstheme="minorBidi"/>
+              <w:rFonts w:asciiTheme="minorHAnsi" w:hAnsiTheme="minorHAnsi" w:eastAsiaTheme="minorEastAsia" w:cstheme="minorBidi"/>
               <w:noProof/>
               <w:sz w:val="22"/>
             </w:rPr>
           </w:pPr>
-          <w:hyperlink w:anchor="_Toc214405624" w:history="1">
+          <w:hyperlink w:history="1" w:anchor="_Toc214405624">
             <w:r>
               <w:rPr>
                 <w:rStyle w:val="Hipervnculo"/>
@@ -1954,7 +1964,7 @@
             </w:r>
             <w:r>
               <w:rPr>
-                <w:rFonts w:asciiTheme="minorHAnsi" w:eastAsiaTheme="minorEastAsia" w:hAnsiTheme="minorHAnsi" w:cstheme="minorBidi"/>
+                <w:rFonts w:asciiTheme="minorHAnsi" w:hAnsiTheme="minorHAnsi" w:eastAsiaTheme="minorEastAsia" w:cstheme="minorBidi"/>
                 <w:noProof/>
                 <w:sz w:val="22"/>
               </w:rPr>
@@ -2027,12 +2037,12 @@
               <w:tab w:val="right" w:leader="dot" w:pos="9962"/>
             </w:tabs>
             <w:rPr>
-              <w:rFonts w:asciiTheme="minorHAnsi" w:eastAsiaTheme="minorEastAsia" w:hAnsiTheme="minorHAnsi" w:cstheme="minorBidi"/>
+              <w:rFonts w:asciiTheme="minorHAnsi" w:hAnsiTheme="minorHAnsi" w:eastAsiaTheme="minorEastAsia" w:cstheme="minorBidi"/>
               <w:noProof/>
               <w:sz w:val="22"/>
             </w:rPr>
           </w:pPr>
-          <w:hyperlink w:anchor="_Toc214405625" w:history="1">
+          <w:hyperlink w:history="1" w:anchor="_Toc214405625">
             <w:r>
               <w:rPr>
                 <w:rStyle w:val="Hipervnculo"/>
@@ -2044,7 +2054,7 @@
             </w:r>
             <w:r>
               <w:rPr>
-                <w:rFonts w:asciiTheme="minorHAnsi" w:eastAsiaTheme="minorEastAsia" w:hAnsiTheme="minorHAnsi" w:cstheme="minorBidi"/>
+                <w:rFonts w:asciiTheme="minorHAnsi" w:hAnsiTheme="minorHAnsi" w:eastAsiaTheme="minorEastAsia" w:cstheme="minorBidi"/>
                 <w:noProof/>
                 <w:sz w:val="22"/>
               </w:rPr>
@@ -2117,12 +2127,12 @@
               <w:tab w:val="right" w:leader="dot" w:pos="9962"/>
             </w:tabs>
             <w:rPr>
-              <w:rFonts w:asciiTheme="minorHAnsi" w:eastAsiaTheme="minorEastAsia" w:hAnsiTheme="minorHAnsi" w:cstheme="minorBidi"/>
+              <w:rFonts w:asciiTheme="minorHAnsi" w:hAnsiTheme="minorHAnsi" w:eastAsiaTheme="minorEastAsia" w:cstheme="minorBidi"/>
               <w:noProof/>
               <w:sz w:val="22"/>
             </w:rPr>
           </w:pPr>
-          <w:hyperlink w:anchor="_Toc214405626" w:history="1">
+          <w:hyperlink w:history="1" w:anchor="_Toc214405626">
             <w:r>
               <w:rPr>
                 <w:rStyle w:val="Hipervnculo"/>
@@ -2134,7 +2144,7 @@
             </w:r>
             <w:r>
               <w:rPr>
-                <w:rFonts w:asciiTheme="minorHAnsi" w:eastAsiaTheme="minorEastAsia" w:hAnsiTheme="minorHAnsi" w:cstheme="minorBidi"/>
+                <w:rFonts w:asciiTheme="minorHAnsi" w:hAnsiTheme="minorHAnsi" w:eastAsiaTheme="minorEastAsia" w:cstheme="minorBidi"/>
                 <w:noProof/>
                 <w:sz w:val="22"/>
               </w:rPr>
@@ -2317,41 +2327,6 @@
     </w:p>
     <w:p>
       <w:pPr>
-        <w:rPr>
-          <w:lang w:val="es-ES_tradnl"/>
-        </w:rPr>
-      </w:pPr>
-    </w:p>
-    <w:p>
-      <w:pPr>
-        <w:rPr>
-          <w:lang w:val="es-ES_tradnl"/>
-        </w:rPr>
-      </w:pPr>
-    </w:p>
-    <w:p>
-      <w:pPr>
-        <w:rPr>
-          <w:lang w:val="es-ES_tradnl"/>
-        </w:rPr>
-      </w:pPr>
-    </w:p>
-    <w:p>
-      <w:pPr>
-        <w:rPr>
-          <w:lang w:val="es-ES_tradnl"/>
-        </w:rPr>
-      </w:pPr>
-    </w:p>
-    <w:p>
-      <w:pPr>
-        <w:rPr>
-          <w:lang w:val="es-ES_tradnl"/>
-        </w:rPr>
-      </w:pPr>
-    </w:p>
-    <w:p>
-      <w:pPr>
         <w:pStyle w:val="Ttulo1"/>
         <w:numPr>
           <w:ilvl w:val="0"/>
@@ -2364,7 +2339,7 @@
           <w:lang w:val="es-ES_tradnl"/>
         </w:rPr>
       </w:pPr>
-      <w:bookmarkStart w:id="1" w:name="_Toc214405613"/>
+      <w:bookmarkStart w:name="_Toc214405613" w:id="1"/>
       <w:r>
         <w:rPr>
           <w:b/>
@@ -2623,8 +2598,8 @@
           </mc:Choice>
           <mc:Fallback>
             <w:pict>
-              <v:rect w14:anchorId="14494F4E" id="Rectángulo 249" o:spid="_x0000_s1026" style="width:426.15pt;height:57.65pt;visibility:visible;mso-wrap-style:square;mso-left-percent:-10001;mso-top-percent:-10001;mso-position-horizontal:absolute;mso-position-horizontal-relative:char;mso-position-vertical:absolute;mso-position-vertical-relative:line;mso-left-percent:-10001;mso-top-percent:-10001;v-text-anchor:middle" o:gfxdata="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" fillcolor="#39a900" strokecolor="#42719b" strokeweight="1pt">
-                <v:stroke startarrowwidth="narrow" startarrowlength="short" endarrowwidth="narrow" endarrowlength="short" miterlimit="5243f"/>
+              <v:rect id="Rectángulo 249" style="width:426.15pt;height:57.65pt;visibility:visible;mso-wrap-style:square;mso-left-percent:-10001;mso-top-percent:-10001;mso-position-horizontal:absolute;mso-position-horizontal-relative:char;mso-position-vertical:absolute;mso-position-vertical-relative:line;mso-left-percent:-10001;mso-top-percent:-10001;v-text-anchor:middle" o:spid="_x0000_s1026" fillcolor="#39a900" strokecolor="#42719b" strokeweight="1pt" w14:anchorId="14494F4E" o:gfxdata="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">
+                <v:stroke miterlimit="5243f" startarrowwidth="narrow" startarrowlength="short" endarrowwidth="narrow" endarrowlength="short"/>
                 <v:textbox inset="2.53958mm,1.2694mm,2.53958mm,1.2694mm">
                   <w:txbxContent>
                     <w:p>
@@ -2878,7 +2853,7 @@
           <w:lang w:val="es-ES_tradnl"/>
         </w:rPr>
       </w:pPr>
-      <w:bookmarkStart w:id="2" w:name="_Toc214405614"/>
+      <w:bookmarkStart w:name="_Toc214405614" w:id="2"/>
       <w:r>
         <w:rPr>
           <w:b/>
@@ -2916,7 +2891,7 @@
           <w:lang w:val="es-ES_tradnl"/>
         </w:rPr>
       </w:pPr>
-      <w:bookmarkStart w:id="3" w:name="_Toc214405615"/>
+      <w:bookmarkStart w:name="_Toc214405615" w:id="3"/>
       <w:r>
         <w:rPr>
           <w:b/>
@@ -4243,12 +4218,12 @@
           </mc:Choice>
           <mc:Fallback>
             <w:pict>
-              <v:shapetype w14:anchorId="23268FBF" id="_x0000_t202" coordsize="21600,21600" o:spt="202" path="m,l,21600r21600,l21600,xe">
+              <v:shapetype id="_x0000_t202" coordsize="21600,21600" o:spt="202" path="m,l,21600r21600,l21600,xe" w14:anchorId="23268FBF">
                 <v:stroke joinstyle="miter"/>
                 <v:path gradientshapeok="t" o:connecttype="rect"/>
               </v:shapetype>
-              <v:shape id="Cuadro de texto 4" o:spid="_x0000_s1027" type="#_x0000_t202" style="width:2in;height:2in;visibility:visible;mso-wrap-style:none;mso-left-percent:-10001;mso-top-percent:-10001;mso-position-horizontal:absolute;mso-position-horizontal-relative:char;mso-position-vertical:absolute;mso-position-vertical-relative:line;mso-left-percent:-10001;mso-top-percent:-10001;v-text-anchor:top" o:gfxdata="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" fillcolor="#4f81bd [3204]" strokecolor="white [3201]" strokeweight="3pt">
-                <v:shadow on="t" color="black" opacity="24903f" origin=",.5" offset="0,.55556mm"/>
+              <v:shape id="Cuadro de texto 4" style="width:2in;height:2in;visibility:visible;mso-wrap-style:none;mso-left-percent:-10001;mso-top-percent:-10001;mso-position-horizontal:absolute;mso-position-horizontal-relative:char;mso-position-vertical:absolute;mso-position-vertical-relative:line;mso-left-percent:-10001;mso-top-percent:-10001;v-text-anchor:top" o:spid="_x0000_s1027" fillcolor="#4f81bd [3204]" strokecolor="white [3201]" strokeweight="3pt" type="#_x0000_t202" o:gfxdata="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">
+                <v:shadow on="t" color="black" opacity="24903f" offset="0,.55556mm" origin=",.5"/>
                 <v:textbox style="mso-fit-shape-to-text:t">
                   <w:txbxContent>
                     <w:p>
@@ -4290,7 +4265,7 @@
           <w:lang w:val="es-ES_tradnl"/>
         </w:rPr>
       </w:pPr>
-      <w:bookmarkStart w:id="6" w:name="_Toc214405616"/>
+      <w:bookmarkStart w:name="_Toc214405616" w:id="6"/>
       <w:r>
         <w:rPr>
           <w:szCs w:val="20"/>
@@ -4338,71 +4313,70 @@
         </w:rPr>
       </w:pPr>
     </w:p>
-    <w:p>
-      <w:pPr>
-        <w:rPr>
-          <w:color w:val="000000"/>
-          <w:szCs w:val="20"/>
-          <w:lang w:val="es-ES_tradnl"/>
-        </w:rPr>
-      </w:pPr>
-      <w:r>
-        <w:rPr>
-          <w:color w:val="000000"/>
-          <w:szCs w:val="20"/>
-          <w:lang w:val="es-ES_tradnl"/>
+    <w:p w14:noSpellErr="1">
+      <w:pPr>
+        <w:rPr>
+          <w:color w:val="000000"/>
+          <w:lang w:val="es-ES"/>
+        </w:rPr>
+      </w:pPr>
+      <w:r>
+        <w:rPr>
+          <w:color w:val="000000" w:themeColor="text1" w:themeTint="FF" w:themeShade="FF"/>
+          <w:lang w:val="es-ES"/>
         </w:rPr>
         <w:t xml:space="preserve">La autogestión, desde una perspectiva técnica, ha sido definida por diferentes autores sociales como un proceso de organización y toma de decisiones </w:t>
       </w:r>
       <w:r>
         <w:rPr>
-          <w:color w:val="000000"/>
-          <w:szCs w:val="20"/>
+          <w:color w:val="000000" w:themeColor="text1" w:themeTint="FF" w:themeShade="FF"/>
           <w:highlight w:val="yellow"/>
-          <w:lang w:val="es-ES_tradnl"/>
+          <w:lang w:val="es-ES"/>
         </w:rPr>
         <w:t>autónoma</w:t>
       </w:r>
       <w:r>
         <w:rPr>
-          <w:color w:val="000000"/>
-          <w:szCs w:val="20"/>
+          <w:color w:val="000000" w:themeColor="text1" w:themeTint="FF" w:themeShade="FF"/>
           <w:highlight w:val="yellow"/>
-          <w:lang w:val="es-ES_tradnl"/>
+          <w:lang w:val="es-ES"/>
         </w:rPr>
         <w:t>s</w:t>
       </w:r>
       <w:r>
         <w:rPr>
-          <w:color w:val="000000"/>
-          <w:szCs w:val="20"/>
-          <w:lang w:val="es-ES_tradnl"/>
-        </w:rPr>
-        <w:t xml:space="preserve"> protagonizado por individuos o comunidades, sin mediación de grupos externos. Estas definiciones enfatizan la autonomía, la democracia, la participación y el poder directo sobre los procesos sociales, económicos o políticos </w:t>
-      </w:r>
-      <w:r>
-        <w:rPr>
-          <w:color w:val="000000"/>
-          <w:szCs w:val="20"/>
+          <w:color w:val="000000" w:themeColor="text1" w:themeTint="FF" w:themeShade="FF"/>
+          <w:lang w:val="es-ES"/>
+        </w:rPr>
+        <w:t xml:space="preserve"> protagonizado por individuos o comunidades, sin mediación de grupos externos.</w:t>
+      </w:r>
+      <w:r>
+        <w:rPr>
+          <w:color w:val="000000" w:themeColor="text1" w:themeTint="FF" w:themeShade="FF"/>
+          <w:lang w:val="es-ES"/>
+        </w:rPr>
+        <w:t xml:space="preserve"> Estas definiciones enfatizan la autonomía, la democracia, la participación y el poder directo sobre los procesos sociales, económicos o políticos </w:t>
+      </w:r>
+      <w:r>
+        <w:rPr>
+          <w:color w:val="000000" w:themeColor="text1" w:themeTint="FF" w:themeShade="FF"/>
           <w:highlight w:val="yellow"/>
-          <w:lang w:val="es-ES_tradnl"/>
+          <w:lang w:val="es-ES"/>
         </w:rPr>
         <w:t>involucrado</w:t>
       </w:r>
       <w:r>
         <w:rPr>
-          <w:color w:val="000000"/>
-          <w:szCs w:val="20"/>
+          <w:color w:val="000000" w:themeColor="text1" w:themeTint="FF" w:themeShade="FF"/>
           <w:highlight w:val="yellow"/>
-          <w:lang w:val="es-ES_tradnl"/>
+          <w:lang w:val="es-ES"/>
         </w:rPr>
         <w:t>s</w:t>
       </w:r>
       <w:r>
         <w:rPr>
-          <w:color w:val="000000"/>
-          <w:szCs w:val="20"/>
-          <w:lang w:val="es-ES_tradnl"/>
+          <w:color w:val="000000" w:themeColor="text1" w:themeTint="FF" w:themeShade="FF"/>
+          <w:lang w:val="es-ES"/>
         </w:rPr>
         <w:t>.</w:t>
       </w:r>
@@ -4624,49 +4598,45 @@
           <w:numId w:val="5"/>
         </w:numPr>
         <w:rPr>
-          <w:b/>
-          <w:bCs/>
-          <w:color w:val="000000"/>
-          <w:lang w:val="es-ES_tradnl"/>
-        </w:rPr>
-      </w:pPr>
-      <w:proofErr w:type="spellStart"/>
-      <w:r>
-        <w:rPr>
-          <w:b/>
-          <w:bCs/>
-          <w:color w:val="000000" w:themeColor="text1"/>
-          <w:lang w:val="es-ES_tradnl"/>
+          <w:b w:val="1"/>
+          <w:bCs w:val="1"/>
+          <w:color w:val="000000"/>
+          <w:lang w:val="es-ES"/>
+        </w:rPr>
+      </w:pPr>
+      <w:r>
+        <w:rPr>
+          <w:b w:val="1"/>
+          <w:bCs w:val="1"/>
+          <w:color w:val="000000" w:themeColor="text1" w:themeTint="FF" w:themeShade="FF"/>
+          <w:lang w:val="es-ES"/>
         </w:rPr>
         <w:t>Bourdet</w:t>
       </w:r>
-      <w:proofErr w:type="spellEnd"/>
-      <w:r>
-        <w:rPr>
-          <w:b/>
-          <w:bCs/>
-          <w:color w:val="000000" w:themeColor="text1"/>
-          <w:lang w:val="es-ES_tradnl"/>
+      <w:r>
+        <w:rPr>
+          <w:b w:val="1"/>
+          <w:bCs w:val="1"/>
+          <w:color w:val="000000" w:themeColor="text1" w:themeTint="FF" w:themeShade="FF"/>
+          <w:lang w:val="es-ES"/>
         </w:rPr>
         <w:t xml:space="preserve"> y </w:t>
       </w:r>
-      <w:proofErr w:type="spellStart"/>
-      <w:r>
-        <w:rPr>
-          <w:b/>
-          <w:bCs/>
-          <w:color w:val="000000" w:themeColor="text1"/>
-          <w:lang w:val="es-ES_tradnl"/>
+      <w:r>
+        <w:rPr>
+          <w:b w:val="1"/>
+          <w:bCs w:val="1"/>
+          <w:color w:val="000000" w:themeColor="text1" w:themeTint="FF" w:themeShade="FF"/>
+          <w:lang w:val="es-ES"/>
         </w:rPr>
         <w:t>Guillerm</w:t>
       </w:r>
-      <w:proofErr w:type="spellEnd"/>
-      <w:r>
-        <w:rPr>
-          <w:b/>
-          <w:bCs/>
-          <w:color w:val="000000" w:themeColor="text1"/>
-          <w:lang w:val="es-ES_tradnl"/>
+      <w:r>
+        <w:rPr>
+          <w:b w:val="1"/>
+          <w:bCs w:val="1"/>
+          <w:color w:val="000000" w:themeColor="text1" w:themeTint="FF" w:themeShade="FF"/>
+          <w:lang w:val="es-ES"/>
         </w:rPr>
         <w:t xml:space="preserve"> </w:t>
       </w:r>
@@ -4748,32 +4718,30 @@
           <w:numId w:val="5"/>
         </w:numPr>
         <w:rPr>
-          <w:b/>
-          <w:bCs/>
-          <w:color w:val="000000"/>
-          <w:lang w:val="es-ES_tradnl"/>
-        </w:rPr>
-      </w:pPr>
-      <w:r>
-        <w:rPr>
-          <w:b/>
-          <w:bCs/>
-          <w:color w:val="000000" w:themeColor="text1"/>
-          <w:lang w:val="es-ES_tradnl"/>
+          <w:b w:val="1"/>
+          <w:bCs w:val="1"/>
+          <w:color w:val="000000"/>
+          <w:lang w:val="es-ES"/>
+        </w:rPr>
+      </w:pPr>
+      <w:r>
+        <w:rPr>
+          <w:b w:val="1"/>
+          <w:bCs w:val="1"/>
+          <w:color w:val="000000" w:themeColor="text1" w:themeTint="FF" w:themeShade="FF"/>
+          <w:lang w:val="es-ES"/>
         </w:rPr>
         <w:t xml:space="preserve">Denis </w:t>
       </w:r>
-      <w:proofErr w:type="spellStart"/>
-      <w:r>
-        <w:rPr>
-          <w:b/>
-          <w:bCs/>
-          <w:color w:val="000000" w:themeColor="text1"/>
-          <w:lang w:val="es-ES_tradnl"/>
+      <w:r>
+        <w:rPr>
+          <w:b w:val="1"/>
+          <w:bCs w:val="1"/>
+          <w:color w:val="000000" w:themeColor="text1" w:themeTint="FF" w:themeShade="FF"/>
+          <w:lang w:val="es-ES"/>
         </w:rPr>
         <w:t>Rougemont</w:t>
       </w:r>
-      <w:proofErr w:type="spellEnd"/>
     </w:p>
     <w:p>
       <w:pPr>
@@ -4873,62 +4841,67 @@
         <w:pStyle w:val="Prrafodelista"/>
         <w:rPr>
           <w:color w:val="000000"/>
-          <w:lang w:val="es-ES_tradnl"/>
-        </w:rPr>
-      </w:pPr>
-      <w:r>
-        <w:rPr>
-          <w:color w:val="000000" w:themeColor="text1"/>
-          <w:lang w:val="es-ES_tradnl"/>
+          <w:lang w:val="es-ES"/>
+        </w:rPr>
+      </w:pPr>
+      <w:r>
+        <w:rPr>
+          <w:color w:val="000000" w:themeColor="text1" w:themeTint="FF" w:themeShade="FF"/>
+          <w:lang w:val="es-ES"/>
         </w:rPr>
         <w:t>P</w:t>
       </w:r>
       <w:r>
         <w:rPr>
-          <w:color w:val="000000" w:themeColor="text1"/>
-          <w:lang w:val="es-ES_tradnl"/>
+          <w:color w:val="000000" w:themeColor="text1" w:themeTint="FF" w:themeShade="FF"/>
+          <w:lang w:val="es-ES"/>
         </w:rPr>
         <w:t xml:space="preserve">ropone la autogestión como gestión no jerárquica de la producción y la organización del trabajo, donde las normas y procesos son desarrollados e implementados colectivamente por los propios trabajadores; implica apropiación y transformación dinámica de la organización, modificando reglas y excedentes según necesidades y consensos </w:t>
       </w:r>
       <w:r>
         <w:rPr>
-          <w:color w:val="000000" w:themeColor="text1"/>
-          <w:lang w:val="es-ES_tradnl"/>
+          <w:color w:val="000000" w:themeColor="text1" w:themeTint="FF" w:themeShade="FF"/>
+          <w:lang w:val="es-ES"/>
         </w:rPr>
         <w:t>interno (</w:t>
       </w:r>
-      <w:proofErr w:type="spellStart"/>
       <w:sdt>
         <w:sdtPr>
-          <w:rPr>
-            <w:color w:val="000000"/>
-            <w:lang w:val="es-ES_tradnl"/>
-          </w:rPr>
+          <w:id w:val="1246232996"/>
           <w:tag w:val="MENDELEY_CITATION_v3_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"/>
-          <w:id w:val="1246232996"/>
           <w:placeholder>
             <w:docPart w:val="DefaultPlaceholder_-1854013440"/>
           </w:placeholder>
+          <w:rPr>
+            <w:color w:val="000000" w:themeColor="text1" w:themeTint="FF" w:themeShade="FF"/>
+            <w:lang w:val="es-ES"/>
+          </w:rPr>
         </w:sdtPr>
-        <w:sdtEndPr/>
         <w:sdtContent>
           <w:r>
             <w:rPr>
-              <w:color w:val="000000"/>
-              <w:lang w:val="es-ES_tradnl"/>
+              <w:color w:val="000000" w:themeColor="text1" w:themeTint="FF" w:themeShade="FF"/>
+              <w:lang w:val="es-ES"/>
             </w:rPr>
             <w:t>Bauni</w:t>
           </w:r>
-          <w:proofErr w:type="spellEnd"/>
           <w:r>
             <w:rPr>
-              <w:color w:val="000000"/>
-              <w:lang w:val="es-ES_tradnl"/>
+              <w:color w:val="000000" w:themeColor="text1" w:themeTint="FF" w:themeShade="FF"/>
+              <w:lang w:val="es-ES"/>
             </w:rPr>
             <w:t>, 2022).</w:t>
           </w:r>
         </w:sdtContent>
+        <w:sdtEndPr>
+          <w:rPr>
+            <w:color w:val="000000" w:themeColor="text1" w:themeTint="FF" w:themeShade="FF"/>
+            <w:lang w:val="es-ES"/>
+          </w:rPr>
+        </w:sdtEndPr>
       </w:sdt>
+      <w:proofErr w:type="spellStart"/>
+      <w:proofErr w:type="spellEnd"/>
     </w:p>
     <w:p>
       <w:pPr>
@@ -4947,38 +4920,36 @@
           <w:numId w:val="5"/>
         </w:numPr>
         <w:rPr>
-          <w:b/>
-          <w:bCs/>
-          <w:color w:val="000000"/>
-          <w:lang w:val="es-ES_tradnl"/>
-        </w:rPr>
-      </w:pPr>
-      <w:proofErr w:type="spellStart"/>
-      <w:r>
-        <w:rPr>
-          <w:b/>
-          <w:bCs/>
-          <w:color w:val="000000" w:themeColor="text1"/>
-          <w:lang w:val="es-ES_tradnl"/>
+          <w:b w:val="1"/>
+          <w:bCs w:val="1"/>
+          <w:color w:val="000000"/>
+          <w:lang w:val="es-ES"/>
+        </w:rPr>
+      </w:pPr>
+      <w:r>
+        <w:rPr>
+          <w:b w:val="1"/>
+          <w:bCs w:val="1"/>
+          <w:color w:val="000000" w:themeColor="text1" w:themeTint="FF" w:themeShade="FF"/>
+          <w:lang w:val="es-ES"/>
         </w:rPr>
         <w:t>Peixoto</w:t>
       </w:r>
-      <w:proofErr w:type="spellEnd"/>
-      <w:r>
-        <w:rPr>
-          <w:b/>
-          <w:bCs/>
-          <w:color w:val="000000" w:themeColor="text1"/>
-          <w:lang w:val="es-ES_tradnl"/>
+      <w:r>
+        <w:rPr>
+          <w:b w:val="1"/>
+          <w:bCs w:val="1"/>
+          <w:color w:val="000000" w:themeColor="text1" w:themeTint="FF" w:themeShade="FF"/>
+          <w:lang w:val="es-ES"/>
         </w:rPr>
         <w:t xml:space="preserve"> de Alburquerque</w:t>
       </w:r>
       <w:r>
         <w:rPr>
-          <w:b/>
-          <w:bCs/>
-          <w:color w:val="000000" w:themeColor="text1"/>
-          <w:lang w:val="es-ES_tradnl"/>
+          <w:b w:val="1"/>
+          <w:bCs w:val="1"/>
+          <w:color w:val="000000" w:themeColor="text1" w:themeTint="FF" w:themeShade="FF"/>
+          <w:lang w:val="es-ES"/>
         </w:rPr>
         <w:t xml:space="preserve"> </w:t>
       </w:r>
@@ -4988,69 +4959,74 @@
         <w:pStyle w:val="Prrafodelista"/>
         <w:rPr>
           <w:color w:val="000000"/>
-          <w:lang w:val="es-ES_tradnl"/>
-        </w:rPr>
-      </w:pPr>
-      <w:r>
-        <w:rPr>
-          <w:color w:val="000000" w:themeColor="text1"/>
-          <w:lang w:val="es-ES_tradnl"/>
+          <w:lang w:val="es-ES"/>
+        </w:rPr>
+      </w:pPr>
+      <w:r>
+        <w:rPr>
+          <w:color w:val="000000" w:themeColor="text1" w:themeTint="FF" w:themeShade="FF"/>
+          <w:lang w:val="es-ES"/>
         </w:rPr>
         <w:t>S</w:t>
       </w:r>
       <w:r>
         <w:rPr>
-          <w:color w:val="000000" w:themeColor="text1"/>
-          <w:lang w:val="es-ES_tradnl"/>
+          <w:color w:val="000000" w:themeColor="text1" w:themeTint="FF" w:themeShade="FF"/>
+          <w:lang w:val="es-ES"/>
         </w:rPr>
         <w:t xml:space="preserve">on prácticas sociales basadas en la democracia en la toma de decisiones, que favorecen la autonomía de los colectivos. La gestión y el poder de decisión recaen directamente sobre el grupo, sin delegación a jerarquías </w:t>
       </w:r>
       <w:r>
         <w:rPr>
-          <w:color w:val="000000" w:themeColor="text1"/>
-          <w:lang w:val="es-ES_tradnl"/>
+          <w:color w:val="000000" w:themeColor="text1" w:themeTint="FF" w:themeShade="FF"/>
+          <w:lang w:val="es-ES"/>
         </w:rPr>
         <w:t>externas (</w:t>
       </w:r>
-      <w:proofErr w:type="spellStart"/>
       <w:sdt>
         <w:sdtPr>
-          <w:rPr>
-            <w:color w:val="000000"/>
-            <w:lang w:val="es-ES_tradnl"/>
-          </w:rPr>
+          <w:id w:val="-1255285353"/>
           <w:tag w:val="MENDELEY_CITATION_v3_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"/>
-          <w:id w:val="-1255285353"/>
           <w:placeholder>
             <w:docPart w:val="DefaultPlaceholder_-1854013440"/>
           </w:placeholder>
+          <w:rPr>
+            <w:color w:val="000000" w:themeColor="text1" w:themeTint="FF" w:themeShade="FF"/>
+            <w:lang w:val="es-ES"/>
+          </w:rPr>
         </w:sdtPr>
-        <w:sdtEndPr/>
         <w:sdtContent>
           <w:r>
             <w:rPr>
-              <w:color w:val="000000"/>
-              <w:lang w:val="es-ES_tradnl"/>
+              <w:color w:val="000000" w:themeColor="text1" w:themeTint="FF" w:themeShade="FF"/>
+              <w:lang w:val="es-ES"/>
             </w:rPr>
             <w:t>Bauni</w:t>
           </w:r>
-          <w:proofErr w:type="spellEnd"/>
           <w:r>
             <w:rPr>
-              <w:color w:val="000000"/>
-              <w:lang w:val="es-ES_tradnl"/>
+              <w:color w:val="000000" w:themeColor="text1" w:themeTint="FF" w:themeShade="FF"/>
+              <w:lang w:val="es-ES"/>
             </w:rPr>
             <w:t>, 2022)</w:t>
           </w:r>
         </w:sdtContent>
+        <w:sdtEndPr>
+          <w:rPr>
+            <w:color w:val="000000" w:themeColor="text1" w:themeTint="FF" w:themeShade="FF"/>
+            <w:lang w:val="es-ES"/>
+          </w:rPr>
+        </w:sdtEndPr>
       </w:sdt>
       <w:r>
         <w:rPr>
-          <w:color w:val="000000" w:themeColor="text1"/>
-          <w:lang w:val="es-ES_tradnl"/>
+          <w:color w:val="000000" w:themeColor="text1" w:themeTint="FF" w:themeShade="FF"/>
+          <w:lang w:val="es-ES"/>
         </w:rPr>
         <w:t>.</w:t>
       </w:r>
+      <w:proofErr w:type="spellStart"/>
+      <w:proofErr w:type="spellEnd"/>
     </w:p>
     <w:p>
       <w:pPr>
@@ -5417,45 +5393,59 @@
         </w:rPr>
       </w:pPr>
     </w:p>
-    <w:p>
+    <w:p w14:noSpellErr="1">
       <w:pPr>
         <w:pBdr>
-          <w:top w:val="nil"/>
-          <w:left w:val="nil"/>
-          <w:bottom w:val="nil"/>
-          <w:right w:val="nil"/>
-          <w:between w:val="nil"/>
+          <w:top w:val="nil" w:color="FF000000" w:sz="0" w:space="0"/>
+          <w:left w:val="nil" w:color="FF000000" w:sz="0" w:space="0"/>
+          <w:bottom w:val="nil" w:color="FF000000" w:sz="0" w:space="0"/>
+          <w:right w:val="nil" w:color="FF000000" w:sz="0" w:space="0"/>
+          <w:between w:val="nil" w:color="FF000000" w:sz="0" w:space="0"/>
         </w:pBdr>
         <w:rPr>
           <w:color w:val="000000"/>
-          <w:lang w:val="es-ES_tradnl"/>
+          <w:lang w:val="es-ES"/>
         </w:rPr>
       </w:pPr>
       <w:r>
         <w:rPr>
           <w:spacing w:val="1"/>
-          <w:lang w:val="es-ES_tradnl"/>
-        </w:rPr>
-        <w:t xml:space="preserve">La consolidación de la autogestión mediante el empoderamiento y autonomía de los colectivos, </w:t>
+          <w:lang w:val="es-ES"/>
+        </w:rPr>
+        <w:t xml:space="preserve">La consolidación de la autogestión mediante el empoderamiento y autonomía de los </w:t>
       </w:r>
       <w:r>
         <w:rPr>
           <w:spacing w:val="1"/>
-          <w:lang w:val="es-ES_tradnl"/>
+          <w:lang w:val="es-ES"/>
+        </w:rPr>
+        <w:t xml:space="preserve">colectivos,</w:t>
+      </w:r>
+      <w:r>
+        <w:rPr>
+          <w:spacing w:val="1"/>
+          <w:lang w:val="es-ES"/>
+        </w:rPr>
+        <w:t xml:space="preserve"> </w:t>
+      </w:r>
+      <w:r>
+        <w:rPr>
+          <w:spacing w:val="1"/>
+          <w:lang w:val="es-ES"/>
         </w:rPr>
         <w:t xml:space="preserve">es </w:t>
       </w:r>
       <w:r>
         <w:rPr>
           <w:spacing w:val="1"/>
-          <w:lang w:val="es-ES_tradnl"/>
+          <w:lang w:val="es-ES"/>
         </w:rPr>
         <w:t xml:space="preserve">la creación de mecanismos de decisión directa, en la que se promueve el uso eficiente y transparente de recursos </w:t>
       </w:r>
       <w:r>
         <w:rPr>
           <w:spacing w:val="1"/>
-          <w:lang w:val="es-ES_tradnl"/>
+          <w:lang w:val="es-ES"/>
         </w:rPr>
         <w:lastRenderedPageBreak/>
         <w:t>comunitarios</w:t>
@@ -5463,43 +5453,48 @@
       <w:r>
         <w:rPr>
           <w:spacing w:val="1"/>
-          <w:lang w:val="es-ES_tradnl"/>
+          <w:lang w:val="es-ES"/>
         </w:rPr>
         <w:t>,</w:t>
       </w:r>
       <w:r>
         <w:rPr>
           <w:spacing w:val="1"/>
-          <w:lang w:val="es-ES_tradnl"/>
+          <w:lang w:val="es-ES"/>
         </w:rPr>
         <w:t xml:space="preserve"> lo que facilita la generación de soluciones y prácticas autodefinidas, orientadas al bienestar </w:t>
       </w:r>
       <w:r>
         <w:rPr>
           <w:spacing w:val="1"/>
-          <w:lang w:val="es-ES_tradnl"/>
+          <w:lang w:val="es-ES"/>
         </w:rPr>
         <w:t>común (</w:t>
       </w:r>
       <w:sdt>
         <w:sdtPr>
-          <w:rPr>
-            <w:color w:val="000000"/>
-            <w:lang w:val="es-ES_tradnl"/>
-          </w:rPr>
           <w:tag w:val="MENDELEY_CITATION_v3_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"/>
           <w:id w:val="-1944603247"/>
           <w:placeholder>
             <w:docPart w:val="DefaultPlaceholder_-1854013440"/>
           </w:placeholder>
+          <w:rPr>
+            <w:color w:val="000000"/>
+            <w:lang w:val="es-ES"/>
+          </w:rPr>
         </w:sdtPr>
-        <w:sdtEndPr/>
+        <w:sdtEndPr>
+          <w:rPr>
+            <w:color w:val="000000" w:themeColor="text1" w:themeTint="FF" w:themeShade="FF"/>
+            <w:lang w:val="es-ES"/>
+          </w:rPr>
+        </w:sdtEndPr>
         <w:sdtContent>
           <w:r>
             <w:rPr>
               <w:rFonts w:eastAsia="Times New Roman"/>
               <w:color w:val="000000"/>
-              <w:lang w:val="es-ES_tradnl"/>
+              <w:lang w:val="es-ES"/>
             </w:rPr>
             <w:t>Rodríguez Tamayo</w:t>
           </w:r>
@@ -5507,7 +5502,7 @@
             <w:rPr>
               <w:rFonts w:eastAsia="Times New Roman"/>
               <w:color w:val="000000"/>
-              <w:lang w:val="es-ES_tradnl"/>
+              <w:lang w:val="es-ES"/>
             </w:rPr>
             <w:t>, 2019)</w:t>
           </w:r>
@@ -5516,7 +5511,7 @@
       <w:r>
         <w:rPr>
           <w:color w:val="000000" w:themeColor="text1"/>
-          <w:lang w:val="es-ES_tradnl"/>
+          <w:lang w:val="es-ES"/>
         </w:rPr>
         <w:t>.</w:t>
       </w:r>
@@ -5695,6 +5690,93 @@
         </w:rPr>
       </w:pPr>
     </w:p>
+    <w:p w14:noSpellErr="1">
+      <w:pPr>
+        <w:pBdr>
+          <w:top w:val="nil" w:color="FF000000" w:sz="0" w:space="0"/>
+          <w:left w:val="nil" w:color="FF000000" w:sz="0" w:space="0"/>
+          <w:bottom w:val="nil" w:color="FF000000" w:sz="0" w:space="0"/>
+          <w:right w:val="nil" w:color="FF000000" w:sz="0" w:space="0"/>
+          <w:between w:val="nil" w:color="FF000000" w:sz="0" w:space="0"/>
+        </w:pBdr>
+        <w:rPr>
+          <w:color w:val="000000"/>
+          <w:lang w:val="es-ES"/>
+        </w:rPr>
+      </w:pPr>
+      <w:r>
+        <w:rPr>
+          <w:color w:val="000000" w:themeColor="text1" w:themeTint="FF" w:themeShade="FF"/>
+          <w:lang w:val="es-ES"/>
+        </w:rPr>
+        <w:t xml:space="preserve">Para que la organización comunitaria sea efectiva, debe incluir varios elementos clave. El primer paso es obtener un profundo conocimiento de la comunidad, identificando lo que realmente importa a sus miembros. A partir de ahí, el proceso se centra en generar y utilizar el poder de diversas formas, como el poder político o legislativo para influir en las leyes, el poder del consumidor a través de </w:t>
+      </w:r>
+      <w:r>
+        <w:rPr>
+          <w:i w:val="1"/>
+          <w:iCs w:val="1"/>
+          <w:color w:val="000000" w:themeColor="text1" w:themeTint="FF" w:themeShade="FF"/>
+          <w:lang w:val="es-ES"/>
+        </w:rPr>
+        <w:t>boicots</w:t>
+      </w:r>
+      <w:r>
+        <w:rPr>
+          <w:color w:val="000000" w:themeColor="text1" w:themeTint="FF" w:themeShade="FF"/>
+          <w:lang w:val="es-ES"/>
+        </w:rPr>
+        <w:t xml:space="preserve"> o el poder jurídico para hacer cumplir las normas. También puede manifestarse como un poder disociador, por ejemplo, mediante una huelga para reclamar mejores condiciones </w:t>
+      </w:r>
+      <w:r>
+        <w:rPr>
+          <w:color w:val="000000" w:themeColor="text1" w:themeTint="FF" w:themeShade="FF"/>
+          <w:lang w:val="es-ES"/>
+        </w:rPr>
+        <w:t>laborales.</w:t>
+      </w:r>
+      <w:sdt>
+        <w:sdtPr>
+          <w:id w:val="-146293952"/>
+          <w:tag w:val="MENDELEY_CITATION_v3_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"/>
+          <w:placeholder>
+            <w:docPart w:val="DefaultPlaceholder_-1854013440"/>
+          </w:placeholder>
+          <w:rPr>
+            <w:color w:val="000000" w:themeColor="text1" w:themeTint="FF" w:themeShade="FF"/>
+            <w:lang w:val="es-ES"/>
+          </w:rPr>
+        </w:sdtPr>
+        <w:sdtContent>
+          <w:r>
+            <w:rPr>
+              <w:color w:val="000000" w:themeColor="text1" w:themeTint="FF" w:themeShade="FF"/>
+              <w:lang w:val="es-ES"/>
+            </w:rPr>
+            <w:t>(</w:t>
+          </w:r>
+          <w:r>
+            <w:rPr>
+              <w:color w:val="000000" w:themeColor="text1" w:themeTint="FF" w:themeShade="FF"/>
+              <w:lang w:val="es-ES"/>
+            </w:rPr>
+            <w:t>Centro para la Salud y Desarrollo Comunitario de la Universidad de Kansas, 2025)</w:t>
+          </w:r>
+          <w:r>
+            <w:rPr>
+              <w:color w:val="000000" w:themeColor="text1" w:themeTint="FF" w:themeShade="FF"/>
+              <w:lang w:val="es-ES"/>
+            </w:rPr>
+            <w:t>.</w:t>
+          </w:r>
+        </w:sdtContent>
+        <w:sdtEndPr>
+          <w:rPr>
+            <w:color w:val="000000" w:themeColor="text1" w:themeTint="FF" w:themeShade="FF"/>
+            <w:lang w:val="es-ES"/>
+          </w:rPr>
+        </w:sdtEndPr>
+      </w:sdt>
+    </w:p>
     <w:p>
       <w:pPr>
         <w:pBdr>
@@ -5711,129 +5793,53 @@
           <w:lang w:val="es-ES_tradnl"/>
         </w:rPr>
       </w:pPr>
-      <w:r>
-        <w:rPr>
-          <w:bCs/>
-          <w:color w:val="000000"/>
-          <w:szCs w:val="20"/>
-          <w:lang w:val="es-ES_tradnl"/>
-        </w:rPr>
-        <w:t xml:space="preserve">Para que la organización comunitaria sea efectiva, debe incluir varios elementos clave. El primer paso es obtener un profundo conocimiento de la comunidad, identificando lo que realmente importa a sus miembros. A partir de ahí, el proceso se centra en generar y utilizar el poder de diversas formas, como el poder político o legislativo para influir en las leyes, el poder del consumidor a través de </w:t>
-      </w:r>
-      <w:r>
-        <w:rPr>
-          <w:bCs/>
-          <w:i/>
-          <w:iCs/>
-          <w:color w:val="000000"/>
-          <w:szCs w:val="20"/>
-          <w:lang w:val="es-ES_tradnl"/>
-        </w:rPr>
-        <w:t>boicots</w:t>
-      </w:r>
-      <w:r>
-        <w:rPr>
-          <w:bCs/>
-          <w:color w:val="000000"/>
-          <w:szCs w:val="20"/>
-          <w:lang w:val="es-ES_tradnl"/>
-        </w:rPr>
-        <w:t xml:space="preserve"> o el poder jurídico para hacer cumplir las normas. También puede manifestarse como un poder disociador, por ejemplo, mediante una huelga para reclamar mejores condiciones laborales.</w:t>
-      </w:r>
-      <w:sdt>
-        <w:sdtPr>
-          <w:rPr>
-            <w:bCs/>
-            <w:color w:val="000000"/>
-            <w:szCs w:val="20"/>
-            <w:lang w:val="es-ES_tradnl"/>
-          </w:rPr>
-          <w:tag w:val="MENDELEY_CITATION_v3_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"/>
-          <w:id w:val="-146293952"/>
-          <w:placeholder>
-            <w:docPart w:val="DefaultPlaceholder_-1854013440"/>
-          </w:placeholder>
-        </w:sdtPr>
-        <w:sdtEndPr/>
-        <w:sdtContent>
-          <w:r>
-            <w:rPr>
-              <w:bCs/>
-              <w:color w:val="000000"/>
-              <w:szCs w:val="20"/>
-              <w:lang w:val="es-ES_tradnl"/>
-            </w:rPr>
-            <w:t>(Centro para la Salud y Desarrollo Comunitario de la Universidad de Kansas, 2025)</w:t>
-          </w:r>
-          <w:r>
-            <w:rPr>
-              <w:bCs/>
-              <w:color w:val="000000"/>
-              <w:szCs w:val="20"/>
-              <w:lang w:val="es-ES_tradnl"/>
-            </w:rPr>
-            <w:t>.</w:t>
-          </w:r>
-        </w:sdtContent>
-      </w:sdt>
-    </w:p>
-    <w:p>
+    </w:p>
+    <w:p w14:noSpellErr="1">
       <w:pPr>
         <w:pBdr>
-          <w:top w:val="nil"/>
-          <w:left w:val="nil"/>
-          <w:bottom w:val="nil"/>
-          <w:right w:val="nil"/>
-          <w:between w:val="nil"/>
+          <w:top w:val="nil" w:color="FF000000" w:sz="0" w:space="0"/>
+          <w:left w:val="nil" w:color="FF000000" w:sz="0" w:space="0"/>
+          <w:bottom w:val="nil" w:color="FF000000" w:sz="0" w:space="0"/>
+          <w:right w:val="nil" w:color="FF000000" w:sz="0" w:space="0"/>
+          <w:between w:val="nil" w:color="FF000000" w:sz="0" w:space="0"/>
         </w:pBdr>
         <w:rPr>
-          <w:bCs/>
-          <w:color w:val="000000"/>
-          <w:szCs w:val="20"/>
-          <w:lang w:val="es-ES_tradnl"/>
-        </w:rPr>
-      </w:pPr>
-    </w:p>
-    <w:p>
-      <w:pPr>
-        <w:pBdr>
-          <w:top w:val="nil"/>
-          <w:left w:val="nil"/>
-          <w:bottom w:val="nil"/>
-          <w:right w:val="nil"/>
-          <w:between w:val="nil"/>
-        </w:pBdr>
-        <w:rPr>
-          <w:bCs/>
-          <w:color w:val="000000"/>
-          <w:szCs w:val="20"/>
-          <w:lang w:val="es-ES_tradnl"/>
-        </w:rPr>
-      </w:pPr>
-      <w:r>
-        <w:rPr>
-          <w:bCs/>
-          <w:color w:val="000000"/>
-          <w:szCs w:val="20"/>
-          <w:lang w:val="es-ES_tradnl"/>
-        </w:rPr>
-        <w:t xml:space="preserve">Una organización comunitaria exitosa también se enfoca en planificar acciones con un propósito claro, lograr la participación activa de la mayoría de los miembros —partiendo de la premisa de que “juntos </w:t>
-      </w:r>
-      <w:r>
-        <w:rPr>
-          <w:bCs/>
-          <w:color w:val="000000"/>
-          <w:szCs w:val="20"/>
-          <w:lang w:val="es-ES_tradnl"/>
+          <w:color w:val="000000"/>
+          <w:lang w:val="es-ES"/>
+        </w:rPr>
+      </w:pPr>
+      <w:r>
+        <w:rPr>
+          <w:color w:val="000000" w:themeColor="text1" w:themeTint="FF" w:themeShade="FF"/>
+          <w:lang w:val="es-ES"/>
+        </w:rPr>
+        <w:t xml:space="preserve">Una organización comunitaria exitosa también se enfoca en planificar acciones con un propósito claro, lograr la </w:t>
+      </w:r>
+      <w:r>
+        <w:rPr>
+          <w:color w:val="000000" w:themeColor="text1" w:themeTint="FF" w:themeShade="FF"/>
+          <w:lang w:val="es-ES"/>
+        </w:rPr>
+        <w:t>participación activa</w:t>
+      </w:r>
+      <w:r>
+        <w:rPr>
+          <w:color w:val="000000" w:themeColor="text1" w:themeTint="FF" w:themeShade="FF"/>
+          <w:lang w:val="es-ES"/>
+        </w:rPr>
+        <w:t xml:space="preserve"> de la mayoría de los miembros —partiendo de la premisa de que “juntos </w:t>
+      </w:r>
+      <w:r>
+        <w:rPr>
+          <w:color w:val="000000" w:themeColor="text1" w:themeTint="FF" w:themeShade="FF"/>
+          <w:lang w:val="es-ES"/>
         </w:rPr>
         <w:t>se puede</w:t>
       </w:r>
       <w:r>
         <w:rPr>
-          <w:bCs/>
-          <w:color w:val="000000"/>
-          <w:szCs w:val="20"/>
-          <w:lang w:val="es-ES_tradnl"/>
+          <w:color w:val="000000" w:themeColor="text1" w:themeTint="FF" w:themeShade="FF"/>
+          <w:lang w:val="es-ES"/>
         </w:rPr>
         <w:t xml:space="preserve"> lograr todo"— y en generar y utilizar otros recursos, como donaciones o apoyo. La comunicación efectiva con la comunidad es vital para mantener a todos informados sobre los objetivos, acciones y la importancia de su participación.</w:t>
       </w:r>
@@ -6946,8 +6952,8 @@
           </mc:Choice>
           <mc:Fallback>
             <w:pict>
-              <v:shape w14:anchorId="62927E4B" id="Cuadro de texto 6" o:spid="_x0000_s1028" type="#_x0000_t202" style="width:498.6pt;height:36.45pt;visibility:visible;mso-wrap-style:none;mso-left-percent:-10001;mso-top-percent:-10001;mso-position-horizontal:absolute;mso-position-horizontal-relative:char;mso-position-vertical:absolute;mso-position-vertical-relative:line;mso-left-percent:-10001;mso-top-percent:-10001;v-text-anchor:top" o:gfxdata="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" fillcolor="#4f81bd [3204]" strokecolor="white [3201]" strokeweight="3pt">
-                <v:shadow on="t" color="black" opacity="24903f" origin=",.5" offset="0,.55556mm"/>
+              <v:shape id="Cuadro de texto 6" style="width:498.6pt;height:36.45pt;visibility:visible;mso-wrap-style:none;mso-left-percent:-10001;mso-top-percent:-10001;mso-position-horizontal:absolute;mso-position-horizontal-relative:char;mso-position-vertical:absolute;mso-position-vertical-relative:line;mso-left-percent:-10001;mso-top-percent:-10001;v-text-anchor:top" o:spid="_x0000_s1028" fillcolor="#4f81bd [3204]" strokecolor="white [3201]" strokeweight="3pt" type="#_x0000_t202" o:gfxdata="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" w14:anchorId="62927E4B">
+                <v:shadow on="t" color="black" opacity="24903f" offset="0,.55556mm" origin=",.5"/>
                 <v:textbox style="mso-fit-shape-to-text:t">
                   <w:txbxContent>
                     <w:p>
@@ -6993,7 +6999,7 @@
           <w:lang w:val="es-ES_tradnl"/>
         </w:rPr>
       </w:pPr>
-      <w:bookmarkStart w:id="10" w:name="_Toc214405617"/>
+      <w:bookmarkStart w:name="_Toc214405617" w:id="10"/>
       <w:r>
         <w:rPr>
           <w:szCs w:val="20"/>
@@ -7290,7 +7296,7 @@
         </w:rPr>
         <w:t xml:space="preserve">De acuerdo con lo establecido en la </w:t>
       </w:r>
-      <w:bookmarkStart w:id="11" w:name="_Hlk214402774"/>
+      <w:bookmarkStart w:name="_Hlk214402774" w:id="11"/>
       <w:r>
         <w:rPr>
           <w:color w:val="000000"/>
@@ -7422,60 +7428,74 @@
         </w:rPr>
       </w:pPr>
     </w:p>
-    <w:p>
+    <w:p w14:noSpellErr="1">
       <w:pPr>
         <w:pBdr>
-          <w:top w:val="nil"/>
-          <w:left w:val="nil"/>
-          <w:bottom w:val="nil"/>
-          <w:right w:val="nil"/>
-          <w:between w:val="nil"/>
+          <w:top w:val="nil" w:color="FF000000" w:sz="0" w:space="0"/>
+          <w:left w:val="nil" w:color="FF000000" w:sz="0" w:space="0"/>
+          <w:bottom w:val="nil" w:color="FF000000" w:sz="0" w:space="0"/>
+          <w:right w:val="nil" w:color="FF000000" w:sz="0" w:space="0"/>
+          <w:between w:val="nil" w:color="FF000000" w:sz="0" w:space="0"/>
         </w:pBdr>
         <w:jc w:val="both"/>
         <w:rPr>
           <w:color w:val="000000"/>
-          <w:lang w:val="es-ES_tradnl"/>
-        </w:rPr>
-      </w:pPr>
-      <w:r>
-        <w:rPr>
-          <w:color w:val="000000" w:themeColor="text1"/>
-          <w:lang w:val="es-ES_tradnl"/>
+          <w:lang w:val="es-ES"/>
+        </w:rPr>
+      </w:pPr>
+      <w:r>
+        <w:rPr>
+          <w:color w:val="000000" w:themeColor="text1" w:themeTint="FF" w:themeShade="FF"/>
+          <w:lang w:val="es-ES"/>
         </w:rPr>
         <w:t xml:space="preserve">Además, la Resolución </w:t>
       </w:r>
       <w:r>
         <w:rPr>
-          <w:color w:val="000000" w:themeColor="text1"/>
-          <w:lang w:val="es-ES_tradnl"/>
+          <w:color w:val="000000" w:themeColor="text1" w:themeTint="FF" w:themeShade="FF"/>
+          <w:lang w:val="es-ES"/>
         </w:rPr>
         <w:t>04</w:t>
       </w:r>
       <w:r>
         <w:rPr>
-          <w:color w:val="000000" w:themeColor="text1"/>
-          <w:lang w:val="es-ES_tradnl"/>
+          <w:color w:val="000000" w:themeColor="text1" w:themeTint="FF" w:themeShade="FF"/>
+          <w:lang w:val="es-ES"/>
         </w:rPr>
         <w:t>29 de 2016 refuerza esta idea al adoptar la Política de Atención Integral en Salud (PAIS). Este documento subraya la necesidad de una retroalimentación constante en el modelo de atención para mejorar los resultados en salud. Para ello, se deben implementar planes que incluyan estrategias de educación, comunicación y gestión que permitan la participación social en salud como un proceso continuo y dinámico. En esencia, la realización de</w:t>
       </w:r>
       <w:r>
         <w:rPr>
-          <w:color w:val="000000" w:themeColor="text1"/>
-          <w:lang w:val="es-ES_tradnl"/>
+          <w:color w:val="000000" w:themeColor="text1" w:themeTint="FF" w:themeShade="FF"/>
+          <w:lang w:val="es-ES"/>
         </w:rPr>
         <w:t xml:space="preserve"> este</w:t>
       </w:r>
       <w:r>
         <w:rPr>
-          <w:color w:val="000000" w:themeColor="text1"/>
-          <w:lang w:val="es-ES_tradnl"/>
-        </w:rPr>
-        <w:t xml:space="preserve"> derecho no es posible sin una participación activa y efectiva de la ciudadanía</w:t>
-      </w:r>
-      <w:r>
-        <w:rPr>
-          <w:color w:val="000000"/>
-          <w:lang w:val="es-ES_tradnl"/>
+          <w:color w:val="000000" w:themeColor="text1" w:themeTint="FF" w:themeShade="FF"/>
+          <w:lang w:val="es-ES"/>
+        </w:rPr>
+        <w:t xml:space="preserve"> derecho no es posible sin una </w:t>
+      </w:r>
+      <w:r>
+        <w:rPr>
+          <w:color w:val="000000" w:themeColor="text1" w:themeTint="FF" w:themeShade="FF"/>
+          <w:lang w:val="es-ES"/>
+        </w:rPr>
+        <w:t>participación activa</w:t>
+      </w:r>
+      <w:r>
+        <w:rPr>
+          <w:color w:val="000000" w:themeColor="text1" w:themeTint="FF" w:themeShade="FF"/>
+          <w:lang w:val="es-ES"/>
+        </w:rPr>
+        <w:t xml:space="preserve"> y efectiva de la ciudadanía</w:t>
+      </w:r>
+      <w:r>
+        <w:rPr>
+          <w:color w:val="000000" w:themeColor="text1" w:themeTint="FF" w:themeShade="FF"/>
+          <w:lang w:val="es-ES"/>
         </w:rPr>
         <w:t>.</w:t>
       </w:r>
@@ -7674,6 +7694,7 @@
         <w:tc>
           <w:tcPr>
             <w:tcW w:w="0" w:type="auto"/>
+            <w:tcMar/>
             <w:vAlign w:val="center"/>
             <w:hideMark/>
           </w:tcPr>
@@ -7704,6 +7725,7 @@
         <w:tc>
           <w:tcPr>
             <w:tcW w:w="0" w:type="auto"/>
+            <w:tcMar/>
             <w:vAlign w:val="center"/>
             <w:hideMark/>
           </w:tcPr>
@@ -7792,6 +7814,7 @@
         <w:tc>
           <w:tcPr>
             <w:tcW w:w="0" w:type="auto"/>
+            <w:tcMar/>
             <w:vAlign w:val="center"/>
             <w:hideMark/>
           </w:tcPr>
@@ -7822,6 +7845,7 @@
         <w:tc>
           <w:tcPr>
             <w:tcW w:w="0" w:type="auto"/>
+            <w:tcMar/>
             <w:vAlign w:val="center"/>
             <w:hideMark/>
           </w:tcPr>
@@ -8078,6 +8102,7 @@
         <w:tc>
           <w:tcPr>
             <w:tcW w:w="0" w:type="auto"/>
+            <w:tcMar/>
             <w:vAlign w:val="center"/>
             <w:hideMark/>
           </w:tcPr>
@@ -8108,6 +8133,7 @@
         <w:tc>
           <w:tcPr>
             <w:tcW w:w="0" w:type="auto"/>
+            <w:tcMar/>
             <w:vAlign w:val="center"/>
             <w:hideMark/>
           </w:tcPr>
@@ -8256,6 +8282,7 @@
         <w:tc>
           <w:tcPr>
             <w:tcW w:w="0" w:type="auto"/>
+            <w:tcMar/>
             <w:vAlign w:val="center"/>
             <w:hideMark/>
           </w:tcPr>
@@ -8286,6 +8313,7 @@
         <w:tc>
           <w:tcPr>
             <w:tcW w:w="0" w:type="auto"/>
+            <w:tcMar/>
             <w:vAlign w:val="center"/>
             <w:hideMark/>
           </w:tcPr>
@@ -8377,6 +8405,7 @@
         <w:tc>
           <w:tcPr>
             <w:tcW w:w="0" w:type="auto"/>
+            <w:tcMar/>
             <w:vAlign w:val="center"/>
             <w:hideMark/>
           </w:tcPr>
@@ -8407,6 +8436,7 @@
         <w:tc>
           <w:tcPr>
             <w:tcW w:w="0" w:type="auto"/>
+            <w:tcMar/>
             <w:vAlign w:val="center"/>
             <w:hideMark/>
           </w:tcPr>
@@ -8483,6 +8513,7 @@
         <w:tc>
           <w:tcPr>
             <w:tcW w:w="0" w:type="auto"/>
+            <w:tcMar/>
             <w:vAlign w:val="center"/>
             <w:hideMark/>
           </w:tcPr>
@@ -8514,6 +8545,7 @@
         <w:tc>
           <w:tcPr>
             <w:tcW w:w="0" w:type="auto"/>
+            <w:tcMar/>
             <w:vAlign w:val="center"/>
             <w:hideMark/>
           </w:tcPr>
@@ -8573,6 +8605,7 @@
         <w:tc>
           <w:tcPr>
             <w:tcW w:w="0" w:type="auto"/>
+            <w:tcMar/>
             <w:vAlign w:val="center"/>
             <w:hideMark/>
           </w:tcPr>
@@ -8603,54 +8636,73 @@
         <w:tc>
           <w:tcPr>
             <w:tcW w:w="0" w:type="auto"/>
+            <w:tcMar/>
             <w:vAlign w:val="center"/>
             <w:hideMark/>
           </w:tcPr>
-          <w:p>
+          <w:p w14:noSpellErr="1">
             <w:pPr>
               <w:jc w:val="both"/>
               <w:rPr>
                 <w:rFonts w:eastAsia="Times New Roman"/>
                 <w:color w:val="000000"/>
-                <w:szCs w:val="20"/>
-                <w:lang w:val="es-ES_tradnl"/>
+                <w:lang w:val="es-ES"/>
               </w:rPr>
             </w:pPr>
             <w:r>
               <w:rPr>
                 <w:rFonts w:eastAsia="Times New Roman"/>
-                <w:color w:val="000000"/>
-                <w:szCs w:val="20"/>
-                <w:lang w:val="es-ES_tradnl"/>
-              </w:rPr>
-              <w:t>Esta declaración resume el espíritu de todo el marco normativo. Cada una de las leyes y resoluciones mencionadas consolida el principio de que la salud es un derecho fundamental que trasciende la simple atención médica. Implica que la ciudadanía debe tener una participación activa y con capacidad de decisión en cada etapa del ciclo de la política de salud, desde su diseño hasta su evaluación, asegurando que el sistema responda verdaderamente a las necesidades de la población</w:t>
+                <w:color w:val="000000" w:themeColor="text1" w:themeTint="FF" w:themeShade="FF"/>
+                <w:lang w:val="es-ES"/>
+              </w:rPr>
+              <w:t xml:space="preserve">Esta declaración resume el espíritu de todo el marco normativo. Cada una de las leyes y resoluciones mencionadas consolida el principio de que la salud es un derecho fundamental que trasciende la simple atención médica. Implica que la ciudadanía debe tener una </w:t>
+            </w:r>
+            <w:r>
+              <w:rPr>
+                <w:rFonts w:eastAsia="Times New Roman"/>
+                <w:color w:val="000000" w:themeColor="text1" w:themeTint="FF" w:themeShade="FF"/>
+                <w:lang w:val="es-ES"/>
+              </w:rPr>
+              <w:t>participación activa</w:t>
+            </w:r>
+            <w:r>
+              <w:rPr>
+                <w:rFonts w:eastAsia="Times New Roman"/>
+                <w:color w:val="000000" w:themeColor="text1" w:themeTint="FF" w:themeShade="FF"/>
+                <w:lang w:val="es-ES"/>
+              </w:rPr>
+              <w:t xml:space="preserve"> y con capacidad de decisión en cada etapa del ciclo de la política de salud, desde su diseño hasta su evaluación, asegurando que el sistema responda verdaderamente a las necesidades de la población</w:t>
             </w:r>
             <w:sdt>
               <w:sdtPr>
-                <w:rPr>
-                  <w:rFonts w:eastAsia="Times New Roman"/>
-                  <w:color w:val="000000"/>
-                  <w:szCs w:val="20"/>
-                  <w:lang w:val="es-ES_tradnl"/>
-                </w:rPr>
+                <w:id w:val="-297079322"/>
                 <w:tag w:val="MENDELEY_CITATION_v3_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"/>
-                <w:id w:val="-297079322"/>
                 <w:placeholder>
                   <w:docPart w:val="C9A732D072D8447BB2FE42FFD91CADF4"/>
                 </w:placeholder>
+                <w:rPr>
+                  <w:rFonts w:eastAsia="Times New Roman"/>
+                  <w:color w:val="000000" w:themeColor="text1" w:themeTint="FF" w:themeShade="FF"/>
+                  <w:lang w:val="es-ES"/>
+                </w:rPr>
               </w:sdtPr>
-              <w:sdtEndPr/>
               <w:sdtContent>
                 <w:r>
                   <w:rPr>
                     <w:rFonts w:eastAsia="Times New Roman"/>
-                    <w:color w:val="000000"/>
-                    <w:szCs w:val="20"/>
-                    <w:lang w:val="es-ES_tradnl"/>
+                    <w:color w:val="000000" w:themeColor="text1" w:themeTint="FF" w:themeShade="FF"/>
+                    <w:lang w:val="es-ES"/>
                   </w:rPr>
                   <w:t xml:space="preserve"> (Congreso de Colombia, 2015).</w:t>
                 </w:r>
               </w:sdtContent>
+              <w:sdtEndPr>
+                <w:rPr>
+                  <w:rFonts w:eastAsia="Times New Roman"/>
+                  <w:color w:val="000000" w:themeColor="text1" w:themeTint="FF" w:themeShade="FF"/>
+                  <w:lang w:val="es-ES"/>
+                </w:rPr>
+              </w:sdtEndPr>
             </w:sdt>
           </w:p>
         </w:tc>
@@ -10794,7 +10846,7 @@
           </mc:Choice>
           <mc:Fallback>
             <w:pict>
-              <v:shape w14:anchorId="3FC8C859" id="Cuadro de texto 11" o:spid="_x0000_s1029" type="#_x0000_t202" style="position:absolute;left:0;text-align:left;margin-left:242.25pt;margin-top:84.75pt;width:42pt;height:21pt;z-index:251663360;visibility:visible;mso-wrap-style:square;mso-width-percent:0;mso-height-percent:0;mso-wrap-distance-left:9pt;mso-wrap-distance-top:0;mso-wrap-distance-right:9pt;mso-wrap-distance-bottom:0;mso-position-horizontal:absolute;mso-position-horizontal-relative:text;mso-position-vertical:absolute;mso-position-vertical-relative:text;mso-width-percent:0;mso-height-percent:0;mso-width-relative:margin;mso-height-relative:margin;v-text-anchor:top" o:gfxdata="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" fillcolor="white [3201]" strokeweight=".5pt">
+              <v:shape id="Cuadro de texto 11" style="position:absolute;left:0;text-align:left;margin-left:242.25pt;margin-top:84.75pt;width:42pt;height:21pt;z-index:251663360;visibility:visible;mso-wrap-style:square;mso-width-percent:0;mso-height-percent:0;mso-wrap-distance-left:9pt;mso-wrap-distance-top:0;mso-wrap-distance-right:9pt;mso-wrap-distance-bottom:0;mso-position-horizontal:absolute;mso-position-horizontal-relative:text;mso-position-vertical:absolute;mso-position-vertical-relative:text;mso-width-percent:0;mso-height-percent:0;mso-width-relative:margin;mso-height-relative:margin;v-text-anchor:top" o:spid="_x0000_s1029" fillcolor="white [3201]" strokeweight=".5pt" type="#_x0000_t202" o:gfxdata="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" w14:anchorId="3FC8C859">
                 <v:textbox>
                   <w:txbxContent>
                     <w:p>
@@ -10899,7 +10951,7 @@
           </mc:Choice>
           <mc:Fallback>
             <w:pict>
-              <v:shape w14:anchorId="40C767E5" id="Cuadro de texto 10" o:spid="_x0000_s1030" type="#_x0000_t202" style="position:absolute;left:0;text-align:left;margin-left:274.8pt;margin-top:19.5pt;width:42pt;height:21pt;z-index:251661312;visibility:visible;mso-wrap-style:square;mso-width-percent:0;mso-height-percent:0;mso-wrap-distance-left:9pt;mso-wrap-distance-top:0;mso-wrap-distance-right:9pt;mso-wrap-distance-bottom:0;mso-position-horizontal:absolute;mso-position-horizontal-relative:text;mso-position-vertical:absolute;mso-position-vertical-relative:text;mso-width-percent:0;mso-height-percent:0;mso-width-relative:margin;mso-height-relative:margin;v-text-anchor:top" o:gfxdata="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" fillcolor="white [3201]" strokeweight=".5pt">
+              <v:shape id="Cuadro de texto 10" style="position:absolute;left:0;text-align:left;margin-left:274.8pt;margin-top:19.5pt;width:42pt;height:21pt;z-index:251661312;visibility:visible;mso-wrap-style:square;mso-width-percent:0;mso-height-percent:0;mso-wrap-distance-left:9pt;mso-wrap-distance-top:0;mso-wrap-distance-right:9pt;mso-wrap-distance-bottom:0;mso-position-horizontal:absolute;mso-position-horizontal-relative:text;mso-position-vertical:absolute;mso-position-vertical-relative:text;mso-width-percent:0;mso-height-percent:0;mso-width-relative:margin;mso-height-relative:margin;v-text-anchor:top" o:spid="_x0000_s1030" fillcolor="white [3201]" strokeweight=".5pt" type="#_x0000_t202" o:gfxdata="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" w14:anchorId="40C767E5">
                 <v:textbox>
                   <w:txbxContent>
                     <w:p>
@@ -11004,7 +11056,7 @@
           </mc:Choice>
           <mc:Fallback>
             <w:pict>
-              <v:shape w14:anchorId="5EB50C2C" id="Cuadro de texto 9" o:spid="_x0000_s1031" type="#_x0000_t202" style="position:absolute;left:0;text-align:left;margin-left:196.8pt;margin-top:28.5pt;width:42pt;height:21pt;z-index:251659264;visibility:visible;mso-wrap-style:square;mso-width-percent:0;mso-height-percent:0;mso-wrap-distance-left:9pt;mso-wrap-distance-top:0;mso-wrap-distance-right:9pt;mso-wrap-distance-bottom:0;mso-position-horizontal:absolute;mso-position-horizontal-relative:text;mso-position-vertical:absolute;mso-position-vertical-relative:text;mso-width-percent:0;mso-height-percent:0;mso-width-relative:margin;mso-height-relative:margin;v-text-anchor:top" o:gfxdata="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" fillcolor="white [3201]" strokeweight=".5pt">
+              <v:shape id="Cuadro de texto 9" style="position:absolute;left:0;text-align:left;margin-left:196.8pt;margin-top:28.5pt;width:42pt;height:21pt;z-index:251659264;visibility:visible;mso-wrap-style:square;mso-width-percent:0;mso-height-percent:0;mso-wrap-distance-left:9pt;mso-wrap-distance-top:0;mso-wrap-distance-right:9pt;mso-wrap-distance-bottom:0;mso-position-horizontal:absolute;mso-position-horizontal-relative:text;mso-position-vertical:absolute;mso-position-vertical-relative:text;mso-width-percent:0;mso-height-percent:0;mso-width-relative:margin;mso-height-relative:margin;v-text-anchor:top" o:spid="_x0000_s1031" fillcolor="white [3201]" strokeweight=".5pt" type="#_x0000_t202" o:gfxdata="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" w14:anchorId="5EB50C2C">
                 <v:textbox>
                   <w:txbxContent>
                     <w:p>
@@ -11540,7 +11592,7 @@
           <w:lang w:val="es-ES_tradnl"/>
         </w:rPr>
       </w:pPr>
-      <w:bookmarkStart w:id="16" w:name="_Toc214405618"/>
+      <w:bookmarkStart w:name="_Toc214405618" w:id="16"/>
       <w:r>
         <w:rPr>
           <w:lang w:val="es-ES_tradnl"/>
@@ -11584,6 +11636,28 @@
         </w:rPr>
       </w:pPr>
     </w:p>
+    <w:p w14:noSpellErr="1">
+      <w:pPr>
+        <w:pBdr>
+          <w:top w:val="nil" w:color="FF000000" w:sz="0" w:space="0"/>
+          <w:left w:val="nil" w:color="FF000000" w:sz="0" w:space="0"/>
+          <w:bottom w:val="nil" w:color="FF000000" w:sz="0" w:space="0"/>
+          <w:right w:val="nil" w:color="FF000000" w:sz="0" w:space="0"/>
+          <w:between w:val="nil" w:color="FF000000" w:sz="0" w:space="0"/>
+        </w:pBdr>
+        <w:rPr>
+          <w:color w:val="000000"/>
+          <w:lang w:val="es-ES"/>
+        </w:rPr>
+      </w:pPr>
+      <w:r>
+        <w:rPr>
+          <w:color w:val="000000" w:themeColor="text1" w:themeTint="FF" w:themeShade="FF"/>
+          <w:lang w:val="es-ES"/>
+        </w:rPr>
+        <w:t>La organización comunitaria es un proceso dinámico mediante el cual personas que comparten un territorio, una problemática o un interés común, se agrupan para identificar necesidades, establecer metas colectivas, planificar y ejecutar acciones para su propio desarrollo y bienestar. No se trata solamente de la constitución formal de un grupo, sino de generar espacios de participación activa que promueven la corresponsabilidad, la cooperación y la toma colectiva de decisiones.</w:t>
+      </w:r>
+    </w:p>
     <w:p>
       <w:pPr>
         <w:pBdr>
@@ -11594,17 +11668,12 @@
           <w:between w:val="nil"/>
         </w:pBdr>
         <w:rPr>
-          <w:color w:val="000000"/>
-          <w:lang w:val="es-ES_tradnl"/>
-        </w:rPr>
-      </w:pPr>
-      <w:r>
-        <w:rPr>
-          <w:color w:val="000000" w:themeColor="text1"/>
-          <w:lang w:val="es-ES_tradnl"/>
-        </w:rPr>
-        <w:t>La organización comunitaria es un proceso dinámico mediante el cual personas que comparten un territorio, una problemática o un interés común, se agrupan para identificar necesidades, establecer metas colectivas, planificar y ejecutar acciones para su propio desarrollo y bienestar. No se trata solamente de la constitución formal de un grupo, sino de generar espacios de participación activa que promueven la corresponsabilidad, la cooperación y la toma colectiva de decisiones.</w:t>
-      </w:r>
+          <w:bCs/>
+          <w:color w:val="000000"/>
+          <w:szCs w:val="20"/>
+          <w:lang w:val="es-ES_tradnl"/>
+        </w:rPr>
+      </w:pPr>
     </w:p>
     <w:p>
       <w:pPr>
@@ -11622,6 +11691,15 @@
           <w:lang w:val="es-ES_tradnl"/>
         </w:rPr>
       </w:pPr>
+      <w:r>
+        <w:rPr>
+          <w:bCs/>
+          <w:color w:val="000000"/>
+          <w:szCs w:val="20"/>
+          <w:lang w:val="es-ES_tradnl"/>
+        </w:rPr>
+        <w:t>Al organizar a los miembros de una comunidad para alcanzar una meta común, se obtienen beneficios que van más allá del objetivo inicial, siempre que el proceso se realice de forma adecuada. Estos beneficios impactan positivamente en el poder colectivo, la autonomía y la equidad social.</w:t>
+      </w:r>
     </w:p>
     <w:p>
       <w:pPr>
@@ -11639,15 +11717,6 @@
           <w:lang w:val="es-ES_tradnl"/>
         </w:rPr>
       </w:pPr>
-      <w:r>
-        <w:rPr>
-          <w:bCs/>
-          <w:color w:val="000000"/>
-          <w:szCs w:val="20"/>
-          <w:lang w:val="es-ES_tradnl"/>
-        </w:rPr>
-        <w:t>Al organizar a los miembros de una comunidad para alcanzar una meta común, se obtienen beneficios que van más allá del objetivo inicial, siempre que el proceso se realice de forma adecuada. Estos beneficios impactan positivamente en el poder colectivo, la autonomía y la equidad social.</w:t>
-      </w:r>
     </w:p>
     <w:p>
       <w:pPr>
@@ -11665,6 +11734,15 @@
           <w:lang w:val="es-ES_tradnl"/>
         </w:rPr>
       </w:pPr>
+      <w:r>
+        <w:rPr>
+          <w:bCs/>
+          <w:color w:val="000000"/>
+          <w:szCs w:val="20"/>
+          <w:lang w:val="es-ES_tradnl"/>
+        </w:rPr>
+        <w:t>La organización comunitaria amplía el potencial de cambio, ya que la voz colectiva de un grupo es mucho más poderosa que la de un individuo. Este esfuerzo conjunto permite a la comunidad ejercer una mayor influencia y lograr las transformaciones que desea ver. Es una estrategia eficaz para abordar problemas y generar soluciones sostenibles.</w:t>
+      </w:r>
     </w:p>
     <w:p>
       <w:pPr>
@@ -11682,15 +11760,6 @@
           <w:lang w:val="es-ES_tradnl"/>
         </w:rPr>
       </w:pPr>
-      <w:r>
-        <w:rPr>
-          <w:bCs/>
-          <w:color w:val="000000"/>
-          <w:szCs w:val="20"/>
-          <w:lang w:val="es-ES_tradnl"/>
-        </w:rPr>
-        <w:t>La organización comunitaria amplía el potencial de cambio, ya que la voz colectiva de un grupo es mucho más poderosa que la de un individuo. Este esfuerzo conjunto permite a la comunidad ejercer una mayor influencia y lograr las transformaciones que desea ver. Es una estrategia eficaz para abordar problemas y generar soluciones sostenibles.</w:t>
-      </w:r>
     </w:p>
     <w:p>
       <w:pPr>
@@ -11708,6 +11777,15 @@
           <w:lang w:val="es-ES_tradnl"/>
         </w:rPr>
       </w:pPr>
+      <w:r>
+        <w:rPr>
+          <w:bCs/>
+          <w:color w:val="000000"/>
+          <w:szCs w:val="20"/>
+          <w:lang w:val="es-ES_tradnl"/>
+        </w:rPr>
+        <w:t xml:space="preserve">En salud pública, la organización comunitaria es estratégica para abordar los determinantes sociales y estructurales que afectan la salud. Proyectos exitosos parten de la premisa de que el poder reside en la comunidad y que la transformación es real cuando la población se apropia del proceso, lidera la identificación de problemas y se involucra desde la base en la búsqueda y ejecución de soluciones. </w:t>
+      </w:r>
     </w:p>
     <w:p>
       <w:pPr>
@@ -11725,15 +11803,94 @@
           <w:lang w:val="es-ES_tradnl"/>
         </w:rPr>
       </w:pPr>
-      <w:r>
-        <w:rPr>
-          <w:bCs/>
-          <w:color w:val="000000"/>
-          <w:szCs w:val="20"/>
-          <w:lang w:val="es-ES_tradnl"/>
-        </w:rPr>
-        <w:t xml:space="preserve">En salud pública, la organización comunitaria es estratégica para abordar los determinantes sociales y estructurales que afectan la salud. Proyectos exitosos parten de la premisa de que el poder reside en la comunidad y que la transformación es real cuando la población se apropia del proceso, lidera la identificación de problemas y se involucra desde la base en la búsqueda y ejecución de soluciones. </w:t>
-      </w:r>
+    </w:p>
+    <w:p>
+      <w:pPr>
+        <w:pBdr>
+          <w:top w:val="nil" w:color="FF000000" w:sz="0" w:space="0"/>
+          <w:left w:val="nil" w:color="FF000000" w:sz="0" w:space="0"/>
+          <w:bottom w:val="nil" w:color="FF000000" w:sz="0" w:space="0"/>
+          <w:right w:val="nil" w:color="FF000000" w:sz="0" w:space="0"/>
+          <w:between w:val="nil" w:color="FF000000" w:sz="0" w:space="0"/>
+        </w:pBdr>
+        <w:rPr>
+          <w:color w:val="000000"/>
+          <w:lang w:val="es-ES"/>
+        </w:rPr>
+      </w:pPr>
+      <w:r>
+        <w:rPr>
+          <w:color w:val="000000" w:themeColor="text1" w:themeTint="FF" w:themeShade="FF"/>
+          <w:lang w:val="es-ES"/>
+        </w:rPr>
+        <w:t xml:space="preserve">Las organizaciones que favorecen la vigilancia en salud pública, específicamente la vigilancia basada en comunidad puede darse mediante veedurías de salud, club de usuarios del sistema general de seguridad social en salud, comités de vigilancias, redes de vigilancia en salud comunitaria, entre otras; quienes asumen funciones de gestión, incidencia, control social y garantía de derechos en el contexto. Además, cuando la organización se </w:t>
+      </w:r>
+      <w:r>
+        <w:rPr>
+          <w:color w:val="000000" w:themeColor="text1" w:themeTint="FF" w:themeShade="FF"/>
+          <w:highlight w:val="yellow"/>
+          <w:lang w:val="es-ES"/>
+        </w:rPr>
+        <w:t>fortalece</w:t>
+      </w:r>
+      <w:r>
+        <w:rPr>
+          <w:color w:val="000000" w:themeColor="text1" w:themeTint="FF" w:themeShade="FF"/>
+          <w:lang w:val="es-ES"/>
+        </w:rPr>
+        <w:t xml:space="preserve"> favorece la autonomía, la sostenibilidad y capacidad de respuesta de los desafíos propios de la comunidad e incluso </w:t>
+      </w:r>
+      <w:r>
+        <w:rPr>
+          <w:color w:val="000000" w:themeColor="text1" w:themeTint="FF" w:themeShade="FF"/>
+          <w:lang w:val="es-ES"/>
+        </w:rPr>
+        <w:t>externos (</w:t>
+      </w:r>
+      <w:sdt>
+        <w:sdtPr>
+          <w:id w:val="1502310008"/>
+          <w:tag w:val="MENDELEY_CITATION_v3_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"/>
+          <w:placeholder>
+            <w:docPart w:val="DefaultPlaceholder_-1854013440"/>
+          </w:placeholder>
+          <w:rPr>
+            <w:color w:val="000000" w:themeColor="text1" w:themeTint="FF" w:themeShade="FF"/>
+            <w:lang w:val="es-ES"/>
+          </w:rPr>
+        </w:sdtPr>
+        <w:sdtContent>
+          <w:r>
+            <w:rPr>
+              <w:color w:val="000000" w:themeColor="text1" w:themeTint="FF" w:themeShade="FF"/>
+              <w:lang w:val="es-ES"/>
+            </w:rPr>
+            <w:t>Richer</w:t>
+          </w:r>
+          <w:r>
+            <w:rPr>
+              <w:color w:val="000000" w:themeColor="text1" w:themeTint="FF" w:themeShade="FF"/>
+              <w:lang w:val="es-ES"/>
+            </w:rPr>
+            <w:t>, 2005)</w:t>
+          </w:r>
+        </w:sdtContent>
+        <w:sdtEndPr>
+          <w:rPr>
+            <w:color w:val="000000" w:themeColor="text1" w:themeTint="FF" w:themeShade="FF"/>
+            <w:lang w:val="es-ES"/>
+          </w:rPr>
+        </w:sdtEndPr>
+      </w:sdt>
+      <w:r>
+        <w:rPr>
+          <w:color w:val="000000" w:themeColor="text1" w:themeTint="FF" w:themeShade="FF"/>
+          <w:lang w:val="es-ES"/>
+        </w:rPr>
+        <w:t xml:space="preserve">. </w:t>
+      </w:r>
+      <w:proofErr w:type="spellStart"/>
+      <w:proofErr w:type="spellEnd"/>
     </w:p>
     <w:p>
       <w:pPr>
@@ -11762,77 +11919,37 @@
           <w:between w:val="nil"/>
         </w:pBdr>
         <w:rPr>
-          <w:color w:val="000000"/>
-          <w:lang w:val="es-ES_tradnl"/>
-        </w:rPr>
-      </w:pPr>
-      <w:r>
-        <w:rPr>
-          <w:color w:val="000000" w:themeColor="text1"/>
-          <w:lang w:val="es-ES_tradnl"/>
-        </w:rPr>
-        <w:t xml:space="preserve">Las organizaciones que favorecen la vigilancia en salud pública, específicamente la vigilancia basada en comunidad puede darse mediante veedurías de salud, club de usuarios del sistema general de seguridad social en salud, comités de vigilancias, redes de vigilancia en salud comunitaria, entre otras; quienes asumen funciones de gestión, incidencia, control social y garantía de derechos en el contexto. Además, cuando la organización se </w:t>
-      </w:r>
-      <w:r>
-        <w:rPr>
-          <w:color w:val="000000" w:themeColor="text1"/>
-          <w:highlight w:val="yellow"/>
-          <w:lang w:val="es-ES_tradnl"/>
-        </w:rPr>
-        <w:t>fortalece</w:t>
-      </w:r>
-      <w:r>
-        <w:rPr>
-          <w:color w:val="000000" w:themeColor="text1"/>
-          <w:lang w:val="es-ES_tradnl"/>
-        </w:rPr>
-        <w:t xml:space="preserve"> favorece la autonomía, la sostenibilidad y capacidad de respuesta de los desafíos propios de la comunidad e incluso </w:t>
-      </w:r>
-      <w:r>
-        <w:rPr>
-          <w:color w:val="000000" w:themeColor="text1"/>
-          <w:lang w:val="es-ES_tradnl"/>
-        </w:rPr>
-        <w:t>externos (</w:t>
-      </w:r>
-      <w:proofErr w:type="spellStart"/>
-      <w:sdt>
-        <w:sdtPr>
-          <w:rPr>
-            <w:color w:val="000000"/>
-            <w:lang w:val="es-ES_tradnl"/>
-          </w:rPr>
-          <w:tag w:val="MENDELEY_CITATION_v3_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"/>
-          <w:id w:val="1502310008"/>
-          <w:placeholder>
-            <w:docPart w:val="DefaultPlaceholder_-1854013440"/>
-          </w:placeholder>
-        </w:sdtPr>
-        <w:sdtEndPr/>
-        <w:sdtContent>
-          <w:r>
-            <w:rPr>
-              <w:color w:val="000000"/>
-              <w:lang w:val="es-ES_tradnl"/>
-            </w:rPr>
-            <w:t>Richer</w:t>
-          </w:r>
-          <w:proofErr w:type="spellEnd"/>
-          <w:r>
-            <w:rPr>
-              <w:color w:val="000000"/>
-              <w:lang w:val="es-ES_tradnl"/>
-            </w:rPr>
-            <w:t>, 2005)</w:t>
-          </w:r>
-        </w:sdtContent>
-      </w:sdt>
-      <w:r>
-        <w:rPr>
-          <w:color w:val="000000" w:themeColor="text1"/>
-          <w:lang w:val="es-ES_tradnl"/>
-        </w:rPr>
-        <w:t xml:space="preserve">. </w:t>
+          <w:bCs/>
+          <w:color w:val="000000"/>
+          <w:szCs w:val="20"/>
+          <w:lang w:val="es-ES_tradnl"/>
+        </w:rPr>
+      </w:pPr>
+      <w:r>
+        <w:rPr>
+          <w:bCs/>
+          <w:color w:val="000000"/>
+          <w:szCs w:val="20"/>
+          <w:lang w:val="es-ES_tradnl"/>
+        </w:rPr>
+        <w:t xml:space="preserve">Otra característica, que promueve la movilización social y autogestión es el </w:t>
+      </w:r>
+      <w:r>
+        <w:rPr>
+          <w:color w:val="000000"/>
+          <w:szCs w:val="20"/>
+          <w:lang w:val="es-ES_tradnl"/>
+        </w:rPr>
+        <w:t>empoderamiento,</w:t>
+      </w:r>
+      <w:r>
+        <w:rPr>
+          <w:bCs/>
+          <w:color w:val="000000"/>
+          <w:szCs w:val="20"/>
+          <w:lang w:val="es-ES_tradnl"/>
+        </w:rPr>
+        <w:t> proceso mediante el cual individuos y comunidades incrementan su capacidad para controlar y tomar decisiones sobre los factores que influyen en su propia vida y salud. Implica adquirir conocimientos, habilidades y confianza para participar en el diseño, implementación y evaluación de las acciones que los afectan.</w:t>
       </w:r>
     </w:p>
     <w:p>
@@ -11875,24 +11992,25 @@
           <w:szCs w:val="20"/>
           <w:lang w:val="es-ES_tradnl"/>
         </w:rPr>
-        <w:t xml:space="preserve">Otra característica, que promueve la movilización social y autogestión es el </w:t>
-      </w:r>
-      <w:r>
-        <w:rPr>
-          <w:color w:val="000000"/>
-          <w:szCs w:val="20"/>
-          <w:lang w:val="es-ES_tradnl"/>
-        </w:rPr>
-        <w:t>empoderamiento,</w:t>
-      </w:r>
-      <w:r>
-        <w:rPr>
-          <w:bCs/>
-          <w:color w:val="000000"/>
-          <w:szCs w:val="20"/>
-          <w:lang w:val="es-ES_tradnl"/>
-        </w:rPr>
-        <w:t> proceso mediante el cual individuos y comunidades incrementan su capacidad para controlar y tomar decisiones sobre los factores que influyen en su propia vida y salud. Implica adquirir conocimientos, habilidades y confianza para participar en el diseño, implementación y evaluación de las acciones que los afectan.</w:t>
+        <w:t xml:space="preserve">El empoderamiento no surge únicamente por </w:t>
+      </w:r>
+      <w:r>
+        <w:rPr>
+          <w:bCs/>
+          <w:color w:val="000000"/>
+          <w:szCs w:val="20"/>
+          <w:lang w:val="es-ES_tradnl"/>
+        </w:rPr>
+        <w:t>ofrecer</w:t>
+      </w:r>
+      <w:r>
+        <w:rPr>
+          <w:bCs/>
+          <w:color w:val="000000"/>
+          <w:szCs w:val="20"/>
+          <w:lang w:val="es-ES_tradnl"/>
+        </w:rPr>
+        <w:t xml:space="preserve"> información, sino por crear las condiciones y brindar el acompañamiento para que las personas se reconozcan como sujetos activos, capaces de influir en su entorno y en las políticas públicas. En salud, esto implica pasar de un rol de pacientes pasivos a protagonistas que gestionan su propio bienestar — desde el autocuidado hasta la exigibilidad de sus derechos en los servicios de salud.</w:t>
       </w:r>
     </w:p>
     <w:p>
@@ -11935,25 +12053,25 @@
           <w:szCs w:val="20"/>
           <w:lang w:val="es-ES_tradnl"/>
         </w:rPr>
-        <w:t xml:space="preserve">El empoderamiento no surge únicamente por </w:t>
-      </w:r>
-      <w:r>
-        <w:rPr>
-          <w:bCs/>
-          <w:color w:val="000000"/>
-          <w:szCs w:val="20"/>
-          <w:lang w:val="es-ES_tradnl"/>
-        </w:rPr>
-        <w:t>ofrecer</w:t>
-      </w:r>
-      <w:r>
-        <w:rPr>
-          <w:bCs/>
-          <w:color w:val="000000"/>
-          <w:szCs w:val="20"/>
-          <w:lang w:val="es-ES_tradnl"/>
-        </w:rPr>
-        <w:t xml:space="preserve"> información, sino por crear las condiciones y brindar el acompañamiento para que las personas se reconozcan como sujetos activos, capaces de influir en su entorno y en las políticas públicas. En salud, esto implica pasar de un rol de pacientes pasivos a protagonistas que gestionan su propio bienestar — desde el autocuidado hasta la exigibilidad de sus derechos en los servicios de salud.</w:t>
+        <w:t>Este proceso en lo comunitario genera beneficios individuales y colectivos, mejora la autoestima y la percepción de capacidad, refuerza los lazos sociales y contribuye a una participación más equitativa y corresponsable. Además, es un motor fundamental para la sostenibilidad de los procesos de autogestión y movilización social, ya que fomenta la resiliencia, la innovación social y la defensa del interés común</w:t>
+      </w:r>
+      <w:r>
+        <w:rPr>
+          <w:bCs/>
+          <w:color w:val="000000"/>
+          <w:szCs w:val="20"/>
+          <w:lang w:val="es-ES_tradnl"/>
+        </w:rPr>
+        <w:t xml:space="preserve">; </w:t>
+      </w:r>
+      <w:r>
+        <w:rPr>
+          <w:bCs/>
+          <w:color w:val="000000"/>
+          <w:szCs w:val="20"/>
+          <w:lang w:val="es-ES_tradnl"/>
+        </w:rPr>
+        <w:t>incrementa la independencia de la comunidad, permitiéndole mantener un mayor control sobre su propio destino y reduciendo, a largo plazo, la necesidad de ayuda externa.</w:t>
       </w:r>
     </w:p>
     <w:p>
@@ -11973,6 +12091,35 @@
         </w:rPr>
       </w:pPr>
     </w:p>
+    <w:p w14:noSpellErr="1">
+      <w:pPr>
+        <w:pBdr>
+          <w:top w:val="nil" w:color="FF000000" w:sz="0" w:space="0"/>
+          <w:left w:val="nil" w:color="FF000000" w:sz="0" w:space="0"/>
+          <w:bottom w:val="nil" w:color="FF000000" w:sz="0" w:space="0"/>
+          <w:right w:val="nil" w:color="FF000000" w:sz="0" w:space="0"/>
+          <w:between w:val="nil" w:color="FF000000" w:sz="0" w:space="0"/>
+        </w:pBdr>
+        <w:rPr>
+          <w:color w:val="000000"/>
+          <w:lang w:val="es-ES"/>
+        </w:rPr>
+      </w:pPr>
+      <w:r>
+        <w:rPr>
+          <w:color w:val="000000" w:themeColor="text1" w:themeTint="FF" w:themeShade="FF"/>
+          <w:lang w:val="es-ES"/>
+        </w:rPr>
+        <w:t xml:space="preserve">Por último, la organización comunitaria fomenta un mayor apoyo social y una mayor igualdad. Al unir a diversas personas para trabajar por un bien común, se crean nuevas conexiones y se fortalece el tejido social, lo que genera un crecimiento tanto personal como profesional. </w:t>
+      </w:r>
+      <w:r>
+        <w:rPr>
+          <w:color w:val="000000" w:themeColor="text1" w:themeTint="FF" w:themeShade="FF"/>
+          <w:lang w:val="es-ES"/>
+        </w:rPr>
+        <w:t>Este cambio en la distribución del poder, que se extiende de manera más amplia y equitativa, contribuye a una sociedad más justa al mejorar la situación de aquellos que tradicionalmente han sido marginados o ignorados.</w:t>
+      </w:r>
+    </w:p>
     <w:p>
       <w:pPr>
         <w:pBdr>
@@ -11989,93 +12136,6 @@
           <w:lang w:val="es-ES_tradnl"/>
         </w:rPr>
       </w:pPr>
-      <w:r>
-        <w:rPr>
-          <w:bCs/>
-          <w:color w:val="000000"/>
-          <w:szCs w:val="20"/>
-          <w:lang w:val="es-ES_tradnl"/>
-        </w:rPr>
-        <w:t>Este proceso en lo comunitario genera beneficios individuales y colectivos, mejora la autoestima y la percepción de capacidad, refuerza los lazos sociales y contribuye a una participación más equitativa y corresponsable. Además, es un motor fundamental para la sostenibilidad de los procesos de autogestión y movilización social, ya que fomenta la resiliencia, la innovación social y la defensa del interés común</w:t>
-      </w:r>
-      <w:r>
-        <w:rPr>
-          <w:bCs/>
-          <w:color w:val="000000"/>
-          <w:szCs w:val="20"/>
-          <w:lang w:val="es-ES_tradnl"/>
-        </w:rPr>
-        <w:t xml:space="preserve">; </w:t>
-      </w:r>
-      <w:r>
-        <w:rPr>
-          <w:bCs/>
-          <w:color w:val="000000"/>
-          <w:szCs w:val="20"/>
-          <w:lang w:val="es-ES_tradnl"/>
-        </w:rPr>
-        <w:t>incrementa la independencia de la comunidad, permitiéndole mantener un mayor control sobre su propio destino y reduciendo, a largo plazo, la necesidad de ayuda externa.</w:t>
-      </w:r>
-    </w:p>
-    <w:p>
-      <w:pPr>
-        <w:pBdr>
-          <w:top w:val="nil"/>
-          <w:left w:val="nil"/>
-          <w:bottom w:val="nil"/>
-          <w:right w:val="nil"/>
-          <w:between w:val="nil"/>
-        </w:pBdr>
-        <w:rPr>
-          <w:bCs/>
-          <w:color w:val="000000"/>
-          <w:szCs w:val="20"/>
-          <w:lang w:val="es-ES_tradnl"/>
-        </w:rPr>
-      </w:pPr>
-    </w:p>
-    <w:p>
-      <w:pPr>
-        <w:pBdr>
-          <w:top w:val="nil"/>
-          <w:left w:val="nil"/>
-          <w:bottom w:val="nil"/>
-          <w:right w:val="nil"/>
-          <w:between w:val="nil"/>
-        </w:pBdr>
-        <w:rPr>
-          <w:bCs/>
-          <w:color w:val="000000"/>
-          <w:szCs w:val="20"/>
-          <w:lang w:val="es-ES_tradnl"/>
-        </w:rPr>
-      </w:pPr>
-      <w:r>
-        <w:rPr>
-          <w:bCs/>
-          <w:color w:val="000000"/>
-          <w:szCs w:val="20"/>
-          <w:lang w:val="es-ES_tradnl"/>
-        </w:rPr>
-        <w:t>Por último, la organización comunitaria fomenta un mayor apoyo social y una mayor igualdad. Al unir a diversas personas para trabajar por un bien común, se crean nuevas conexiones y se fortalece el tejido social, lo que genera un crecimiento tanto personal como profesional. Este cambio en la distribución del poder, que se extiende de manera más amplia y equitativa, contribuye a una sociedad más justa al mejorar la situación de aquellos que tradicionalmente han sido marginados o ignorados.</w:t>
-      </w:r>
-    </w:p>
-    <w:p>
-      <w:pPr>
-        <w:pBdr>
-          <w:top w:val="nil"/>
-          <w:left w:val="nil"/>
-          <w:bottom w:val="nil"/>
-          <w:right w:val="nil"/>
-          <w:between w:val="nil"/>
-        </w:pBdr>
-        <w:rPr>
-          <w:bCs/>
-          <w:color w:val="000000"/>
-          <w:szCs w:val="20"/>
-          <w:lang w:val="es-ES_tradnl"/>
-        </w:rPr>
-      </w:pPr>
     </w:p>
     <w:p>
       <w:pPr>
@@ -12085,7 +12145,7 @@
           <w:lang w:val="es-ES_tradnl"/>
         </w:rPr>
       </w:pPr>
-      <w:bookmarkStart w:id="17" w:name="_Toc214405619"/>
+      <w:bookmarkStart w:name="_Toc214405619" w:id="17"/>
       <w:r>
         <w:rPr>
           <w:szCs w:val="20"/>
@@ -12773,13 +12833,13 @@
         </w:drawing>
       </w:r>
       <w:commentRangeEnd w:id="19"/>
+      <w:r>
+        <w:rPr>
+          <w:rStyle w:val="Refdecomentario"/>
+        </w:rPr>
+        <w:commentReference w:id="19"/>
+      </w:r>
       <w:commentRangeEnd w:id="20"/>
-      <w:r>
-        <w:rPr>
-          <w:rStyle w:val="Refdecomentario"/>
-        </w:rPr>
-        <w:commentReference w:id="19"/>
-      </w:r>
       <w:r>
         <w:rPr>
           <w:rStyle w:val="Refdecomentario"/>
@@ -12899,156 +12959,6 @@
         <w:adjustRightInd w:val="0"/>
         <w:rPr>
           <w:color w:val="000000"/>
-          <w:lang w:val="es-ES_tradnl"/>
-        </w:rPr>
-      </w:pPr>
-    </w:p>
-    <w:p>
-      <w:pPr>
-        <w:rPr>
-          <w:b/>
-          <w:bCs/>
-          <w:color w:val="000000" w:themeColor="text1"/>
-          <w:lang w:val="es-ES_tradnl"/>
-        </w:rPr>
-      </w:pPr>
-    </w:p>
-    <w:p>
-      <w:pPr>
-        <w:rPr>
-          <w:b/>
-          <w:bCs/>
-          <w:color w:val="000000" w:themeColor="text1"/>
-          <w:lang w:val="es-ES_tradnl"/>
-        </w:rPr>
-      </w:pPr>
-    </w:p>
-    <w:p>
-      <w:pPr>
-        <w:rPr>
-          <w:b/>
-          <w:bCs/>
-          <w:color w:val="000000" w:themeColor="text1"/>
-          <w:lang w:val="es-ES_tradnl"/>
-        </w:rPr>
-      </w:pPr>
-    </w:p>
-    <w:p>
-      <w:pPr>
-        <w:rPr>
-          <w:b/>
-          <w:bCs/>
-          <w:color w:val="000000" w:themeColor="text1"/>
-          <w:lang w:val="es-ES_tradnl"/>
-        </w:rPr>
-      </w:pPr>
-    </w:p>
-    <w:p>
-      <w:pPr>
-        <w:rPr>
-          <w:b/>
-          <w:bCs/>
-          <w:color w:val="000000" w:themeColor="text1"/>
-          <w:lang w:val="es-ES_tradnl"/>
-        </w:rPr>
-      </w:pPr>
-    </w:p>
-    <w:p>
-      <w:pPr>
-        <w:rPr>
-          <w:b/>
-          <w:bCs/>
-          <w:color w:val="000000" w:themeColor="text1"/>
-          <w:lang w:val="es-ES_tradnl"/>
-        </w:rPr>
-      </w:pPr>
-    </w:p>
-    <w:p>
-      <w:pPr>
-        <w:rPr>
-          <w:b/>
-          <w:bCs/>
-          <w:color w:val="000000" w:themeColor="text1"/>
-          <w:lang w:val="es-ES_tradnl"/>
-        </w:rPr>
-      </w:pPr>
-    </w:p>
-    <w:p>
-      <w:pPr>
-        <w:rPr>
-          <w:b/>
-          <w:bCs/>
-          <w:color w:val="000000" w:themeColor="text1"/>
-          <w:lang w:val="es-ES_tradnl"/>
-        </w:rPr>
-      </w:pPr>
-    </w:p>
-    <w:p>
-      <w:pPr>
-        <w:rPr>
-          <w:b/>
-          <w:bCs/>
-          <w:color w:val="000000" w:themeColor="text1"/>
-          <w:lang w:val="es-ES_tradnl"/>
-        </w:rPr>
-      </w:pPr>
-    </w:p>
-    <w:p>
-      <w:pPr>
-        <w:rPr>
-          <w:b/>
-          <w:bCs/>
-          <w:color w:val="000000" w:themeColor="text1"/>
-          <w:lang w:val="es-ES_tradnl"/>
-        </w:rPr>
-      </w:pPr>
-    </w:p>
-    <w:p>
-      <w:pPr>
-        <w:rPr>
-          <w:b/>
-          <w:bCs/>
-          <w:color w:val="000000" w:themeColor="text1"/>
-          <w:lang w:val="es-ES_tradnl"/>
-        </w:rPr>
-      </w:pPr>
-    </w:p>
-    <w:p>
-      <w:pPr>
-        <w:rPr>
-          <w:b/>
-          <w:bCs/>
-          <w:color w:val="000000" w:themeColor="text1"/>
-          <w:lang w:val="es-ES_tradnl"/>
-        </w:rPr>
-      </w:pPr>
-    </w:p>
-    <w:p>
-      <w:pPr>
-        <w:rPr>
-          <w:b/>
-          <w:bCs/>
-          <w:color w:val="000000" w:themeColor="text1"/>
-          <w:lang w:val="es-ES_tradnl"/>
-        </w:rPr>
-      </w:pPr>
-    </w:p>
-    <w:p>
-      <w:pPr>
-        <w:rPr>
-          <w:b/>
-          <w:bCs/>
-          <w:color w:val="000000" w:themeColor="text1"/>
-          <w:lang w:val="es-ES_tradnl"/>
-        </w:rPr>
-      </w:pPr>
-    </w:p>
-    <w:p>
-      <w:pPr>
-        <w:rPr>
-          <w:b/>
-          <w:bCs/>
-          <w:color w:val="000000" w:themeColor="text1"/>
           <w:lang w:val="es-ES_tradnl"/>
         </w:rPr>
       </w:pPr>
@@ -13270,13 +13180,13 @@
         </w:drawing>
       </w:r>
       <w:commentRangeEnd w:id="21"/>
+      <w:r>
+        <w:rPr>
+          <w:rStyle w:val="Refdecomentario"/>
+        </w:rPr>
+        <w:commentReference w:id="21"/>
+      </w:r>
       <w:commentRangeEnd w:id="22"/>
-      <w:r>
-        <w:rPr>
-          <w:rStyle w:val="Refdecomentario"/>
-        </w:rPr>
-        <w:commentReference w:id="21"/>
-      </w:r>
       <w:r>
         <w:rPr>
           <w:rStyle w:val="Refdecomentario"/>
@@ -13851,13 +13761,13 @@
         </w:drawing>
       </w:r>
       <w:commentRangeEnd w:id="23"/>
+      <w:r>
+        <w:rPr>
+          <w:rStyle w:val="Refdecomentario"/>
+        </w:rPr>
+        <w:commentReference w:id="23"/>
+      </w:r>
       <w:commentRangeEnd w:id="24"/>
-      <w:r>
-        <w:rPr>
-          <w:rStyle w:val="Refdecomentario"/>
-        </w:rPr>
-        <w:commentReference w:id="23"/>
-      </w:r>
       <w:r>
         <w:rPr>
           <w:rStyle w:val="Refdecomentario"/>
@@ -14200,13 +14110,13 @@
         </w:drawing>
       </w:r>
       <w:commentRangeEnd w:id="25"/>
+      <w:r>
+        <w:rPr>
+          <w:rStyle w:val="Refdecomentario"/>
+        </w:rPr>
+        <w:commentReference w:id="25"/>
+      </w:r>
       <w:commentRangeEnd w:id="26"/>
-      <w:r>
-        <w:rPr>
-          <w:rStyle w:val="Refdecomentario"/>
-        </w:rPr>
-        <w:commentReference w:id="25"/>
-      </w:r>
       <w:r>
         <w:rPr>
           <w:rStyle w:val="Refdecomentario"/>
@@ -14373,100 +14283,98 @@
     <w:p>
       <w:pPr>
         <w:pBdr>
-          <w:top w:val="nil"/>
-          <w:left w:val="nil"/>
-          <w:bottom w:val="nil"/>
-          <w:right w:val="nil"/>
-          <w:between w:val="nil"/>
+          <w:top w:val="nil" w:color="FF000000" w:sz="0" w:space="0"/>
+          <w:left w:val="nil" w:color="FF000000" w:sz="0" w:space="0"/>
+          <w:bottom w:val="nil" w:color="FF000000" w:sz="0" w:space="0"/>
+          <w:right w:val="nil" w:color="FF000000" w:sz="0" w:space="0"/>
+          <w:between w:val="nil" w:color="FF000000" w:sz="0" w:space="0"/>
         </w:pBdr>
         <w:rPr>
           <w:rFonts w:eastAsia="Times New Roman"/>
           <w:color w:val="000000"/>
-          <w:lang w:val="es-ES_tradnl"/>
-        </w:rPr>
-      </w:pPr>
-      <w:r>
-        <w:rPr>
-          <w:color w:val="000000"/>
-          <w:lang w:val="es-ES_tradnl"/>
+          <w:lang w:val="es-ES"/>
+        </w:rPr>
+      </w:pPr>
+      <w:r>
+        <w:rPr>
+          <w:color w:val="000000" w:themeColor="text1" w:themeTint="FF" w:themeShade="FF"/>
+          <w:lang w:val="es-ES"/>
         </w:rPr>
         <w:t>Esta metodología</w:t>
       </w:r>
       <w:r>
         <w:rPr>
-          <w:color w:val="000000"/>
-          <w:lang w:val="es-ES_tradnl"/>
+          <w:color w:val="000000" w:themeColor="text1" w:themeTint="FF" w:themeShade="FF"/>
+          <w:lang w:val="es-ES"/>
         </w:rPr>
         <w:t xml:space="preserve"> tiene un enfoque educativo y de capacitación que favorece el desarrollo de la autoestima, el fortalecimiento asociativo, el ingenio, la planificación de acciones y la responsabilidad de las personas para la resolución de problemas dentro de la comunidad</w:t>
       </w:r>
       <w:r>
         <w:rPr>
-          <w:color w:val="000000"/>
-          <w:lang w:val="es-ES_tradnl"/>
+          <w:color w:val="000000" w:themeColor="text1" w:themeTint="FF" w:themeShade="FF"/>
+          <w:lang w:val="es-ES"/>
         </w:rPr>
         <w:t>;</w:t>
       </w:r>
       <w:r>
         <w:rPr>
-          <w:color w:val="000000"/>
-          <w:lang w:val="es-ES_tradnl"/>
+          <w:color w:val="000000" w:themeColor="text1" w:themeTint="FF" w:themeShade="FF"/>
+          <w:lang w:val="es-ES"/>
         </w:rPr>
         <w:t xml:space="preserve"> el enfoque participativo se centra en la persona que aprende para fortalecer la capacidad para la toma de decisiones en salud y saneamiento bajo premisas de respeto y confianza. Este método tiene como énfasis la salud y saneamiento en las comunidades especialmente las rurales</w:t>
       </w:r>
       <w:r>
         <w:rPr>
-          <w:color w:val="000000"/>
-          <w:lang w:val="es-ES_tradnl"/>
+          <w:color w:val="000000" w:themeColor="text1" w:themeTint="FF" w:themeShade="FF"/>
+          <w:lang w:val="es-ES"/>
         </w:rPr>
         <w:t xml:space="preserve"> (</w:t>
       </w:r>
-      <w:proofErr w:type="spellStart"/>
       <w:r>
         <w:rPr>
           <w:rFonts w:eastAsia="Times New Roman"/>
-          <w:color w:val="000000"/>
-          <w:lang w:val="es-ES_tradnl"/>
+          <w:color w:val="000000" w:themeColor="text1" w:themeTint="FF" w:themeShade="FF"/>
+          <w:lang w:val="es-ES"/>
         </w:rPr>
         <w:t>Marinof</w:t>
       </w:r>
-      <w:proofErr w:type="spellEnd"/>
       <w:r>
         <w:rPr>
           <w:rFonts w:eastAsia="Times New Roman"/>
-          <w:color w:val="000000"/>
-          <w:lang w:val="es-ES_tradnl"/>
+          <w:color w:val="000000" w:themeColor="text1" w:themeTint="FF" w:themeShade="FF"/>
+          <w:lang w:val="es-ES"/>
         </w:rPr>
         <w:t xml:space="preserve">, </w:t>
       </w:r>
       <w:r>
         <w:rPr>
           <w:rFonts w:eastAsia="Times New Roman"/>
-          <w:color w:val="000000"/>
-          <w:lang w:val="es-ES_tradnl"/>
+          <w:color w:val="000000" w:themeColor="text1" w:themeTint="FF" w:themeShade="FF"/>
+          <w:lang w:val="es-ES"/>
         </w:rPr>
         <w:t>Amalia &amp; Centurión</w:t>
       </w:r>
       <w:r>
         <w:rPr>
           <w:rFonts w:eastAsia="Times New Roman"/>
-          <w:color w:val="000000"/>
-          <w:lang w:val="es-ES_tradnl"/>
+          <w:color w:val="000000" w:themeColor="text1" w:themeTint="FF" w:themeShade="FF"/>
+          <w:lang w:val="es-ES"/>
         </w:rPr>
         <w:t>, 20</w:t>
       </w:r>
       <w:r>
         <w:rPr>
           <w:rFonts w:eastAsia="Times New Roman"/>
-          <w:color w:val="000000"/>
-          <w:lang w:val="es-ES_tradnl"/>
+          <w:color w:val="000000" w:themeColor="text1" w:themeTint="FF" w:themeShade="FF"/>
+          <w:lang w:val="es-ES"/>
         </w:rPr>
         <w:t>01</w:t>
       </w:r>
       <w:r>
         <w:rPr>
           <w:rFonts w:eastAsia="Times New Roman"/>
-          <w:color w:val="000000"/>
-          <w:lang w:val="es-ES_tradnl"/>
+          <w:color w:val="000000" w:themeColor="text1" w:themeTint="FF" w:themeShade="FF"/>
+          <w:lang w:val="es-ES"/>
         </w:rPr>
         <w:t>).</w:t>
       </w:r>
@@ -14545,12 +14453,12 @@
         <w:tblW w:w="0" w:type="auto"/>
         <w:jc w:val="center"/>
         <w:tblBorders>
-          <w:top w:val="none" w:sz="0" w:space="0" w:color="auto"/>
-          <w:left w:val="none" w:sz="0" w:space="0" w:color="auto"/>
-          <w:bottom w:val="none" w:sz="0" w:space="0" w:color="auto"/>
-          <w:right w:val="none" w:sz="0" w:space="0" w:color="auto"/>
-          <w:insideH w:val="none" w:sz="0" w:space="0" w:color="auto"/>
-          <w:insideV w:val="none" w:sz="0" w:space="0" w:color="auto"/>
+          <w:top w:val="none" w:color="auto" w:sz="0" w:space="0"/>
+          <w:left w:val="none" w:color="auto" w:sz="0" w:space="0"/>
+          <w:bottom w:val="none" w:color="auto" w:sz="0" w:space="0"/>
+          <w:right w:val="none" w:color="auto" w:sz="0" w:space="0"/>
+          <w:insideH w:val="none" w:color="auto" w:sz="0" w:space="0"/>
+          <w:insideV w:val="none" w:color="auto" w:sz="0" w:space="0"/>
         </w:tblBorders>
         <w:tblLook w:val="04A0" w:firstRow="1" w:lastRow="0" w:firstColumn="1" w:lastColumn="0" w:noHBand="0" w:noVBand="1"/>
       </w:tblPr>
@@ -14566,6 +14474,7 @@
         <w:tc>
           <w:tcPr>
             <w:tcW w:w="1962" w:type="dxa"/>
+            <w:tcMar/>
           </w:tcPr>
           <w:p>
             <w:pPr>
@@ -14613,103 +14522,82 @@
         <w:tc>
           <w:tcPr>
             <w:tcW w:w="4460" w:type="dxa"/>
+            <w:tcMar/>
           </w:tcPr>
           <w:p>
             <w:pPr>
               <w:pBdr>
-                <w:top w:val="nil"/>
-                <w:left w:val="nil"/>
-                <w:bottom w:val="nil"/>
-                <w:right w:val="nil"/>
-                <w:between w:val="nil"/>
+                <w:top w:val="nil" w:color="FF000000" w:sz="0" w:space="0"/>
+                <w:left w:val="nil" w:color="FF000000" w:sz="0" w:space="0"/>
+                <w:bottom w:val="nil" w:color="FF000000" w:sz="0" w:space="0"/>
+                <w:right w:val="nil" w:color="FF000000" w:sz="0" w:space="0"/>
+                <w:between w:val="nil" w:color="FF000000" w:sz="0" w:space="0"/>
               </w:pBdr>
               <w:spacing w:line="276" w:lineRule="auto"/>
               <w:rPr>
-                <w:bCs/>
                 <w:color w:val="000000"/>
-                <w:szCs w:val="20"/>
-                <w:lang w:val="es-ES_tradnl"/>
+                <w:lang w:val="es-ES"/>
               </w:rPr>
             </w:pPr>
-            <w:proofErr w:type="spellStart"/>
             <w:r>
               <w:rPr>
-                <w:bCs/>
-                <w:i/>
-                <w:iCs/>
-                <w:color w:val="000000"/>
-                <w:szCs w:val="20"/>
-                <w:lang w:val="es-ES_tradnl"/>
+                <w:i w:val="1"/>
+                <w:iCs w:val="1"/>
+                <w:color w:val="000000" w:themeColor="text1" w:themeTint="FF" w:themeShade="FF"/>
+                <w:lang w:val="es-ES"/>
               </w:rPr>
               <w:t>Self</w:t>
             </w:r>
-            <w:proofErr w:type="spellEnd"/>
             <w:r>
               <w:rPr>
-                <w:bCs/>
-                <w:i/>
-                <w:iCs/>
-                <w:color w:val="000000"/>
-                <w:szCs w:val="20"/>
-                <w:lang w:val="es-ES_tradnl"/>
+                <w:i w:val="1"/>
+                <w:iCs w:val="1"/>
+                <w:color w:val="000000" w:themeColor="text1" w:themeTint="FF" w:themeShade="FF"/>
+                <w:lang w:val="es-ES"/>
               </w:rPr>
               <w:t xml:space="preserve"> – </w:t>
             </w:r>
-            <w:proofErr w:type="spellStart"/>
             <w:r>
               <w:rPr>
-                <w:bCs/>
-                <w:i/>
-                <w:iCs/>
-                <w:color w:val="000000"/>
-                <w:szCs w:val="20"/>
-                <w:lang w:val="es-ES_tradnl"/>
+                <w:i w:val="1"/>
+                <w:iCs w:val="1"/>
+                <w:color w:val="000000" w:themeColor="text1" w:themeTint="FF" w:themeShade="FF"/>
+                <w:lang w:val="es-ES"/>
               </w:rPr>
               <w:t>esteem</w:t>
             </w:r>
-            <w:proofErr w:type="spellEnd"/>
             <w:r>
               <w:rPr>
-                <w:bCs/>
-                <w:color w:val="000000"/>
-                <w:szCs w:val="20"/>
-                <w:lang w:val="es-ES_tradnl"/>
+                <w:color w:val="000000" w:themeColor="text1" w:themeTint="FF" w:themeShade="FF"/>
+                <w:lang w:val="es-ES"/>
               </w:rPr>
               <w:t xml:space="preserve"> </w:t>
             </w:r>
             <w:r>
               <w:rPr>
-                <w:bCs/>
-                <w:color w:val="000000"/>
-                <w:szCs w:val="20"/>
-                <w:lang w:val="es-ES_tradnl"/>
+                <w:color w:val="000000" w:themeColor="text1" w:themeTint="FF" w:themeShade="FF"/>
+                <w:lang w:val="es-ES"/>
               </w:rPr>
               <w:t>(</w:t>
             </w:r>
             <w:r>
               <w:rPr>
-                <w:bCs/>
-                <w:color w:val="000000"/>
-                <w:szCs w:val="20"/>
-                <w:lang w:val="es-ES_tradnl"/>
+                <w:color w:val="000000" w:themeColor="text1" w:themeTint="FF" w:themeShade="FF"/>
+                <w:lang w:val="es-ES"/>
               </w:rPr>
               <w:t>A</w:t>
             </w:r>
             <w:r>
               <w:rPr>
-                <w:bCs/>
-                <w:color w:val="000000"/>
-                <w:szCs w:val="20"/>
-                <w:lang w:val="es-ES_tradnl"/>
+                <w:color w:val="000000" w:themeColor="text1" w:themeTint="FF" w:themeShade="FF"/>
+                <w:lang w:val="es-ES"/>
               </w:rPr>
               <w:t>utoestima</w:t>
             </w:r>
             <w:r>
               <w:rPr>
-                <w:bCs/>
-                <w:color w:val="000000"/>
-                <w:szCs w:val="20"/>
-                <w:lang w:val="es-ES_tradnl"/>
+                <w:color w:val="000000" w:themeColor="text1" w:themeTint="FF" w:themeShade="FF"/>
+                <w:lang w:val="es-ES"/>
               </w:rPr>
               <w:t>)</w:t>
             </w:r>
@@ -14724,6 +14612,7 @@
         <w:tc>
           <w:tcPr>
             <w:tcW w:w="1962" w:type="dxa"/>
+            <w:tcMar/>
           </w:tcPr>
           <w:p>
             <w:pPr>
@@ -14771,96 +14660,75 @@
         <w:tc>
           <w:tcPr>
             <w:tcW w:w="4460" w:type="dxa"/>
+            <w:tcMar/>
           </w:tcPr>
           <w:p>
             <w:pPr>
               <w:spacing w:line="276" w:lineRule="auto"/>
               <w:rPr>
-                <w:bCs/>
                 <w:color w:val="000000"/>
-                <w:szCs w:val="20"/>
-                <w:lang w:val="es-ES_tradnl"/>
+                <w:lang w:val="es-ES"/>
               </w:rPr>
             </w:pPr>
             <w:r>
               <w:rPr>
-                <w:bCs/>
-                <w:color w:val="000000"/>
-                <w:szCs w:val="20"/>
-                <w:lang w:val="es-ES_tradnl"/>
+                <w:color w:val="000000" w:themeColor="text1" w:themeTint="FF" w:themeShade="FF"/>
+                <w:lang w:val="es-ES"/>
               </w:rPr>
               <w:t xml:space="preserve"> </w:t>
             </w:r>
-            <w:proofErr w:type="spellStart"/>
             <w:r>
               <w:rPr>
-                <w:bCs/>
-                <w:i/>
-                <w:iCs/>
-                <w:color w:val="000000"/>
-                <w:szCs w:val="20"/>
-                <w:lang w:val="es-ES_tradnl"/>
+                <w:i w:val="1"/>
+                <w:iCs w:val="1"/>
+                <w:color w:val="000000" w:themeColor="text1" w:themeTint="FF" w:themeShade="FF"/>
+                <w:lang w:val="es-ES"/>
               </w:rPr>
               <w:t>Associative</w:t>
             </w:r>
-            <w:proofErr w:type="spellEnd"/>
             <w:r>
               <w:rPr>
-                <w:bCs/>
-                <w:i/>
-                <w:iCs/>
-                <w:color w:val="000000"/>
-                <w:szCs w:val="20"/>
-                <w:lang w:val="es-ES_tradnl"/>
+                <w:i w:val="1"/>
+                <w:iCs w:val="1"/>
+                <w:color w:val="000000" w:themeColor="text1" w:themeTint="FF" w:themeShade="FF"/>
+                <w:lang w:val="es-ES"/>
               </w:rPr>
               <w:t xml:space="preserve"> </w:t>
             </w:r>
-            <w:proofErr w:type="spellStart"/>
             <w:r>
               <w:rPr>
-                <w:bCs/>
-                <w:i/>
-                <w:iCs/>
-                <w:color w:val="000000"/>
-                <w:szCs w:val="20"/>
-                <w:lang w:val="es-ES_tradnl"/>
+                <w:i w:val="1"/>
+                <w:iCs w:val="1"/>
+                <w:color w:val="000000" w:themeColor="text1" w:themeTint="FF" w:themeShade="FF"/>
+                <w:lang w:val="es-ES"/>
               </w:rPr>
               <w:t>strengths</w:t>
             </w:r>
-            <w:proofErr w:type="spellEnd"/>
             <w:r>
               <w:rPr>
-                <w:bCs/>
-                <w:color w:val="000000"/>
-                <w:szCs w:val="20"/>
-                <w:lang w:val="es-ES_tradnl"/>
+                <w:color w:val="000000" w:themeColor="text1" w:themeTint="FF" w:themeShade="FF"/>
+                <w:lang w:val="es-ES"/>
               </w:rPr>
               <w:t xml:space="preserve"> (</w:t>
             </w:r>
             <w:r>
               <w:rPr>
-                <w:bCs/>
-                <w:color w:val="000000"/>
-                <w:szCs w:val="20"/>
-                <w:lang w:val="es-ES_tradnl"/>
+                <w:color w:val="000000" w:themeColor="text1" w:themeTint="FF" w:themeShade="FF"/>
+                <w:lang w:val="es-ES"/>
               </w:rPr>
               <w:t>F</w:t>
             </w:r>
             <w:r>
               <w:rPr>
-                <w:bCs/>
-                <w:color w:val="000000"/>
-                <w:szCs w:val="20"/>
-                <w:lang w:val="es-ES_tradnl"/>
+                <w:color w:val="000000" w:themeColor="text1" w:themeTint="FF" w:themeShade="FF"/>
+                <w:lang w:val="es-ES"/>
               </w:rPr>
               <w:t>uerzas asociativas</w:t>
             </w:r>
             <w:r>
               <w:rPr>
-                <w:bCs/>
-                <w:color w:val="000000"/>
-                <w:szCs w:val="20"/>
-                <w:lang w:val="es-ES_tradnl"/>
+                <w:color w:val="000000" w:themeColor="text1" w:themeTint="FF" w:themeShade="FF"/>
+                <w:lang w:val="es-ES"/>
               </w:rPr>
               <w:t>)</w:t>
             </w:r>
@@ -14875,6 +14743,7 @@
         <w:tc>
           <w:tcPr>
             <w:tcW w:w="1962" w:type="dxa"/>
+            <w:tcMar/>
           </w:tcPr>
           <w:p>
             <w:pPr>
@@ -14922,79 +14791,64 @@
         <w:tc>
           <w:tcPr>
             <w:tcW w:w="4460" w:type="dxa"/>
+            <w:tcMar/>
           </w:tcPr>
           <w:p>
             <w:pPr>
               <w:pBdr>
-                <w:top w:val="nil"/>
-                <w:left w:val="nil"/>
-                <w:bottom w:val="nil"/>
-                <w:right w:val="nil"/>
-                <w:between w:val="nil"/>
+                <w:top w:val="nil" w:color="FF000000" w:sz="0" w:space="0"/>
+                <w:left w:val="nil" w:color="FF000000" w:sz="0" w:space="0"/>
+                <w:bottom w:val="nil" w:color="FF000000" w:sz="0" w:space="0"/>
+                <w:right w:val="nil" w:color="FF000000" w:sz="0" w:space="0"/>
+                <w:between w:val="nil" w:color="FF000000" w:sz="0" w:space="0"/>
               </w:pBdr>
               <w:spacing w:line="276" w:lineRule="auto"/>
               <w:rPr>
-                <w:bCs/>
                 <w:color w:val="000000"/>
-                <w:szCs w:val="20"/>
-                <w:lang w:val="es-ES_tradnl"/>
+                <w:lang w:val="es-ES"/>
               </w:rPr>
             </w:pPr>
-            <w:proofErr w:type="spellStart"/>
             <w:r>
               <w:rPr>
-                <w:bCs/>
-                <w:i/>
-                <w:iCs/>
-                <w:color w:val="000000"/>
-                <w:szCs w:val="20"/>
-                <w:lang w:val="es-ES_tradnl"/>
+                <w:i w:val="1"/>
+                <w:iCs w:val="1"/>
+                <w:color w:val="000000" w:themeColor="text1" w:themeTint="FF" w:themeShade="FF"/>
+                <w:lang w:val="es-ES"/>
               </w:rPr>
               <w:t>Resourcefulness</w:t>
             </w:r>
-            <w:proofErr w:type="spellEnd"/>
             <w:r>
               <w:rPr>
-                <w:bCs/>
-                <w:color w:val="000000"/>
-                <w:szCs w:val="20"/>
-                <w:lang w:val="es-ES_tradnl"/>
+                <w:color w:val="000000" w:themeColor="text1" w:themeTint="FF" w:themeShade="FF"/>
+                <w:lang w:val="es-ES"/>
               </w:rPr>
               <w:t xml:space="preserve"> </w:t>
             </w:r>
             <w:r>
               <w:rPr>
-                <w:bCs/>
-                <w:color w:val="000000"/>
-                <w:szCs w:val="20"/>
-                <w:lang w:val="es-ES_tradnl"/>
+                <w:color w:val="000000" w:themeColor="text1" w:themeTint="FF" w:themeShade="FF"/>
+                <w:lang w:val="es-ES"/>
               </w:rPr>
               <w:t>(</w:t>
             </w:r>
             <w:r>
               <w:rPr>
-                <w:bCs/>
-                <w:color w:val="000000"/>
-                <w:szCs w:val="20"/>
-                <w:lang w:val="es-ES_tradnl"/>
+                <w:color w:val="000000" w:themeColor="text1" w:themeTint="FF" w:themeShade="FF"/>
+                <w:lang w:val="es-ES"/>
               </w:rPr>
               <w:t>I</w:t>
             </w:r>
             <w:r>
               <w:rPr>
-                <w:bCs/>
-                <w:color w:val="000000"/>
-                <w:szCs w:val="20"/>
-                <w:lang w:val="es-ES_tradnl"/>
+                <w:color w:val="000000" w:themeColor="text1" w:themeTint="FF" w:themeShade="FF"/>
+                <w:lang w:val="es-ES"/>
               </w:rPr>
               <w:t>ngenio</w:t>
             </w:r>
             <w:r>
               <w:rPr>
-                <w:bCs/>
-                <w:color w:val="000000"/>
-                <w:szCs w:val="20"/>
-                <w:lang w:val="es-ES_tradnl"/>
+                <w:color w:val="000000" w:themeColor="text1" w:themeTint="FF" w:themeShade="FF"/>
+                <w:lang w:val="es-ES"/>
               </w:rPr>
               <w:t>)</w:t>
             </w:r>
@@ -15009,6 +14863,7 @@
         <w:tc>
           <w:tcPr>
             <w:tcW w:w="1962" w:type="dxa"/>
+            <w:tcMar/>
           </w:tcPr>
           <w:p>
             <w:pPr>
@@ -15056,96 +14911,75 @@
         <w:tc>
           <w:tcPr>
             <w:tcW w:w="4460" w:type="dxa"/>
+            <w:tcMar/>
           </w:tcPr>
           <w:p>
             <w:pPr>
               <w:spacing w:line="276" w:lineRule="auto"/>
               <w:rPr>
-                <w:bCs/>
                 <w:color w:val="000000"/>
-                <w:szCs w:val="20"/>
-                <w:lang w:val="es-ES_tradnl"/>
+                <w:lang w:val="es-ES"/>
               </w:rPr>
             </w:pPr>
-            <w:proofErr w:type="spellStart"/>
             <w:r>
               <w:rPr>
-                <w:bCs/>
-                <w:i/>
-                <w:iCs/>
-                <w:color w:val="000000"/>
-                <w:szCs w:val="20"/>
-                <w:lang w:val="es-ES_tradnl"/>
+                <w:i w:val="1"/>
+                <w:iCs w:val="1"/>
+                <w:color w:val="000000" w:themeColor="text1" w:themeTint="FF" w:themeShade="FF"/>
+                <w:lang w:val="es-ES"/>
               </w:rPr>
               <w:t>Action</w:t>
             </w:r>
-            <w:proofErr w:type="spellEnd"/>
             <w:r>
               <w:rPr>
-                <w:bCs/>
-                <w:i/>
-                <w:iCs/>
-                <w:color w:val="000000"/>
-                <w:szCs w:val="20"/>
-                <w:lang w:val="es-ES_tradnl"/>
-              </w:rPr>
-              <w:t xml:space="preserve"> </w:t>
-            </w:r>
-            <w:proofErr w:type="spellStart"/>
-            <w:r>
-              <w:rPr>
-                <w:bCs/>
-                <w:i/>
-                <w:iCs/>
-                <w:color w:val="000000"/>
-                <w:szCs w:val="20"/>
-                <w:lang w:val="es-ES_tradnl"/>
-              </w:rPr>
-              <w:t>plannig</w:t>
-            </w:r>
-            <w:proofErr w:type="spellEnd"/>
-            <w:r>
-              <w:rPr>
-                <w:bCs/>
-                <w:color w:val="000000"/>
-                <w:szCs w:val="20"/>
-                <w:lang w:val="es-ES_tradnl"/>
+                <w:i w:val="1"/>
+                <w:iCs w:val="1"/>
+                <w:color w:val="000000" w:themeColor="text1" w:themeTint="FF" w:themeShade="FF"/>
+                <w:lang w:val="es-ES"/>
               </w:rPr>
               <w:t xml:space="preserve"> </w:t>
             </w:r>
             <w:r>
               <w:rPr>
-                <w:bCs/>
-                <w:color w:val="000000"/>
-                <w:szCs w:val="20"/>
-                <w:lang w:val="es-ES_tradnl"/>
+                <w:i w:val="1"/>
+                <w:iCs w:val="1"/>
+                <w:color w:val="000000" w:themeColor="text1" w:themeTint="FF" w:themeShade="FF"/>
+                <w:lang w:val="es-ES"/>
+              </w:rPr>
+              <w:t>plannig</w:t>
+            </w:r>
+            <w:r>
+              <w:rPr>
+                <w:color w:val="000000" w:themeColor="text1" w:themeTint="FF" w:themeShade="FF"/>
+                <w:lang w:val="es-ES"/>
+              </w:rPr>
+              <w:t xml:space="preserve"> </w:t>
+            </w:r>
+            <w:r>
+              <w:rPr>
+                <w:color w:val="000000" w:themeColor="text1" w:themeTint="FF" w:themeShade="FF"/>
+                <w:lang w:val="es-ES"/>
               </w:rPr>
               <w:t>(</w:t>
             </w:r>
             <w:r>
               <w:rPr>
-                <w:bCs/>
-                <w:color w:val="000000"/>
-                <w:szCs w:val="20"/>
-                <w:lang w:val="es-ES_tradnl"/>
+                <w:color w:val="000000" w:themeColor="text1" w:themeTint="FF" w:themeShade="FF"/>
+                <w:lang w:val="es-ES"/>
               </w:rPr>
               <w:t>P</w:t>
             </w:r>
             <w:r>
               <w:rPr>
-                <w:bCs/>
-                <w:color w:val="000000"/>
-                <w:szCs w:val="20"/>
-                <w:lang w:val="es-ES_tradnl"/>
+                <w:color w:val="000000" w:themeColor="text1" w:themeTint="FF" w:themeShade="FF"/>
+                <w:lang w:val="es-ES"/>
               </w:rPr>
               <w:t>lanificación de la acción</w:t>
             </w:r>
             <w:r>
               <w:rPr>
-                <w:bCs/>
-                <w:color w:val="000000"/>
-                <w:szCs w:val="20"/>
-                <w:lang w:val="es-ES_tradnl"/>
+                <w:color w:val="000000" w:themeColor="text1" w:themeTint="FF" w:themeShade="FF"/>
+                <w:lang w:val="es-ES"/>
               </w:rPr>
               <w:t>)</w:t>
             </w:r>
@@ -15160,6 +14994,7 @@
         <w:tc>
           <w:tcPr>
             <w:tcW w:w="1962" w:type="dxa"/>
+            <w:tcMar/>
           </w:tcPr>
           <w:p>
             <w:pPr>
@@ -15207,79 +15042,64 @@
         <w:tc>
           <w:tcPr>
             <w:tcW w:w="4460" w:type="dxa"/>
+            <w:tcMar/>
           </w:tcPr>
           <w:p>
             <w:pPr>
               <w:pBdr>
-                <w:top w:val="nil"/>
-                <w:left w:val="nil"/>
-                <w:bottom w:val="nil"/>
-                <w:right w:val="nil"/>
-                <w:between w:val="nil"/>
+                <w:top w:val="nil" w:color="FF000000" w:sz="0" w:space="0"/>
+                <w:left w:val="nil" w:color="FF000000" w:sz="0" w:space="0"/>
+                <w:bottom w:val="nil" w:color="FF000000" w:sz="0" w:space="0"/>
+                <w:right w:val="nil" w:color="FF000000" w:sz="0" w:space="0"/>
+                <w:between w:val="nil" w:color="FF000000" w:sz="0" w:space="0"/>
               </w:pBdr>
               <w:spacing w:line="276" w:lineRule="auto"/>
               <w:rPr>
-                <w:bCs/>
                 <w:color w:val="000000"/>
-                <w:szCs w:val="20"/>
-                <w:lang w:val="es-ES_tradnl"/>
+                <w:lang w:val="es-ES"/>
               </w:rPr>
             </w:pPr>
-            <w:proofErr w:type="spellStart"/>
             <w:r>
               <w:rPr>
-                <w:bCs/>
-                <w:i/>
-                <w:iCs/>
-                <w:color w:val="000000"/>
-                <w:szCs w:val="20"/>
-                <w:lang w:val="es-ES_tradnl"/>
+                <w:i w:val="1"/>
+                <w:iCs w:val="1"/>
+                <w:color w:val="000000" w:themeColor="text1" w:themeTint="FF" w:themeShade="FF"/>
+                <w:lang w:val="es-ES"/>
               </w:rPr>
               <w:t>Responsability</w:t>
             </w:r>
-            <w:proofErr w:type="spellEnd"/>
             <w:r>
               <w:rPr>
-                <w:bCs/>
-                <w:color w:val="000000"/>
-                <w:szCs w:val="20"/>
-                <w:lang w:val="es-ES_tradnl"/>
+                <w:color w:val="000000" w:themeColor="text1" w:themeTint="FF" w:themeShade="FF"/>
+                <w:lang w:val="es-ES"/>
               </w:rPr>
               <w:t xml:space="preserve"> </w:t>
             </w:r>
             <w:r>
               <w:rPr>
-                <w:bCs/>
-                <w:color w:val="000000"/>
-                <w:szCs w:val="20"/>
-                <w:lang w:val="es-ES_tradnl"/>
+                <w:color w:val="000000" w:themeColor="text1" w:themeTint="FF" w:themeShade="FF"/>
+                <w:lang w:val="es-ES"/>
               </w:rPr>
               <w:t>(</w:t>
             </w:r>
             <w:r>
               <w:rPr>
-                <w:bCs/>
-                <w:color w:val="000000"/>
-                <w:szCs w:val="20"/>
-                <w:lang w:val="es-ES_tradnl"/>
+                <w:color w:val="000000" w:themeColor="text1" w:themeTint="FF" w:themeShade="FF"/>
+                <w:lang w:val="es-ES"/>
               </w:rPr>
               <w:t>R</w:t>
             </w:r>
             <w:r>
               <w:rPr>
-                <w:bCs/>
-                <w:color w:val="000000"/>
-                <w:szCs w:val="20"/>
-                <w:lang w:val="es-ES_tradnl"/>
+                <w:color w:val="000000" w:themeColor="text1" w:themeTint="FF" w:themeShade="FF"/>
+                <w:lang w:val="es-ES"/>
               </w:rPr>
               <w:t>esponsabilidad</w:t>
             </w:r>
             <w:r>
               <w:rPr>
-                <w:bCs/>
-                <w:color w:val="000000"/>
-                <w:szCs w:val="20"/>
-                <w:lang w:val="es-ES_tradnl"/>
+                <w:color w:val="000000" w:themeColor="text1" w:themeTint="FF" w:themeShade="FF"/>
+                <w:lang w:val="es-ES"/>
               </w:rPr>
               <w:t>)</w:t>
             </w:r>
@@ -16485,9 +16305,9 @@
           <w:lang w:val="es-ES_tradnl"/>
         </w:rPr>
       </w:pPr>
-      <w:bookmarkStart w:id="29" w:name="_Toc213713950"/>
-      <w:bookmarkStart w:id="30" w:name="_Toc213964860"/>
-      <w:bookmarkStart w:id="31" w:name="_Toc214405620"/>
+      <w:bookmarkStart w:name="_Toc213713950" w:id="29"/>
+      <w:bookmarkStart w:name="_Toc213964860" w:id="30"/>
+      <w:bookmarkStart w:name="_Toc214405620" w:id="31"/>
       <w:r>
         <w:rPr>
           <w:b/>
@@ -16556,21 +16376,33 @@
         </w:rPr>
       </w:pPr>
     </w:p>
-    <w:p>
-      <w:pPr>
-        <w:rPr>
-          <w:lang w:val="es-ES_tradnl"/>
-        </w:rPr>
-      </w:pPr>
-      <w:r>
-        <w:rPr>
-          <w:lang w:val="es-ES_tradnl"/>
-        </w:rPr>
-        <w:t>En conjunto, esta temática promueve una comprensión amplia de los procesos participativos y de autogestión aplicados al contexto comunitario, reafirmando su importancia para impulsar transformaciones sostenibles, fortalecer la cohesión social y consolidar una participación activa y propositiva en los asuntos que afectan el bienestar colectivo</w:t>
-      </w:r>
-      <w:r>
-        <w:rPr>
-          <w:lang w:val="es-ES_tradnl"/>
+    <w:p w14:noSpellErr="1">
+      <w:pPr>
+        <w:rPr>
+          <w:lang w:val="es-ES"/>
+        </w:rPr>
+      </w:pPr>
+      <w:r>
+        <w:rPr>
+          <w:lang w:val="es-ES"/>
+        </w:rPr>
+        <w:t xml:space="preserve">En conjunto, esta temática promueve una comprensión amplia de los procesos participativos y de autogestión aplicados al contexto comunitario, reafirmando su importancia para impulsar transformaciones sostenibles, fortalecer la cohesión social y consolidar una </w:t>
+      </w:r>
+      <w:r>
+        <w:rPr>
+          <w:lang w:val="es-ES"/>
+        </w:rPr>
+        <w:t>participación activa</w:t>
+      </w:r>
+      <w:r>
+        <w:rPr>
+          <w:lang w:val="es-ES"/>
+        </w:rPr>
+        <w:t xml:space="preserve"> y propositiva en los asuntos que afectan el bienestar colectivo</w:t>
+      </w:r>
+      <w:r>
+        <w:rPr>
+          <w:lang w:val="es-ES"/>
         </w:rPr>
         <w:t>.</w:t>
       </w:r>
@@ -16665,7 +16497,7 @@
           </mc:Choice>
           <mc:Fallback>
             <w:pict>
-              <v:shape w14:anchorId="290CDF64" id="Cuadro de texto 51" o:spid="_x0000_s1032" type="#_x0000_t202" style="position:absolute;margin-left:325.8pt;margin-top:170.7pt;width:42.75pt;height:20.25pt;z-index:251670528;visibility:visible;mso-wrap-style:square;mso-width-percent:0;mso-height-percent:0;mso-wrap-distance-left:9pt;mso-wrap-distance-top:0;mso-wrap-distance-right:9pt;mso-wrap-distance-bottom:0;mso-position-horizontal:absolute;mso-position-horizontal-relative:margin;mso-position-vertical:absolute;mso-position-vertical-relative:text;mso-width-percent:0;mso-height-percent:0;mso-width-relative:margin;mso-height-relative:margin;v-text-anchor:top" o:gfxdata="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" fillcolor="white [3201]" stroked="f" strokeweight=".5pt">
+              <v:shape id="Cuadro de texto 51" style="position:absolute;margin-left:325.8pt;margin-top:170.7pt;width:42.75pt;height:20.25pt;z-index:251670528;visibility:visible;mso-wrap-style:square;mso-width-percent:0;mso-height-percent:0;mso-wrap-distance-left:9pt;mso-wrap-distance-top:0;mso-wrap-distance-right:9pt;mso-wrap-distance-bottom:0;mso-position-horizontal:absolute;mso-position-horizontal-relative:margin;mso-position-vertical:absolute;mso-position-vertical-relative:text;mso-width-percent:0;mso-height-percent:0;mso-width-relative:margin;mso-height-relative:margin;v-text-anchor:top" o:spid="_x0000_s1032" fillcolor="white [3201]" stroked="f" strokeweight=".5pt" type="#_x0000_t202" o:gfxdata="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" w14:anchorId="290CDF64">
                 <v:textbox>
                   <w:txbxContent>
                     <w:p>
@@ -16778,7 +16610,7 @@
           </mc:Choice>
           <mc:Fallback>
             <w:pict>
-              <v:shape w14:anchorId="2E008E5A" id="Cuadro de texto 35" o:spid="_x0000_s1033" type="#_x0000_t202" style="position:absolute;margin-left:137.55pt;margin-top:149.7pt;width:60pt;height:20.25pt;z-index:251668480;visibility:visible;mso-wrap-style:square;mso-width-percent:0;mso-height-percent:0;mso-wrap-distance-left:9pt;mso-wrap-distance-top:0;mso-wrap-distance-right:9pt;mso-wrap-distance-bottom:0;mso-position-horizontal:absolute;mso-position-horizontal-relative:margin;mso-position-vertical:absolute;mso-position-vertical-relative:text;mso-width-percent:0;mso-height-percent:0;mso-width-relative:margin;mso-height-relative:margin;v-text-anchor:top" o:gfxdata="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" fillcolor="white [3201]" stroked="f" strokeweight=".5pt">
+              <v:shape id="Cuadro de texto 35" style="position:absolute;margin-left:137.55pt;margin-top:149.7pt;width:60pt;height:20.25pt;z-index:251668480;visibility:visible;mso-wrap-style:square;mso-width-percent:0;mso-height-percent:0;mso-wrap-distance-left:9pt;mso-wrap-distance-top:0;mso-wrap-distance-right:9pt;mso-wrap-distance-bottom:0;mso-position-horizontal:absolute;mso-position-horizontal-relative:margin;mso-position-vertical:absolute;mso-position-vertical-relative:text;mso-width-percent:0;mso-height-percent:0;mso-width-relative:margin;mso-height-relative:margin;v-text-anchor:top" o:spid="_x0000_s1033" fillcolor="white [3201]" stroked="f" strokeweight=".5pt" type="#_x0000_t202" o:gfxdata="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" w14:anchorId="2E008E5A">
                 <v:textbox>
                   <w:txbxContent>
                     <w:p>
@@ -16891,7 +16723,7 @@
           </mc:Choice>
           <mc:Fallback>
             <w:pict>
-              <v:shape w14:anchorId="7F1B56EB" id="Cuadro de texto 45" o:spid="_x0000_s1034" type="#_x0000_t202" style="position:absolute;margin-left:0;margin-top:153.45pt;width:1in;height:20.25pt;z-index:251666432;visibility:visible;mso-wrap-style:square;mso-width-percent:0;mso-height-percent:0;mso-wrap-distance-left:9pt;mso-wrap-distance-top:0;mso-wrap-distance-right:9pt;mso-wrap-distance-bottom:0;mso-position-horizontal:left;mso-position-horizontal-relative:margin;mso-position-vertical:absolute;mso-position-vertical-relative:text;mso-width-percent:0;mso-height-percent:0;mso-width-relative:margin;mso-height-relative:margin;v-text-anchor:top" o:gfxdata="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" fillcolor="white [3201]" stroked="f" strokeweight=".5pt">
+              <v:shape id="Cuadro de texto 45" style="position:absolute;margin-left:0;margin-top:153.45pt;width:1in;height:20.25pt;z-index:251666432;visibility:visible;mso-wrap-style:square;mso-width-percent:0;mso-height-percent:0;mso-wrap-distance-left:9pt;mso-wrap-distance-top:0;mso-wrap-distance-right:9pt;mso-wrap-distance-bottom:0;mso-position-horizontal:left;mso-position-horizontal-relative:margin;mso-position-vertical:absolute;mso-position-vertical-relative:text;mso-width-percent:0;mso-height-percent:0;mso-width-relative:margin;mso-height-relative:margin;v-text-anchor:top" o:spid="_x0000_s1034" fillcolor="white [3201]" stroked="f" strokeweight=".5pt" type="#_x0000_t202" o:gfxdata="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" w14:anchorId="7F1B56EB">
                 <v:textbox>
                   <w:txbxContent>
                     <w:p>
@@ -17005,7 +16837,7 @@
           </mc:Choice>
           <mc:Fallback>
             <w:pict>
-              <v:shape w14:anchorId="4777E927" id="Cuadro de texto 41" o:spid="_x0000_s1035" type="#_x0000_t202" style="position:absolute;margin-left:174.3pt;margin-top:43.2pt;width:135.75pt;height:20.25pt;z-index:251665408;visibility:visible;mso-wrap-style:square;mso-width-percent:0;mso-height-percent:0;mso-wrap-distance-left:9pt;mso-wrap-distance-top:0;mso-wrap-distance-right:9pt;mso-wrap-distance-bottom:0;mso-position-horizontal:absolute;mso-position-horizontal-relative:margin;mso-position-vertical:absolute;mso-position-vertical-relative:text;mso-width-percent:0;mso-height-percent:0;mso-width-relative:margin;mso-height-relative:margin;v-text-anchor:top" o:gfxdata="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" fillcolor="white [3201]" stroked="f" strokeweight=".5pt">
+              <v:shape id="Cuadro de texto 41" style="position:absolute;margin-left:174.3pt;margin-top:43.2pt;width:135.75pt;height:20.25pt;z-index:251665408;visibility:visible;mso-wrap-style:square;mso-width-percent:0;mso-height-percent:0;mso-wrap-distance-left:9pt;mso-wrap-distance-top:0;mso-wrap-distance-right:9pt;mso-wrap-distance-bottom:0;mso-position-horizontal:absolute;mso-position-horizontal-relative:margin;mso-position-vertical:absolute;mso-position-vertical-relative:text;mso-width-percent:0;mso-height-percent:0;mso-width-relative:margin;mso-height-relative:margin;v-text-anchor:top" o:spid="_x0000_s1035" fillcolor="white [3201]" stroked="f" strokeweight=".5pt" type="#_x0000_t202" o:gfxdata="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" w14:anchorId="4777E927">
                 <v:textbox>
                   <w:txbxContent>
                     <w:p>
@@ -17120,7 +16952,7 @@
           <w:lang w:val="es-ES_tradnl"/>
         </w:rPr>
       </w:pPr>
-      <w:bookmarkStart w:id="33" w:name="_Toc214405621"/>
+      <w:bookmarkStart w:name="_Toc214405621" w:id="33"/>
       <w:r>
         <w:rPr>
           <w:b/>
@@ -17197,12 +17029,12 @@
         <w:tblW w:w="0" w:type="auto"/>
         <w:tblInd w:w="421" w:type="dxa"/>
         <w:tblBorders>
-          <w:top w:val="single" w:sz="4" w:space="0" w:color="000000"/>
-          <w:left w:val="single" w:sz="4" w:space="0" w:color="000000"/>
-          <w:bottom w:val="single" w:sz="4" w:space="0" w:color="000000"/>
-          <w:right w:val="single" w:sz="4" w:space="0" w:color="000000"/>
-          <w:insideH w:val="single" w:sz="4" w:space="0" w:color="000000"/>
-          <w:insideV w:val="single" w:sz="4" w:space="0" w:color="000000"/>
+          <w:top w:val="single" w:color="000000" w:sz="4" w:space="0"/>
+          <w:left w:val="single" w:color="000000" w:sz="4" w:space="0"/>
+          <w:bottom w:val="single" w:color="000000" w:sz="4" w:space="0"/>
+          <w:right w:val="single" w:color="000000" w:sz="4" w:space="0"/>
+          <w:insideH w:val="single" w:color="000000" w:sz="4" w:space="0"/>
+          <w:insideV w:val="single" w:color="000000" w:sz="4" w:space="0"/>
         </w:tblBorders>
         <w:tblLook w:val="0400" w:firstRow="0" w:lastRow="0" w:firstColumn="0" w:lastColumn="0" w:noHBand="0" w:noVBand="1"/>
       </w:tblPr>
@@ -17286,7 +17118,7 @@
                 <w:lang w:val="es-ES_tradnl"/>
               </w:rPr>
             </w:pPr>
-            <w:bookmarkStart w:id="34" w:name="_Hlk213666472"/>
+            <w:bookmarkStart w:name="_Hlk213666472" w:id="34"/>
             <w:r>
               <w:rPr>
                 <w:lang w:val="es-ES_tradnl"/>
@@ -17624,7 +17456,7 @@
           <w:lang w:val="es-ES_tradnl"/>
         </w:rPr>
       </w:pPr>
-      <w:bookmarkStart w:id="35" w:name="_Toc214405622"/>
+      <w:bookmarkStart w:name="_Toc214405622" w:id="35"/>
       <w:r>
         <w:rPr>
           <w:b/>
@@ -17677,12 +17509,12 @@
         <w:tblW w:w="10072" w:type="dxa"/>
         <w:tblInd w:w="0" w:type="dxa"/>
         <w:tblBorders>
-          <w:top w:val="single" w:sz="4" w:space="0" w:color="000000"/>
-          <w:left w:val="single" w:sz="4" w:space="0" w:color="000000"/>
-          <w:bottom w:val="single" w:sz="4" w:space="0" w:color="000000"/>
-          <w:right w:val="single" w:sz="4" w:space="0" w:color="000000"/>
-          <w:insideH w:val="single" w:sz="4" w:space="0" w:color="000000"/>
-          <w:insideV w:val="single" w:sz="4" w:space="0" w:color="000000"/>
+          <w:top w:val="single" w:color="000000" w:sz="4" w:space="0"/>
+          <w:left w:val="single" w:color="000000" w:sz="4" w:space="0"/>
+          <w:bottom w:val="single" w:color="000000" w:sz="4" w:space="0"/>
+          <w:right w:val="single" w:color="000000" w:sz="4" w:space="0"/>
+          <w:insideH w:val="single" w:color="000000" w:sz="4" w:space="0"/>
+          <w:insideV w:val="single" w:color="000000" w:sz="4" w:space="0"/>
         </w:tblBorders>
         <w:tblLayout w:type="fixed"/>
         <w:tblLook w:val="0420" w:firstRow="1" w:lastRow="0" w:firstColumn="0" w:lastColumn="0" w:noHBand="0" w:noVBand="1"/>
@@ -17701,10 +17533,10 @@
           <w:tcPr>
             <w:tcW w:w="2517" w:type="dxa"/>
             <w:tcBorders>
-              <w:top w:val="single" w:sz="4" w:space="0" w:color="000000" w:themeColor="text1"/>
-              <w:left w:val="single" w:sz="4" w:space="0" w:color="000000" w:themeColor="text1"/>
-              <w:bottom w:val="single" w:sz="4" w:space="0" w:color="000000" w:themeColor="text1"/>
-              <w:right w:val="single" w:sz="4" w:space="0" w:color="000000" w:themeColor="text1"/>
+              <w:top w:val="single" w:color="000000" w:themeColor="text1" w:sz="4" w:space="0"/>
+              <w:left w:val="single" w:color="000000" w:themeColor="text1" w:sz="4" w:space="0"/>
+              <w:bottom w:val="single" w:color="000000" w:themeColor="text1" w:sz="4" w:space="0"/>
+              <w:right w:val="single" w:color="000000" w:themeColor="text1" w:sz="4" w:space="0"/>
             </w:tcBorders>
             <w:shd w:val="clear" w:color="auto" w:fill="000000" w:themeFill="text1"/>
             <w:tcMar>
@@ -17739,10 +17571,10 @@
           <w:tcPr>
             <w:tcW w:w="2517" w:type="dxa"/>
             <w:tcBorders>
-              <w:top w:val="single" w:sz="4" w:space="0" w:color="000000" w:themeColor="text1"/>
-              <w:left w:val="single" w:sz="4" w:space="0" w:color="000000" w:themeColor="text1"/>
-              <w:bottom w:val="single" w:sz="4" w:space="0" w:color="000000" w:themeColor="text1"/>
-              <w:right w:val="single" w:sz="4" w:space="0" w:color="000000" w:themeColor="text1"/>
+              <w:top w:val="single" w:color="000000" w:themeColor="text1" w:sz="4" w:space="0"/>
+              <w:left w:val="single" w:color="000000" w:themeColor="text1" w:sz="4" w:space="0"/>
+              <w:bottom w:val="single" w:color="000000" w:themeColor="text1" w:sz="4" w:space="0"/>
+              <w:right w:val="single" w:color="000000" w:themeColor="text1" w:sz="4" w:space="0"/>
             </w:tcBorders>
             <w:shd w:val="clear" w:color="auto" w:fill="000000" w:themeFill="text1"/>
             <w:tcMar>
@@ -17777,10 +17609,10 @@
           <w:tcPr>
             <w:tcW w:w="2519" w:type="dxa"/>
             <w:tcBorders>
-              <w:top w:val="single" w:sz="4" w:space="0" w:color="000000" w:themeColor="text1"/>
-              <w:left w:val="single" w:sz="4" w:space="0" w:color="000000" w:themeColor="text1"/>
-              <w:bottom w:val="single" w:sz="4" w:space="0" w:color="000000" w:themeColor="text1"/>
-              <w:right w:val="single" w:sz="4" w:space="0" w:color="000000" w:themeColor="text1"/>
+              <w:top w:val="single" w:color="000000" w:themeColor="text1" w:sz="4" w:space="0"/>
+              <w:left w:val="single" w:color="000000" w:themeColor="text1" w:sz="4" w:space="0"/>
+              <w:bottom w:val="single" w:color="000000" w:themeColor="text1" w:sz="4" w:space="0"/>
+              <w:right w:val="single" w:color="000000" w:themeColor="text1" w:sz="4" w:space="0"/>
             </w:tcBorders>
             <w:shd w:val="clear" w:color="auto" w:fill="000000" w:themeFill="text1"/>
             <w:tcMar>
@@ -17835,8 +17667,8 @@
             <w:tcW w:w="2519" w:type="dxa"/>
             <w:tcBorders>
               <w:top w:val="nil"/>
-              <w:left w:val="single" w:sz="4" w:space="0" w:color="000000" w:themeColor="text1"/>
-              <w:bottom w:val="single" w:sz="4" w:space="0" w:color="000000" w:themeColor="text1"/>
+              <w:left w:val="single" w:color="000000" w:themeColor="text1" w:sz="4" w:space="0"/>
+              <w:bottom w:val="single" w:color="000000" w:themeColor="text1" w:sz="4" w:space="0"/>
               <w:right w:val="nil"/>
             </w:tcBorders>
             <w:shd w:val="clear" w:color="auto" w:fill="000000" w:themeFill="text1"/>
@@ -17896,7 +17728,7 @@
           <w:tcPr>
             <w:tcW w:w="2517" w:type="dxa"/>
             <w:tcBorders>
-              <w:top w:val="single" w:sz="4" w:space="0" w:color="000000" w:themeColor="text1"/>
+              <w:top w:val="single" w:color="000000" w:themeColor="text1" w:sz="4" w:space="0"/>
             </w:tcBorders>
             <w:shd w:val="clear" w:color="auto" w:fill="auto"/>
             <w:tcMar>
@@ -17930,7 +17762,7 @@
           <w:tcPr>
             <w:tcW w:w="2517" w:type="dxa"/>
             <w:tcBorders>
-              <w:top w:val="single" w:sz="4" w:space="0" w:color="000000" w:themeColor="text1"/>
+              <w:top w:val="single" w:color="000000" w:themeColor="text1" w:sz="4" w:space="0"/>
             </w:tcBorders>
             <w:shd w:val="clear" w:color="auto" w:fill="auto"/>
             <w:tcMar>
@@ -18016,7 +17848,7 @@
               </w:rPr>
               <w:t xml:space="preserve"> </w:t>
             </w:r>
-            <w:hyperlink r:id="rId42" w:history="1">
+            <w:hyperlink w:history="1" r:id="rId42">
               <w:r>
                 <w:rPr>
                   <w:rStyle w:val="Hipervnculo"/>
@@ -18042,7 +17874,7 @@
           <w:tcPr>
             <w:tcW w:w="2519" w:type="dxa"/>
             <w:tcBorders>
-              <w:top w:val="single" w:sz="4" w:space="0" w:color="000000" w:themeColor="text1"/>
+              <w:top w:val="single" w:color="000000" w:themeColor="text1" w:sz="4" w:space="0"/>
             </w:tcBorders>
             <w:shd w:val="clear" w:color="auto" w:fill="auto"/>
             <w:tcMar>
@@ -18077,7 +17909,7 @@
           <w:tcPr>
             <w:tcW w:w="2519" w:type="dxa"/>
             <w:tcBorders>
-              <w:top w:val="single" w:sz="4" w:space="0" w:color="000000" w:themeColor="text1"/>
+              <w:top w:val="single" w:color="000000" w:themeColor="text1" w:sz="4" w:space="0"/>
             </w:tcBorders>
             <w:shd w:val="clear" w:color="auto" w:fill="auto"/>
             <w:tcMar>
@@ -18096,7 +17928,7 @@
                 <w:lang w:val="es-ES_tradnl"/>
               </w:rPr>
             </w:pPr>
-            <w:hyperlink r:id="rId43" w:history="1">
+            <w:hyperlink w:history="1" r:id="rId43">
               <w:r>
                 <w:rPr>
                   <w:rStyle w:val="Hipervnculo"/>
@@ -18207,7 +18039,7 @@
               </w:rPr>
               <w:t xml:space="preserve"> </w:t>
             </w:r>
-            <w:hyperlink r:id="rId44" w:history="1">
+            <w:hyperlink w:history="1" r:id="rId44">
               <w:r>
                 <w:rPr>
                   <w:rStyle w:val="Hipervnculo"/>
@@ -18271,7 +18103,7 @@
                 <w:lang w:val="es-ES_tradnl"/>
               </w:rPr>
             </w:pPr>
-            <w:hyperlink r:id="rId45" w:history="1">
+            <w:hyperlink w:history="1" r:id="rId45">
               <w:r>
                 <w:rPr>
                   <w:rStyle w:val="Hipervnculo"/>
@@ -18348,7 +18180,7 @@
                 <w:lang w:val="es-ES_tradnl"/>
               </w:rPr>
             </w:pPr>
-            <w:hyperlink r:id="rId46" w:history="1">
+            <w:hyperlink w:history="1" r:id="rId46">
               <w:r>
                 <w:rPr>
                   <w:b w:val="0"/>
@@ -18444,7 +18276,7 @@
               </w:rPr>
               <w:t xml:space="preserve">, 11. </w:t>
             </w:r>
-            <w:hyperlink r:id="rId47" w:history="1">
+            <w:hyperlink w:history="1" r:id="rId47">
               <w:r>
                 <w:rPr>
                   <w:rStyle w:val="Hipervnculo"/>
@@ -18516,7 +18348,7 @@
                 <w:lang w:val="es-ES_tradnl"/>
               </w:rPr>
             </w:pPr>
-            <w:hyperlink r:id="rId48" w:history="1">
+            <w:hyperlink w:history="1" r:id="rId48">
               <w:r>
                 <w:rPr>
                   <w:rStyle w:val="Hipervnculo"/>
@@ -18693,7 +18525,7 @@
               </w:rPr>
               <w:t xml:space="preserve">. </w:t>
             </w:r>
-            <w:hyperlink r:id="rId49" w:history="1">
+            <w:hyperlink w:history="1" r:id="rId49">
               <w:r>
                 <w:rPr>
                   <w:rStyle w:val="Hipervnculo"/>
@@ -18764,7 +18596,7 @@
                 <w:lang w:val="es-ES_tradnl"/>
               </w:rPr>
             </w:pPr>
-            <w:hyperlink r:id="rId50" w:history="1">
+            <w:hyperlink w:history="1" r:id="rId50">
               <w:r>
                 <w:rPr>
                   <w:rStyle w:val="Hipervnculo"/>
@@ -18866,7 +18698,7 @@
           <w:lang w:val="es-ES_tradnl"/>
         </w:rPr>
       </w:pPr>
-      <w:bookmarkStart w:id="36" w:name="_Toc214405623"/>
+      <w:bookmarkStart w:name="_Toc214405623" w:id="36"/>
       <w:r>
         <w:rPr>
           <w:b/>
@@ -18928,12 +18760,12 @@
         <w:tblW w:w="9962" w:type="dxa"/>
         <w:tblInd w:w="0" w:type="dxa"/>
         <w:tblBorders>
-          <w:top w:val="single" w:sz="4" w:space="0" w:color="000000"/>
-          <w:left w:val="single" w:sz="4" w:space="0" w:color="000000"/>
-          <w:bottom w:val="single" w:sz="4" w:space="0" w:color="000000"/>
-          <w:right w:val="single" w:sz="4" w:space="0" w:color="000000"/>
-          <w:insideH w:val="single" w:sz="4" w:space="0" w:color="000000"/>
-          <w:insideV w:val="single" w:sz="4" w:space="0" w:color="000000"/>
+          <w:top w:val="single" w:color="000000" w:sz="4" w:space="0"/>
+          <w:left w:val="single" w:color="000000" w:sz="4" w:space="0"/>
+          <w:bottom w:val="single" w:color="000000" w:sz="4" w:space="0"/>
+          <w:right w:val="single" w:color="000000" w:sz="4" w:space="0"/>
+          <w:insideH w:val="single" w:color="000000" w:sz="4" w:space="0"/>
+          <w:insideV w:val="single" w:color="000000" w:sz="4" w:space="0"/>
         </w:tblBorders>
         <w:tblLayout w:type="fixed"/>
         <w:tblLook w:val="0420" w:firstRow="1" w:lastRow="0" w:firstColumn="0" w:lastColumn="0" w:noHBand="0" w:noVBand="1"/>
@@ -19880,7 +19712,7 @@
           <w:lang w:val="es-ES_tradnl"/>
         </w:rPr>
       </w:pPr>
-      <w:bookmarkStart w:id="37" w:name="_Toc214405624"/>
+      <w:bookmarkStart w:name="_Toc214405624" w:id="37"/>
       <w:r>
         <w:rPr>
           <w:b/>
@@ -19913,18 +19745,22 @@
     </w:p>
     <w:sdt>
       <w:sdtPr>
-        <w:rPr>
-          <w:color w:val="000000"/>
-          <w:szCs w:val="20"/>
-          <w:lang w:val="es-ES_tradnl"/>
-        </w:rPr>
         <w:tag w:val="MENDELEY_BIBLIOGRAPHY"/>
         <w:id w:val="745377624"/>
         <w:placeholder>
           <w:docPart w:val="DefaultPlaceholder_-1854013440"/>
         </w:placeholder>
+        <w:rPr>
+          <w:color w:val="000000"/>
+          <w:lang w:val="es-ES"/>
+        </w:rPr>
       </w:sdtPr>
-      <w:sdtEndPr/>
+      <w:sdtEndPr>
+        <w:rPr>
+          <w:color w:val="000000" w:themeColor="text1" w:themeTint="FF" w:themeShade="FF"/>
+          <w:lang w:val="es-ES"/>
+        </w:rPr>
+      </w:sdtEndPr>
       <w:sdtContent>
         <w:p>
           <w:pPr>
@@ -19935,80 +19771,76 @@
             <w:rPr>
               <w:rFonts w:eastAsia="Times New Roman"/>
               <w:color w:val="000000"/>
-              <w:lang w:val="es-ES_tradnl"/>
+              <w:lang w:val="es-ES"/>
             </w:rPr>
           </w:pPr>
-          <w:proofErr w:type="spellStart"/>
           <w:r>
             <w:rPr>
               <w:rFonts w:eastAsia="Times New Roman"/>
-              <w:color w:val="000000"/>
-              <w:lang w:val="es-ES_tradnl"/>
+              <w:color w:val="000000" w:themeColor="text1" w:themeTint="FF" w:themeShade="FF"/>
+              <w:lang w:val="es-ES"/>
             </w:rPr>
             <w:t>Bauni</w:t>
           </w:r>
-          <w:proofErr w:type="spellEnd"/>
           <w:r>
             <w:rPr>
               <w:rFonts w:eastAsia="Times New Roman"/>
-              <w:color w:val="000000"/>
-              <w:lang w:val="es-ES_tradnl"/>
+              <w:color w:val="000000" w:themeColor="text1" w:themeTint="FF" w:themeShade="FF"/>
+              <w:lang w:val="es-ES"/>
             </w:rPr>
             <w:t xml:space="preserve">, N. (2022). </w:t>
           </w:r>
           <w:r>
             <w:rPr>
               <w:rFonts w:eastAsia="Times New Roman"/>
-              <w:i/>
-              <w:iCs/>
-              <w:color w:val="000000"/>
-              <w:lang w:val="es-ES_tradnl"/>
+              <w:i w:val="1"/>
+              <w:iCs w:val="1"/>
+              <w:color w:val="000000" w:themeColor="text1" w:themeTint="FF" w:themeShade="FF"/>
+              <w:lang w:val="es-ES"/>
             </w:rPr>
             <w:t>Innovar y autogestionar:</w:t>
           </w:r>
           <w:r>
             <w:rPr>
               <w:rFonts w:eastAsia="Times New Roman"/>
-              <w:i/>
-              <w:iCs/>
-              <w:color w:val="000000"/>
-              <w:lang w:val="es-ES_tradnl"/>
+              <w:i w:val="1"/>
+              <w:iCs w:val="1"/>
+              <w:color w:val="000000" w:themeColor="text1" w:themeTint="FF" w:themeShade="FF"/>
+              <w:lang w:val="es-ES"/>
             </w:rPr>
             <w:t xml:space="preserve"> </w:t>
           </w:r>
           <w:r>
             <w:rPr>
               <w:rFonts w:eastAsia="Times New Roman"/>
-              <w:i/>
-              <w:iCs/>
-              <w:color w:val="000000"/>
-              <w:lang w:val="es-ES_tradnl"/>
+              <w:i w:val="1"/>
+              <w:iCs w:val="1"/>
+              <w:color w:val="000000" w:themeColor="text1" w:themeTint="FF" w:themeShade="FF"/>
+              <w:lang w:val="es-ES"/>
             </w:rPr>
             <w:t>Teorías y experiencias históricas sobre innovaciones organizacionales en la autogestión</w:t>
           </w:r>
           <w:r>
             <w:rPr>
               <w:rFonts w:eastAsia="Times New Roman"/>
-              <w:color w:val="000000"/>
-              <w:lang w:val="es-ES_tradnl"/>
+              <w:color w:val="000000" w:themeColor="text1" w:themeTint="FF" w:themeShade="FF"/>
+              <w:lang w:val="es-ES"/>
             </w:rPr>
             <w:t xml:space="preserve">. </w:t>
           </w:r>
-          <w:proofErr w:type="spellStart"/>
           <w:r>
             <w:rPr>
               <w:rFonts w:eastAsia="Times New Roman"/>
-              <w:color w:val="000000"/>
-              <w:lang w:val="es-ES_tradnl"/>
+              <w:color w:val="000000" w:themeColor="text1" w:themeTint="FF" w:themeShade="FF"/>
+              <w:lang w:val="es-ES"/>
             </w:rPr>
             <w:t>TeseoPress</w:t>
           </w:r>
-          <w:proofErr w:type="spellEnd"/>
           <w:r>
             <w:rPr>
               <w:rFonts w:eastAsia="Times New Roman"/>
-              <w:color w:val="000000"/>
-              <w:lang w:val="es-ES_tradnl"/>
+              <w:color w:val="000000" w:themeColor="text1" w:themeTint="FF" w:themeShade="FF"/>
+              <w:lang w:val="es-ES"/>
             </w:rPr>
             <w:t>.</w:t>
           </w:r>
@@ -20051,7 +19883,7 @@
             </w:rPr>
             <w:t xml:space="preserve">. </w:t>
           </w:r>
-          <w:hyperlink r:id="rId51" w:history="1">
+          <w:hyperlink w:history="1" r:id="rId51">
             <w:r>
               <w:rPr>
                 <w:rStyle w:val="Hipervnculo"/>
@@ -20108,7 +19940,7 @@
             </w:rPr>
             <w:t xml:space="preserve">. </w:t>
           </w:r>
-          <w:hyperlink r:id="rId52" w:history="1">
+          <w:hyperlink w:history="1" r:id="rId52">
             <w:r>
               <w:rPr>
                 <w:rStyle w:val="Hipervnculo"/>
@@ -20172,7 +20004,7 @@
             </w:rPr>
             <w:t xml:space="preserve">). Ley 1438 de 2011. Por medio de la cual se reforma el Sistema General de Seguridad Social en Salud y se dictan otras disposiciones. </w:t>
           </w:r>
-          <w:hyperlink r:id="rId53" w:history="1">
+          <w:hyperlink w:history="1" r:id="rId53">
             <w:r>
               <w:rPr>
                 <w:rStyle w:val="Hipervnculo"/>
@@ -20183,7 +20015,7 @@
             </w:r>
           </w:hyperlink>
         </w:p>
-        <w:p>
+        <w:p w14:noSpellErr="1">
           <w:pPr>
             <w:autoSpaceDE w:val="0"/>
             <w:autoSpaceDN w:val="0"/>
@@ -20192,39 +20024,55 @@
             <w:rPr>
               <w:rFonts w:eastAsia="Times New Roman"/>
               <w:color w:val="000000"/>
-              <w:lang w:val="es-ES_tradnl"/>
+              <w:lang w:val="es-ES"/>
             </w:rPr>
           </w:pPr>
           <w:r>
             <w:rPr>
               <w:rFonts w:eastAsia="Times New Roman"/>
-              <w:color w:val="000000"/>
-              <w:lang w:val="es-ES_tradnl"/>
+              <w:color w:val="000000" w:themeColor="text1" w:themeTint="FF" w:themeShade="FF"/>
+              <w:lang w:val="es-ES"/>
             </w:rPr>
             <w:t>Congreso de Colombia, (2015</w:t>
           </w:r>
           <w:r>
             <w:rPr>
               <w:rFonts w:eastAsia="Times New Roman"/>
-              <w:color w:val="000000"/>
-              <w:lang w:val="es-ES_tradnl"/>
+              <w:color w:val="000000" w:themeColor="text1" w:themeTint="FF" w:themeShade="FF"/>
+              <w:lang w:val="es-ES"/>
             </w:rPr>
             <w:t>, 16 de febrero</w:t>
           </w:r>
           <w:r>
             <w:rPr>
               <w:rFonts w:eastAsia="Times New Roman"/>
-              <w:color w:val="000000"/>
-              <w:lang w:val="es-ES_tradnl"/>
+              <w:color w:val="000000" w:themeColor="text1" w:themeTint="FF" w:themeShade="FF"/>
+              <w:lang w:val="es-ES"/>
             </w:rPr>
-            <w:t xml:space="preserve">). Ley Estatutaria 1751 de 2015. Por medio de la cual se regula el derecho fundamental a la salud y se dictan otras disposiciones. </w:t>
+            <w:t xml:space="preserve">). Ley Estatutaria 1751 de 2015. </w:t>
           </w:r>
-          <w:hyperlink r:id="rId54" w:history="1">
+          <w:r>
+            <w:rPr>
+              <w:rFonts w:eastAsia="Times New Roman"/>
+              <w:color w:val="000000" w:themeColor="text1" w:themeTint="FF" w:themeShade="FF"/>
+              <w:lang w:val="es-ES"/>
+            </w:rPr>
+            <w:t>Por medio de la cual se regula el derecho fundamental a la salud y se dictan otras disposiciones.</w:t>
+          </w:r>
+          <w:r>
+            <w:rPr>
+              <w:rFonts w:eastAsia="Times New Roman"/>
+              <w:color w:val="000000" w:themeColor="text1" w:themeTint="FF" w:themeShade="FF"/>
+              <w:lang w:val="es-ES"/>
+            </w:rPr>
+            <w:t xml:space="preserve"> </w:t>
+          </w:r>
+          <w:hyperlink r:id="Rb1b5d5d740544a05">
             <w:r>
               <w:rPr>
                 <w:rStyle w:val="Hipervnculo"/>
                 <w:rFonts w:eastAsia="Times New Roman"/>
-                <w:lang w:val="es-ES_tradnl"/>
+                <w:lang w:val="es-ES"/>
               </w:rPr>
               <w:t>https://www.funcionpublica.gov.co/eva/gestornormativo/norma.php?i=60733</w:t>
             </w:r>
@@ -20232,8 +20080,8 @@
           <w:r>
             <w:rPr>
               <w:rFonts w:eastAsia="Times New Roman"/>
-              <w:color w:val="000000"/>
-              <w:lang w:val="es-ES_tradnl"/>
+              <w:color w:val="000000" w:themeColor="text1" w:themeTint="FF" w:themeShade="FF"/>
+              <w:lang w:val="es-ES"/>
             </w:rPr>
             <w:t xml:space="preserve"> </w:t>
           </w:r>
@@ -20410,7 +20258,7 @@
             </w:rPr>
             <w:t xml:space="preserve">(136), 68–100. </w:t>
           </w:r>
-          <w:hyperlink r:id="rId55" w:history="1">
+          <w:hyperlink w:history="1" r:id="rId55">
             <w:r>
               <w:rPr>
                 <w:rStyle w:val="Hipervnculo"/>
@@ -20429,7 +20277,7 @@
             <w:t xml:space="preserve"> </w:t>
           </w:r>
         </w:p>
-        <w:p>
+        <w:p w14:noSpellErr="1">
           <w:pPr>
             <w:autoSpaceDE w:val="0"/>
             <w:autoSpaceDN w:val="0"/>
@@ -20438,32 +20286,48 @@
             <w:rPr>
               <w:rFonts w:eastAsia="Times New Roman"/>
               <w:color w:val="000000"/>
-              <w:lang w:val="es-ES_tradnl"/>
+              <w:lang w:val="es-ES"/>
             </w:rPr>
           </w:pPr>
           <w:r>
             <w:rPr>
               <w:rFonts w:eastAsia="Times New Roman"/>
-              <w:color w:val="000000"/>
-              <w:lang w:val="es-ES_tradnl"/>
+              <w:color w:val="000000" w:themeColor="text1" w:themeTint="FF" w:themeShade="FF"/>
+              <w:lang w:val="es-ES"/>
             </w:rPr>
-            <w:t xml:space="preserve">Eugenio, J. L., Mejía Mendoza, M. L., Figueroa, I. V. &amp; Márquez A, J. M. (2014). Movilización social y determinantes sociales de la salud: proceso educativo en comunidad rural de Jalisco. </w:t>
+            <w:t xml:space="preserve">Eugenio, J. L., Mejía Mendoza, M. L., Figueroa, I. V. &amp; Márquez A, J. M. (2014). </w:t>
           </w:r>
           <w:r>
             <w:rPr>
               <w:rFonts w:eastAsia="Times New Roman"/>
-              <w:i/>
-              <w:iCs/>
-              <w:color w:val="000000"/>
-              <w:lang w:val="es-ES_tradnl"/>
+              <w:color w:val="000000" w:themeColor="text1" w:themeTint="FF" w:themeShade="FF"/>
+              <w:lang w:val="es-ES"/>
+            </w:rPr>
+            <w:t>Movilización social y determinantes sociales</w:t>
+          </w:r>
+          <w:r>
+            <w:rPr>
+              <w:rFonts w:eastAsia="Times New Roman"/>
+              <w:color w:val="000000" w:themeColor="text1" w:themeTint="FF" w:themeShade="FF"/>
+              <w:lang w:val="es-ES"/>
+            </w:rPr>
+            <w:t xml:space="preserve"> de la salud: proceso educativo en comunidad rural de Jalisco. </w:t>
+          </w:r>
+          <w:r>
+            <w:rPr>
+              <w:rFonts w:eastAsia="Times New Roman"/>
+              <w:i w:val="1"/>
+              <w:iCs w:val="1"/>
+              <w:color w:val="000000" w:themeColor="text1" w:themeTint="FF" w:themeShade="FF"/>
+              <w:lang w:val="es-ES"/>
             </w:rPr>
             <w:t>Estudio Sociales</w:t>
           </w:r>
           <w:r>
             <w:rPr>
               <w:rFonts w:eastAsia="Times New Roman"/>
-              <w:color w:val="000000"/>
-              <w:lang w:val="es-ES_tradnl"/>
+              <w:color w:val="000000" w:themeColor="text1" w:themeTint="FF" w:themeShade="FF"/>
+              <w:lang w:val="es-ES"/>
             </w:rPr>
             <w:t xml:space="preserve">. </w:t>
           </w:r>
@@ -20479,85 +20343,98 @@
               <w:color w:val="000000"/>
               <w:sz w:val="24"/>
               <w:szCs w:val="24"/>
-              <w:lang w:val="es-ES_tradnl"/>
+              <w:lang w:val="es-ES"/>
             </w:rPr>
           </w:pPr>
           <w:r>
             <w:rPr>
-              <w:color w:val="000000"/>
-              <w:szCs w:val="20"/>
-              <w:lang w:val="es-ES_tradnl"/>
+              <w:color w:val="000000" w:themeColor="text1" w:themeTint="FF" w:themeShade="FF"/>
+              <w:lang w:val="es-ES"/>
             </w:rPr>
             <w:t xml:space="preserve">García Jerez, F. A. </w:t>
           </w:r>
           <w:r>
             <w:rPr>
               <w:rFonts w:eastAsia="Times New Roman"/>
-              <w:color w:val="000000"/>
-              <w:lang w:val="es-ES_tradnl"/>
+              <w:color w:val="000000" w:themeColor="text1" w:themeTint="FF" w:themeShade="FF"/>
+              <w:lang w:val="es-ES"/>
             </w:rPr>
-            <w:t xml:space="preserve">(2016). La movilidad socio-espacial desde la teoría de Pierre Bourdieu: capital de motilidad, campo de movilidad y </w:t>
+            <w:t xml:space="preserve">(2016). La movilidad </w:t>
           </w:r>
-          <w:proofErr w:type="spellStart"/>
           <w:r>
             <w:rPr>
               <w:rFonts w:eastAsia="Times New Roman"/>
-              <w:color w:val="000000"/>
-              <w:lang w:val="es-ES_tradnl"/>
+              <w:color w:val="000000" w:themeColor="text1" w:themeTint="FF" w:themeShade="FF"/>
+              <w:lang w:val="es-ES"/>
+            </w:rPr>
+            <w:t>socio-espacial</w:t>
+          </w:r>
+          <w:r>
+            <w:rPr>
+              <w:rFonts w:eastAsia="Times New Roman"/>
+              <w:color w:val="000000" w:themeColor="text1" w:themeTint="FF" w:themeShade="FF"/>
+              <w:lang w:val="es-ES"/>
+            </w:rPr>
+            <w:t xml:space="preserve"> desde la teoría de Pierre Bourdieu: capital de motilidad, campo de movilidad y </w:t>
+          </w:r>
+          <w:r>
+            <w:rPr>
+              <w:rFonts w:eastAsia="Times New Roman"/>
+              <w:color w:val="000000" w:themeColor="text1" w:themeTint="FF" w:themeShade="FF"/>
+              <w:lang w:val="es-ES"/>
             </w:rPr>
             <w:t>habitus</w:t>
           </w:r>
-          <w:proofErr w:type="spellEnd"/>
           <w:r>
             <w:rPr>
               <w:rFonts w:eastAsia="Times New Roman"/>
-              <w:color w:val="000000"/>
-              <w:lang w:val="es-ES_tradnl"/>
+              <w:color w:val="000000" w:themeColor="text1" w:themeTint="FF" w:themeShade="FF"/>
+              <w:lang w:val="es-ES"/>
             </w:rPr>
             <w:t xml:space="preserve"> ambulante 1. </w:t>
           </w:r>
           <w:r>
             <w:rPr>
               <w:rFonts w:eastAsia="Times New Roman"/>
-              <w:i/>
-              <w:iCs/>
-              <w:color w:val="000000"/>
-              <w:lang w:val="es-ES_tradnl"/>
+              <w:i w:val="1"/>
+              <w:iCs w:val="1"/>
+              <w:color w:val="000000" w:themeColor="text1" w:themeTint="FF" w:themeShade="FF"/>
+              <w:lang w:val="es-ES"/>
             </w:rPr>
             <w:t>Sociedad y Economía</w:t>
           </w:r>
           <w:r>
             <w:rPr>
               <w:rFonts w:eastAsia="Times New Roman"/>
-              <w:color w:val="000000"/>
-              <w:lang w:val="es-ES_tradnl"/>
+              <w:color w:val="000000" w:themeColor="text1" w:themeTint="FF" w:themeShade="FF"/>
+              <w:lang w:val="es-ES"/>
             </w:rPr>
             <w:t xml:space="preserve">, </w:t>
           </w:r>
           <w:r>
             <w:rPr>
               <w:rFonts w:eastAsia="Times New Roman"/>
-              <w:i/>
-              <w:iCs/>
-              <w:color w:val="000000"/>
-              <w:lang w:val="es-ES_tradnl"/>
+              <w:i w:val="1"/>
+              <w:iCs w:val="1"/>
+              <w:color w:val="000000" w:themeColor="text1" w:themeTint="FF" w:themeShade="FF"/>
+              <w:lang w:val="es-ES"/>
             </w:rPr>
             <w:t>31</w:t>
           </w:r>
           <w:r>
             <w:rPr>
               <w:rFonts w:eastAsia="Times New Roman"/>
-              <w:color w:val="000000"/>
-              <w:lang w:val="es-ES_tradnl"/>
+              <w:color w:val="000000" w:themeColor="text1" w:themeTint="FF" w:themeShade="FF"/>
+              <w:lang w:val="es-ES"/>
             </w:rPr>
             <w:t xml:space="preserve">, 15–32. </w:t>
           </w:r>
-          <w:hyperlink r:id="rId56" w:history="1">
+          <w:hyperlink r:id="R439d96ecb60a4018">
             <w:r>
               <w:rPr>
                 <w:rStyle w:val="Hipervnculo"/>
                 <w:rFonts w:eastAsia="Times New Roman"/>
-                <w:lang w:val="es-ES_tradnl"/>
+                <w:lang w:val="es-ES"/>
               </w:rPr>
               <w:t>http://www.scielo.org.co/pdf/soec/n31/n31a02.pdf</w:t>
             </w:r>
@@ -20565,8 +20442,8 @@
           <w:r>
             <w:rPr>
               <w:rFonts w:eastAsia="Times New Roman"/>
-              <w:color w:val="000000"/>
-              <w:lang w:val="es-ES_tradnl"/>
+              <w:color w:val="000000" w:themeColor="text1" w:themeTint="FF" w:themeShade="FF"/>
+              <w:lang w:val="es-ES"/>
             </w:rPr>
             <w:t xml:space="preserve"> </w:t>
           </w:r>
@@ -20643,7 +20520,7 @@
             </w:rPr>
             <w:t xml:space="preserve"> 571–597. </w:t>
           </w:r>
-          <w:hyperlink r:id="rId57" w:history="1">
+          <w:hyperlink w:history="1" r:id="rId57">
             <w:r>
               <w:rPr>
                 <w:rStyle w:val="Hipervnculo"/>
@@ -20709,78 +20586,76 @@
             <w:divId w:val="383716314"/>
             <w:rPr>
               <w:rFonts w:eastAsia="Times New Roman"/>
-              <w:i/>
-              <w:iCs/>
+              <w:i w:val="1"/>
+              <w:iCs w:val="1"/>
               <w:color w:val="000000"/>
-              <w:lang w:val="es-ES_tradnl"/>
+              <w:lang w:val="es-ES"/>
             </w:rPr>
           </w:pPr>
-          <w:proofErr w:type="spellStart"/>
           <w:r>
             <w:rPr>
               <w:rFonts w:eastAsia="Times New Roman"/>
-              <w:color w:val="000000"/>
-              <w:lang w:val="es-ES_tradnl"/>
+              <w:color w:val="000000" w:themeColor="text1" w:themeTint="FF" w:themeShade="FF"/>
+              <w:lang w:val="es-ES"/>
             </w:rPr>
             <w:t>Marinof</w:t>
           </w:r>
-          <w:proofErr w:type="spellEnd"/>
           <w:r>
             <w:rPr>
               <w:rFonts w:eastAsia="Times New Roman"/>
-              <w:color w:val="000000"/>
-              <w:lang w:val="es-ES_tradnl"/>
+              <w:color w:val="000000" w:themeColor="text1" w:themeTint="FF" w:themeShade="FF"/>
+              <w:lang w:val="es-ES"/>
             </w:rPr>
             <w:t>, N.</w:t>
           </w:r>
           <w:r>
             <w:rPr>
               <w:rFonts w:eastAsia="Times New Roman"/>
-              <w:color w:val="000000"/>
-              <w:lang w:val="es-ES_tradnl"/>
+              <w:color w:val="000000" w:themeColor="text1" w:themeTint="FF" w:themeShade="FF"/>
+              <w:lang w:val="es-ES"/>
             </w:rPr>
             <w:t xml:space="preserve">, Amalia Pesantes, M. &amp; Centurión, C. </w:t>
           </w:r>
           <w:r>
             <w:rPr>
               <w:rFonts w:eastAsia="Times New Roman"/>
-              <w:color w:val="000000"/>
-              <w:lang w:val="es-ES_tradnl"/>
+              <w:color w:val="000000" w:themeColor="text1" w:themeTint="FF" w:themeShade="FF"/>
+              <w:lang w:val="es-ES"/>
             </w:rPr>
             <w:t>(</w:t>
           </w:r>
           <w:r>
             <w:rPr>
               <w:rFonts w:eastAsia="Times New Roman"/>
-              <w:color w:val="000000"/>
-              <w:lang w:val="es-ES_tradnl"/>
+              <w:color w:val="000000" w:themeColor="text1" w:themeTint="FF" w:themeShade="FF"/>
+              <w:lang w:val="es-ES"/>
             </w:rPr>
             <w:t>2001</w:t>
           </w:r>
           <w:r>
             <w:rPr>
               <w:rFonts w:eastAsia="Times New Roman"/>
-              <w:color w:val="000000"/>
-              <w:lang w:val="es-ES_tradnl"/>
+              <w:color w:val="000000" w:themeColor="text1" w:themeTint="FF" w:themeShade="FF"/>
+              <w:lang w:val="es-ES"/>
             </w:rPr>
             <w:t xml:space="preserve">). </w:t>
           </w:r>
           <w:r>
             <w:rPr>
               <w:rFonts w:eastAsia="Times New Roman"/>
-              <w:i/>
-              <w:iCs/>
-              <w:color w:val="000000"/>
-              <w:lang w:val="es-ES_tradnl"/>
+              <w:i w:val="1"/>
+              <w:iCs w:val="1"/>
+              <w:color w:val="000000" w:themeColor="text1" w:themeTint="FF" w:themeShade="FF"/>
+              <w:lang w:val="es-ES"/>
             </w:rPr>
             <w:t xml:space="preserve">Metodologías participativas en educación sanitaria Una adaptación de SARAR PHAST para comunidades rurales andinas. </w:t>
           </w:r>
-          <w:hyperlink r:id="rId58" w:history="1">
+          <w:hyperlink r:id="Rf1d5d7366c6f4580">
             <w:r>
               <w:rPr>
                 <w:rStyle w:val="Hipervnculo"/>
                 <w:rFonts w:eastAsia="Times New Roman"/>
-                <w:lang w:val="es-ES_tradnl"/>
+                <w:lang w:val="es-ES"/>
               </w:rPr>
               <w:t>https://www.minsalud.gov.co/sites/rid/Lists/BibliotecaDigital/RIDE/INEC/IETS/guia-del-orientador-metodologias-participativas-en-educacion-sanitaria-(sarar-1).pdf</w:t>
             </w:r>
@@ -20862,7 +20737,7 @@
             </w:rPr>
             <w:t xml:space="preserve"> medio de la cual se adopta la Política de Atención Integral en Salud. </w:t>
           </w:r>
-          <w:hyperlink r:id="rId59" w:history="1">
+          <w:hyperlink w:history="1" r:id="rId59">
             <w:r>
               <w:rPr>
                 <w:rStyle w:val="Hipervnculo"/>
@@ -20933,7 +20808,7 @@
             </w:rPr>
             <w:t xml:space="preserve">). Resolución 2063 de 2017. Por la cual se adopta la Política de Participación Social en Salud – PPSS. </w:t>
           </w:r>
-          <w:hyperlink r:id="rId60" w:history="1">
+          <w:hyperlink w:history="1" r:id="rId60">
             <w:r>
               <w:rPr>
                 <w:rStyle w:val="Hipervnculo"/>
@@ -20998,7 +20873,7 @@
             </w:rPr>
             <w:t xml:space="preserve">. </w:t>
           </w:r>
-          <w:hyperlink r:id="rId61" w:history="1">
+          <w:hyperlink w:history="1" r:id="rId61">
             <w:r>
               <w:rPr>
                 <w:rStyle w:val="Hipervnculo"/>
@@ -21217,7 +21092,7 @@
             </w:rPr>
             <w:t xml:space="preserve"> </w:t>
           </w:r>
-          <w:hyperlink r:id="rId62" w:history="1">
+          <w:hyperlink w:history="1" r:id="rId62">
             <w:r>
               <w:rPr>
                 <w:rStyle w:val="Hipervnculo"/>
@@ -21292,7 +21167,7 @@
             </w:rPr>
             <w:t xml:space="preserve">. </w:t>
           </w:r>
-          <w:hyperlink r:id="rId63" w:history="1">
+          <w:hyperlink w:history="1" r:id="rId63">
             <w:r>
               <w:rPr>
                 <w:rStyle w:val="Hipervnculo"/>
@@ -21312,60 +21187,58 @@
             <w:rPr>
               <w:rFonts w:eastAsia="Times New Roman"/>
               <w:color w:val="000000"/>
-              <w:lang w:val="es-ES_tradnl"/>
+              <w:lang w:val="es-ES"/>
             </w:rPr>
           </w:pPr>
-          <w:proofErr w:type="spellStart"/>
           <w:r>
             <w:rPr>
               <w:rFonts w:eastAsia="Times New Roman"/>
-              <w:color w:val="000000"/>
-              <w:lang w:val="es-ES_tradnl"/>
+              <w:color w:val="000000" w:themeColor="text1" w:themeTint="FF" w:themeShade="FF"/>
+              <w:lang w:val="es-ES"/>
             </w:rPr>
             <w:t>Richer</w:t>
           </w:r>
-          <w:proofErr w:type="spellEnd"/>
           <w:r>
             <w:rPr>
               <w:rFonts w:eastAsia="Times New Roman"/>
-              <w:color w:val="000000"/>
-              <w:lang w:val="es-ES_tradnl"/>
+              <w:color w:val="000000" w:themeColor="text1" w:themeTint="FF" w:themeShade="FF"/>
+              <w:lang w:val="es-ES"/>
             </w:rPr>
             <w:t xml:space="preserve">, M. (2005). Participación y organización comunitaria en el sector salud: Servicios sociales quebequense. </w:t>
           </w:r>
           <w:r>
             <w:rPr>
               <w:rFonts w:eastAsia="Times New Roman"/>
-              <w:i/>
-              <w:iCs/>
-              <w:color w:val="000000"/>
-              <w:lang w:val="es-ES_tradnl"/>
+              <w:i w:val="1"/>
+              <w:iCs w:val="1"/>
+              <w:color w:val="000000" w:themeColor="text1" w:themeTint="FF" w:themeShade="FF"/>
+              <w:lang w:val="es-ES"/>
             </w:rPr>
             <w:t>Revista de Ciencias Sociales</w:t>
           </w:r>
           <w:r>
             <w:rPr>
               <w:rFonts w:eastAsia="Times New Roman"/>
-              <w:color w:val="000000"/>
-              <w:lang w:val="es-ES_tradnl"/>
+              <w:color w:val="000000" w:themeColor="text1" w:themeTint="FF" w:themeShade="FF"/>
+              <w:lang w:val="es-ES"/>
             </w:rPr>
             <w:t xml:space="preserve">, </w:t>
           </w:r>
           <w:r>
             <w:rPr>
               <w:rFonts w:eastAsia="Times New Roman"/>
-              <w:i/>
-              <w:iCs/>
-              <w:color w:val="000000"/>
-              <w:lang w:val="es-ES_tradnl"/>
+              <w:i w:val="1"/>
+              <w:iCs w:val="1"/>
+              <w:color w:val="000000" w:themeColor="text1" w:themeTint="FF" w:themeShade="FF"/>
+              <w:lang w:val="es-ES"/>
             </w:rPr>
             <w:t>11</w:t>
           </w:r>
           <w:r>
             <w:rPr>
               <w:rFonts w:eastAsia="Times New Roman"/>
-              <w:color w:val="000000"/>
-              <w:lang w:val="es-ES_tradnl"/>
+              <w:color w:val="000000" w:themeColor="text1" w:themeTint="FF" w:themeShade="FF"/>
+              <w:lang w:val="es-ES"/>
             </w:rPr>
             <w:t>(2).</w:t>
           </w:r>
@@ -21382,7 +21255,7 @@
               <w:lang w:val="es-ES_tradnl"/>
             </w:rPr>
           </w:pPr>
-          <w:hyperlink r:id="rId64" w:history="1">
+          <w:hyperlink w:history="1" r:id="rId64">
             <w:r>
               <w:rPr>
                 <w:bCs/>
@@ -21432,7 +21305,7 @@
             </w:rPr>
             <w:t xml:space="preserve">, 11. </w:t>
           </w:r>
-          <w:hyperlink r:id="rId65" w:history="1">
+          <w:hyperlink w:history="1" r:id="rId65">
             <w:r>
               <w:rPr>
                 <w:rStyle w:val="Hipervnculo"/>
@@ -21715,7 +21588,7 @@
             </w:rPr>
             <w:t xml:space="preserve">. </w:t>
           </w:r>
-          <w:hyperlink r:id="rId66" w:history="1">
+          <w:hyperlink w:history="1" r:id="rId66">
             <w:r>
               <w:rPr>
                 <w:rStyle w:val="Hipervnculo"/>
@@ -21767,7 +21640,7 @@
           <w:lang w:val="es-ES_tradnl"/>
         </w:rPr>
       </w:pPr>
-      <w:bookmarkStart w:id="38" w:name="_Toc214405625"/>
+      <w:bookmarkStart w:name="_Toc214405625" w:id="38"/>
       <w:r>
         <w:rPr>
           <w:b/>
@@ -21793,12 +21666,12 @@
       <w:tblPr>
         <w:tblW w:w="9967" w:type="dxa"/>
         <w:tblBorders>
-          <w:top w:val="single" w:sz="4" w:space="0" w:color="000000" w:themeColor="text1"/>
-          <w:left w:val="single" w:sz="4" w:space="0" w:color="000000" w:themeColor="text1"/>
-          <w:bottom w:val="single" w:sz="4" w:space="0" w:color="000000" w:themeColor="text1"/>
-          <w:right w:val="single" w:sz="4" w:space="0" w:color="000000" w:themeColor="text1"/>
-          <w:insideH w:val="single" w:sz="4" w:space="0" w:color="000000" w:themeColor="text1"/>
-          <w:insideV w:val="single" w:sz="4" w:space="0" w:color="000000" w:themeColor="text1"/>
+          <w:top w:val="single" w:color="000000" w:themeColor="text1" w:sz="4" w:space="0"/>
+          <w:left w:val="single" w:color="000000" w:themeColor="text1" w:sz="4" w:space="0"/>
+          <w:bottom w:val="single" w:color="000000" w:themeColor="text1" w:sz="4" w:space="0"/>
+          <w:right w:val="single" w:color="000000" w:themeColor="text1" w:sz="4" w:space="0"/>
+          <w:insideH w:val="single" w:color="000000" w:themeColor="text1" w:sz="4" w:space="0"/>
+          <w:insideV w:val="single" w:color="000000" w:themeColor="text1" w:sz="4" w:space="0"/>
         </w:tblBorders>
         <w:tblLayout w:type="fixed"/>
         <w:tblCellMar>
@@ -22956,7 +22829,7 @@
           <w:lang w:val="es-ES_tradnl"/>
         </w:rPr>
       </w:pPr>
-      <w:bookmarkStart w:id="39" w:name="_Toc214405626"/>
+      <w:bookmarkStart w:name="_Toc214405626" w:id="39"/>
       <w:r>
         <w:rPr>
           <w:b/>
@@ -23018,12 +22891,12 @@
         <w:tblW w:w="9967" w:type="dxa"/>
         <w:tblInd w:w="0" w:type="dxa"/>
         <w:tblBorders>
-          <w:top w:val="single" w:sz="4" w:space="0" w:color="000000"/>
-          <w:left w:val="single" w:sz="4" w:space="0" w:color="000000"/>
-          <w:bottom w:val="single" w:sz="4" w:space="0" w:color="000000"/>
-          <w:right w:val="single" w:sz="4" w:space="0" w:color="000000"/>
-          <w:insideH w:val="single" w:sz="4" w:space="0" w:color="000000"/>
-          <w:insideV w:val="single" w:sz="4" w:space="0" w:color="000000"/>
+          <w:top w:val="single" w:color="000000" w:sz="4" w:space="0"/>
+          <w:left w:val="single" w:color="000000" w:sz="4" w:space="0"/>
+          <w:bottom w:val="single" w:color="000000" w:sz="4" w:space="0"/>
+          <w:right w:val="single" w:color="000000" w:sz="4" w:space="0"/>
+          <w:insideH w:val="single" w:color="000000" w:sz="4" w:space="0"/>
+          <w:insideV w:val="single" w:color="000000" w:sz="4" w:space="0"/>
         </w:tblBorders>
         <w:tblLayout w:type="fixed"/>
         <w:tblLook w:val="0420" w:firstRow="1" w:lastRow="0" w:firstColumn="0" w:lastColumn="0" w:noHBand="0" w:noVBand="1"/>
@@ -23320,7 +23193,7 @@
     <w:sectPr>
       <w:headerReference w:type="default" r:id="rId67"/>
       <w:footerReference w:type="default" r:id="rId68"/>
-      <w:pgSz w:w="12240" w:h="15840"/>
+      <w:pgSz w:w="12240" w:h="15840" w:orient="portrait"/>
       <w:pgMar w:top="1701" w:right="1134" w:bottom="1134" w:left="1134" w:header="720" w:footer="0" w:gutter="0"/>
       <w:pgNumType w:start="1"/>
       <w:cols w:space="720"/>
@@ -23331,7 +23204,7 @@
 
 <file path=word/comments.xml><?xml version="1.0" encoding="utf-8"?>
 <w:comments xmlns:wpc="http://schemas.microsoft.com/office/word/2010/wordprocessingCanvas" xmlns:cx="http://schemas.microsoft.com/office/drawing/2014/chartex" xmlns:cx1="http://schemas.microsoft.com/office/drawing/2015/9/8/chartex" xmlns:cx2="http://schemas.microsoft.com/office/drawing/2015/10/21/chartex" xmlns:cx3="http://schemas.microsoft.com/office/drawing/2016/5/9/chartex" xmlns:cx4="http://schemas.microsoft.com/office/drawing/2016/5/10/chartex" xmlns:cx5="http://schemas.microsoft.com/office/drawing/2016/5/11/chartex" xmlns:cx6="http://schemas.microsoft.com/office/drawing/2016/5/12/chartex" xmlns:cx7="http://schemas.microsoft.com/office/drawing/2016/5/13/chartex" xmlns:cx8="http://schemas.microsoft.com/office/drawing/2016/5/14/chartex" xmlns:mc="http://schemas.openxmlformats.org/markup-compatibility/2006" xmlns:aink="http://schemas.microsoft.com/office/drawing/2016/ink" xmlns:am3d="http://schemas.microsoft.com/office/drawing/2017/model3d" xmlns:o="urn:schemas-microsoft-com:office:office" xmlns:r="http://schemas.openxmlformats.org/officeDocument/2006/relationships" xmlns:m="http://schemas.openxmlformats.org/officeDocument/2006/math" xmlns:v="urn:schemas-microsoft-com:vml" xmlns:wp14="http://schemas.microsoft.com/office/word/2010/wordprocessingDrawing" xmlns:wp="http://schemas.openxmlformats.org/drawingml/2006/wordprocessingDrawing" xmlns:w10="urn:schemas-microsoft-com:office:word" xmlns:w="http://schemas.openxmlformats.org/wordprocessingml/2006/main" xmlns:w14="http://schemas.microsoft.com/office/word/2010/wordml" xmlns:w15="http://schemas.microsoft.com/office/word/2012/wordml" xmlns:w16cex="http://schemas.microsoft.com/office/word/2018/wordml/cex" xmlns:w16cid="http://schemas.microsoft.com/office/word/2016/wordml/cid" xmlns:w16="http://schemas.microsoft.com/office/word/2018/wordml" xmlns:w16sdtdh="http://schemas.microsoft.com/office/word/2020/wordml/sdtdatahash" xmlns:w16se="http://schemas.microsoft.com/office/word/2015/wordml/symex" xmlns:wpg="http://schemas.microsoft.com/office/word/2010/wordprocessingGroup" xmlns:wpi="http://schemas.microsoft.com/office/word/2010/wordprocessingInk" xmlns:wne="http://schemas.microsoft.com/office/word/2006/wordml" xmlns:wps="http://schemas.microsoft.com/office/word/2010/wordprocessingShape" mc:Ignorable="w14 w15 w16se w16cid w16 w16cex w16sdtdh wp14">
-  <w:comment w:id="4" w:author="Andrés Felipe Velandia Espitia" w:date="2025-11-14T22:16:00Z" w:initials="AFVE">
+  <w:comment w:initials="AFVE" w:author="Andrés Felipe Velandia Espitia" w:date="2025-11-14T22:16:00Z" w:id="4">
     <w:p>
       <w:pPr>
         <w:pStyle w:val="Textocomentario"/>
@@ -23342,7 +23215,7 @@
         </w:rPr>
         <w:annotationRef/>
       </w:r>
-      <w:hyperlink r:id="rId1" w:anchor="fromView=search&amp;page=1&amp;position=26&amp;uuid=73b6e5f0-a8d9-4b96-929f-866890944481&amp;query=Movilidad+social" w:history="1">
+      <w:hyperlink w:history="1" w:anchor="fromView=search&amp;page=1&amp;position=26&amp;uuid=73b6e5f0-a8d9-4b96-929f-866890944481&amp;query=Movilidad+social" r:id="rId1">
         <w:r>
           <w:rPr>
             <w:rStyle w:val="Hipervnculo"/>
@@ -23355,7 +23228,7 @@
       </w:r>
     </w:p>
   </w:comment>
-  <w:comment w:id="5" w:author="Andrés Felipe Velandia Espitia" w:date="2025-11-14T22:23:00Z" w:initials="AFVE">
+  <w:comment w:initials="AFVE" w:author="Andrés Felipe Velandia Espitia" w:date="2025-11-14T22:23:00Z" w:id="5">
     <w:p>
       <w:pPr>
         <w:pStyle w:val="Textocomentario"/>
@@ -23398,7 +23271,7 @@
       <w:r>
         <w:t xml:space="preserve">Identidad: </w:t>
       </w:r>
-      <w:hyperlink r:id="rId2" w:history="1">
+      <w:hyperlink w:history="1" r:id="rId2">
         <w:r>
           <w:rPr>
             <w:rStyle w:val="Hipervnculo"/>
@@ -23419,7 +23292,7 @@
       <w:r>
         <w:t xml:space="preserve">Solidaridad: </w:t>
       </w:r>
-      <w:hyperlink r:id="rId3" w:history="1">
+      <w:hyperlink w:history="1" r:id="rId3">
         <w:r>
           <w:rPr>
             <w:rStyle w:val="Hipervnculo"/>
@@ -23440,7 +23313,7 @@
       <w:r>
         <w:t xml:space="preserve">Acción: </w:t>
       </w:r>
-      <w:hyperlink r:id="rId4" w:history="1">
+      <w:hyperlink w:history="1" r:id="rId4">
         <w:r>
           <w:rPr>
             <w:rStyle w:val="Hipervnculo"/>
@@ -23461,7 +23334,7 @@
       <w:r>
         <w:t xml:space="preserve">Ruptura: </w:t>
       </w:r>
-      <w:hyperlink r:id="rId5" w:history="1">
+      <w:hyperlink w:history="1" r:id="rId5">
         <w:r>
           <w:rPr>
             <w:rStyle w:val="Hipervnculo"/>
@@ -23482,7 +23355,7 @@
       <w:r>
         <w:t xml:space="preserve">Duración: </w:t>
       </w:r>
-      <w:hyperlink r:id="rId6" w:history="1">
+      <w:hyperlink w:history="1" r:id="rId6">
         <w:r>
           <w:rPr>
             <w:rStyle w:val="Hipervnculo"/>
@@ -23495,7 +23368,7 @@
       </w:r>
     </w:p>
   </w:comment>
-  <w:comment w:id="7" w:author="Andrés Felipe Velandia Espitia" w:date="2025-11-18T12:30:00Z" w:initials="AFVE">
+  <w:comment w:initials="AFVE" w:author="Andrés Felipe Velandia Espitia" w:date="2025-11-18T12:30:00Z" w:id="7">
     <w:p>
       <w:pPr>
         <w:pStyle w:val="Textocomentario"/>
@@ -23519,7 +23392,7 @@
       </w:r>
     </w:p>
   </w:comment>
-  <w:comment w:id="8" w:author="Andrés Felipe Velandia Espitia" w:date="2025-11-18T12:45:00Z" w:initials="AFVE">
+  <w:comment w:initials="AFVE" w:author="Andrés Felipe Velandia Espitia" w:date="2025-11-18T12:45:00Z" w:id="8">
     <w:p>
       <w:pPr>
         <w:pStyle w:val="Textocomentario"/>
@@ -23562,7 +23435,7 @@
       <w:r>
         <w:t xml:space="preserve">Organización: </w:t>
       </w:r>
-      <w:hyperlink r:id="rId7" w:anchor="fromView=search&amp;page=1&amp;position=11&amp;uuid=86abed9f-75be-4d64-bd16-05ae46ddc695&amp;query=pensamiento+cr%C3%ADtico" w:history="1">
+      <w:hyperlink w:history="1" w:anchor="fromView=search&amp;page=1&amp;position=11&amp;uuid=86abed9f-75be-4d64-bd16-05ae46ddc695&amp;query=pensamiento+cr%C3%ADtico" r:id="rId7">
         <w:r>
           <w:rPr>
             <w:rStyle w:val="Hipervnculo"/>
@@ -23583,7 +23456,7 @@
       <w:r>
         <w:t xml:space="preserve">Planificación: </w:t>
       </w:r>
-      <w:hyperlink r:id="rId8" w:anchor="fromView=search&amp;page=1&amp;position=17&amp;uuid=90a0e45c-c159-4843-b756-07cae8fcdc92&amp;query=criminalidad" w:history="1">
+      <w:hyperlink w:history="1" w:anchor="fromView=search&amp;page=1&amp;position=17&amp;uuid=90a0e45c-c159-4843-b756-07cae8fcdc92&amp;query=criminalidad" r:id="rId8">
         <w:r>
           <w:rPr>
             <w:rStyle w:val="Hipervnculo"/>
@@ -23604,7 +23477,7 @@
       <w:r>
         <w:t xml:space="preserve">Organización: </w:t>
       </w:r>
-      <w:hyperlink r:id="rId9" w:anchor="fromView=search&amp;page=1&amp;position=14&amp;uuid=8469b81c-c3eb-4e34-85cb-c868d9c82b58&amp;query=justicia" w:history="1">
+      <w:hyperlink w:history="1" w:anchor="fromView=search&amp;page=1&amp;position=14&amp;uuid=8469b81c-c3eb-4e34-85cb-c868d9c82b58&amp;query=justicia" r:id="rId9">
         <w:r>
           <w:rPr>
             <w:rStyle w:val="Hipervnculo"/>
@@ -23625,7 +23498,7 @@
       <w:r>
         <w:t xml:space="preserve">Coaliciones: </w:t>
       </w:r>
-      <w:hyperlink r:id="rId10" w:anchor="fromView=search&amp;page=1&amp;position=23&amp;uuid=0809669c-ab8b-4872-958e-a803a59229da&amp;query=cultura+personas" w:history="1">
+      <w:hyperlink w:history="1" w:anchor="fromView=search&amp;page=1&amp;position=23&amp;uuid=0809669c-ab8b-4872-958e-a803a59229da&amp;query=cultura+personas" r:id="rId10">
         <w:r>
           <w:rPr>
             <w:rStyle w:val="Hipervnculo"/>
@@ -23638,7 +23511,7 @@
       </w:r>
     </w:p>
   </w:comment>
-  <w:comment w:id="9" w:author="Andrés Felipe Velandia Espitia" w:date="2025-11-18T12:56:00Z" w:initials="AFVE">
+  <w:comment w:initials="AFVE" w:author="Andrés Felipe Velandia Espitia" w:date="2025-11-18T12:56:00Z" w:id="9">
     <w:p>
       <w:pPr>
         <w:pStyle w:val="Textocomentario"/>
@@ -23681,7 +23554,7 @@
       <w:r>
         <w:t xml:space="preserve">Autonomía: </w:t>
       </w:r>
-      <w:hyperlink r:id="rId11" w:anchor="fromView=search&amp;page=1&amp;position=16&amp;uuid=421cabd2-1fa4-455b-9052-9b64b0f6ab05&amp;query=decidir" w:history="1">
+      <w:hyperlink w:history="1" w:anchor="fromView=search&amp;page=1&amp;position=16&amp;uuid=421cabd2-1fa4-455b-9052-9b64b0f6ab05&amp;query=decidir" r:id="rId11">
         <w:r>
           <w:rPr>
             <w:rStyle w:val="Hipervnculo"/>
@@ -23702,7 +23575,7 @@
       <w:r>
         <w:t xml:space="preserve">Gestión: </w:t>
       </w:r>
-      <w:hyperlink r:id="rId12" w:anchor="fromView=search&amp;page=1&amp;position=5&amp;uuid=665438f8-0295-4c3d-99e5-5eb25e4f6748&amp;query=responsabilidad" w:history="1">
+      <w:hyperlink w:history="1" w:anchor="fromView=search&amp;page=1&amp;position=5&amp;uuid=665438f8-0295-4c3d-99e5-5eb25e4f6748&amp;query=responsabilidad" r:id="rId12">
         <w:r>
           <w:rPr>
             <w:rStyle w:val="Hipervnculo"/>
@@ -23723,7 +23596,7 @@
       <w:r>
         <w:t xml:space="preserve">Proceso: </w:t>
       </w:r>
-      <w:hyperlink r:id="rId13" w:anchor="fromView=search&amp;page=1&amp;position=1&amp;uuid=1d1d4e07-6dab-4924-9ebf-d9cfbb7ff147&amp;query=responsabilidad" w:history="1">
+      <w:hyperlink w:history="1" w:anchor="fromView=search&amp;page=1&amp;position=1&amp;uuid=1d1d4e07-6dab-4924-9ebf-d9cfbb7ff147&amp;query=responsabilidad" r:id="rId13">
         <w:r>
           <w:rPr>
             <w:rStyle w:val="Hipervnculo"/>
@@ -23736,7 +23609,7 @@
       </w:r>
     </w:p>
   </w:comment>
-  <w:comment w:id="12" w:author="Andrés Felipe Velandia Espitia" w:date="2025-11-18T14:10:00Z" w:initials="AFVE">
+  <w:comment w:initials="AFVE" w:author="Andrés Felipe Velandia Espitia" w:date="2025-11-18T14:10:00Z" w:id="12">
     <w:p>
       <w:pPr>
         <w:pStyle w:val="Textocomentario"/>
@@ -23760,7 +23633,7 @@
       </w:r>
     </w:p>
   </w:comment>
-  <w:comment w:id="13" w:author="Andrés Felipe Velandia Espitia" w:date="2025-11-18T18:26:00Z" w:initials="AFVE">
+  <w:comment w:initials="AFVE" w:author="Andrés Felipe Velandia Espitia" w:date="2025-11-18T18:26:00Z" w:id="13">
     <w:p>
       <w:pPr>
         <w:pStyle w:val="Textocomentario"/>
@@ -23796,7 +23669,7 @@
       </w:r>
     </w:p>
   </w:comment>
-  <w:comment w:id="14" w:author="Andrés Felipe Velandia Espitia" w:date="2025-11-18T18:58:00Z" w:initials="AFVE">
+  <w:comment w:initials="AFVE" w:author="Andrés Felipe Velandia Espitia" w:date="2025-11-18T18:58:00Z" w:id="14">
     <w:p>
       <w:pPr>
         <w:pStyle w:val="Textocomentario"/>
@@ -23839,7 +23712,7 @@
       <w:r>
         <w:t xml:space="preserve">Eje 1: </w:t>
       </w:r>
-      <w:hyperlink r:id="rId14" w:anchor="fromView=search&amp;page=1&amp;position=0&amp;uuid=c922e8b7-64e3-409e-bb78-3418b0570c1a&amp;query=recursos+financieros" w:history="1">
+      <w:hyperlink w:history="1" w:anchor="fromView=search&amp;page=1&amp;position=0&amp;uuid=c922e8b7-64e3-409e-bb78-3418b0570c1a&amp;query=recursos+financieros" r:id="rId14">
         <w:r>
           <w:rPr>
             <w:rStyle w:val="Hipervnculo"/>
@@ -23863,7 +23736,7 @@
       <w:r>
         <w:t xml:space="preserve">: </w:t>
       </w:r>
-      <w:hyperlink r:id="rId15" w:anchor="fromView=search&amp;page=1&amp;position=11&amp;uuid=e83c6a35-9f7a-4a7a-8024-cccf7fab467e&amp;query=tic" w:history="1">
+      <w:hyperlink w:history="1" w:anchor="fromView=search&amp;page=1&amp;position=11&amp;uuid=e83c6a35-9f7a-4a7a-8024-cccf7fab467e&amp;query=tic" r:id="rId15">
         <w:r>
           <w:rPr>
             <w:rStyle w:val="Hipervnculo"/>
@@ -23884,7 +23757,7 @@
       <w:r>
         <w:t xml:space="preserve">Eje 3: </w:t>
       </w:r>
-      <w:hyperlink r:id="rId16" w:anchor="fromView=search&amp;page=1&amp;position=18&amp;uuid=077b2f14-b689-4d8b-a97b-9e8b3c91b8cd&amp;query=campa%C3%B1as+salud" w:history="1">
+      <w:hyperlink w:history="1" w:anchor="fromView=search&amp;page=1&amp;position=18&amp;uuid=077b2f14-b689-4d8b-a97b-9e8b3c91b8cd&amp;query=campa%C3%B1as+salud" r:id="rId16">
         <w:r>
           <w:rPr>
             <w:rStyle w:val="Hipervnculo"/>
@@ -23905,7 +23778,7 @@
       <w:r>
         <w:t xml:space="preserve">Eje 4: </w:t>
       </w:r>
-      <w:hyperlink r:id="rId17" w:anchor="fromView=search&amp;page=1&amp;position=35&amp;uuid=6c0aed5c-74e4-4edb-9811-55a95014154b&amp;query=capacitaci%C3%B3n+personas+sobre+salud+en+la+calle" w:history="1">
+      <w:hyperlink w:history="1" w:anchor="fromView=search&amp;page=1&amp;position=35&amp;uuid=6c0aed5c-74e4-4edb-9811-55a95014154b&amp;query=capacitaci%C3%B3n+personas+sobre+salud+en+la+calle" r:id="rId17">
         <w:r>
           <w:rPr>
             <w:rStyle w:val="Hipervnculo"/>
@@ -23918,7 +23791,7 @@
       </w:r>
     </w:p>
   </w:comment>
-  <w:comment w:id="15" w:author="Andrés Felipe Velandia Espitia" w:date="2025-11-18T19:12:00Z" w:initials="AFVE">
+  <w:comment w:initials="AFVE" w:author="Andrés Felipe Velandia Espitia" w:date="2025-11-18T19:12:00Z" w:id="15">
     <w:p>
       <w:pPr>
         <w:pStyle w:val="Textocomentario"/>
@@ -23942,7 +23815,7 @@
       </w:r>
     </w:p>
   </w:comment>
-  <w:comment w:id="18" w:author="Andrés Felipe Velandia Espitia" w:date="2025-11-18T21:31:00Z" w:initials="AFVE">
+  <w:comment w:initials="AFVE" w:author="Andrés Felipe Velandia Espitia" w:date="2025-11-18T21:31:00Z" w:id="18">
     <w:p>
       <w:pPr>
         <w:pStyle w:val="Textocomentario"/>
@@ -23988,7 +23861,7 @@
       <w:r>
         <w:t xml:space="preserve"> </w:t>
       </w:r>
-      <w:hyperlink r:id="rId18" w:history="1">
+      <w:hyperlink w:history="1" r:id="rId18">
         <w:r>
           <w:rPr>
             <w:rStyle w:val="Hipervnculo"/>
@@ -24012,7 +23885,7 @@
       <w:r>
         <w:t xml:space="preserve">Ramas: </w:t>
       </w:r>
-      <w:hyperlink r:id="rId19" w:history="1">
+      <w:hyperlink w:history="1" r:id="rId19">
         <w:r>
           <w:rPr>
             <w:rStyle w:val="Hipervnculo"/>
@@ -24025,7 +23898,7 @@
       </w:r>
     </w:p>
   </w:comment>
-  <w:comment w:id="19" w:author="Andrés Felipe Velandia Espitia" w:date="2025-11-18T21:36:00Z" w:initials="AFVE">
+  <w:comment w:initials="AFVE" w:author="Andrés Felipe Velandia Espitia" w:date="2025-11-18T21:36:00Z" w:id="19">
     <w:p>
       <w:pPr>
         <w:pStyle w:val="Textocomentario"/>
@@ -24065,7 +23938,7 @@
       </w:r>
     </w:p>
   </w:comment>
-  <w:comment w:id="20" w:author="Andrés Felipe Velandia Espitia" w:date="2025-11-18T21:35:00Z" w:initials="AFVE">
+  <w:comment w:initials="AFVE" w:author="Andrés Felipe Velandia Espitia" w:date="2025-11-18T21:35:00Z" w:id="20">
     <w:p>
       <w:pPr>
         <w:pStyle w:val="Textocomentario"/>
@@ -24156,7 +24029,7 @@
       </w:r>
     </w:p>
   </w:comment>
-  <w:comment w:id="21" w:author="Andrés Felipe Velandia Espitia" w:date="2025-11-18T21:41:00Z" w:initials="AFVE">
+  <w:comment w:initials="AFVE" w:author="Andrés Felipe Velandia Espitia" w:date="2025-11-18T21:41:00Z" w:id="21">
     <w:p>
       <w:pPr>
         <w:pStyle w:val="Textocomentario"/>
@@ -24209,7 +24082,7 @@
       </w:r>
     </w:p>
   </w:comment>
-  <w:comment w:id="22" w:author="Andrés Felipe Velandia Espitia" w:date="2025-11-18T21:40:00Z" w:initials="AFVE">
+  <w:comment w:initials="AFVE" w:author="Andrés Felipe Velandia Espitia" w:date="2025-11-18T21:40:00Z" w:id="22">
     <w:p>
       <w:pPr>
         <w:pStyle w:val="Textocomentario"/>
@@ -24460,7 +24333,7 @@
       </w:r>
     </w:p>
   </w:comment>
-  <w:comment w:id="23" w:author="Andrés Felipe Velandia Espitia" w:date="2025-11-18T22:49:00Z" w:initials="AFVE">
+  <w:comment w:initials="AFVE" w:author="Andrés Felipe Velandia Espitia" w:date="2025-11-18T22:49:00Z" w:id="23">
     <w:p>
       <w:pPr>
         <w:pStyle w:val="Textocomentario"/>
@@ -24484,7 +24357,7 @@
       </w:r>
     </w:p>
   </w:comment>
-  <w:comment w:id="24" w:author="Andrés Felipe Velandia Espitia" w:date="2025-11-18T22:45:00Z" w:initials="AFVE">
+  <w:comment w:initials="AFVE" w:author="Andrés Felipe Velandia Espitia" w:date="2025-11-18T22:45:00Z" w:id="24">
     <w:p>
       <w:pPr>
         <w:pStyle w:val="Textocomentario"/>
@@ -24625,7 +24498,7 @@
       </w:r>
     </w:p>
   </w:comment>
-  <w:comment w:id="25" w:author="Andrés Felipe Velandia Espitia" w:date="2025-11-18T22:58:00Z" w:initials="AFVE">
+  <w:comment w:initials="AFVE" w:author="Andrés Felipe Velandia Espitia" w:date="2025-11-18T22:58:00Z" w:id="25">
     <w:p>
       <w:pPr>
         <w:pStyle w:val="Textocomentario"/>
@@ -24663,7 +24536,7 @@
       </w:r>
     </w:p>
   </w:comment>
-  <w:comment w:id="26" w:author="Andrés Felipe Velandia Espitia" w:date="2025-11-18T22:53:00Z" w:initials="AFVE">
+  <w:comment w:initials="AFVE" w:author="Andrés Felipe Velandia Espitia" w:date="2025-11-18T22:53:00Z" w:id="26">
     <w:p>
       <w:pPr>
         <w:pStyle w:val="Textocomentario"/>
@@ -25061,7 +24934,7 @@
       </w:pPr>
     </w:p>
   </w:comment>
-  <w:comment w:id="27" w:author="Andrés Felipe Velandia Espitia" w:date="2025-11-26T10:44:00Z" w:initials="AFVE">
+  <w:comment w:initials="AFVE" w:author="Andrés Felipe Velandia Espitia" w:date="2025-11-26T10:44:00Z" w:id="27">
     <w:p>
       <w:pPr>
         <w:pStyle w:val="Textocomentario"/>
@@ -25108,7 +24981,7 @@
       <w:proofErr w:type="spellEnd"/>
     </w:p>
   </w:comment>
-  <w:comment w:id="28" w:author="Andrés Felipe Velandia Espitia" w:date="2025-11-18T23:19:00Z" w:initials="AFVE">
+  <w:comment w:initials="AFVE" w:author="Andrés Felipe Velandia Espitia" w:date="2025-11-18T23:19:00Z" w:id="28">
     <w:p>
       <w:pPr>
         <w:pStyle w:val="Textocomentario"/>
@@ -25132,7 +25005,7 @@
       </w:r>
     </w:p>
   </w:comment>
-  <w:comment w:id="32" w:author="Andrés Felipe Velandia Espitia" w:date="2025-10-22T00:38:00Z" w:initials="AFVE">
+  <w:comment w:initials="AFVE" w:author="Andrés Felipe Velandia Espitia" w:date="2025-10-22T00:38:00Z" w:id="32">
     <w:p>
       <w:pPr>
         <w:pStyle w:val="Textocomentario"/>
@@ -25318,7 +25191,7 @@
       <w:ind w:left="-2" w:hanging="2"/>
       <w:jc w:val="right"/>
       <w:rPr>
-        <w:rFonts w:ascii="Times New Roman" w:eastAsia="Times New Roman" w:hAnsi="Times New Roman" w:cs="Times New Roman"/>
+        <w:rFonts w:ascii="Times New Roman" w:hAnsi="Times New Roman" w:eastAsia="Times New Roman" w:cs="Times New Roman"/>
         <w:sz w:val="24"/>
         <w:szCs w:val="24"/>
       </w:rPr>
@@ -25328,7 +25201,7 @@
     <w:pPr>
       <w:spacing w:line="240" w:lineRule="auto"/>
       <w:rPr>
-        <w:rFonts w:ascii="Times New Roman" w:eastAsia="Times New Roman" w:hAnsi="Times New Roman" w:cs="Times New Roman"/>
+        <w:rFonts w:ascii="Times New Roman" w:hAnsi="Times New Roman" w:eastAsia="Times New Roman" w:cs="Times New Roman"/>
         <w:sz w:val="24"/>
         <w:szCs w:val="24"/>
       </w:rPr>
@@ -25411,7 +25284,7 @@
 </file>
 
 <file path=word/header1.xml><?xml version="1.0" encoding="utf-8"?>
-<w:hdr xmlns:wpc="http://schemas.microsoft.com/office/word/2010/wordprocessingCanvas" xmlns:cx="http://schemas.microsoft.com/office/drawing/2014/chartex" xmlns:cx1="http://schemas.microsoft.com/office/drawing/2015/9/8/chartex" xmlns:cx2="http://schemas.microsoft.com/office/drawing/2015/10/21/chartex" xmlns:cx3="http://schemas.microsoft.com/office/drawing/2016/5/9/chartex" xmlns:cx4="http://schemas.microsoft.com/office/drawing/2016/5/10/chartex" xmlns:cx5="http://schemas.microsoft.com/office/drawing/2016/5/11/chartex" xmlns:cx6="http://schemas.microsoft.com/office/drawing/2016/5/12/chartex" xmlns:cx7="http://schemas.microsoft.com/office/drawing/2016/5/13/chartex" xmlns:cx8="http://schemas.microsoft.com/office/drawing/2016/5/14/chartex" xmlns:mc="http://schemas.openxmlformats.org/markup-compatibility/2006" xmlns:aink="http://schemas.microsoft.com/office/drawing/2016/ink" xmlns:am3d="http://schemas.microsoft.com/office/drawing/2017/model3d" xmlns:o="urn:schemas-microsoft-com:office:office" xmlns:r="http://schemas.openxmlformats.org/officeDocument/2006/relationships" xmlns:m="http://schemas.openxmlformats.org/officeDocument/2006/math" xmlns:v="urn:schemas-microsoft-com:vml" xmlns:wp14="http://schemas.microsoft.com/office/word/2010/wordprocessingDrawing" xmlns:wp="http://schemas.openxmlformats.org/drawingml/2006/wordprocessingDrawing" xmlns:w10="urn:schemas-microsoft-com:office:word" xmlns:w="http://schemas.openxmlformats.org/wordprocessingml/2006/main" xmlns:w14="http://schemas.microsoft.com/office/word/2010/wordml" xmlns:w15="http://schemas.microsoft.com/office/word/2012/wordml" xmlns:w16cex="http://schemas.microsoft.com/office/word/2018/wordml/cex" xmlns:w16cid="http://schemas.microsoft.com/office/word/2016/wordml/cid" xmlns:w16="http://schemas.microsoft.com/office/word/2018/wordml" xmlns:w16sdtdh="http://schemas.microsoft.com/office/word/2020/wordml/sdtdatahash" xmlns:w16se="http://schemas.microsoft.com/office/word/2015/wordml/symex" xmlns:wpg="http://schemas.microsoft.com/office/word/2010/wordprocessingGroup" xmlns:wpi="http://schemas.microsoft.com/office/word/2010/wordprocessingInk" xmlns:wne="http://schemas.microsoft.com/office/word/2006/wordml" xmlns:wps="http://schemas.microsoft.com/office/word/2010/wordprocessingShape" mc:Ignorable="w14 w15 w16se w16cid w16 w16cex w16sdtdh wp14">
+<w:hdr xmlns:wpc="http://schemas.microsoft.com/office/word/2010/wordprocessingCanvas" xmlns:cx="http://schemas.microsoft.com/office/drawing/2014/chartex" xmlns:cx1="http://schemas.microsoft.com/office/drawing/2015/9/8/chartex" xmlns:cx2="http://schemas.microsoft.com/office/drawing/2015/10/21/chartex" xmlns:cx3="http://schemas.microsoft.com/office/drawing/2016/5/9/chartex" xmlns:cx4="http://schemas.microsoft.com/office/drawing/2016/5/10/chartex" xmlns:cx5="http://schemas.microsoft.com/office/drawing/2016/5/11/chartex" xmlns:cx6="http://schemas.microsoft.com/office/drawing/2016/5/12/chartex" xmlns:cx7="http://schemas.microsoft.com/office/drawing/2016/5/13/chartex" xmlns:cx8="http://schemas.microsoft.com/office/drawing/2016/5/14/chartex" xmlns:mc="http://schemas.openxmlformats.org/markup-compatibility/2006" xmlns:aink="http://schemas.microsoft.com/office/drawing/2016/ink" xmlns:am3d="http://schemas.microsoft.com/office/drawing/2017/model3d" xmlns:o="urn:schemas-microsoft-com:office:office" xmlns:r="http://schemas.openxmlformats.org/officeDocument/2006/relationships" xmlns:m="http://schemas.openxmlformats.org/officeDocument/2006/math" xmlns:v="urn:schemas-microsoft-com:vml" xmlns:wp14="http://schemas.microsoft.com/office/word/2010/wordprocessingDrawing" xmlns:wp="http://schemas.openxmlformats.org/drawingml/2006/wordprocessingDrawing" xmlns:w10="urn:schemas-microsoft-com:office:word" xmlns:w="http://schemas.openxmlformats.org/wordprocessingml/2006/main" xmlns:w14="http://schemas.microsoft.com/office/word/2010/wordml" xmlns:w15="http://schemas.microsoft.com/office/word/2012/wordml" xmlns:w16cex="http://schemas.microsoft.com/office/word/2018/wordml/cex" xmlns:w16cid="http://schemas.microsoft.com/office/word/2016/wordml/cid" xmlns:w16="http://schemas.microsoft.com/office/word/2018/wordml" xmlns:w16sdtdh="http://schemas.microsoft.com/office/word/2020/wordml/sdtdatahash" xmlns:w16se="http://schemas.microsoft.com/office/word/2015/wordml/symex" xmlns:wpg="http://schemas.microsoft.com/office/word/2010/wordprocessingGroup" xmlns:wpi="http://schemas.microsoft.com/office/word/2010/wordprocessingInk" xmlns:wne="http://schemas.microsoft.com/office/word/2006/wordml" xmlns:wps="http://schemas.microsoft.com/office/word/2010/wordprocessingShape" xmlns:a="http://schemas.openxmlformats.org/drawingml/2006/main" xmlns:adec="http://schemas.microsoft.com/office/drawing/2017/decorative" xmlns:pic="http://schemas.openxmlformats.org/drawingml/2006/picture" xmlns:a14="http://schemas.microsoft.com/office/drawing/2010/main" mc:Ignorable="w14 w15 w16se w16cid w16 w16cex w16sdtdh wp14">
   <w:p>
     <w:pPr>
       <w:pBdr>
@@ -25631,7 +25504,7 @@
         <w:ind w:left="720" w:hanging="360"/>
       </w:pPr>
       <w:rPr>
-        <w:rFonts w:ascii="Wingdings" w:hAnsi="Wingdings" w:hint="default"/>
+        <w:rFonts w:hint="default" w:ascii="Wingdings" w:hAnsi="Wingdings"/>
       </w:rPr>
     </w:lvl>
     <w:lvl w:ilvl="1" w:tplc="240A000D">
@@ -25643,7 +25516,7 @@
         <w:ind w:left="1440" w:hanging="360"/>
       </w:pPr>
       <w:rPr>
-        <w:rFonts w:ascii="Wingdings" w:hAnsi="Wingdings" w:hint="default"/>
+        <w:rFonts w:hint="default" w:ascii="Wingdings" w:hAnsi="Wingdings"/>
       </w:rPr>
     </w:lvl>
     <w:lvl w:ilvl="2" w:tplc="240A0005" w:tentative="1">
@@ -25655,7 +25528,7 @@
         <w:ind w:left="2160" w:hanging="360"/>
       </w:pPr>
       <w:rPr>
-        <w:rFonts w:ascii="Wingdings" w:hAnsi="Wingdings" w:hint="default"/>
+        <w:rFonts w:hint="default" w:ascii="Wingdings" w:hAnsi="Wingdings"/>
       </w:rPr>
     </w:lvl>
     <w:lvl w:ilvl="3" w:tplc="240A0001" w:tentative="1">
@@ -25667,7 +25540,7 @@
         <w:ind w:left="2880" w:hanging="360"/>
       </w:pPr>
       <w:rPr>
-        <w:rFonts w:ascii="Symbol" w:hAnsi="Symbol" w:hint="default"/>
+        <w:rFonts w:hint="default" w:ascii="Symbol" w:hAnsi="Symbol"/>
       </w:rPr>
     </w:lvl>
     <w:lvl w:ilvl="4" w:tplc="240A0003" w:tentative="1">
@@ -25679,7 +25552,7 @@
         <w:ind w:left="3600" w:hanging="360"/>
       </w:pPr>
       <w:rPr>
-        <w:rFonts w:ascii="Courier New" w:hAnsi="Courier New" w:cs="Courier New" w:hint="default"/>
+        <w:rFonts w:hint="default" w:ascii="Courier New" w:hAnsi="Courier New" w:cs="Courier New"/>
       </w:rPr>
     </w:lvl>
     <w:lvl w:ilvl="5" w:tplc="240A0005" w:tentative="1">
@@ -25691,7 +25564,7 @@
         <w:ind w:left="4320" w:hanging="360"/>
       </w:pPr>
       <w:rPr>
-        <w:rFonts w:ascii="Wingdings" w:hAnsi="Wingdings" w:hint="default"/>
+        <w:rFonts w:hint="default" w:ascii="Wingdings" w:hAnsi="Wingdings"/>
       </w:rPr>
     </w:lvl>
     <w:lvl w:ilvl="6" w:tplc="240A0001" w:tentative="1">
@@ -25703,7 +25576,7 @@
         <w:ind w:left="5040" w:hanging="360"/>
       </w:pPr>
       <w:rPr>
-        <w:rFonts w:ascii="Symbol" w:hAnsi="Symbol" w:hint="default"/>
+        <w:rFonts w:hint="default" w:ascii="Symbol" w:hAnsi="Symbol"/>
       </w:rPr>
     </w:lvl>
     <w:lvl w:ilvl="7" w:tplc="240A0003" w:tentative="1">
@@ -25715,7 +25588,7 @@
         <w:ind w:left="5760" w:hanging="360"/>
       </w:pPr>
       <w:rPr>
-        <w:rFonts w:ascii="Courier New" w:hAnsi="Courier New" w:cs="Courier New" w:hint="default"/>
+        <w:rFonts w:hint="default" w:ascii="Courier New" w:hAnsi="Courier New" w:cs="Courier New"/>
       </w:rPr>
     </w:lvl>
     <w:lvl w:ilvl="8" w:tplc="240A0005" w:tentative="1">
@@ -25727,7 +25600,7 @@
         <w:ind w:left="6480" w:hanging="360"/>
       </w:pPr>
       <w:rPr>
-        <w:rFonts w:ascii="Wingdings" w:hAnsi="Wingdings" w:hint="default"/>
+        <w:rFonts w:hint="default" w:ascii="Wingdings" w:hAnsi="Wingdings"/>
       </w:rPr>
     </w:lvl>
   </w:abstractNum>
@@ -25744,7 +25617,7 @@
         <w:ind w:left="720" w:hanging="360"/>
       </w:pPr>
       <w:rPr>
-        <w:rFonts w:ascii="Symbol" w:hAnsi="Symbol" w:hint="default"/>
+        <w:rFonts w:hint="default" w:ascii="Symbol" w:hAnsi="Symbol"/>
       </w:rPr>
     </w:lvl>
     <w:lvl w:ilvl="1" w:tplc="240A0003" w:tentative="1">
@@ -25756,7 +25629,7 @@
         <w:ind w:left="1440" w:hanging="360"/>
       </w:pPr>
       <w:rPr>
-        <w:rFonts w:ascii="Courier New" w:hAnsi="Courier New" w:cs="Courier New" w:hint="default"/>
+        <w:rFonts w:hint="default" w:ascii="Courier New" w:hAnsi="Courier New" w:cs="Courier New"/>
       </w:rPr>
     </w:lvl>
     <w:lvl w:ilvl="2" w:tplc="240A0005" w:tentative="1">
@@ -25768,7 +25641,7 @@
         <w:ind w:left="2160" w:hanging="360"/>
       </w:pPr>
       <w:rPr>
-        <w:rFonts w:ascii="Wingdings" w:hAnsi="Wingdings" w:hint="default"/>
+        <w:rFonts w:hint="default" w:ascii="Wingdings" w:hAnsi="Wingdings"/>
       </w:rPr>
     </w:lvl>
     <w:lvl w:ilvl="3" w:tplc="240A0001" w:tentative="1">
@@ -25780,7 +25653,7 @@
         <w:ind w:left="2880" w:hanging="360"/>
       </w:pPr>
       <w:rPr>
-        <w:rFonts w:ascii="Symbol" w:hAnsi="Symbol" w:hint="default"/>
+        <w:rFonts w:hint="default" w:ascii="Symbol" w:hAnsi="Symbol"/>
       </w:rPr>
     </w:lvl>
     <w:lvl w:ilvl="4" w:tplc="240A0003" w:tentative="1">
@@ -25792,7 +25665,7 @@
         <w:ind w:left="3600" w:hanging="360"/>
       </w:pPr>
       <w:rPr>
-        <w:rFonts w:ascii="Courier New" w:hAnsi="Courier New" w:cs="Courier New" w:hint="default"/>
+        <w:rFonts w:hint="default" w:ascii="Courier New" w:hAnsi="Courier New" w:cs="Courier New"/>
       </w:rPr>
     </w:lvl>
     <w:lvl w:ilvl="5" w:tplc="240A0005" w:tentative="1">
@@ -25804,7 +25677,7 @@
         <w:ind w:left="4320" w:hanging="360"/>
       </w:pPr>
       <w:rPr>
-        <w:rFonts w:ascii="Wingdings" w:hAnsi="Wingdings" w:hint="default"/>
+        <w:rFonts w:hint="default" w:ascii="Wingdings" w:hAnsi="Wingdings"/>
       </w:rPr>
     </w:lvl>
     <w:lvl w:ilvl="6" w:tplc="240A0001" w:tentative="1">
@@ -25816,7 +25689,7 @@
         <w:ind w:left="5040" w:hanging="360"/>
       </w:pPr>
       <w:rPr>
-        <w:rFonts w:ascii="Symbol" w:hAnsi="Symbol" w:hint="default"/>
+        <w:rFonts w:hint="default" w:ascii="Symbol" w:hAnsi="Symbol"/>
       </w:rPr>
     </w:lvl>
     <w:lvl w:ilvl="7" w:tplc="240A0003" w:tentative="1">
@@ -25828,7 +25701,7 @@
         <w:ind w:left="5760" w:hanging="360"/>
       </w:pPr>
       <w:rPr>
-        <w:rFonts w:ascii="Courier New" w:hAnsi="Courier New" w:cs="Courier New" w:hint="default"/>
+        <w:rFonts w:hint="default" w:ascii="Courier New" w:hAnsi="Courier New" w:cs="Courier New"/>
       </w:rPr>
     </w:lvl>
     <w:lvl w:ilvl="8" w:tplc="240A0005" w:tentative="1">
@@ -25840,7 +25713,7 @@
         <w:ind w:left="6480" w:hanging="360"/>
       </w:pPr>
       <w:rPr>
-        <w:rFonts w:ascii="Wingdings" w:hAnsi="Wingdings" w:hint="default"/>
+        <w:rFonts w:hint="default" w:ascii="Wingdings" w:hAnsi="Wingdings"/>
       </w:rPr>
     </w:lvl>
   </w:abstractNum>
@@ -25857,7 +25730,7 @@
         <w:ind w:left="720" w:hanging="360"/>
       </w:pPr>
       <w:rPr>
-        <w:rFonts w:ascii="Wingdings" w:hAnsi="Wingdings" w:hint="default"/>
+        <w:rFonts w:hint="default" w:ascii="Wingdings" w:hAnsi="Wingdings"/>
       </w:rPr>
     </w:lvl>
     <w:lvl w:ilvl="1" w:tplc="240A000D">
@@ -25869,7 +25742,7 @@
         <w:ind w:left="1440" w:hanging="360"/>
       </w:pPr>
       <w:rPr>
-        <w:rFonts w:ascii="Wingdings" w:hAnsi="Wingdings" w:hint="default"/>
+        <w:rFonts w:hint="default" w:ascii="Wingdings" w:hAnsi="Wingdings"/>
       </w:rPr>
     </w:lvl>
     <w:lvl w:ilvl="2" w:tplc="240A0005" w:tentative="1">
@@ -25881,7 +25754,7 @@
         <w:ind w:left="2160" w:hanging="360"/>
       </w:pPr>
       <w:rPr>
-        <w:rFonts w:ascii="Wingdings" w:hAnsi="Wingdings" w:hint="default"/>
+        <w:rFonts w:hint="default" w:ascii="Wingdings" w:hAnsi="Wingdings"/>
       </w:rPr>
     </w:lvl>
     <w:lvl w:ilvl="3" w:tplc="240A0001" w:tentative="1">
@@ -25893,7 +25766,7 @@
         <w:ind w:left="2880" w:hanging="360"/>
       </w:pPr>
       <w:rPr>
-        <w:rFonts w:ascii="Symbol" w:hAnsi="Symbol" w:hint="default"/>
+        <w:rFonts w:hint="default" w:ascii="Symbol" w:hAnsi="Symbol"/>
       </w:rPr>
     </w:lvl>
     <w:lvl w:ilvl="4" w:tplc="240A0003" w:tentative="1">
@@ -25905,7 +25778,7 @@
         <w:ind w:left="3600" w:hanging="360"/>
       </w:pPr>
       <w:rPr>
-        <w:rFonts w:ascii="Courier New" w:hAnsi="Courier New" w:cs="Courier New" w:hint="default"/>
+        <w:rFonts w:hint="default" w:ascii="Courier New" w:hAnsi="Courier New" w:cs="Courier New"/>
       </w:rPr>
     </w:lvl>
     <w:lvl w:ilvl="5" w:tplc="240A0005" w:tentative="1">
@@ -25917,7 +25790,7 @@
         <w:ind w:left="4320" w:hanging="360"/>
       </w:pPr>
       <w:rPr>
-        <w:rFonts w:ascii="Wingdings" w:hAnsi="Wingdings" w:hint="default"/>
+        <w:rFonts w:hint="default" w:ascii="Wingdings" w:hAnsi="Wingdings"/>
       </w:rPr>
     </w:lvl>
     <w:lvl w:ilvl="6" w:tplc="240A0001" w:tentative="1">
@@ -25929,7 +25802,7 @@
         <w:ind w:left="5040" w:hanging="360"/>
       </w:pPr>
       <w:rPr>
-        <w:rFonts w:ascii="Symbol" w:hAnsi="Symbol" w:hint="default"/>
+        <w:rFonts w:hint="default" w:ascii="Symbol" w:hAnsi="Symbol"/>
       </w:rPr>
     </w:lvl>
     <w:lvl w:ilvl="7" w:tplc="240A0003" w:tentative="1">
@@ -25941,7 +25814,7 @@
         <w:ind w:left="5760" w:hanging="360"/>
       </w:pPr>
       <w:rPr>
-        <w:rFonts w:ascii="Courier New" w:hAnsi="Courier New" w:cs="Courier New" w:hint="default"/>
+        <w:rFonts w:hint="default" w:ascii="Courier New" w:hAnsi="Courier New" w:cs="Courier New"/>
       </w:rPr>
     </w:lvl>
     <w:lvl w:ilvl="8" w:tplc="240A0005" w:tentative="1">
@@ -25953,7 +25826,7 @@
         <w:ind w:left="6480" w:hanging="360"/>
       </w:pPr>
       <w:rPr>
-        <w:rFonts w:ascii="Wingdings" w:hAnsi="Wingdings" w:hint="default"/>
+        <w:rFonts w:hint="default" w:ascii="Wingdings" w:hAnsi="Wingdings"/>
       </w:rPr>
     </w:lvl>
   </w:abstractNum>
@@ -26059,7 +25932,7 @@
         <w:ind w:left="720" w:hanging="360"/>
       </w:pPr>
       <w:rPr>
-        <w:rFonts w:ascii="Wingdings" w:hAnsi="Wingdings" w:hint="default"/>
+        <w:rFonts w:hint="default" w:ascii="Wingdings" w:hAnsi="Wingdings"/>
       </w:rPr>
     </w:lvl>
     <w:lvl w:ilvl="1" w:tplc="240A000D">
@@ -26071,7 +25944,7 @@
         <w:ind w:left="1440" w:hanging="360"/>
       </w:pPr>
       <w:rPr>
-        <w:rFonts w:ascii="Wingdings" w:hAnsi="Wingdings" w:hint="default"/>
+        <w:rFonts w:hint="default" w:ascii="Wingdings" w:hAnsi="Wingdings"/>
       </w:rPr>
     </w:lvl>
     <w:lvl w:ilvl="2" w:tplc="240A0005" w:tentative="1">
@@ -26083,7 +25956,7 @@
         <w:ind w:left="2160" w:hanging="360"/>
       </w:pPr>
       <w:rPr>
-        <w:rFonts w:ascii="Wingdings" w:hAnsi="Wingdings" w:hint="default"/>
+        <w:rFonts w:hint="default" w:ascii="Wingdings" w:hAnsi="Wingdings"/>
       </w:rPr>
     </w:lvl>
     <w:lvl w:ilvl="3" w:tplc="240A0001" w:tentative="1">
@@ -26095,7 +25968,7 @@
         <w:ind w:left="2880" w:hanging="360"/>
       </w:pPr>
       <w:rPr>
-        <w:rFonts w:ascii="Symbol" w:hAnsi="Symbol" w:hint="default"/>
+        <w:rFonts w:hint="default" w:ascii="Symbol" w:hAnsi="Symbol"/>
       </w:rPr>
     </w:lvl>
     <w:lvl w:ilvl="4" w:tplc="240A0003" w:tentative="1">
@@ -26107,7 +25980,7 @@
         <w:ind w:left="3600" w:hanging="360"/>
       </w:pPr>
       <w:rPr>
-        <w:rFonts w:ascii="Courier New" w:hAnsi="Courier New" w:cs="Courier New" w:hint="default"/>
+        <w:rFonts w:hint="default" w:ascii="Courier New" w:hAnsi="Courier New" w:cs="Courier New"/>
       </w:rPr>
     </w:lvl>
     <w:lvl w:ilvl="5" w:tplc="240A0005" w:tentative="1">
@@ -26119,7 +25992,7 @@
         <w:ind w:left="4320" w:hanging="360"/>
       </w:pPr>
       <w:rPr>
-        <w:rFonts w:ascii="Wingdings" w:hAnsi="Wingdings" w:hint="default"/>
+        <w:rFonts w:hint="default" w:ascii="Wingdings" w:hAnsi="Wingdings"/>
       </w:rPr>
     </w:lvl>
     <w:lvl w:ilvl="6" w:tplc="240A0001" w:tentative="1">
@@ -26131,7 +26004,7 @@
         <w:ind w:left="5040" w:hanging="360"/>
       </w:pPr>
       <w:rPr>
-        <w:rFonts w:ascii="Symbol" w:hAnsi="Symbol" w:hint="default"/>
+        <w:rFonts w:hint="default" w:ascii="Symbol" w:hAnsi="Symbol"/>
       </w:rPr>
     </w:lvl>
     <w:lvl w:ilvl="7" w:tplc="240A0003" w:tentative="1">
@@ -26143,7 +26016,7 @@
         <w:ind w:left="5760" w:hanging="360"/>
       </w:pPr>
       <w:rPr>
-        <w:rFonts w:ascii="Courier New" w:hAnsi="Courier New" w:cs="Courier New" w:hint="default"/>
+        <w:rFonts w:hint="default" w:ascii="Courier New" w:hAnsi="Courier New" w:cs="Courier New"/>
       </w:rPr>
     </w:lvl>
     <w:lvl w:ilvl="8" w:tplc="240A0005" w:tentative="1">
@@ -26155,7 +26028,7 @@
         <w:ind w:left="6480" w:hanging="360"/>
       </w:pPr>
       <w:rPr>
-        <w:rFonts w:ascii="Wingdings" w:hAnsi="Wingdings" w:hint="default"/>
+        <w:rFonts w:hint="default" w:ascii="Wingdings" w:hAnsi="Wingdings"/>
       </w:rPr>
     </w:lvl>
   </w:abstractNum>
@@ -26172,7 +26045,7 @@
         <w:ind w:left="720" w:hanging="360"/>
       </w:pPr>
       <w:rPr>
-        <w:rFonts w:ascii="Wingdings" w:hAnsi="Wingdings" w:hint="default"/>
+        <w:rFonts w:hint="default" w:ascii="Wingdings" w:hAnsi="Wingdings"/>
       </w:rPr>
     </w:lvl>
     <w:lvl w:ilvl="1" w:tplc="240A0003" w:tentative="1">
@@ -26184,7 +26057,7 @@
         <w:ind w:left="1440" w:hanging="360"/>
       </w:pPr>
       <w:rPr>
-        <w:rFonts w:ascii="Courier New" w:hAnsi="Courier New" w:cs="Courier New" w:hint="default"/>
+        <w:rFonts w:hint="default" w:ascii="Courier New" w:hAnsi="Courier New" w:cs="Courier New"/>
       </w:rPr>
     </w:lvl>
     <w:lvl w:ilvl="2" w:tplc="240A0005" w:tentative="1">
@@ -26196,7 +26069,7 @@
         <w:ind w:left="2160" w:hanging="360"/>
       </w:pPr>
       <w:rPr>
-        <w:rFonts w:ascii="Wingdings" w:hAnsi="Wingdings" w:hint="default"/>
+        <w:rFonts w:hint="default" w:ascii="Wingdings" w:hAnsi="Wingdings"/>
       </w:rPr>
     </w:lvl>
     <w:lvl w:ilvl="3" w:tplc="240A0001" w:tentative="1">
@@ -26208,7 +26081,7 @@
         <w:ind w:left="2880" w:hanging="360"/>
       </w:pPr>
       <w:rPr>
-        <w:rFonts w:ascii="Symbol" w:hAnsi="Symbol" w:hint="default"/>
+        <w:rFonts w:hint="default" w:ascii="Symbol" w:hAnsi="Symbol"/>
       </w:rPr>
     </w:lvl>
     <w:lvl w:ilvl="4" w:tplc="240A0003" w:tentative="1">
@@ -26220,7 +26093,7 @@
         <w:ind w:left="3600" w:hanging="360"/>
       </w:pPr>
       <w:rPr>
-        <w:rFonts w:ascii="Courier New" w:hAnsi="Courier New" w:cs="Courier New" w:hint="default"/>
+        <w:rFonts w:hint="default" w:ascii="Courier New" w:hAnsi="Courier New" w:cs="Courier New"/>
       </w:rPr>
     </w:lvl>
     <w:lvl w:ilvl="5" w:tplc="240A0005" w:tentative="1">
@@ -26232,7 +26105,7 @@
         <w:ind w:left="4320" w:hanging="360"/>
       </w:pPr>
       <w:rPr>
-        <w:rFonts w:ascii="Wingdings" w:hAnsi="Wingdings" w:hint="default"/>
+        <w:rFonts w:hint="default" w:ascii="Wingdings" w:hAnsi="Wingdings"/>
       </w:rPr>
     </w:lvl>
     <w:lvl w:ilvl="6" w:tplc="240A0001" w:tentative="1">
@@ -26244,7 +26117,7 @@
         <w:ind w:left="5040" w:hanging="360"/>
       </w:pPr>
       <w:rPr>
-        <w:rFonts w:ascii="Symbol" w:hAnsi="Symbol" w:hint="default"/>
+        <w:rFonts w:hint="default" w:ascii="Symbol" w:hAnsi="Symbol"/>
       </w:rPr>
     </w:lvl>
     <w:lvl w:ilvl="7" w:tplc="240A0003" w:tentative="1">
@@ -26256,7 +26129,7 @@
         <w:ind w:left="5760" w:hanging="360"/>
       </w:pPr>
       <w:rPr>
-        <w:rFonts w:ascii="Courier New" w:hAnsi="Courier New" w:cs="Courier New" w:hint="default"/>
+        <w:rFonts w:hint="default" w:ascii="Courier New" w:hAnsi="Courier New" w:cs="Courier New"/>
       </w:rPr>
     </w:lvl>
     <w:lvl w:ilvl="8" w:tplc="240A0005" w:tentative="1">
@@ -26268,7 +26141,7 @@
         <w:ind w:left="6480" w:hanging="360"/>
       </w:pPr>
       <w:rPr>
-        <w:rFonts w:ascii="Wingdings" w:hAnsi="Wingdings" w:hint="default"/>
+        <w:rFonts w:hint="default" w:ascii="Wingdings" w:hAnsi="Wingdings"/>
       </w:rPr>
     </w:lvl>
   </w:abstractNum>
@@ -26285,7 +26158,7 @@
         <w:ind w:left="720" w:hanging="360"/>
       </w:pPr>
       <w:rPr>
-        <w:rFonts w:ascii="Wingdings" w:hAnsi="Wingdings" w:hint="default"/>
+        <w:rFonts w:hint="default" w:ascii="Wingdings" w:hAnsi="Wingdings"/>
       </w:rPr>
     </w:lvl>
     <w:lvl w:ilvl="1" w:tplc="240A0003" w:tentative="1">
@@ -26297,7 +26170,7 @@
         <w:ind w:left="1440" w:hanging="360"/>
       </w:pPr>
       <w:rPr>
-        <w:rFonts w:ascii="Courier New" w:hAnsi="Courier New" w:cs="Courier New" w:hint="default"/>
+        <w:rFonts w:hint="default" w:ascii="Courier New" w:hAnsi="Courier New" w:cs="Courier New"/>
       </w:rPr>
     </w:lvl>
     <w:lvl w:ilvl="2" w:tplc="240A0005" w:tentative="1">
@@ -26309,7 +26182,7 @@
         <w:ind w:left="2160" w:hanging="360"/>
       </w:pPr>
       <w:rPr>
-        <w:rFonts w:ascii="Wingdings" w:hAnsi="Wingdings" w:hint="default"/>
+        <w:rFonts w:hint="default" w:ascii="Wingdings" w:hAnsi="Wingdings"/>
       </w:rPr>
     </w:lvl>
     <w:lvl w:ilvl="3" w:tplc="240A0001" w:tentative="1">
@@ -26321,7 +26194,7 @@
         <w:ind w:left="2880" w:hanging="360"/>
       </w:pPr>
       <w:rPr>
-        <w:rFonts w:ascii="Symbol" w:hAnsi="Symbol" w:hint="default"/>
+        <w:rFonts w:hint="default" w:ascii="Symbol" w:hAnsi="Symbol"/>
       </w:rPr>
     </w:lvl>
     <w:lvl w:ilvl="4" w:tplc="240A0003" w:tentative="1">
@@ -26333,7 +26206,7 @@
         <w:ind w:left="3600" w:hanging="360"/>
       </w:pPr>
       <w:rPr>
-        <w:rFonts w:ascii="Courier New" w:hAnsi="Courier New" w:cs="Courier New" w:hint="default"/>
+        <w:rFonts w:hint="default" w:ascii="Courier New" w:hAnsi="Courier New" w:cs="Courier New"/>
       </w:rPr>
     </w:lvl>
     <w:lvl w:ilvl="5" w:tplc="240A0005" w:tentative="1">
@@ -26345,7 +26218,7 @@
         <w:ind w:left="4320" w:hanging="360"/>
       </w:pPr>
       <w:rPr>
-        <w:rFonts w:ascii="Wingdings" w:hAnsi="Wingdings" w:hint="default"/>
+        <w:rFonts w:hint="default" w:ascii="Wingdings" w:hAnsi="Wingdings"/>
       </w:rPr>
     </w:lvl>
     <w:lvl w:ilvl="6" w:tplc="240A0001" w:tentative="1">
@@ -26357,7 +26230,7 @@
         <w:ind w:left="5040" w:hanging="360"/>
       </w:pPr>
       <w:rPr>
-        <w:rFonts w:ascii="Symbol" w:hAnsi="Symbol" w:hint="default"/>
+        <w:rFonts w:hint="default" w:ascii="Symbol" w:hAnsi="Symbol"/>
       </w:rPr>
     </w:lvl>
     <w:lvl w:ilvl="7" w:tplc="240A0003" w:tentative="1">
@@ -26369,7 +26242,7 @@
         <w:ind w:left="5760" w:hanging="360"/>
       </w:pPr>
       <w:rPr>
-        <w:rFonts w:ascii="Courier New" w:hAnsi="Courier New" w:cs="Courier New" w:hint="default"/>
+        <w:rFonts w:hint="default" w:ascii="Courier New" w:hAnsi="Courier New" w:cs="Courier New"/>
       </w:rPr>
     </w:lvl>
     <w:lvl w:ilvl="8" w:tplc="240A0005" w:tentative="1">
@@ -26381,7 +26254,7 @@
         <w:ind w:left="6480" w:hanging="360"/>
       </w:pPr>
       <w:rPr>
-        <w:rFonts w:ascii="Wingdings" w:hAnsi="Wingdings" w:hint="default"/>
+        <w:rFonts w:hint="default" w:ascii="Wingdings" w:hAnsi="Wingdings"/>
       </w:rPr>
     </w:lvl>
   </w:abstractNum>
@@ -26398,7 +26271,7 @@
         <w:ind w:left="720" w:hanging="360"/>
       </w:pPr>
       <w:rPr>
-        <w:rFonts w:ascii="Symbol" w:hAnsi="Symbol" w:hint="default"/>
+        <w:rFonts w:hint="default" w:ascii="Symbol" w:hAnsi="Symbol"/>
       </w:rPr>
     </w:lvl>
     <w:lvl w:ilvl="1" w:tplc="240A0003" w:tentative="1">
@@ -26410,7 +26283,7 @@
         <w:ind w:left="1440" w:hanging="360"/>
       </w:pPr>
       <w:rPr>
-        <w:rFonts w:ascii="Courier New" w:hAnsi="Courier New" w:cs="Courier New" w:hint="default"/>
+        <w:rFonts w:hint="default" w:ascii="Courier New" w:hAnsi="Courier New" w:cs="Courier New"/>
       </w:rPr>
     </w:lvl>
     <w:lvl w:ilvl="2" w:tplc="240A0005" w:tentative="1">
@@ -26422,7 +26295,7 @@
         <w:ind w:left="2160" w:hanging="360"/>
       </w:pPr>
       <w:rPr>
-        <w:rFonts w:ascii="Wingdings" w:hAnsi="Wingdings" w:hint="default"/>
+        <w:rFonts w:hint="default" w:ascii="Wingdings" w:hAnsi="Wingdings"/>
       </w:rPr>
     </w:lvl>
     <w:lvl w:ilvl="3" w:tplc="240A0001" w:tentative="1">
@@ -26434,7 +26307,7 @@
         <w:ind w:left="2880" w:hanging="360"/>
       </w:pPr>
       <w:rPr>
-        <w:rFonts w:ascii="Symbol" w:hAnsi="Symbol" w:hint="default"/>
+        <w:rFonts w:hint="default" w:ascii="Symbol" w:hAnsi="Symbol"/>
       </w:rPr>
     </w:lvl>
     <w:lvl w:ilvl="4" w:tplc="240A0003" w:tentative="1">
@@ -26446,7 +26319,7 @@
         <w:ind w:left="3600" w:hanging="360"/>
       </w:pPr>
       <w:rPr>
-        <w:rFonts w:ascii="Courier New" w:hAnsi="Courier New" w:cs="Courier New" w:hint="default"/>
+        <w:rFonts w:hint="default" w:ascii="Courier New" w:hAnsi="Courier New" w:cs="Courier New"/>
       </w:rPr>
     </w:lvl>
     <w:lvl w:ilvl="5" w:tplc="240A0005" w:tentative="1">
@@ -26458,7 +26331,7 @@
         <w:ind w:left="4320" w:hanging="360"/>
       </w:pPr>
       <w:rPr>
-        <w:rFonts w:ascii="Wingdings" w:hAnsi="Wingdings" w:hint="default"/>
+        <w:rFonts w:hint="default" w:ascii="Wingdings" w:hAnsi="Wingdings"/>
       </w:rPr>
     </w:lvl>
     <w:lvl w:ilvl="6" w:tplc="240A0001" w:tentative="1">
@@ -26470,7 +26343,7 @@
         <w:ind w:left="5040" w:hanging="360"/>
       </w:pPr>
       <w:rPr>
-        <w:rFonts w:ascii="Symbol" w:hAnsi="Symbol" w:hint="default"/>
+        <w:rFonts w:hint="default" w:ascii="Symbol" w:hAnsi="Symbol"/>
       </w:rPr>
     </w:lvl>
     <w:lvl w:ilvl="7" w:tplc="240A0003" w:tentative="1">
@@ -26482,7 +26355,7 @@
         <w:ind w:left="5760" w:hanging="360"/>
       </w:pPr>
       <w:rPr>
-        <w:rFonts w:ascii="Courier New" w:hAnsi="Courier New" w:cs="Courier New" w:hint="default"/>
+        <w:rFonts w:hint="default" w:ascii="Courier New" w:hAnsi="Courier New" w:cs="Courier New"/>
       </w:rPr>
     </w:lvl>
     <w:lvl w:ilvl="8" w:tplc="240A0005" w:tentative="1">
@@ -26494,7 +26367,7 @@
         <w:ind w:left="6480" w:hanging="360"/>
       </w:pPr>
       <w:rPr>
-        <w:rFonts w:ascii="Wingdings" w:hAnsi="Wingdings" w:hint="default"/>
+        <w:rFonts w:hint="default" w:ascii="Wingdings" w:hAnsi="Wingdings"/>
       </w:rPr>
     </w:lvl>
   </w:abstractNum>
@@ -26511,7 +26384,7 @@
         <w:ind w:left="720" w:hanging="360"/>
       </w:pPr>
       <w:rPr>
-        <w:rFonts w:ascii="Symbol" w:hAnsi="Symbol" w:hint="default"/>
+        <w:rFonts w:hint="default" w:ascii="Symbol" w:hAnsi="Symbol"/>
       </w:rPr>
     </w:lvl>
     <w:lvl w:ilvl="1" w:tplc="240A0003" w:tentative="1">
@@ -26523,7 +26396,7 @@
         <w:ind w:left="1440" w:hanging="360"/>
       </w:pPr>
       <w:rPr>
-        <w:rFonts w:ascii="Courier New" w:hAnsi="Courier New" w:cs="Courier New" w:hint="default"/>
+        <w:rFonts w:hint="default" w:ascii="Courier New" w:hAnsi="Courier New" w:cs="Courier New"/>
       </w:rPr>
     </w:lvl>
     <w:lvl w:ilvl="2" w:tplc="240A0005" w:tentative="1">
@@ -26535,7 +26408,7 @@
         <w:ind w:left="2160" w:hanging="360"/>
       </w:pPr>
       <w:rPr>
-        <w:rFonts w:ascii="Wingdings" w:hAnsi="Wingdings" w:hint="default"/>
+        <w:rFonts w:hint="default" w:ascii="Wingdings" w:hAnsi="Wingdings"/>
       </w:rPr>
     </w:lvl>
     <w:lvl w:ilvl="3" w:tplc="240A0001" w:tentative="1">
@@ -26547,7 +26420,7 @@
         <w:ind w:left="2880" w:hanging="360"/>
       </w:pPr>
       <w:rPr>
-        <w:rFonts w:ascii="Symbol" w:hAnsi="Symbol" w:hint="default"/>
+        <w:rFonts w:hint="default" w:ascii="Symbol" w:hAnsi="Symbol"/>
       </w:rPr>
     </w:lvl>
     <w:lvl w:ilvl="4" w:tplc="240A0003" w:tentative="1">
@@ -26559,7 +26432,7 @@
         <w:ind w:left="3600" w:hanging="360"/>
       </w:pPr>
       <w:rPr>
-        <w:rFonts w:ascii="Courier New" w:hAnsi="Courier New" w:cs="Courier New" w:hint="default"/>
+        <w:rFonts w:hint="default" w:ascii="Courier New" w:hAnsi="Courier New" w:cs="Courier New"/>
       </w:rPr>
     </w:lvl>
     <w:lvl w:ilvl="5" w:tplc="240A0005" w:tentative="1">
@@ -26571,7 +26444,7 @@
         <w:ind w:left="4320" w:hanging="360"/>
       </w:pPr>
       <w:rPr>
-        <w:rFonts w:ascii="Wingdings" w:hAnsi="Wingdings" w:hint="default"/>
+        <w:rFonts w:hint="default" w:ascii="Wingdings" w:hAnsi="Wingdings"/>
       </w:rPr>
     </w:lvl>
     <w:lvl w:ilvl="6" w:tplc="240A0001" w:tentative="1">
@@ -26583,7 +26456,7 @@
         <w:ind w:left="5040" w:hanging="360"/>
       </w:pPr>
       <w:rPr>
-        <w:rFonts w:ascii="Symbol" w:hAnsi="Symbol" w:hint="default"/>
+        <w:rFonts w:hint="default" w:ascii="Symbol" w:hAnsi="Symbol"/>
       </w:rPr>
     </w:lvl>
     <w:lvl w:ilvl="7" w:tplc="240A0003" w:tentative="1">
@@ -26595,7 +26468,7 @@
         <w:ind w:left="5760" w:hanging="360"/>
       </w:pPr>
       <w:rPr>
-        <w:rFonts w:ascii="Courier New" w:hAnsi="Courier New" w:cs="Courier New" w:hint="default"/>
+        <w:rFonts w:hint="default" w:ascii="Courier New" w:hAnsi="Courier New" w:cs="Courier New"/>
       </w:rPr>
     </w:lvl>
     <w:lvl w:ilvl="8" w:tplc="240A0005" w:tentative="1">
@@ -26607,7 +26480,7 @@
         <w:ind w:left="6480" w:hanging="360"/>
       </w:pPr>
       <w:rPr>
-        <w:rFonts w:ascii="Wingdings" w:hAnsi="Wingdings" w:hint="default"/>
+        <w:rFonts w:hint="default" w:ascii="Wingdings" w:hAnsi="Wingdings"/>
       </w:rPr>
     </w:lvl>
   </w:abstractNum>
@@ -26624,7 +26497,7 @@
         <w:ind w:left="720" w:hanging="360"/>
       </w:pPr>
       <w:rPr>
-        <w:rFonts w:ascii="Symbol" w:hAnsi="Symbol" w:hint="default"/>
+        <w:rFonts w:hint="default" w:ascii="Symbol" w:hAnsi="Symbol"/>
       </w:rPr>
     </w:lvl>
     <w:lvl w:ilvl="1" w:tplc="240A0003" w:tentative="1">
@@ -26636,7 +26509,7 @@
         <w:ind w:left="1440" w:hanging="360"/>
       </w:pPr>
       <w:rPr>
-        <w:rFonts w:ascii="Courier New" w:hAnsi="Courier New" w:cs="Courier New" w:hint="default"/>
+        <w:rFonts w:hint="default" w:ascii="Courier New" w:hAnsi="Courier New" w:cs="Courier New"/>
       </w:rPr>
     </w:lvl>
     <w:lvl w:ilvl="2" w:tplc="240A0005" w:tentative="1">
@@ -26648,7 +26521,7 @@
         <w:ind w:left="2160" w:hanging="360"/>
       </w:pPr>
       <w:rPr>
-        <w:rFonts w:ascii="Wingdings" w:hAnsi="Wingdings" w:hint="default"/>
+        <w:rFonts w:hint="default" w:ascii="Wingdings" w:hAnsi="Wingdings"/>
       </w:rPr>
     </w:lvl>
     <w:lvl w:ilvl="3" w:tplc="240A0001" w:tentative="1">
@@ -26660,7 +26533,7 @@
         <w:ind w:left="2880" w:hanging="360"/>
       </w:pPr>
       <w:rPr>
-        <w:rFonts w:ascii="Symbol" w:hAnsi="Symbol" w:hint="default"/>
+        <w:rFonts w:hint="default" w:ascii="Symbol" w:hAnsi="Symbol"/>
       </w:rPr>
     </w:lvl>
     <w:lvl w:ilvl="4" w:tplc="240A0003" w:tentative="1">
@@ -26672,7 +26545,7 @@
         <w:ind w:left="3600" w:hanging="360"/>
       </w:pPr>
       <w:rPr>
-        <w:rFonts w:ascii="Courier New" w:hAnsi="Courier New" w:cs="Courier New" w:hint="default"/>
+        <w:rFonts w:hint="default" w:ascii="Courier New" w:hAnsi="Courier New" w:cs="Courier New"/>
       </w:rPr>
     </w:lvl>
     <w:lvl w:ilvl="5" w:tplc="240A0005" w:tentative="1">
@@ -26684,7 +26557,7 @@
         <w:ind w:left="4320" w:hanging="360"/>
       </w:pPr>
       <w:rPr>
-        <w:rFonts w:ascii="Wingdings" w:hAnsi="Wingdings" w:hint="default"/>
+        <w:rFonts w:hint="default" w:ascii="Wingdings" w:hAnsi="Wingdings"/>
       </w:rPr>
     </w:lvl>
     <w:lvl w:ilvl="6" w:tplc="240A0001" w:tentative="1">
@@ -26696,7 +26569,7 @@
         <w:ind w:left="5040" w:hanging="360"/>
       </w:pPr>
       <w:rPr>
-        <w:rFonts w:ascii="Symbol" w:hAnsi="Symbol" w:hint="default"/>
+        <w:rFonts w:hint="default" w:ascii="Symbol" w:hAnsi="Symbol"/>
       </w:rPr>
     </w:lvl>
     <w:lvl w:ilvl="7" w:tplc="240A0003" w:tentative="1">
@@ -26708,7 +26581,7 @@
         <w:ind w:left="5760" w:hanging="360"/>
       </w:pPr>
       <w:rPr>
-        <w:rFonts w:ascii="Courier New" w:hAnsi="Courier New" w:cs="Courier New" w:hint="default"/>
+        <w:rFonts w:hint="default" w:ascii="Courier New" w:hAnsi="Courier New" w:cs="Courier New"/>
       </w:rPr>
     </w:lvl>
     <w:lvl w:ilvl="8" w:tplc="240A0005" w:tentative="1">
@@ -26720,7 +26593,7 @@
         <w:ind w:left="6480" w:hanging="360"/>
       </w:pPr>
       <w:rPr>
-        <w:rFonts w:ascii="Wingdings" w:hAnsi="Wingdings" w:hint="default"/>
+        <w:rFonts w:hint="default" w:ascii="Wingdings" w:hAnsi="Wingdings"/>
       </w:rPr>
     </w:lvl>
   </w:abstractNum>
@@ -26737,7 +26610,7 @@
         <w:ind w:left="720" w:hanging="360"/>
       </w:pPr>
       <w:rPr>
-        <w:rFonts w:ascii="Wingdings" w:hAnsi="Wingdings" w:hint="default"/>
+        <w:rFonts w:hint="default" w:ascii="Wingdings" w:hAnsi="Wingdings"/>
       </w:rPr>
     </w:lvl>
     <w:lvl w:ilvl="1" w:tplc="240A0003" w:tentative="1">
@@ -26749,7 +26622,7 @@
         <w:ind w:left="1440" w:hanging="360"/>
       </w:pPr>
       <w:rPr>
-        <w:rFonts w:ascii="Courier New" w:hAnsi="Courier New" w:cs="Courier New" w:hint="default"/>
+        <w:rFonts w:hint="default" w:ascii="Courier New" w:hAnsi="Courier New" w:cs="Courier New"/>
       </w:rPr>
     </w:lvl>
     <w:lvl w:ilvl="2" w:tplc="240A0005" w:tentative="1">
@@ -26761,7 +26634,7 @@
         <w:ind w:left="2160" w:hanging="360"/>
       </w:pPr>
       <w:rPr>
-        <w:rFonts w:ascii="Wingdings" w:hAnsi="Wingdings" w:hint="default"/>
+        <w:rFonts w:hint="default" w:ascii="Wingdings" w:hAnsi="Wingdings"/>
       </w:rPr>
     </w:lvl>
     <w:lvl w:ilvl="3" w:tplc="240A0001" w:tentative="1">
@@ -26773,7 +26646,7 @@
         <w:ind w:left="2880" w:hanging="360"/>
       </w:pPr>
       <w:rPr>
-        <w:rFonts w:ascii="Symbol" w:hAnsi="Symbol" w:hint="default"/>
+        <w:rFonts w:hint="default" w:ascii="Symbol" w:hAnsi="Symbol"/>
       </w:rPr>
     </w:lvl>
     <w:lvl w:ilvl="4" w:tplc="240A0003" w:tentative="1">
@@ -26785,7 +26658,7 @@
         <w:ind w:left="3600" w:hanging="360"/>
       </w:pPr>
       <w:rPr>
-        <w:rFonts w:ascii="Courier New" w:hAnsi="Courier New" w:cs="Courier New" w:hint="default"/>
+        <w:rFonts w:hint="default" w:ascii="Courier New" w:hAnsi="Courier New" w:cs="Courier New"/>
       </w:rPr>
     </w:lvl>
     <w:lvl w:ilvl="5" w:tplc="240A0005" w:tentative="1">
@@ -26797,7 +26670,7 @@
         <w:ind w:left="4320" w:hanging="360"/>
       </w:pPr>
       <w:rPr>
-        <w:rFonts w:ascii="Wingdings" w:hAnsi="Wingdings" w:hint="default"/>
+        <w:rFonts w:hint="default" w:ascii="Wingdings" w:hAnsi="Wingdings"/>
       </w:rPr>
     </w:lvl>
     <w:lvl w:ilvl="6" w:tplc="240A0001" w:tentative="1">
@@ -26809,7 +26682,7 @@
         <w:ind w:left="5040" w:hanging="360"/>
       </w:pPr>
       <w:rPr>
-        <w:rFonts w:ascii="Symbol" w:hAnsi="Symbol" w:hint="default"/>
+        <w:rFonts w:hint="default" w:ascii="Symbol" w:hAnsi="Symbol"/>
       </w:rPr>
     </w:lvl>
     <w:lvl w:ilvl="7" w:tplc="240A0003" w:tentative="1">
@@ -26821,7 +26694,7 @@
         <w:ind w:left="5760" w:hanging="360"/>
       </w:pPr>
       <w:rPr>
-        <w:rFonts w:ascii="Courier New" w:hAnsi="Courier New" w:cs="Courier New" w:hint="default"/>
+        <w:rFonts w:hint="default" w:ascii="Courier New" w:hAnsi="Courier New" w:cs="Courier New"/>
       </w:rPr>
     </w:lvl>
     <w:lvl w:ilvl="8" w:tplc="240A0005" w:tentative="1">
@@ -26833,7 +26706,7 @@
         <w:ind w:left="6480" w:hanging="360"/>
       </w:pPr>
       <w:rPr>
-        <w:rFonts w:ascii="Wingdings" w:hAnsi="Wingdings" w:hint="default"/>
+        <w:rFonts w:hint="default" w:ascii="Wingdings" w:hAnsi="Wingdings"/>
       </w:rPr>
     </w:lvl>
   </w:abstractNum>
@@ -26850,7 +26723,7 @@
         <w:ind w:left="720" w:hanging="360"/>
       </w:pPr>
       <w:rPr>
-        <w:rFonts w:ascii="Wingdings" w:hAnsi="Wingdings" w:hint="default"/>
+        <w:rFonts w:hint="default" w:ascii="Wingdings" w:hAnsi="Wingdings"/>
       </w:rPr>
     </w:lvl>
     <w:lvl w:ilvl="1" w:tplc="240A0003" w:tentative="1">
@@ -26862,7 +26735,7 @@
         <w:ind w:left="1440" w:hanging="360"/>
       </w:pPr>
       <w:rPr>
-        <w:rFonts w:ascii="Courier New" w:hAnsi="Courier New" w:cs="Courier New" w:hint="default"/>
+        <w:rFonts w:hint="default" w:ascii="Courier New" w:hAnsi="Courier New" w:cs="Courier New"/>
       </w:rPr>
     </w:lvl>
     <w:lvl w:ilvl="2" w:tplc="240A0005" w:tentative="1">
@@ -26874,7 +26747,7 @@
         <w:ind w:left="2160" w:hanging="360"/>
       </w:pPr>
       <w:rPr>
-        <w:rFonts w:ascii="Wingdings" w:hAnsi="Wingdings" w:hint="default"/>
+        <w:rFonts w:hint="default" w:ascii="Wingdings" w:hAnsi="Wingdings"/>
       </w:rPr>
     </w:lvl>
     <w:lvl w:ilvl="3" w:tplc="240A0001" w:tentative="1">
@@ -26886,7 +26759,7 @@
         <w:ind w:left="2880" w:hanging="360"/>
       </w:pPr>
       <w:rPr>
-        <w:rFonts w:ascii="Symbol" w:hAnsi="Symbol" w:hint="default"/>
+        <w:rFonts w:hint="default" w:ascii="Symbol" w:hAnsi="Symbol"/>
       </w:rPr>
     </w:lvl>
     <w:lvl w:ilvl="4" w:tplc="240A0003" w:tentative="1">
@@ -26898,7 +26771,7 @@
         <w:ind w:left="3600" w:hanging="360"/>
       </w:pPr>
       <w:rPr>
-        <w:rFonts w:ascii="Courier New" w:hAnsi="Courier New" w:cs="Courier New" w:hint="default"/>
+        <w:rFonts w:hint="default" w:ascii="Courier New" w:hAnsi="Courier New" w:cs="Courier New"/>
       </w:rPr>
     </w:lvl>
     <w:lvl w:ilvl="5" w:tplc="240A0005" w:tentative="1">
@@ -26910,7 +26783,7 @@
         <w:ind w:left="4320" w:hanging="360"/>
       </w:pPr>
       <w:rPr>
-        <w:rFonts w:ascii="Wingdings" w:hAnsi="Wingdings" w:hint="default"/>
+        <w:rFonts w:hint="default" w:ascii="Wingdings" w:hAnsi="Wingdings"/>
       </w:rPr>
     </w:lvl>
     <w:lvl w:ilvl="6" w:tplc="240A0001" w:tentative="1">
@@ -26922,7 +26795,7 @@
         <w:ind w:left="5040" w:hanging="360"/>
       </w:pPr>
       <w:rPr>
-        <w:rFonts w:ascii="Symbol" w:hAnsi="Symbol" w:hint="default"/>
+        <w:rFonts w:hint="default" w:ascii="Symbol" w:hAnsi="Symbol"/>
       </w:rPr>
     </w:lvl>
     <w:lvl w:ilvl="7" w:tplc="240A0003" w:tentative="1">
@@ -26934,7 +26807,7 @@
         <w:ind w:left="5760" w:hanging="360"/>
       </w:pPr>
       <w:rPr>
-        <w:rFonts w:ascii="Courier New" w:hAnsi="Courier New" w:cs="Courier New" w:hint="default"/>
+        <w:rFonts w:hint="default" w:ascii="Courier New" w:hAnsi="Courier New" w:cs="Courier New"/>
       </w:rPr>
     </w:lvl>
     <w:lvl w:ilvl="8" w:tplc="240A0005" w:tentative="1">
@@ -26946,7 +26819,7 @@
         <w:ind w:left="6480" w:hanging="360"/>
       </w:pPr>
       <w:rPr>
-        <w:rFonts w:ascii="Wingdings" w:hAnsi="Wingdings" w:hint="default"/>
+        <w:rFonts w:hint="default" w:ascii="Wingdings" w:hAnsi="Wingdings"/>
       </w:rPr>
     </w:lvl>
   </w:abstractNum>
@@ -26963,7 +26836,7 @@
         <w:ind w:left="720" w:hanging="360"/>
       </w:pPr>
       <w:rPr>
-        <w:rFonts w:ascii="Wingdings" w:hAnsi="Wingdings" w:hint="default"/>
+        <w:rFonts w:hint="default" w:ascii="Wingdings" w:hAnsi="Wingdings"/>
       </w:rPr>
     </w:lvl>
     <w:lvl w:ilvl="1" w:tplc="240A0003" w:tentative="1">
@@ -26975,7 +26848,7 @@
         <w:ind w:left="1440" w:hanging="360"/>
       </w:pPr>
       <w:rPr>
-        <w:rFonts w:ascii="Courier New" w:hAnsi="Courier New" w:cs="Courier New" w:hint="default"/>
+        <w:rFonts w:hint="default" w:ascii="Courier New" w:hAnsi="Courier New" w:cs="Courier New"/>
       </w:rPr>
     </w:lvl>
     <w:lvl w:ilvl="2" w:tplc="240A0005" w:tentative="1">
@@ -26987,7 +26860,7 @@
         <w:ind w:left="2160" w:hanging="360"/>
       </w:pPr>
       <w:rPr>
-        <w:rFonts w:ascii="Wingdings" w:hAnsi="Wingdings" w:hint="default"/>
+        <w:rFonts w:hint="default" w:ascii="Wingdings" w:hAnsi="Wingdings"/>
       </w:rPr>
     </w:lvl>
     <w:lvl w:ilvl="3" w:tplc="240A0001" w:tentative="1">
@@ -26999,7 +26872,7 @@
         <w:ind w:left="2880" w:hanging="360"/>
       </w:pPr>
       <w:rPr>
-        <w:rFonts w:ascii="Symbol" w:hAnsi="Symbol" w:hint="default"/>
+        <w:rFonts w:hint="default" w:ascii="Symbol" w:hAnsi="Symbol"/>
       </w:rPr>
     </w:lvl>
     <w:lvl w:ilvl="4" w:tplc="240A0003" w:tentative="1">
@@ -27011,7 +26884,7 @@
         <w:ind w:left="3600" w:hanging="360"/>
       </w:pPr>
       <w:rPr>
-        <w:rFonts w:ascii="Courier New" w:hAnsi="Courier New" w:cs="Courier New" w:hint="default"/>
+        <w:rFonts w:hint="default" w:ascii="Courier New" w:hAnsi="Courier New" w:cs="Courier New"/>
       </w:rPr>
     </w:lvl>
     <w:lvl w:ilvl="5" w:tplc="240A0005" w:tentative="1">
@@ -27023,7 +26896,7 @@
         <w:ind w:left="4320" w:hanging="360"/>
       </w:pPr>
       <w:rPr>
-        <w:rFonts w:ascii="Wingdings" w:hAnsi="Wingdings" w:hint="default"/>
+        <w:rFonts w:hint="default" w:ascii="Wingdings" w:hAnsi="Wingdings"/>
       </w:rPr>
     </w:lvl>
     <w:lvl w:ilvl="6" w:tplc="240A0001" w:tentative="1">
@@ -27035,7 +26908,7 @@
         <w:ind w:left="5040" w:hanging="360"/>
       </w:pPr>
       <w:rPr>
-        <w:rFonts w:ascii="Symbol" w:hAnsi="Symbol" w:hint="default"/>
+        <w:rFonts w:hint="default" w:ascii="Symbol" w:hAnsi="Symbol"/>
       </w:rPr>
     </w:lvl>
     <w:lvl w:ilvl="7" w:tplc="240A0003" w:tentative="1">
@@ -27047,7 +26920,7 @@
         <w:ind w:left="5760" w:hanging="360"/>
       </w:pPr>
       <w:rPr>
-        <w:rFonts w:ascii="Courier New" w:hAnsi="Courier New" w:cs="Courier New" w:hint="default"/>
+        <w:rFonts w:hint="default" w:ascii="Courier New" w:hAnsi="Courier New" w:cs="Courier New"/>
       </w:rPr>
     </w:lvl>
     <w:lvl w:ilvl="8" w:tplc="240A0005" w:tentative="1">
@@ -27059,7 +26932,7 @@
         <w:ind w:left="6480" w:hanging="360"/>
       </w:pPr>
       <w:rPr>
-        <w:rFonts w:ascii="Wingdings" w:hAnsi="Wingdings" w:hint="default"/>
+        <w:rFonts w:hint="default" w:ascii="Wingdings" w:hAnsi="Wingdings"/>
       </w:rPr>
     </w:lvl>
   </w:abstractNum>
@@ -27076,7 +26949,7 @@
         <w:ind w:left="720" w:hanging="360"/>
       </w:pPr>
       <w:rPr>
-        <w:rFonts w:ascii="Wingdings" w:hAnsi="Wingdings" w:hint="default"/>
+        <w:rFonts w:hint="default" w:ascii="Wingdings" w:hAnsi="Wingdings"/>
       </w:rPr>
     </w:lvl>
     <w:lvl w:ilvl="1" w:tplc="240A0003" w:tentative="1">
@@ -27088,7 +26961,7 @@
         <w:ind w:left="1440" w:hanging="360"/>
       </w:pPr>
       <w:rPr>
-        <w:rFonts w:ascii="Courier New" w:hAnsi="Courier New" w:cs="Courier New" w:hint="default"/>
+        <w:rFonts w:hint="default" w:ascii="Courier New" w:hAnsi="Courier New" w:cs="Courier New"/>
       </w:rPr>
     </w:lvl>
     <w:lvl w:ilvl="2" w:tplc="240A0005" w:tentative="1">
@@ -27100,7 +26973,7 @@
         <w:ind w:left="2160" w:hanging="360"/>
       </w:pPr>
       <w:rPr>
-        <w:rFonts w:ascii="Wingdings" w:hAnsi="Wingdings" w:hint="default"/>
+        <w:rFonts w:hint="default" w:ascii="Wingdings" w:hAnsi="Wingdings"/>
       </w:rPr>
     </w:lvl>
     <w:lvl w:ilvl="3" w:tplc="240A0001" w:tentative="1">
@@ -27112,7 +26985,7 @@
         <w:ind w:left="2880" w:hanging="360"/>
       </w:pPr>
       <w:rPr>
-        <w:rFonts w:ascii="Symbol" w:hAnsi="Symbol" w:hint="default"/>
+        <w:rFonts w:hint="default" w:ascii="Symbol" w:hAnsi="Symbol"/>
       </w:rPr>
     </w:lvl>
     <w:lvl w:ilvl="4" w:tplc="240A0003" w:tentative="1">
@@ -27124,7 +26997,7 @@
         <w:ind w:left="3600" w:hanging="360"/>
       </w:pPr>
       <w:rPr>
-        <w:rFonts w:ascii="Courier New" w:hAnsi="Courier New" w:cs="Courier New" w:hint="default"/>
+        <w:rFonts w:hint="default" w:ascii="Courier New" w:hAnsi="Courier New" w:cs="Courier New"/>
       </w:rPr>
     </w:lvl>
     <w:lvl w:ilvl="5" w:tplc="240A0005" w:tentative="1">
@@ -27136,7 +27009,7 @@
         <w:ind w:left="4320" w:hanging="360"/>
       </w:pPr>
       <w:rPr>
-        <w:rFonts w:ascii="Wingdings" w:hAnsi="Wingdings" w:hint="default"/>
+        <w:rFonts w:hint="default" w:ascii="Wingdings" w:hAnsi="Wingdings"/>
       </w:rPr>
     </w:lvl>
     <w:lvl w:ilvl="6" w:tplc="240A0001" w:tentative="1">
@@ -27148,7 +27021,7 @@
         <w:ind w:left="5040" w:hanging="360"/>
       </w:pPr>
       <w:rPr>
-        <w:rFonts w:ascii="Symbol" w:hAnsi="Symbol" w:hint="default"/>
+        <w:rFonts w:hint="default" w:ascii="Symbol" w:hAnsi="Symbol"/>
       </w:rPr>
     </w:lvl>
     <w:lvl w:ilvl="7" w:tplc="240A0003" w:tentative="1">
@@ -27160,7 +27033,7 @@
         <w:ind w:left="5760" w:hanging="360"/>
       </w:pPr>
       <w:rPr>
-        <w:rFonts w:ascii="Courier New" w:hAnsi="Courier New" w:cs="Courier New" w:hint="default"/>
+        <w:rFonts w:hint="default" w:ascii="Courier New" w:hAnsi="Courier New" w:cs="Courier New"/>
       </w:rPr>
     </w:lvl>
     <w:lvl w:ilvl="8" w:tplc="240A0005" w:tentative="1">
@@ -27172,7 +27045,7 @@
         <w:ind w:left="6480" w:hanging="360"/>
       </w:pPr>
       <w:rPr>
-        <w:rFonts w:ascii="Wingdings" w:hAnsi="Wingdings" w:hint="default"/>
+        <w:rFonts w:hint="default" w:ascii="Wingdings" w:hAnsi="Wingdings"/>
       </w:rPr>
     </w:lvl>
   </w:abstractNum>
@@ -27189,7 +27062,7 @@
         <w:ind w:left="720" w:hanging="360"/>
       </w:pPr>
       <w:rPr>
-        <w:rFonts w:ascii="Wingdings" w:hAnsi="Wingdings" w:hint="default"/>
+        <w:rFonts w:hint="default" w:ascii="Wingdings" w:hAnsi="Wingdings"/>
       </w:rPr>
     </w:lvl>
     <w:lvl w:ilvl="1" w:tplc="A516AF5A">
@@ -27201,7 +27074,7 @@
         <w:ind w:left="1440" w:hanging="360"/>
       </w:pPr>
       <w:rPr>
-        <w:rFonts w:ascii="Arial" w:eastAsia="Arial" w:hAnsi="Arial" w:cs="Arial" w:hint="default"/>
+        <w:rFonts w:hint="default" w:ascii="Arial" w:hAnsi="Arial" w:eastAsia="Arial" w:cs="Arial"/>
       </w:rPr>
     </w:lvl>
     <w:lvl w:ilvl="2" w:tplc="240A0005" w:tentative="1">
@@ -27213,7 +27086,7 @@
         <w:ind w:left="2160" w:hanging="360"/>
       </w:pPr>
       <w:rPr>
-        <w:rFonts w:ascii="Wingdings" w:hAnsi="Wingdings" w:hint="default"/>
+        <w:rFonts w:hint="default" w:ascii="Wingdings" w:hAnsi="Wingdings"/>
       </w:rPr>
     </w:lvl>
     <w:lvl w:ilvl="3" w:tplc="240A0001" w:tentative="1">
@@ -27225,7 +27098,7 @@
         <w:ind w:left="2880" w:hanging="360"/>
       </w:pPr>
       <w:rPr>
-        <w:rFonts w:ascii="Symbol" w:hAnsi="Symbol" w:hint="default"/>
+        <w:rFonts w:hint="default" w:ascii="Symbol" w:hAnsi="Symbol"/>
       </w:rPr>
     </w:lvl>
     <w:lvl w:ilvl="4" w:tplc="240A0003" w:tentative="1">
@@ -27237,7 +27110,7 @@
         <w:ind w:left="3600" w:hanging="360"/>
       </w:pPr>
       <w:rPr>
-        <w:rFonts w:ascii="Courier New" w:hAnsi="Courier New" w:cs="Courier New" w:hint="default"/>
+        <w:rFonts w:hint="default" w:ascii="Courier New" w:hAnsi="Courier New" w:cs="Courier New"/>
       </w:rPr>
     </w:lvl>
     <w:lvl w:ilvl="5" w:tplc="240A0005" w:tentative="1">
@@ -27249,7 +27122,7 @@
         <w:ind w:left="4320" w:hanging="360"/>
       </w:pPr>
       <w:rPr>
-        <w:rFonts w:ascii="Wingdings" w:hAnsi="Wingdings" w:hint="default"/>
+        <w:rFonts w:hint="default" w:ascii="Wingdings" w:hAnsi="Wingdings"/>
       </w:rPr>
     </w:lvl>
     <w:lvl w:ilvl="6" w:tplc="240A0001" w:tentative="1">
@@ -27261,7 +27134,7 @@
         <w:ind w:left="5040" w:hanging="360"/>
       </w:pPr>
       <w:rPr>
-        <w:rFonts w:ascii="Symbol" w:hAnsi="Symbol" w:hint="default"/>
+        <w:rFonts w:hint="default" w:ascii="Symbol" w:hAnsi="Symbol"/>
       </w:rPr>
     </w:lvl>
     <w:lvl w:ilvl="7" w:tplc="240A0003" w:tentative="1">
@@ -27273,7 +27146,7 @@
         <w:ind w:left="5760" w:hanging="360"/>
       </w:pPr>
       <w:rPr>
-        <w:rFonts w:ascii="Courier New" w:hAnsi="Courier New" w:cs="Courier New" w:hint="default"/>
+        <w:rFonts w:hint="default" w:ascii="Courier New" w:hAnsi="Courier New" w:cs="Courier New"/>
       </w:rPr>
     </w:lvl>
     <w:lvl w:ilvl="8" w:tplc="240A0005" w:tentative="1">
@@ -27285,7 +27158,7 @@
         <w:ind w:left="6480" w:hanging="360"/>
       </w:pPr>
       <w:rPr>
-        <w:rFonts w:ascii="Wingdings" w:hAnsi="Wingdings" w:hint="default"/>
+        <w:rFonts w:hint="default" w:ascii="Wingdings" w:hAnsi="Wingdings"/>
       </w:rPr>
     </w:lvl>
   </w:abstractNum>
@@ -27302,7 +27175,7 @@
         <w:ind w:left="720" w:hanging="360"/>
       </w:pPr>
       <w:rPr>
-        <w:rFonts w:ascii="Wingdings" w:hAnsi="Wingdings" w:hint="default"/>
+        <w:rFonts w:hint="default" w:ascii="Wingdings" w:hAnsi="Wingdings"/>
       </w:rPr>
     </w:lvl>
     <w:lvl w:ilvl="1" w:tplc="240A0003" w:tentative="1">
@@ -27314,7 +27187,7 @@
         <w:ind w:left="1440" w:hanging="360"/>
       </w:pPr>
       <w:rPr>
-        <w:rFonts w:ascii="Courier New" w:hAnsi="Courier New" w:cs="Courier New" w:hint="default"/>
+        <w:rFonts w:hint="default" w:ascii="Courier New" w:hAnsi="Courier New" w:cs="Courier New"/>
       </w:rPr>
     </w:lvl>
     <w:lvl w:ilvl="2" w:tplc="240A0005" w:tentative="1">
@@ -27326,7 +27199,7 @@
         <w:ind w:left="2160" w:hanging="360"/>
       </w:pPr>
       <w:rPr>
-        <w:rFonts w:ascii="Wingdings" w:hAnsi="Wingdings" w:hint="default"/>
+        <w:rFonts w:hint="default" w:ascii="Wingdings" w:hAnsi="Wingdings"/>
       </w:rPr>
     </w:lvl>
     <w:lvl w:ilvl="3" w:tplc="240A0001" w:tentative="1">
@@ -27338,7 +27211,7 @@
         <w:ind w:left="2880" w:hanging="360"/>
       </w:pPr>
       <w:rPr>
-        <w:rFonts w:ascii="Symbol" w:hAnsi="Symbol" w:hint="default"/>
+        <w:rFonts w:hint="default" w:ascii="Symbol" w:hAnsi="Symbol"/>
       </w:rPr>
     </w:lvl>
     <w:lvl w:ilvl="4" w:tplc="240A0003" w:tentative="1">
@@ -27350,7 +27223,7 @@
         <w:ind w:left="3600" w:hanging="360"/>
       </w:pPr>
       <w:rPr>
-        <w:rFonts w:ascii="Courier New" w:hAnsi="Courier New" w:cs="Courier New" w:hint="default"/>
+        <w:rFonts w:hint="default" w:ascii="Courier New" w:hAnsi="Courier New" w:cs="Courier New"/>
       </w:rPr>
     </w:lvl>
     <w:lvl w:ilvl="5" w:tplc="240A0005" w:tentative="1">
@@ -27362,7 +27235,7 @@
         <w:ind w:left="4320" w:hanging="360"/>
       </w:pPr>
       <w:rPr>
-        <w:rFonts w:ascii="Wingdings" w:hAnsi="Wingdings" w:hint="default"/>
+        <w:rFonts w:hint="default" w:ascii="Wingdings" w:hAnsi="Wingdings"/>
       </w:rPr>
     </w:lvl>
     <w:lvl w:ilvl="6" w:tplc="240A0001" w:tentative="1">
@@ -27374,7 +27247,7 @@
         <w:ind w:left="5040" w:hanging="360"/>
       </w:pPr>
       <w:rPr>
-        <w:rFonts w:ascii="Symbol" w:hAnsi="Symbol" w:hint="default"/>
+        <w:rFonts w:hint="default" w:ascii="Symbol" w:hAnsi="Symbol"/>
       </w:rPr>
     </w:lvl>
     <w:lvl w:ilvl="7" w:tplc="240A0003" w:tentative="1">
@@ -27386,7 +27259,7 @@
         <w:ind w:left="5760" w:hanging="360"/>
       </w:pPr>
       <w:rPr>
-        <w:rFonts w:ascii="Courier New" w:hAnsi="Courier New" w:cs="Courier New" w:hint="default"/>
+        <w:rFonts w:hint="default" w:ascii="Courier New" w:hAnsi="Courier New" w:cs="Courier New"/>
       </w:rPr>
     </w:lvl>
     <w:lvl w:ilvl="8" w:tplc="240A0005" w:tentative="1">
@@ -27398,7 +27271,7 @@
         <w:ind w:left="6480" w:hanging="360"/>
       </w:pPr>
       <w:rPr>
-        <w:rFonts w:ascii="Wingdings" w:hAnsi="Wingdings" w:hint="default"/>
+        <w:rFonts w:hint="default" w:ascii="Wingdings" w:hAnsi="Wingdings"/>
       </w:rPr>
     </w:lvl>
   </w:abstractNum>
@@ -27415,7 +27288,7 @@
         <w:ind w:left="720" w:hanging="360"/>
       </w:pPr>
       <w:rPr>
-        <w:rFonts w:ascii="Wingdings" w:hAnsi="Wingdings" w:hint="default"/>
+        <w:rFonts w:hint="default" w:ascii="Wingdings" w:hAnsi="Wingdings"/>
       </w:rPr>
     </w:lvl>
     <w:lvl w:ilvl="1" w:tplc="240A0003" w:tentative="1">
@@ -27427,7 +27300,7 @@
         <w:ind w:left="1440" w:hanging="360"/>
       </w:pPr>
       <w:rPr>
-        <w:rFonts w:ascii="Courier New" w:hAnsi="Courier New" w:cs="Courier New" w:hint="default"/>
+        <w:rFonts w:hint="default" w:ascii="Courier New" w:hAnsi="Courier New" w:cs="Courier New"/>
       </w:rPr>
     </w:lvl>
     <w:lvl w:ilvl="2" w:tplc="240A0005" w:tentative="1">
@@ -27439,7 +27312,7 @@
         <w:ind w:left="2160" w:hanging="360"/>
       </w:pPr>
       <w:rPr>
-        <w:rFonts w:ascii="Wingdings" w:hAnsi="Wingdings" w:hint="default"/>
+        <w:rFonts w:hint="default" w:ascii="Wingdings" w:hAnsi="Wingdings"/>
       </w:rPr>
     </w:lvl>
     <w:lvl w:ilvl="3" w:tplc="240A0001" w:tentative="1">
@@ -27451,7 +27324,7 @@
         <w:ind w:left="2880" w:hanging="360"/>
       </w:pPr>
       <w:rPr>
-        <w:rFonts w:ascii="Symbol" w:hAnsi="Symbol" w:hint="default"/>
+        <w:rFonts w:hint="default" w:ascii="Symbol" w:hAnsi="Symbol"/>
       </w:rPr>
     </w:lvl>
     <w:lvl w:ilvl="4" w:tplc="240A0003" w:tentative="1">
@@ -27463,7 +27336,7 @@
         <w:ind w:left="3600" w:hanging="360"/>
       </w:pPr>
       <w:rPr>
-        <w:rFonts w:ascii="Courier New" w:hAnsi="Courier New" w:cs="Courier New" w:hint="default"/>
+        <w:rFonts w:hint="default" w:ascii="Courier New" w:hAnsi="Courier New" w:cs="Courier New"/>
       </w:rPr>
     </w:lvl>
     <w:lvl w:ilvl="5" w:tplc="240A0005" w:tentative="1">
@@ -27475,7 +27348,7 @@
         <w:ind w:left="4320" w:hanging="360"/>
       </w:pPr>
       <w:rPr>
-        <w:rFonts w:ascii="Wingdings" w:hAnsi="Wingdings" w:hint="default"/>
+        <w:rFonts w:hint="default" w:ascii="Wingdings" w:hAnsi="Wingdings"/>
       </w:rPr>
     </w:lvl>
     <w:lvl w:ilvl="6" w:tplc="240A0001" w:tentative="1">
@@ -27487,7 +27360,7 @@
         <w:ind w:left="5040" w:hanging="360"/>
       </w:pPr>
       <w:rPr>
-        <w:rFonts w:ascii="Symbol" w:hAnsi="Symbol" w:hint="default"/>
+        <w:rFonts w:hint="default" w:ascii="Symbol" w:hAnsi="Symbol"/>
       </w:rPr>
     </w:lvl>
     <w:lvl w:ilvl="7" w:tplc="240A0003" w:tentative="1">
@@ -27499,7 +27372,7 @@
         <w:ind w:left="5760" w:hanging="360"/>
       </w:pPr>
       <w:rPr>
-        <w:rFonts w:ascii="Courier New" w:hAnsi="Courier New" w:cs="Courier New" w:hint="default"/>
+        <w:rFonts w:hint="default" w:ascii="Courier New" w:hAnsi="Courier New" w:cs="Courier New"/>
       </w:rPr>
     </w:lvl>
     <w:lvl w:ilvl="8" w:tplc="240A0005" w:tentative="1">
@@ -27511,7 +27384,7 @@
         <w:ind w:left="6480" w:hanging="360"/>
       </w:pPr>
       <w:rPr>
-        <w:rFonts w:ascii="Wingdings" w:hAnsi="Wingdings" w:hint="default"/>
+        <w:rFonts w:hint="default" w:ascii="Wingdings" w:hAnsi="Wingdings"/>
       </w:rPr>
     </w:lvl>
   </w:abstractNum>
@@ -27528,7 +27401,7 @@
         <w:ind w:left="720" w:hanging="360"/>
       </w:pPr>
       <w:rPr>
-        <w:rFonts w:ascii="Symbol" w:hAnsi="Symbol" w:hint="default"/>
+        <w:rFonts w:hint="default" w:ascii="Symbol" w:hAnsi="Symbol"/>
       </w:rPr>
     </w:lvl>
     <w:lvl w:ilvl="1" w:tplc="240A0003" w:tentative="1">
@@ -27540,7 +27413,7 @@
         <w:ind w:left="1440" w:hanging="360"/>
       </w:pPr>
       <w:rPr>
-        <w:rFonts w:ascii="Courier New" w:hAnsi="Courier New" w:cs="Courier New" w:hint="default"/>
+        <w:rFonts w:hint="default" w:ascii="Courier New" w:hAnsi="Courier New" w:cs="Courier New"/>
       </w:rPr>
     </w:lvl>
     <w:lvl w:ilvl="2" w:tplc="240A0005" w:tentative="1">
@@ -27552,7 +27425,7 @@
         <w:ind w:left="2160" w:hanging="360"/>
       </w:pPr>
       <w:rPr>
-        <w:rFonts w:ascii="Wingdings" w:hAnsi="Wingdings" w:hint="default"/>
+        <w:rFonts w:hint="default" w:ascii="Wingdings" w:hAnsi="Wingdings"/>
       </w:rPr>
     </w:lvl>
     <w:lvl w:ilvl="3" w:tplc="240A0001" w:tentative="1">
@@ -27564,7 +27437,7 @@
         <w:ind w:left="2880" w:hanging="360"/>
       </w:pPr>
       <w:rPr>
-        <w:rFonts w:ascii="Symbol" w:hAnsi="Symbol" w:hint="default"/>
+        <w:rFonts w:hint="default" w:ascii="Symbol" w:hAnsi="Symbol"/>
       </w:rPr>
     </w:lvl>
     <w:lvl w:ilvl="4" w:tplc="240A0003" w:tentative="1">
@@ -27576,7 +27449,7 @@
         <w:ind w:left="3600" w:hanging="360"/>
       </w:pPr>
       <w:rPr>
-        <w:rFonts w:ascii="Courier New" w:hAnsi="Courier New" w:cs="Courier New" w:hint="default"/>
+        <w:rFonts w:hint="default" w:ascii="Courier New" w:hAnsi="Courier New" w:cs="Courier New"/>
       </w:rPr>
     </w:lvl>
     <w:lvl w:ilvl="5" w:tplc="240A0005" w:tentative="1">
@@ -27588,7 +27461,7 @@
         <w:ind w:left="4320" w:hanging="360"/>
       </w:pPr>
       <w:rPr>
-        <w:rFonts w:ascii="Wingdings" w:hAnsi="Wingdings" w:hint="default"/>
+        <w:rFonts w:hint="default" w:ascii="Wingdings" w:hAnsi="Wingdings"/>
       </w:rPr>
     </w:lvl>
     <w:lvl w:ilvl="6" w:tplc="240A0001" w:tentative="1">
@@ -27600,7 +27473,7 @@
         <w:ind w:left="5040" w:hanging="360"/>
       </w:pPr>
       <w:rPr>
-        <w:rFonts w:ascii="Symbol" w:hAnsi="Symbol" w:hint="default"/>
+        <w:rFonts w:hint="default" w:ascii="Symbol" w:hAnsi="Symbol"/>
       </w:rPr>
     </w:lvl>
     <w:lvl w:ilvl="7" w:tplc="240A0003" w:tentative="1">
@@ -27612,7 +27485,7 @@
         <w:ind w:left="5760" w:hanging="360"/>
       </w:pPr>
       <w:rPr>
-        <w:rFonts w:ascii="Courier New" w:hAnsi="Courier New" w:cs="Courier New" w:hint="default"/>
+        <w:rFonts w:hint="default" w:ascii="Courier New" w:hAnsi="Courier New" w:cs="Courier New"/>
       </w:rPr>
     </w:lvl>
     <w:lvl w:ilvl="8" w:tplc="240A0005" w:tentative="1">
@@ -27624,7 +27497,7 @@
         <w:ind w:left="6480" w:hanging="360"/>
       </w:pPr>
       <w:rPr>
-        <w:rFonts w:ascii="Wingdings" w:hAnsi="Wingdings" w:hint="default"/>
+        <w:rFonts w:hint="default" w:ascii="Wingdings" w:hAnsi="Wingdings"/>
       </w:rPr>
     </w:lvl>
   </w:abstractNum>
@@ -27641,7 +27514,7 @@
         <w:ind w:left="720" w:hanging="360"/>
       </w:pPr>
       <w:rPr>
-        <w:rFonts w:ascii="Symbol" w:hAnsi="Symbol" w:hint="default"/>
+        <w:rFonts w:hint="default" w:ascii="Symbol" w:hAnsi="Symbol"/>
       </w:rPr>
     </w:lvl>
     <w:lvl w:ilvl="1" w:tplc="240A0003" w:tentative="1">
@@ -27653,7 +27526,7 @@
         <w:ind w:left="1440" w:hanging="360"/>
       </w:pPr>
       <w:rPr>
-        <w:rFonts w:ascii="Courier New" w:hAnsi="Courier New" w:cs="Courier New" w:hint="default"/>
+        <w:rFonts w:hint="default" w:ascii="Courier New" w:hAnsi="Courier New" w:cs="Courier New"/>
       </w:rPr>
     </w:lvl>
     <w:lvl w:ilvl="2" w:tplc="240A0005" w:tentative="1">
@@ -27665,7 +27538,7 @@
         <w:ind w:left="2160" w:hanging="360"/>
       </w:pPr>
       <w:rPr>
-        <w:rFonts w:ascii="Wingdings" w:hAnsi="Wingdings" w:hint="default"/>
+        <w:rFonts w:hint="default" w:ascii="Wingdings" w:hAnsi="Wingdings"/>
       </w:rPr>
     </w:lvl>
     <w:lvl w:ilvl="3" w:tplc="240A0001" w:tentative="1">
@@ -27677,7 +27550,7 @@
         <w:ind w:left="2880" w:hanging="360"/>
       </w:pPr>
       <w:rPr>
-        <w:rFonts w:ascii="Symbol" w:hAnsi="Symbol" w:hint="default"/>
+        <w:rFonts w:hint="default" w:ascii="Symbol" w:hAnsi="Symbol"/>
       </w:rPr>
     </w:lvl>
     <w:lvl w:ilvl="4" w:tplc="240A0003" w:tentative="1">
@@ -27689,7 +27562,7 @@
         <w:ind w:left="3600" w:hanging="360"/>
       </w:pPr>
       <w:rPr>
-        <w:rFonts w:ascii="Courier New" w:hAnsi="Courier New" w:cs="Courier New" w:hint="default"/>
+        <w:rFonts w:hint="default" w:ascii="Courier New" w:hAnsi="Courier New" w:cs="Courier New"/>
       </w:rPr>
     </w:lvl>
     <w:lvl w:ilvl="5" w:tplc="240A0005" w:tentative="1">
@@ -27701,7 +27574,7 @@
         <w:ind w:left="4320" w:hanging="360"/>
       </w:pPr>
       <w:rPr>
-        <w:rFonts w:ascii="Wingdings" w:hAnsi="Wingdings" w:hint="default"/>
+        <w:rFonts w:hint="default" w:ascii="Wingdings" w:hAnsi="Wingdings"/>
       </w:rPr>
     </w:lvl>
     <w:lvl w:ilvl="6" w:tplc="240A0001" w:tentative="1">
@@ -27713,7 +27586,7 @@
         <w:ind w:left="5040" w:hanging="360"/>
       </w:pPr>
       <w:rPr>
-        <w:rFonts w:ascii="Symbol" w:hAnsi="Symbol" w:hint="default"/>
+        <w:rFonts w:hint="default" w:ascii="Symbol" w:hAnsi="Symbol"/>
       </w:rPr>
     </w:lvl>
     <w:lvl w:ilvl="7" w:tplc="240A0003" w:tentative="1">
@@ -27725,7 +27598,7 @@
         <w:ind w:left="5760" w:hanging="360"/>
       </w:pPr>
       <w:rPr>
-        <w:rFonts w:ascii="Courier New" w:hAnsi="Courier New" w:cs="Courier New" w:hint="default"/>
+        <w:rFonts w:hint="default" w:ascii="Courier New" w:hAnsi="Courier New" w:cs="Courier New"/>
       </w:rPr>
     </w:lvl>
     <w:lvl w:ilvl="8" w:tplc="240A0005" w:tentative="1">
@@ -27737,7 +27610,7 @@
         <w:ind w:left="6480" w:hanging="360"/>
       </w:pPr>
       <w:rPr>
-        <w:rFonts w:ascii="Wingdings" w:hAnsi="Wingdings" w:hint="default"/>
+        <w:rFonts w:hint="default" w:ascii="Wingdings" w:hAnsi="Wingdings"/>
       </w:rPr>
     </w:lvl>
   </w:abstractNum>
@@ -27818,7 +27691,7 @@
   <w:docDefaults>
     <w:rPrDefault>
       <w:rPr>
-        <w:rFonts w:ascii="Arial" w:eastAsia="Arial" w:hAnsi="Arial" w:cs="Arial"/>
+        <w:rFonts w:ascii="Arial" w:hAnsi="Arial" w:eastAsia="Arial" w:cs="Arial"/>
         <w:sz w:val="22"/>
         <w:szCs w:val="22"/>
         <w:lang w:val="es-CO" w:eastAsia="es-CO" w:bidi="ar-SA"/>
@@ -27833,14 +27706,14 @@
   <w:latentStyles w:defLockedState="0" w:defUIPriority="99" w:defSemiHidden="0" w:defUnhideWhenUsed="0" w:defQFormat="0" w:count="376">
     <w:lsdException w:name="Normal" w:uiPriority="0" w:qFormat="1"/>
     <w:lsdException w:name="heading 1" w:uiPriority="9" w:qFormat="1"/>
-    <w:lsdException w:name="heading 2" w:semiHidden="1" w:uiPriority="9" w:unhideWhenUsed="1" w:qFormat="1"/>
-    <w:lsdException w:name="heading 3" w:semiHidden="1" w:uiPriority="9" w:unhideWhenUsed="1" w:qFormat="1"/>
-    <w:lsdException w:name="heading 4" w:semiHidden="1" w:uiPriority="9" w:unhideWhenUsed="1" w:qFormat="1"/>
-    <w:lsdException w:name="heading 5" w:semiHidden="1" w:uiPriority="9" w:unhideWhenUsed="1" w:qFormat="1"/>
-    <w:lsdException w:name="heading 6" w:semiHidden="1" w:uiPriority="9" w:unhideWhenUsed="1" w:qFormat="1"/>
-    <w:lsdException w:name="heading 7" w:semiHidden="1" w:uiPriority="9" w:unhideWhenUsed="1" w:qFormat="1"/>
-    <w:lsdException w:name="heading 8" w:semiHidden="1" w:uiPriority="9" w:unhideWhenUsed="1" w:qFormat="1"/>
-    <w:lsdException w:name="heading 9" w:semiHidden="1" w:uiPriority="9" w:unhideWhenUsed="1" w:qFormat="1"/>
+    <w:lsdException w:name="heading 2" w:uiPriority="9" w:semiHidden="1" w:unhideWhenUsed="1" w:qFormat="1"/>
+    <w:lsdException w:name="heading 3" w:uiPriority="9" w:semiHidden="1" w:unhideWhenUsed="1" w:qFormat="1"/>
+    <w:lsdException w:name="heading 4" w:uiPriority="9" w:semiHidden="1" w:unhideWhenUsed="1" w:qFormat="1"/>
+    <w:lsdException w:name="heading 5" w:uiPriority="9" w:semiHidden="1" w:unhideWhenUsed="1" w:qFormat="1"/>
+    <w:lsdException w:name="heading 6" w:uiPriority="9" w:semiHidden="1" w:unhideWhenUsed="1" w:qFormat="1"/>
+    <w:lsdException w:name="heading 7" w:uiPriority="9" w:semiHidden="1" w:unhideWhenUsed="1" w:qFormat="1"/>
+    <w:lsdException w:name="heading 8" w:uiPriority="9" w:semiHidden="1" w:unhideWhenUsed="1" w:qFormat="1"/>
+    <w:lsdException w:name="heading 9" w:uiPriority="9" w:semiHidden="1" w:unhideWhenUsed="1" w:qFormat="1"/>
     <w:lsdException w:name="index 1" w:semiHidden="1" w:unhideWhenUsed="1"/>
     <w:lsdException w:name="index 2" w:semiHidden="1" w:unhideWhenUsed="1"/>
     <w:lsdException w:name="index 3" w:semiHidden="1" w:unhideWhenUsed="1"/>
@@ -27850,22 +27723,22 @@
     <w:lsdException w:name="index 7" w:semiHidden="1" w:unhideWhenUsed="1"/>
     <w:lsdException w:name="index 8" w:semiHidden="1" w:unhideWhenUsed="1"/>
     <w:lsdException w:name="index 9" w:semiHidden="1" w:unhideWhenUsed="1"/>
-    <w:lsdException w:name="toc 1" w:semiHidden="1" w:uiPriority="39" w:unhideWhenUsed="1"/>
-    <w:lsdException w:name="toc 2" w:semiHidden="1" w:uiPriority="39" w:unhideWhenUsed="1"/>
-    <w:lsdException w:name="toc 3" w:semiHidden="1" w:uiPriority="39" w:unhideWhenUsed="1"/>
-    <w:lsdException w:name="toc 4" w:semiHidden="1" w:uiPriority="39" w:unhideWhenUsed="1"/>
-    <w:lsdException w:name="toc 5" w:semiHidden="1" w:uiPriority="39" w:unhideWhenUsed="1"/>
-    <w:lsdException w:name="toc 6" w:semiHidden="1" w:uiPriority="39" w:unhideWhenUsed="1"/>
-    <w:lsdException w:name="toc 7" w:semiHidden="1" w:uiPriority="39" w:unhideWhenUsed="1"/>
-    <w:lsdException w:name="toc 8" w:semiHidden="1" w:uiPriority="39" w:unhideWhenUsed="1"/>
-    <w:lsdException w:name="toc 9" w:semiHidden="1" w:uiPriority="39" w:unhideWhenUsed="1"/>
+    <w:lsdException w:name="toc 1" w:uiPriority="39" w:semiHidden="1" w:unhideWhenUsed="1"/>
+    <w:lsdException w:name="toc 2" w:uiPriority="39" w:semiHidden="1" w:unhideWhenUsed="1"/>
+    <w:lsdException w:name="toc 3" w:uiPriority="39" w:semiHidden="1" w:unhideWhenUsed="1"/>
+    <w:lsdException w:name="toc 4" w:uiPriority="39" w:semiHidden="1" w:unhideWhenUsed="1"/>
+    <w:lsdException w:name="toc 5" w:uiPriority="39" w:semiHidden="1" w:unhideWhenUsed="1"/>
+    <w:lsdException w:name="toc 6" w:uiPriority="39" w:semiHidden="1" w:unhideWhenUsed="1"/>
+    <w:lsdException w:name="toc 7" w:uiPriority="39" w:semiHidden="1" w:unhideWhenUsed="1"/>
+    <w:lsdException w:name="toc 8" w:uiPriority="39" w:semiHidden="1" w:unhideWhenUsed="1"/>
+    <w:lsdException w:name="toc 9" w:uiPriority="39" w:semiHidden="1" w:unhideWhenUsed="1"/>
     <w:lsdException w:name="Normal Indent" w:semiHidden="1" w:unhideWhenUsed="1"/>
     <w:lsdException w:name="footnote text" w:semiHidden="1" w:unhideWhenUsed="1"/>
     <w:lsdException w:name="annotation text" w:semiHidden="1" w:unhideWhenUsed="1"/>
     <w:lsdException w:name="header" w:semiHidden="1" w:unhideWhenUsed="1"/>
     <w:lsdException w:name="footer" w:semiHidden="1" w:unhideWhenUsed="1"/>
     <w:lsdException w:name="index heading" w:semiHidden="1" w:unhideWhenUsed="1"/>
-    <w:lsdException w:name="caption" w:semiHidden="1" w:uiPriority="35" w:unhideWhenUsed="1" w:qFormat="1"/>
+    <w:lsdException w:name="caption" w:uiPriority="35" w:semiHidden="1" w:unhideWhenUsed="1" w:qFormat="1"/>
     <w:lsdException w:name="table of figures" w:semiHidden="1" w:unhideWhenUsed="1"/>
     <w:lsdException w:name="envelope address" w:semiHidden="1" w:unhideWhenUsed="1"/>
     <w:lsdException w:name="envelope return" w:semiHidden="1" w:unhideWhenUsed="1"/>
@@ -27896,7 +27769,7 @@
     <w:lsdException w:name="Title" w:uiPriority="10" w:qFormat="1"/>
     <w:lsdException w:name="Closing" w:semiHidden="1" w:unhideWhenUsed="1"/>
     <w:lsdException w:name="Signature" w:semiHidden="1" w:unhideWhenUsed="1"/>
-    <w:lsdException w:name="Default Paragraph Font" w:semiHidden="1" w:uiPriority="1" w:unhideWhenUsed="1"/>
+    <w:lsdException w:name="Default Paragraph Font" w:uiPriority="1" w:semiHidden="1" w:unhideWhenUsed="1"/>
     <w:lsdException w:name="Body Text" w:semiHidden="1" w:unhideWhenUsed="1"/>
     <w:lsdException w:name="Body Text Indent" w:semiHidden="1" w:unhideWhenUsed="1"/>
     <w:lsdException w:name="List Continue" w:semiHidden="1" w:unhideWhenUsed="1"/>
@@ -28096,8 +27969,8 @@
     <w:lsdException w:name="Subtle Reference" w:uiPriority="31" w:qFormat="1"/>
     <w:lsdException w:name="Intense Reference" w:uiPriority="32" w:qFormat="1"/>
     <w:lsdException w:name="Book Title" w:uiPriority="33" w:qFormat="1"/>
-    <w:lsdException w:name="Bibliography" w:semiHidden="1" w:uiPriority="37" w:unhideWhenUsed="1"/>
-    <w:lsdException w:name="TOC Heading" w:semiHidden="1" w:uiPriority="39" w:unhideWhenUsed="1" w:qFormat="1"/>
+    <w:lsdException w:name="Bibliography" w:uiPriority="37" w:semiHidden="1" w:unhideWhenUsed="1"/>
+    <w:lsdException w:name="TOC Heading" w:uiPriority="39" w:semiHidden="1" w:unhideWhenUsed="1" w:qFormat="1"/>
     <w:lsdException w:name="Plain Table 1" w:uiPriority="41"/>
     <w:lsdException w:name="Plain Table 2" w:uiPriority="42"/>
     <w:lsdException w:name="Plain Table 3" w:uiPriority="43"/>
@@ -28208,7 +28081,7 @@
     <w:lsdException w:name="Unresolved Mention" w:semiHidden="1" w:unhideWhenUsed="1"/>
     <w:lsdException w:name="Smart Link" w:semiHidden="1" w:unhideWhenUsed="1"/>
   </w:latentStyles>
-  <w:style w:type="paragraph" w:default="1" w:styleId="Normal">
+  <w:style w:type="paragraph" w:styleId="Normal" w:default="1">
     <w:name w:val="Normal"/>
     <w:qFormat/>
     <w:rsid w:val="00915910"/>
@@ -28330,13 +28203,13 @@
       <w:color w:val="666666"/>
     </w:rPr>
   </w:style>
-  <w:style w:type="character" w:default="1" w:styleId="Fuentedeprrafopredeter">
+  <w:style w:type="character" w:styleId="Fuentedeprrafopredeter" w:default="1">
     <w:name w:val="Default Paragraph Font"/>
     <w:uiPriority w:val="1"/>
     <w:semiHidden/>
     <w:unhideWhenUsed/>
   </w:style>
-  <w:style w:type="table" w:default="1" w:styleId="Tablanormal">
+  <w:style w:type="table" w:styleId="Tablanormal" w:default="1">
     <w:name w:val="Normal Table"/>
     <w:uiPriority w:val="99"/>
     <w:semiHidden/>
@@ -28351,13 +28224,13 @@
       </w:tblCellMar>
     </w:tblPr>
   </w:style>
-  <w:style w:type="numbering" w:default="1" w:styleId="Sinlista">
+  <w:style w:type="numbering" w:styleId="Sinlista" w:default="1">
     <w:name w:val="No List"/>
     <w:uiPriority w:val="99"/>
     <w:semiHidden/>
     <w:unhideWhenUsed/>
   </w:style>
-  <w:style w:type="table" w:customStyle="1" w:styleId="TableNormal1">
+  <w:style w:type="table" w:styleId="TableNormal1" w:customStyle="1">
     <w:name w:val="Table Normal1"/>
     <w:tblPr>
       <w:tblCellMar>
@@ -28384,7 +28257,7 @@
       <w:szCs w:val="52"/>
     </w:rPr>
   </w:style>
-  <w:style w:type="table" w:customStyle="1" w:styleId="TableNormal2">
+  <w:style w:type="table" w:styleId="TableNormal2" w:customStyle="1">
     <w:name w:val="Table Normal2"/>
     <w:tblPr>
       <w:tblCellMar>
@@ -28412,7 +28285,7 @@
       <w:szCs w:val="30"/>
     </w:rPr>
   </w:style>
-  <w:style w:type="table" w:customStyle="1" w:styleId="a">
+  <w:style w:type="table" w:styleId="a" w:customStyle="1">
     <w:basedOn w:val="Tablanormal"/>
     <w:tblPr>
       <w:tblStyleRowBandSize w:val="1"/>
@@ -28425,7 +28298,7 @@
       </w:tblCellMar>
     </w:tblPr>
   </w:style>
-  <w:style w:type="table" w:customStyle="1" w:styleId="a0">
+  <w:style w:type="table" w:styleId="a0" w:customStyle="1">
     <w:basedOn w:val="Tablanormal"/>
     <w:tblPr>
       <w:tblStyleRowBandSize w:val="1"/>
@@ -28438,7 +28311,7 @@
       </w:tblCellMar>
     </w:tblPr>
   </w:style>
-  <w:style w:type="table" w:customStyle="1" w:styleId="a1">
+  <w:style w:type="table" w:styleId="a1" w:customStyle="1">
     <w:basedOn w:val="Tablanormal"/>
     <w:tblPr>
       <w:tblStyleRowBandSize w:val="1"/>
@@ -28461,12 +28334,12 @@
     </w:pPr>
     <w:tblPr>
       <w:tblBorders>
-        <w:top w:val="single" w:sz="4" w:space="0" w:color="auto"/>
-        <w:left w:val="single" w:sz="4" w:space="0" w:color="auto"/>
-        <w:bottom w:val="single" w:sz="4" w:space="0" w:color="auto"/>
-        <w:right w:val="single" w:sz="4" w:space="0" w:color="auto"/>
-        <w:insideH w:val="single" w:sz="4" w:space="0" w:color="auto"/>
-        <w:insideV w:val="single" w:sz="4" w:space="0" w:color="auto"/>
+        <w:top w:val="single" w:color="auto" w:sz="4" w:space="0"/>
+        <w:left w:val="single" w:color="auto" w:sz="4" w:space="0"/>
+        <w:bottom w:val="single" w:color="auto" w:sz="4" w:space="0"/>
+        <w:right w:val="single" w:color="auto" w:sz="4" w:space="0"/>
+        <w:insideH w:val="single" w:color="auto" w:sz="4" w:space="0"/>
+        <w:insideV w:val="single" w:color="auto" w:sz="4" w:space="0"/>
       </w:tblBorders>
     </w:tblPr>
   </w:style>
@@ -28485,7 +28358,7 @@
       <w:spacing w:line="240" w:lineRule="auto"/>
     </w:pPr>
   </w:style>
-  <w:style w:type="character" w:customStyle="1" w:styleId="EncabezadoCar">
+  <w:style w:type="character" w:styleId="EncabezadoCar" w:customStyle="1">
     <w:name w:val="Encabezado Car"/>
     <w:basedOn w:val="Fuentedeprrafopredeter"/>
     <w:link w:val="Encabezado"/>
@@ -28507,7 +28380,7 @@
       <w:spacing w:line="240" w:lineRule="auto"/>
     </w:pPr>
   </w:style>
-  <w:style w:type="character" w:customStyle="1" w:styleId="PiedepginaCar">
+  <w:style w:type="character" w:styleId="PiedepginaCar" w:customStyle="1">
     <w:name w:val="Pie de página Car"/>
     <w:basedOn w:val="Fuentedeprrafopredeter"/>
     <w:link w:val="Piedepgina"/>
@@ -28525,12 +28398,12 @@
       <w:spacing w:before="100" w:beforeAutospacing="1" w:after="100" w:afterAutospacing="1" w:line="240" w:lineRule="auto"/>
     </w:pPr>
     <w:rPr>
-      <w:rFonts w:ascii="Times New Roman" w:eastAsia="Times New Roman" w:hAnsi="Times New Roman" w:cs="Times New Roman"/>
+      <w:rFonts w:ascii="Times New Roman" w:hAnsi="Times New Roman" w:eastAsia="Times New Roman" w:cs="Times New Roman"/>
       <w:sz w:val="24"/>
       <w:szCs w:val="24"/>
     </w:rPr>
   </w:style>
-  <w:style w:type="character" w:customStyle="1" w:styleId="Listavistosa-nfasis1Car">
+  <w:style w:type="character" w:styleId="Listavistosa-nfasis1Car" w:customStyle="1">
     <w:name w:val="Lista vistosa - Énfasis 1 Car"/>
     <w:link w:val="Listavistosa-nfasis1"/>
     <w:uiPriority w:val="34"/>
@@ -28571,7 +28444,7 @@
       <w:tblPr/>
       <w:tcPr>
         <w:tcBorders>
-          <w:bottom w:val="single" w:sz="12" w:space="0" w:color="FFFFFF" w:themeColor="background1"/>
+          <w:bottom w:val="single" w:color="FFFFFF" w:themeColor="background1" w:sz="12" w:space="0"/>
         </w:tcBorders>
         <w:shd w:val="clear" w:color="auto" w:fill="9E3A38" w:themeFill="accent2" w:themeFillShade="CC"/>
       </w:tcPr>
@@ -28580,7 +28453,7 @@
       <w:tblPr/>
       <w:tcPr>
         <w:tcBorders>
-          <w:top w:val="single" w:sz="12" w:space="0" w:color="000000" w:themeColor="text1"/>
+          <w:top w:val="single" w:color="000000" w:themeColor="text1" w:sz="12" w:space="0"/>
         </w:tcBorders>
         <w:shd w:val="clear" w:color="auto" w:fill="FFFFFF" w:themeFill="background1"/>
       </w:tcPr>
@@ -28628,7 +28501,7 @@
       <w:u w:val="single"/>
     </w:rPr>
   </w:style>
-  <w:style w:type="character" w:customStyle="1" w:styleId="Mencinsinresolver1">
+  <w:style w:type="character" w:styleId="Mencinsinresolver1" w:customStyle="1">
     <w:name w:val="Mención sin resolver1"/>
     <w:basedOn w:val="Fuentedeprrafopredeter"/>
     <w:uiPriority w:val="99"/>
@@ -28669,7 +28542,7 @@
       <w:szCs w:val="18"/>
     </w:rPr>
   </w:style>
-  <w:style w:type="character" w:customStyle="1" w:styleId="TextodegloboCar">
+  <w:style w:type="character" w:styleId="TextodegloboCar" w:customStyle="1">
     <w:name w:val="Texto de globo Car"/>
     <w:basedOn w:val="Fuentedeprrafopredeter"/>
     <w:link w:val="Textodeglobo"/>
@@ -28708,7 +28581,7 @@
       <w:szCs w:val="20"/>
     </w:rPr>
   </w:style>
-  <w:style w:type="character" w:customStyle="1" w:styleId="TextocomentarioCar">
+  <w:style w:type="character" w:styleId="TextocomentarioCar" w:customStyle="1">
     <w:name w:val="Texto comentario Car"/>
     <w:basedOn w:val="Fuentedeprrafopredeter"/>
     <w:link w:val="Textocomentario"/>
@@ -28733,7 +28606,7 @@
       <w:bCs/>
     </w:rPr>
   </w:style>
-  <w:style w:type="character" w:customStyle="1" w:styleId="AsuntodelcomentarioCar">
+  <w:style w:type="character" w:styleId="AsuntodelcomentarioCar" w:customStyle="1">
     <w:name w:val="Asunto del comentario Car"/>
     <w:basedOn w:val="TextocomentarioCar"/>
     <w:link w:val="Asuntodelcomentario"/>
@@ -28747,7 +28620,7 @@
       <w:szCs w:val="20"/>
     </w:rPr>
   </w:style>
-  <w:style w:type="table" w:customStyle="1" w:styleId="a2">
+  <w:style w:type="table" w:styleId="a2" w:customStyle="1">
     <w:basedOn w:val="TableNormal2"/>
     <w:pPr>
       <w:spacing w:line="240" w:lineRule="auto"/>
@@ -28769,7 +28642,7 @@
       <w:shd w:val="clear" w:color="auto" w:fill="EDF2F8"/>
     </w:tcPr>
   </w:style>
-  <w:style w:type="table" w:customStyle="1" w:styleId="a3">
+  <w:style w:type="table" w:styleId="a3" w:customStyle="1">
     <w:basedOn w:val="TableNormal2"/>
     <w:pPr>
       <w:spacing w:line="240" w:lineRule="auto"/>
@@ -28791,7 +28664,7 @@
       <w:shd w:val="clear" w:color="auto" w:fill="EDF2F8"/>
     </w:tcPr>
   </w:style>
-  <w:style w:type="table" w:customStyle="1" w:styleId="a4">
+  <w:style w:type="table" w:styleId="a4" w:customStyle="1">
     <w:basedOn w:val="TableNormal2"/>
     <w:pPr>
       <w:spacing w:line="240" w:lineRule="auto"/>
@@ -28813,7 +28686,7 @@
       <w:shd w:val="clear" w:color="auto" w:fill="EDF2F8"/>
     </w:tcPr>
   </w:style>
-  <w:style w:type="table" w:customStyle="1" w:styleId="a5">
+  <w:style w:type="table" w:styleId="a5" w:customStyle="1">
     <w:basedOn w:val="TableNormal2"/>
     <w:pPr>
       <w:spacing w:line="240" w:lineRule="auto"/>
@@ -28835,7 +28708,7 @@
       <w:shd w:val="clear" w:color="auto" w:fill="EDF2F8"/>
     </w:tcPr>
   </w:style>
-  <w:style w:type="table" w:customStyle="1" w:styleId="a6">
+  <w:style w:type="table" w:styleId="a6" w:customStyle="1">
     <w:basedOn w:val="TableNormal2"/>
     <w:tblPr>
       <w:tblStyleRowBandSize w:val="1"/>
@@ -28846,7 +28719,7 @@
       </w:tblCellMar>
     </w:tblPr>
   </w:style>
-  <w:style w:type="table" w:customStyle="1" w:styleId="a7">
+  <w:style w:type="table" w:styleId="a7" w:customStyle="1">
     <w:basedOn w:val="TableNormal2"/>
     <w:tblPr>
       <w:tblStyleRowBandSize w:val="1"/>
@@ -28859,7 +28732,7 @@
       </w:tblCellMar>
     </w:tblPr>
   </w:style>
-  <w:style w:type="table" w:customStyle="1" w:styleId="a8">
+  <w:style w:type="table" w:styleId="a8" w:customStyle="1">
     <w:basedOn w:val="TableNormal2"/>
     <w:tblPr>
       <w:tblStyleRowBandSize w:val="1"/>
@@ -28872,7 +28745,7 @@
       </w:tblCellMar>
     </w:tblPr>
   </w:style>
-  <w:style w:type="table" w:customStyle="1" w:styleId="a9">
+  <w:style w:type="table" w:styleId="a9" w:customStyle="1">
     <w:basedOn w:val="TableNormal2"/>
     <w:tblPr>
       <w:tblStyleRowBandSize w:val="1"/>
@@ -28883,7 +28756,7 @@
       </w:tblCellMar>
     </w:tblPr>
   </w:style>
-  <w:style w:type="table" w:customStyle="1" w:styleId="aa">
+  <w:style w:type="table" w:styleId="aa" w:customStyle="1">
     <w:basedOn w:val="TableNormal2"/>
     <w:tblPr>
       <w:tblStyleRowBandSize w:val="1"/>
@@ -28894,7 +28767,7 @@
       </w:tblCellMar>
     </w:tblPr>
   </w:style>
-  <w:style w:type="table" w:customStyle="1" w:styleId="ab">
+  <w:style w:type="table" w:styleId="ab" w:customStyle="1">
     <w:basedOn w:val="TableNormal2"/>
     <w:pPr>
       <w:spacing w:line="240" w:lineRule="auto"/>
@@ -28916,7 +28789,7 @@
       <w:shd w:val="clear" w:color="auto" w:fill="EDF2F8"/>
     </w:tcPr>
   </w:style>
-  <w:style w:type="table" w:customStyle="1" w:styleId="ac">
+  <w:style w:type="table" w:styleId="ac" w:customStyle="1">
     <w:basedOn w:val="TableNormal2"/>
     <w:pPr>
       <w:spacing w:line="240" w:lineRule="auto"/>
@@ -28938,7 +28811,7 @@
       <w:shd w:val="clear" w:color="auto" w:fill="EDF2F8"/>
     </w:tcPr>
   </w:style>
-  <w:style w:type="table" w:customStyle="1" w:styleId="ad">
+  <w:style w:type="table" w:styleId="ad" w:customStyle="1">
     <w:basedOn w:val="TableNormal2"/>
     <w:pPr>
       <w:spacing w:line="240" w:lineRule="auto"/>
@@ -28960,7 +28833,7 @@
       <w:shd w:val="clear" w:color="auto" w:fill="EDF2F8"/>
     </w:tcPr>
   </w:style>
-  <w:style w:type="table" w:customStyle="1" w:styleId="ae">
+  <w:style w:type="table" w:styleId="ae" w:customStyle="1">
     <w:basedOn w:val="TableNormal2"/>
     <w:pPr>
       <w:spacing w:line="240" w:lineRule="auto"/>
@@ -28982,7 +28855,7 @@
       <w:shd w:val="clear" w:color="auto" w:fill="EDF2F8"/>
     </w:tcPr>
   </w:style>
-  <w:style w:type="table" w:customStyle="1" w:styleId="af">
+  <w:style w:type="table" w:styleId="af" w:customStyle="1">
     <w:basedOn w:val="TableNormal2"/>
     <w:pPr>
       <w:spacing w:line="240" w:lineRule="auto"/>
@@ -29004,7 +28877,7 @@
       <w:shd w:val="clear" w:color="auto" w:fill="EDF2F8"/>
     </w:tcPr>
   </w:style>
-  <w:style w:type="table" w:customStyle="1" w:styleId="af0">
+  <w:style w:type="table" w:styleId="af0" w:customStyle="1">
     <w:basedOn w:val="TableNormal2"/>
     <w:pPr>
       <w:spacing w:line="240" w:lineRule="auto"/>
@@ -29026,7 +28899,7 @@
       <w:shd w:val="clear" w:color="auto" w:fill="EDF2F8"/>
     </w:tcPr>
   </w:style>
-  <w:style w:type="table" w:customStyle="1" w:styleId="af1">
+  <w:style w:type="table" w:styleId="af1" w:customStyle="1">
     <w:basedOn w:val="TableNormal2"/>
     <w:pPr>
       <w:spacing w:line="240" w:lineRule="auto"/>
@@ -29048,7 +28921,7 @@
       <w:shd w:val="clear" w:color="auto" w:fill="EDF2F8"/>
     </w:tcPr>
   </w:style>
-  <w:style w:type="table" w:customStyle="1" w:styleId="af2">
+  <w:style w:type="table" w:styleId="af2" w:customStyle="1">
     <w:basedOn w:val="TableNormal2"/>
     <w:pPr>
       <w:spacing w:line="240" w:lineRule="auto"/>
@@ -29070,7 +28943,7 @@
       <w:shd w:val="clear" w:color="auto" w:fill="EDF2F8"/>
     </w:tcPr>
   </w:style>
-  <w:style w:type="table" w:customStyle="1" w:styleId="af3">
+  <w:style w:type="table" w:styleId="af3" w:customStyle="1">
     <w:basedOn w:val="TableNormal2"/>
     <w:pPr>
       <w:spacing w:line="240" w:lineRule="auto"/>
@@ -29104,7 +28977,7 @@
       <w:shd w:val="clear" w:color="auto" w:fill="E1DFDD"/>
     </w:rPr>
   </w:style>
-  <w:style w:type="paragraph" w:customStyle="1" w:styleId="Default">
+  <w:style w:type="paragraph" w:styleId="Default" w:customStyle="1">
     <w:name w:val="Default"/>
     <w:rsid w:val="009614BB"/>
     <w:pPr>
@@ -29148,7 +29021,7 @@
       <w:spacing w:line="240" w:lineRule="auto"/>
     </w:pPr>
   </w:style>
-  <w:style w:type="paragraph" w:customStyle="1" w:styleId="paragraph">
+  <w:style w:type="paragraph" w:styleId="paragraph" w:customStyle="1">
     <w:name w:val="paragraph"/>
     <w:basedOn w:val="Normal"/>
     <w:rsid w:val="00553FC3"/>
@@ -29156,22 +29029,22 @@
       <w:spacing w:before="100" w:beforeAutospacing="1" w:after="100" w:afterAutospacing="1" w:line="240" w:lineRule="auto"/>
     </w:pPr>
     <w:rPr>
-      <w:rFonts w:ascii="Times New Roman" w:eastAsia="Times New Roman" w:hAnsi="Times New Roman" w:cs="Times New Roman"/>
+      <w:rFonts w:ascii="Times New Roman" w:hAnsi="Times New Roman" w:eastAsia="Times New Roman" w:cs="Times New Roman"/>
       <w:sz w:val="24"/>
       <w:szCs w:val="24"/>
     </w:rPr>
   </w:style>
-  <w:style w:type="character" w:customStyle="1" w:styleId="normaltextrun">
+  <w:style w:type="character" w:styleId="normaltextrun" w:customStyle="1">
     <w:name w:val="normaltextrun"/>
     <w:basedOn w:val="Fuentedeprrafopredeter"/>
     <w:rsid w:val="00553FC3"/>
   </w:style>
-  <w:style w:type="character" w:customStyle="1" w:styleId="eop">
+  <w:style w:type="character" w:styleId="eop" w:customStyle="1">
     <w:name w:val="eop"/>
     <w:basedOn w:val="Fuentedeprrafopredeter"/>
     <w:rsid w:val="00553FC3"/>
   </w:style>
-  <w:style w:type="paragraph" w:customStyle="1" w:styleId="my-2">
+  <w:style w:type="paragraph" w:styleId="my-2" w:customStyle="1">
     <w:name w:val="my-2"/>
     <w:basedOn w:val="Normal"/>
     <w:rsid w:val="007256A9"/>
@@ -29179,7 +29052,7 @@
       <w:spacing w:before="100" w:beforeAutospacing="1" w:after="100" w:afterAutospacing="1" w:line="240" w:lineRule="auto"/>
     </w:pPr>
     <w:rPr>
-      <w:rFonts w:ascii="Times New Roman" w:eastAsia="Times New Roman" w:hAnsi="Times New Roman" w:cs="Times New Roman"/>
+      <w:rFonts w:ascii="Times New Roman" w:hAnsi="Times New Roman" w:eastAsia="Times New Roman" w:cs="Times New Roman"/>
       <w:sz w:val="24"/>
       <w:szCs w:val="24"/>
     </w:rPr>
@@ -29197,7 +29070,7 @@
       <w:outlineLvl w:val="9"/>
     </w:pPr>
     <w:rPr>
-      <w:rFonts w:asciiTheme="majorHAnsi" w:eastAsiaTheme="majorEastAsia" w:hAnsiTheme="majorHAnsi" w:cstheme="majorBidi"/>
+      <w:rFonts w:asciiTheme="majorHAnsi" w:hAnsiTheme="majorHAnsi" w:eastAsiaTheme="majorEastAsia" w:cstheme="majorBidi"/>
       <w:color w:val="365F91" w:themeColor="accent1" w:themeShade="BF"/>
       <w:sz w:val="32"/>
       <w:szCs w:val="32"/>
@@ -29252,7 +29125,7 @@
       <w:bCs/>
     </w:rPr>
   </w:style>
-  <w:style w:type="character" w:customStyle="1" w:styleId="Ttulo1Car">
+  <w:style w:type="character" w:styleId="Ttulo1Car" w:customStyle="1">
     <w:name w:val="Título 1 Car"/>
     <w:basedOn w:val="Fuentedeprrafopredeter"/>
     <w:link w:val="Ttulo1"/>

--- a/fuentes/CF_04_33130244.docx
+++ b/fuentes/CF_04_33130244.docx
@@ -3713,8 +3713,7 @@
     <w:p>
       <w:pPr>
         <w:rPr>
-          <w:szCs w:val="20"/>
-          <w:lang w:val="es-ES_tradnl"/>
+          <w:lang w:val="es-ES"/>
         </w:rPr>
       </w:pPr>
       <w:r>
@@ -3916,10 +3915,8 @@
         <w:adjustRightInd w:val="0"/>
         <w:ind w:left="1985"/>
         <w:rPr>
-          <w:bCs/>
-          <w:color w:val="000000"/>
-          <w:szCs w:val="20"/>
-          <w:lang w:val="es-ES_tradnl"/>
+          <w:color w:val="000000"/>
+          <w:lang w:val="es-ES"/>
         </w:rPr>
       </w:pPr>
       <w:r>
@@ -7263,66 +7260,80 @@
     <w:p>
       <w:pPr>
         <w:pBdr>
-          <w:top w:val="nil"/>
-          <w:left w:val="nil"/>
-          <w:bottom w:val="nil"/>
-          <w:right w:val="nil"/>
-          <w:between w:val="nil"/>
+          <w:top w:val="nil" w:color="FF000000" w:sz="0" w:space="0"/>
+          <w:left w:val="nil" w:color="FF000000" w:sz="0" w:space="0"/>
+          <w:bottom w:val="nil" w:color="FF000000" w:sz="0" w:space="0"/>
+          <w:right w:val="nil" w:color="FF000000" w:sz="0" w:space="0"/>
+          <w:between w:val="nil" w:color="FF000000" w:sz="0" w:space="0"/>
         </w:pBdr>
         <w:jc w:val="both"/>
         <w:rPr>
           <w:color w:val="000000"/>
-          <w:lang w:val="es-ES_tradnl"/>
-        </w:rPr>
-      </w:pPr>
-      <w:r>
-        <w:rPr>
-          <w:color w:val="000000" w:themeColor="text1"/>
-          <w:lang w:val="es-ES_tradnl"/>
-        </w:rPr>
-        <w:t>En Colombia, la participación ciudadana y la garantía de la salud están estrechamente vinculadas, formando un todo indivisible. Esta relación se fundamenta al considerarla como un derecho humano y social</w:t>
-      </w:r>
-      <w:r>
-        <w:rPr>
-          <w:color w:val="000000" w:themeColor="text1"/>
-          <w:lang w:val="es-ES_tradnl"/>
-        </w:rPr>
-        <w:t xml:space="preserve">, un concepto que se consolidó en el Pacto Internacional de Derechos Económicos, Sociales y Culturales de 1966, el cual fue ratificado por Colombia en 1978. </w:t>
-      </w:r>
-      <w:r>
-        <w:rPr>
-          <w:color w:val="000000" w:themeColor="text1"/>
-          <w:lang w:val="es-ES_tradnl"/>
+          <w:lang w:val="es-ES"/>
+        </w:rPr>
+      </w:pPr>
+      <w:r>
+        <w:rPr>
+          <w:color w:val="000000" w:themeColor="text1" w:themeTint="FF" w:themeShade="FF"/>
+          <w:lang w:val="es-ES"/>
+        </w:rPr>
+        <w:t xml:space="preserve">En Colombia, la participación ciudadana y la garantía de la salud están estrechamente vinculadas, formando un todo indivisible. </w:t>
+      </w:r>
+      <w:r>
+        <w:rPr>
+          <w:color w:val="000000" w:themeColor="text1" w:themeTint="FF" w:themeShade="FF"/>
+          <w:lang w:val="es-ES"/>
+        </w:rPr>
+        <w:t>Esta relación se fundamenta al considerarla como un derecho humano y social</w:t>
+      </w:r>
+      <w:r>
+        <w:rPr>
+          <w:color w:val="000000" w:themeColor="text1" w:themeTint="FF" w:themeShade="FF"/>
+          <w:lang w:val="es-ES"/>
+        </w:rPr>
+        <w:t>, un concepto que se consolidó en el Pacto Internacional de Derechos Económicos, Sociales y Culturales de 1966, el cual fue ratificado por Colombia en 1978.</w:t>
+      </w:r>
+      <w:r>
+        <w:rPr>
+          <w:color w:val="000000" w:themeColor="text1" w:themeTint="FF" w:themeShade="FF"/>
+          <w:lang w:val="es-ES"/>
+        </w:rPr>
+        <w:t xml:space="preserve"> </w:t>
+      </w:r>
+      <w:r>
+        <w:rPr>
+          <w:color w:val="000000" w:themeColor="text1" w:themeTint="FF" w:themeShade="FF"/>
+          <w:lang w:val="es-ES"/>
         </w:rPr>
         <w:t xml:space="preserve">De acuerdo con lo establecido en la </w:t>
       </w:r>
       <w:bookmarkStart w:name="_Hlk214402774" w:id="11"/>
       <w:r>
         <w:rPr>
-          <w:color w:val="000000"/>
-          <w:lang w:val="es-ES_tradnl"/>
+          <w:color w:val="000000" w:themeColor="text1" w:themeTint="FF" w:themeShade="FF"/>
+          <w:lang w:val="es-ES"/>
         </w:rPr>
         <w:t xml:space="preserve">Resolución 2063 de 2017 </w:t>
       </w:r>
       <w:bookmarkEnd w:id="11"/>
       <w:r>
         <w:rPr>
-          <w:color w:val="000000"/>
-          <w:lang w:val="es-ES_tradnl"/>
+          <w:color w:val="000000" w:themeColor="text1" w:themeTint="FF" w:themeShade="FF"/>
+          <w:lang w:val="es-ES"/>
         </w:rPr>
         <w:t>l</w:t>
       </w:r>
       <w:r>
         <w:rPr>
-          <w:color w:val="000000" w:themeColor="text1"/>
-          <w:lang w:val="es-ES_tradnl"/>
+          <w:color w:val="000000" w:themeColor="text1" w:themeTint="FF" w:themeShade="FF"/>
+          <w:lang w:val="es-ES"/>
         </w:rPr>
         <w:t>a salud no es solo un servicio, sino una construcción social que refleja la importancia que una sociedad otorga al bienestar de sus ciudadanos. Este valor se ha plasmado en una serie de normas de obligatorio cumplimiento, lo que le otorga un carácter legal</w:t>
       </w:r>
       <w:r>
         <w:rPr>
-          <w:color w:val="000000" w:themeColor="text1"/>
-          <w:lang w:val="es-ES_tradnl"/>
+          <w:color w:val="000000" w:themeColor="text1" w:themeTint="FF" w:themeShade="FF"/>
+          <w:lang w:val="es-ES"/>
         </w:rPr>
         <w:t>.</w:t>
       </w:r>
@@ -9072,17 +9083,17 @@
     <w:p>
       <w:pPr>
         <w:pBdr>
-          <w:top w:val="nil"/>
-          <w:left w:val="nil"/>
-          <w:bottom w:val="nil"/>
-          <w:right w:val="nil"/>
-          <w:between w:val="nil"/>
+          <w:top w:val="nil" w:color="FF000000" w:sz="0" w:space="0"/>
+          <w:left w:val="nil" w:color="FF000000" w:sz="0" w:space="0"/>
+          <w:bottom w:val="nil" w:color="FF000000" w:sz="0" w:space="0"/>
+          <w:right w:val="nil" w:color="FF000000" w:sz="0" w:space="0"/>
+          <w:between w:val="nil" w:color="FF000000" w:sz="0" w:space="0"/>
         </w:pBdr>
         <w:ind w:left="1701"/>
         <w:jc w:val="both"/>
         <w:rPr>
           <w:color w:val="000000"/>
-          <w:lang w:val="es-ES_tradnl"/>
+          <w:lang w:val="es-ES"/>
         </w:rPr>
       </w:pPr>
       <w:r>
@@ -16411,7 +16422,7 @@
       <w:pPr>
         <w:rPr>
           <w:color w:val="000000" w:themeColor="text1"/>
-          <w:lang w:val="es-ES_tradnl"/>
+          <w:lang w:val="es-ES"/>
         </w:rPr>
       </w:pPr>
       <w:r>
